--- a/TS-Kramam/TS-5.4/TS 5.4 Sanskrit Krama Paatam Corrections.docx
+++ b/TS-Kramam/TS-5.4/TS 5.4 Sanskrit Krama Paatam Corrections.docx
@@ -1,7 +1,2890 @@
 
 <file path=word/document.xml><?xml version="1.0" encoding="utf-8"?>
-<w:document xmlns:wpc="http://schemas.microsoft.com/office/word/2010/wordprocessingCanvas" xmlns:cx="http://schemas.microsoft.com/office/drawing/2014/chartex" xmlns:cx1="http://schemas.microsoft.com/office/drawing/2015/9/8/chartex" xmlns:mc="http://schemas.openxmlformats.org/markup-compatibility/2006" xmlns:o="urn:schemas-microsoft-com:office:office" xmlns:r="http://schemas.openxmlformats.org/officeDocument/2006/relationships" xmlns:m="http://schemas.openxmlformats.org/officeDocument/2006/math" xmlns:v="urn:schemas-microsoft-com:vml" xmlns:wp14="http://schemas.microsoft.com/office/word/2010/wordprocessingDrawing" xmlns:wp="http://schemas.openxmlformats.org/drawingml/2006/wordprocessingDrawing" xmlns:w10="urn:schemas-microsoft-com:office:word" xmlns:w="http://schemas.openxmlformats.org/wordprocessingml/2006/main" xmlns:w14="http://schemas.microsoft.com/office/word/2010/wordml" xmlns:w15="http://schemas.microsoft.com/office/word/2012/wordml" xmlns:w16se="http://schemas.microsoft.com/office/word/2015/wordml/symex" xmlns:wpg="http://schemas.microsoft.com/office/word/2010/wordprocessingGroup" xmlns:wpi="http://schemas.microsoft.com/office/word/2010/wordprocessingInk" xmlns:wne="http://schemas.microsoft.com/office/word/2006/wordml" xmlns:wps="http://schemas.microsoft.com/office/word/2010/wordprocessingShape" mc:Ignorable="w14 w15 w16se wp14">
+<w:document xmlns:wpc="http://schemas.microsoft.com/office/word/2010/wordprocessingCanvas" xmlns:cx="http://schemas.microsoft.com/office/drawing/2014/chartex" xmlns:cx1="http://schemas.microsoft.com/office/drawing/2015/9/8/chartex" xmlns:cx2="http://schemas.microsoft.com/office/drawing/2015/10/21/chartex" xmlns:cx3="http://schemas.microsoft.com/office/drawing/2016/5/9/chartex" xmlns:cx4="http://schemas.microsoft.com/office/drawing/2016/5/10/chartex" xmlns:cx5="http://schemas.microsoft.com/office/drawing/2016/5/11/chartex" xmlns:cx6="http://schemas.microsoft.com/office/drawing/2016/5/12/chartex" xmlns:cx7="http://schemas.microsoft.com/office/drawing/2016/5/13/chartex" xmlns:cx8="http://schemas.microsoft.com/office/drawing/2016/5/14/chartex" xmlns:mc="http://schemas.openxmlformats.org/markup-compatibility/2006" xmlns:aink="http://schemas.microsoft.com/office/drawing/2016/ink" xmlns:am3d="http://schemas.microsoft.com/office/drawing/2017/model3d" xmlns:o="urn:schemas-microsoft-com:office:office" xmlns:oel="http://schemas.microsoft.com/office/2019/extlst" xmlns:r="http://schemas.openxmlformats.org/officeDocument/2006/relationships" xmlns:m="http://schemas.openxmlformats.org/officeDocument/2006/math" xmlns:v="urn:schemas-microsoft-com:vml" xmlns:wp14="http://schemas.microsoft.com/office/word/2010/wordprocessingDrawing" xmlns:wp="http://schemas.openxmlformats.org/drawingml/2006/wordprocessingDrawing" xmlns:w10="urn:schemas-microsoft-com:office:word" xmlns:w="http://schemas.openxmlformats.org/wordprocessingml/2006/main" xmlns:w14="http://schemas.microsoft.com/office/word/2010/wordml" xmlns:w15="http://schemas.microsoft.com/office/word/2012/wordml" xmlns:w16cex="http://schemas.microsoft.com/office/word/2018/wordml/cex" xmlns:w16cid="http://schemas.microsoft.com/office/word/2016/wordml/cid" xmlns:w16="http://schemas.microsoft.com/office/word/2018/wordml" xmlns:w16du="http://schemas.microsoft.com/office/word/2023/wordml/word16du" xmlns:w16sdtdh="http://schemas.microsoft.com/office/word/2020/wordml/sdtdatahash" xmlns:w16sdtfl="http://schemas.microsoft.com/office/word/2024/wordml/sdtformatlock" xmlns:w16se="http://schemas.microsoft.com/office/word/2015/wordml/symex" xmlns:wpg="http://schemas.microsoft.com/office/word/2010/wordprocessingGroup" xmlns:wpi="http://schemas.microsoft.com/office/word/2010/wordprocessingInk" xmlns:wne="http://schemas.microsoft.com/office/word/2006/wordml" xmlns:wps="http://schemas.microsoft.com/office/word/2010/wordprocessingShape" mc:Ignorable="w14 w15 w16se w16cid w16 w16cex w16sdtdh w16sdtfl w16du wp14">
   <w:body>
+    <w:p>
+      <w:pPr>
+        <w:jc w:val="center"/>
+        <w:rPr>
+          <w:b/>
+          <w:bCs/>
+          <w:sz w:val="32"/>
+          <w:szCs w:val="32"/>
+          <w:u w:val="single"/>
+        </w:rPr>
+      </w:pPr>
+      <w:r>
+        <w:rPr>
+          <w:b/>
+          <w:bCs/>
+          <w:sz w:val="32"/>
+          <w:szCs w:val="32"/>
+          <w:u w:val="single"/>
+        </w:rPr>
+        <w:t xml:space="preserve">TS </w:t>
+      </w:r>
+      <w:r>
+        <w:rPr>
+          <w:b/>
+          <w:bCs/>
+          <w:sz w:val="32"/>
+          <w:szCs w:val="32"/>
+          <w:u w:val="single"/>
+        </w:rPr>
+        <w:t>Krama</w:t>
+      </w:r>
+      <w:r>
+        <w:rPr>
+          <w:b/>
+          <w:bCs/>
+          <w:sz w:val="32"/>
+          <w:szCs w:val="32"/>
+          <w:u w:val="single"/>
+        </w:rPr>
+        <w:t xml:space="preserve"> Paatam – TS </w:t>
+      </w:r>
+      <w:r>
+        <w:rPr>
+          <w:b/>
+          <w:bCs/>
+          <w:sz w:val="32"/>
+          <w:szCs w:val="32"/>
+          <w:u w:val="single"/>
+        </w:rPr>
+        <w:t>5.4 Sanskrit</w:t>
+      </w:r>
+      <w:r>
+        <w:rPr>
+          <w:b/>
+          <w:bCs/>
+          <w:sz w:val="32"/>
+          <w:szCs w:val="32"/>
+          <w:u w:val="single"/>
+        </w:rPr>
+        <w:t xml:space="preserve"> Corrections –</w:t>
+      </w:r>
+      <w:r>
+        <w:rPr>
+          <w:b/>
+          <w:bCs/>
+          <w:sz w:val="32"/>
+          <w:szCs w:val="32"/>
+          <w:u w:val="single"/>
+        </w:rPr>
+        <w:t xml:space="preserve"> </w:t>
+      </w:r>
+      <w:r>
+        <w:rPr>
+          <w:b/>
+          <w:bCs/>
+          <w:sz w:val="32"/>
+          <w:szCs w:val="32"/>
+          <w:u w:val="single"/>
+        </w:rPr>
+        <w:t xml:space="preserve">Observed till </w:t>
+      </w:r>
+      <w:r>
+        <w:rPr>
+          <w:b/>
+          <w:bCs/>
+          <w:sz w:val="32"/>
+          <w:szCs w:val="32"/>
+          <w:highlight w:val="red"/>
+          <w:u w:val="single"/>
+        </w:rPr>
+        <w:t>?????</w:t>
+      </w:r>
+    </w:p>
+    <w:p>
+      <w:pPr>
+        <w:spacing w:before="0" w:line="240" w:lineRule="auto"/>
+        <w:jc w:val="center"/>
+        <w:rPr>
+          <w:b/>
+          <w:bCs/>
+        </w:rPr>
+      </w:pPr>
+      <w:r>
+        <w:rPr>
+          <w:b/>
+          <w:bCs/>
+        </w:rPr>
+        <w:t>(ignore those which are already incorporated in your book’s version and date)</w:t>
+      </w:r>
+    </w:p>
+    <w:tbl>
+      <w:tblPr>
+        <w:tblW w:w="14400" w:type="dxa"/>
+        <w:tblInd w:w="-797" w:type="dxa"/>
+        <w:tblBorders>
+          <w:top w:val="single" w:sz="4" w:space="0" w:color="000000"/>
+          <w:left w:val="single" w:sz="4" w:space="0" w:color="000000"/>
+          <w:bottom w:val="single" w:sz="4" w:space="0" w:color="000000"/>
+          <w:right w:val="single" w:sz="4" w:space="0" w:color="000000"/>
+          <w:insideH w:val="single" w:sz="4" w:space="0" w:color="000000"/>
+          <w:insideV w:val="single" w:sz="4" w:space="0" w:color="000000"/>
+        </w:tblBorders>
+        <w:tblLook w:val="04A0" w:firstRow="1" w:lastRow="0" w:firstColumn="1" w:lastColumn="0" w:noHBand="0" w:noVBand="1"/>
+      </w:tblPr>
+      <w:tblGrid>
+        <w:gridCol w:w="3907"/>
+        <w:gridCol w:w="5105"/>
+        <w:gridCol w:w="5388"/>
+      </w:tblGrid>
+      <w:tr>
+        <w:tc>
+          <w:tcPr>
+            <w:tcW w:w="3907" w:type="dxa"/>
+          </w:tcPr>
+          <w:p>
+            <w:pPr>
+              <w:spacing w:before="0" w:line="240" w:lineRule="auto"/>
+              <w:jc w:val="center"/>
+              <w:rPr>
+                <w:b/>
+                <w:bCs/>
+                <w:sz w:val="32"/>
+                <w:szCs w:val="32"/>
+              </w:rPr>
+            </w:pPr>
+            <w:r>
+              <w:rPr>
+                <w:b/>
+                <w:bCs/>
+                <w:sz w:val="32"/>
+                <w:szCs w:val="32"/>
+              </w:rPr>
+              <w:t>Section, Paragraph</w:t>
+            </w:r>
+          </w:p>
+          <w:p>
+            <w:pPr>
+              <w:spacing w:before="0" w:line="240" w:lineRule="auto"/>
+              <w:jc w:val="center"/>
+              <w:rPr>
+                <w:b/>
+                <w:bCs/>
+                <w:sz w:val="32"/>
+                <w:szCs w:val="32"/>
+              </w:rPr>
+            </w:pPr>
+            <w:r>
+              <w:rPr>
+                <w:b/>
+                <w:bCs/>
+                <w:sz w:val="32"/>
+                <w:szCs w:val="32"/>
+              </w:rPr>
+              <w:t>Reference</w:t>
+            </w:r>
+          </w:p>
+        </w:tc>
+        <w:tc>
+          <w:tcPr>
+            <w:tcW w:w="5105" w:type="dxa"/>
+          </w:tcPr>
+          <w:p>
+            <w:pPr>
+              <w:spacing w:before="0" w:line="240" w:lineRule="auto"/>
+              <w:jc w:val="center"/>
+              <w:rPr>
+                <w:b/>
+                <w:bCs/>
+                <w:sz w:val="32"/>
+                <w:szCs w:val="32"/>
+              </w:rPr>
+            </w:pPr>
+            <w:r>
+              <w:rPr>
+                <w:b/>
+                <w:bCs/>
+                <w:sz w:val="32"/>
+                <w:szCs w:val="32"/>
+              </w:rPr>
+              <w:t>As Printed</w:t>
+            </w:r>
+          </w:p>
+        </w:tc>
+        <w:tc>
+          <w:tcPr>
+            <w:tcW w:w="5388" w:type="dxa"/>
+          </w:tcPr>
+          <w:p>
+            <w:pPr>
+              <w:spacing w:before="0" w:line="240" w:lineRule="auto"/>
+              <w:ind w:right="-18"/>
+              <w:jc w:val="center"/>
+              <w:rPr>
+                <w:b/>
+                <w:bCs/>
+                <w:sz w:val="32"/>
+                <w:szCs w:val="32"/>
+              </w:rPr>
+            </w:pPr>
+            <w:r>
+              <w:rPr>
+                <w:b/>
+                <w:bCs/>
+                <w:sz w:val="32"/>
+                <w:szCs w:val="32"/>
+              </w:rPr>
+              <w:t>To be read as or corrected as</w:t>
+            </w:r>
+          </w:p>
+        </w:tc>
+      </w:tr>
+      <w:tr>
+        <w:trPr>
+          <w:trHeight w:val="3230"/>
+        </w:trPr>
+        <w:tc>
+          <w:tcPr>
+            <w:tcW w:w="3907" w:type="dxa"/>
+          </w:tcPr>
+          <w:p>
+            <w:pPr>
+              <w:widowControl w:val="0"/>
+              <w:tabs>
+                <w:tab w:val="left" w:pos="993"/>
+              </w:tabs>
+              <w:autoSpaceDE w:val="0"/>
+              <w:autoSpaceDN w:val="0"/>
+              <w:adjustRightInd w:val="0"/>
+              <w:spacing w:before="0" w:line="240" w:lineRule="auto"/>
+              <w:ind w:right="297"/>
+              <w:rPr>
+                <w:rFonts w:cs="Arial"/>
+                <w:b/>
+                <w:color w:val="000000"/>
+                <w:sz w:val="28"/>
+                <w:szCs w:val="32"/>
+              </w:rPr>
+            </w:pPr>
+            <w:r>
+              <w:rPr>
+                <w:rFonts w:cs="Arial"/>
+                <w:b/>
+                <w:color w:val="000000"/>
+                <w:sz w:val="28"/>
+                <w:szCs w:val="32"/>
+              </w:rPr>
+              <w:t>T.S.5.</w:t>
+            </w:r>
+            <w:r>
+              <w:rPr>
+                <w:rFonts w:cs="Arial"/>
+                <w:b/>
+                <w:color w:val="000000"/>
+                <w:sz w:val="28"/>
+                <w:szCs w:val="32"/>
+              </w:rPr>
+              <w:t>4.4.4</w:t>
+            </w:r>
+            <w:r>
+              <w:rPr>
+                <w:rFonts w:cs="Arial"/>
+                <w:b/>
+                <w:color w:val="000000"/>
+                <w:sz w:val="28"/>
+                <w:szCs w:val="32"/>
+              </w:rPr>
+              <w:t xml:space="preserve"> – Kramam</w:t>
+            </w:r>
+          </w:p>
+          <w:p>
+            <w:pPr>
+              <w:widowControl w:val="0"/>
+              <w:tabs>
+                <w:tab w:val="left" w:pos="993"/>
+              </w:tabs>
+              <w:autoSpaceDE w:val="0"/>
+              <w:autoSpaceDN w:val="0"/>
+              <w:adjustRightInd w:val="0"/>
+              <w:spacing w:before="0" w:line="240" w:lineRule="auto"/>
+              <w:ind w:right="297"/>
+              <w:rPr>
+                <w:rFonts w:cs="Arial"/>
+                <w:b/>
+                <w:color w:val="000000"/>
+                <w:sz w:val="22"/>
+                <w:szCs w:val="24"/>
+                <w:lang w:val="en-IN"/>
+              </w:rPr>
+            </w:pPr>
+            <w:r>
+              <w:rPr>
+                <w:rFonts w:cs="Arial"/>
+                <w:b/>
+                <w:color w:val="000000"/>
+                <w:sz w:val="22"/>
+                <w:szCs w:val="24"/>
+                <w:lang w:val="en-IN"/>
+              </w:rPr>
+              <w:t xml:space="preserve">Krama Vaakyam No.– </w:t>
+            </w:r>
+            <w:r>
+              <w:rPr>
+                <w:rFonts w:cs="Arial"/>
+                <w:b/>
+                <w:color w:val="000000"/>
+                <w:sz w:val="22"/>
+                <w:szCs w:val="24"/>
+                <w:lang w:val="en-IN"/>
+              </w:rPr>
+              <w:t>3</w:t>
+            </w:r>
+            <w:r>
+              <w:rPr>
+                <w:rFonts w:cs="Arial"/>
+                <w:b/>
+                <w:color w:val="000000"/>
+                <w:sz w:val="22"/>
+                <w:szCs w:val="24"/>
+                <w:lang w:val="en-IN"/>
+              </w:rPr>
+              <w:t>1</w:t>
+            </w:r>
+            <w:r>
+              <w:rPr>
+                <w:rFonts w:cs="Arial"/>
+                <w:b/>
+                <w:color w:val="000000"/>
+                <w:sz w:val="22"/>
+                <w:szCs w:val="24"/>
+                <w:lang w:val="en-IN"/>
+              </w:rPr>
+              <w:t>,33,34</w:t>
+            </w:r>
+          </w:p>
+          <w:p>
+            <w:pPr>
+              <w:widowControl w:val="0"/>
+              <w:tabs>
+                <w:tab w:val="left" w:pos="993"/>
+              </w:tabs>
+              <w:autoSpaceDE w:val="0"/>
+              <w:autoSpaceDN w:val="0"/>
+              <w:adjustRightInd w:val="0"/>
+              <w:spacing w:before="0" w:line="240" w:lineRule="auto"/>
+              <w:ind w:right="297"/>
+              <w:rPr>
+                <w:rFonts w:cs="Arial"/>
+                <w:b/>
+                <w:color w:val="000000"/>
+                <w:sz w:val="28"/>
+                <w:szCs w:val="32"/>
+                <w:lang w:val="it-IT"/>
+              </w:rPr>
+            </w:pPr>
+            <w:r>
+              <w:rPr>
+                <w:rFonts w:cs="Arial"/>
+                <w:b/>
+                <w:color w:val="000000"/>
+                <w:sz w:val="28"/>
+                <w:szCs w:val="32"/>
+                <w:lang w:val="it-IT"/>
+              </w:rPr>
+              <w:t>Panchaati No</w:t>
+            </w:r>
+            <w:r>
+              <w:rPr>
+                <w:rFonts w:cs="Arial"/>
+                <w:b/>
+                <w:color w:val="000000"/>
+                <w:szCs w:val="32"/>
+                <w:lang w:val="it-IT"/>
+              </w:rPr>
+              <w:t xml:space="preserve">. - </w:t>
+            </w:r>
+            <w:r>
+              <w:rPr>
+                <w:rFonts w:cs="Arial"/>
+                <w:b/>
+                <w:color w:val="000000"/>
+                <w:sz w:val="28"/>
+                <w:szCs w:val="32"/>
+                <w:lang w:val="it-IT"/>
+              </w:rPr>
+              <w:t>17</w:t>
+            </w:r>
+          </w:p>
+        </w:tc>
+        <w:tc>
+          <w:tcPr>
+            <w:tcW w:w="5105" w:type="dxa"/>
+          </w:tcPr>
+          <w:p>
+            <w:pPr>
+              <w:widowControl w:val="0"/>
+              <w:autoSpaceDE w:val="0"/>
+              <w:autoSpaceDN w:val="0"/>
+              <w:adjustRightInd w:val="0"/>
+              <w:spacing w:before="0" w:line="240" w:lineRule="auto"/>
+              <w:rPr>
+                <w:rFonts w:ascii="BRH Devanagari Extra" w:hAnsi="BRH Devanagari Extra" w:cs="BRH Devanagari Extra"/>
+                <w:color w:val="000000"/>
+                <w:sz w:val="40"/>
+                <w:szCs w:val="40"/>
+                <w:lang w:val="it-IT" w:bidi="ml-IN"/>
+              </w:rPr>
+            </w:pPr>
+            <w:r>
+              <w:rPr>
+                <w:rFonts w:ascii="BRH Devanagari Extra" w:hAnsi="BRH Devanagari Extra" w:cs="BRH Devanagari Extra"/>
+                <w:color w:val="000000"/>
+                <w:sz w:val="40"/>
+                <w:szCs w:val="40"/>
+                <w:lang w:val="it-IT" w:bidi="ml-IN"/>
+              </w:rPr>
+              <w:t>M×ü</w:t>
+            </w:r>
+            <w:r>
+              <w:rPr>
+                <w:rFonts w:ascii="BRH Malayalam Extra" w:hAnsi="BRH Malayalam Extra" w:cs="BRH Devanagari Extra"/>
+                <w:b/>
+                <w:color w:val="000000"/>
+                <w:sz w:val="32"/>
+                <w:szCs w:val="40"/>
+                <w:lang w:val="it-IT" w:bidi="ml-IN"/>
+              </w:rPr>
+              <w:t>–</w:t>
+            </w:r>
+            <w:r>
+              <w:rPr>
+                <w:rFonts w:ascii="BRH Devanagari Extra" w:hAnsi="BRH Devanagari Extra" w:cs="BRH Devanagari Extra"/>
+                <w:color w:val="000000"/>
+                <w:sz w:val="40"/>
+                <w:szCs w:val="40"/>
+                <w:lang w:val="it-IT" w:bidi="ml-IN"/>
+              </w:rPr>
+              <w:t>whÉÉ</w:t>
+            </w:r>
+            <w:r>
+              <w:rPr>
+                <w:rFonts w:ascii="BRH Malayalam Extra" w:hAnsi="BRH Malayalam Extra" w:cs="BRH Devanagari Extra"/>
+                <w:b/>
+                <w:color w:val="000000"/>
+                <w:sz w:val="32"/>
+                <w:szCs w:val="40"/>
+                <w:lang w:val="it-IT" w:bidi="ml-IN"/>
+              </w:rPr>
+              <w:t>–</w:t>
+            </w:r>
+            <w:r>
+              <w:rPr>
+                <w:rFonts w:ascii="BRH Devanagari Extra" w:hAnsi="BRH Devanagari Extra" w:cs="BRH Devanagari Extra"/>
+                <w:color w:val="000000"/>
+                <w:sz w:val="40"/>
+                <w:szCs w:val="40"/>
+                <w:lang w:val="it-IT" w:bidi="ml-IN"/>
+              </w:rPr>
+              <w:t>ÎeÉ</w:t>
+            </w:r>
+            <w:r>
+              <w:rPr>
+                <w:rFonts w:ascii="BRH Malayalam Extra" w:hAnsi="BRH Malayalam Extra" w:cs="BRH Devanagari Extra"/>
+                <w:b/>
+                <w:color w:val="000000"/>
+                <w:sz w:val="32"/>
+                <w:szCs w:val="40"/>
+                <w:lang w:val="it-IT" w:bidi="ml-IN"/>
+              </w:rPr>
+              <w:t>–</w:t>
+            </w:r>
+            <w:r>
+              <w:rPr>
+                <w:rFonts w:ascii="BRH Devanagari Extra" w:hAnsi="BRH Devanagari Extra" w:cs="BRH Devanagari Extra"/>
+                <w:color w:val="000000"/>
+                <w:sz w:val="40"/>
+                <w:szCs w:val="40"/>
+                <w:lang w:val="it-IT" w:bidi="ml-IN"/>
+              </w:rPr>
+              <w:t>lÉqÉç MüÉ</w:t>
+            </w:r>
+            <w:r>
+              <w:rPr>
+                <w:rFonts w:ascii="BRH Devanagari Extra" w:hAnsi="BRH Devanagari Extra" w:cs="BRH Devanagari Extra"/>
+                <w:color w:val="000000"/>
+                <w:sz w:val="40"/>
+                <w:szCs w:val="40"/>
+                <w:highlight w:val="yellow"/>
+                <w:lang w:val="it-IT" w:bidi="ml-IN"/>
+              </w:rPr>
+              <w:t>Uç.</w:t>
+            </w:r>
+            <w:r>
+              <w:rPr>
+                <w:rFonts w:ascii="BRH Devanagari Extra" w:hAnsi="BRH Devanagari Extra" w:cs="BRH Devanagari Extra"/>
+                <w:color w:val="000000"/>
+                <w:sz w:val="40"/>
+                <w:szCs w:val="40"/>
+                <w:lang w:val="it-IT" w:bidi="ml-IN"/>
+              </w:rPr>
+              <w:t xml:space="preserve">whÉÏÿ | </w:t>
+            </w:r>
+          </w:p>
+          <w:p>
+            <w:pPr>
+              <w:widowControl w:val="0"/>
+              <w:autoSpaceDE w:val="0"/>
+              <w:autoSpaceDN w:val="0"/>
+              <w:adjustRightInd w:val="0"/>
+              <w:spacing w:before="0" w:line="240" w:lineRule="auto"/>
+              <w:rPr>
+                <w:rFonts w:ascii="BRH Devanagari Extra" w:hAnsi="BRH Devanagari Extra" w:cs="BRH Devanagari Extra"/>
+                <w:color w:val="000000"/>
+                <w:sz w:val="40"/>
+                <w:szCs w:val="40"/>
+                <w:lang w:val="it-IT" w:bidi="ml-IN"/>
+              </w:rPr>
+            </w:pPr>
+            <w:r>
+              <w:rPr>
+                <w:rFonts w:ascii="BRH Devanagari Extra" w:hAnsi="BRH Devanagari Extra" w:cs="BRH Devanagari Extra"/>
+                <w:color w:val="000000"/>
+                <w:sz w:val="40"/>
+                <w:szCs w:val="40"/>
+                <w:lang w:val="it-IT" w:bidi="ml-IN"/>
+              </w:rPr>
+              <w:t>M×ü</w:t>
+            </w:r>
+            <w:r>
+              <w:rPr>
+                <w:rFonts w:ascii="BRH Malayalam Extra" w:hAnsi="BRH Malayalam Extra" w:cs="BRH Devanagari Extra"/>
+                <w:b/>
+                <w:color w:val="000000"/>
+                <w:sz w:val="32"/>
+                <w:szCs w:val="40"/>
+                <w:lang w:val="it-IT" w:bidi="ml-IN"/>
+              </w:rPr>
+              <w:t>–</w:t>
+            </w:r>
+            <w:r>
+              <w:rPr>
+                <w:rFonts w:ascii="BRH Devanagari Extra" w:hAnsi="BRH Devanagari Extra" w:cs="BRH Devanagari Extra"/>
+                <w:color w:val="000000"/>
+                <w:sz w:val="40"/>
+                <w:szCs w:val="40"/>
+                <w:lang w:val="it-IT" w:bidi="ml-IN"/>
+              </w:rPr>
+              <w:t>whÉÉ</w:t>
+            </w:r>
+            <w:r>
+              <w:rPr>
+                <w:rFonts w:ascii="BRH Malayalam Extra" w:hAnsi="BRH Malayalam Extra" w:cs="BRH Devanagari Extra"/>
+                <w:b/>
+                <w:color w:val="000000"/>
+                <w:sz w:val="32"/>
+                <w:szCs w:val="40"/>
+                <w:lang w:val="it-IT" w:bidi="ml-IN"/>
+              </w:rPr>
+              <w:t>–</w:t>
+            </w:r>
+            <w:r>
+              <w:rPr>
+                <w:rFonts w:ascii="BRH Devanagari Extra" w:hAnsi="BRH Devanagari Extra" w:cs="BRH Devanagari Extra"/>
+                <w:color w:val="000000"/>
+                <w:sz w:val="40"/>
+                <w:szCs w:val="40"/>
+                <w:lang w:val="it-IT" w:bidi="ml-IN"/>
+              </w:rPr>
+              <w:t>ÎeÉ</w:t>
+            </w:r>
+            <w:r>
+              <w:rPr>
+                <w:rFonts w:ascii="BRH Malayalam Extra" w:hAnsi="BRH Malayalam Extra" w:cs="BRH Devanagari Extra"/>
+                <w:b/>
+                <w:color w:val="000000"/>
+                <w:sz w:val="32"/>
+                <w:szCs w:val="40"/>
+                <w:lang w:val="it-IT" w:bidi="ml-IN"/>
+              </w:rPr>
+              <w:t>–</w:t>
+            </w:r>
+            <w:r>
+              <w:rPr>
+                <w:rFonts w:ascii="BRH Devanagari Extra" w:hAnsi="BRH Devanagari Extra" w:cs="BRH Devanagari Extra"/>
+                <w:color w:val="000000"/>
+                <w:sz w:val="40"/>
+                <w:szCs w:val="40"/>
+                <w:lang w:val="it-IT" w:bidi="ml-IN"/>
+              </w:rPr>
+              <w:t>lÉÍqÉÌiÉþ M×üwhÉ - A</w:t>
+            </w:r>
+            <w:r>
+              <w:rPr>
+                <w:rFonts w:ascii="BRH Malayalam Extra" w:hAnsi="BRH Malayalam Extra" w:cs="BRH Devanagari Extra"/>
+                <w:b/>
+                <w:color w:val="000000"/>
+                <w:sz w:val="32"/>
+                <w:szCs w:val="40"/>
+                <w:lang w:val="it-IT" w:bidi="ml-IN"/>
+              </w:rPr>
+              <w:t>–</w:t>
+            </w:r>
+            <w:r>
+              <w:rPr>
+                <w:rFonts w:ascii="BRH Devanagari Extra" w:hAnsi="BRH Devanagari Extra" w:cs="BRH Devanagari Extra"/>
+                <w:color w:val="000000"/>
+                <w:sz w:val="40"/>
+                <w:szCs w:val="40"/>
+                <w:lang w:val="it-IT" w:bidi="ml-IN"/>
+              </w:rPr>
+              <w:t>ÎeÉ</w:t>
+            </w:r>
+            <w:r>
+              <w:rPr>
+                <w:rFonts w:ascii="BRH Malayalam Extra" w:hAnsi="BRH Malayalam Extra" w:cs="BRH Devanagari Extra"/>
+                <w:b/>
+                <w:color w:val="000000"/>
+                <w:sz w:val="32"/>
+                <w:szCs w:val="40"/>
+                <w:lang w:val="it-IT" w:bidi="ml-IN"/>
+              </w:rPr>
+              <w:t>–</w:t>
+            </w:r>
+            <w:r>
+              <w:rPr>
+                <w:rFonts w:ascii="BRH Devanagari Extra" w:hAnsi="BRH Devanagari Extra" w:cs="BRH Devanagari Extra"/>
+                <w:color w:val="000000"/>
+                <w:sz w:val="40"/>
+                <w:szCs w:val="40"/>
+                <w:lang w:val="it-IT" w:bidi="ml-IN"/>
+              </w:rPr>
+              <w:t>lÉqÉç | MüÉ</w:t>
+            </w:r>
+            <w:r>
+              <w:rPr>
+                <w:rFonts w:ascii="BRH Devanagari Extra" w:hAnsi="BRH Devanagari Extra" w:cs="BRH Devanagari Extra"/>
+                <w:color w:val="000000"/>
+                <w:sz w:val="40"/>
+                <w:szCs w:val="40"/>
+                <w:highlight w:val="yellow"/>
+                <w:lang w:val="it-IT" w:bidi="ml-IN"/>
+              </w:rPr>
+              <w:t>Uç.</w:t>
+            </w:r>
+            <w:r>
+              <w:rPr>
+                <w:rFonts w:ascii="BRH Devanagari Extra" w:hAnsi="BRH Devanagari Extra" w:cs="BRH Devanagari Extra"/>
+                <w:color w:val="000000"/>
+                <w:sz w:val="40"/>
+                <w:szCs w:val="40"/>
+                <w:lang w:val="it-IT" w:bidi="ml-IN"/>
+              </w:rPr>
+              <w:t>whÉÏþ EmÉÉ</w:t>
+            </w:r>
+            <w:r>
+              <w:rPr>
+                <w:rFonts w:ascii="BRH Malayalam Extra" w:hAnsi="BRH Malayalam Extra" w:cs="BRH Devanagari Extra"/>
+                <w:b/>
+                <w:color w:val="000000"/>
+                <w:sz w:val="32"/>
+                <w:szCs w:val="40"/>
+                <w:lang w:val="it-IT" w:bidi="ml-IN"/>
+              </w:rPr>
+              <w:t>–</w:t>
+            </w:r>
+            <w:r>
+              <w:rPr>
+                <w:rFonts w:ascii="BRH Devanagari Extra" w:hAnsi="BRH Devanagari Extra" w:cs="BRH Devanagari Extra"/>
+                <w:color w:val="000000"/>
+                <w:sz w:val="40"/>
+                <w:szCs w:val="40"/>
+                <w:lang w:val="it-IT" w:bidi="ml-IN"/>
+              </w:rPr>
+              <w:t xml:space="preserve">lÉWûÉæÿ | </w:t>
+            </w:r>
+          </w:p>
+          <w:p>
+            <w:pPr>
+              <w:widowControl w:val="0"/>
+              <w:autoSpaceDE w:val="0"/>
+              <w:autoSpaceDN w:val="0"/>
+              <w:adjustRightInd w:val="0"/>
+              <w:spacing w:before="0" w:line="240" w:lineRule="auto"/>
+              <w:rPr>
+                <w:rFonts w:ascii="BRH Malayalam Extra" w:hAnsi="BRH Malayalam Extra" w:cs="BRH Malayalam Extra"/>
+                <w:color w:val="000000"/>
+                <w:sz w:val="36"/>
+                <w:szCs w:val="40"/>
+                <w:lang w:val="it-IT"/>
+              </w:rPr>
+            </w:pPr>
+            <w:r>
+              <w:rPr>
+                <w:rFonts w:ascii="BRH Devanagari Extra" w:hAnsi="BRH Devanagari Extra" w:cs="BRH Devanagari Extra"/>
+                <w:color w:val="000000"/>
+                <w:sz w:val="40"/>
+                <w:szCs w:val="40"/>
+                <w:lang w:val="it-IT" w:bidi="ml-IN"/>
+              </w:rPr>
+              <w:t>MüÉ</w:t>
+            </w:r>
+            <w:r>
+              <w:rPr>
+                <w:rFonts w:ascii="BRH Devanagari Extra" w:hAnsi="BRH Devanagari Extra" w:cs="BRH Devanagari Extra"/>
+                <w:color w:val="000000"/>
+                <w:sz w:val="40"/>
+                <w:szCs w:val="40"/>
+                <w:highlight w:val="yellow"/>
+                <w:lang w:val="it-IT" w:bidi="ml-IN"/>
+              </w:rPr>
+              <w:t>Uç</w:t>
+            </w:r>
+            <w:r>
+              <w:rPr>
+                <w:rFonts w:ascii="BRH Devanagari Extra" w:hAnsi="BRH Devanagari Extra" w:cs="BRH Devanagari Extra"/>
+                <w:color w:val="000000"/>
+                <w:sz w:val="40"/>
+                <w:szCs w:val="40"/>
+                <w:lang w:val="it-IT" w:bidi="ml-IN"/>
+              </w:rPr>
+              <w:t>.whÉÏ</w:t>
+            </w:r>
+            <w:r>
+              <w:rPr>
+                <w:rFonts w:ascii="BRH Malayalam Extra" w:hAnsi="BRH Malayalam Extra" w:cs="BRH Devanagari Extra"/>
+                <w:b/>
+                <w:color w:val="000000"/>
+                <w:sz w:val="32"/>
+                <w:szCs w:val="40"/>
+                <w:lang w:val="it-IT" w:bidi="ml-IN"/>
+              </w:rPr>
+              <w:t>–</w:t>
+            </w:r>
+            <w:r>
+              <w:rPr>
+                <w:rFonts w:ascii="BRH Devanagari Extra" w:hAnsi="BRH Devanagari Extra" w:cs="BRH Devanagari Extra"/>
+                <w:color w:val="000000"/>
+                <w:sz w:val="40"/>
+                <w:szCs w:val="40"/>
+                <w:lang w:val="it-IT" w:bidi="ml-IN"/>
+              </w:rPr>
+              <w:t xml:space="preserve"> CÌiÉ</w:t>
+            </w:r>
+            <w:r>
+              <w:rPr>
+                <w:rFonts w:ascii="BRH Malayalam Extra" w:hAnsi="BRH Malayalam Extra" w:cs="BRH Devanagari Extra"/>
+                <w:b/>
+                <w:color w:val="000000"/>
+                <w:sz w:val="32"/>
+                <w:szCs w:val="40"/>
+                <w:lang w:val="it-IT" w:bidi="ml-IN"/>
+              </w:rPr>
+              <w:t>–</w:t>
+            </w:r>
+            <w:r>
+              <w:rPr>
+                <w:rFonts w:ascii="BRH Devanagari Extra" w:hAnsi="BRH Devanagari Extra" w:cs="BRH Devanagari Extra"/>
+                <w:color w:val="000000"/>
+                <w:sz w:val="40"/>
+                <w:szCs w:val="40"/>
+                <w:lang w:val="it-IT" w:bidi="ml-IN"/>
+              </w:rPr>
+              <w:t xml:space="preserve"> MüÉUç.whÉÏÿ |</w:t>
+            </w:r>
+          </w:p>
+        </w:tc>
+        <w:tc>
+          <w:tcPr>
+            <w:tcW w:w="5388" w:type="dxa"/>
+          </w:tcPr>
+          <w:p>
+            <w:pPr>
+              <w:widowControl w:val="0"/>
+              <w:autoSpaceDE w:val="0"/>
+              <w:autoSpaceDN w:val="0"/>
+              <w:adjustRightInd w:val="0"/>
+              <w:spacing w:before="0" w:line="240" w:lineRule="auto"/>
+              <w:rPr>
+                <w:rFonts w:ascii="BRH Devanagari Extra" w:hAnsi="BRH Devanagari Extra" w:cs="BRH Devanagari Extra"/>
+                <w:color w:val="000000"/>
+                <w:sz w:val="40"/>
+                <w:szCs w:val="40"/>
+                <w:lang w:val="it-IT" w:bidi="ml-IN"/>
+              </w:rPr>
+            </w:pPr>
+            <w:r>
+              <w:rPr>
+                <w:rFonts w:ascii="BRH Devanagari Extra" w:hAnsi="BRH Devanagari Extra" w:cs="BRH Devanagari Extra"/>
+                <w:color w:val="000000"/>
+                <w:sz w:val="40"/>
+                <w:szCs w:val="40"/>
+                <w:lang w:val="it-IT" w:bidi="ml-IN"/>
+              </w:rPr>
+              <w:t>M×ü</w:t>
+            </w:r>
+            <w:r>
+              <w:rPr>
+                <w:rFonts w:ascii="BRH Malayalam Extra" w:hAnsi="BRH Malayalam Extra" w:cs="BRH Devanagari Extra"/>
+                <w:b/>
+                <w:color w:val="000000"/>
+                <w:sz w:val="32"/>
+                <w:szCs w:val="40"/>
+                <w:lang w:val="it-IT" w:bidi="ml-IN"/>
+              </w:rPr>
+              <w:t>–</w:t>
+            </w:r>
+            <w:r>
+              <w:rPr>
+                <w:rFonts w:ascii="BRH Devanagari Extra" w:hAnsi="BRH Devanagari Extra" w:cs="BRH Devanagari Extra"/>
+                <w:color w:val="000000"/>
+                <w:sz w:val="40"/>
+                <w:szCs w:val="40"/>
+                <w:lang w:val="it-IT" w:bidi="ml-IN"/>
+              </w:rPr>
+              <w:t>whÉÉ</w:t>
+            </w:r>
+            <w:r>
+              <w:rPr>
+                <w:rFonts w:ascii="BRH Malayalam Extra" w:hAnsi="BRH Malayalam Extra" w:cs="BRH Devanagari Extra"/>
+                <w:b/>
+                <w:color w:val="000000"/>
+                <w:sz w:val="32"/>
+                <w:szCs w:val="40"/>
+                <w:lang w:val="it-IT" w:bidi="ml-IN"/>
+              </w:rPr>
+              <w:t>–</w:t>
+            </w:r>
+            <w:r>
+              <w:rPr>
+                <w:rFonts w:ascii="BRH Devanagari Extra" w:hAnsi="BRH Devanagari Extra" w:cs="BRH Devanagari Extra"/>
+                <w:color w:val="000000"/>
+                <w:sz w:val="40"/>
+                <w:szCs w:val="40"/>
+                <w:lang w:val="it-IT" w:bidi="ml-IN"/>
+              </w:rPr>
+              <w:t>ÎeÉ</w:t>
+            </w:r>
+            <w:r>
+              <w:rPr>
+                <w:rFonts w:ascii="BRH Malayalam Extra" w:hAnsi="BRH Malayalam Extra" w:cs="BRH Devanagari Extra"/>
+                <w:b/>
+                <w:color w:val="000000"/>
+                <w:sz w:val="32"/>
+                <w:szCs w:val="40"/>
+                <w:lang w:val="it-IT" w:bidi="ml-IN"/>
+              </w:rPr>
+              <w:t>–</w:t>
+            </w:r>
+            <w:r>
+              <w:rPr>
+                <w:rFonts w:ascii="BRH Devanagari Extra" w:hAnsi="BRH Devanagari Extra" w:cs="BRH Devanagari Extra"/>
+                <w:color w:val="000000"/>
+                <w:sz w:val="40"/>
+                <w:szCs w:val="40"/>
+                <w:lang w:val="it-IT" w:bidi="ml-IN"/>
+              </w:rPr>
+              <w:t xml:space="preserve">lÉqÉç </w:t>
+            </w:r>
+            <w:r>
+              <w:rPr>
+                <w:rFonts w:ascii="BRH Devanagari Extra" w:hAnsi="BRH Devanagari Extra" w:cs="BRH Devanagari Extra"/>
+                <w:sz w:val="40"/>
+                <w:szCs w:val="40"/>
+                <w:lang w:val="it-IT"/>
+              </w:rPr>
+              <w:t>MüÉ</w:t>
+            </w:r>
+            <w:r>
+              <w:rPr>
+                <w:rFonts w:ascii="BRH Devanagari Extra" w:hAnsi="BRH Devanagari Extra" w:cs="BRH Devanagari Extra"/>
+                <w:sz w:val="40"/>
+                <w:szCs w:val="40"/>
+                <w:highlight w:val="green"/>
+                <w:lang w:val="it-IT"/>
+              </w:rPr>
+              <w:t>whÉÏ</w:t>
+            </w:r>
+            <w:r>
+              <w:rPr>
+                <w:rFonts w:ascii="BRH Devanagari Extra" w:hAnsi="BRH Devanagari Extra" w:cs="BRH Devanagari Extra"/>
+                <w:sz w:val="40"/>
+                <w:szCs w:val="40"/>
+                <w:lang w:val="it-IT"/>
+              </w:rPr>
+              <w:t>ï</w:t>
+            </w:r>
+            <w:r>
+              <w:rPr>
+                <w:rFonts w:ascii="BRH Devanagari Extra" w:hAnsi="BRH Devanagari Extra" w:cs="BRH Devanagari Extra"/>
+                <w:color w:val="000000"/>
+                <w:sz w:val="40"/>
+                <w:szCs w:val="40"/>
+                <w:lang w:val="it-IT" w:bidi="ml-IN"/>
+              </w:rPr>
+              <w:t xml:space="preserve">ÿ | </w:t>
+            </w:r>
+          </w:p>
+          <w:p>
+            <w:pPr>
+              <w:widowControl w:val="0"/>
+              <w:autoSpaceDE w:val="0"/>
+              <w:autoSpaceDN w:val="0"/>
+              <w:adjustRightInd w:val="0"/>
+              <w:spacing w:before="0" w:line="240" w:lineRule="auto"/>
+              <w:rPr>
+                <w:rFonts w:ascii="BRH Devanagari Extra" w:hAnsi="BRH Devanagari Extra" w:cs="BRH Devanagari Extra"/>
+                <w:color w:val="000000"/>
+                <w:sz w:val="40"/>
+                <w:szCs w:val="40"/>
+                <w:lang w:val="it-IT" w:bidi="ml-IN"/>
+              </w:rPr>
+            </w:pPr>
+            <w:r>
+              <w:rPr>
+                <w:rFonts w:ascii="BRH Devanagari Extra" w:hAnsi="BRH Devanagari Extra" w:cs="BRH Devanagari Extra"/>
+                <w:color w:val="000000"/>
+                <w:sz w:val="40"/>
+                <w:szCs w:val="40"/>
+                <w:lang w:val="it-IT" w:bidi="ml-IN"/>
+              </w:rPr>
+              <w:t>M×ü</w:t>
+            </w:r>
+            <w:r>
+              <w:rPr>
+                <w:rFonts w:ascii="BRH Malayalam Extra" w:hAnsi="BRH Malayalam Extra" w:cs="BRH Devanagari Extra"/>
+                <w:b/>
+                <w:color w:val="000000"/>
+                <w:sz w:val="32"/>
+                <w:szCs w:val="40"/>
+                <w:lang w:val="it-IT" w:bidi="ml-IN"/>
+              </w:rPr>
+              <w:t>–</w:t>
+            </w:r>
+            <w:r>
+              <w:rPr>
+                <w:rFonts w:ascii="BRH Devanagari Extra" w:hAnsi="BRH Devanagari Extra" w:cs="BRH Devanagari Extra"/>
+                <w:color w:val="000000"/>
+                <w:sz w:val="40"/>
+                <w:szCs w:val="40"/>
+                <w:lang w:val="it-IT" w:bidi="ml-IN"/>
+              </w:rPr>
+              <w:t>whÉÉ</w:t>
+            </w:r>
+            <w:r>
+              <w:rPr>
+                <w:rFonts w:ascii="BRH Malayalam Extra" w:hAnsi="BRH Malayalam Extra" w:cs="BRH Devanagari Extra"/>
+                <w:b/>
+                <w:color w:val="000000"/>
+                <w:sz w:val="32"/>
+                <w:szCs w:val="40"/>
+                <w:lang w:val="it-IT" w:bidi="ml-IN"/>
+              </w:rPr>
+              <w:t>–</w:t>
+            </w:r>
+            <w:r>
+              <w:rPr>
+                <w:rFonts w:ascii="BRH Devanagari Extra" w:hAnsi="BRH Devanagari Extra" w:cs="BRH Devanagari Extra"/>
+                <w:color w:val="000000"/>
+                <w:sz w:val="40"/>
+                <w:szCs w:val="40"/>
+                <w:lang w:val="it-IT" w:bidi="ml-IN"/>
+              </w:rPr>
+              <w:t>ÎeÉ</w:t>
+            </w:r>
+            <w:r>
+              <w:rPr>
+                <w:rFonts w:ascii="BRH Malayalam Extra" w:hAnsi="BRH Malayalam Extra" w:cs="BRH Devanagari Extra"/>
+                <w:b/>
+                <w:color w:val="000000"/>
+                <w:sz w:val="32"/>
+                <w:szCs w:val="40"/>
+                <w:lang w:val="it-IT" w:bidi="ml-IN"/>
+              </w:rPr>
+              <w:t>–</w:t>
+            </w:r>
+            <w:r>
+              <w:rPr>
+                <w:rFonts w:ascii="BRH Devanagari Extra" w:hAnsi="BRH Devanagari Extra" w:cs="BRH Devanagari Extra"/>
+                <w:color w:val="000000"/>
+                <w:sz w:val="40"/>
+                <w:szCs w:val="40"/>
+                <w:lang w:val="it-IT" w:bidi="ml-IN"/>
+              </w:rPr>
+              <w:t>lÉÍqÉÌiÉþ M×üwhÉ- A</w:t>
+            </w:r>
+            <w:r>
+              <w:rPr>
+                <w:rFonts w:ascii="BRH Malayalam Extra" w:hAnsi="BRH Malayalam Extra" w:cs="BRH Devanagari Extra"/>
+                <w:b/>
+                <w:color w:val="000000"/>
+                <w:sz w:val="32"/>
+                <w:szCs w:val="40"/>
+                <w:lang w:val="it-IT" w:bidi="ml-IN"/>
+              </w:rPr>
+              <w:t>–</w:t>
+            </w:r>
+            <w:r>
+              <w:rPr>
+                <w:rFonts w:ascii="BRH Devanagari Extra" w:hAnsi="BRH Devanagari Extra" w:cs="BRH Devanagari Extra"/>
+                <w:color w:val="000000"/>
+                <w:sz w:val="40"/>
+                <w:szCs w:val="40"/>
+                <w:lang w:val="it-IT" w:bidi="ml-IN"/>
+              </w:rPr>
+              <w:t>ÎeÉ</w:t>
+            </w:r>
+            <w:r>
+              <w:rPr>
+                <w:rFonts w:ascii="BRH Malayalam Extra" w:hAnsi="BRH Malayalam Extra" w:cs="BRH Devanagari Extra"/>
+                <w:b/>
+                <w:color w:val="000000"/>
+                <w:sz w:val="32"/>
+                <w:szCs w:val="40"/>
+                <w:lang w:val="it-IT" w:bidi="ml-IN"/>
+              </w:rPr>
+              <w:t>–</w:t>
+            </w:r>
+            <w:r>
+              <w:rPr>
+                <w:rFonts w:ascii="BRH Devanagari Extra" w:hAnsi="BRH Devanagari Extra" w:cs="BRH Devanagari Extra"/>
+                <w:color w:val="000000"/>
+                <w:sz w:val="40"/>
+                <w:szCs w:val="40"/>
+                <w:lang w:val="it-IT" w:bidi="ml-IN"/>
+              </w:rPr>
+              <w:t xml:space="preserve">lÉqÉç | </w:t>
+            </w:r>
+            <w:r>
+              <w:rPr>
+                <w:rFonts w:ascii="BRH Devanagari Extra" w:hAnsi="BRH Devanagari Extra" w:cs="BRH Devanagari Extra"/>
+                <w:sz w:val="40"/>
+                <w:szCs w:val="40"/>
+                <w:lang w:val="it-IT"/>
+              </w:rPr>
+              <w:t>MüÉ</w:t>
+            </w:r>
+            <w:r>
+              <w:rPr>
+                <w:rFonts w:ascii="BRH Devanagari Extra" w:hAnsi="BRH Devanagari Extra" w:cs="BRH Devanagari Extra"/>
+                <w:sz w:val="40"/>
+                <w:szCs w:val="40"/>
+                <w:highlight w:val="green"/>
+                <w:lang w:val="it-IT"/>
+              </w:rPr>
+              <w:t>whÉÏïþ</w:t>
+            </w:r>
+            <w:r>
+              <w:rPr>
+                <w:rFonts w:ascii="BRH Devanagari Extra" w:hAnsi="BRH Devanagari Extra" w:cs="BRH Devanagari Extra"/>
+                <w:color w:val="000000"/>
+                <w:sz w:val="40"/>
+                <w:szCs w:val="40"/>
+                <w:lang w:val="it-IT" w:bidi="ml-IN"/>
+              </w:rPr>
+              <w:t xml:space="preserve"> EmÉÉ</w:t>
+            </w:r>
+            <w:r>
+              <w:rPr>
+                <w:rFonts w:ascii="BRH Malayalam Extra" w:hAnsi="BRH Malayalam Extra" w:cs="BRH Devanagari Extra"/>
+                <w:b/>
+                <w:color w:val="000000"/>
+                <w:sz w:val="32"/>
+                <w:szCs w:val="40"/>
+                <w:lang w:val="it-IT" w:bidi="ml-IN"/>
+              </w:rPr>
+              <w:t>–</w:t>
+            </w:r>
+            <w:r>
+              <w:rPr>
+                <w:rFonts w:ascii="BRH Devanagari Extra" w:hAnsi="BRH Devanagari Extra" w:cs="BRH Devanagari Extra"/>
+                <w:color w:val="000000"/>
+                <w:sz w:val="40"/>
+                <w:szCs w:val="40"/>
+                <w:lang w:val="it-IT" w:bidi="ml-IN"/>
+              </w:rPr>
+              <w:t xml:space="preserve">lÉWûÉæÿ | </w:t>
+            </w:r>
+          </w:p>
+          <w:p>
+            <w:pPr>
+              <w:widowControl w:val="0"/>
+              <w:autoSpaceDE w:val="0"/>
+              <w:autoSpaceDN w:val="0"/>
+              <w:adjustRightInd w:val="0"/>
+              <w:spacing w:before="0" w:line="240" w:lineRule="auto"/>
+              <w:rPr>
+                <w:rFonts w:ascii="Cambria" w:hAnsi="Cambria" w:cs="BRH Malayalam Extra"/>
+                <w:color w:val="000000"/>
+                <w:sz w:val="36"/>
+                <w:szCs w:val="40"/>
+              </w:rPr>
+            </w:pPr>
+            <w:r>
+              <w:rPr>
+                <w:rFonts w:ascii="BRH Devanagari Extra" w:hAnsi="BRH Devanagari Extra" w:cs="BRH Devanagari Extra"/>
+                <w:sz w:val="40"/>
+                <w:szCs w:val="40"/>
+              </w:rPr>
+              <w:t>MüÉ</w:t>
+            </w:r>
+            <w:r>
+              <w:rPr>
+                <w:rFonts w:ascii="BRH Devanagari Extra" w:hAnsi="BRH Devanagari Extra" w:cs="BRH Devanagari Extra"/>
+                <w:sz w:val="40"/>
+                <w:szCs w:val="40"/>
+                <w:highlight w:val="green"/>
+              </w:rPr>
+              <w:t>whÉÏ</w:t>
+            </w:r>
+            <w:r>
+              <w:rPr>
+                <w:rFonts w:ascii="BRH Devanagari Extra" w:hAnsi="BRH Devanagari Extra" w:cs="BRH Devanagari Extra"/>
+                <w:sz w:val="40"/>
+                <w:szCs w:val="40"/>
+              </w:rPr>
+              <w:t>ïþ</w:t>
+            </w:r>
+            <w:r>
+              <w:rPr>
+                <w:rFonts w:ascii="BRH Devanagari Extra" w:hAnsi="BRH Devanagari Extra" w:cs="BRH Devanagari Extra"/>
+                <w:color w:val="000000"/>
+                <w:sz w:val="40"/>
+                <w:szCs w:val="40"/>
+                <w:lang w:bidi="ml-IN"/>
+              </w:rPr>
+              <w:t xml:space="preserve"> CÌiÉ</w:t>
+            </w:r>
+            <w:r>
+              <w:rPr>
+                <w:rFonts w:ascii="BRH Malayalam Extra" w:hAnsi="BRH Malayalam Extra" w:cs="BRH Devanagari Extra"/>
+                <w:b/>
+                <w:color w:val="000000"/>
+                <w:sz w:val="32"/>
+                <w:szCs w:val="40"/>
+                <w:lang w:bidi="ml-IN"/>
+              </w:rPr>
+              <w:t>–</w:t>
+            </w:r>
+            <w:r>
+              <w:rPr>
+                <w:rFonts w:ascii="BRH Devanagari Extra" w:hAnsi="BRH Devanagari Extra" w:cs="BRH Devanagari Extra"/>
+                <w:color w:val="000000"/>
+                <w:sz w:val="40"/>
+                <w:szCs w:val="40"/>
+                <w:lang w:bidi="ml-IN"/>
+              </w:rPr>
+              <w:t xml:space="preserve"> </w:t>
+            </w:r>
+            <w:r>
+              <w:rPr>
+                <w:rFonts w:ascii="BRH Devanagari Extra" w:hAnsi="BRH Devanagari Extra" w:cs="BRH Devanagari Extra"/>
+                <w:sz w:val="40"/>
+                <w:szCs w:val="40"/>
+                <w:highlight w:val="green"/>
+              </w:rPr>
+              <w:t>MüÉwhÉÏï</w:t>
+            </w:r>
+            <w:r>
+              <w:rPr>
+                <w:rFonts w:ascii="BRH Devanagari Extra" w:hAnsi="BRH Devanagari Extra" w:cs="BRH Devanagari Extra"/>
+                <w:color w:val="000000"/>
+                <w:sz w:val="40"/>
+                <w:szCs w:val="40"/>
+                <w:highlight w:val="green"/>
+                <w:lang w:bidi="ml-IN"/>
+              </w:rPr>
+              <w:t>ÿ</w:t>
+            </w:r>
+            <w:r>
+              <w:rPr>
+                <w:rFonts w:ascii="BRH Devanagari Extra" w:hAnsi="BRH Devanagari Extra" w:cs="BRH Devanagari Extra"/>
+                <w:color w:val="000000"/>
+                <w:sz w:val="40"/>
+                <w:szCs w:val="40"/>
+                <w:lang w:bidi="ml-IN"/>
+              </w:rPr>
+              <w:t xml:space="preserve"> |</w:t>
+            </w:r>
+          </w:p>
+        </w:tc>
+      </w:tr>
+      <w:tr>
+        <w:trPr>
+          <w:trHeight w:val="1716"/>
+        </w:trPr>
+        <w:tc>
+          <w:tcPr>
+            <w:tcW w:w="3907" w:type="dxa"/>
+          </w:tcPr>
+          <w:p>
+            <w:pPr>
+              <w:widowControl w:val="0"/>
+              <w:tabs>
+                <w:tab w:val="left" w:pos="993"/>
+              </w:tabs>
+              <w:autoSpaceDE w:val="0"/>
+              <w:autoSpaceDN w:val="0"/>
+              <w:adjustRightInd w:val="0"/>
+              <w:spacing w:before="0" w:line="252" w:lineRule="auto"/>
+              <w:ind w:right="297"/>
+              <w:rPr>
+                <w:rFonts w:cs="Arial"/>
+                <w:b/>
+                <w:color w:val="000000"/>
+                <w:sz w:val="28"/>
+                <w:szCs w:val="32"/>
+              </w:rPr>
+            </w:pPr>
+            <w:r>
+              <w:rPr>
+                <w:rFonts w:cs="Arial"/>
+                <w:b/>
+                <w:color w:val="000000"/>
+                <w:sz w:val="28"/>
+                <w:szCs w:val="32"/>
+              </w:rPr>
+              <w:t>T.S.5.</w:t>
+            </w:r>
+            <w:r>
+              <w:rPr>
+                <w:rFonts w:cs="Arial"/>
+                <w:b/>
+                <w:color w:val="000000"/>
+                <w:sz w:val="28"/>
+                <w:szCs w:val="32"/>
+              </w:rPr>
+              <w:t>4.</w:t>
+            </w:r>
+            <w:r>
+              <w:rPr>
+                <w:rFonts w:cs="Arial"/>
+                <w:b/>
+                <w:color w:val="000000"/>
+                <w:sz w:val="28"/>
+                <w:szCs w:val="32"/>
+              </w:rPr>
+              <w:t>5.1</w:t>
+            </w:r>
+            <w:r>
+              <w:rPr>
+                <w:rFonts w:cs="Arial"/>
+                <w:b/>
+                <w:color w:val="000000"/>
+                <w:sz w:val="28"/>
+                <w:szCs w:val="32"/>
+              </w:rPr>
+              <w:t>– Kramam</w:t>
+            </w:r>
+          </w:p>
+          <w:p>
+            <w:pPr>
+              <w:widowControl w:val="0"/>
+              <w:tabs>
+                <w:tab w:val="left" w:pos="993"/>
+              </w:tabs>
+              <w:autoSpaceDE w:val="0"/>
+              <w:autoSpaceDN w:val="0"/>
+              <w:adjustRightInd w:val="0"/>
+              <w:spacing w:before="0" w:line="252" w:lineRule="auto"/>
+              <w:ind w:right="297"/>
+              <w:rPr>
+                <w:rFonts w:cs="Arial"/>
+                <w:b/>
+                <w:color w:val="000000"/>
+                <w:sz w:val="28"/>
+                <w:szCs w:val="32"/>
+              </w:rPr>
+            </w:pPr>
+            <w:r>
+              <w:rPr>
+                <w:rFonts w:cs="Arial"/>
+                <w:b/>
+                <w:color w:val="000000"/>
+                <w:sz w:val="28"/>
+                <w:szCs w:val="32"/>
+              </w:rPr>
+              <w:t xml:space="preserve">Krama Vaakyam No.– </w:t>
+            </w:r>
+            <w:r>
+              <w:rPr>
+                <w:rFonts w:cs="Arial"/>
+                <w:b/>
+                <w:color w:val="000000"/>
+                <w:sz w:val="28"/>
+                <w:szCs w:val="32"/>
+              </w:rPr>
+              <w:t>3</w:t>
+            </w:r>
+            <w:r>
+              <w:rPr>
+                <w:rFonts w:cs="Arial"/>
+                <w:b/>
+                <w:color w:val="000000"/>
+                <w:sz w:val="28"/>
+                <w:szCs w:val="32"/>
+              </w:rPr>
+              <w:t>1</w:t>
+            </w:r>
+          </w:p>
+          <w:p>
+            <w:pPr>
+              <w:widowControl w:val="0"/>
+              <w:tabs>
+                <w:tab w:val="left" w:pos="993"/>
+              </w:tabs>
+              <w:autoSpaceDE w:val="0"/>
+              <w:autoSpaceDN w:val="0"/>
+              <w:adjustRightInd w:val="0"/>
+              <w:spacing w:before="0" w:line="240" w:lineRule="auto"/>
+              <w:ind w:right="297"/>
+              <w:rPr>
+                <w:rFonts w:cs="Arial"/>
+                <w:b/>
+                <w:color w:val="000000"/>
+                <w:sz w:val="28"/>
+                <w:szCs w:val="32"/>
+              </w:rPr>
+            </w:pPr>
+            <w:r>
+              <w:rPr>
+                <w:rFonts w:cs="Arial"/>
+                <w:b/>
+                <w:color w:val="000000"/>
+                <w:sz w:val="28"/>
+                <w:szCs w:val="32"/>
+              </w:rPr>
+              <w:t>Panchaati No</w:t>
+            </w:r>
+            <w:r>
+              <w:rPr>
+                <w:rFonts w:cs="Arial"/>
+                <w:b/>
+                <w:color w:val="000000"/>
+                <w:szCs w:val="32"/>
+              </w:rPr>
+              <w:t xml:space="preserve">. - </w:t>
+            </w:r>
+            <w:r>
+              <w:rPr>
+                <w:rFonts w:cs="Arial"/>
+                <w:b/>
+                <w:color w:val="000000"/>
+                <w:sz w:val="28"/>
+                <w:szCs w:val="32"/>
+              </w:rPr>
+              <w:t>19</w:t>
+            </w:r>
+          </w:p>
+        </w:tc>
+        <w:tc>
+          <w:tcPr>
+            <w:tcW w:w="5105" w:type="dxa"/>
+          </w:tcPr>
+          <w:p>
+            <w:pPr>
+              <w:widowControl w:val="0"/>
+              <w:autoSpaceDE w:val="0"/>
+              <w:autoSpaceDN w:val="0"/>
+              <w:adjustRightInd w:val="0"/>
+              <w:spacing w:before="0" w:line="240" w:lineRule="auto"/>
+              <w:rPr>
+                <w:rFonts w:ascii="BRH Devanagari Extra" w:hAnsi="BRH Devanagari Extra" w:cs="BRH Devanagari Extra"/>
+                <w:color w:val="000000"/>
+                <w:sz w:val="40"/>
+                <w:szCs w:val="40"/>
+                <w:lang w:bidi="ml-IN"/>
+              </w:rPr>
+            </w:pPr>
+            <w:r>
+              <w:rPr>
+                <w:rFonts w:ascii="BRH Devanagari Extra" w:hAnsi="BRH Devanagari Extra" w:cs="BRH Devanagari Extra"/>
+                <w:color w:val="000000"/>
+                <w:sz w:val="40"/>
+                <w:szCs w:val="40"/>
+                <w:lang w:bidi="ml-IN"/>
+              </w:rPr>
+              <w:t>A</w:t>
+            </w:r>
+            <w:r>
+              <w:rPr>
+                <w:rFonts w:ascii="BRH Malayalam Extra" w:hAnsi="BRH Malayalam Extra" w:cs="BRH Devanagari Extra"/>
+                <w:b/>
+                <w:color w:val="000000"/>
+                <w:sz w:val="32"/>
+                <w:szCs w:val="40"/>
+                <w:lang w:bidi="ml-IN"/>
+              </w:rPr>
+              <w:t>–</w:t>
+            </w:r>
+            <w:r>
+              <w:rPr>
+                <w:rFonts w:ascii="BRH Devanagari Extra" w:hAnsi="BRH Devanagari Extra" w:cs="BRH Devanagari Extra"/>
+                <w:color w:val="000000"/>
+                <w:sz w:val="40"/>
+                <w:szCs w:val="40"/>
+                <w:lang w:bidi="ml-IN"/>
+              </w:rPr>
+              <w:t>xrÉ</w:t>
+            </w:r>
+            <w:r>
+              <w:rPr>
+                <w:rFonts w:ascii="BRH Malayalam Extra" w:hAnsi="BRH Malayalam Extra" w:cs="BRH Devanagari Extra"/>
+                <w:b/>
+                <w:color w:val="000000"/>
+                <w:sz w:val="32"/>
+                <w:szCs w:val="40"/>
+                <w:lang w:bidi="ml-IN"/>
+              </w:rPr>
+              <w:t>–</w:t>
+            </w:r>
+            <w:r>
+              <w:rPr>
+                <w:rFonts w:ascii="BRH Devanagari Extra" w:hAnsi="BRH Devanagari Extra" w:cs="BRH Devanagari Extra"/>
+                <w:color w:val="000000"/>
+                <w:sz w:val="40"/>
+                <w:szCs w:val="40"/>
+                <w:lang w:bidi="ml-IN"/>
+              </w:rPr>
+              <w:t xml:space="preserve"> uÉ</w:t>
+            </w:r>
+            <w:r>
+              <w:rPr>
+                <w:rFonts w:ascii="BRH Malayalam Extra" w:hAnsi="BRH Malayalam Extra" w:cs="BRH Devanagari Extra"/>
+                <w:b/>
+                <w:color w:val="000000"/>
+                <w:sz w:val="32"/>
+                <w:szCs w:val="40"/>
+                <w:lang w:bidi="ml-IN"/>
+              </w:rPr>
+              <w:t>–</w:t>
+            </w:r>
+            <w:r>
+              <w:rPr>
+                <w:rFonts w:ascii="BRH Devanagari Extra" w:hAnsi="BRH Devanagari Extra" w:cs="BRH Devanagari Extra"/>
+                <w:color w:val="000000"/>
+                <w:sz w:val="40"/>
+                <w:szCs w:val="40"/>
+                <w:lang w:bidi="ml-IN"/>
+              </w:rPr>
+              <w:t>wÉ</w:t>
+            </w:r>
+            <w:r>
+              <w:rPr>
+                <w:rFonts w:ascii="BRH Malayalam Extra" w:hAnsi="BRH Malayalam Extra" w:cs="BRH Devanagari Extra"/>
+                <w:b/>
+                <w:color w:val="000000"/>
+                <w:sz w:val="32"/>
+                <w:szCs w:val="40"/>
+                <w:lang w:bidi="ml-IN"/>
+              </w:rPr>
+              <w:t>–</w:t>
+            </w:r>
+            <w:r>
+              <w:rPr>
+                <w:rFonts w:ascii="BRH Devanagari Extra" w:hAnsi="BRH Devanagari Extra" w:cs="BRH Devanagari Extra"/>
+                <w:color w:val="000000"/>
+                <w:sz w:val="40"/>
+                <w:szCs w:val="40"/>
+                <w:lang w:bidi="ml-IN"/>
+              </w:rPr>
+              <w:t>OèMüÉ</w:t>
+            </w:r>
+            <w:r>
+              <w:rPr>
+                <w:rFonts w:ascii="BRH Malayalam Extra" w:hAnsi="BRH Malayalam Extra" w:cs="BRH Devanagari Extra"/>
+                <w:b/>
+                <w:color w:val="000000"/>
+                <w:sz w:val="32"/>
+                <w:szCs w:val="40"/>
+                <w:lang w:bidi="ml-IN"/>
+              </w:rPr>
+              <w:t>–</w:t>
+            </w:r>
+            <w:r>
+              <w:rPr>
+                <w:rFonts w:ascii="BRH Devanagari Extra" w:hAnsi="BRH Devanagari Extra" w:cs="BRH Devanagari Extra"/>
+                <w:color w:val="000000"/>
+                <w:sz w:val="40"/>
+                <w:szCs w:val="40"/>
+                <w:lang w:bidi="ml-IN"/>
+              </w:rPr>
+              <w:t xml:space="preserve">UÈ | </w:t>
+            </w:r>
+          </w:p>
+          <w:p>
+            <w:pPr>
+              <w:widowControl w:val="0"/>
+              <w:autoSpaceDE w:val="0"/>
+              <w:autoSpaceDN w:val="0"/>
+              <w:adjustRightInd w:val="0"/>
+              <w:spacing w:before="0" w:line="240" w:lineRule="auto"/>
+              <w:rPr>
+                <w:rFonts w:ascii="BRH Devanagari Extra" w:hAnsi="BRH Devanagari Extra" w:cs="BRH Devanagari Extra"/>
+                <w:color w:val="000000"/>
+                <w:sz w:val="40"/>
+                <w:szCs w:val="40"/>
+                <w:lang w:bidi="ml-IN"/>
+              </w:rPr>
+            </w:pPr>
+            <w:r>
+              <w:rPr>
+                <w:rFonts w:ascii="BRH Devanagari Extra" w:hAnsi="BRH Devanagari Extra" w:cs="BRH Devanagari Extra"/>
+                <w:color w:val="000000"/>
+                <w:sz w:val="40"/>
+                <w:szCs w:val="40"/>
+                <w:lang w:bidi="ml-IN"/>
+              </w:rPr>
+              <w:t>uÉ</w:t>
+            </w:r>
+            <w:r>
+              <w:rPr>
+                <w:rFonts w:ascii="BRH Malayalam Extra" w:hAnsi="BRH Malayalam Extra" w:cs="BRH Devanagari Extra"/>
+                <w:b/>
+                <w:color w:val="000000"/>
+                <w:sz w:val="32"/>
+                <w:szCs w:val="40"/>
+                <w:lang w:bidi="ml-IN"/>
+              </w:rPr>
+              <w:t>–</w:t>
+            </w:r>
+            <w:r>
+              <w:rPr>
+                <w:rFonts w:ascii="BRH Devanagari Extra" w:hAnsi="BRH Devanagari Extra" w:cs="BRH Devanagari Extra"/>
+                <w:color w:val="000000"/>
+                <w:sz w:val="40"/>
+                <w:szCs w:val="40"/>
+                <w:lang w:bidi="ml-IN"/>
+              </w:rPr>
+              <w:t>wÉ</w:t>
+            </w:r>
+            <w:r>
+              <w:rPr>
+                <w:rFonts w:ascii="BRH Malayalam Extra" w:hAnsi="BRH Malayalam Extra" w:cs="BRH Devanagari Extra"/>
+                <w:b/>
+                <w:color w:val="000000"/>
+                <w:sz w:val="32"/>
+                <w:szCs w:val="40"/>
+                <w:lang w:bidi="ml-IN"/>
+              </w:rPr>
+              <w:t>–</w:t>
+            </w:r>
+            <w:r>
+              <w:rPr>
+                <w:rFonts w:ascii="BRH Devanagari Extra" w:hAnsi="BRH Devanagari Extra" w:cs="BRH Devanagari Extra"/>
+                <w:color w:val="000000"/>
+                <w:sz w:val="40"/>
+                <w:szCs w:val="40"/>
+                <w:lang w:bidi="ml-IN"/>
+              </w:rPr>
+              <w:t>OèMüÉ</w:t>
+            </w:r>
+            <w:r>
+              <w:rPr>
+                <w:rFonts w:ascii="BRH Malayalam Extra" w:hAnsi="BRH Malayalam Extra" w:cs="BRH Devanagari Extra"/>
+                <w:b/>
+                <w:color w:val="000000"/>
+                <w:sz w:val="32"/>
+                <w:szCs w:val="40"/>
+                <w:lang w:bidi="ml-IN"/>
+              </w:rPr>
+              <w:t>–</w:t>
+            </w:r>
+            <w:r>
+              <w:rPr>
+                <w:rFonts w:ascii="BRH Devanagari Extra" w:hAnsi="BRH Devanagari Extra" w:cs="BRH Devanagari Extra"/>
+                <w:color w:val="000000"/>
+                <w:sz w:val="40"/>
+                <w:szCs w:val="40"/>
+                <w:lang w:bidi="ml-IN"/>
+              </w:rPr>
+              <w:t xml:space="preserve">UÈ </w:t>
+            </w:r>
+            <w:r>
+              <w:rPr>
+                <w:rFonts w:ascii="BRH Devanagari Extra" w:hAnsi="BRH Devanagari Extra" w:cs="BRH Devanagari Extra"/>
+                <w:color w:val="000000"/>
+                <w:sz w:val="40"/>
+                <w:szCs w:val="40"/>
+                <w:highlight w:val="yellow"/>
+                <w:lang w:bidi="ml-IN"/>
+              </w:rPr>
+              <w:t>xrÉÉ</w:t>
+            </w:r>
+            <w:r>
+              <w:rPr>
+                <w:rFonts w:ascii="BRH Devanagari Extra" w:hAnsi="BRH Devanagari Extra" w:cs="BRH Devanagari Extra"/>
+                <w:color w:val="000000"/>
+                <w:sz w:val="40"/>
+                <w:szCs w:val="40"/>
+                <w:lang w:bidi="ml-IN"/>
+              </w:rPr>
+              <w:t>iÉç |</w:t>
+            </w:r>
+          </w:p>
+        </w:tc>
+        <w:tc>
+          <w:tcPr>
+            <w:tcW w:w="5388" w:type="dxa"/>
+          </w:tcPr>
+          <w:p>
+            <w:pPr>
+              <w:widowControl w:val="0"/>
+              <w:autoSpaceDE w:val="0"/>
+              <w:autoSpaceDN w:val="0"/>
+              <w:adjustRightInd w:val="0"/>
+              <w:spacing w:before="0" w:line="240" w:lineRule="auto"/>
+              <w:rPr>
+                <w:rFonts w:ascii="BRH Devanagari Extra" w:hAnsi="BRH Devanagari Extra" w:cs="BRH Devanagari Extra"/>
+                <w:color w:val="000000"/>
+                <w:sz w:val="40"/>
+                <w:szCs w:val="40"/>
+                <w:lang w:bidi="ml-IN"/>
+              </w:rPr>
+            </w:pPr>
+            <w:r>
+              <w:rPr>
+                <w:rFonts w:ascii="BRH Devanagari Extra" w:hAnsi="BRH Devanagari Extra" w:cs="BRH Devanagari Extra"/>
+                <w:color w:val="000000"/>
+                <w:sz w:val="40"/>
+                <w:szCs w:val="40"/>
+                <w:lang w:bidi="ml-IN"/>
+              </w:rPr>
+              <w:t>A</w:t>
+            </w:r>
+            <w:r>
+              <w:rPr>
+                <w:rFonts w:ascii="BRH Malayalam Extra" w:hAnsi="BRH Malayalam Extra" w:cs="BRH Devanagari Extra"/>
+                <w:b/>
+                <w:color w:val="000000"/>
+                <w:sz w:val="32"/>
+                <w:szCs w:val="40"/>
+                <w:lang w:bidi="ml-IN"/>
+              </w:rPr>
+              <w:t>–</w:t>
+            </w:r>
+            <w:r>
+              <w:rPr>
+                <w:rFonts w:ascii="BRH Devanagari Extra" w:hAnsi="BRH Devanagari Extra" w:cs="BRH Devanagari Extra"/>
+                <w:color w:val="000000"/>
+                <w:sz w:val="40"/>
+                <w:szCs w:val="40"/>
+                <w:lang w:bidi="ml-IN"/>
+              </w:rPr>
+              <w:t>xrÉ</w:t>
+            </w:r>
+            <w:r>
+              <w:rPr>
+                <w:rFonts w:ascii="BRH Malayalam Extra" w:hAnsi="BRH Malayalam Extra" w:cs="BRH Devanagari Extra"/>
+                <w:b/>
+                <w:color w:val="000000"/>
+                <w:sz w:val="32"/>
+                <w:szCs w:val="40"/>
+                <w:lang w:bidi="ml-IN"/>
+              </w:rPr>
+              <w:t>–</w:t>
+            </w:r>
+            <w:r>
+              <w:rPr>
+                <w:rFonts w:ascii="BRH Devanagari Extra" w:hAnsi="BRH Devanagari Extra" w:cs="BRH Devanagari Extra"/>
+                <w:color w:val="000000"/>
+                <w:sz w:val="40"/>
+                <w:szCs w:val="40"/>
+                <w:lang w:bidi="ml-IN"/>
+              </w:rPr>
+              <w:t xml:space="preserve"> uÉ</w:t>
+            </w:r>
+            <w:r>
+              <w:rPr>
+                <w:rFonts w:ascii="BRH Malayalam Extra" w:hAnsi="BRH Malayalam Extra" w:cs="BRH Devanagari Extra"/>
+                <w:b/>
+                <w:color w:val="000000"/>
+                <w:sz w:val="32"/>
+                <w:szCs w:val="40"/>
+                <w:lang w:bidi="ml-IN"/>
+              </w:rPr>
+              <w:t>–</w:t>
+            </w:r>
+            <w:r>
+              <w:rPr>
+                <w:rFonts w:ascii="BRH Devanagari Extra" w:hAnsi="BRH Devanagari Extra" w:cs="BRH Devanagari Extra"/>
+                <w:color w:val="000000"/>
+                <w:sz w:val="40"/>
+                <w:szCs w:val="40"/>
+                <w:lang w:bidi="ml-IN"/>
+              </w:rPr>
+              <w:t>wÉ</w:t>
+            </w:r>
+            <w:r>
+              <w:rPr>
+                <w:rFonts w:ascii="BRH Malayalam Extra" w:hAnsi="BRH Malayalam Extra" w:cs="BRH Devanagari Extra"/>
+                <w:b/>
+                <w:color w:val="000000"/>
+                <w:sz w:val="32"/>
+                <w:szCs w:val="40"/>
+                <w:lang w:bidi="ml-IN"/>
+              </w:rPr>
+              <w:t>–</w:t>
+            </w:r>
+            <w:r>
+              <w:rPr>
+                <w:rFonts w:ascii="BRH Devanagari Extra" w:hAnsi="BRH Devanagari Extra" w:cs="BRH Devanagari Extra"/>
+                <w:color w:val="000000"/>
+                <w:sz w:val="40"/>
+                <w:szCs w:val="40"/>
+                <w:lang w:bidi="ml-IN"/>
+              </w:rPr>
+              <w:t>OèMüÉ</w:t>
+            </w:r>
+            <w:r>
+              <w:rPr>
+                <w:rFonts w:ascii="BRH Malayalam Extra" w:hAnsi="BRH Malayalam Extra" w:cs="BRH Devanagari Extra"/>
+                <w:b/>
+                <w:color w:val="000000"/>
+                <w:sz w:val="32"/>
+                <w:szCs w:val="40"/>
+                <w:lang w:bidi="ml-IN"/>
+              </w:rPr>
+              <w:t>–</w:t>
+            </w:r>
+            <w:r>
+              <w:rPr>
+                <w:rFonts w:ascii="BRH Devanagari Extra" w:hAnsi="BRH Devanagari Extra" w:cs="BRH Devanagari Extra"/>
+                <w:color w:val="000000"/>
+                <w:sz w:val="40"/>
+                <w:szCs w:val="40"/>
+                <w:lang w:bidi="ml-IN"/>
+              </w:rPr>
+              <w:t xml:space="preserve">UÈ | </w:t>
+            </w:r>
+          </w:p>
+          <w:p>
+            <w:pPr>
+              <w:widowControl w:val="0"/>
+              <w:autoSpaceDE w:val="0"/>
+              <w:autoSpaceDN w:val="0"/>
+              <w:adjustRightInd w:val="0"/>
+              <w:spacing w:before="0" w:line="240" w:lineRule="auto"/>
+              <w:rPr>
+                <w:rFonts w:ascii="BRH Devanagari Extra" w:hAnsi="BRH Devanagari Extra" w:cs="BRH Devanagari Extra"/>
+                <w:color w:val="000000"/>
+                <w:sz w:val="40"/>
+                <w:szCs w:val="40"/>
+                <w:lang w:bidi="ml-IN"/>
+              </w:rPr>
+            </w:pPr>
+            <w:r>
+              <w:rPr>
+                <w:rFonts w:ascii="BRH Devanagari Extra" w:hAnsi="BRH Devanagari Extra" w:cs="BRH Devanagari Extra"/>
+                <w:color w:val="000000"/>
+                <w:sz w:val="40"/>
+                <w:szCs w:val="40"/>
+                <w:lang w:bidi="ml-IN"/>
+              </w:rPr>
+              <w:t>uÉ</w:t>
+            </w:r>
+            <w:r>
+              <w:rPr>
+                <w:rFonts w:ascii="BRH Malayalam Extra" w:hAnsi="BRH Malayalam Extra" w:cs="BRH Devanagari Extra"/>
+                <w:b/>
+                <w:color w:val="000000"/>
+                <w:sz w:val="32"/>
+                <w:szCs w:val="40"/>
+                <w:lang w:bidi="ml-IN"/>
+              </w:rPr>
+              <w:t>–</w:t>
+            </w:r>
+            <w:r>
+              <w:rPr>
+                <w:rFonts w:ascii="BRH Devanagari Extra" w:hAnsi="BRH Devanagari Extra" w:cs="BRH Devanagari Extra"/>
+                <w:color w:val="000000"/>
+                <w:sz w:val="40"/>
+                <w:szCs w:val="40"/>
+                <w:lang w:bidi="ml-IN"/>
+              </w:rPr>
+              <w:t>wÉ</w:t>
+            </w:r>
+            <w:r>
+              <w:rPr>
+                <w:rFonts w:ascii="BRH Malayalam Extra" w:hAnsi="BRH Malayalam Extra" w:cs="BRH Devanagari Extra"/>
+                <w:b/>
+                <w:color w:val="000000"/>
+                <w:sz w:val="32"/>
+                <w:szCs w:val="40"/>
+                <w:lang w:bidi="ml-IN"/>
+              </w:rPr>
+              <w:t>–</w:t>
+            </w:r>
+            <w:r>
+              <w:rPr>
+                <w:rFonts w:ascii="BRH Devanagari Extra" w:hAnsi="BRH Devanagari Extra" w:cs="BRH Devanagari Extra"/>
+                <w:color w:val="000000"/>
+                <w:sz w:val="40"/>
+                <w:szCs w:val="40"/>
+                <w:lang w:bidi="ml-IN"/>
+              </w:rPr>
+              <w:t>OèMüÉ</w:t>
+            </w:r>
+            <w:r>
+              <w:rPr>
+                <w:rFonts w:ascii="BRH Malayalam Extra" w:hAnsi="BRH Malayalam Extra" w:cs="BRH Devanagari Extra"/>
+                <w:b/>
+                <w:color w:val="000000"/>
+                <w:sz w:val="32"/>
+                <w:szCs w:val="40"/>
+                <w:lang w:bidi="ml-IN"/>
+              </w:rPr>
+              <w:t>–</w:t>
+            </w:r>
+            <w:r>
+              <w:rPr>
+                <w:rFonts w:ascii="BRH Devanagari Extra" w:hAnsi="BRH Devanagari Extra" w:cs="BRH Devanagari Extra"/>
+                <w:color w:val="000000"/>
+                <w:sz w:val="40"/>
+                <w:szCs w:val="40"/>
+                <w:lang w:bidi="ml-IN"/>
+              </w:rPr>
+              <w:t xml:space="preserve">UÈ </w:t>
+            </w:r>
+            <w:r>
+              <w:rPr>
+                <w:rFonts w:ascii="BRH Devanagari Extra" w:hAnsi="BRH Devanagari Extra" w:cs="BRH Devanagari Extra"/>
+                <w:color w:val="000000"/>
+                <w:sz w:val="40"/>
+                <w:szCs w:val="40"/>
+                <w:highlight w:val="green"/>
+                <w:lang w:bidi="ml-IN"/>
+              </w:rPr>
+              <w:t>xrÉÉÿ</w:t>
+            </w:r>
+            <w:r>
+              <w:rPr>
+                <w:rFonts w:ascii="BRH Devanagari Extra" w:hAnsi="BRH Devanagari Extra" w:cs="BRH Devanagari Extra"/>
+                <w:color w:val="000000"/>
+                <w:sz w:val="40"/>
+                <w:szCs w:val="40"/>
+                <w:lang w:bidi="ml-IN"/>
+              </w:rPr>
+              <w:t>iÉç |</w:t>
+            </w:r>
+          </w:p>
+        </w:tc>
+      </w:tr>
+      <w:tr>
+        <w:trPr>
+          <w:trHeight w:val="866"/>
+        </w:trPr>
+        <w:tc>
+          <w:tcPr>
+            <w:tcW w:w="3907" w:type="dxa"/>
+          </w:tcPr>
+          <w:p>
+            <w:pPr>
+              <w:widowControl w:val="0"/>
+              <w:tabs>
+                <w:tab w:val="left" w:pos="993"/>
+              </w:tabs>
+              <w:autoSpaceDE w:val="0"/>
+              <w:autoSpaceDN w:val="0"/>
+              <w:adjustRightInd w:val="0"/>
+              <w:spacing w:before="0" w:line="252" w:lineRule="auto"/>
+              <w:ind w:right="297"/>
+              <w:rPr>
+                <w:rFonts w:cs="Arial"/>
+                <w:b/>
+                <w:color w:val="000000"/>
+                <w:sz w:val="28"/>
+                <w:szCs w:val="32"/>
+              </w:rPr>
+            </w:pPr>
+            <w:r>
+              <w:rPr>
+                <w:rFonts w:cs="Arial"/>
+                <w:b/>
+                <w:color w:val="000000"/>
+                <w:sz w:val="28"/>
+                <w:szCs w:val="32"/>
+              </w:rPr>
+              <w:t>T.S.5.</w:t>
+            </w:r>
+            <w:r>
+              <w:rPr>
+                <w:rFonts w:cs="Arial"/>
+                <w:b/>
+                <w:color w:val="000000"/>
+                <w:sz w:val="28"/>
+                <w:szCs w:val="32"/>
+              </w:rPr>
+              <w:t>4.5.</w:t>
+            </w:r>
+            <w:r>
+              <w:rPr>
+                <w:rFonts w:cs="Arial"/>
+                <w:b/>
+                <w:color w:val="000000"/>
+                <w:sz w:val="28"/>
+                <w:szCs w:val="32"/>
+              </w:rPr>
+              <w:t>5</w:t>
+            </w:r>
+            <w:r>
+              <w:rPr>
+                <w:rFonts w:cs="Arial"/>
+                <w:b/>
+                <w:color w:val="000000"/>
+                <w:sz w:val="28"/>
+                <w:szCs w:val="32"/>
+              </w:rPr>
+              <w:t>– Kramam</w:t>
+            </w:r>
+          </w:p>
+          <w:p>
+            <w:pPr>
+              <w:widowControl w:val="0"/>
+              <w:tabs>
+                <w:tab w:val="left" w:pos="993"/>
+              </w:tabs>
+              <w:autoSpaceDE w:val="0"/>
+              <w:autoSpaceDN w:val="0"/>
+              <w:adjustRightInd w:val="0"/>
+              <w:spacing w:before="0" w:line="252" w:lineRule="auto"/>
+              <w:ind w:right="297"/>
+              <w:rPr>
+                <w:rFonts w:cs="Arial"/>
+                <w:b/>
+                <w:color w:val="000000"/>
+                <w:szCs w:val="28"/>
+                <w:lang w:val="it-IT"/>
+              </w:rPr>
+            </w:pPr>
+            <w:r>
+              <w:rPr>
+                <w:rFonts w:cs="Arial"/>
+                <w:b/>
+                <w:color w:val="000000"/>
+                <w:szCs w:val="28"/>
+                <w:lang w:val="it-IT"/>
+              </w:rPr>
+              <w:t xml:space="preserve">Krama Vaakyam No.– </w:t>
+            </w:r>
+            <w:r>
+              <w:rPr>
+                <w:rFonts w:cs="Arial"/>
+                <w:b/>
+                <w:color w:val="000000"/>
+                <w:szCs w:val="28"/>
+                <w:lang w:val="it-IT"/>
+              </w:rPr>
+              <w:t>17,18</w:t>
+            </w:r>
+          </w:p>
+          <w:p>
+            <w:pPr>
+              <w:widowControl w:val="0"/>
+              <w:tabs>
+                <w:tab w:val="left" w:pos="993"/>
+              </w:tabs>
+              <w:autoSpaceDE w:val="0"/>
+              <w:autoSpaceDN w:val="0"/>
+              <w:adjustRightInd w:val="0"/>
+              <w:spacing w:before="0" w:line="240" w:lineRule="auto"/>
+              <w:ind w:right="297"/>
+              <w:rPr>
+                <w:rFonts w:cs="Arial"/>
+                <w:b/>
+                <w:color w:val="000000"/>
+                <w:sz w:val="28"/>
+                <w:szCs w:val="32"/>
+                <w:lang w:val="it-IT"/>
+              </w:rPr>
+            </w:pPr>
+            <w:r>
+              <w:rPr>
+                <w:rFonts w:cs="Arial"/>
+                <w:b/>
+                <w:color w:val="000000"/>
+                <w:sz w:val="28"/>
+                <w:szCs w:val="32"/>
+                <w:lang w:val="it-IT"/>
+              </w:rPr>
+              <w:t>Panchaati No</w:t>
+            </w:r>
+            <w:r>
+              <w:rPr>
+                <w:rFonts w:cs="Arial"/>
+                <w:b/>
+                <w:color w:val="000000"/>
+                <w:szCs w:val="32"/>
+                <w:lang w:val="it-IT"/>
+              </w:rPr>
+              <w:t xml:space="preserve">. - </w:t>
+            </w:r>
+            <w:r>
+              <w:rPr>
+                <w:rFonts w:cs="Arial"/>
+                <w:b/>
+                <w:color w:val="000000"/>
+                <w:sz w:val="28"/>
+                <w:szCs w:val="32"/>
+                <w:lang w:val="it-IT"/>
+              </w:rPr>
+              <w:t>23</w:t>
+            </w:r>
+          </w:p>
+        </w:tc>
+        <w:tc>
+          <w:tcPr>
+            <w:tcW w:w="5105" w:type="dxa"/>
+          </w:tcPr>
+          <w:p>
+            <w:pPr>
+              <w:widowControl w:val="0"/>
+              <w:autoSpaceDE w:val="0"/>
+              <w:autoSpaceDN w:val="0"/>
+              <w:adjustRightInd w:val="0"/>
+              <w:spacing w:before="0" w:line="240" w:lineRule="auto"/>
+              <w:rPr>
+                <w:rFonts w:ascii="BRH Devanagari Extra" w:hAnsi="BRH Devanagari Extra" w:cs="BRH Devanagari Extra"/>
+                <w:color w:val="000000"/>
+                <w:sz w:val="40"/>
+                <w:szCs w:val="40"/>
+                <w:lang w:bidi="ml-IN"/>
+              </w:rPr>
+            </w:pPr>
+            <w:r>
+              <w:rPr>
+                <w:rFonts w:ascii="BRH Devanagari Extra" w:hAnsi="BRH Devanagari Extra" w:cs="BRH Devanagari Extra"/>
+                <w:sz w:val="40"/>
+                <w:szCs w:val="40"/>
+                <w:lang w:bidi="ml-IN"/>
+              </w:rPr>
+              <w:t>ÌlÉUç qÉÑþ</w:t>
+            </w:r>
+            <w:r>
+              <w:rPr>
+                <w:rFonts w:ascii="BRH Devanagari Extra" w:hAnsi="BRH Devanagari Extra" w:cs="BRH Devanagari Extra"/>
+                <w:sz w:val="40"/>
+                <w:szCs w:val="40"/>
+                <w:highlight w:val="yellow"/>
+                <w:lang w:bidi="ml-IN"/>
+              </w:rPr>
+              <w:t>crÉ</w:t>
+            </w:r>
+            <w:r>
+              <w:rPr>
+                <w:rFonts w:ascii="BRH Devanagari Extra" w:hAnsi="BRH Devanagari Extra" w:cs="BRH Devanagari Extra"/>
+                <w:sz w:val="40"/>
+                <w:szCs w:val="40"/>
+                <w:lang w:bidi="ml-IN"/>
+              </w:rPr>
+              <w:t>iÉ | qÉÑ</w:t>
+            </w:r>
+            <w:r>
+              <w:rPr>
+                <w:rFonts w:ascii="BRH Malayalam Extra" w:hAnsi="BRH Malayalam Extra" w:cs="BRH Devanagari Extra"/>
+                <w:b/>
+                <w:sz w:val="32"/>
+                <w:szCs w:val="40"/>
+                <w:lang w:bidi="ml-IN"/>
+              </w:rPr>
+              <w:t>–</w:t>
+            </w:r>
+            <w:r>
+              <w:rPr>
+                <w:rFonts w:ascii="BRH Devanagari Extra" w:hAnsi="BRH Devanagari Extra" w:cs="BRH Devanagari Extra"/>
+                <w:sz w:val="40"/>
+                <w:szCs w:val="40"/>
+                <w:highlight w:val="yellow"/>
+                <w:lang w:bidi="ml-IN"/>
+              </w:rPr>
+              <w:t>crÉ</w:t>
+            </w:r>
+            <w:r>
+              <w:rPr>
+                <w:rFonts w:ascii="BRH Malayalam Extra" w:hAnsi="BRH Malayalam Extra" w:cs="BRH Devanagari Extra"/>
+                <w:b/>
+                <w:sz w:val="32"/>
+                <w:szCs w:val="40"/>
+                <w:lang w:bidi="ml-IN"/>
+              </w:rPr>
+              <w:t>–</w:t>
+            </w:r>
+            <w:r>
+              <w:rPr>
+                <w:rFonts w:ascii="BRH Devanagari Extra" w:hAnsi="BRH Devanagari Extra" w:cs="BRH Devanagari Extra"/>
+                <w:sz w:val="40"/>
+                <w:szCs w:val="40"/>
+                <w:lang w:bidi="ml-IN"/>
+              </w:rPr>
+              <w:t>iÉ</w:t>
+            </w:r>
+            <w:r>
+              <w:rPr>
+                <w:rFonts w:ascii="BRH Devanagari Extra" w:hAnsi="BRH Devanagari Extra" w:cs="BRH Devanagari Extra"/>
+                <w:sz w:val="40"/>
+                <w:szCs w:val="40"/>
+                <w:lang w:bidi="ml-IN"/>
+              </w:rPr>
+              <w:t>å</w:t>
+            </w:r>
+            <w:r>
+              <w:rPr>
+                <w:rFonts w:ascii="BRH Devanagari Extra" w:hAnsi="BRH Devanagari Extra" w:cs="BRH Devanagari Extra"/>
+                <w:sz w:val="40"/>
+                <w:szCs w:val="40"/>
+                <w:lang w:bidi="ml-IN"/>
+              </w:rPr>
+              <w:t>ÌiÉþ |</w:t>
+            </w:r>
+          </w:p>
+        </w:tc>
+        <w:tc>
+          <w:tcPr>
+            <w:tcW w:w="5388" w:type="dxa"/>
+          </w:tcPr>
+          <w:p>
+            <w:pPr>
+              <w:widowControl w:val="0"/>
+              <w:autoSpaceDE w:val="0"/>
+              <w:autoSpaceDN w:val="0"/>
+              <w:adjustRightInd w:val="0"/>
+              <w:spacing w:before="0" w:line="240" w:lineRule="auto"/>
+              <w:rPr>
+                <w:rFonts w:ascii="BRH Devanagari Extra" w:hAnsi="BRH Devanagari Extra" w:cs="BRH Devanagari Extra"/>
+                <w:color w:val="000000"/>
+                <w:sz w:val="40"/>
+                <w:szCs w:val="40"/>
+                <w:lang w:bidi="ml-IN"/>
+              </w:rPr>
+            </w:pPr>
+            <w:r>
+              <w:rPr>
+                <w:rFonts w:ascii="BRH Devanagari Extra" w:hAnsi="BRH Devanagari Extra" w:cs="BRH Devanagari Extra"/>
+                <w:sz w:val="40"/>
+                <w:szCs w:val="40"/>
+                <w:lang w:bidi="ml-IN"/>
+              </w:rPr>
+              <w:t>ÌlÉUç qÉÑþ</w:t>
+            </w:r>
+            <w:r>
+              <w:rPr>
+                <w:rFonts w:ascii="BRH Devanagari Extra" w:hAnsi="BRH Devanagari Extra" w:cs="BRH Devanagari Extra"/>
+                <w:sz w:val="40"/>
+                <w:szCs w:val="40"/>
+                <w:highlight w:val="green"/>
+                <w:lang w:bidi="ml-IN"/>
+              </w:rPr>
+              <w:t>crÉ</w:t>
+            </w:r>
+            <w:r>
+              <w:rPr>
+                <w:rFonts w:ascii="BRH Devanagari Extra" w:hAnsi="BRH Devanagari Extra" w:cs="BRH Devanagari Extra"/>
+                <w:color w:val="000000"/>
+                <w:sz w:val="40"/>
+                <w:szCs w:val="40"/>
+                <w:lang w:bidi="ml-IN"/>
+              </w:rPr>
+              <w:t>å</w:t>
+            </w:r>
+            <w:r>
+              <w:rPr>
+                <w:rFonts w:ascii="BRH Devanagari Extra" w:hAnsi="BRH Devanagari Extra" w:cs="BRH Devanagari Extra"/>
+                <w:sz w:val="40"/>
+                <w:szCs w:val="40"/>
+                <w:lang w:bidi="ml-IN"/>
+              </w:rPr>
+              <w:t>iÉ | qÉÑ</w:t>
+            </w:r>
+            <w:r>
+              <w:rPr>
+                <w:rFonts w:ascii="BRH Malayalam Extra" w:hAnsi="BRH Malayalam Extra" w:cs="BRH Devanagari Extra"/>
+                <w:b/>
+                <w:sz w:val="32"/>
+                <w:szCs w:val="40"/>
+                <w:lang w:bidi="ml-IN"/>
+              </w:rPr>
+              <w:t>–</w:t>
+            </w:r>
+            <w:r>
+              <w:rPr>
+                <w:rFonts w:ascii="BRH Devanagari Extra" w:hAnsi="BRH Devanagari Extra" w:cs="BRH Devanagari Extra"/>
+                <w:sz w:val="40"/>
+                <w:szCs w:val="40"/>
+                <w:highlight w:val="green"/>
+                <w:lang w:bidi="ml-IN"/>
+              </w:rPr>
+              <w:t>crÉ</w:t>
+            </w:r>
+            <w:r>
+              <w:rPr>
+                <w:rFonts w:ascii="BRH Devanagari Extra" w:hAnsi="BRH Devanagari Extra" w:cs="BRH Devanagari Extra"/>
+                <w:color w:val="000000"/>
+                <w:sz w:val="40"/>
+                <w:szCs w:val="40"/>
+                <w:highlight w:val="green"/>
+                <w:lang w:bidi="ml-IN"/>
+              </w:rPr>
+              <w:t>å</w:t>
+            </w:r>
+            <w:r>
+              <w:rPr>
+                <w:rFonts w:ascii="BRH Malayalam Extra" w:hAnsi="BRH Malayalam Extra" w:cs="BRH Devanagari Extra"/>
+                <w:b/>
+                <w:sz w:val="32"/>
+                <w:szCs w:val="40"/>
+                <w:highlight w:val="green"/>
+                <w:lang w:bidi="ml-IN"/>
+              </w:rPr>
+              <w:t>–</w:t>
+            </w:r>
+            <w:r>
+              <w:rPr>
+                <w:rFonts w:ascii="BRH Devanagari Extra" w:hAnsi="BRH Devanagari Extra" w:cs="BRH Devanagari Extra"/>
+                <w:sz w:val="40"/>
+                <w:szCs w:val="40"/>
+                <w:lang w:bidi="ml-IN"/>
+              </w:rPr>
+              <w:t>iÉ</w:t>
+            </w:r>
+            <w:r>
+              <w:rPr>
+                <w:rFonts w:ascii="BRH Devanagari Extra" w:hAnsi="BRH Devanagari Extra" w:cs="BRH Devanagari Extra"/>
+                <w:sz w:val="40"/>
+                <w:szCs w:val="40"/>
+                <w:lang w:bidi="ml-IN"/>
+              </w:rPr>
+              <w:t>å</w:t>
+            </w:r>
+            <w:r>
+              <w:rPr>
+                <w:rFonts w:ascii="BRH Devanagari Extra" w:hAnsi="BRH Devanagari Extra" w:cs="BRH Devanagari Extra"/>
+                <w:sz w:val="40"/>
+                <w:szCs w:val="40"/>
+                <w:lang w:bidi="ml-IN"/>
+              </w:rPr>
+              <w:t>ÌiÉþ |</w:t>
+            </w:r>
+          </w:p>
+        </w:tc>
+      </w:tr>
+      <w:tr>
+        <w:trPr>
+          <w:trHeight w:val="866"/>
+        </w:trPr>
+        <w:tc>
+          <w:tcPr>
+            <w:tcW w:w="3907" w:type="dxa"/>
+          </w:tcPr>
+          <w:p>
+            <w:pPr>
+              <w:widowControl w:val="0"/>
+              <w:tabs>
+                <w:tab w:val="left" w:pos="993"/>
+              </w:tabs>
+              <w:autoSpaceDE w:val="0"/>
+              <w:autoSpaceDN w:val="0"/>
+              <w:adjustRightInd w:val="0"/>
+              <w:spacing w:before="0" w:line="252" w:lineRule="auto"/>
+              <w:ind w:right="297"/>
+              <w:rPr>
+                <w:rFonts w:cs="Arial"/>
+                <w:b/>
+                <w:color w:val="000000"/>
+                <w:sz w:val="28"/>
+                <w:szCs w:val="32"/>
+              </w:rPr>
+            </w:pPr>
+            <w:r>
+              <w:rPr>
+                <w:rFonts w:cs="Arial"/>
+                <w:b/>
+                <w:color w:val="000000"/>
+                <w:sz w:val="28"/>
+                <w:szCs w:val="32"/>
+              </w:rPr>
+              <w:t>T.S.5.</w:t>
+            </w:r>
+            <w:r>
+              <w:rPr>
+                <w:rFonts w:cs="Arial"/>
+                <w:b/>
+                <w:color w:val="000000"/>
+                <w:sz w:val="28"/>
+                <w:szCs w:val="32"/>
+              </w:rPr>
+              <w:t>4.</w:t>
+            </w:r>
+            <w:r>
+              <w:rPr>
+                <w:rFonts w:cs="Arial"/>
+                <w:b/>
+                <w:color w:val="000000"/>
+                <w:sz w:val="28"/>
+                <w:szCs w:val="32"/>
+              </w:rPr>
+              <w:t>6.3</w:t>
+            </w:r>
+            <w:r>
+              <w:rPr>
+                <w:rFonts w:cs="Arial"/>
+                <w:b/>
+                <w:color w:val="000000"/>
+                <w:sz w:val="28"/>
+                <w:szCs w:val="32"/>
+              </w:rPr>
+              <w:t>– Kramam</w:t>
+            </w:r>
+          </w:p>
+          <w:p>
+            <w:pPr>
+              <w:widowControl w:val="0"/>
+              <w:tabs>
+                <w:tab w:val="left" w:pos="993"/>
+              </w:tabs>
+              <w:autoSpaceDE w:val="0"/>
+              <w:autoSpaceDN w:val="0"/>
+              <w:adjustRightInd w:val="0"/>
+              <w:spacing w:before="0" w:line="252" w:lineRule="auto"/>
+              <w:ind w:right="297"/>
+              <w:rPr>
+                <w:rFonts w:cs="Arial"/>
+                <w:b/>
+                <w:color w:val="000000"/>
+                <w:szCs w:val="28"/>
+                <w:lang w:val="en-IN"/>
+              </w:rPr>
+            </w:pPr>
+            <w:r>
+              <w:rPr>
+                <w:rFonts w:cs="Arial"/>
+                <w:b/>
+                <w:color w:val="000000"/>
+                <w:sz w:val="28"/>
+                <w:szCs w:val="32"/>
+              </w:rPr>
+              <w:t xml:space="preserve">Krama Vaakyam No.– </w:t>
+            </w:r>
+            <w:r>
+              <w:rPr>
+                <w:rFonts w:cs="Arial"/>
+                <w:b/>
+                <w:color w:val="000000"/>
+                <w:sz w:val="28"/>
+                <w:szCs w:val="32"/>
+              </w:rPr>
+              <w:t>49</w:t>
+            </w:r>
+          </w:p>
+          <w:p>
+            <w:pPr>
+              <w:widowControl w:val="0"/>
+              <w:tabs>
+                <w:tab w:val="left" w:pos="993"/>
+              </w:tabs>
+              <w:autoSpaceDE w:val="0"/>
+              <w:autoSpaceDN w:val="0"/>
+              <w:adjustRightInd w:val="0"/>
+              <w:spacing w:before="0" w:line="240" w:lineRule="auto"/>
+              <w:ind w:right="297"/>
+              <w:rPr>
+                <w:rFonts w:cs="Arial"/>
+                <w:b/>
+                <w:color w:val="000000"/>
+                <w:sz w:val="28"/>
+                <w:szCs w:val="32"/>
+              </w:rPr>
+            </w:pPr>
+            <w:r>
+              <w:rPr>
+                <w:rFonts w:cs="Arial"/>
+                <w:b/>
+                <w:color w:val="000000"/>
+                <w:sz w:val="28"/>
+                <w:szCs w:val="32"/>
+                <w:lang w:val="it-IT"/>
+              </w:rPr>
+              <w:t>Panchaati No</w:t>
+            </w:r>
+            <w:r>
+              <w:rPr>
+                <w:rFonts w:cs="Arial"/>
+                <w:b/>
+                <w:color w:val="000000"/>
+                <w:szCs w:val="32"/>
+                <w:lang w:val="it-IT"/>
+              </w:rPr>
+              <w:t xml:space="preserve">. - </w:t>
+            </w:r>
+            <w:r>
+              <w:rPr>
+                <w:rFonts w:cs="Arial"/>
+                <w:b/>
+                <w:color w:val="000000"/>
+                <w:sz w:val="28"/>
+                <w:szCs w:val="32"/>
+                <w:lang w:val="it-IT"/>
+              </w:rPr>
+              <w:t>2</w:t>
+            </w:r>
+            <w:r>
+              <w:rPr>
+                <w:rFonts w:cs="Arial"/>
+                <w:b/>
+                <w:color w:val="000000"/>
+                <w:sz w:val="28"/>
+                <w:szCs w:val="32"/>
+                <w:lang w:val="it-IT"/>
+              </w:rPr>
+              <w:t>6</w:t>
+            </w:r>
+          </w:p>
+        </w:tc>
+        <w:tc>
+          <w:tcPr>
+            <w:tcW w:w="5105" w:type="dxa"/>
+          </w:tcPr>
+          <w:p>
+            <w:pPr>
+              <w:widowControl w:val="0"/>
+              <w:autoSpaceDE w:val="0"/>
+              <w:autoSpaceDN w:val="0"/>
+              <w:adjustRightInd w:val="0"/>
+              <w:spacing w:before="0" w:line="240" w:lineRule="auto"/>
+              <w:rPr>
+                <w:rFonts w:ascii="BRH Devanagari Extra" w:hAnsi="BRH Devanagari Extra" w:cs="BRH Devanagari Extra"/>
+                <w:color w:val="000000"/>
+                <w:sz w:val="40"/>
+                <w:szCs w:val="40"/>
+                <w:lang w:bidi="ml-IN"/>
+              </w:rPr>
+            </w:pPr>
+            <w:r>
+              <w:rPr>
+                <w:rFonts w:ascii="BRH Devanagari Extra" w:hAnsi="BRH Devanagari Extra" w:cs="BRH Devanagari Extra"/>
+                <w:color w:val="000000"/>
+                <w:sz w:val="40"/>
+                <w:szCs w:val="40"/>
+                <w:lang w:bidi="ml-IN"/>
+              </w:rPr>
+              <w:t>S</w:t>
+            </w:r>
+            <w:r>
+              <w:rPr>
+                <w:rFonts w:ascii="BRH Devanagari Extra" w:hAnsi="BRH Devanagari Extra" w:cs="BRH Devanagari Extra"/>
+                <w:color w:val="000000"/>
+                <w:sz w:val="40"/>
+                <w:szCs w:val="40"/>
+                <w:lang w:bidi="ml-IN"/>
+              </w:rPr>
+              <w:t>å</w:t>
+            </w:r>
+            <w:r>
+              <w:rPr>
+                <w:rFonts w:ascii="BRH Malayalam Extra" w:hAnsi="BRH Malayalam Extra" w:cs="BRH Devanagari Extra"/>
+                <w:b/>
+                <w:color w:val="000000"/>
+                <w:sz w:val="32"/>
+                <w:szCs w:val="40"/>
+                <w:highlight w:val="yellow"/>
+                <w:lang w:bidi="ml-IN"/>
+              </w:rPr>
+              <w:t>–</w:t>
+            </w:r>
+            <w:r>
+              <w:rPr>
+                <w:rFonts w:ascii="BRH Devanagari Extra" w:hAnsi="BRH Devanagari Extra" w:cs="BRH Devanagari Extra"/>
+                <w:color w:val="000000"/>
+                <w:sz w:val="40"/>
+                <w:szCs w:val="40"/>
+                <w:highlight w:val="yellow"/>
+                <w:lang w:bidi="ml-IN"/>
+              </w:rPr>
+              <w:t>uÉ</w:t>
+            </w:r>
+            <w:r>
+              <w:rPr>
+                <w:rFonts w:ascii="BRH Malayalam Extra" w:hAnsi="BRH Malayalam Extra" w:cs="BRH Devanagari Extra"/>
+                <w:b/>
+                <w:color w:val="000000"/>
+                <w:sz w:val="32"/>
+                <w:szCs w:val="40"/>
+                <w:lang w:bidi="ml-IN"/>
+              </w:rPr>
+              <w:t>–</w:t>
+            </w:r>
+            <w:r>
+              <w:rPr>
+                <w:rFonts w:ascii="BRH Devanagari Extra" w:hAnsi="BRH Devanagari Extra" w:cs="BRH Devanagari Extra"/>
+                <w:color w:val="000000"/>
+                <w:sz w:val="40"/>
+                <w:szCs w:val="40"/>
+                <w:lang w:bidi="ml-IN"/>
+              </w:rPr>
+              <w:t>xÉÑ</w:t>
+            </w:r>
+            <w:r>
+              <w:rPr>
+                <w:rFonts w:ascii="BRH Malayalam Extra" w:hAnsi="BRH Malayalam Extra" w:cs="BRH Devanagari Extra"/>
+                <w:b/>
+                <w:color w:val="000000"/>
+                <w:sz w:val="32"/>
+                <w:szCs w:val="40"/>
+                <w:lang w:bidi="ml-IN"/>
+              </w:rPr>
+              <w:t>–</w:t>
+            </w:r>
+            <w:r>
+              <w:rPr>
+                <w:rFonts w:ascii="BRH Devanagari Extra" w:hAnsi="BRH Devanagari Extra" w:cs="BRH Devanagari Extra"/>
+                <w:color w:val="000000"/>
+                <w:sz w:val="40"/>
+                <w:szCs w:val="40"/>
+                <w:lang w:bidi="ml-IN"/>
+              </w:rPr>
+              <w:t>UÉ CÌiÉþ S</w:t>
+            </w:r>
+            <w:r>
+              <w:rPr>
+                <w:rFonts w:ascii="BRH Devanagari Extra" w:hAnsi="BRH Devanagari Extra" w:cs="BRH Devanagari Extra"/>
+                <w:color w:val="000000"/>
+                <w:sz w:val="40"/>
+                <w:szCs w:val="40"/>
+                <w:lang w:bidi="ml-IN"/>
+              </w:rPr>
+              <w:t>å</w:t>
+            </w:r>
+            <w:r>
+              <w:rPr>
+                <w:rFonts w:ascii="BRH Devanagari Extra" w:hAnsi="BRH Devanagari Extra" w:cs="BRH Devanagari Extra"/>
+                <w:color w:val="000000"/>
+                <w:sz w:val="40"/>
+                <w:szCs w:val="40"/>
+                <w:lang w:bidi="ml-IN"/>
+              </w:rPr>
+              <w:t>uÉ - A</w:t>
+            </w:r>
+            <w:r>
+              <w:rPr>
+                <w:rFonts w:ascii="BRH Malayalam Extra" w:hAnsi="BRH Malayalam Extra" w:cs="BRH Devanagari Extra"/>
+                <w:b/>
+                <w:color w:val="000000"/>
+                <w:sz w:val="32"/>
+                <w:szCs w:val="40"/>
+                <w:lang w:bidi="ml-IN"/>
+              </w:rPr>
+              <w:t>–</w:t>
+            </w:r>
+            <w:r>
+              <w:rPr>
+                <w:rFonts w:ascii="BRH Devanagari Extra" w:hAnsi="BRH Devanagari Extra" w:cs="BRH Devanagari Extra"/>
+                <w:color w:val="000000"/>
+                <w:sz w:val="40"/>
+                <w:szCs w:val="40"/>
+                <w:lang w:bidi="ml-IN"/>
+              </w:rPr>
+              <w:t>xÉÑ</w:t>
+            </w:r>
+            <w:r>
+              <w:rPr>
+                <w:rFonts w:ascii="BRH Malayalam Extra" w:hAnsi="BRH Malayalam Extra" w:cs="BRH Devanagari Extra"/>
+                <w:b/>
+                <w:color w:val="000000"/>
+                <w:sz w:val="32"/>
+                <w:szCs w:val="40"/>
+                <w:lang w:bidi="ml-IN"/>
+              </w:rPr>
+              <w:t>–</w:t>
+            </w:r>
+            <w:r>
+              <w:rPr>
+                <w:rFonts w:ascii="BRH Devanagari Extra" w:hAnsi="BRH Devanagari Extra" w:cs="BRH Devanagari Extra"/>
+                <w:color w:val="000000"/>
+                <w:sz w:val="40"/>
+                <w:szCs w:val="40"/>
+                <w:lang w:bidi="ml-IN"/>
+              </w:rPr>
+              <w:t>UÉÈ |</w:t>
+            </w:r>
+          </w:p>
+        </w:tc>
+        <w:tc>
+          <w:tcPr>
+            <w:tcW w:w="5388" w:type="dxa"/>
+          </w:tcPr>
+          <w:p>
+            <w:pPr>
+              <w:widowControl w:val="0"/>
+              <w:autoSpaceDE w:val="0"/>
+              <w:autoSpaceDN w:val="0"/>
+              <w:adjustRightInd w:val="0"/>
+              <w:spacing w:before="0" w:line="240" w:lineRule="auto"/>
+              <w:rPr>
+                <w:rFonts w:ascii="BRH Devanagari Extra" w:hAnsi="BRH Devanagari Extra" w:cs="BRH Devanagari Extra"/>
+                <w:color w:val="000000"/>
+                <w:sz w:val="40"/>
+                <w:szCs w:val="40"/>
+                <w:lang w:bidi="ml-IN"/>
+              </w:rPr>
+            </w:pPr>
+            <w:r>
+              <w:rPr>
+                <w:rFonts w:ascii="BRH Devanagari Extra" w:hAnsi="BRH Devanagari Extra" w:cs="BRH Devanagari Extra"/>
+                <w:color w:val="000000"/>
+                <w:sz w:val="40"/>
+                <w:szCs w:val="40"/>
+                <w:lang w:bidi="ml-IN"/>
+              </w:rPr>
+              <w:t>S</w:t>
+            </w:r>
+            <w:r>
+              <w:rPr>
+                <w:rFonts w:ascii="BRH Devanagari Extra" w:hAnsi="BRH Devanagari Extra" w:cs="BRH Devanagari Extra"/>
+                <w:color w:val="000000"/>
+                <w:sz w:val="40"/>
+                <w:szCs w:val="40"/>
+                <w:lang w:bidi="ml-IN"/>
+              </w:rPr>
+              <w:t>å</w:t>
+            </w:r>
+            <w:r>
+              <w:rPr>
+                <w:rFonts w:ascii="BRH Malayalam Extra" w:hAnsi="BRH Malayalam Extra" w:cs="BRH Devanagari Extra"/>
+                <w:b/>
+                <w:color w:val="000000"/>
+                <w:sz w:val="32"/>
+                <w:szCs w:val="40"/>
+                <w:lang w:bidi="ml-IN"/>
+              </w:rPr>
+              <w:t>–</w:t>
+            </w:r>
+            <w:r>
+              <w:rPr>
+                <w:rFonts w:ascii="BRH Devanagari Extra" w:hAnsi="BRH Devanagari Extra" w:cs="BRH Devanagari Extra"/>
+                <w:color w:val="000000"/>
+                <w:sz w:val="40"/>
+                <w:szCs w:val="40"/>
+                <w:lang w:bidi="ml-IN"/>
+              </w:rPr>
+              <w:t>uÉ</w:t>
+            </w:r>
+            <w:r>
+              <w:rPr>
+                <w:rFonts w:ascii="BRH Devanagari Extra" w:hAnsi="BRH Devanagari Extra" w:cs="BRH Devanagari Extra"/>
+                <w:color w:val="000000"/>
+                <w:sz w:val="40"/>
+                <w:szCs w:val="40"/>
+                <w:highlight w:val="green"/>
+                <w:lang w:bidi="ml-IN"/>
+              </w:rPr>
+              <w:t>É</w:t>
+            </w:r>
+            <w:r>
+              <w:rPr>
+                <w:rFonts w:ascii="BRH Malayalam Extra" w:hAnsi="BRH Malayalam Extra" w:cs="BRH Devanagari Extra"/>
+                <w:b/>
+                <w:color w:val="000000"/>
+                <w:sz w:val="32"/>
+                <w:szCs w:val="40"/>
+                <w:lang w:bidi="ml-IN"/>
+              </w:rPr>
+              <w:t>–</w:t>
+            </w:r>
+            <w:r>
+              <w:rPr>
+                <w:rFonts w:ascii="BRH Devanagari Extra" w:hAnsi="BRH Devanagari Extra" w:cs="BRH Devanagari Extra"/>
+                <w:color w:val="000000"/>
+                <w:sz w:val="40"/>
+                <w:szCs w:val="40"/>
+                <w:lang w:bidi="ml-IN"/>
+              </w:rPr>
+              <w:t>xÉÑ</w:t>
+            </w:r>
+            <w:r>
+              <w:rPr>
+                <w:rFonts w:ascii="BRH Malayalam Extra" w:hAnsi="BRH Malayalam Extra" w:cs="BRH Devanagari Extra"/>
+                <w:b/>
+                <w:color w:val="000000"/>
+                <w:sz w:val="32"/>
+                <w:szCs w:val="40"/>
+                <w:lang w:bidi="ml-IN"/>
+              </w:rPr>
+              <w:t>–</w:t>
+            </w:r>
+            <w:r>
+              <w:rPr>
+                <w:rFonts w:ascii="BRH Devanagari Extra" w:hAnsi="BRH Devanagari Extra" w:cs="BRH Devanagari Extra"/>
+                <w:color w:val="000000"/>
+                <w:sz w:val="40"/>
+                <w:szCs w:val="40"/>
+                <w:lang w:bidi="ml-IN"/>
+              </w:rPr>
+              <w:t>UÉ CÌiÉþ S</w:t>
+            </w:r>
+            <w:r>
+              <w:rPr>
+                <w:rFonts w:ascii="BRH Devanagari Extra" w:hAnsi="BRH Devanagari Extra" w:cs="BRH Devanagari Extra"/>
+                <w:color w:val="000000"/>
+                <w:sz w:val="40"/>
+                <w:szCs w:val="40"/>
+                <w:lang w:bidi="ml-IN"/>
+              </w:rPr>
+              <w:t>å</w:t>
+            </w:r>
+            <w:r>
+              <w:rPr>
+                <w:rFonts w:ascii="BRH Devanagari Extra" w:hAnsi="BRH Devanagari Extra" w:cs="BRH Devanagari Extra"/>
+                <w:color w:val="000000"/>
+                <w:sz w:val="40"/>
+                <w:szCs w:val="40"/>
+                <w:lang w:bidi="ml-IN"/>
+              </w:rPr>
+              <w:t>uÉ - A</w:t>
+            </w:r>
+            <w:r>
+              <w:rPr>
+                <w:rFonts w:ascii="BRH Malayalam Extra" w:hAnsi="BRH Malayalam Extra" w:cs="BRH Devanagari Extra"/>
+                <w:b/>
+                <w:color w:val="000000"/>
+                <w:sz w:val="32"/>
+                <w:szCs w:val="40"/>
+                <w:lang w:bidi="ml-IN"/>
+              </w:rPr>
+              <w:t>–</w:t>
+            </w:r>
+            <w:r>
+              <w:rPr>
+                <w:rFonts w:ascii="BRH Devanagari Extra" w:hAnsi="BRH Devanagari Extra" w:cs="BRH Devanagari Extra"/>
+                <w:color w:val="000000"/>
+                <w:sz w:val="40"/>
+                <w:szCs w:val="40"/>
+                <w:lang w:bidi="ml-IN"/>
+              </w:rPr>
+              <w:t>xÉÑ</w:t>
+            </w:r>
+            <w:r>
+              <w:rPr>
+                <w:rFonts w:ascii="BRH Malayalam Extra" w:hAnsi="BRH Malayalam Extra" w:cs="BRH Devanagari Extra"/>
+                <w:b/>
+                <w:color w:val="000000"/>
+                <w:sz w:val="32"/>
+                <w:szCs w:val="40"/>
+                <w:lang w:bidi="ml-IN"/>
+              </w:rPr>
+              <w:t>–</w:t>
+            </w:r>
+            <w:r>
+              <w:rPr>
+                <w:rFonts w:ascii="BRH Devanagari Extra" w:hAnsi="BRH Devanagari Extra" w:cs="BRH Devanagari Extra"/>
+                <w:color w:val="000000"/>
+                <w:sz w:val="40"/>
+                <w:szCs w:val="40"/>
+                <w:lang w:bidi="ml-IN"/>
+              </w:rPr>
+              <w:t>UÉÈ |</w:t>
+            </w:r>
+          </w:p>
+        </w:tc>
+      </w:tr>
+      <w:tr>
+        <w:trPr>
+          <w:trHeight w:val="866"/>
+        </w:trPr>
+        <w:tc>
+          <w:tcPr>
+            <w:tcW w:w="3907" w:type="dxa"/>
+          </w:tcPr>
+          <w:p>
+            <w:pPr>
+              <w:widowControl w:val="0"/>
+              <w:tabs>
+                <w:tab w:val="left" w:pos="993"/>
+              </w:tabs>
+              <w:autoSpaceDE w:val="0"/>
+              <w:autoSpaceDN w:val="0"/>
+              <w:adjustRightInd w:val="0"/>
+              <w:spacing w:before="0" w:line="240" w:lineRule="auto"/>
+              <w:ind w:right="297"/>
+              <w:rPr>
+                <w:rFonts w:cs="Arial"/>
+                <w:b/>
+                <w:color w:val="000000"/>
+                <w:sz w:val="28"/>
+                <w:szCs w:val="32"/>
+              </w:rPr>
+            </w:pPr>
+          </w:p>
+        </w:tc>
+        <w:tc>
+          <w:tcPr>
+            <w:tcW w:w="5105" w:type="dxa"/>
+          </w:tcPr>
+          <w:p>
+            <w:pPr>
+              <w:widowControl w:val="0"/>
+              <w:autoSpaceDE w:val="0"/>
+              <w:autoSpaceDN w:val="0"/>
+              <w:adjustRightInd w:val="0"/>
+              <w:spacing w:before="0" w:line="240" w:lineRule="auto"/>
+              <w:rPr>
+                <w:rFonts w:ascii="BRH Devanagari Extra" w:hAnsi="BRH Devanagari Extra" w:cs="BRH Devanagari Extra"/>
+                <w:color w:val="000000"/>
+                <w:sz w:val="40"/>
+                <w:szCs w:val="40"/>
+                <w:lang w:bidi="ml-IN"/>
+              </w:rPr>
+            </w:pPr>
+          </w:p>
+        </w:tc>
+        <w:tc>
+          <w:tcPr>
+            <w:tcW w:w="5388" w:type="dxa"/>
+          </w:tcPr>
+          <w:p>
+            <w:pPr>
+              <w:widowControl w:val="0"/>
+              <w:autoSpaceDE w:val="0"/>
+              <w:autoSpaceDN w:val="0"/>
+              <w:adjustRightInd w:val="0"/>
+              <w:spacing w:before="0" w:line="240" w:lineRule="auto"/>
+              <w:rPr>
+                <w:rFonts w:ascii="BRH Devanagari Extra" w:hAnsi="BRH Devanagari Extra" w:cs="BRH Devanagari Extra"/>
+                <w:color w:val="000000"/>
+                <w:sz w:val="40"/>
+                <w:szCs w:val="40"/>
+                <w:lang w:bidi="ml-IN"/>
+              </w:rPr>
+            </w:pPr>
+          </w:p>
+        </w:tc>
+      </w:tr>
+    </w:tbl>
+    <w:p>
+      <w:pPr>
+        <w:jc w:val="center"/>
+        <w:rPr>
+          <w:b/>
+          <w:bCs/>
+          <w:sz w:val="32"/>
+          <w:szCs w:val="32"/>
+          <w:u w:val="single"/>
+        </w:rPr>
+      </w:pPr>
+      <w:r>
+        <w:rPr>
+          <w:b/>
+          <w:bCs/>
+          <w:sz w:val="32"/>
+          <w:szCs w:val="32"/>
+          <w:u w:val="single"/>
+        </w:rPr>
+        <w:t>============</w:t>
+      </w:r>
+    </w:p>
+    <w:p>
+      <w:pPr>
+        <w:jc w:val="center"/>
+        <w:rPr>
+          <w:b/>
+          <w:bCs/>
+          <w:sz w:val="32"/>
+          <w:szCs w:val="32"/>
+          <w:u w:val="single"/>
+        </w:rPr>
+      </w:pPr>
+    </w:p>
     <w:p>
       <w:pPr>
         <w:jc w:val="center"/>
@@ -419,7 +3302,6 @@
               </w:rPr>
               <w:t>–</w:t>
             </w:r>
-            <w:proofErr w:type="spellStart"/>
             <w:r>
               <w:rPr>
                 <w:rFonts w:ascii="BRH Devanagari Extra" w:hAnsi="BRH Devanagari Extra" w:cs="BRH Devanagari Extra"/>
@@ -451,7 +3333,6 @@
               </w:rPr>
               <w:t>å</w:t>
             </w:r>
-            <w:proofErr w:type="spellEnd"/>
             <w:r>
               <w:rPr>
                 <w:rFonts w:ascii="BRH Devanagari Extra" w:hAnsi="BRH Devanagari Extra" w:cs="BRH Devanagari Extra"/>
@@ -503,7 +3384,6 @@
               </w:rPr>
               <w:t>–</w:t>
             </w:r>
-            <w:proofErr w:type="spellStart"/>
             <w:r>
               <w:rPr>
                 <w:rFonts w:ascii="BRH Devanagari Extra" w:hAnsi="BRH Devanagari Extra" w:cs="BRH Devanagari Extra"/>
@@ -535,7 +3415,6 @@
               </w:rPr>
               <w:t>å</w:t>
             </w:r>
-            <w:proofErr w:type="spellEnd"/>
             <w:r>
               <w:rPr>
                 <w:rFonts w:ascii="BRH Devanagari Extra" w:hAnsi="BRH Devanagari Extra" w:cs="BRH Devanagari Extra"/>
@@ -593,7 +3472,6 @@
         </w:rPr>
         <w:t xml:space="preserve">TS </w:t>
       </w:r>
-      <w:proofErr w:type="spellStart"/>
       <w:r>
         <w:rPr>
           <w:b/>
@@ -604,7 +3482,6 @@
         </w:rPr>
         <w:t>Krama</w:t>
       </w:r>
-      <w:proofErr w:type="spellEnd"/>
       <w:r>
         <w:rPr>
           <w:b/>
@@ -613,29 +3490,7 @@
           <w:szCs w:val="32"/>
           <w:u w:val="single"/>
         </w:rPr>
-        <w:t xml:space="preserve"> </w:t>
-      </w:r>
-      <w:proofErr w:type="spellStart"/>
-      <w:r>
-        <w:rPr>
-          <w:b/>
-          <w:bCs/>
-          <w:sz w:val="32"/>
-          <w:szCs w:val="32"/>
-          <w:u w:val="single"/>
-        </w:rPr>
-        <w:t>Paatam</w:t>
-      </w:r>
-      <w:proofErr w:type="spellEnd"/>
-      <w:r>
-        <w:rPr>
-          <w:b/>
-          <w:bCs/>
-          <w:sz w:val="32"/>
-          <w:szCs w:val="32"/>
-          <w:u w:val="single"/>
-        </w:rPr>
-        <w:t xml:space="preserve"> – TS </w:t>
+        <w:t xml:space="preserve"> Paatam – TS </w:t>
       </w:r>
       <w:r>
         <w:rPr>
@@ -1006,7 +3861,6 @@
                 <w:szCs w:val="40"/>
               </w:rPr>
             </w:pPr>
-            <w:proofErr w:type="spellStart"/>
             <w:r>
               <w:rPr>
                 <w:rFonts w:ascii="BRH Devanagari Extra" w:hAnsi="BRH Devanagari Extra" w:cs="BRH Devanagari Extra"/>
@@ -1018,7 +3872,6 @@
               </w:rPr>
               <w:t>mÉëå</w:t>
             </w:r>
-            <w:proofErr w:type="spellEnd"/>
             <w:r>
               <w:rPr>
                 <w:rFonts w:ascii="BRH Malayalam Extra" w:hAnsi="BRH Malayalam Extra" w:cs="BRH Devanagari Extra"/>
@@ -1031,40 +3884,27 @@
               </w:rPr>
               <w:t>–</w:t>
             </w:r>
-            <w:proofErr w:type="spellStart"/>
-            <w:r>
-              <w:rPr>
-                <w:rFonts w:ascii="BRH Devanagari Extra" w:hAnsi="BRH Devanagari Extra" w:cs="BRH Devanagari Extra"/>
-                <w:color w:val="000000"/>
-                <w:sz w:val="40"/>
-                <w:szCs w:val="40"/>
-                <w:lang w:bidi="ml-IN"/>
-              </w:rPr>
-              <w:t>nxÉþÌiÉ</w:t>
-            </w:r>
-            <w:proofErr w:type="spellEnd"/>
-            <w:r>
-              <w:rPr>
-                <w:rFonts w:ascii="BRH Devanagari Extra" w:hAnsi="BRH Devanagari Extra" w:cs="BRH Devanagari Extra"/>
-                <w:color w:val="000000"/>
-                <w:sz w:val="40"/>
-                <w:szCs w:val="40"/>
-                <w:lang w:bidi="ml-IN"/>
-              </w:rPr>
-              <w:t xml:space="preserve"> | D</w:t>
-            </w:r>
-            <w:r>
-              <w:rPr>
-                <w:rFonts w:ascii="BRH Malayalam Extra" w:hAnsi="BRH Malayalam Extra" w:cs="BRH Devanagari Extra"/>
-                <w:b/>
-                <w:color w:val="000000"/>
-                <w:sz w:val="32"/>
-                <w:szCs w:val="40"/>
-                <w:lang w:bidi="ml-IN"/>
-              </w:rPr>
-              <w:t>–</w:t>
-            </w:r>
-            <w:proofErr w:type="spellStart"/>
+            <w:r>
+              <w:rPr>
+                <w:rFonts w:ascii="BRH Devanagari Extra" w:hAnsi="BRH Devanagari Extra" w:cs="BRH Devanagari Extra"/>
+                <w:color w:val="000000"/>
+                <w:sz w:val="40"/>
+                <w:szCs w:val="40"/>
+                <w:lang w:bidi="ml-IN"/>
+              </w:rPr>
+              <w:t>nxÉþÌiÉ | D</w:t>
+            </w:r>
+            <w:r>
+              <w:rPr>
+                <w:rFonts w:ascii="BRH Malayalam Extra" w:hAnsi="BRH Malayalam Extra" w:cs="BRH Devanagari Extra"/>
+                <w:b/>
+                <w:color w:val="000000"/>
+                <w:sz w:val="32"/>
+                <w:szCs w:val="40"/>
+                <w:lang w:bidi="ml-IN"/>
+              </w:rPr>
+              <w:t>–</w:t>
+            </w:r>
             <w:r>
               <w:rPr>
                 <w:rFonts w:ascii="BRH Devanagari Extra" w:hAnsi="BRH Devanagari Extra" w:cs="BRH Devanagari Extra"/>
@@ -1075,19 +3915,17 @@
               </w:rPr>
               <w:t>nxÉ</w:t>
             </w:r>
-            <w:proofErr w:type="spellEnd"/>
-            <w:r>
-              <w:rPr>
-                <w:rFonts w:ascii="BRH Malayalam Extra" w:hAnsi="BRH Malayalam Extra" w:cs="BRH Devanagari Extra"/>
-                <w:b/>
-                <w:color w:val="000000"/>
-                <w:sz w:val="32"/>
-                <w:szCs w:val="40"/>
-                <w:lang w:bidi="ml-IN"/>
-              </w:rPr>
-              <w:t>–</w:t>
-            </w:r>
-            <w:proofErr w:type="spellStart"/>
+            <w:r>
+              <w:rPr>
+                <w:rFonts w:ascii="BRH Malayalam Extra" w:hAnsi="BRH Malayalam Extra" w:cs="BRH Devanagari Extra"/>
+                <w:b/>
+                <w:color w:val="000000"/>
+                <w:sz w:val="32"/>
+                <w:szCs w:val="40"/>
+                <w:lang w:bidi="ml-IN"/>
+              </w:rPr>
+              <w:t>–</w:t>
+            </w:r>
             <w:r>
               <w:rPr>
                 <w:rFonts w:ascii="BRH Devanagari Extra" w:hAnsi="BRH Devanagari Extra" w:cs="BRH Devanagari Extra"/>
@@ -1098,49 +3936,26 @@
               </w:rPr>
               <w:t>ÌiÉ</w:t>
             </w:r>
-            <w:proofErr w:type="spellEnd"/>
-            <w:r>
-              <w:rPr>
-                <w:rFonts w:ascii="BRH Malayalam Extra" w:hAnsi="BRH Malayalam Extra" w:cs="BRH Devanagari Extra"/>
-                <w:b/>
-                <w:color w:val="000000"/>
-                <w:sz w:val="32"/>
-                <w:szCs w:val="40"/>
-                <w:lang w:bidi="ml-IN"/>
-              </w:rPr>
-              <w:t>–</w:t>
-            </w:r>
-            <w:r>
-              <w:rPr>
-                <w:rFonts w:ascii="BRH Devanagari Extra" w:hAnsi="BRH Devanagari Extra" w:cs="BRH Devanagari Extra"/>
-                <w:color w:val="000000"/>
-                <w:sz w:val="40"/>
-                <w:szCs w:val="40"/>
-                <w:lang w:bidi="ml-IN"/>
-              </w:rPr>
-              <w:t xml:space="preserve"> </w:t>
-            </w:r>
-            <w:proofErr w:type="spellStart"/>
-            <w:r>
-              <w:rPr>
-                <w:rFonts w:ascii="BRH Devanagari Extra" w:hAnsi="BRH Devanagari Extra" w:cs="BRH Devanagari Extra"/>
-                <w:color w:val="000000"/>
-                <w:sz w:val="40"/>
-                <w:szCs w:val="40"/>
-                <w:lang w:bidi="ml-IN"/>
-              </w:rPr>
-              <w:t>iÉxqÉæÿ</w:t>
-            </w:r>
-            <w:proofErr w:type="spellEnd"/>
-            <w:r>
-              <w:rPr>
-                <w:rFonts w:ascii="BRH Devanagari Extra" w:hAnsi="BRH Devanagari Extra" w:cs="BRH Devanagari Extra"/>
-                <w:color w:val="000000"/>
-                <w:sz w:val="40"/>
-                <w:szCs w:val="40"/>
-                <w:lang w:bidi="ml-IN"/>
-              </w:rPr>
-              <w:t xml:space="preserve"> |</w:t>
+            <w:r>
+              <w:rPr>
+                <w:rFonts w:ascii="BRH Malayalam Extra" w:hAnsi="BRH Malayalam Extra" w:cs="BRH Devanagari Extra"/>
+                <w:b/>
+                <w:color w:val="000000"/>
+                <w:sz w:val="32"/>
+                <w:szCs w:val="40"/>
+                <w:lang w:bidi="ml-IN"/>
+              </w:rPr>
+              <w:t>–</w:t>
+            </w:r>
+            <w:r>
+              <w:rPr>
+                <w:rFonts w:ascii="BRH Devanagari Extra" w:hAnsi="BRH Devanagari Extra" w:cs="BRH Devanagari Extra"/>
+                <w:color w:val="000000"/>
+                <w:sz w:val="40"/>
+                <w:szCs w:val="40"/>
+                <w:lang w:bidi="ml-IN"/>
+              </w:rPr>
+              <w:t xml:space="preserve"> iÉxqÉæÿ |</w:t>
             </w:r>
           </w:p>
         </w:tc>
@@ -1162,7 +3977,6 @@
                 <w:szCs w:val="40"/>
               </w:rPr>
             </w:pPr>
-            <w:proofErr w:type="spellStart"/>
             <w:r>
               <w:rPr>
                 <w:rFonts w:ascii="BRH Devanagari Extra" w:hAnsi="BRH Devanagari Extra" w:cs="BRH Devanagari Extra"/>
@@ -1192,31 +4006,19 @@
                 <w:szCs w:val="40"/>
                 <w:lang w:bidi="ml-IN"/>
               </w:rPr>
-              <w:t>nxÉþÌiÉ</w:t>
-            </w:r>
-            <w:proofErr w:type="spellEnd"/>
-            <w:r>
-              <w:rPr>
-                <w:rFonts w:ascii="BRH Devanagari Extra" w:hAnsi="BRH Devanagari Extra" w:cs="BRH Devanagari Extra"/>
-                <w:color w:val="000000"/>
-                <w:sz w:val="40"/>
-                <w:szCs w:val="40"/>
-                <w:lang w:bidi="ml-IN"/>
-              </w:rPr>
-              <w:t xml:space="preserve"> | D</w:t>
-            </w:r>
-            <w:r>
-              <w:rPr>
-                <w:rFonts w:ascii="BRH Malayalam Extra" w:hAnsi="BRH Malayalam Extra" w:cs="BRH Devanagari Extra"/>
-                <w:b/>
-                <w:color w:val="000000"/>
-                <w:sz w:val="32"/>
-                <w:szCs w:val="40"/>
-                <w:lang w:bidi="ml-IN"/>
-              </w:rPr>
-              <w:t>–</w:t>
-            </w:r>
-            <w:proofErr w:type="spellStart"/>
+              <w:t>nxÉþÌiÉ | D</w:t>
+            </w:r>
+            <w:r>
+              <w:rPr>
+                <w:rFonts w:ascii="BRH Malayalam Extra" w:hAnsi="BRH Malayalam Extra" w:cs="BRH Devanagari Extra"/>
+                <w:b/>
+                <w:color w:val="000000"/>
+                <w:sz w:val="32"/>
+                <w:szCs w:val="40"/>
+                <w:lang w:bidi="ml-IN"/>
+              </w:rPr>
+              <w:t>–</w:t>
+            </w:r>
             <w:r>
               <w:rPr>
                 <w:rFonts w:ascii="BRH Devanagari Extra" w:hAnsi="BRH Devanagari Extra" w:cs="BRH Devanagari Extra"/>
@@ -1227,19 +4029,17 @@
               </w:rPr>
               <w:t>nxÉ</w:t>
             </w:r>
-            <w:proofErr w:type="spellEnd"/>
-            <w:r>
-              <w:rPr>
-                <w:rFonts w:ascii="BRH Malayalam Extra" w:hAnsi="BRH Malayalam Extra" w:cs="BRH Devanagari Extra"/>
-                <w:b/>
-                <w:color w:val="000000"/>
-                <w:sz w:val="32"/>
-                <w:szCs w:val="40"/>
-                <w:lang w:bidi="ml-IN"/>
-              </w:rPr>
-              <w:t>–</w:t>
-            </w:r>
-            <w:proofErr w:type="spellStart"/>
+            <w:r>
+              <w:rPr>
+                <w:rFonts w:ascii="BRH Malayalam Extra" w:hAnsi="BRH Malayalam Extra" w:cs="BRH Devanagari Extra"/>
+                <w:b/>
+                <w:color w:val="000000"/>
+                <w:sz w:val="32"/>
+                <w:szCs w:val="40"/>
+                <w:lang w:bidi="ml-IN"/>
+              </w:rPr>
+              <w:t>–</w:t>
+            </w:r>
             <w:r>
               <w:rPr>
                 <w:rFonts w:ascii="BRH Devanagari Extra" w:hAnsi="BRH Devanagari Extra" w:cs="BRH Devanagari Extra"/>
@@ -1250,49 +4050,26 @@
               </w:rPr>
               <w:t>ÌiÉ</w:t>
             </w:r>
-            <w:proofErr w:type="spellEnd"/>
-            <w:r>
-              <w:rPr>
-                <w:rFonts w:ascii="BRH Malayalam Extra" w:hAnsi="BRH Malayalam Extra" w:cs="BRH Devanagari Extra"/>
-                <w:b/>
-                <w:color w:val="000000"/>
-                <w:sz w:val="32"/>
-                <w:szCs w:val="40"/>
-                <w:lang w:bidi="ml-IN"/>
-              </w:rPr>
-              <w:t>–</w:t>
-            </w:r>
-            <w:r>
-              <w:rPr>
-                <w:rFonts w:ascii="BRH Devanagari Extra" w:hAnsi="BRH Devanagari Extra" w:cs="BRH Devanagari Extra"/>
-                <w:color w:val="000000"/>
-                <w:sz w:val="40"/>
-                <w:szCs w:val="40"/>
-                <w:lang w:bidi="ml-IN"/>
-              </w:rPr>
-              <w:t xml:space="preserve"> </w:t>
-            </w:r>
-            <w:proofErr w:type="spellStart"/>
-            <w:r>
-              <w:rPr>
-                <w:rFonts w:ascii="BRH Devanagari Extra" w:hAnsi="BRH Devanagari Extra" w:cs="BRH Devanagari Extra"/>
-                <w:color w:val="000000"/>
-                <w:sz w:val="40"/>
-                <w:szCs w:val="40"/>
-                <w:lang w:bidi="ml-IN"/>
-              </w:rPr>
-              <w:t>iÉxqÉæÿ</w:t>
-            </w:r>
-            <w:proofErr w:type="spellEnd"/>
-            <w:r>
-              <w:rPr>
-                <w:rFonts w:ascii="BRH Devanagari Extra" w:hAnsi="BRH Devanagari Extra" w:cs="BRH Devanagari Extra"/>
-                <w:color w:val="000000"/>
-                <w:sz w:val="40"/>
-                <w:szCs w:val="40"/>
-                <w:lang w:bidi="ml-IN"/>
-              </w:rPr>
-              <w:t xml:space="preserve"> |</w:t>
+            <w:r>
+              <w:rPr>
+                <w:rFonts w:ascii="BRH Malayalam Extra" w:hAnsi="BRH Malayalam Extra" w:cs="BRH Devanagari Extra"/>
+                <w:b/>
+                <w:color w:val="000000"/>
+                <w:sz w:val="32"/>
+                <w:szCs w:val="40"/>
+                <w:lang w:bidi="ml-IN"/>
+              </w:rPr>
+              <w:t>–</w:t>
+            </w:r>
+            <w:r>
+              <w:rPr>
+                <w:rFonts w:ascii="BRH Devanagari Extra" w:hAnsi="BRH Devanagari Extra" w:cs="BRH Devanagari Extra"/>
+                <w:color w:val="000000"/>
+                <w:sz w:val="40"/>
+                <w:szCs w:val="40"/>
+                <w:lang w:bidi="ml-IN"/>
+              </w:rPr>
+              <w:t xml:space="preserve"> iÉxqÉæÿ |</w:t>
             </w:r>
           </w:p>
         </w:tc>
@@ -1459,7 +4236,6 @@
               </w:rPr>
               <w:t>–</w:t>
             </w:r>
-            <w:proofErr w:type="spellStart"/>
             <w:r>
               <w:rPr>
                 <w:rFonts w:ascii="BRH Devanagari Extra" w:hAnsi="BRH Devanagari Extra" w:cs="BRH Devanagari Extra"/>
@@ -1470,7 +4246,6 @@
               </w:rPr>
               <w:t>eÉ</w:t>
             </w:r>
-            <w:proofErr w:type="spellEnd"/>
             <w:r>
               <w:rPr>
                 <w:rFonts w:ascii="BRH Malayalam Extra" w:hAnsi="BRH Malayalam Extra" w:cs="BRH Devanagari Extra"/>
@@ -1503,7 +4278,6 @@
               </w:rPr>
               <w:t>–</w:t>
             </w:r>
-            <w:proofErr w:type="spellStart"/>
             <w:r>
               <w:rPr>
                 <w:rFonts w:ascii="BRH Devanagari Extra" w:hAnsi="BRH Devanagari Extra" w:cs="BRH Devanagari Extra"/>
@@ -1532,20 +4306,8 @@
                 <w:szCs w:val="40"/>
                 <w:lang w:bidi="ml-IN"/>
               </w:rPr>
-              <w:t>hÉþ</w:t>
-            </w:r>
-            <w:proofErr w:type="spellEnd"/>
-            <w:r>
-              <w:rPr>
-                <w:rFonts w:ascii="BRH Devanagari Extra" w:hAnsi="BRH Devanagari Extra" w:cs="BRH Devanagari Extra"/>
-                <w:color w:val="000000"/>
-                <w:sz w:val="40"/>
-                <w:szCs w:val="40"/>
-                <w:lang w:bidi="ml-IN"/>
-              </w:rPr>
-              <w:t xml:space="preserve"> </w:t>
-            </w:r>
-            <w:proofErr w:type="spellStart"/>
+              <w:t xml:space="preserve">hÉþ </w:t>
+            </w:r>
             <w:r>
               <w:rPr>
                 <w:rFonts w:ascii="BRH Devanagari Extra" w:hAnsi="BRH Devanagari Extra" w:cs="BRH Devanagari Extra"/>
@@ -1585,18 +4347,7 @@
                 <w:szCs w:val="40"/>
                 <w:lang w:bidi="ml-IN"/>
               </w:rPr>
-              <w:t>ÌiÉ</w:t>
-            </w:r>
-            <w:proofErr w:type="spellEnd"/>
-            <w:r>
-              <w:rPr>
-                <w:rFonts w:ascii="BRH Devanagari Extra" w:hAnsi="BRH Devanagari Extra" w:cs="BRH Devanagari Extra"/>
-                <w:color w:val="000000"/>
-                <w:sz w:val="40"/>
-                <w:szCs w:val="40"/>
-                <w:lang w:bidi="ml-IN"/>
-              </w:rPr>
-              <w:t xml:space="preserve"> | </w:t>
+              <w:t xml:space="preserve">ÌiÉ | </w:t>
             </w:r>
           </w:p>
           <w:p>
@@ -1622,6 +4373,7 @@
                 <w:szCs w:val="40"/>
                 <w:lang w:bidi="ml-IN"/>
               </w:rPr>
+              <w:lastRenderedPageBreak/>
               <w:t>A</w:t>
             </w:r>
             <w:r>
@@ -1635,7 +4387,6 @@
               </w:rPr>
               <w:t>–</w:t>
             </w:r>
-            <w:proofErr w:type="spellStart"/>
             <w:r>
               <w:rPr>
                 <w:rFonts w:ascii="BRH Devanagari Extra" w:hAnsi="BRH Devanagari Extra" w:cs="BRH Devanagari Extra"/>
@@ -1646,7 +4397,6 @@
               </w:rPr>
               <w:t>eÉ</w:t>
             </w:r>
-            <w:proofErr w:type="spellEnd"/>
             <w:r>
               <w:rPr>
                 <w:rFonts w:ascii="BRH Malayalam Extra" w:hAnsi="BRH Malayalam Extra" w:cs="BRH Devanagari Extra"/>
@@ -1679,7 +4429,6 @@
               </w:rPr>
               <w:t>–</w:t>
             </w:r>
-            <w:proofErr w:type="spellStart"/>
             <w:r>
               <w:rPr>
                 <w:rFonts w:ascii="BRH Devanagari Extra" w:hAnsi="BRH Devanagari Extra" w:cs="BRH Devanagari Extra"/>
@@ -1728,31 +4477,19 @@
                 <w:szCs w:val="40"/>
                 <w:lang w:bidi="ml-IN"/>
               </w:rPr>
-              <w:t>irÉþeÉ</w:t>
-            </w:r>
-            <w:proofErr w:type="spellEnd"/>
-            <w:r>
-              <w:rPr>
-                <w:rFonts w:ascii="BRH Devanagari Extra" w:hAnsi="BRH Devanagari Extra" w:cs="BRH Devanagari Extra"/>
-                <w:color w:val="000000"/>
-                <w:sz w:val="40"/>
-                <w:szCs w:val="40"/>
-                <w:lang w:bidi="ml-IN"/>
-              </w:rPr>
-              <w:t xml:space="preserve"> - ¤ÉÏ</w:t>
-            </w:r>
-            <w:r>
-              <w:rPr>
-                <w:rFonts w:ascii="BRH Malayalam Extra" w:hAnsi="BRH Malayalam Extra" w:cs="BRH Devanagari Extra"/>
-                <w:b/>
-                <w:color w:val="000000"/>
-                <w:sz w:val="32"/>
-                <w:szCs w:val="40"/>
-                <w:lang w:bidi="ml-IN"/>
-              </w:rPr>
-              <w:t>–</w:t>
-            </w:r>
-            <w:proofErr w:type="spellStart"/>
+              <w:t>irÉþeÉ - ¤ÉÏ</w:t>
+            </w:r>
+            <w:r>
+              <w:rPr>
+                <w:rFonts w:ascii="BRH Malayalam Extra" w:hAnsi="BRH Malayalam Extra" w:cs="BRH Devanagari Extra"/>
+                <w:b/>
+                <w:color w:val="000000"/>
+                <w:sz w:val="32"/>
+                <w:szCs w:val="40"/>
+                <w:lang w:bidi="ml-IN"/>
+              </w:rPr>
+              <w:t>–</w:t>
+            </w:r>
             <w:r>
               <w:rPr>
                 <w:rFonts w:ascii="BRH Devanagari Extra" w:hAnsi="BRH Devanagari Extra" w:cs="BRH Devanagari Extra"/>
@@ -1781,18 +4518,7 @@
                 <w:szCs w:val="40"/>
                 <w:lang w:bidi="ml-IN"/>
               </w:rPr>
-              <w:t>hÉþ</w:t>
-            </w:r>
-            <w:proofErr w:type="spellEnd"/>
-            <w:r>
-              <w:rPr>
-                <w:rFonts w:ascii="BRH Devanagari Extra" w:hAnsi="BRH Devanagari Extra" w:cs="BRH Devanagari Extra"/>
-                <w:color w:val="000000"/>
-                <w:sz w:val="40"/>
-                <w:szCs w:val="40"/>
-                <w:lang w:bidi="ml-IN"/>
-              </w:rPr>
-              <w:t xml:space="preserve"> | </w:t>
+              <w:t xml:space="preserve">hÉþ | </w:t>
             </w:r>
           </w:p>
           <w:p>
@@ -1810,7 +4536,6 @@
                 <w:lang w:val="en-IN" w:eastAsia="en-IN" w:bidi="ml-IN"/>
               </w:rPr>
             </w:pPr>
-            <w:proofErr w:type="spellStart"/>
             <w:r>
               <w:rPr>
                 <w:rFonts w:ascii="BRH Devanagari Extra" w:hAnsi="BRH Devanagari Extra" w:cs="BRH Devanagari Extra"/>
@@ -1822,7 +4547,6 @@
               </w:rPr>
               <w:t>eÉ</w:t>
             </w:r>
-            <w:proofErr w:type="spellEnd"/>
             <w:r>
               <w:rPr>
                 <w:rFonts w:ascii="BRH Malayalam Extra" w:hAnsi="BRH Malayalam Extra" w:cs="BRH Devanagari Extra"/>
@@ -1835,7 +4559,6 @@
               </w:rPr>
               <w:t>–</w:t>
             </w:r>
-            <w:proofErr w:type="spellStart"/>
             <w:r>
               <w:rPr>
                 <w:rFonts w:ascii="BRH Devanagari Extra" w:hAnsi="BRH Devanagari Extra" w:cs="BRH Devanagari Extra"/>
@@ -1856,19 +4579,17 @@
               </w:rPr>
               <w:t>å</w:t>
             </w:r>
-            <w:proofErr w:type="spellEnd"/>
-            <w:r>
-              <w:rPr>
-                <w:rFonts w:ascii="BRH Malayalam Extra" w:hAnsi="BRH Malayalam Extra" w:cs="BRH Devanagari Extra"/>
-                <w:b/>
-                <w:color w:val="000000"/>
-                <w:sz w:val="32"/>
-                <w:szCs w:val="40"/>
-                <w:lang w:bidi="ml-IN"/>
-              </w:rPr>
-              <w:t>–</w:t>
-            </w:r>
-            <w:proofErr w:type="spellStart"/>
+            <w:r>
+              <w:rPr>
+                <w:rFonts w:ascii="BRH Malayalam Extra" w:hAnsi="BRH Malayalam Extra" w:cs="BRH Devanagari Extra"/>
+                <w:b/>
+                <w:color w:val="000000"/>
+                <w:sz w:val="32"/>
+                <w:szCs w:val="40"/>
+                <w:lang w:bidi="ml-IN"/>
+              </w:rPr>
+              <w:t>–</w:t>
+            </w:r>
             <w:r>
               <w:rPr>
                 <w:rFonts w:ascii="BRH Devanagari Extra" w:hAnsi="BRH Devanagari Extra" w:cs="BRH Devanagari Extra"/>
@@ -1879,19 +4600,17 @@
               </w:rPr>
               <w:t>irÉÉ</w:t>
             </w:r>
-            <w:proofErr w:type="spellEnd"/>
-            <w:r>
-              <w:rPr>
-                <w:rFonts w:ascii="BRH Malayalam Extra" w:hAnsi="BRH Malayalam Extra" w:cs="BRH Devanagari Extra"/>
-                <w:b/>
-                <w:color w:val="000000"/>
-                <w:sz w:val="32"/>
-                <w:szCs w:val="40"/>
-                <w:lang w:bidi="ml-IN"/>
-              </w:rPr>
-              <w:t>–</w:t>
-            </w:r>
-            <w:proofErr w:type="spellStart"/>
+            <w:r>
+              <w:rPr>
+                <w:rFonts w:ascii="BRH Malayalam Extra" w:hAnsi="BRH Malayalam Extra" w:cs="BRH Devanagari Extra"/>
+                <w:b/>
+                <w:color w:val="000000"/>
+                <w:sz w:val="32"/>
+                <w:szCs w:val="40"/>
+                <w:lang w:bidi="ml-IN"/>
+              </w:rPr>
+              <w:t>–</w:t>
+            </w:r>
             <w:r>
               <w:rPr>
                 <w:rFonts w:ascii="BRH Devanagari Extra" w:hAnsi="BRH Devanagari Extra" w:cs="BRH Devanagari Extra"/>
@@ -1912,39 +4631,26 @@
               </w:rPr>
               <w:t>å</w:t>
             </w:r>
-            <w:proofErr w:type="spellEnd"/>
-            <w:r>
-              <w:rPr>
-                <w:rFonts w:ascii="BRH Malayalam Extra" w:hAnsi="BRH Malayalam Extra" w:cs="BRH Devanagari Extra"/>
-                <w:b/>
-                <w:color w:val="000000"/>
-                <w:sz w:val="32"/>
-                <w:szCs w:val="40"/>
-                <w:lang w:bidi="ml-IN"/>
-              </w:rPr>
-              <w:t>–</w:t>
-            </w:r>
-            <w:proofErr w:type="spellStart"/>
-            <w:r>
-              <w:rPr>
-                <w:rFonts w:ascii="BRH Devanagari Extra" w:hAnsi="BRH Devanagari Extra" w:cs="BRH Devanagari Extra"/>
-                <w:color w:val="000000"/>
-                <w:sz w:val="40"/>
-                <w:szCs w:val="40"/>
-                <w:lang w:bidi="ml-IN"/>
-              </w:rPr>
-              <w:t>rÉÏ</w:t>
-            </w:r>
-            <w:proofErr w:type="spellEnd"/>
-            <w:r>
-              <w:rPr>
-                <w:rFonts w:ascii="BRH Devanagari Extra" w:hAnsi="BRH Devanagari Extra" w:cs="BRH Devanagari Extra"/>
-                <w:color w:val="000000"/>
-                <w:sz w:val="40"/>
-                <w:szCs w:val="40"/>
-                <w:lang w:bidi="ml-IN"/>
-              </w:rPr>
-              <w:t xml:space="preserve"> |</w:t>
+            <w:r>
+              <w:rPr>
+                <w:rFonts w:ascii="BRH Malayalam Extra" w:hAnsi="BRH Malayalam Extra" w:cs="BRH Devanagari Extra"/>
+                <w:b/>
+                <w:color w:val="000000"/>
+                <w:sz w:val="32"/>
+                <w:szCs w:val="40"/>
+                <w:lang w:bidi="ml-IN"/>
+              </w:rPr>
+              <w:t>–</w:t>
+            </w:r>
+            <w:r>
+              <w:rPr>
+                <w:rFonts w:ascii="BRH Devanagari Extra" w:hAnsi="BRH Devanagari Extra" w:cs="BRH Devanagari Extra"/>
+                <w:color w:val="000000"/>
+                <w:sz w:val="40"/>
+                <w:szCs w:val="40"/>
+                <w:lang w:bidi="ml-IN"/>
+              </w:rPr>
+              <w:t>rÉÏ |</w:t>
             </w:r>
           </w:p>
         </w:tc>
@@ -1982,6 +4688,7 @@
                 <w:szCs w:val="40"/>
                 <w:lang w:bidi="ml-IN"/>
               </w:rPr>
+              <w:lastRenderedPageBreak/>
               <w:t>A</w:t>
             </w:r>
             <w:r>
@@ -1995,7 +4702,6 @@
               </w:rPr>
               <w:t>–</w:t>
             </w:r>
-            <w:proofErr w:type="spellStart"/>
             <w:r>
               <w:rPr>
                 <w:rFonts w:ascii="BRH Devanagari Extra" w:hAnsi="BRH Devanagari Extra" w:cs="BRH Devanagari Extra"/>
@@ -2006,7 +4712,6 @@
               </w:rPr>
               <w:t>eÉ</w:t>
             </w:r>
-            <w:proofErr w:type="spellEnd"/>
             <w:r>
               <w:rPr>
                 <w:rFonts w:ascii="BRH Malayalam Extra" w:hAnsi="BRH Malayalam Extra" w:cs="BRH Devanagari Extra"/>
@@ -2039,7 +4744,6 @@
               </w:rPr>
               <w:t>–</w:t>
             </w:r>
-            <w:proofErr w:type="spellStart"/>
             <w:r>
               <w:rPr>
                 <w:rFonts w:ascii="BRH Devanagari Extra" w:hAnsi="BRH Devanagari Extra" w:cs="BRH Devanagari Extra"/>
@@ -2068,20 +4772,8 @@
                 <w:szCs w:val="40"/>
                 <w:lang w:bidi="ml-IN"/>
               </w:rPr>
-              <w:t>hÉþ</w:t>
-            </w:r>
-            <w:proofErr w:type="spellEnd"/>
-            <w:r>
-              <w:rPr>
-                <w:rFonts w:ascii="BRH Devanagari Extra" w:hAnsi="BRH Devanagari Extra" w:cs="BRH Devanagari Extra"/>
-                <w:color w:val="000000"/>
-                <w:sz w:val="40"/>
-                <w:szCs w:val="40"/>
-                <w:lang w:bidi="ml-IN"/>
-              </w:rPr>
-              <w:t xml:space="preserve"> </w:t>
-            </w:r>
-            <w:proofErr w:type="spellStart"/>
+              <w:t xml:space="preserve">hÉþ </w:t>
+            </w:r>
             <w:r>
               <w:rPr>
                 <w:rFonts w:ascii="BRH Devanagari Extra" w:hAnsi="BRH Devanagari Extra" w:cs="BRH Devanagari Extra"/>
@@ -2121,18 +4813,7 @@
                 <w:szCs w:val="40"/>
                 <w:lang w:bidi="ml-IN"/>
               </w:rPr>
-              <w:t>ÌiÉ</w:t>
-            </w:r>
-            <w:proofErr w:type="spellEnd"/>
-            <w:r>
-              <w:rPr>
-                <w:rFonts w:ascii="BRH Devanagari Extra" w:hAnsi="BRH Devanagari Extra" w:cs="BRH Devanagari Extra"/>
-                <w:color w:val="000000"/>
-                <w:sz w:val="40"/>
-                <w:szCs w:val="40"/>
-                <w:lang w:bidi="ml-IN"/>
-              </w:rPr>
-              <w:t xml:space="preserve"> | </w:t>
+              <w:t xml:space="preserve">ÌiÉ | </w:t>
             </w:r>
           </w:p>
           <w:p>
@@ -2158,6 +4839,7 @@
                 <w:szCs w:val="40"/>
                 <w:lang w:bidi="ml-IN"/>
               </w:rPr>
+              <w:lastRenderedPageBreak/>
               <w:t>A</w:t>
             </w:r>
             <w:r>
@@ -2171,7 +4853,6 @@
               </w:rPr>
               <w:t>–</w:t>
             </w:r>
-            <w:proofErr w:type="spellStart"/>
             <w:r>
               <w:rPr>
                 <w:rFonts w:ascii="BRH Devanagari Extra" w:hAnsi="BRH Devanagari Extra" w:cs="BRH Devanagari Extra"/>
@@ -2182,7 +4863,6 @@
               </w:rPr>
               <w:t>eÉ</w:t>
             </w:r>
-            <w:proofErr w:type="spellEnd"/>
             <w:r>
               <w:rPr>
                 <w:rFonts w:ascii="BRH Malayalam Extra" w:hAnsi="BRH Malayalam Extra" w:cs="BRH Devanagari Extra"/>
@@ -2215,7 +4895,6 @@
               </w:rPr>
               <w:t>–</w:t>
             </w:r>
-            <w:proofErr w:type="spellStart"/>
             <w:r>
               <w:rPr>
                 <w:rFonts w:ascii="BRH Devanagari Extra" w:hAnsi="BRH Devanagari Extra" w:cs="BRH Devanagari Extra"/>
@@ -2264,31 +4943,19 @@
                 <w:szCs w:val="40"/>
                 <w:lang w:bidi="ml-IN"/>
               </w:rPr>
-              <w:t>irÉþeÉ</w:t>
-            </w:r>
-            <w:proofErr w:type="spellEnd"/>
-            <w:r>
-              <w:rPr>
-                <w:rFonts w:ascii="BRH Devanagari Extra" w:hAnsi="BRH Devanagari Extra" w:cs="BRH Devanagari Extra"/>
-                <w:color w:val="000000"/>
-                <w:sz w:val="40"/>
-                <w:szCs w:val="40"/>
-                <w:lang w:bidi="ml-IN"/>
-              </w:rPr>
-              <w:t xml:space="preserve"> - ¤ÉÏ</w:t>
-            </w:r>
-            <w:r>
-              <w:rPr>
-                <w:rFonts w:ascii="BRH Malayalam Extra" w:hAnsi="BRH Malayalam Extra" w:cs="BRH Devanagari Extra"/>
-                <w:b/>
-                <w:color w:val="000000"/>
-                <w:sz w:val="32"/>
-                <w:szCs w:val="40"/>
-                <w:lang w:bidi="ml-IN"/>
-              </w:rPr>
-              <w:t>–</w:t>
-            </w:r>
-            <w:proofErr w:type="spellStart"/>
+              <w:t>irÉþeÉ - ¤ÉÏ</w:t>
+            </w:r>
+            <w:r>
+              <w:rPr>
+                <w:rFonts w:ascii="BRH Malayalam Extra" w:hAnsi="BRH Malayalam Extra" w:cs="BRH Devanagari Extra"/>
+                <w:b/>
+                <w:color w:val="000000"/>
+                <w:sz w:val="32"/>
+                <w:szCs w:val="40"/>
+                <w:lang w:bidi="ml-IN"/>
+              </w:rPr>
+              <w:t>–</w:t>
+            </w:r>
             <w:r>
               <w:rPr>
                 <w:rFonts w:ascii="BRH Devanagari Extra" w:hAnsi="BRH Devanagari Extra" w:cs="BRH Devanagari Extra"/>
@@ -2317,18 +4984,7 @@
                 <w:szCs w:val="40"/>
                 <w:lang w:bidi="ml-IN"/>
               </w:rPr>
-              <w:t>hÉþ</w:t>
-            </w:r>
-            <w:proofErr w:type="spellEnd"/>
-            <w:r>
-              <w:rPr>
-                <w:rFonts w:ascii="BRH Devanagari Extra" w:hAnsi="BRH Devanagari Extra" w:cs="BRH Devanagari Extra"/>
-                <w:color w:val="000000"/>
-                <w:sz w:val="40"/>
-                <w:szCs w:val="40"/>
-                <w:lang w:bidi="ml-IN"/>
-              </w:rPr>
-              <w:t xml:space="preserve"> | </w:t>
+              <w:t xml:space="preserve">hÉþ | </w:t>
             </w:r>
           </w:p>
           <w:p>
@@ -2346,7 +5002,6 @@
                 <w:lang w:val="en-IN" w:eastAsia="en-IN" w:bidi="ml-IN"/>
               </w:rPr>
             </w:pPr>
-            <w:proofErr w:type="spellStart"/>
             <w:r>
               <w:rPr>
                 <w:rFonts w:ascii="BRH Devanagari Extra" w:hAnsi="BRH Devanagari Extra" w:cs="BRH Devanagari Extra"/>
@@ -2368,19 +5023,17 @@
               </w:rPr>
               <w:t>Ñ</w:t>
             </w:r>
-            <w:proofErr w:type="spellEnd"/>
-            <w:r>
-              <w:rPr>
-                <w:rFonts w:ascii="BRH Malayalam Extra" w:hAnsi="BRH Malayalam Extra" w:cs="BRH Devanagari Extra"/>
-                <w:b/>
-                <w:color w:val="000000"/>
-                <w:sz w:val="32"/>
-                <w:szCs w:val="40"/>
-                <w:lang w:bidi="ml-IN"/>
-              </w:rPr>
-              <w:t>–</w:t>
-            </w:r>
-            <w:proofErr w:type="spellStart"/>
+            <w:r>
+              <w:rPr>
+                <w:rFonts w:ascii="BRH Malayalam Extra" w:hAnsi="BRH Malayalam Extra" w:cs="BRH Devanagari Extra"/>
+                <w:b/>
+                <w:color w:val="000000"/>
+                <w:sz w:val="32"/>
+                <w:szCs w:val="40"/>
+                <w:lang w:bidi="ml-IN"/>
+              </w:rPr>
+              <w:t>–</w:t>
+            </w:r>
             <w:r>
               <w:rPr>
                 <w:rFonts w:ascii="BRH Devanagari Extra" w:hAnsi="BRH Devanagari Extra" w:cs="BRH Devanagari Extra"/>
@@ -2401,19 +5054,17 @@
               </w:rPr>
               <w:t>å</w:t>
             </w:r>
-            <w:proofErr w:type="spellEnd"/>
-            <w:r>
-              <w:rPr>
-                <w:rFonts w:ascii="BRH Malayalam Extra" w:hAnsi="BRH Malayalam Extra" w:cs="BRH Devanagari Extra"/>
-                <w:b/>
-                <w:color w:val="000000"/>
-                <w:sz w:val="32"/>
-                <w:szCs w:val="40"/>
-                <w:lang w:bidi="ml-IN"/>
-              </w:rPr>
-              <w:t>–</w:t>
-            </w:r>
-            <w:proofErr w:type="spellStart"/>
+            <w:r>
+              <w:rPr>
+                <w:rFonts w:ascii="BRH Malayalam Extra" w:hAnsi="BRH Malayalam Extra" w:cs="BRH Devanagari Extra"/>
+                <w:b/>
+                <w:color w:val="000000"/>
+                <w:sz w:val="32"/>
+                <w:szCs w:val="40"/>
+                <w:lang w:bidi="ml-IN"/>
+              </w:rPr>
+              <w:t>–</w:t>
+            </w:r>
             <w:r>
               <w:rPr>
                 <w:rFonts w:ascii="BRH Devanagari Extra" w:hAnsi="BRH Devanagari Extra" w:cs="BRH Devanagari Extra"/>
@@ -2424,19 +5075,17 @@
               </w:rPr>
               <w:t>irÉÉ</w:t>
             </w:r>
-            <w:proofErr w:type="spellEnd"/>
-            <w:r>
-              <w:rPr>
-                <w:rFonts w:ascii="BRH Malayalam Extra" w:hAnsi="BRH Malayalam Extra" w:cs="BRH Devanagari Extra"/>
-                <w:b/>
-                <w:color w:val="000000"/>
-                <w:sz w:val="32"/>
-                <w:szCs w:val="40"/>
-                <w:lang w:bidi="ml-IN"/>
-              </w:rPr>
-              <w:t>–</w:t>
-            </w:r>
-            <w:proofErr w:type="spellStart"/>
+            <w:r>
+              <w:rPr>
+                <w:rFonts w:ascii="BRH Malayalam Extra" w:hAnsi="BRH Malayalam Extra" w:cs="BRH Devanagari Extra"/>
+                <w:b/>
+                <w:color w:val="000000"/>
+                <w:sz w:val="32"/>
+                <w:szCs w:val="40"/>
+                <w:lang w:bidi="ml-IN"/>
+              </w:rPr>
+              <w:t>–</w:t>
+            </w:r>
             <w:r>
               <w:rPr>
                 <w:rFonts w:ascii="BRH Devanagari Extra" w:hAnsi="BRH Devanagari Extra" w:cs="BRH Devanagari Extra"/>
@@ -2457,39 +5106,26 @@
               </w:rPr>
               <w:t>å</w:t>
             </w:r>
-            <w:proofErr w:type="spellEnd"/>
-            <w:r>
-              <w:rPr>
-                <w:rFonts w:ascii="BRH Malayalam Extra" w:hAnsi="BRH Malayalam Extra" w:cs="BRH Devanagari Extra"/>
-                <w:b/>
-                <w:color w:val="000000"/>
-                <w:sz w:val="32"/>
-                <w:szCs w:val="40"/>
-                <w:lang w:bidi="ml-IN"/>
-              </w:rPr>
-              <w:t>–</w:t>
-            </w:r>
-            <w:proofErr w:type="spellStart"/>
-            <w:r>
-              <w:rPr>
-                <w:rFonts w:ascii="BRH Devanagari Extra" w:hAnsi="BRH Devanagari Extra" w:cs="BRH Devanagari Extra"/>
-                <w:color w:val="000000"/>
-                <w:sz w:val="40"/>
-                <w:szCs w:val="40"/>
-                <w:lang w:bidi="ml-IN"/>
-              </w:rPr>
-              <w:t>rÉÏ</w:t>
-            </w:r>
-            <w:proofErr w:type="spellEnd"/>
-            <w:r>
-              <w:rPr>
-                <w:rFonts w:ascii="BRH Devanagari Extra" w:hAnsi="BRH Devanagari Extra" w:cs="BRH Devanagari Extra"/>
-                <w:color w:val="000000"/>
-                <w:sz w:val="40"/>
-                <w:szCs w:val="40"/>
-                <w:lang w:bidi="ml-IN"/>
-              </w:rPr>
-              <w:t xml:space="preserve"> |</w:t>
+            <w:r>
+              <w:rPr>
+                <w:rFonts w:ascii="BRH Malayalam Extra" w:hAnsi="BRH Malayalam Extra" w:cs="BRH Devanagari Extra"/>
+                <w:b/>
+                <w:color w:val="000000"/>
+                <w:sz w:val="32"/>
+                <w:szCs w:val="40"/>
+                <w:lang w:bidi="ml-IN"/>
+              </w:rPr>
+              <w:t>–</w:t>
+            </w:r>
+            <w:r>
+              <w:rPr>
+                <w:rFonts w:ascii="BRH Devanagari Extra" w:hAnsi="BRH Devanagari Extra" w:cs="BRH Devanagari Extra"/>
+                <w:color w:val="000000"/>
+                <w:sz w:val="40"/>
+                <w:szCs w:val="40"/>
+                <w:lang w:bidi="ml-IN"/>
+              </w:rPr>
+              <w:t>rÉÏ |</w:t>
             </w:r>
           </w:p>
           <w:p>
@@ -2634,7 +5270,6 @@
                 <w:szCs w:val="40"/>
               </w:rPr>
             </w:pPr>
-            <w:proofErr w:type="spellStart"/>
             <w:r>
               <w:rPr>
                 <w:rFonts w:ascii="BRH Devanagari Extra" w:hAnsi="BRH Devanagari Extra" w:cs="BRH Devanagari Extra"/>
@@ -2645,19 +5280,17 @@
               </w:rPr>
               <w:t>eÉÑ</w:t>
             </w:r>
-            <w:proofErr w:type="spellEnd"/>
-            <w:r>
-              <w:rPr>
-                <w:rFonts w:ascii="BRH Malayalam Extra" w:hAnsi="BRH Malayalam Extra" w:cs="BRH Devanagari Extra"/>
-                <w:b/>
-                <w:color w:val="000000"/>
-                <w:sz w:val="32"/>
-                <w:szCs w:val="40"/>
-                <w:lang w:bidi="ml-IN"/>
-              </w:rPr>
-              <w:t>–</w:t>
-            </w:r>
-            <w:proofErr w:type="spellStart"/>
+            <w:r>
+              <w:rPr>
+                <w:rFonts w:ascii="BRH Malayalam Extra" w:hAnsi="BRH Malayalam Extra" w:cs="BRH Devanagari Extra"/>
+                <w:b/>
+                <w:color w:val="000000"/>
+                <w:sz w:val="32"/>
+                <w:szCs w:val="40"/>
+                <w:lang w:bidi="ml-IN"/>
+              </w:rPr>
+              <w:t>–</w:t>
+            </w:r>
             <w:r>
               <w:rPr>
                 <w:rFonts w:ascii="BRH Devanagari Extra" w:hAnsi="BRH Devanagari Extra" w:cs="BRH Devanagari Extra"/>
@@ -2678,19 +5311,17 @@
               </w:rPr>
               <w:t>å</w:t>
             </w:r>
-            <w:proofErr w:type="spellEnd"/>
-            <w:r>
-              <w:rPr>
-                <w:rFonts w:ascii="BRH Malayalam Extra" w:hAnsi="BRH Malayalam Extra" w:cs="BRH Devanagari Extra"/>
-                <w:b/>
-                <w:color w:val="000000"/>
-                <w:sz w:val="32"/>
-                <w:szCs w:val="40"/>
-                <w:lang w:bidi="ml-IN"/>
-              </w:rPr>
-              <w:t>–</w:t>
-            </w:r>
-            <w:proofErr w:type="spellStart"/>
+            <w:r>
+              <w:rPr>
+                <w:rFonts w:ascii="BRH Malayalam Extra" w:hAnsi="BRH Malayalam Extra" w:cs="BRH Devanagari Extra"/>
+                <w:b/>
+                <w:color w:val="000000"/>
+                <w:sz w:val="32"/>
+                <w:szCs w:val="40"/>
+                <w:lang w:bidi="ml-IN"/>
+              </w:rPr>
+              <w:t>–</w:t>
+            </w:r>
             <w:r>
               <w:rPr>
                 <w:rFonts w:ascii="BRH Devanagari Extra" w:hAnsi="BRH Devanagari Extra" w:cs="BRH Devanagari Extra"/>
@@ -2701,7 +5332,6 @@
               </w:rPr>
               <w:t>ÌiÉ</w:t>
             </w:r>
-            <w:proofErr w:type="spellEnd"/>
             <w:r>
               <w:rPr>
                 <w:rFonts w:ascii="BRH Malayalam Extra" w:hAnsi="BRH Malayalam Extra" w:cs="BRH Devanagari Extra"/>
@@ -2732,75 +5362,29 @@
                 <w:highlight w:val="yellow"/>
                 <w:lang w:bidi="ml-IN"/>
               </w:rPr>
-              <w:t>§</w:t>
-            </w:r>
-            <w:proofErr w:type="spellStart"/>
-            <w:r>
-              <w:rPr>
-                <w:rFonts w:ascii="BRH Devanagari Extra" w:hAnsi="BRH Devanagari Extra" w:cs="BRH Devanagari Extra"/>
-                <w:color w:val="000000"/>
-                <w:sz w:val="40"/>
-                <w:szCs w:val="40"/>
-                <w:highlight w:val="yellow"/>
-                <w:lang w:bidi="ml-IN"/>
-              </w:rPr>
-              <w:t>É</w:t>
-            </w:r>
-            <w:r>
-              <w:rPr>
-                <w:rFonts w:ascii="BRH Devanagari Extra" w:hAnsi="BRH Devanagari Extra" w:cs="BRH Devanagari Extra"/>
-                <w:color w:val="000000"/>
-                <w:sz w:val="40"/>
-                <w:szCs w:val="40"/>
-                <w:lang w:bidi="ml-IN"/>
-              </w:rPr>
-              <w:t>þrÉÈ</w:t>
-            </w:r>
-            <w:proofErr w:type="spellEnd"/>
-            <w:r>
-              <w:rPr>
-                <w:rFonts w:ascii="BRH Devanagari Extra" w:hAnsi="BRH Devanagari Extra" w:cs="BRH Devanagari Extra"/>
-                <w:color w:val="000000"/>
-                <w:sz w:val="40"/>
-                <w:szCs w:val="40"/>
-                <w:lang w:bidi="ml-IN"/>
-              </w:rPr>
-              <w:t xml:space="preserve"> | §</w:t>
-            </w:r>
-            <w:proofErr w:type="spellStart"/>
-            <w:r>
-              <w:rPr>
-                <w:rFonts w:ascii="BRH Devanagari Extra" w:hAnsi="BRH Devanagari Extra" w:cs="BRH Devanagari Extra"/>
-                <w:color w:val="000000"/>
-                <w:sz w:val="40"/>
-                <w:szCs w:val="40"/>
-                <w:lang w:bidi="ml-IN"/>
-              </w:rPr>
-              <w:t>ÉrÉþ</w:t>
-            </w:r>
-            <w:proofErr w:type="spellEnd"/>
-            <w:r>
-              <w:rPr>
-                <w:rFonts w:ascii="BRH Devanagari Extra" w:hAnsi="BRH Devanagari Extra" w:cs="BRH Devanagari Extra"/>
-                <w:color w:val="000000"/>
-                <w:sz w:val="40"/>
-                <w:szCs w:val="40"/>
-                <w:lang w:bidi="ml-IN"/>
-              </w:rPr>
-              <w:t xml:space="preserve"> C</w:t>
-            </w:r>
-            <w:r>
-              <w:rPr>
-                <w:rFonts w:ascii="BRH Malayalam Extra" w:hAnsi="BRH Malayalam Extra" w:cs="BRH Devanagari Extra"/>
-                <w:b/>
-                <w:color w:val="000000"/>
-                <w:sz w:val="32"/>
-                <w:szCs w:val="40"/>
-                <w:lang w:bidi="ml-IN"/>
-              </w:rPr>
-              <w:t>–</w:t>
-            </w:r>
-            <w:proofErr w:type="spellStart"/>
+              <w:t>§É</w:t>
+            </w:r>
+            <w:r>
+              <w:rPr>
+                <w:rFonts w:ascii="BRH Devanagari Extra" w:hAnsi="BRH Devanagari Extra" w:cs="BRH Devanagari Extra"/>
+                <w:color w:val="000000"/>
+                <w:sz w:val="40"/>
+                <w:szCs w:val="40"/>
+                <w:lang w:bidi="ml-IN"/>
+              </w:rPr>
+              <w:t>þrÉÈ | §ÉrÉþ C</w:t>
+            </w:r>
+            <w:r>
+              <w:rPr>
+                <w:rFonts w:ascii="BRH Malayalam Extra" w:hAnsi="BRH Malayalam Extra" w:cs="BRH Devanagari Extra"/>
+                <w:b/>
+                <w:color w:val="000000"/>
+                <w:sz w:val="32"/>
+                <w:szCs w:val="40"/>
+                <w:lang w:bidi="ml-IN"/>
+              </w:rPr>
+              <w:t>–</w:t>
+            </w:r>
             <w:r>
               <w:rPr>
                 <w:rFonts w:ascii="BRH Devanagari Extra" w:hAnsi="BRH Devanagari Extra" w:cs="BRH Devanagari Extra"/>
@@ -2821,7 +5405,6 @@
               </w:rPr>
               <w:t>å</w:t>
             </w:r>
-            <w:proofErr w:type="spellEnd"/>
             <w:r>
               <w:rPr>
                 <w:rFonts w:ascii="BRH Devanagari Extra" w:hAnsi="BRH Devanagari Extra" w:cs="BRH Devanagari Extra"/>
@@ -2852,7 +5435,6 @@
                 <w:szCs w:val="40"/>
               </w:rPr>
             </w:pPr>
-            <w:proofErr w:type="spellStart"/>
             <w:r>
               <w:rPr>
                 <w:rFonts w:ascii="BRH Devanagari Extra" w:hAnsi="BRH Devanagari Extra" w:cs="BRH Devanagari Extra"/>
@@ -2863,19 +5445,17 @@
               </w:rPr>
               <w:t>eÉÑ</w:t>
             </w:r>
-            <w:proofErr w:type="spellEnd"/>
-            <w:r>
-              <w:rPr>
-                <w:rFonts w:ascii="BRH Malayalam Extra" w:hAnsi="BRH Malayalam Extra" w:cs="BRH Devanagari Extra"/>
-                <w:b/>
-                <w:color w:val="000000"/>
-                <w:sz w:val="32"/>
-                <w:szCs w:val="40"/>
-                <w:lang w:bidi="ml-IN"/>
-              </w:rPr>
-              <w:t>–</w:t>
-            </w:r>
-            <w:proofErr w:type="spellStart"/>
+            <w:r>
+              <w:rPr>
+                <w:rFonts w:ascii="BRH Malayalam Extra" w:hAnsi="BRH Malayalam Extra" w:cs="BRH Devanagari Extra"/>
+                <w:b/>
+                <w:color w:val="000000"/>
+                <w:sz w:val="32"/>
+                <w:szCs w:val="40"/>
+                <w:lang w:bidi="ml-IN"/>
+              </w:rPr>
+              <w:t>–</w:t>
+            </w:r>
             <w:r>
               <w:rPr>
                 <w:rFonts w:ascii="BRH Devanagari Extra" w:hAnsi="BRH Devanagari Extra" w:cs="BRH Devanagari Extra"/>
@@ -2896,19 +5476,17 @@
               </w:rPr>
               <w:t>å</w:t>
             </w:r>
-            <w:proofErr w:type="spellEnd"/>
-            <w:r>
-              <w:rPr>
-                <w:rFonts w:ascii="BRH Malayalam Extra" w:hAnsi="BRH Malayalam Extra" w:cs="BRH Devanagari Extra"/>
-                <w:b/>
-                <w:color w:val="000000"/>
-                <w:sz w:val="32"/>
-                <w:szCs w:val="40"/>
-                <w:lang w:bidi="ml-IN"/>
-              </w:rPr>
-              <w:t>–</w:t>
-            </w:r>
-            <w:proofErr w:type="spellStart"/>
+            <w:r>
+              <w:rPr>
+                <w:rFonts w:ascii="BRH Malayalam Extra" w:hAnsi="BRH Malayalam Extra" w:cs="BRH Devanagari Extra"/>
+                <w:b/>
+                <w:color w:val="000000"/>
+                <w:sz w:val="32"/>
+                <w:szCs w:val="40"/>
+                <w:lang w:bidi="ml-IN"/>
+              </w:rPr>
+              <w:t>–</w:t>
+            </w:r>
             <w:r>
               <w:rPr>
                 <w:rFonts w:ascii="BRH Devanagari Extra" w:hAnsi="BRH Devanagari Extra" w:cs="BRH Devanagari Extra"/>
@@ -2919,38 +5497,26 @@
               </w:rPr>
               <w:t>ÌiÉ</w:t>
             </w:r>
-            <w:proofErr w:type="spellEnd"/>
-            <w:r>
-              <w:rPr>
-                <w:rFonts w:ascii="BRH Malayalam Extra" w:hAnsi="BRH Malayalam Extra" w:cs="BRH Devanagari Extra"/>
-                <w:b/>
-                <w:color w:val="000000"/>
-                <w:sz w:val="32"/>
-                <w:szCs w:val="40"/>
-                <w:lang w:bidi="ml-IN"/>
-              </w:rPr>
-              <w:t>–</w:t>
-            </w:r>
-            <w:r>
-              <w:rPr>
-                <w:rFonts w:ascii="BRH Devanagari Extra" w:hAnsi="BRH Devanagari Extra" w:cs="BRH Devanagari Extra"/>
-                <w:color w:val="000000"/>
-                <w:sz w:val="40"/>
-                <w:szCs w:val="40"/>
-                <w:lang w:bidi="ml-IN"/>
-              </w:rPr>
-              <w:t xml:space="preserve"> §</w:t>
-            </w:r>
-            <w:proofErr w:type="spellStart"/>
-            <w:r>
-              <w:rPr>
-                <w:rFonts w:ascii="BRH Devanagari Extra" w:hAnsi="BRH Devanagari Extra" w:cs="BRH Devanagari Extra"/>
-                <w:color w:val="000000"/>
-                <w:sz w:val="40"/>
-                <w:szCs w:val="40"/>
-                <w:lang w:bidi="ml-IN"/>
-              </w:rPr>
-              <w:t>É</w:t>
+            <w:r>
+              <w:rPr>
+                <w:rFonts w:ascii="BRH Malayalam Extra" w:hAnsi="BRH Malayalam Extra" w:cs="BRH Devanagari Extra"/>
+                <w:b/>
+                <w:color w:val="000000"/>
+                <w:sz w:val="32"/>
+                <w:szCs w:val="40"/>
+                <w:lang w:bidi="ml-IN"/>
+              </w:rPr>
+              <w:t>–</w:t>
+            </w:r>
+            <w:r>
+              <w:rPr>
+                <w:rFonts w:ascii="BRH Devanagari Extra" w:hAnsi="BRH Devanagari Extra" w:cs="BRH Devanagari Extra"/>
+                <w:color w:val="000000"/>
+                <w:sz w:val="40"/>
+                <w:szCs w:val="40"/>
+                <w:lang w:bidi="ml-IN"/>
+              </w:rPr>
+              <w:t xml:space="preserve"> §É</w:t>
             </w:r>
             <w:r>
               <w:rPr>
@@ -2971,53 +5537,19 @@
                 <w:szCs w:val="40"/>
                 <w:lang w:bidi="ml-IN"/>
               </w:rPr>
-              <w:t>È</w:t>
-            </w:r>
-            <w:proofErr w:type="spellEnd"/>
-            <w:r>
-              <w:rPr>
-                <w:rFonts w:ascii="BRH Devanagari Extra" w:hAnsi="BRH Devanagari Extra" w:cs="BRH Devanagari Extra"/>
-                <w:color w:val="000000"/>
-                <w:sz w:val="40"/>
-                <w:szCs w:val="40"/>
-                <w:lang w:bidi="ml-IN"/>
-              </w:rPr>
-              <w:t xml:space="preserve"> | §</w:t>
-            </w:r>
-            <w:proofErr w:type="spellStart"/>
-            <w:r>
-              <w:rPr>
-                <w:rFonts w:ascii="BRH Devanagari Extra" w:hAnsi="BRH Devanagari Extra" w:cs="BRH Devanagari Extra"/>
-                <w:color w:val="000000"/>
-                <w:sz w:val="40"/>
-                <w:szCs w:val="40"/>
-                <w:lang w:bidi="ml-IN"/>
-              </w:rPr>
-              <w:t>ÉrÉþ</w:t>
-            </w:r>
-            <w:proofErr w:type="spellEnd"/>
-            <w:r>
-              <w:rPr>
-                <w:rFonts w:ascii="BRH Devanagari Extra" w:hAnsi="BRH Devanagari Extra" w:cs="BRH Devanagari Extra"/>
-                <w:color w:val="000000"/>
-                <w:sz w:val="40"/>
-                <w:szCs w:val="40"/>
-                <w:lang w:bidi="ml-IN"/>
-              </w:rPr>
-              <w:t xml:space="preserve"> C</w:t>
-            </w:r>
-            <w:r>
-              <w:rPr>
-                <w:rFonts w:ascii="BRH Malayalam Extra" w:hAnsi="BRH Malayalam Extra" w:cs="BRH Devanagari Extra"/>
-                <w:b/>
-                <w:color w:val="000000"/>
-                <w:sz w:val="32"/>
-                <w:szCs w:val="40"/>
-                <w:lang w:bidi="ml-IN"/>
-              </w:rPr>
-              <w:t>–</w:t>
-            </w:r>
-            <w:proofErr w:type="spellStart"/>
+              <w:t>È | §ÉrÉþ C</w:t>
+            </w:r>
+            <w:r>
+              <w:rPr>
+                <w:rFonts w:ascii="BRH Malayalam Extra" w:hAnsi="BRH Malayalam Extra" w:cs="BRH Devanagari Extra"/>
+                <w:b/>
+                <w:color w:val="000000"/>
+                <w:sz w:val="32"/>
+                <w:szCs w:val="40"/>
+                <w:lang w:bidi="ml-IN"/>
+              </w:rPr>
+              <w:t>–</w:t>
+            </w:r>
             <w:r>
               <w:rPr>
                 <w:rFonts w:ascii="BRH Devanagari Extra" w:hAnsi="BRH Devanagari Extra" w:cs="BRH Devanagari Extra"/>
@@ -3038,7 +5570,6 @@
               </w:rPr>
               <w:t>å</w:t>
             </w:r>
-            <w:proofErr w:type="spellEnd"/>
             <w:r>
               <w:rPr>
                 <w:rFonts w:ascii="BRH Devanagari Extra" w:hAnsi="BRH Devanagari Extra" w:cs="BRH Devanagari Extra"/>
@@ -3181,7 +5712,6 @@
                 <w:lang w:bidi="ml-IN"/>
               </w:rPr>
             </w:pPr>
-            <w:proofErr w:type="spellStart"/>
             <w:r>
               <w:rPr>
                 <w:rFonts w:ascii="BRH Devanagari Extra" w:hAnsi="BRH Devanagari Extra" w:cs="BRH Devanagari Extra"/>
@@ -3192,38 +5722,26 @@
               </w:rPr>
               <w:t>xÉ</w:t>
             </w:r>
-            <w:proofErr w:type="spellEnd"/>
-            <w:r>
-              <w:rPr>
-                <w:rFonts w:ascii="BRH Malayalam Extra" w:hAnsi="BRH Malayalam Extra" w:cs="BRH Devanagari Extra"/>
-                <w:b/>
-                <w:color w:val="000000"/>
-                <w:sz w:val="32"/>
-                <w:szCs w:val="40"/>
-                <w:lang w:bidi="ml-IN"/>
-              </w:rPr>
-              <w:t>–</w:t>
-            </w:r>
-            <w:r>
-              <w:rPr>
-                <w:rFonts w:ascii="BRH Devanagari Extra" w:hAnsi="BRH Devanagari Extra" w:cs="BRH Devanagari Extra"/>
-                <w:color w:val="000000"/>
-                <w:sz w:val="40"/>
-                <w:szCs w:val="40"/>
-                <w:lang w:bidi="ml-IN"/>
-              </w:rPr>
-              <w:t xml:space="preserve">qÉÉuÉþ²ÏrÉÉïlÉç </w:t>
-            </w:r>
-            <w:proofErr w:type="spellStart"/>
-            <w:r>
-              <w:rPr>
-                <w:rFonts w:ascii="BRH Devanagari Extra" w:hAnsi="BRH Devanagari Extra" w:cs="BRH Devanagari Extra"/>
-                <w:color w:val="000000"/>
-                <w:sz w:val="40"/>
-                <w:szCs w:val="40"/>
-                <w:lang w:bidi="ml-IN"/>
-              </w:rPr>
-              <w:t>MüUÉ</w:t>
+            <w:r>
+              <w:rPr>
+                <w:rFonts w:ascii="BRH Malayalam Extra" w:hAnsi="BRH Malayalam Extra" w:cs="BRH Devanagari Extra"/>
+                <w:b/>
+                <w:color w:val="000000"/>
+                <w:sz w:val="32"/>
+                <w:szCs w:val="40"/>
+                <w:lang w:bidi="ml-IN"/>
+              </w:rPr>
+              <w:t>–</w:t>
+            </w:r>
+            <w:r>
+              <w:rPr>
+                <w:rFonts w:ascii="BRH Devanagari Extra" w:hAnsi="BRH Devanagari Extra" w:cs="BRH Devanagari Extra"/>
+                <w:color w:val="000000"/>
+                <w:sz w:val="40"/>
+                <w:szCs w:val="40"/>
+                <w:lang w:bidi="ml-IN"/>
+              </w:rPr>
+              <w:t>qÉÉuÉþ²ÏrÉÉïlÉç MüUÉ</w:t>
             </w:r>
             <w:r>
               <w:rPr>
@@ -3243,18 +5761,7 @@
                 <w:szCs w:val="40"/>
                 <w:lang w:bidi="ml-IN"/>
               </w:rPr>
-              <w:t>ÌiÉ</w:t>
-            </w:r>
-            <w:proofErr w:type="spellEnd"/>
-            <w:r>
-              <w:rPr>
-                <w:rFonts w:ascii="BRH Devanagari Extra" w:hAnsi="BRH Devanagari Extra" w:cs="BRH Devanagari Extra"/>
-                <w:color w:val="000000"/>
-                <w:sz w:val="40"/>
-                <w:szCs w:val="40"/>
-                <w:lang w:bidi="ml-IN"/>
-              </w:rPr>
-              <w:t xml:space="preserve"> | </w:t>
+              <w:t xml:space="preserve">ÌiÉ | </w:t>
             </w:r>
           </w:p>
           <w:p>
@@ -3271,7 +5778,6 @@
                 <w:szCs w:val="40"/>
               </w:rPr>
             </w:pPr>
-            <w:proofErr w:type="spellStart"/>
             <w:r>
               <w:rPr>
                 <w:rFonts w:ascii="BRH Devanagari Extra" w:hAnsi="BRH Devanagari Extra" w:cs="BRH Devanagari Extra"/>
@@ -3282,7 +5788,6 @@
               </w:rPr>
               <w:t>xÉ</w:t>
             </w:r>
-            <w:proofErr w:type="spellEnd"/>
             <w:r>
               <w:rPr>
                 <w:rFonts w:ascii="BRH Malayalam Extra" w:hAnsi="BRH Malayalam Extra" w:cs="BRH Devanagari Extra"/>
@@ -3315,38 +5820,15 @@
               </w:rPr>
               <w:t>–</w:t>
             </w:r>
-            <w:proofErr w:type="spellStart"/>
-            <w:r>
-              <w:rPr>
-                <w:rFonts w:ascii="BRH Devanagari Extra" w:hAnsi="BRH Devanagari Extra" w:cs="BRH Devanagari Extra"/>
-                <w:color w:val="000000"/>
-                <w:sz w:val="40"/>
-                <w:szCs w:val="40"/>
-                <w:lang w:bidi="ml-IN"/>
-              </w:rPr>
-              <w:t>ÌlÉÌiÉþ</w:t>
-            </w:r>
-            <w:proofErr w:type="spellEnd"/>
-            <w:r>
-              <w:rPr>
-                <w:rFonts w:ascii="BRH Devanagari Extra" w:hAnsi="BRH Devanagari Extra" w:cs="BRH Devanagari Extra"/>
-                <w:color w:val="000000"/>
-                <w:sz w:val="40"/>
-                <w:szCs w:val="40"/>
-                <w:lang w:bidi="ml-IN"/>
-              </w:rPr>
-              <w:t xml:space="preserve"> </w:t>
-            </w:r>
-            <w:proofErr w:type="spellStart"/>
-            <w:r>
-              <w:rPr>
-                <w:rFonts w:ascii="BRH Devanagari Extra" w:hAnsi="BRH Devanagari Extra" w:cs="BRH Devanagari Extra"/>
-                <w:color w:val="000000"/>
-                <w:sz w:val="40"/>
-                <w:szCs w:val="40"/>
-                <w:lang w:bidi="ml-IN"/>
-              </w:rPr>
-              <w:t>xÉ</w:t>
+            <w:r>
+              <w:rPr>
+                <w:rFonts w:ascii="BRH Devanagari Extra" w:hAnsi="BRH Devanagari Extra" w:cs="BRH Devanagari Extra"/>
+                <w:color w:val="000000"/>
+                <w:sz w:val="40"/>
+                <w:szCs w:val="40"/>
+                <w:lang w:bidi="ml-IN"/>
+              </w:rPr>
+              <w:t>ÌlÉÌiÉþ xÉ</w:t>
             </w:r>
             <w:r>
               <w:rPr>
@@ -3359,19 +5841,17 @@
               </w:rPr>
               <w:t>qÉÉ</w:t>
             </w:r>
-            <w:proofErr w:type="spellEnd"/>
-            <w:r>
-              <w:rPr>
-                <w:rFonts w:ascii="BRH Malayalam Extra" w:hAnsi="BRH Malayalam Extra" w:cs="BRH Devanagari Extra"/>
-                <w:b/>
-                <w:color w:val="000000"/>
-                <w:sz w:val="32"/>
-                <w:szCs w:val="40"/>
-                <w:lang w:bidi="ml-IN"/>
-              </w:rPr>
-              <w:t>–</w:t>
-            </w:r>
-            <w:proofErr w:type="spellStart"/>
+            <w:r>
+              <w:rPr>
+                <w:rFonts w:ascii="BRH Malayalam Extra" w:hAnsi="BRH Malayalam Extra" w:cs="BRH Devanagari Extra"/>
+                <w:b/>
+                <w:color w:val="000000"/>
+                <w:sz w:val="32"/>
+                <w:szCs w:val="40"/>
+                <w:lang w:bidi="ml-IN"/>
+              </w:rPr>
+              <w:t>–</w:t>
+            </w:r>
             <w:r>
               <w:rPr>
                 <w:rFonts w:ascii="BRH Devanagari Extra" w:hAnsi="BRH Devanagari Extra" w:cs="BRH Devanagari Extra"/>
@@ -3382,19 +5862,17 @@
               </w:rPr>
               <w:t>uÉþiÉç-uÉÏ</w:t>
             </w:r>
-            <w:proofErr w:type="spellEnd"/>
-            <w:r>
-              <w:rPr>
-                <w:rFonts w:ascii="BRH Malayalam Extra" w:hAnsi="BRH Malayalam Extra" w:cs="BRH Devanagari Extra"/>
-                <w:b/>
-                <w:color w:val="000000"/>
-                <w:sz w:val="32"/>
-                <w:szCs w:val="40"/>
-                <w:lang w:bidi="ml-IN"/>
-              </w:rPr>
-              <w:t>–</w:t>
-            </w:r>
-            <w:proofErr w:type="spellStart"/>
+            <w:r>
+              <w:rPr>
+                <w:rFonts w:ascii="BRH Malayalam Extra" w:hAnsi="BRH Malayalam Extra" w:cs="BRH Devanagari Extra"/>
+                <w:b/>
+                <w:color w:val="000000"/>
+                <w:sz w:val="32"/>
+                <w:szCs w:val="40"/>
+                <w:lang w:bidi="ml-IN"/>
+              </w:rPr>
+              <w:t>–</w:t>
+            </w:r>
             <w:r>
               <w:rPr>
                 <w:rFonts w:ascii="BRH Devanagari Extra" w:hAnsi="BRH Devanagari Extra" w:cs="BRH Devanagari Extra"/>
@@ -3405,19 +5883,17 @@
               </w:rPr>
               <w:t>rÉÉï</w:t>
             </w:r>
-            <w:proofErr w:type="spellEnd"/>
-            <w:r>
-              <w:rPr>
-                <w:rFonts w:ascii="BRH Malayalam Extra" w:hAnsi="BRH Malayalam Extra" w:cs="BRH Devanagari Extra"/>
-                <w:b/>
-                <w:color w:val="000000"/>
-                <w:sz w:val="32"/>
-                <w:szCs w:val="40"/>
-                <w:lang w:bidi="ml-IN"/>
-              </w:rPr>
-              <w:t>–</w:t>
-            </w:r>
-            <w:proofErr w:type="spellStart"/>
+            <w:r>
+              <w:rPr>
+                <w:rFonts w:ascii="BRH Malayalam Extra" w:hAnsi="BRH Malayalam Extra" w:cs="BRH Devanagari Extra"/>
+                <w:b/>
+                <w:color w:val="000000"/>
+                <w:sz w:val="32"/>
+                <w:szCs w:val="40"/>
+                <w:lang w:bidi="ml-IN"/>
+              </w:rPr>
+              <w:t>–</w:t>
+            </w:r>
             <w:r>
               <w:rPr>
                 <w:rFonts w:ascii="BRH Devanagari Extra" w:hAnsi="BRH Devanagari Extra" w:cs="BRH Devanagari Extra"/>
@@ -3428,7 +5904,6 @@
               </w:rPr>
               <w:t>lÉç</w:t>
             </w:r>
-            <w:proofErr w:type="spellEnd"/>
             <w:r>
               <w:rPr>
                 <w:rFonts w:ascii="BRH Malayalam Extra" w:hAnsi="BRH Malayalam Extra" w:cs="BRH Devanagari Extra"/>
@@ -3471,7 +5946,6 @@
                 <w:lang w:bidi="ml-IN"/>
               </w:rPr>
             </w:pPr>
-            <w:proofErr w:type="spellStart"/>
             <w:r>
               <w:rPr>
                 <w:rFonts w:ascii="BRH Devanagari Extra" w:hAnsi="BRH Devanagari Extra" w:cs="BRH Devanagari Extra"/>
@@ -3482,38 +5956,26 @@
               </w:rPr>
               <w:t>xÉ</w:t>
             </w:r>
-            <w:proofErr w:type="spellEnd"/>
-            <w:r>
-              <w:rPr>
-                <w:rFonts w:ascii="BRH Malayalam Extra" w:hAnsi="BRH Malayalam Extra" w:cs="BRH Devanagari Extra"/>
-                <w:b/>
-                <w:color w:val="000000"/>
-                <w:sz w:val="32"/>
-                <w:szCs w:val="40"/>
-                <w:lang w:bidi="ml-IN"/>
-              </w:rPr>
-              <w:t>–</w:t>
-            </w:r>
-            <w:r>
-              <w:rPr>
-                <w:rFonts w:ascii="BRH Devanagari Extra" w:hAnsi="BRH Devanagari Extra" w:cs="BRH Devanagari Extra"/>
-                <w:color w:val="000000"/>
-                <w:sz w:val="40"/>
-                <w:szCs w:val="40"/>
-                <w:lang w:bidi="ml-IN"/>
-              </w:rPr>
-              <w:t xml:space="preserve">qÉÉuÉþ²ÏrÉÉïlÉç </w:t>
-            </w:r>
-            <w:proofErr w:type="spellStart"/>
-            <w:r>
-              <w:rPr>
-                <w:rFonts w:ascii="BRH Devanagari Extra" w:hAnsi="BRH Devanagari Extra" w:cs="BRH Devanagari Extra"/>
-                <w:color w:val="000000"/>
-                <w:sz w:val="40"/>
-                <w:szCs w:val="40"/>
-                <w:lang w:bidi="ml-IN"/>
-              </w:rPr>
-              <w:t>MüUÉ</w:t>
+            <w:r>
+              <w:rPr>
+                <w:rFonts w:ascii="BRH Malayalam Extra" w:hAnsi="BRH Malayalam Extra" w:cs="BRH Devanagari Extra"/>
+                <w:b/>
+                <w:color w:val="000000"/>
+                <w:sz w:val="32"/>
+                <w:szCs w:val="40"/>
+                <w:lang w:bidi="ml-IN"/>
+              </w:rPr>
+              <w:t>–</w:t>
+            </w:r>
+            <w:r>
+              <w:rPr>
+                <w:rFonts w:ascii="BRH Devanagari Extra" w:hAnsi="BRH Devanagari Extra" w:cs="BRH Devanagari Extra"/>
+                <w:color w:val="000000"/>
+                <w:sz w:val="40"/>
+                <w:szCs w:val="40"/>
+                <w:lang w:bidi="ml-IN"/>
+              </w:rPr>
+              <w:t>qÉÉuÉþ²ÏrÉÉïlÉç MüUÉ</w:t>
             </w:r>
             <w:r>
               <w:rPr>
@@ -3533,18 +5995,7 @@
                 <w:szCs w:val="40"/>
                 <w:lang w:bidi="ml-IN"/>
               </w:rPr>
-              <w:t>ÌiÉ</w:t>
-            </w:r>
-            <w:proofErr w:type="spellEnd"/>
-            <w:r>
-              <w:rPr>
-                <w:rFonts w:ascii="BRH Devanagari Extra" w:hAnsi="BRH Devanagari Extra" w:cs="BRH Devanagari Extra"/>
-                <w:color w:val="000000"/>
-                <w:sz w:val="40"/>
-                <w:szCs w:val="40"/>
-                <w:lang w:bidi="ml-IN"/>
-              </w:rPr>
-              <w:t xml:space="preserve"> | </w:t>
+              <w:t xml:space="preserve">ÌiÉ | </w:t>
             </w:r>
           </w:p>
           <w:p>
@@ -3561,7 +6012,6 @@
                 <w:szCs w:val="40"/>
               </w:rPr>
             </w:pPr>
-            <w:proofErr w:type="spellStart"/>
             <w:r>
               <w:rPr>
                 <w:rFonts w:ascii="BRH Devanagari Extra" w:hAnsi="BRH Devanagari Extra" w:cs="BRH Devanagari Extra"/>
@@ -3572,7 +6022,6 @@
               </w:rPr>
               <w:t>xÉ</w:t>
             </w:r>
-            <w:proofErr w:type="spellEnd"/>
             <w:r>
               <w:rPr>
                 <w:rFonts w:ascii="BRH Malayalam Extra" w:hAnsi="BRH Malayalam Extra" w:cs="BRH Devanagari Extra"/>
@@ -3605,29 +6054,16 @@
               </w:rPr>
               <w:t>–</w:t>
             </w:r>
-            <w:proofErr w:type="spellStart"/>
-            <w:r>
-              <w:rPr>
-                <w:rFonts w:ascii="BRH Devanagari Extra" w:hAnsi="BRH Devanagari Extra" w:cs="BRH Devanagari Extra"/>
-                <w:color w:val="000000"/>
-                <w:sz w:val="40"/>
-                <w:szCs w:val="40"/>
-                <w:lang w:bidi="ml-IN"/>
-              </w:rPr>
-              <w:t>ÌlÉÌiÉþ</w:t>
-            </w:r>
-            <w:proofErr w:type="spellEnd"/>
-            <w:r>
-              <w:rPr>
-                <w:rFonts w:ascii="BRH Devanagari Extra" w:hAnsi="BRH Devanagari Extra" w:cs="BRH Devanagari Extra"/>
-                <w:color w:val="000000"/>
-                <w:sz w:val="40"/>
-                <w:szCs w:val="40"/>
-                <w:lang w:bidi="ml-IN"/>
-              </w:rPr>
-              <w:t xml:space="preserve"> </w:t>
-            </w:r>
-            <w:proofErr w:type="spellStart"/>
+            <w:r>
+              <w:rPr>
+                <w:rFonts w:ascii="BRH Devanagari Extra" w:hAnsi="BRH Devanagari Extra" w:cs="BRH Devanagari Extra"/>
+                <w:color w:val="000000"/>
+                <w:sz w:val="40"/>
+                <w:szCs w:val="40"/>
+                <w:lang w:bidi="ml-IN"/>
+              </w:rPr>
+              <w:t xml:space="preserve">ÌlÉÌiÉþ </w:t>
+            </w:r>
             <w:r>
               <w:rPr>
                 <w:rFonts w:ascii="BRH Devanagari Extra" w:hAnsi="BRH Devanagari Extra" w:cs="BRH Devanagari Extra"/>
@@ -3639,7 +6075,6 @@
               </w:rPr>
               <w:t>xÉ</w:t>
             </w:r>
-            <w:proofErr w:type="spellEnd"/>
             <w:r>
               <w:rPr>
                 <w:rFonts w:ascii="BRH Malayalam Extra" w:hAnsi="BRH Malayalam Extra" w:cs="BRH Devanagari Extra"/>
@@ -3652,7 +6087,6 @@
               </w:rPr>
               <w:t>–</w:t>
             </w:r>
-            <w:proofErr w:type="spellStart"/>
             <w:r>
               <w:rPr>
                 <w:rFonts w:ascii="BRH Devanagari Extra" w:hAnsi="BRH Devanagari Extra" w:cs="BRH Devanagari Extra"/>
@@ -3663,19 +6097,17 @@
               </w:rPr>
               <w:t>qÉÉuÉþiÉç-uÉÏ</w:t>
             </w:r>
-            <w:proofErr w:type="spellEnd"/>
-            <w:r>
-              <w:rPr>
-                <w:rFonts w:ascii="BRH Malayalam Extra" w:hAnsi="BRH Malayalam Extra" w:cs="BRH Devanagari Extra"/>
-                <w:b/>
-                <w:color w:val="000000"/>
-                <w:sz w:val="32"/>
-                <w:szCs w:val="40"/>
-                <w:lang w:bidi="ml-IN"/>
-              </w:rPr>
-              <w:t>–</w:t>
-            </w:r>
-            <w:proofErr w:type="spellStart"/>
+            <w:r>
+              <w:rPr>
+                <w:rFonts w:ascii="BRH Malayalam Extra" w:hAnsi="BRH Malayalam Extra" w:cs="BRH Devanagari Extra"/>
+                <w:b/>
+                <w:color w:val="000000"/>
+                <w:sz w:val="32"/>
+                <w:szCs w:val="40"/>
+                <w:lang w:bidi="ml-IN"/>
+              </w:rPr>
+              <w:t>–</w:t>
+            </w:r>
             <w:r>
               <w:rPr>
                 <w:rFonts w:ascii="BRH Devanagari Extra" w:hAnsi="BRH Devanagari Extra" w:cs="BRH Devanagari Extra"/>
@@ -3686,19 +6118,17 @@
               </w:rPr>
               <w:t>rÉÉï</w:t>
             </w:r>
-            <w:proofErr w:type="spellEnd"/>
-            <w:r>
-              <w:rPr>
-                <w:rFonts w:ascii="BRH Malayalam Extra" w:hAnsi="BRH Malayalam Extra" w:cs="BRH Devanagari Extra"/>
-                <w:b/>
-                <w:color w:val="000000"/>
-                <w:sz w:val="32"/>
-                <w:szCs w:val="40"/>
-                <w:lang w:bidi="ml-IN"/>
-              </w:rPr>
-              <w:t>–</w:t>
-            </w:r>
-            <w:proofErr w:type="spellStart"/>
+            <w:r>
+              <w:rPr>
+                <w:rFonts w:ascii="BRH Malayalam Extra" w:hAnsi="BRH Malayalam Extra" w:cs="BRH Devanagari Extra"/>
+                <w:b/>
+                <w:color w:val="000000"/>
+                <w:sz w:val="32"/>
+                <w:szCs w:val="40"/>
+                <w:lang w:bidi="ml-IN"/>
+              </w:rPr>
+              <w:t>–</w:t>
+            </w:r>
             <w:r>
               <w:rPr>
                 <w:rFonts w:ascii="BRH Devanagari Extra" w:hAnsi="BRH Devanagari Extra" w:cs="BRH Devanagari Extra"/>
@@ -3709,7 +6139,6 @@
               </w:rPr>
               <w:t>lÉç</w:t>
             </w:r>
-            <w:proofErr w:type="spellEnd"/>
             <w:r>
               <w:rPr>
                 <w:rFonts w:ascii="BRH Malayalam Extra" w:hAnsi="BRH Malayalam Extra" w:cs="BRH Devanagari Extra"/>
@@ -3875,7 +6304,6 @@
                 <w:lang w:val="en-IN" w:eastAsia="en-IN" w:bidi="ml-IN"/>
               </w:rPr>
             </w:pPr>
-            <w:proofErr w:type="spellStart"/>
             <w:r>
               <w:rPr>
                 <w:rFonts w:ascii="BRH Devanagari Extra" w:hAnsi="BRH Devanagari Extra" w:cs="BRH Devanagari Extra"/>
@@ -3905,20 +6333,8 @@
                 <w:szCs w:val="40"/>
                 <w:lang w:bidi="ml-IN"/>
               </w:rPr>
-              <w:t>Wûþ</w:t>
-            </w:r>
-            <w:proofErr w:type="spellEnd"/>
-            <w:r>
-              <w:rPr>
-                <w:rFonts w:ascii="BRH Devanagari Extra" w:hAnsi="BRH Devanagari Extra" w:cs="BRH Devanagari Extra"/>
-                <w:color w:val="000000"/>
-                <w:sz w:val="40"/>
-                <w:szCs w:val="40"/>
-                <w:lang w:bidi="ml-IN"/>
-              </w:rPr>
-              <w:t xml:space="preserve"> | </w:t>
-            </w:r>
-            <w:proofErr w:type="spellStart"/>
+              <w:t xml:space="preserve">Wûþ | </w:t>
+            </w:r>
             <w:r>
               <w:rPr>
                 <w:rFonts w:ascii="BRH Devanagari Extra" w:hAnsi="BRH Devanagari Extra" w:cs="BRH Devanagari Extra"/>
@@ -3938,51 +6354,28 @@
                 <w:szCs w:val="40"/>
                 <w:lang w:bidi="ml-IN"/>
               </w:rPr>
-              <w:t>Wûþ</w:t>
-            </w:r>
-            <w:proofErr w:type="spellEnd"/>
-            <w:r>
-              <w:rPr>
-                <w:rFonts w:ascii="BRH Devanagari Extra" w:hAnsi="BRH Devanagari Extra" w:cs="BRH Devanagari Extra"/>
-                <w:color w:val="000000"/>
-                <w:sz w:val="40"/>
-                <w:szCs w:val="40"/>
-                <w:lang w:bidi="ml-IN"/>
-              </w:rPr>
-              <w:t xml:space="preserve"> ÌS</w:t>
-            </w:r>
-            <w:r>
-              <w:rPr>
-                <w:rFonts w:ascii="BRH Malayalam Extra" w:hAnsi="BRH Malayalam Extra" w:cs="BRH Devanagari Extra"/>
-                <w:b/>
-                <w:color w:val="000000"/>
-                <w:sz w:val="32"/>
-                <w:szCs w:val="40"/>
-                <w:lang w:bidi="ml-IN"/>
-              </w:rPr>
-              <w:t>–</w:t>
-            </w:r>
-            <w:proofErr w:type="spellStart"/>
-            <w:r>
-              <w:rPr>
-                <w:rFonts w:ascii="BRH Devanagari Extra" w:hAnsi="BRH Devanagari Extra" w:cs="BRH Devanagari Extra"/>
-                <w:color w:val="000000"/>
-                <w:sz w:val="40"/>
-                <w:szCs w:val="40"/>
-                <w:lang w:bidi="ml-IN"/>
-              </w:rPr>
-              <w:t>ÍzÉ</w:t>
-            </w:r>
-            <w:proofErr w:type="spellEnd"/>
-            <w:r>
-              <w:rPr>
-                <w:rFonts w:ascii="BRH Devanagari Extra" w:hAnsi="BRH Devanagari Extra" w:cs="BRH Devanagari Extra"/>
-                <w:color w:val="000000"/>
-                <w:sz w:val="40"/>
-                <w:szCs w:val="40"/>
-                <w:lang w:bidi="ml-IN"/>
-              </w:rPr>
-              <w:t xml:space="preserve"> |</w:t>
+              <w:t>Wûþ ÌS</w:t>
+            </w:r>
+            <w:r>
+              <w:rPr>
+                <w:rFonts w:ascii="BRH Malayalam Extra" w:hAnsi="BRH Malayalam Extra" w:cs="BRH Devanagari Extra"/>
+                <w:b/>
+                <w:color w:val="000000"/>
+                <w:sz w:val="32"/>
+                <w:szCs w:val="40"/>
+                <w:lang w:bidi="ml-IN"/>
+              </w:rPr>
+              <w:t>–</w:t>
+            </w:r>
+            <w:r>
+              <w:rPr>
+                <w:rFonts w:ascii="BRH Devanagari Extra" w:hAnsi="BRH Devanagari Extra" w:cs="BRH Devanagari Extra"/>
+                <w:color w:val="000000"/>
+                <w:sz w:val="40"/>
+                <w:szCs w:val="40"/>
+                <w:lang w:bidi="ml-IN"/>
+              </w:rPr>
+              <w:t>ÍzÉ |</w:t>
             </w:r>
           </w:p>
         </w:tc>
@@ -4012,7 +6405,6 @@
                 <w:lang w:val="en-IN" w:eastAsia="en-IN" w:bidi="ml-IN"/>
               </w:rPr>
             </w:pPr>
-            <w:proofErr w:type="spellStart"/>
             <w:r>
               <w:rPr>
                 <w:rFonts w:ascii="BRH Devanagari Extra" w:hAnsi="BRH Devanagari Extra" w:cs="BRH Devanagari Extra"/>
@@ -4023,7 +6415,6 @@
               </w:rPr>
               <w:t>uÉÉ</w:t>
             </w:r>
-            <w:proofErr w:type="spellEnd"/>
             <w:r>
               <w:rPr>
                 <w:rFonts w:ascii="BRH Devanagari Extra" w:hAnsi="BRH Devanagari Extra" w:cs="BRH Devanagari Extra"/>
@@ -4034,7 +6425,6 @@
               </w:rPr>
               <w:t xml:space="preserve"> </w:t>
             </w:r>
-            <w:proofErr w:type="spellStart"/>
             <w:r>
               <w:rPr>
                 <w:rFonts w:ascii="BRH Devanagari Extra" w:hAnsi="BRH Devanagari Extra" w:cs="BRH Devanagari Extra"/>
@@ -4056,7 +6446,6 @@
               </w:rPr>
               <w:t>Wûþ</w:t>
             </w:r>
-            <w:proofErr w:type="spellEnd"/>
             <w:r>
               <w:rPr>
                 <w:rFonts w:ascii="BRH Devanagari Extra" w:hAnsi="BRH Devanagari Extra" w:cs="BRH Devanagari Extra"/>
@@ -4067,7 +6456,6 @@
               </w:rPr>
               <w:t xml:space="preserve"> | </w:t>
             </w:r>
-            <w:proofErr w:type="spellStart"/>
             <w:r>
               <w:rPr>
                 <w:rFonts w:ascii="BRH Devanagari Extra" w:hAnsi="BRH Devanagari Extra" w:cs="BRH Devanagari Extra"/>
@@ -4087,51 +6475,28 @@
                 <w:szCs w:val="40"/>
                 <w:lang w:bidi="ml-IN"/>
               </w:rPr>
-              <w:t>Wûþ</w:t>
-            </w:r>
-            <w:proofErr w:type="spellEnd"/>
-            <w:r>
-              <w:rPr>
-                <w:rFonts w:ascii="BRH Devanagari Extra" w:hAnsi="BRH Devanagari Extra" w:cs="BRH Devanagari Extra"/>
-                <w:color w:val="000000"/>
-                <w:sz w:val="40"/>
-                <w:szCs w:val="40"/>
-                <w:lang w:bidi="ml-IN"/>
-              </w:rPr>
-              <w:t xml:space="preserve"> ÌS</w:t>
-            </w:r>
-            <w:r>
-              <w:rPr>
-                <w:rFonts w:ascii="BRH Malayalam Extra" w:hAnsi="BRH Malayalam Extra" w:cs="BRH Devanagari Extra"/>
-                <w:b/>
-                <w:color w:val="000000"/>
-                <w:sz w:val="32"/>
-                <w:szCs w:val="40"/>
-                <w:lang w:bidi="ml-IN"/>
-              </w:rPr>
-              <w:t>–</w:t>
-            </w:r>
-            <w:proofErr w:type="spellStart"/>
-            <w:r>
-              <w:rPr>
-                <w:rFonts w:ascii="BRH Devanagari Extra" w:hAnsi="BRH Devanagari Extra" w:cs="BRH Devanagari Extra"/>
-                <w:color w:val="000000"/>
-                <w:sz w:val="40"/>
-                <w:szCs w:val="40"/>
-                <w:lang w:bidi="ml-IN"/>
-              </w:rPr>
-              <w:t>ÍzÉ</w:t>
-            </w:r>
-            <w:proofErr w:type="spellEnd"/>
-            <w:r>
-              <w:rPr>
-                <w:rFonts w:ascii="BRH Devanagari Extra" w:hAnsi="BRH Devanagari Extra" w:cs="BRH Devanagari Extra"/>
-                <w:color w:val="000000"/>
-                <w:sz w:val="40"/>
-                <w:szCs w:val="40"/>
-                <w:lang w:bidi="ml-IN"/>
-              </w:rPr>
-              <w:t xml:space="preserve"> |</w:t>
+              <w:t>Wûþ ÌS</w:t>
+            </w:r>
+            <w:r>
+              <w:rPr>
+                <w:rFonts w:ascii="BRH Malayalam Extra" w:hAnsi="BRH Malayalam Extra" w:cs="BRH Devanagari Extra"/>
+                <w:b/>
+                <w:color w:val="000000"/>
+                <w:sz w:val="32"/>
+                <w:szCs w:val="40"/>
+                <w:lang w:bidi="ml-IN"/>
+              </w:rPr>
+              <w:t>–</w:t>
+            </w:r>
+            <w:r>
+              <w:rPr>
+                <w:rFonts w:ascii="BRH Devanagari Extra" w:hAnsi="BRH Devanagari Extra" w:cs="BRH Devanagari Extra"/>
+                <w:color w:val="000000"/>
+                <w:sz w:val="40"/>
+                <w:szCs w:val="40"/>
+                <w:lang w:bidi="ml-IN"/>
+              </w:rPr>
+              <w:t>ÍzÉ |</w:t>
             </w:r>
             <w:r>
               <w:rPr>
@@ -4174,21 +6539,12 @@
               </w:rPr>
               <w:t xml:space="preserve"> </w:t>
             </w:r>
-            <w:proofErr w:type="spellStart"/>
             <w:r>
               <w:rPr>
                 <w:b/>
                 <w:bCs/>
               </w:rPr>
-              <w:t>hraswam</w:t>
-            </w:r>
-            <w:proofErr w:type="spellEnd"/>
-            <w:r>
-              <w:rPr>
-                <w:b/>
-                <w:bCs/>
-              </w:rPr>
-              <w:t>)</w:t>
+              <w:t>hraswam)</w:t>
             </w:r>
           </w:p>
         </w:tc>
@@ -4322,7 +6678,6 @@
                 <w:lang w:val="en-IN" w:eastAsia="en-IN" w:bidi="ml-IN"/>
               </w:rPr>
             </w:pPr>
-            <w:proofErr w:type="spellStart"/>
             <w:r>
               <w:rPr>
                 <w:rFonts w:ascii="BRH Devanagari Extra" w:hAnsi="BRH Devanagari Extra" w:cs="BRH Devanagari Extra"/>
@@ -4333,38 +6688,26 @@
               </w:rPr>
               <w:t>kÉ</w:t>
             </w:r>
-            <w:proofErr w:type="spellEnd"/>
-            <w:r>
-              <w:rPr>
-                <w:rFonts w:ascii="BRH Malayalam Extra" w:hAnsi="BRH Malayalam Extra" w:cs="BRH Devanagari Extra"/>
-                <w:b/>
-                <w:color w:val="000000"/>
-                <w:sz w:val="32"/>
-                <w:szCs w:val="40"/>
-                <w:lang w:bidi="ml-IN"/>
-              </w:rPr>
-              <w:t>–</w:t>
-            </w:r>
-            <w:r>
-              <w:rPr>
-                <w:rFonts w:ascii="BRH Devanagari Extra" w:hAnsi="BRH Devanagari Extra" w:cs="BRH Devanagari Extra"/>
-                <w:color w:val="000000"/>
-                <w:sz w:val="40"/>
-                <w:szCs w:val="40"/>
-                <w:lang w:bidi="ml-IN"/>
-              </w:rPr>
-              <w:t>¨</w:t>
-            </w:r>
-            <w:proofErr w:type="spellStart"/>
-            <w:r>
-              <w:rPr>
-                <w:rFonts w:ascii="BRH Devanagari Extra" w:hAnsi="BRH Devanagari Extra" w:cs="BRH Devanagari Extra"/>
-                <w:color w:val="000000"/>
-                <w:sz w:val="40"/>
-                <w:szCs w:val="40"/>
-                <w:lang w:bidi="ml-IN"/>
-              </w:rPr>
-              <w:t>É</w:t>
+            <w:r>
+              <w:rPr>
+                <w:rFonts w:ascii="BRH Malayalam Extra" w:hAnsi="BRH Malayalam Extra" w:cs="BRH Devanagari Extra"/>
+                <w:b/>
+                <w:color w:val="000000"/>
+                <w:sz w:val="32"/>
+                <w:szCs w:val="40"/>
+                <w:lang w:bidi="ml-IN"/>
+              </w:rPr>
+              <w:t>–</w:t>
+            </w:r>
+            <w:r>
+              <w:rPr>
+                <w:rFonts w:ascii="BRH Devanagari Extra" w:hAnsi="BRH Devanagari Extra" w:cs="BRH Devanagari Extra"/>
+                <w:color w:val="000000"/>
+                <w:sz w:val="40"/>
+                <w:szCs w:val="40"/>
+                <w:lang w:bidi="ml-IN"/>
+              </w:rPr>
+              <w:t>¨É</w:t>
             </w:r>
             <w:r>
               <w:rPr>
@@ -4384,31 +6727,8 @@
                 <w:szCs w:val="40"/>
                 <w:lang w:bidi="ml-IN"/>
               </w:rPr>
-              <w:t>ÅuÉþ</w:t>
-            </w:r>
-            <w:proofErr w:type="spellEnd"/>
-            <w:r>
-              <w:rPr>
-                <w:rFonts w:ascii="BRH Devanagari Extra" w:hAnsi="BRH Devanagari Extra" w:cs="BRH Devanagari Extra"/>
-                <w:color w:val="000000"/>
-                <w:sz w:val="40"/>
-                <w:szCs w:val="40"/>
-                <w:lang w:bidi="ml-IN"/>
-              </w:rPr>
-              <w:t xml:space="preserve"> | </w:t>
-            </w:r>
-            <w:proofErr w:type="spellStart"/>
-            <w:r>
-              <w:rPr>
-                <w:rFonts w:ascii="BRH Devanagari Extra" w:hAnsi="BRH Devanagari Extra" w:cs="BRH Devanagari Extra"/>
-                <w:color w:val="000000"/>
-                <w:sz w:val="40"/>
-                <w:szCs w:val="40"/>
-                <w:lang w:bidi="ml-IN"/>
-              </w:rPr>
-              <w:t>AuÉÉ</w:t>
-            </w:r>
-            <w:proofErr w:type="spellEnd"/>
+              <w:t>ÅuÉþ | AuÉÉ</w:t>
+            </w:r>
             <w:r>
               <w:rPr>
                 <w:rFonts w:ascii="BRH Malayalam Extra" w:hAnsi="BRH Malayalam Extra" w:cs="BRH Devanagari Extra"/>
@@ -4472,7 +6792,6 @@
                 <w:lang w:val="en-IN" w:eastAsia="en-IN" w:bidi="ml-IN"/>
               </w:rPr>
             </w:pPr>
-            <w:proofErr w:type="spellStart"/>
             <w:r>
               <w:rPr>
                 <w:rFonts w:ascii="BRH Devanagari Extra" w:hAnsi="BRH Devanagari Extra" w:cs="BRH Devanagari Extra"/>
@@ -4483,38 +6802,26 @@
               </w:rPr>
               <w:t>kÉ</w:t>
             </w:r>
-            <w:proofErr w:type="spellEnd"/>
-            <w:r>
-              <w:rPr>
-                <w:rFonts w:ascii="BRH Malayalam Extra" w:hAnsi="BRH Malayalam Extra" w:cs="BRH Devanagari Extra"/>
-                <w:b/>
-                <w:color w:val="000000"/>
-                <w:sz w:val="32"/>
-                <w:szCs w:val="40"/>
-                <w:lang w:bidi="ml-IN"/>
-              </w:rPr>
-              <w:t>–</w:t>
-            </w:r>
-            <w:r>
-              <w:rPr>
-                <w:rFonts w:ascii="BRH Devanagari Extra" w:hAnsi="BRH Devanagari Extra" w:cs="BRH Devanagari Extra"/>
-                <w:color w:val="000000"/>
-                <w:sz w:val="40"/>
-                <w:szCs w:val="40"/>
-                <w:lang w:bidi="ml-IN"/>
-              </w:rPr>
-              <w:t>¨</w:t>
-            </w:r>
-            <w:proofErr w:type="spellStart"/>
-            <w:r>
-              <w:rPr>
-                <w:rFonts w:ascii="BRH Devanagari Extra" w:hAnsi="BRH Devanagari Extra" w:cs="BRH Devanagari Extra"/>
-                <w:color w:val="000000"/>
-                <w:sz w:val="40"/>
-                <w:szCs w:val="40"/>
-                <w:lang w:bidi="ml-IN"/>
-              </w:rPr>
-              <w:t>É</w:t>
+            <w:r>
+              <w:rPr>
+                <w:rFonts w:ascii="BRH Malayalam Extra" w:hAnsi="BRH Malayalam Extra" w:cs="BRH Devanagari Extra"/>
+                <w:b/>
+                <w:color w:val="000000"/>
+                <w:sz w:val="32"/>
+                <w:szCs w:val="40"/>
+                <w:lang w:bidi="ml-IN"/>
+              </w:rPr>
+              <w:t>–</w:t>
+            </w:r>
+            <w:r>
+              <w:rPr>
+                <w:rFonts w:ascii="BRH Devanagari Extra" w:hAnsi="BRH Devanagari Extra" w:cs="BRH Devanagari Extra"/>
+                <w:color w:val="000000"/>
+                <w:sz w:val="40"/>
+                <w:szCs w:val="40"/>
+                <w:lang w:bidi="ml-IN"/>
+              </w:rPr>
+              <w:t>¨É</w:t>
             </w:r>
             <w:r>
               <w:rPr>
@@ -4534,31 +6841,8 @@
                 <w:szCs w:val="40"/>
                 <w:lang w:bidi="ml-IN"/>
               </w:rPr>
-              <w:t>ÅuÉþ</w:t>
-            </w:r>
-            <w:proofErr w:type="spellEnd"/>
-            <w:r>
-              <w:rPr>
-                <w:rFonts w:ascii="BRH Devanagari Extra" w:hAnsi="BRH Devanagari Extra" w:cs="BRH Devanagari Extra"/>
-                <w:color w:val="000000"/>
-                <w:sz w:val="40"/>
-                <w:szCs w:val="40"/>
-                <w:lang w:bidi="ml-IN"/>
-              </w:rPr>
-              <w:t xml:space="preserve"> | </w:t>
-            </w:r>
-            <w:proofErr w:type="spellStart"/>
-            <w:r>
-              <w:rPr>
-                <w:rFonts w:ascii="BRH Devanagari Extra" w:hAnsi="BRH Devanagari Extra" w:cs="BRH Devanagari Extra"/>
-                <w:color w:val="000000"/>
-                <w:sz w:val="40"/>
-                <w:szCs w:val="40"/>
-                <w:lang w:bidi="ml-IN"/>
-              </w:rPr>
-              <w:t>AuÉÉ</w:t>
-            </w:r>
-            <w:proofErr w:type="spellEnd"/>
+              <w:t>ÅuÉþ | AuÉÉ</w:t>
+            </w:r>
             <w:r>
               <w:rPr>
                 <w:rFonts w:ascii="BRH Malayalam Extra" w:hAnsi="BRH Malayalam Extra" w:cs="BRH Devanagari Extra"/>
@@ -4732,7 +7016,6 @@
                 <w:lang w:val="en-IN" w:eastAsia="en-IN" w:bidi="ml-IN"/>
               </w:rPr>
             </w:pPr>
-            <w:proofErr w:type="spellStart"/>
             <w:r>
               <w:rPr>
                 <w:rFonts w:ascii="BRH Devanagari Extra" w:hAnsi="BRH Devanagari Extra" w:cs="BRH Devanagari Extra"/>
@@ -4743,7 +7026,6 @@
               </w:rPr>
               <w:t>mÉë</w:t>
             </w:r>
-            <w:proofErr w:type="spellEnd"/>
             <w:r>
               <w:rPr>
                 <w:rFonts w:ascii="BRH Malayalam Extra" w:hAnsi="BRH Malayalam Extra" w:cs="BRH Devanagari Extra"/>
@@ -4755,7 +7037,6 @@
               </w:rPr>
               <w:t>–</w:t>
             </w:r>
-            <w:proofErr w:type="spellStart"/>
             <w:r>
               <w:rPr>
                 <w:rFonts w:ascii="BRH Devanagari Extra" w:hAnsi="BRH Devanagari Extra" w:cs="BRH Devanagari Extra"/>
@@ -4765,18 +7046,16 @@
               </w:rPr>
               <w:t>eÉÉ</w:t>
             </w:r>
-            <w:proofErr w:type="spellEnd"/>
-            <w:r>
-              <w:rPr>
-                <w:rFonts w:ascii="BRH Malayalam Extra" w:hAnsi="BRH Malayalam Extra" w:cs="BRH Devanagari Extra"/>
-                <w:b/>
-                <w:sz w:val="32"/>
-                <w:szCs w:val="40"/>
-                <w:lang w:bidi="ml-IN"/>
-              </w:rPr>
-              <w:t>–</w:t>
-            </w:r>
-            <w:proofErr w:type="spellStart"/>
+            <w:r>
+              <w:rPr>
+                <w:rFonts w:ascii="BRH Malayalam Extra" w:hAnsi="BRH Malayalam Extra" w:cs="BRH Devanagari Extra"/>
+                <w:b/>
+                <w:sz w:val="32"/>
+                <w:szCs w:val="40"/>
+                <w:lang w:bidi="ml-IN"/>
+              </w:rPr>
+              <w:t>–</w:t>
+            </w:r>
             <w:r>
               <w:rPr>
                 <w:rFonts w:ascii="BRH Devanagari Extra" w:hAnsi="BRH Devanagari Extra" w:cs="BRH Devanagari Extra"/>
@@ -4786,117 +7065,43 @@
               </w:rPr>
               <w:t>mÉ</w:t>
             </w:r>
-            <w:proofErr w:type="spellEnd"/>
-            <w:r>
-              <w:rPr>
-                <w:rFonts w:ascii="BRH Malayalam Extra" w:hAnsi="BRH Malayalam Extra" w:cs="BRH Devanagari Extra"/>
-                <w:b/>
-                <w:sz w:val="32"/>
-                <w:szCs w:val="40"/>
-                <w:lang w:bidi="ml-IN"/>
-              </w:rPr>
-              <w:t>–</w:t>
-            </w:r>
-            <w:proofErr w:type="spellStart"/>
-            <w:r>
-              <w:rPr>
-                <w:rFonts w:ascii="BRH Devanagari Extra" w:hAnsi="BRH Devanagari Extra" w:cs="BRH Devanagari Extra"/>
-                <w:sz w:val="40"/>
-                <w:szCs w:val="40"/>
-                <w:lang w:bidi="ml-IN"/>
-              </w:rPr>
-              <w:t>irÉ</w:t>
-            </w:r>
-            <w:proofErr w:type="spellEnd"/>
-            <w:r>
-              <w:rPr>
-                <w:rFonts w:ascii="BRH Devanagari Extra" w:hAnsi="BRH Devanagari Extra" w:cs="BRH Devanagari Extra"/>
-                <w:sz w:val="40"/>
-                <w:szCs w:val="40"/>
-                <w:lang w:bidi="ml-IN"/>
-              </w:rPr>
-              <w:t xml:space="preserve"> </w:t>
-            </w:r>
-            <w:proofErr w:type="spellStart"/>
-            <w:r>
-              <w:rPr>
-                <w:rFonts w:ascii="BRH Devanagari Extra" w:hAnsi="BRH Devanagari Extra" w:cs="BRH Devanagari Extra"/>
-                <w:sz w:val="40"/>
-                <w:szCs w:val="40"/>
-                <w:lang w:bidi="ml-IN"/>
-              </w:rPr>
-              <w:t>CÌiÉþ</w:t>
-            </w:r>
-            <w:proofErr w:type="spellEnd"/>
-            <w:r>
-              <w:rPr>
-                <w:rFonts w:ascii="BRH Devanagari Extra" w:hAnsi="BRH Devanagari Extra" w:cs="BRH Devanagari Extra"/>
-                <w:sz w:val="40"/>
-                <w:szCs w:val="40"/>
-                <w:lang w:bidi="ml-IN"/>
-              </w:rPr>
-              <w:t xml:space="preserve"> </w:t>
-            </w:r>
-            <w:proofErr w:type="spellStart"/>
-            <w:r>
-              <w:rPr>
-                <w:rFonts w:ascii="BRH Devanagari Extra" w:hAnsi="BRH Devanagari Extra" w:cs="BRH Devanagari Extra"/>
-                <w:sz w:val="40"/>
-                <w:szCs w:val="40"/>
-                <w:lang w:bidi="ml-IN"/>
-              </w:rPr>
-              <w:t>mÉëÉeÉÉ</w:t>
-            </w:r>
-            <w:proofErr w:type="spellEnd"/>
-            <w:r>
-              <w:rPr>
-                <w:rFonts w:ascii="BRH Devanagari Extra" w:hAnsi="BRH Devanagari Extra" w:cs="BRH Devanagari Extra"/>
-                <w:sz w:val="40"/>
-                <w:szCs w:val="40"/>
-                <w:lang w:bidi="ml-IN"/>
-              </w:rPr>
-              <w:t xml:space="preserve"> - </w:t>
-            </w:r>
-            <w:proofErr w:type="spellStart"/>
-            <w:r>
-              <w:rPr>
-                <w:rFonts w:ascii="BRH Devanagari Extra" w:hAnsi="BRH Devanagari Extra" w:cs="BRH Devanagari Extra"/>
-                <w:sz w:val="40"/>
-                <w:szCs w:val="40"/>
-                <w:lang w:bidi="ml-IN"/>
-              </w:rPr>
-              <w:t>mÉ</w:t>
-            </w:r>
-            <w:proofErr w:type="spellEnd"/>
-            <w:r>
-              <w:rPr>
-                <w:rFonts w:ascii="BRH Malayalam Extra" w:hAnsi="BRH Malayalam Extra" w:cs="BRH Devanagari Extra"/>
-                <w:b/>
-                <w:sz w:val="32"/>
-                <w:szCs w:val="40"/>
-                <w:lang w:bidi="ml-IN"/>
-              </w:rPr>
-              <w:t>–</w:t>
-            </w:r>
-            <w:proofErr w:type="spellStart"/>
-            <w:r>
-              <w:rPr>
-                <w:rFonts w:ascii="BRH Devanagari Extra" w:hAnsi="BRH Devanagari Extra" w:cs="BRH Devanagari Extra"/>
-                <w:sz w:val="40"/>
-                <w:szCs w:val="40"/>
-                <w:lang w:bidi="ml-IN"/>
-              </w:rPr>
-              <w:t>irÉÈ</w:t>
-            </w:r>
-            <w:proofErr w:type="spellEnd"/>
-            <w:r>
-              <w:rPr>
-                <w:rFonts w:ascii="BRH Devanagari Extra" w:hAnsi="BRH Devanagari Extra" w:cs="BRH Devanagari Extra"/>
-                <w:sz w:val="40"/>
-                <w:szCs w:val="40"/>
-                <w:lang w:bidi="ml-IN"/>
-              </w:rPr>
-              <w:t xml:space="preserve"> |</w:t>
+            <w:r>
+              <w:rPr>
+                <w:rFonts w:ascii="BRH Malayalam Extra" w:hAnsi="BRH Malayalam Extra" w:cs="BRH Devanagari Extra"/>
+                <w:b/>
+                <w:sz w:val="32"/>
+                <w:szCs w:val="40"/>
+                <w:lang w:bidi="ml-IN"/>
+              </w:rPr>
+              <w:t>–</w:t>
+            </w:r>
+            <w:r>
+              <w:rPr>
+                <w:rFonts w:ascii="BRH Devanagari Extra" w:hAnsi="BRH Devanagari Extra" w:cs="BRH Devanagari Extra"/>
+                <w:sz w:val="40"/>
+                <w:szCs w:val="40"/>
+                <w:lang w:bidi="ml-IN"/>
+              </w:rPr>
+              <w:t>irÉ CÌiÉþ mÉëÉeÉÉ - mÉ</w:t>
+            </w:r>
+            <w:r>
+              <w:rPr>
+                <w:rFonts w:ascii="BRH Malayalam Extra" w:hAnsi="BRH Malayalam Extra" w:cs="BRH Devanagari Extra"/>
+                <w:b/>
+                <w:sz w:val="32"/>
+                <w:szCs w:val="40"/>
+                <w:lang w:bidi="ml-IN"/>
+              </w:rPr>
+              <w:t>–</w:t>
+            </w:r>
+            <w:r>
+              <w:rPr>
+                <w:rFonts w:ascii="BRH Devanagari Extra" w:hAnsi="BRH Devanagari Extra" w:cs="BRH Devanagari Extra"/>
+                <w:sz w:val="40"/>
+                <w:szCs w:val="40"/>
+                <w:lang w:bidi="ml-IN"/>
+              </w:rPr>
+              <w:t>irÉÈ |</w:t>
             </w:r>
           </w:p>
         </w:tc>
@@ -4918,7 +7123,6 @@
                 <w:lang w:val="en-IN" w:eastAsia="en-IN" w:bidi="ml-IN"/>
               </w:rPr>
             </w:pPr>
-            <w:proofErr w:type="spellStart"/>
             <w:r>
               <w:rPr>
                 <w:rFonts w:ascii="BRH Devanagari Extra" w:hAnsi="BRH Devanagari Extra" w:cs="BRH Devanagari Extra"/>
@@ -4929,18 +7133,16 @@
               </w:rPr>
               <w:t>mÉëÉ</w:t>
             </w:r>
-            <w:proofErr w:type="spellEnd"/>
-            <w:r>
-              <w:rPr>
-                <w:rFonts w:ascii="BRH Malayalam Extra" w:hAnsi="BRH Malayalam Extra" w:cs="BRH Devanagari Extra"/>
-                <w:b/>
-                <w:sz w:val="32"/>
-                <w:szCs w:val="40"/>
-                <w:lang w:bidi="ml-IN"/>
-              </w:rPr>
-              <w:t>–</w:t>
-            </w:r>
-            <w:proofErr w:type="spellStart"/>
+            <w:r>
+              <w:rPr>
+                <w:rFonts w:ascii="BRH Malayalam Extra" w:hAnsi="BRH Malayalam Extra" w:cs="BRH Devanagari Extra"/>
+                <w:b/>
+                <w:sz w:val="32"/>
+                <w:szCs w:val="40"/>
+                <w:lang w:bidi="ml-IN"/>
+              </w:rPr>
+              <w:t>–</w:t>
+            </w:r>
             <w:r>
               <w:rPr>
                 <w:rFonts w:ascii="BRH Devanagari Extra" w:hAnsi="BRH Devanagari Extra" w:cs="BRH Devanagari Extra"/>
@@ -4950,18 +7152,16 @@
               </w:rPr>
               <w:t>eÉÉ</w:t>
             </w:r>
-            <w:proofErr w:type="spellEnd"/>
-            <w:r>
-              <w:rPr>
-                <w:rFonts w:ascii="BRH Malayalam Extra" w:hAnsi="BRH Malayalam Extra" w:cs="BRH Devanagari Extra"/>
-                <w:b/>
-                <w:sz w:val="32"/>
-                <w:szCs w:val="40"/>
-                <w:lang w:bidi="ml-IN"/>
-              </w:rPr>
-              <w:t>–</w:t>
-            </w:r>
-            <w:proofErr w:type="spellStart"/>
+            <w:r>
+              <w:rPr>
+                <w:rFonts w:ascii="BRH Malayalam Extra" w:hAnsi="BRH Malayalam Extra" w:cs="BRH Devanagari Extra"/>
+                <w:b/>
+                <w:sz w:val="32"/>
+                <w:szCs w:val="40"/>
+                <w:lang w:bidi="ml-IN"/>
+              </w:rPr>
+              <w:t>–</w:t>
+            </w:r>
             <w:r>
               <w:rPr>
                 <w:rFonts w:ascii="BRH Devanagari Extra" w:hAnsi="BRH Devanagari Extra" w:cs="BRH Devanagari Extra"/>
@@ -4971,117 +7171,43 @@
               </w:rPr>
               <w:t>mÉ</w:t>
             </w:r>
-            <w:proofErr w:type="spellEnd"/>
-            <w:r>
-              <w:rPr>
-                <w:rFonts w:ascii="BRH Malayalam Extra" w:hAnsi="BRH Malayalam Extra" w:cs="BRH Devanagari Extra"/>
-                <w:b/>
-                <w:sz w:val="32"/>
-                <w:szCs w:val="40"/>
-                <w:lang w:bidi="ml-IN"/>
-              </w:rPr>
-              <w:t>–</w:t>
-            </w:r>
-            <w:proofErr w:type="spellStart"/>
-            <w:r>
-              <w:rPr>
-                <w:rFonts w:ascii="BRH Devanagari Extra" w:hAnsi="BRH Devanagari Extra" w:cs="BRH Devanagari Extra"/>
-                <w:sz w:val="40"/>
-                <w:szCs w:val="40"/>
-                <w:lang w:bidi="ml-IN"/>
-              </w:rPr>
-              <w:t>irÉ</w:t>
-            </w:r>
-            <w:proofErr w:type="spellEnd"/>
-            <w:r>
-              <w:rPr>
-                <w:rFonts w:ascii="BRH Devanagari Extra" w:hAnsi="BRH Devanagari Extra" w:cs="BRH Devanagari Extra"/>
-                <w:sz w:val="40"/>
-                <w:szCs w:val="40"/>
-                <w:lang w:bidi="ml-IN"/>
-              </w:rPr>
-              <w:t xml:space="preserve"> </w:t>
-            </w:r>
-            <w:proofErr w:type="spellStart"/>
-            <w:r>
-              <w:rPr>
-                <w:rFonts w:ascii="BRH Devanagari Extra" w:hAnsi="BRH Devanagari Extra" w:cs="BRH Devanagari Extra"/>
-                <w:sz w:val="40"/>
-                <w:szCs w:val="40"/>
-                <w:lang w:bidi="ml-IN"/>
-              </w:rPr>
-              <w:t>CÌiÉþ</w:t>
-            </w:r>
-            <w:proofErr w:type="spellEnd"/>
-            <w:r>
-              <w:rPr>
-                <w:rFonts w:ascii="BRH Devanagari Extra" w:hAnsi="BRH Devanagari Extra" w:cs="BRH Devanagari Extra"/>
-                <w:sz w:val="40"/>
-                <w:szCs w:val="40"/>
-                <w:lang w:bidi="ml-IN"/>
-              </w:rPr>
-              <w:t xml:space="preserve"> </w:t>
-            </w:r>
-            <w:proofErr w:type="spellStart"/>
-            <w:r>
-              <w:rPr>
-                <w:rFonts w:ascii="BRH Devanagari Extra" w:hAnsi="BRH Devanagari Extra" w:cs="BRH Devanagari Extra"/>
-                <w:sz w:val="40"/>
-                <w:szCs w:val="40"/>
-                <w:lang w:bidi="ml-IN"/>
-              </w:rPr>
-              <w:t>mÉëÉeÉÉ</w:t>
-            </w:r>
-            <w:proofErr w:type="spellEnd"/>
-            <w:r>
-              <w:rPr>
-                <w:rFonts w:ascii="BRH Devanagari Extra" w:hAnsi="BRH Devanagari Extra" w:cs="BRH Devanagari Extra"/>
-                <w:sz w:val="40"/>
-                <w:szCs w:val="40"/>
-                <w:lang w:bidi="ml-IN"/>
-              </w:rPr>
-              <w:t xml:space="preserve"> - </w:t>
-            </w:r>
-            <w:proofErr w:type="spellStart"/>
-            <w:r>
-              <w:rPr>
-                <w:rFonts w:ascii="BRH Devanagari Extra" w:hAnsi="BRH Devanagari Extra" w:cs="BRH Devanagari Extra"/>
-                <w:sz w:val="40"/>
-                <w:szCs w:val="40"/>
-                <w:lang w:bidi="ml-IN"/>
-              </w:rPr>
-              <w:t>mÉ</w:t>
-            </w:r>
-            <w:proofErr w:type="spellEnd"/>
-            <w:r>
-              <w:rPr>
-                <w:rFonts w:ascii="BRH Malayalam Extra" w:hAnsi="BRH Malayalam Extra" w:cs="BRH Devanagari Extra"/>
-                <w:b/>
-                <w:sz w:val="32"/>
-                <w:szCs w:val="40"/>
-                <w:lang w:bidi="ml-IN"/>
-              </w:rPr>
-              <w:t>–</w:t>
-            </w:r>
-            <w:proofErr w:type="spellStart"/>
-            <w:r>
-              <w:rPr>
-                <w:rFonts w:ascii="BRH Devanagari Extra" w:hAnsi="BRH Devanagari Extra" w:cs="BRH Devanagari Extra"/>
-                <w:sz w:val="40"/>
-                <w:szCs w:val="40"/>
-                <w:lang w:bidi="ml-IN"/>
-              </w:rPr>
-              <w:t>irÉÈ</w:t>
-            </w:r>
-            <w:proofErr w:type="spellEnd"/>
-            <w:r>
-              <w:rPr>
-                <w:rFonts w:ascii="BRH Devanagari Extra" w:hAnsi="BRH Devanagari Extra" w:cs="BRH Devanagari Extra"/>
-                <w:sz w:val="40"/>
-                <w:szCs w:val="40"/>
-                <w:lang w:bidi="ml-IN"/>
-              </w:rPr>
-              <w:t xml:space="preserve"> |</w:t>
+            <w:r>
+              <w:rPr>
+                <w:rFonts w:ascii="BRH Malayalam Extra" w:hAnsi="BRH Malayalam Extra" w:cs="BRH Devanagari Extra"/>
+                <w:b/>
+                <w:sz w:val="32"/>
+                <w:szCs w:val="40"/>
+                <w:lang w:bidi="ml-IN"/>
+              </w:rPr>
+              <w:t>–</w:t>
+            </w:r>
+            <w:r>
+              <w:rPr>
+                <w:rFonts w:ascii="BRH Devanagari Extra" w:hAnsi="BRH Devanagari Extra" w:cs="BRH Devanagari Extra"/>
+                <w:sz w:val="40"/>
+                <w:szCs w:val="40"/>
+                <w:lang w:bidi="ml-IN"/>
+              </w:rPr>
+              <w:t>irÉ CÌiÉþ mÉëÉeÉÉ - mÉ</w:t>
+            </w:r>
+            <w:r>
+              <w:rPr>
+                <w:rFonts w:ascii="BRH Malayalam Extra" w:hAnsi="BRH Malayalam Extra" w:cs="BRH Devanagari Extra"/>
+                <w:b/>
+                <w:sz w:val="32"/>
+                <w:szCs w:val="40"/>
+                <w:lang w:bidi="ml-IN"/>
+              </w:rPr>
+              <w:t>–</w:t>
+            </w:r>
+            <w:r>
+              <w:rPr>
+                <w:rFonts w:ascii="BRH Devanagari Extra" w:hAnsi="BRH Devanagari Extra" w:cs="BRH Devanagari Extra"/>
+                <w:sz w:val="40"/>
+                <w:szCs w:val="40"/>
+                <w:lang w:bidi="ml-IN"/>
+              </w:rPr>
+              <w:t>irÉÈ |</w:t>
             </w:r>
           </w:p>
         </w:tc>
@@ -5126,6 +7252,7 @@
                 <w:sz w:val="28"/>
                 <w:szCs w:val="32"/>
               </w:rPr>
+              <w:lastRenderedPageBreak/>
               <w:t>T.S.5.4.5.5 – Kramam</w:t>
             </w:r>
           </w:p>
@@ -5229,7 +7356,6 @@
                 <w:lang w:bidi="ml-IN"/>
               </w:rPr>
             </w:pPr>
-            <w:proofErr w:type="spellStart"/>
             <w:r>
               <w:rPr>
                 <w:rFonts w:ascii="BRH Devanagari Extra" w:hAnsi="BRH Devanagari Extra" w:cs="BRH Devanagari Extra"/>
@@ -5240,60 +7366,26 @@
               </w:rPr>
               <w:t>xÉÔ</w:t>
             </w:r>
-            <w:proofErr w:type="spellEnd"/>
-            <w:r>
-              <w:rPr>
-                <w:rFonts w:ascii="BRH Malayalam Extra" w:hAnsi="BRH Malayalam Extra" w:cs="BRH Devanagari Extra"/>
-                <w:b/>
-                <w:color w:val="000000"/>
-                <w:sz w:val="32"/>
-                <w:szCs w:val="40"/>
-                <w:lang w:bidi="ml-IN"/>
-              </w:rPr>
-              <w:t>–</w:t>
-            </w:r>
-            <w:r>
-              <w:rPr>
-                <w:rFonts w:ascii="BRH Devanagari Extra" w:hAnsi="BRH Devanagari Extra" w:cs="BRH Devanagari Extra"/>
-                <w:color w:val="000000"/>
-                <w:sz w:val="40"/>
-                <w:szCs w:val="40"/>
-                <w:lang w:bidi="ml-IN"/>
-              </w:rPr>
-              <w:t>£</w:t>
-            </w:r>
-            <w:proofErr w:type="spellStart"/>
-            <w:r>
-              <w:rPr>
-                <w:rFonts w:ascii="BRH Devanagari Extra" w:hAnsi="BRH Devanagari Extra" w:cs="BRH Devanagari Extra"/>
-                <w:color w:val="000000"/>
-                <w:sz w:val="40"/>
-                <w:szCs w:val="40"/>
-                <w:lang w:bidi="ml-IN"/>
-              </w:rPr>
-              <w:t>üÉprÉÉÿqÉç</w:t>
-            </w:r>
-            <w:proofErr w:type="spellEnd"/>
-            <w:r>
-              <w:rPr>
-                <w:rFonts w:ascii="BRH Devanagari Extra" w:hAnsi="BRH Devanagari Extra" w:cs="BRH Devanagari Extra"/>
-                <w:color w:val="000000"/>
-                <w:sz w:val="40"/>
-                <w:szCs w:val="40"/>
-                <w:lang w:bidi="ml-IN"/>
-              </w:rPr>
-              <w:t xml:space="preserve"> </w:t>
-            </w:r>
-            <w:proofErr w:type="spellStart"/>
-            <w:r>
-              <w:rPr>
-                <w:rFonts w:ascii="BRH Devanagari Extra" w:hAnsi="BRH Devanagari Extra" w:cs="BRH Devanagari Extra"/>
-                <w:color w:val="000000"/>
-                <w:sz w:val="40"/>
-                <w:szCs w:val="40"/>
-                <w:lang w:bidi="ml-IN"/>
-              </w:rPr>
-              <w:t>eÉÑWûÉ</w:t>
+            <w:r>
+              <w:rPr>
+                <w:rFonts w:ascii="BRH Malayalam Extra" w:hAnsi="BRH Malayalam Extra" w:cs="BRH Devanagari Extra"/>
+                <w:b/>
+                <w:color w:val="000000"/>
+                <w:sz w:val="32"/>
+                <w:szCs w:val="40"/>
+                <w:lang w:bidi="ml-IN"/>
+              </w:rPr>
+              <w:t>–</w:t>
+            </w:r>
+            <w:r>
+              <w:rPr>
+                <w:rFonts w:ascii="BRH Devanagari Extra" w:hAnsi="BRH Devanagari Extra" w:cs="BRH Devanagari Extra"/>
+                <w:color w:val="000000"/>
+                <w:sz w:val="40"/>
+                <w:szCs w:val="40"/>
+                <w:lang w:bidi="ml-IN"/>
+              </w:rPr>
+              <w:t>£üÉprÉÉÿqÉç eÉÑWûÉ</w:t>
             </w:r>
             <w:r>
               <w:rPr>
@@ -5313,18 +7405,7 @@
                 <w:szCs w:val="40"/>
                 <w:lang w:bidi="ml-IN"/>
               </w:rPr>
-              <w:t>ÌiÉ</w:t>
-            </w:r>
-            <w:proofErr w:type="spellEnd"/>
-            <w:r>
-              <w:rPr>
-                <w:rFonts w:ascii="BRH Devanagari Extra" w:hAnsi="BRH Devanagari Extra" w:cs="BRH Devanagari Extra"/>
-                <w:color w:val="000000"/>
-                <w:sz w:val="40"/>
-                <w:szCs w:val="40"/>
-                <w:lang w:bidi="ml-IN"/>
-              </w:rPr>
-              <w:t xml:space="preserve"> | </w:t>
+              <w:t xml:space="preserve">ÌiÉ | </w:t>
             </w:r>
           </w:p>
           <w:p>
@@ -5342,7 +7423,6 @@
                 <w:lang w:val="en-IN" w:eastAsia="en-IN" w:bidi="ml-IN"/>
               </w:rPr>
             </w:pPr>
-            <w:proofErr w:type="spellStart"/>
             <w:r>
               <w:rPr>
                 <w:rFonts w:ascii="BRH Devanagari Extra" w:hAnsi="BRH Devanagari Extra" w:cs="BRH Devanagari Extra"/>
@@ -5353,19 +7433,17 @@
               </w:rPr>
               <w:t>xÉÔ</w:t>
             </w:r>
-            <w:proofErr w:type="spellEnd"/>
-            <w:r>
-              <w:rPr>
-                <w:rFonts w:ascii="BRH Malayalam Extra" w:hAnsi="BRH Malayalam Extra" w:cs="BRH Devanagari Extra"/>
-                <w:b/>
-                <w:color w:val="000000"/>
-                <w:sz w:val="32"/>
-                <w:szCs w:val="40"/>
-                <w:lang w:bidi="ml-IN"/>
-              </w:rPr>
-              <w:t>–</w:t>
-            </w:r>
-            <w:proofErr w:type="spellStart"/>
+            <w:r>
+              <w:rPr>
+                <w:rFonts w:ascii="BRH Malayalam Extra" w:hAnsi="BRH Malayalam Extra" w:cs="BRH Devanagari Extra"/>
+                <w:b/>
+                <w:color w:val="000000"/>
+                <w:sz w:val="32"/>
+                <w:szCs w:val="40"/>
+                <w:lang w:bidi="ml-IN"/>
+              </w:rPr>
+              <w:t>–</w:t>
+            </w:r>
             <w:r>
               <w:rPr>
                 <w:rFonts w:ascii="BRH Devanagari Extra" w:hAnsi="BRH Devanagari Extra" w:cs="BRH Devanagari Extra"/>
@@ -5387,104 +7465,47 @@
               </w:rPr>
               <w:t>prÉÉ</w:t>
             </w:r>
-            <w:proofErr w:type="spellEnd"/>
-            <w:r>
-              <w:rPr>
-                <w:rFonts w:ascii="BRH Malayalam Extra" w:hAnsi="BRH Malayalam Extra" w:cs="BRH Devanagari Extra"/>
-                <w:b/>
-                <w:color w:val="000000"/>
-                <w:sz w:val="32"/>
-                <w:szCs w:val="40"/>
-                <w:lang w:bidi="ml-IN"/>
-              </w:rPr>
-              <w:t>–</w:t>
-            </w:r>
-            <w:proofErr w:type="spellStart"/>
-            <w:r>
-              <w:rPr>
-                <w:rFonts w:ascii="BRH Devanagari Extra" w:hAnsi="BRH Devanagari Extra" w:cs="BRH Devanagari Extra"/>
-                <w:color w:val="000000"/>
-                <w:sz w:val="40"/>
-                <w:szCs w:val="40"/>
-                <w:lang w:bidi="ml-IN"/>
-              </w:rPr>
-              <w:t>ÍqÉÌiÉþ</w:t>
-            </w:r>
-            <w:proofErr w:type="spellEnd"/>
-            <w:r>
-              <w:rPr>
-                <w:rFonts w:ascii="BRH Devanagari Extra" w:hAnsi="BRH Devanagari Extra" w:cs="BRH Devanagari Extra"/>
-                <w:color w:val="000000"/>
-                <w:sz w:val="40"/>
-                <w:szCs w:val="40"/>
-                <w:lang w:bidi="ml-IN"/>
-              </w:rPr>
-              <w:t xml:space="preserve"> </w:t>
-            </w:r>
-            <w:proofErr w:type="spellStart"/>
-            <w:r>
-              <w:rPr>
-                <w:rFonts w:ascii="BRH Devanagari Extra" w:hAnsi="BRH Devanagari Extra" w:cs="BRH Devanagari Extra"/>
-                <w:color w:val="000000"/>
-                <w:sz w:val="40"/>
-                <w:szCs w:val="40"/>
-                <w:lang w:bidi="ml-IN"/>
-              </w:rPr>
-              <w:t>xÉÑ</w:t>
-            </w:r>
-            <w:proofErr w:type="spellEnd"/>
-            <w:r>
-              <w:rPr>
-                <w:rFonts w:ascii="BRH Devanagari Extra" w:hAnsi="BRH Devanagari Extra" w:cs="BRH Devanagari Extra"/>
-                <w:color w:val="000000"/>
-                <w:sz w:val="40"/>
-                <w:szCs w:val="40"/>
-                <w:lang w:bidi="ml-IN"/>
-              </w:rPr>
-              <w:t xml:space="preserve"> - E</w:t>
-            </w:r>
-            <w:r>
-              <w:rPr>
-                <w:rFonts w:ascii="BRH Malayalam Extra" w:hAnsi="BRH Malayalam Extra" w:cs="BRH Devanagari Extra"/>
-                <w:b/>
-                <w:color w:val="000000"/>
-                <w:sz w:val="32"/>
-                <w:szCs w:val="40"/>
-                <w:lang w:bidi="ml-IN"/>
-              </w:rPr>
-              <w:t>–</w:t>
-            </w:r>
-            <w:r>
-              <w:rPr>
-                <w:rFonts w:ascii="BRH Devanagari Extra" w:hAnsi="BRH Devanagari Extra" w:cs="BRH Devanagari Extra"/>
-                <w:color w:val="000000"/>
-                <w:sz w:val="40"/>
-                <w:szCs w:val="40"/>
-                <w:lang w:bidi="ml-IN"/>
-              </w:rPr>
-              <w:t>£</w:t>
-            </w:r>
-            <w:proofErr w:type="spellStart"/>
-            <w:r>
-              <w:rPr>
-                <w:rFonts w:ascii="BRH Devanagari Extra" w:hAnsi="BRH Devanagari Extra" w:cs="BRH Devanagari Extra"/>
-                <w:color w:val="000000"/>
-                <w:sz w:val="40"/>
-                <w:szCs w:val="40"/>
-                <w:lang w:bidi="ml-IN"/>
-              </w:rPr>
-              <w:t>üÉprÉÉÿqÉç</w:t>
-            </w:r>
-            <w:proofErr w:type="spellEnd"/>
-            <w:r>
-              <w:rPr>
-                <w:rFonts w:ascii="BRH Devanagari Extra" w:hAnsi="BRH Devanagari Extra" w:cs="BRH Devanagari Extra"/>
-                <w:color w:val="000000"/>
-                <w:sz w:val="40"/>
-                <w:szCs w:val="40"/>
-                <w:lang w:bidi="ml-IN"/>
-              </w:rPr>
-              <w:t xml:space="preserve"> |</w:t>
+            <w:r>
+              <w:rPr>
+                <w:rFonts w:ascii="BRH Malayalam Extra" w:hAnsi="BRH Malayalam Extra" w:cs="BRH Devanagari Extra"/>
+                <w:b/>
+                <w:color w:val="000000"/>
+                <w:sz w:val="32"/>
+                <w:szCs w:val="40"/>
+                <w:lang w:bidi="ml-IN"/>
+              </w:rPr>
+              <w:t>–</w:t>
+            </w:r>
+            <w:r>
+              <w:rPr>
+                <w:rFonts w:ascii="BRH Devanagari Extra" w:hAnsi="BRH Devanagari Extra" w:cs="BRH Devanagari Extra"/>
+                <w:color w:val="000000"/>
+                <w:sz w:val="40"/>
+                <w:szCs w:val="40"/>
+                <w:lang w:bidi="ml-IN"/>
+              </w:rPr>
+              <w:t>ÍqÉÌiÉþ xÉÑ - E</w:t>
+            </w:r>
+            <w:r>
+              <w:rPr>
+                <w:rFonts w:ascii="BRH Malayalam Extra" w:hAnsi="BRH Malayalam Extra" w:cs="BRH Devanagari Extra"/>
+                <w:b/>
+                <w:color w:val="000000"/>
+                <w:sz w:val="32"/>
+                <w:szCs w:val="40"/>
+                <w:lang w:bidi="ml-IN"/>
+              </w:rPr>
+              <w:t>–</w:t>
+            </w:r>
+            <w:r>
+              <w:rPr>
+                <w:rFonts w:ascii="BRH Devanagari Extra" w:hAnsi="BRH Devanagari Extra" w:cs="BRH Devanagari Extra"/>
+                <w:color w:val="000000"/>
+                <w:sz w:val="40"/>
+                <w:szCs w:val="40"/>
+                <w:lang w:bidi="ml-IN"/>
+              </w:rPr>
+              <w:t>£üÉprÉÉÿqÉç |</w:t>
             </w:r>
           </w:p>
         </w:tc>
@@ -5514,7 +7535,6 @@
                 <w:lang w:bidi="ml-IN"/>
               </w:rPr>
             </w:pPr>
-            <w:proofErr w:type="spellStart"/>
             <w:r>
               <w:rPr>
                 <w:rFonts w:ascii="BRH Devanagari Extra" w:hAnsi="BRH Devanagari Extra" w:cs="BRH Devanagari Extra"/>
@@ -5525,60 +7545,26 @@
               </w:rPr>
               <w:t>xÉÔ</w:t>
             </w:r>
-            <w:proofErr w:type="spellEnd"/>
-            <w:r>
-              <w:rPr>
-                <w:rFonts w:ascii="BRH Malayalam Extra" w:hAnsi="BRH Malayalam Extra" w:cs="BRH Devanagari Extra"/>
-                <w:b/>
-                <w:color w:val="000000"/>
-                <w:sz w:val="32"/>
-                <w:szCs w:val="40"/>
-                <w:lang w:bidi="ml-IN"/>
-              </w:rPr>
-              <w:t>–</w:t>
-            </w:r>
-            <w:r>
-              <w:rPr>
-                <w:rFonts w:ascii="BRH Devanagari Extra" w:hAnsi="BRH Devanagari Extra" w:cs="BRH Devanagari Extra"/>
-                <w:color w:val="000000"/>
-                <w:sz w:val="40"/>
-                <w:szCs w:val="40"/>
-                <w:lang w:bidi="ml-IN"/>
-              </w:rPr>
-              <w:t>£</w:t>
-            </w:r>
-            <w:proofErr w:type="spellStart"/>
-            <w:r>
-              <w:rPr>
-                <w:rFonts w:ascii="BRH Devanagari Extra" w:hAnsi="BRH Devanagari Extra" w:cs="BRH Devanagari Extra"/>
-                <w:color w:val="000000"/>
-                <w:sz w:val="40"/>
-                <w:szCs w:val="40"/>
-                <w:lang w:bidi="ml-IN"/>
-              </w:rPr>
-              <w:t>üÉprÉÉÿqÉç</w:t>
-            </w:r>
-            <w:proofErr w:type="spellEnd"/>
-            <w:r>
-              <w:rPr>
-                <w:rFonts w:ascii="BRH Devanagari Extra" w:hAnsi="BRH Devanagari Extra" w:cs="BRH Devanagari Extra"/>
-                <w:color w:val="000000"/>
-                <w:sz w:val="40"/>
-                <w:szCs w:val="40"/>
-                <w:lang w:bidi="ml-IN"/>
-              </w:rPr>
-              <w:t xml:space="preserve"> </w:t>
-            </w:r>
-            <w:proofErr w:type="spellStart"/>
-            <w:r>
-              <w:rPr>
-                <w:rFonts w:ascii="BRH Devanagari Extra" w:hAnsi="BRH Devanagari Extra" w:cs="BRH Devanagari Extra"/>
-                <w:color w:val="000000"/>
-                <w:sz w:val="40"/>
-                <w:szCs w:val="40"/>
-                <w:lang w:bidi="ml-IN"/>
-              </w:rPr>
-              <w:t>eÉÑWûÉ</w:t>
+            <w:r>
+              <w:rPr>
+                <w:rFonts w:ascii="BRH Malayalam Extra" w:hAnsi="BRH Malayalam Extra" w:cs="BRH Devanagari Extra"/>
+                <w:b/>
+                <w:color w:val="000000"/>
+                <w:sz w:val="32"/>
+                <w:szCs w:val="40"/>
+                <w:lang w:bidi="ml-IN"/>
+              </w:rPr>
+              <w:t>–</w:t>
+            </w:r>
+            <w:r>
+              <w:rPr>
+                <w:rFonts w:ascii="BRH Devanagari Extra" w:hAnsi="BRH Devanagari Extra" w:cs="BRH Devanagari Extra"/>
+                <w:color w:val="000000"/>
+                <w:sz w:val="40"/>
+                <w:szCs w:val="40"/>
+                <w:lang w:bidi="ml-IN"/>
+              </w:rPr>
+              <w:t>£üÉprÉÉÿqÉç eÉÑWûÉ</w:t>
             </w:r>
             <w:r>
               <w:rPr>
@@ -5598,18 +7584,7 @@
                 <w:szCs w:val="40"/>
                 <w:lang w:bidi="ml-IN"/>
               </w:rPr>
-              <w:t>ÌiÉ</w:t>
-            </w:r>
-            <w:proofErr w:type="spellEnd"/>
-            <w:r>
-              <w:rPr>
-                <w:rFonts w:ascii="BRH Devanagari Extra" w:hAnsi="BRH Devanagari Extra" w:cs="BRH Devanagari Extra"/>
-                <w:color w:val="000000"/>
-                <w:sz w:val="40"/>
-                <w:szCs w:val="40"/>
-                <w:lang w:bidi="ml-IN"/>
-              </w:rPr>
-              <w:t xml:space="preserve"> | </w:t>
+              <w:t xml:space="preserve">ÌiÉ | </w:t>
             </w:r>
           </w:p>
           <w:p>
@@ -5627,7 +7602,6 @@
                 <w:lang w:val="en-IN" w:eastAsia="en-IN" w:bidi="ml-IN"/>
               </w:rPr>
             </w:pPr>
-            <w:proofErr w:type="spellStart"/>
             <w:r>
               <w:rPr>
                 <w:rFonts w:ascii="BRH Devanagari Extra" w:hAnsi="BRH Devanagari Extra" w:cs="BRH Devanagari Extra"/>
@@ -5638,7 +7612,6 @@
               </w:rPr>
               <w:t>xÉÔ</w:t>
             </w:r>
-            <w:proofErr w:type="spellEnd"/>
             <w:r>
               <w:rPr>
                 <w:rFonts w:ascii="BRH Malayalam Extra" w:hAnsi="BRH Malayalam Extra" w:cs="BRH Devanagari Extra"/>
@@ -5659,19 +7632,7 @@
                 <w:highlight w:val="green"/>
                 <w:lang w:bidi="ml-IN"/>
               </w:rPr>
-              <w:t>£</w:t>
-            </w:r>
-            <w:proofErr w:type="spellStart"/>
-            <w:r>
-              <w:rPr>
-                <w:rFonts w:ascii="BRH Devanagari Extra" w:hAnsi="BRH Devanagari Extra" w:cs="BRH Devanagari Extra"/>
-                <w:color w:val="000000"/>
-                <w:sz w:val="40"/>
-                <w:szCs w:val="40"/>
-                <w:highlight w:val="green"/>
-                <w:lang w:bidi="ml-IN"/>
-              </w:rPr>
-              <w:t>üÉ</w:t>
+              <w:t>£üÉ</w:t>
             </w:r>
             <w:r>
               <w:rPr>
@@ -5683,104 +7644,47 @@
               </w:rPr>
               <w:t>prÉÉ</w:t>
             </w:r>
-            <w:proofErr w:type="spellEnd"/>
-            <w:r>
-              <w:rPr>
-                <w:rFonts w:ascii="BRH Malayalam Extra" w:hAnsi="BRH Malayalam Extra" w:cs="BRH Devanagari Extra"/>
-                <w:b/>
-                <w:color w:val="000000"/>
-                <w:sz w:val="32"/>
-                <w:szCs w:val="40"/>
-                <w:lang w:bidi="ml-IN"/>
-              </w:rPr>
-              <w:t>–</w:t>
-            </w:r>
-            <w:proofErr w:type="spellStart"/>
-            <w:r>
-              <w:rPr>
-                <w:rFonts w:ascii="BRH Devanagari Extra" w:hAnsi="BRH Devanagari Extra" w:cs="BRH Devanagari Extra"/>
-                <w:color w:val="000000"/>
-                <w:sz w:val="40"/>
-                <w:szCs w:val="40"/>
-                <w:lang w:bidi="ml-IN"/>
-              </w:rPr>
-              <w:t>ÍqÉÌiÉþ</w:t>
-            </w:r>
-            <w:proofErr w:type="spellEnd"/>
-            <w:r>
-              <w:rPr>
-                <w:rFonts w:ascii="BRH Devanagari Extra" w:hAnsi="BRH Devanagari Extra" w:cs="BRH Devanagari Extra"/>
-                <w:color w:val="000000"/>
-                <w:sz w:val="40"/>
-                <w:szCs w:val="40"/>
-                <w:lang w:bidi="ml-IN"/>
-              </w:rPr>
-              <w:t xml:space="preserve"> </w:t>
-            </w:r>
-            <w:proofErr w:type="spellStart"/>
-            <w:r>
-              <w:rPr>
-                <w:rFonts w:ascii="BRH Devanagari Extra" w:hAnsi="BRH Devanagari Extra" w:cs="BRH Devanagari Extra"/>
-                <w:color w:val="000000"/>
-                <w:sz w:val="40"/>
-                <w:szCs w:val="40"/>
-                <w:lang w:bidi="ml-IN"/>
-              </w:rPr>
-              <w:t>xÉÑ</w:t>
-            </w:r>
-            <w:proofErr w:type="spellEnd"/>
-            <w:r>
-              <w:rPr>
-                <w:rFonts w:ascii="BRH Devanagari Extra" w:hAnsi="BRH Devanagari Extra" w:cs="BRH Devanagari Extra"/>
-                <w:color w:val="000000"/>
-                <w:sz w:val="40"/>
-                <w:szCs w:val="40"/>
-                <w:lang w:bidi="ml-IN"/>
-              </w:rPr>
-              <w:t xml:space="preserve"> - E</w:t>
-            </w:r>
-            <w:r>
-              <w:rPr>
-                <w:rFonts w:ascii="BRH Malayalam Extra" w:hAnsi="BRH Malayalam Extra" w:cs="BRH Devanagari Extra"/>
-                <w:b/>
-                <w:color w:val="000000"/>
-                <w:sz w:val="32"/>
-                <w:szCs w:val="40"/>
-                <w:lang w:bidi="ml-IN"/>
-              </w:rPr>
-              <w:t>–</w:t>
-            </w:r>
-            <w:r>
-              <w:rPr>
-                <w:rFonts w:ascii="BRH Devanagari Extra" w:hAnsi="BRH Devanagari Extra" w:cs="BRH Devanagari Extra"/>
-                <w:color w:val="000000"/>
-                <w:sz w:val="40"/>
-                <w:szCs w:val="40"/>
-                <w:lang w:bidi="ml-IN"/>
-              </w:rPr>
-              <w:t>£</w:t>
-            </w:r>
-            <w:proofErr w:type="spellStart"/>
-            <w:r>
-              <w:rPr>
-                <w:rFonts w:ascii="BRH Devanagari Extra" w:hAnsi="BRH Devanagari Extra" w:cs="BRH Devanagari Extra"/>
-                <w:color w:val="000000"/>
-                <w:sz w:val="40"/>
-                <w:szCs w:val="40"/>
-                <w:lang w:bidi="ml-IN"/>
-              </w:rPr>
-              <w:t>üÉprÉÉÿqÉç</w:t>
-            </w:r>
-            <w:proofErr w:type="spellEnd"/>
-            <w:r>
-              <w:rPr>
-                <w:rFonts w:ascii="BRH Devanagari Extra" w:hAnsi="BRH Devanagari Extra" w:cs="BRH Devanagari Extra"/>
-                <w:color w:val="000000"/>
-                <w:sz w:val="40"/>
-                <w:szCs w:val="40"/>
-                <w:lang w:bidi="ml-IN"/>
-              </w:rPr>
-              <w:t xml:space="preserve"> |</w:t>
+            <w:r>
+              <w:rPr>
+                <w:rFonts w:ascii="BRH Malayalam Extra" w:hAnsi="BRH Malayalam Extra" w:cs="BRH Devanagari Extra"/>
+                <w:b/>
+                <w:color w:val="000000"/>
+                <w:sz w:val="32"/>
+                <w:szCs w:val="40"/>
+                <w:lang w:bidi="ml-IN"/>
+              </w:rPr>
+              <w:t>–</w:t>
+            </w:r>
+            <w:r>
+              <w:rPr>
+                <w:rFonts w:ascii="BRH Devanagari Extra" w:hAnsi="BRH Devanagari Extra" w:cs="BRH Devanagari Extra"/>
+                <w:color w:val="000000"/>
+                <w:sz w:val="40"/>
+                <w:szCs w:val="40"/>
+                <w:lang w:bidi="ml-IN"/>
+              </w:rPr>
+              <w:t>ÍqÉÌiÉþ xÉÑ - E</w:t>
+            </w:r>
+            <w:r>
+              <w:rPr>
+                <w:rFonts w:ascii="BRH Malayalam Extra" w:hAnsi="BRH Malayalam Extra" w:cs="BRH Devanagari Extra"/>
+                <w:b/>
+                <w:color w:val="000000"/>
+                <w:sz w:val="32"/>
+                <w:szCs w:val="40"/>
+                <w:lang w:bidi="ml-IN"/>
+              </w:rPr>
+              <w:t>–</w:t>
+            </w:r>
+            <w:r>
+              <w:rPr>
+                <w:rFonts w:ascii="BRH Devanagari Extra" w:hAnsi="BRH Devanagari Extra" w:cs="BRH Devanagari Extra"/>
+                <w:color w:val="000000"/>
+                <w:sz w:val="40"/>
+                <w:szCs w:val="40"/>
+                <w:lang w:bidi="ml-IN"/>
+              </w:rPr>
+              <w:t>£üÉprÉÉÿqÉç |</w:t>
             </w:r>
           </w:p>
         </w:tc>
@@ -5825,7 +7729,6 @@
                 <w:sz w:val="28"/>
                 <w:szCs w:val="32"/>
               </w:rPr>
-              <w:lastRenderedPageBreak/>
               <w:t>T.S.5.4.6.6 – Kramam</w:t>
             </w:r>
           </w:p>
@@ -5929,7 +7832,6 @@
                 <w:lang w:val="en-IN" w:eastAsia="en-IN" w:bidi="ml-IN"/>
               </w:rPr>
             </w:pPr>
-            <w:proofErr w:type="spellStart"/>
             <w:r>
               <w:rPr>
                 <w:rFonts w:ascii="BRH Devanagari Extra" w:hAnsi="BRH Devanagari Extra" w:cs="BRH Devanagari Extra"/>
@@ -5940,19 +7842,17 @@
               </w:rPr>
               <w:t>xuÉ</w:t>
             </w:r>
-            <w:proofErr w:type="spellEnd"/>
-            <w:r>
-              <w:rPr>
-                <w:rFonts w:ascii="BRH Malayalam Extra" w:hAnsi="BRH Malayalam Extra" w:cs="BRH Devanagari Extra"/>
-                <w:b/>
-                <w:color w:val="000000"/>
-                <w:sz w:val="32"/>
-                <w:szCs w:val="40"/>
-                <w:lang w:bidi="ml-IN"/>
-              </w:rPr>
-              <w:t>–</w:t>
-            </w:r>
-            <w:proofErr w:type="spellStart"/>
+            <w:r>
+              <w:rPr>
+                <w:rFonts w:ascii="BRH Malayalam Extra" w:hAnsi="BRH Malayalam Extra" w:cs="BRH Devanagari Extra"/>
+                <w:b/>
+                <w:color w:val="000000"/>
+                <w:sz w:val="32"/>
+                <w:szCs w:val="40"/>
+                <w:lang w:bidi="ml-IN"/>
+              </w:rPr>
+              <w:t>–</w:t>
+            </w:r>
             <w:r>
               <w:rPr>
                 <w:rFonts w:ascii="BRH Devanagari Extra" w:hAnsi="BRH Devanagari Extra" w:cs="BRH Devanagari Extra"/>
@@ -5963,74 +7863,38 @@
               </w:rPr>
               <w:t>aÉÉM×üþirÉæ</w:t>
             </w:r>
-            <w:proofErr w:type="spellEnd"/>
-            <w:r>
-              <w:rPr>
-                <w:rFonts w:ascii="BRH Malayalam Extra" w:hAnsi="BRH Malayalam Extra" w:cs="BRH Devanagari Extra"/>
-                <w:b/>
-                <w:color w:val="000000"/>
-                <w:sz w:val="32"/>
-                <w:szCs w:val="40"/>
-                <w:lang w:bidi="ml-IN"/>
-              </w:rPr>
-              <w:t>–</w:t>
-            </w:r>
-            <w:r>
-              <w:rPr>
-                <w:rFonts w:ascii="BRH Devanagari Extra" w:hAnsi="BRH Devanagari Extra" w:cs="BRH Devanagari Extra"/>
-                <w:color w:val="000000"/>
-                <w:sz w:val="40"/>
-                <w:szCs w:val="40"/>
-                <w:lang w:bidi="ml-IN"/>
-              </w:rPr>
-              <w:t xml:space="preserve"> </w:t>
-            </w:r>
-            <w:proofErr w:type="spellStart"/>
-            <w:r>
-              <w:rPr>
-                <w:rFonts w:ascii="BRH Devanagari Extra" w:hAnsi="BRH Devanagari Extra" w:cs="BRH Devanagari Extra"/>
-                <w:color w:val="000000"/>
-                <w:sz w:val="40"/>
-                <w:szCs w:val="40"/>
-                <w:lang w:bidi="ml-IN"/>
-              </w:rPr>
-              <w:t>uÉÉeÉþxrÉ</w:t>
-            </w:r>
-            <w:proofErr w:type="spellEnd"/>
-            <w:r>
-              <w:rPr>
-                <w:rFonts w:ascii="BRH Devanagari Extra" w:hAnsi="BRH Devanagari Extra" w:cs="BRH Devanagari Extra"/>
-                <w:color w:val="000000"/>
-                <w:sz w:val="40"/>
-                <w:szCs w:val="40"/>
-                <w:lang w:bidi="ml-IN"/>
-              </w:rPr>
-              <w:t xml:space="preserve"> | </w:t>
-            </w:r>
-            <w:proofErr w:type="spellStart"/>
-            <w:r>
-              <w:rPr>
-                <w:rFonts w:ascii="BRH Devanagari Extra" w:hAnsi="BRH Devanagari Extra" w:cs="BRH Devanagari Extra"/>
-                <w:color w:val="000000"/>
-                <w:sz w:val="40"/>
-                <w:szCs w:val="40"/>
-                <w:lang w:bidi="ml-IN"/>
-              </w:rPr>
-              <w:t>xuÉ</w:t>
-            </w:r>
-            <w:proofErr w:type="spellEnd"/>
-            <w:r>
-              <w:rPr>
-                <w:rFonts w:ascii="BRH Malayalam Extra" w:hAnsi="BRH Malayalam Extra" w:cs="BRH Devanagari Extra"/>
-                <w:b/>
-                <w:color w:val="000000"/>
-                <w:sz w:val="32"/>
-                <w:szCs w:val="40"/>
-                <w:lang w:bidi="ml-IN"/>
-              </w:rPr>
-              <w:t>–</w:t>
-            </w:r>
-            <w:proofErr w:type="spellStart"/>
+            <w:r>
+              <w:rPr>
+                <w:rFonts w:ascii="BRH Malayalam Extra" w:hAnsi="BRH Malayalam Extra" w:cs="BRH Devanagari Extra"/>
+                <w:b/>
+                <w:color w:val="000000"/>
+                <w:sz w:val="32"/>
+                <w:szCs w:val="40"/>
+                <w:lang w:bidi="ml-IN"/>
+              </w:rPr>
+              <w:t>–</w:t>
+            </w:r>
+            <w:r>
+              <w:rPr>
+                <w:rFonts w:ascii="BRH Devanagari Extra" w:hAnsi="BRH Devanagari Extra" w:cs="BRH Devanagari Extra"/>
+                <w:color w:val="000000"/>
+                <w:sz w:val="40"/>
+                <w:szCs w:val="40"/>
+                <w:lang w:bidi="ml-IN"/>
+              </w:rPr>
+              <w:t xml:space="preserve"> uÉÉeÉþxrÉ | xuÉ</w:t>
+            </w:r>
+            <w:r>
+              <w:rPr>
+                <w:rFonts w:ascii="BRH Malayalam Extra" w:hAnsi="BRH Malayalam Extra" w:cs="BRH Devanagari Extra"/>
+                <w:b/>
+                <w:color w:val="000000"/>
+                <w:sz w:val="32"/>
+                <w:szCs w:val="40"/>
+                <w:lang w:bidi="ml-IN"/>
+              </w:rPr>
+              <w:t>–</w:t>
+            </w:r>
             <w:r>
               <w:rPr>
                 <w:rFonts w:ascii="BRH Devanagari Extra" w:hAnsi="BRH Devanagari Extra" w:cs="BRH Devanagari Extra"/>
@@ -6052,119 +7916,59 @@
               </w:rPr>
               <w:t>þM×üirÉÉ</w:t>
             </w:r>
-            <w:proofErr w:type="spellEnd"/>
-            <w:r>
-              <w:rPr>
-                <w:rFonts w:ascii="BRH Malayalam Extra" w:hAnsi="BRH Malayalam Extra" w:cs="BRH Devanagari Extra"/>
-                <w:b/>
-                <w:color w:val="000000"/>
-                <w:sz w:val="32"/>
-                <w:szCs w:val="40"/>
-                <w:lang w:bidi="ml-IN"/>
-              </w:rPr>
-              <w:t>–</w:t>
-            </w:r>
-            <w:r>
-              <w:rPr>
-                <w:rFonts w:ascii="BRH Devanagari Extra" w:hAnsi="BRH Devanagari Extra" w:cs="BRH Devanagari Extra"/>
-                <w:color w:val="000000"/>
-                <w:sz w:val="40"/>
-                <w:szCs w:val="40"/>
-                <w:lang w:bidi="ml-IN"/>
-              </w:rPr>
-              <w:t xml:space="preserve"> </w:t>
-            </w:r>
-            <w:proofErr w:type="spellStart"/>
-            <w:r>
-              <w:rPr>
-                <w:rFonts w:ascii="BRH Devanagari Extra" w:hAnsi="BRH Devanagari Extra" w:cs="BRH Devanagari Extra"/>
-                <w:color w:val="000000"/>
-                <w:sz w:val="40"/>
-                <w:szCs w:val="40"/>
-                <w:lang w:bidi="ml-IN"/>
-              </w:rPr>
-              <w:t>CÌiÉþ</w:t>
-            </w:r>
-            <w:proofErr w:type="spellEnd"/>
-            <w:r>
-              <w:rPr>
-                <w:rFonts w:ascii="BRH Devanagari Extra" w:hAnsi="BRH Devanagari Extra" w:cs="BRH Devanagari Extra"/>
-                <w:color w:val="000000"/>
-                <w:sz w:val="40"/>
-                <w:szCs w:val="40"/>
-                <w:lang w:bidi="ml-IN"/>
-              </w:rPr>
-              <w:t xml:space="preserve"> </w:t>
-            </w:r>
-            <w:proofErr w:type="spellStart"/>
-            <w:r>
-              <w:rPr>
-                <w:rFonts w:ascii="BRH Devanagari Extra" w:hAnsi="BRH Devanagari Extra" w:cs="BRH Devanagari Extra"/>
-                <w:color w:val="000000"/>
-                <w:sz w:val="40"/>
-                <w:szCs w:val="40"/>
-                <w:lang w:bidi="ml-IN"/>
-              </w:rPr>
-              <w:t>xuÉ</w:t>
-            </w:r>
-            <w:proofErr w:type="spellEnd"/>
-            <w:r>
-              <w:rPr>
-                <w:rFonts w:ascii="BRH Malayalam Extra" w:hAnsi="BRH Malayalam Extra" w:cs="BRH Devanagari Extra"/>
-                <w:b/>
-                <w:color w:val="000000"/>
-                <w:sz w:val="32"/>
-                <w:szCs w:val="40"/>
-                <w:lang w:bidi="ml-IN"/>
-              </w:rPr>
-              <w:t>–</w:t>
-            </w:r>
-            <w:proofErr w:type="spellStart"/>
-            <w:r>
-              <w:rPr>
-                <w:rFonts w:ascii="BRH Devanagari Extra" w:hAnsi="BRH Devanagari Extra" w:cs="BRH Devanagari Extra"/>
-                <w:color w:val="000000"/>
-                <w:sz w:val="40"/>
-                <w:szCs w:val="40"/>
-                <w:lang w:bidi="ml-IN"/>
-              </w:rPr>
-              <w:t>aÉÉ</w:t>
-            </w:r>
-            <w:proofErr w:type="spellEnd"/>
-            <w:r>
-              <w:rPr>
-                <w:rFonts w:ascii="BRH Devanagari Extra" w:hAnsi="BRH Devanagari Extra" w:cs="BRH Devanagari Extra"/>
-                <w:color w:val="000000"/>
-                <w:sz w:val="40"/>
-                <w:szCs w:val="40"/>
-                <w:lang w:bidi="ml-IN"/>
-              </w:rPr>
-              <w:t xml:space="preserve"> - </w:t>
-            </w:r>
-            <w:proofErr w:type="spellStart"/>
-            <w:r>
-              <w:rPr>
-                <w:rFonts w:ascii="BRH Devanagari Extra" w:hAnsi="BRH Devanagari Extra" w:cs="BRH Devanagari Extra"/>
-                <w:color w:val="000000"/>
-                <w:sz w:val="40"/>
-                <w:szCs w:val="40"/>
-                <w:lang w:bidi="ml-IN"/>
-              </w:rPr>
-              <w:t>M×ü</w:t>
-            </w:r>
-            <w:proofErr w:type="spellEnd"/>
-            <w:r>
-              <w:rPr>
-                <w:rFonts w:ascii="BRH Malayalam Extra" w:hAnsi="BRH Malayalam Extra" w:cs="BRH Devanagari Extra"/>
-                <w:b/>
-                <w:color w:val="000000"/>
-                <w:sz w:val="32"/>
-                <w:szCs w:val="40"/>
-                <w:lang w:bidi="ml-IN"/>
-              </w:rPr>
-              <w:t>–</w:t>
-            </w:r>
-            <w:proofErr w:type="spellStart"/>
+            <w:r>
+              <w:rPr>
+                <w:rFonts w:ascii="BRH Malayalam Extra" w:hAnsi="BRH Malayalam Extra" w:cs="BRH Devanagari Extra"/>
+                <w:b/>
+                <w:color w:val="000000"/>
+                <w:sz w:val="32"/>
+                <w:szCs w:val="40"/>
+                <w:lang w:bidi="ml-IN"/>
+              </w:rPr>
+              <w:t>–</w:t>
+            </w:r>
+            <w:r>
+              <w:rPr>
+                <w:rFonts w:ascii="BRH Devanagari Extra" w:hAnsi="BRH Devanagari Extra" w:cs="BRH Devanagari Extra"/>
+                <w:color w:val="000000"/>
+                <w:sz w:val="40"/>
+                <w:szCs w:val="40"/>
+                <w:lang w:bidi="ml-IN"/>
+              </w:rPr>
+              <w:t xml:space="preserve"> CÌiÉþ xuÉ</w:t>
+            </w:r>
+            <w:r>
+              <w:rPr>
+                <w:rFonts w:ascii="BRH Malayalam Extra" w:hAnsi="BRH Malayalam Extra" w:cs="BRH Devanagari Extra"/>
+                <w:b/>
+                <w:color w:val="000000"/>
+                <w:sz w:val="32"/>
+                <w:szCs w:val="40"/>
+                <w:lang w:bidi="ml-IN"/>
+              </w:rPr>
+              <w:t>–</w:t>
+            </w:r>
+            <w:r>
+              <w:rPr>
+                <w:rFonts w:ascii="BRH Devanagari Extra" w:hAnsi="BRH Devanagari Extra" w:cs="BRH Devanagari Extra"/>
+                <w:color w:val="000000"/>
+                <w:sz w:val="40"/>
+                <w:szCs w:val="40"/>
+                <w:lang w:bidi="ml-IN"/>
+              </w:rPr>
+              <w:t>aÉÉ - M×ü</w:t>
+            </w:r>
+            <w:r>
+              <w:rPr>
+                <w:rFonts w:ascii="BRH Malayalam Extra" w:hAnsi="BRH Malayalam Extra" w:cs="BRH Devanagari Extra"/>
+                <w:b/>
+                <w:color w:val="000000"/>
+                <w:sz w:val="32"/>
+                <w:szCs w:val="40"/>
+                <w:lang w:bidi="ml-IN"/>
+              </w:rPr>
+              <w:t>–</w:t>
+            </w:r>
             <w:r>
               <w:rPr>
                 <w:rFonts w:ascii="BRH Devanagari Extra" w:hAnsi="BRH Devanagari Extra" w:cs="BRH Devanagari Extra"/>
@@ -6175,7 +7979,6 @@
               </w:rPr>
               <w:t>irÉæ</w:t>
             </w:r>
-            <w:proofErr w:type="spellEnd"/>
             <w:r>
               <w:rPr>
                 <w:rFonts w:ascii="BRH Malayalam Extra" w:hAnsi="BRH Malayalam Extra" w:cs="BRH Devanagari Extra"/>
@@ -6225,7 +8028,6 @@
                 <w:lang w:val="en-IN" w:eastAsia="en-IN" w:bidi="ml-IN"/>
               </w:rPr>
             </w:pPr>
-            <w:proofErr w:type="spellStart"/>
             <w:r>
               <w:rPr>
                 <w:rFonts w:ascii="BRH Devanagari Extra" w:hAnsi="BRH Devanagari Extra" w:cs="BRH Devanagari Extra"/>
@@ -6236,19 +8038,17 @@
               </w:rPr>
               <w:t>xuÉ</w:t>
             </w:r>
-            <w:proofErr w:type="spellEnd"/>
-            <w:r>
-              <w:rPr>
-                <w:rFonts w:ascii="BRH Malayalam Extra" w:hAnsi="BRH Malayalam Extra" w:cs="BRH Devanagari Extra"/>
-                <w:b/>
-                <w:color w:val="000000"/>
-                <w:sz w:val="32"/>
-                <w:szCs w:val="40"/>
-                <w:lang w:bidi="ml-IN"/>
-              </w:rPr>
-              <w:t>–</w:t>
-            </w:r>
-            <w:proofErr w:type="spellStart"/>
+            <w:r>
+              <w:rPr>
+                <w:rFonts w:ascii="BRH Malayalam Extra" w:hAnsi="BRH Malayalam Extra" w:cs="BRH Devanagari Extra"/>
+                <w:b/>
+                <w:color w:val="000000"/>
+                <w:sz w:val="32"/>
+                <w:szCs w:val="40"/>
+                <w:lang w:bidi="ml-IN"/>
+              </w:rPr>
+              <w:t>–</w:t>
+            </w:r>
             <w:r>
               <w:rPr>
                 <w:rFonts w:ascii="BRH Devanagari Extra" w:hAnsi="BRH Devanagari Extra" w:cs="BRH Devanagari Extra"/>
@@ -6259,74 +8059,38 @@
               </w:rPr>
               <w:t>aÉÉM×üþirÉæ</w:t>
             </w:r>
-            <w:proofErr w:type="spellEnd"/>
-            <w:r>
-              <w:rPr>
-                <w:rFonts w:ascii="BRH Malayalam Extra" w:hAnsi="BRH Malayalam Extra" w:cs="BRH Devanagari Extra"/>
-                <w:b/>
-                <w:color w:val="000000"/>
-                <w:sz w:val="32"/>
-                <w:szCs w:val="40"/>
-                <w:lang w:bidi="ml-IN"/>
-              </w:rPr>
-              <w:t>–</w:t>
-            </w:r>
-            <w:r>
-              <w:rPr>
-                <w:rFonts w:ascii="BRH Devanagari Extra" w:hAnsi="BRH Devanagari Extra" w:cs="BRH Devanagari Extra"/>
-                <w:color w:val="000000"/>
-                <w:sz w:val="40"/>
-                <w:szCs w:val="40"/>
-                <w:lang w:bidi="ml-IN"/>
-              </w:rPr>
-              <w:t xml:space="preserve"> </w:t>
-            </w:r>
-            <w:proofErr w:type="spellStart"/>
-            <w:r>
-              <w:rPr>
-                <w:rFonts w:ascii="BRH Devanagari Extra" w:hAnsi="BRH Devanagari Extra" w:cs="BRH Devanagari Extra"/>
-                <w:color w:val="000000"/>
-                <w:sz w:val="40"/>
-                <w:szCs w:val="40"/>
-                <w:lang w:bidi="ml-IN"/>
-              </w:rPr>
-              <w:t>uÉÉeÉþxrÉ</w:t>
-            </w:r>
-            <w:proofErr w:type="spellEnd"/>
-            <w:r>
-              <w:rPr>
-                <w:rFonts w:ascii="BRH Devanagari Extra" w:hAnsi="BRH Devanagari Extra" w:cs="BRH Devanagari Extra"/>
-                <w:color w:val="000000"/>
-                <w:sz w:val="40"/>
-                <w:szCs w:val="40"/>
-                <w:lang w:bidi="ml-IN"/>
-              </w:rPr>
-              <w:t xml:space="preserve"> | </w:t>
-            </w:r>
-            <w:proofErr w:type="spellStart"/>
-            <w:r>
-              <w:rPr>
-                <w:rFonts w:ascii="BRH Devanagari Extra" w:hAnsi="BRH Devanagari Extra" w:cs="BRH Devanagari Extra"/>
-                <w:color w:val="000000"/>
-                <w:sz w:val="40"/>
-                <w:szCs w:val="40"/>
-                <w:lang w:bidi="ml-IN"/>
-              </w:rPr>
-              <w:t>xuÉ</w:t>
-            </w:r>
-            <w:proofErr w:type="spellEnd"/>
-            <w:r>
-              <w:rPr>
-                <w:rFonts w:ascii="BRH Malayalam Extra" w:hAnsi="BRH Malayalam Extra" w:cs="BRH Devanagari Extra"/>
-                <w:b/>
-                <w:color w:val="000000"/>
-                <w:sz w:val="32"/>
-                <w:szCs w:val="40"/>
-                <w:lang w:bidi="ml-IN"/>
-              </w:rPr>
-              <w:t>–</w:t>
-            </w:r>
-            <w:proofErr w:type="spellStart"/>
+            <w:r>
+              <w:rPr>
+                <w:rFonts w:ascii="BRH Malayalam Extra" w:hAnsi="BRH Malayalam Extra" w:cs="BRH Devanagari Extra"/>
+                <w:b/>
+                <w:color w:val="000000"/>
+                <w:sz w:val="32"/>
+                <w:szCs w:val="40"/>
+                <w:lang w:bidi="ml-IN"/>
+              </w:rPr>
+              <w:t>–</w:t>
+            </w:r>
+            <w:r>
+              <w:rPr>
+                <w:rFonts w:ascii="BRH Devanagari Extra" w:hAnsi="BRH Devanagari Extra" w:cs="BRH Devanagari Extra"/>
+                <w:color w:val="000000"/>
+                <w:sz w:val="40"/>
+                <w:szCs w:val="40"/>
+                <w:lang w:bidi="ml-IN"/>
+              </w:rPr>
+              <w:t xml:space="preserve"> uÉÉeÉþxrÉ | xuÉ</w:t>
+            </w:r>
+            <w:r>
+              <w:rPr>
+                <w:rFonts w:ascii="BRH Malayalam Extra" w:hAnsi="BRH Malayalam Extra" w:cs="BRH Devanagari Extra"/>
+                <w:b/>
+                <w:color w:val="000000"/>
+                <w:sz w:val="32"/>
+                <w:szCs w:val="40"/>
+                <w:lang w:bidi="ml-IN"/>
+              </w:rPr>
+              <w:t>–</w:t>
+            </w:r>
             <w:r>
               <w:rPr>
                 <w:rFonts w:ascii="BRH Devanagari Extra" w:hAnsi="BRH Devanagari Extra" w:cs="BRH Devanagari Extra"/>
@@ -6358,119 +8122,59 @@
               </w:rPr>
               <w:t>üþirÉÉ</w:t>
             </w:r>
-            <w:proofErr w:type="spellEnd"/>
-            <w:r>
-              <w:rPr>
-                <w:rFonts w:ascii="BRH Malayalam Extra" w:hAnsi="BRH Malayalam Extra" w:cs="BRH Devanagari Extra"/>
-                <w:b/>
-                <w:color w:val="000000"/>
-                <w:sz w:val="32"/>
-                <w:szCs w:val="40"/>
-                <w:lang w:bidi="ml-IN"/>
-              </w:rPr>
-              <w:t>–</w:t>
-            </w:r>
-            <w:r>
-              <w:rPr>
-                <w:rFonts w:ascii="BRH Devanagari Extra" w:hAnsi="BRH Devanagari Extra" w:cs="BRH Devanagari Extra"/>
-                <w:color w:val="000000"/>
-                <w:sz w:val="40"/>
-                <w:szCs w:val="40"/>
-                <w:lang w:bidi="ml-IN"/>
-              </w:rPr>
-              <w:t xml:space="preserve"> </w:t>
-            </w:r>
-            <w:proofErr w:type="spellStart"/>
-            <w:r>
-              <w:rPr>
-                <w:rFonts w:ascii="BRH Devanagari Extra" w:hAnsi="BRH Devanagari Extra" w:cs="BRH Devanagari Extra"/>
-                <w:color w:val="000000"/>
-                <w:sz w:val="40"/>
-                <w:szCs w:val="40"/>
-                <w:lang w:bidi="ml-IN"/>
-              </w:rPr>
-              <w:t>CÌiÉþ</w:t>
-            </w:r>
-            <w:proofErr w:type="spellEnd"/>
-            <w:r>
-              <w:rPr>
-                <w:rFonts w:ascii="BRH Devanagari Extra" w:hAnsi="BRH Devanagari Extra" w:cs="BRH Devanagari Extra"/>
-                <w:color w:val="000000"/>
-                <w:sz w:val="40"/>
-                <w:szCs w:val="40"/>
-                <w:lang w:bidi="ml-IN"/>
-              </w:rPr>
-              <w:t xml:space="preserve"> </w:t>
-            </w:r>
-            <w:proofErr w:type="spellStart"/>
-            <w:r>
-              <w:rPr>
-                <w:rFonts w:ascii="BRH Devanagari Extra" w:hAnsi="BRH Devanagari Extra" w:cs="BRH Devanagari Extra"/>
-                <w:color w:val="000000"/>
-                <w:sz w:val="40"/>
-                <w:szCs w:val="40"/>
-                <w:lang w:bidi="ml-IN"/>
-              </w:rPr>
-              <w:t>xuÉ</w:t>
-            </w:r>
-            <w:proofErr w:type="spellEnd"/>
-            <w:r>
-              <w:rPr>
-                <w:rFonts w:ascii="BRH Malayalam Extra" w:hAnsi="BRH Malayalam Extra" w:cs="BRH Devanagari Extra"/>
-                <w:b/>
-                <w:color w:val="000000"/>
-                <w:sz w:val="32"/>
-                <w:szCs w:val="40"/>
-                <w:lang w:bidi="ml-IN"/>
-              </w:rPr>
-              <w:t>–</w:t>
-            </w:r>
-            <w:proofErr w:type="spellStart"/>
-            <w:r>
-              <w:rPr>
-                <w:rFonts w:ascii="BRH Devanagari Extra" w:hAnsi="BRH Devanagari Extra" w:cs="BRH Devanagari Extra"/>
-                <w:color w:val="000000"/>
-                <w:sz w:val="40"/>
-                <w:szCs w:val="40"/>
-                <w:lang w:bidi="ml-IN"/>
-              </w:rPr>
-              <w:t>aÉÉ</w:t>
-            </w:r>
-            <w:proofErr w:type="spellEnd"/>
-            <w:r>
-              <w:rPr>
-                <w:rFonts w:ascii="BRH Devanagari Extra" w:hAnsi="BRH Devanagari Extra" w:cs="BRH Devanagari Extra"/>
-                <w:color w:val="000000"/>
-                <w:sz w:val="40"/>
-                <w:szCs w:val="40"/>
-                <w:lang w:bidi="ml-IN"/>
-              </w:rPr>
-              <w:t xml:space="preserve"> - </w:t>
-            </w:r>
-            <w:proofErr w:type="spellStart"/>
-            <w:r>
-              <w:rPr>
-                <w:rFonts w:ascii="BRH Devanagari Extra" w:hAnsi="BRH Devanagari Extra" w:cs="BRH Devanagari Extra"/>
-                <w:color w:val="000000"/>
-                <w:sz w:val="40"/>
-                <w:szCs w:val="40"/>
-                <w:lang w:bidi="ml-IN"/>
-              </w:rPr>
-              <w:t>M×ü</w:t>
-            </w:r>
-            <w:proofErr w:type="spellEnd"/>
-            <w:r>
-              <w:rPr>
-                <w:rFonts w:ascii="BRH Malayalam Extra" w:hAnsi="BRH Malayalam Extra" w:cs="BRH Devanagari Extra"/>
-                <w:b/>
-                <w:color w:val="000000"/>
-                <w:sz w:val="32"/>
-                <w:szCs w:val="40"/>
-                <w:lang w:bidi="ml-IN"/>
-              </w:rPr>
-              <w:t>–</w:t>
-            </w:r>
-            <w:proofErr w:type="spellStart"/>
+            <w:r>
+              <w:rPr>
+                <w:rFonts w:ascii="BRH Malayalam Extra" w:hAnsi="BRH Malayalam Extra" w:cs="BRH Devanagari Extra"/>
+                <w:b/>
+                <w:color w:val="000000"/>
+                <w:sz w:val="32"/>
+                <w:szCs w:val="40"/>
+                <w:lang w:bidi="ml-IN"/>
+              </w:rPr>
+              <w:t>–</w:t>
+            </w:r>
+            <w:r>
+              <w:rPr>
+                <w:rFonts w:ascii="BRH Devanagari Extra" w:hAnsi="BRH Devanagari Extra" w:cs="BRH Devanagari Extra"/>
+                <w:color w:val="000000"/>
+                <w:sz w:val="40"/>
+                <w:szCs w:val="40"/>
+                <w:lang w:bidi="ml-IN"/>
+              </w:rPr>
+              <w:t xml:space="preserve"> CÌiÉþ xuÉ</w:t>
+            </w:r>
+            <w:r>
+              <w:rPr>
+                <w:rFonts w:ascii="BRH Malayalam Extra" w:hAnsi="BRH Malayalam Extra" w:cs="BRH Devanagari Extra"/>
+                <w:b/>
+                <w:color w:val="000000"/>
+                <w:sz w:val="32"/>
+                <w:szCs w:val="40"/>
+                <w:lang w:bidi="ml-IN"/>
+              </w:rPr>
+              <w:t>–</w:t>
+            </w:r>
+            <w:r>
+              <w:rPr>
+                <w:rFonts w:ascii="BRH Devanagari Extra" w:hAnsi="BRH Devanagari Extra" w:cs="BRH Devanagari Extra"/>
+                <w:color w:val="000000"/>
+                <w:sz w:val="40"/>
+                <w:szCs w:val="40"/>
+                <w:lang w:bidi="ml-IN"/>
+              </w:rPr>
+              <w:t>aÉÉ - M×ü</w:t>
+            </w:r>
+            <w:r>
+              <w:rPr>
+                <w:rFonts w:ascii="BRH Malayalam Extra" w:hAnsi="BRH Malayalam Extra" w:cs="BRH Devanagari Extra"/>
+                <w:b/>
+                <w:color w:val="000000"/>
+                <w:sz w:val="32"/>
+                <w:szCs w:val="40"/>
+                <w:lang w:bidi="ml-IN"/>
+              </w:rPr>
+              <w:t>–</w:t>
+            </w:r>
             <w:r>
               <w:rPr>
                 <w:rFonts w:ascii="BRH Devanagari Extra" w:hAnsi="BRH Devanagari Extra" w:cs="BRH Devanagari Extra"/>
@@ -6481,7 +8185,6 @@
               </w:rPr>
               <w:t>irÉæ</w:t>
             </w:r>
-            <w:proofErr w:type="spellEnd"/>
             <w:r>
               <w:rPr>
                 <w:rFonts w:ascii="BRH Malayalam Extra" w:hAnsi="BRH Malayalam Extra" w:cs="BRH Devanagari Extra"/>
@@ -6669,51 +8372,16 @@
               </w:rPr>
               <w:t>–</w:t>
             </w:r>
-            <w:proofErr w:type="spellStart"/>
-            <w:r>
-              <w:rPr>
-                <w:rFonts w:ascii="BRH Devanagari Extra" w:hAnsi="BRH Devanagari Extra" w:cs="BRH Devanagari Extra"/>
-                <w:color w:val="000000"/>
-                <w:sz w:val="40"/>
-                <w:szCs w:val="40"/>
-                <w:lang w:bidi="ml-IN"/>
-              </w:rPr>
-              <w:t>ÎalÉUç</w:t>
-            </w:r>
-            <w:proofErr w:type="spellEnd"/>
-            <w:r>
-              <w:rPr>
-                <w:rFonts w:ascii="BRH Devanagari Extra" w:hAnsi="BRH Devanagari Extra" w:cs="BRH Devanagari Extra"/>
-                <w:color w:val="000000"/>
-                <w:sz w:val="40"/>
-                <w:szCs w:val="40"/>
-                <w:lang w:bidi="ml-IN"/>
-              </w:rPr>
-              <w:t xml:space="preserve"> </w:t>
-            </w:r>
-            <w:proofErr w:type="spellStart"/>
-            <w:r>
-              <w:rPr>
-                <w:rFonts w:ascii="BRH Devanagari Extra" w:hAnsi="BRH Devanagari Extra" w:cs="BRH Devanagari Extra"/>
-                <w:color w:val="000000"/>
-                <w:sz w:val="40"/>
-                <w:szCs w:val="40"/>
-                <w:lang w:bidi="ml-IN"/>
-              </w:rPr>
-              <w:t>uÉÉÿ</w:t>
-            </w:r>
-            <w:proofErr w:type="spellEnd"/>
-            <w:r>
-              <w:rPr>
-                <w:rFonts w:ascii="BRH Devanagari Extra" w:hAnsi="BRH Devanagari Extra" w:cs="BRH Devanagari Extra"/>
-                <w:color w:val="000000"/>
-                <w:sz w:val="40"/>
-                <w:szCs w:val="40"/>
-                <w:lang w:bidi="ml-IN"/>
-              </w:rPr>
-              <w:t xml:space="preserve"> | </w:t>
-            </w:r>
-            <w:proofErr w:type="spellStart"/>
+            <w:r>
+              <w:rPr>
+                <w:rFonts w:ascii="BRH Devanagari Extra" w:hAnsi="BRH Devanagari Extra" w:cs="BRH Devanagari Extra"/>
+                <w:color w:val="000000"/>
+                <w:sz w:val="40"/>
+                <w:szCs w:val="40"/>
+                <w:lang w:bidi="ml-IN"/>
+              </w:rPr>
+              <w:t xml:space="preserve">ÎalÉUç uÉÉÿ | </w:t>
+            </w:r>
             <w:r>
               <w:rPr>
                 <w:rFonts w:ascii="BRH Devanagari Extra" w:hAnsi="BRH Devanagari Extra" w:cs="BRH Devanagari Extra"/>
@@ -6722,31 +8390,8 @@
                 <w:highlight w:val="yellow"/>
                 <w:lang w:bidi="ml-IN"/>
               </w:rPr>
-              <w:t>uÉÉ</w:t>
-            </w:r>
-            <w:proofErr w:type="spellEnd"/>
-            <w:r>
-              <w:rPr>
-                <w:rFonts w:ascii="BRH Devanagari Extra" w:hAnsi="BRH Devanagari Extra" w:cs="BRH Devanagari Extra"/>
-                <w:sz w:val="40"/>
-                <w:szCs w:val="40"/>
-                <w:highlight w:val="yellow"/>
-                <w:lang w:bidi="ml-IN"/>
-              </w:rPr>
-              <w:t xml:space="preserve"> </w:t>
-            </w:r>
-            <w:proofErr w:type="spellStart"/>
-            <w:r>
-              <w:rPr>
-                <w:rFonts w:ascii="BRH Devanagari Extra" w:hAnsi="BRH Devanagari Extra" w:cs="BRH Devanagari Extra"/>
-                <w:sz w:val="40"/>
-                <w:szCs w:val="40"/>
-                <w:highlight w:val="yellow"/>
-                <w:lang w:bidi="ml-IN"/>
-              </w:rPr>
-              <w:t>Wûþ</w:t>
-            </w:r>
-            <w:proofErr w:type="spellEnd"/>
+              <w:t>uÉÉ Wûþ</w:t>
+            </w:r>
             <w:r>
               <w:rPr>
                 <w:rFonts w:ascii="BRH Devanagari Extra" w:hAnsi="BRH Devanagari Extra" w:cs="BRH Devanagari Extra"/>
@@ -6814,51 +8459,16 @@
               </w:rPr>
               <w:t>–</w:t>
             </w:r>
-            <w:proofErr w:type="spellStart"/>
-            <w:r>
-              <w:rPr>
-                <w:rFonts w:ascii="BRH Devanagari Extra" w:hAnsi="BRH Devanagari Extra" w:cs="BRH Devanagari Extra"/>
-                <w:color w:val="000000"/>
-                <w:sz w:val="40"/>
-                <w:szCs w:val="40"/>
-                <w:lang w:bidi="ml-IN"/>
-              </w:rPr>
-              <w:t>ÎalÉUç</w:t>
-            </w:r>
-            <w:proofErr w:type="spellEnd"/>
-            <w:r>
-              <w:rPr>
-                <w:rFonts w:ascii="BRH Devanagari Extra" w:hAnsi="BRH Devanagari Extra" w:cs="BRH Devanagari Extra"/>
-                <w:color w:val="000000"/>
-                <w:sz w:val="40"/>
-                <w:szCs w:val="40"/>
-                <w:lang w:bidi="ml-IN"/>
-              </w:rPr>
-              <w:t xml:space="preserve"> </w:t>
-            </w:r>
-            <w:proofErr w:type="spellStart"/>
-            <w:r>
-              <w:rPr>
-                <w:rFonts w:ascii="BRH Devanagari Extra" w:hAnsi="BRH Devanagari Extra" w:cs="BRH Devanagari Extra"/>
-                <w:color w:val="000000"/>
-                <w:sz w:val="40"/>
-                <w:szCs w:val="40"/>
-                <w:lang w:bidi="ml-IN"/>
-              </w:rPr>
-              <w:t>uÉÉÿ</w:t>
-            </w:r>
-            <w:proofErr w:type="spellEnd"/>
-            <w:r>
-              <w:rPr>
-                <w:rFonts w:ascii="BRH Devanagari Extra" w:hAnsi="BRH Devanagari Extra" w:cs="BRH Devanagari Extra"/>
-                <w:color w:val="000000"/>
-                <w:sz w:val="40"/>
-                <w:szCs w:val="40"/>
-                <w:lang w:bidi="ml-IN"/>
-              </w:rPr>
-              <w:t xml:space="preserve"> | </w:t>
-            </w:r>
-            <w:proofErr w:type="spellStart"/>
+            <w:r>
+              <w:rPr>
+                <w:rFonts w:ascii="BRH Devanagari Extra" w:hAnsi="BRH Devanagari Extra" w:cs="BRH Devanagari Extra"/>
+                <w:color w:val="000000"/>
+                <w:sz w:val="40"/>
+                <w:szCs w:val="40"/>
+                <w:lang w:bidi="ml-IN"/>
+              </w:rPr>
+              <w:t xml:space="preserve">ÎalÉUç uÉÉÿ | </w:t>
+            </w:r>
             <w:r>
               <w:rPr>
                 <w:rFonts w:ascii="BRH Devanagari Extra" w:hAnsi="BRH Devanagari Extra" w:cs="BRH Devanagari Extra"/>
@@ -6870,7 +8480,6 @@
               </w:rPr>
               <w:t>uÉÉ</w:t>
             </w:r>
-            <w:proofErr w:type="spellEnd"/>
             <w:r>
               <w:rPr>
                 <w:rFonts w:ascii="BRH Malayalam Extra" w:hAnsi="BRH Malayalam Extra" w:cs="BRH Devanagari Extra"/>
@@ -6970,19 +8579,8 @@
                 <w:sz w:val="28"/>
                 <w:szCs w:val="32"/>
               </w:rPr>
-              <w:t xml:space="preserve">T.S.5.4.8.4 – </w:t>
-            </w:r>
-            <w:proofErr w:type="spellStart"/>
-            <w:r>
-              <w:rPr>
-                <w:rFonts w:cs="Arial"/>
-                <w:b/>
-                <w:sz w:val="28"/>
-                <w:szCs w:val="32"/>
-              </w:rPr>
-              <w:t>Kramam</w:t>
-            </w:r>
-            <w:proofErr w:type="spellEnd"/>
+              <w:t>T.S.5.4.8.4 – Kramam</w:t>
+            </w:r>
           </w:p>
           <w:p>
             <w:pPr>
@@ -7084,27 +8682,15 @@
                 <w:lang w:bidi="ml-IN"/>
               </w:rPr>
             </w:pPr>
-            <w:proofErr w:type="spellStart"/>
-            <w:r>
-              <w:rPr>
-                <w:rFonts w:ascii="BRH Devanagari Extra" w:hAnsi="BRH Devanagari Extra" w:cs="BRH Devanagari Extra"/>
-                <w:color w:val="000000"/>
-                <w:sz w:val="40"/>
-                <w:szCs w:val="40"/>
-                <w:lang w:bidi="ml-IN"/>
-              </w:rPr>
-              <w:t>uÉæ</w:t>
-            </w:r>
-            <w:proofErr w:type="spellEnd"/>
-            <w:r>
-              <w:rPr>
-                <w:rFonts w:ascii="BRH Devanagari Extra" w:hAnsi="BRH Devanagari Extra" w:cs="BRH Devanagari Extra"/>
-                <w:color w:val="000000"/>
-                <w:sz w:val="40"/>
-                <w:szCs w:val="40"/>
-                <w:lang w:bidi="ml-IN"/>
-              </w:rPr>
-              <w:t xml:space="preserve"> oÉë</w:t>
+            <w:r>
+              <w:rPr>
+                <w:rFonts w:ascii="BRH Devanagari Extra" w:hAnsi="BRH Devanagari Extra" w:cs="BRH Devanagari Extra"/>
+                <w:color w:val="000000"/>
+                <w:sz w:val="40"/>
+                <w:szCs w:val="40"/>
+                <w:lang w:bidi="ml-IN"/>
+              </w:rPr>
+              <w:t>uÉæ oÉë</w:t>
             </w:r>
             <w:r>
               <w:rPr>
@@ -7138,27 +8724,15 @@
               </w:rPr>
               <w:t>–</w:t>
             </w:r>
-            <w:proofErr w:type="spellStart"/>
-            <w:r>
-              <w:rPr>
-                <w:rFonts w:ascii="BRH Devanagari Extra" w:hAnsi="BRH Devanagari Extra" w:cs="BRH Devanagari Extra"/>
-                <w:color w:val="000000"/>
-                <w:sz w:val="40"/>
-                <w:szCs w:val="40"/>
-                <w:lang w:bidi="ml-IN"/>
-              </w:rPr>
-              <w:t>xÉxrÉþ</w:t>
-            </w:r>
-            <w:proofErr w:type="spellEnd"/>
-            <w:r>
-              <w:rPr>
-                <w:rFonts w:ascii="BRH Devanagari Extra" w:hAnsi="BRH Devanagari Extra" w:cs="BRH Devanagari Extra"/>
-                <w:color w:val="000000"/>
-                <w:sz w:val="40"/>
-                <w:szCs w:val="40"/>
-                <w:lang w:bidi="ml-IN"/>
-              </w:rPr>
-              <w:t xml:space="preserve"> | </w:t>
+            <w:r>
+              <w:rPr>
+                <w:rFonts w:ascii="BRH Devanagari Extra" w:hAnsi="BRH Devanagari Extra" w:cs="BRH Devanagari Extra"/>
+                <w:color w:val="000000"/>
+                <w:sz w:val="40"/>
+                <w:szCs w:val="40"/>
+                <w:lang w:bidi="ml-IN"/>
+              </w:rPr>
+              <w:t xml:space="preserve">xÉxrÉþ | </w:t>
             </w:r>
           </w:p>
           <w:p>
@@ -7176,7 +8750,6 @@
                 <w:lang w:val="en-IN" w:eastAsia="en-IN" w:bidi="ml-IN"/>
               </w:rPr>
             </w:pPr>
-            <w:proofErr w:type="spellStart"/>
             <w:r>
               <w:rPr>
                 <w:rFonts w:ascii="BRH Devanagari Extra" w:hAnsi="BRH Devanagari Extra" w:cs="BRH Devanagari Extra"/>
@@ -7187,7 +8760,6 @@
               </w:rPr>
               <w:t>oÉë</w:t>
             </w:r>
-            <w:proofErr w:type="spellEnd"/>
             <w:r>
               <w:rPr>
                 <w:rFonts w:ascii="BRH Malayalam Extra" w:hAnsi="BRH Malayalam Extra" w:cs="BRH Devanagari Extra"/>
@@ -7220,7 +8792,6 @@
               </w:rPr>
               <w:t>–</w:t>
             </w:r>
-            <w:proofErr w:type="spellStart"/>
             <w:r>
               <w:rPr>
                 <w:rFonts w:ascii="BRH Devanagari Extra" w:hAnsi="BRH Devanagari Extra" w:cs="BRH Devanagari Extra"/>
@@ -7231,19 +8802,17 @@
               </w:rPr>
               <w:t>uÉ</w:t>
             </w:r>
-            <w:proofErr w:type="spellEnd"/>
-            <w:r>
-              <w:rPr>
-                <w:rFonts w:ascii="BRH Malayalam Extra" w:hAnsi="BRH Malayalam Extra" w:cs="BRH Devanagari Extra"/>
-                <w:b/>
-                <w:color w:val="000000"/>
-                <w:sz w:val="32"/>
-                <w:szCs w:val="40"/>
-                <w:lang w:bidi="ml-IN"/>
-              </w:rPr>
-              <w:t>–</w:t>
-            </w:r>
-            <w:proofErr w:type="spellStart"/>
+            <w:r>
+              <w:rPr>
+                <w:rFonts w:ascii="BRH Malayalam Extra" w:hAnsi="BRH Malayalam Extra" w:cs="BRH Devanagari Extra"/>
+                <w:b/>
+                <w:color w:val="000000"/>
+                <w:sz w:val="32"/>
+                <w:szCs w:val="40"/>
+                <w:lang w:bidi="ml-IN"/>
+              </w:rPr>
+              <w:t>–</w:t>
+            </w:r>
             <w:r>
               <w:rPr>
                 <w:rFonts w:ascii="BRH Devanagari Extra" w:hAnsi="BRH Devanagari Extra" w:cs="BRH Devanagari Extra"/>
@@ -7254,72 +8823,47 @@
               </w:rPr>
               <w:t>cÉï</w:t>
             </w:r>
-            <w:proofErr w:type="spellEnd"/>
-            <w:r>
-              <w:rPr>
-                <w:rFonts w:ascii="BRH Malayalam Extra" w:hAnsi="BRH Malayalam Extra" w:cs="BRH Devanagari Extra"/>
-                <w:b/>
-                <w:color w:val="000000"/>
-                <w:sz w:val="32"/>
-                <w:szCs w:val="40"/>
-                <w:lang w:bidi="ml-IN"/>
-              </w:rPr>
-              <w:t>–</w:t>
-            </w:r>
-            <w:proofErr w:type="spellStart"/>
-            <w:r>
-              <w:rPr>
-                <w:rFonts w:ascii="BRH Devanagari Extra" w:hAnsi="BRH Devanagari Extra" w:cs="BRH Devanagari Extra"/>
-                <w:color w:val="000000"/>
-                <w:sz w:val="40"/>
-                <w:szCs w:val="40"/>
-                <w:lang w:bidi="ml-IN"/>
-              </w:rPr>
-              <w:t>xÉxrÉþ</w:t>
-            </w:r>
-            <w:proofErr w:type="spellEnd"/>
-            <w:r>
-              <w:rPr>
-                <w:rFonts w:ascii="BRH Devanagari Extra" w:hAnsi="BRH Devanagari Extra" w:cs="BRH Devanagari Extra"/>
-                <w:color w:val="000000"/>
-                <w:sz w:val="40"/>
-                <w:szCs w:val="40"/>
-                <w:lang w:bidi="ml-IN"/>
-              </w:rPr>
-              <w:t xml:space="preserve"> Ã</w:t>
-            </w:r>
-            <w:r>
-              <w:rPr>
-                <w:rFonts w:ascii="BRH Malayalam Extra" w:hAnsi="BRH Malayalam Extra" w:cs="BRH Devanagari Extra"/>
-                <w:b/>
-                <w:color w:val="000000"/>
-                <w:sz w:val="32"/>
-                <w:szCs w:val="40"/>
-                <w:lang w:bidi="ml-IN"/>
-              </w:rPr>
-              <w:t>–</w:t>
-            </w:r>
-            <w:proofErr w:type="spellStart"/>
-            <w:r>
-              <w:rPr>
-                <w:rFonts w:ascii="BRH Devanagari Extra" w:hAnsi="BRH Devanagari Extra" w:cs="BRH Devanagari Extra"/>
-                <w:color w:val="000000"/>
-                <w:sz w:val="40"/>
-                <w:szCs w:val="40"/>
-                <w:lang w:bidi="ml-IN"/>
-              </w:rPr>
-              <w:t>mÉqÉç</w:t>
-            </w:r>
-            <w:proofErr w:type="spellEnd"/>
-            <w:r>
-              <w:rPr>
-                <w:rFonts w:ascii="BRH Devanagari Extra" w:hAnsi="BRH Devanagari Extra" w:cs="BRH Devanagari Extra"/>
-                <w:color w:val="000000"/>
-                <w:sz w:val="40"/>
-                <w:szCs w:val="40"/>
-                <w:lang w:bidi="ml-IN"/>
-              </w:rPr>
-              <w:t xml:space="preserve"> |</w:t>
+            <w:r>
+              <w:rPr>
+                <w:rFonts w:ascii="BRH Malayalam Extra" w:hAnsi="BRH Malayalam Extra" w:cs="BRH Devanagari Extra"/>
+                <w:b/>
+                <w:color w:val="000000"/>
+                <w:sz w:val="32"/>
+                <w:szCs w:val="40"/>
+                <w:lang w:bidi="ml-IN"/>
+              </w:rPr>
+              <w:t>–</w:t>
+            </w:r>
+            <w:r>
+              <w:rPr>
+                <w:rFonts w:ascii="BRH Devanagari Extra" w:hAnsi="BRH Devanagari Extra" w:cs="BRH Devanagari Extra"/>
+                <w:color w:val="000000"/>
+                <w:sz w:val="40"/>
+                <w:szCs w:val="40"/>
+                <w:lang w:bidi="ml-IN"/>
+              </w:rPr>
+              <w:t>xÉxrÉþ Ã</w:t>
+            </w:r>
+            <w:r>
+              <w:rPr>
+                <w:rFonts w:ascii="BRH Malayalam Extra" w:hAnsi="BRH Malayalam Extra" w:cs="BRH Devanagari Extra"/>
+                <w:b/>
+                <w:color w:val="000000"/>
+                <w:sz w:val="32"/>
+                <w:szCs w:val="40"/>
+                <w:lang w:bidi="ml-IN"/>
+              </w:rPr>
+              <w:t>–</w:t>
+            </w:r>
+            <w:r>
+              <w:rPr>
+                <w:rFonts w:ascii="BRH Devanagari Extra" w:hAnsi="BRH Devanagari Extra" w:cs="BRH Devanagari Extra"/>
+                <w:color w:val="000000"/>
+                <w:sz w:val="40"/>
+                <w:szCs w:val="40"/>
+                <w:lang w:bidi="ml-IN"/>
+              </w:rPr>
+              <w:t>mÉqÉç |</w:t>
             </w:r>
           </w:p>
         </w:tc>
@@ -7349,27 +8893,15 @@
                 <w:lang w:bidi="ml-IN"/>
               </w:rPr>
             </w:pPr>
-            <w:proofErr w:type="spellStart"/>
-            <w:r>
-              <w:rPr>
-                <w:rFonts w:ascii="BRH Devanagari Extra" w:hAnsi="BRH Devanagari Extra" w:cs="BRH Devanagari Extra"/>
-                <w:color w:val="000000"/>
-                <w:sz w:val="40"/>
-                <w:szCs w:val="40"/>
-                <w:lang w:bidi="ml-IN"/>
-              </w:rPr>
-              <w:t>uÉæ</w:t>
-            </w:r>
-            <w:proofErr w:type="spellEnd"/>
-            <w:r>
-              <w:rPr>
-                <w:rFonts w:ascii="BRH Devanagari Extra" w:hAnsi="BRH Devanagari Extra" w:cs="BRH Devanagari Extra"/>
-                <w:color w:val="000000"/>
-                <w:sz w:val="40"/>
-                <w:szCs w:val="40"/>
-                <w:lang w:bidi="ml-IN"/>
-              </w:rPr>
-              <w:t xml:space="preserve"> </w:t>
+            <w:r>
+              <w:rPr>
+                <w:rFonts w:ascii="BRH Devanagari Extra" w:hAnsi="BRH Devanagari Extra" w:cs="BRH Devanagari Extra"/>
+                <w:color w:val="000000"/>
+                <w:sz w:val="40"/>
+                <w:szCs w:val="40"/>
+                <w:lang w:bidi="ml-IN"/>
+              </w:rPr>
+              <w:t xml:space="preserve">uÉæ </w:t>
             </w:r>
             <w:r>
               <w:rPr>
@@ -7403,27 +8935,15 @@
               </w:rPr>
               <w:t>–</w:t>
             </w:r>
-            <w:proofErr w:type="spellStart"/>
-            <w:r>
-              <w:rPr>
-                <w:rFonts w:ascii="BRH Devanagari Extra" w:hAnsi="BRH Devanagari Extra" w:cs="BRH Devanagari Extra"/>
-                <w:color w:val="000000"/>
-                <w:sz w:val="40"/>
-                <w:szCs w:val="40"/>
-                <w:lang w:bidi="ml-IN"/>
-              </w:rPr>
-              <w:t>xÉxrÉþ</w:t>
-            </w:r>
-            <w:proofErr w:type="spellEnd"/>
-            <w:r>
-              <w:rPr>
-                <w:rFonts w:ascii="BRH Devanagari Extra" w:hAnsi="BRH Devanagari Extra" w:cs="BRH Devanagari Extra"/>
-                <w:color w:val="000000"/>
-                <w:sz w:val="40"/>
-                <w:szCs w:val="40"/>
-                <w:lang w:bidi="ml-IN"/>
-              </w:rPr>
-              <w:t xml:space="preserve"> | </w:t>
+            <w:r>
+              <w:rPr>
+                <w:rFonts w:ascii="BRH Devanagari Extra" w:hAnsi="BRH Devanagari Extra" w:cs="BRH Devanagari Extra"/>
+                <w:color w:val="000000"/>
+                <w:sz w:val="40"/>
+                <w:szCs w:val="40"/>
+                <w:lang w:bidi="ml-IN"/>
+              </w:rPr>
+              <w:t xml:space="preserve">xÉxrÉþ | </w:t>
             </w:r>
           </w:p>
           <w:p>
@@ -7441,7 +8961,6 @@
                 <w:lang w:val="en-IN" w:eastAsia="en-IN" w:bidi="ml-IN"/>
               </w:rPr>
             </w:pPr>
-            <w:proofErr w:type="spellStart"/>
             <w:r>
               <w:rPr>
                 <w:rFonts w:ascii="BRH Devanagari Extra" w:hAnsi="BRH Devanagari Extra" w:cs="BRH Devanagari Extra"/>
@@ -7452,7 +8971,6 @@
               </w:rPr>
               <w:t>oÉë</w:t>
             </w:r>
-            <w:proofErr w:type="spellEnd"/>
             <w:r>
               <w:rPr>
                 <w:rFonts w:ascii="BRH Malayalam Extra" w:hAnsi="BRH Malayalam Extra" w:cs="BRH Devanagari Extra"/>
@@ -7485,7 +9003,6 @@
               </w:rPr>
               <w:t>–</w:t>
             </w:r>
-            <w:proofErr w:type="spellStart"/>
             <w:r>
               <w:rPr>
                 <w:rFonts w:ascii="BRH Devanagari Extra" w:hAnsi="BRH Devanagari Extra" w:cs="BRH Devanagari Extra"/>
@@ -7496,19 +9013,17 @@
               </w:rPr>
               <w:t>uÉ</w:t>
             </w:r>
-            <w:proofErr w:type="spellEnd"/>
-            <w:r>
-              <w:rPr>
-                <w:rFonts w:ascii="BRH Malayalam Extra" w:hAnsi="BRH Malayalam Extra" w:cs="BRH Devanagari Extra"/>
-                <w:b/>
-                <w:color w:val="000000"/>
-                <w:sz w:val="32"/>
-                <w:szCs w:val="40"/>
-                <w:lang w:bidi="ml-IN"/>
-              </w:rPr>
-              <w:t>–</w:t>
-            </w:r>
-            <w:proofErr w:type="spellStart"/>
+            <w:r>
+              <w:rPr>
+                <w:rFonts w:ascii="BRH Malayalam Extra" w:hAnsi="BRH Malayalam Extra" w:cs="BRH Devanagari Extra"/>
+                <w:b/>
+                <w:color w:val="000000"/>
+                <w:sz w:val="32"/>
+                <w:szCs w:val="40"/>
+                <w:lang w:bidi="ml-IN"/>
+              </w:rPr>
+              <w:t>–</w:t>
+            </w:r>
             <w:r>
               <w:rPr>
                 <w:rFonts w:ascii="BRH Devanagari Extra" w:hAnsi="BRH Devanagari Extra" w:cs="BRH Devanagari Extra"/>
@@ -7519,72 +9034,47 @@
               </w:rPr>
               <w:t>cÉï</w:t>
             </w:r>
-            <w:proofErr w:type="spellEnd"/>
-            <w:r>
-              <w:rPr>
-                <w:rFonts w:ascii="BRH Malayalam Extra" w:hAnsi="BRH Malayalam Extra" w:cs="BRH Devanagari Extra"/>
-                <w:b/>
-                <w:color w:val="000000"/>
-                <w:sz w:val="32"/>
-                <w:szCs w:val="40"/>
-                <w:lang w:bidi="ml-IN"/>
-              </w:rPr>
-              <w:t>–</w:t>
-            </w:r>
-            <w:proofErr w:type="spellStart"/>
-            <w:r>
-              <w:rPr>
-                <w:rFonts w:ascii="BRH Devanagari Extra" w:hAnsi="BRH Devanagari Extra" w:cs="BRH Devanagari Extra"/>
-                <w:color w:val="000000"/>
-                <w:sz w:val="40"/>
-                <w:szCs w:val="40"/>
-                <w:lang w:bidi="ml-IN"/>
-              </w:rPr>
-              <w:t>xÉxrÉþ</w:t>
-            </w:r>
-            <w:proofErr w:type="spellEnd"/>
-            <w:r>
-              <w:rPr>
-                <w:rFonts w:ascii="BRH Devanagari Extra" w:hAnsi="BRH Devanagari Extra" w:cs="BRH Devanagari Extra"/>
-                <w:color w:val="000000"/>
-                <w:sz w:val="40"/>
-                <w:szCs w:val="40"/>
-                <w:lang w:bidi="ml-IN"/>
-              </w:rPr>
-              <w:t xml:space="preserve"> Ã</w:t>
-            </w:r>
-            <w:r>
-              <w:rPr>
-                <w:rFonts w:ascii="BRH Malayalam Extra" w:hAnsi="BRH Malayalam Extra" w:cs="BRH Devanagari Extra"/>
-                <w:b/>
-                <w:color w:val="000000"/>
-                <w:sz w:val="32"/>
-                <w:szCs w:val="40"/>
-                <w:lang w:bidi="ml-IN"/>
-              </w:rPr>
-              <w:t>–</w:t>
-            </w:r>
-            <w:proofErr w:type="spellStart"/>
-            <w:r>
-              <w:rPr>
-                <w:rFonts w:ascii="BRH Devanagari Extra" w:hAnsi="BRH Devanagari Extra" w:cs="BRH Devanagari Extra"/>
-                <w:color w:val="000000"/>
-                <w:sz w:val="40"/>
-                <w:szCs w:val="40"/>
-                <w:lang w:bidi="ml-IN"/>
-              </w:rPr>
-              <w:t>mÉqÉç</w:t>
-            </w:r>
-            <w:proofErr w:type="spellEnd"/>
-            <w:r>
-              <w:rPr>
-                <w:rFonts w:ascii="BRH Devanagari Extra" w:hAnsi="BRH Devanagari Extra" w:cs="BRH Devanagari Extra"/>
-                <w:color w:val="000000"/>
-                <w:sz w:val="40"/>
-                <w:szCs w:val="40"/>
-                <w:lang w:bidi="ml-IN"/>
-              </w:rPr>
-              <w:t xml:space="preserve"> |</w:t>
+            <w:r>
+              <w:rPr>
+                <w:rFonts w:ascii="BRH Malayalam Extra" w:hAnsi="BRH Malayalam Extra" w:cs="BRH Devanagari Extra"/>
+                <w:b/>
+                <w:color w:val="000000"/>
+                <w:sz w:val="32"/>
+                <w:szCs w:val="40"/>
+                <w:lang w:bidi="ml-IN"/>
+              </w:rPr>
+              <w:t>–</w:t>
+            </w:r>
+            <w:r>
+              <w:rPr>
+                <w:rFonts w:ascii="BRH Devanagari Extra" w:hAnsi="BRH Devanagari Extra" w:cs="BRH Devanagari Extra"/>
+                <w:color w:val="000000"/>
+                <w:sz w:val="40"/>
+                <w:szCs w:val="40"/>
+                <w:lang w:bidi="ml-IN"/>
+              </w:rPr>
+              <w:t>xÉxrÉþ Ã</w:t>
+            </w:r>
+            <w:r>
+              <w:rPr>
+                <w:rFonts w:ascii="BRH Malayalam Extra" w:hAnsi="BRH Malayalam Extra" w:cs="BRH Devanagari Extra"/>
+                <w:b/>
+                <w:color w:val="000000"/>
+                <w:sz w:val="32"/>
+                <w:szCs w:val="40"/>
+                <w:lang w:bidi="ml-IN"/>
+              </w:rPr>
+              <w:t>–</w:t>
+            </w:r>
+            <w:r>
+              <w:rPr>
+                <w:rFonts w:ascii="BRH Devanagari Extra" w:hAnsi="BRH Devanagari Extra" w:cs="BRH Devanagari Extra"/>
+                <w:color w:val="000000"/>
+                <w:sz w:val="40"/>
+                <w:szCs w:val="40"/>
+                <w:lang w:bidi="ml-IN"/>
+              </w:rPr>
+              <w:t>mÉqÉç |</w:t>
             </w:r>
           </w:p>
         </w:tc>
@@ -7777,7 +9267,6 @@
               </w:rPr>
               <w:t>–</w:t>
             </w:r>
-            <w:proofErr w:type="spellStart"/>
             <w:r>
               <w:rPr>
                 <w:rFonts w:ascii="BRH Devanagari Extra" w:hAnsi="BRH Devanagari Extra" w:cs="BRH Devanagari Extra"/>
@@ -7788,49 +9277,26 @@
               </w:rPr>
               <w:t>ÍpÉ¢üÉÿlirÉÉ</w:t>
             </w:r>
-            <w:proofErr w:type="spellEnd"/>
-            <w:r>
-              <w:rPr>
-                <w:rFonts w:ascii="BRH Malayalam Extra" w:hAnsi="BRH Malayalam Extra" w:cs="BRH Devanagari Extra"/>
-                <w:b/>
-                <w:color w:val="000000"/>
-                <w:sz w:val="32"/>
-                <w:szCs w:val="40"/>
-                <w:lang w:bidi="ml-IN"/>
-              </w:rPr>
-              <w:t>–</w:t>
-            </w:r>
-            <w:r>
-              <w:rPr>
-                <w:rFonts w:ascii="BRH Devanagari Extra" w:hAnsi="BRH Devanagari Extra" w:cs="BRH Devanagari Extra"/>
-                <w:color w:val="000000"/>
-                <w:sz w:val="40"/>
-                <w:szCs w:val="40"/>
-                <w:lang w:bidi="ml-IN"/>
-              </w:rPr>
-              <w:t xml:space="preserve"> </w:t>
-            </w:r>
-            <w:proofErr w:type="spellStart"/>
-            <w:r>
-              <w:rPr>
-                <w:rFonts w:ascii="BRH Devanagari Extra" w:hAnsi="BRH Devanagari Extra" w:cs="BRH Devanagari Extra"/>
-                <w:color w:val="000000"/>
-                <w:sz w:val="40"/>
-                <w:szCs w:val="40"/>
-                <w:lang w:bidi="ml-IN"/>
-              </w:rPr>
-              <w:t>LMüÉÿ</w:t>
-            </w:r>
-            <w:proofErr w:type="spellEnd"/>
-            <w:r>
-              <w:rPr>
-                <w:rFonts w:ascii="BRH Devanagari Extra" w:hAnsi="BRH Devanagari Extra" w:cs="BRH Devanagari Extra"/>
-                <w:color w:val="000000"/>
-                <w:sz w:val="40"/>
-                <w:szCs w:val="40"/>
-                <w:lang w:bidi="ml-IN"/>
-              </w:rPr>
-              <w:t xml:space="preserve"> | </w:t>
+            <w:r>
+              <w:rPr>
+                <w:rFonts w:ascii="BRH Malayalam Extra" w:hAnsi="BRH Malayalam Extra" w:cs="BRH Devanagari Extra"/>
+                <w:b/>
+                <w:color w:val="000000"/>
+                <w:sz w:val="32"/>
+                <w:szCs w:val="40"/>
+                <w:lang w:bidi="ml-IN"/>
+              </w:rPr>
+              <w:t>–</w:t>
+            </w:r>
+            <w:r>
+              <w:rPr>
+                <w:rFonts w:ascii="BRH Devanagari Extra" w:hAnsi="BRH Devanagari Extra" w:cs="BRH Devanagari Extra"/>
+                <w:color w:val="000000"/>
+                <w:sz w:val="40"/>
+                <w:szCs w:val="40"/>
+                <w:lang w:bidi="ml-IN"/>
+              </w:rPr>
+              <w:t xml:space="preserve"> LMüÉÿ | </w:t>
             </w:r>
           </w:p>
           <w:p>
@@ -7869,7 +9335,6 @@
               </w:rPr>
               <w:t>–</w:t>
             </w:r>
-            <w:proofErr w:type="spellStart"/>
             <w:r>
               <w:rPr>
                 <w:rFonts w:ascii="BRH Devanagari Extra" w:hAnsi="BRH Devanagari Extra" w:cs="BRH Devanagari Extra"/>
@@ -7891,97 +9356,59 @@
               </w:rPr>
               <w:t>¢üÉlirÉÉ</w:t>
             </w:r>
-            <w:proofErr w:type="spellEnd"/>
-            <w:r>
-              <w:rPr>
-                <w:rFonts w:ascii="BRH Malayalam Extra" w:hAnsi="BRH Malayalam Extra" w:cs="BRH Devanagari Extra"/>
-                <w:b/>
-                <w:color w:val="000000"/>
-                <w:sz w:val="32"/>
-                <w:szCs w:val="40"/>
-                <w:lang w:bidi="ml-IN"/>
-              </w:rPr>
-              <w:t>–</w:t>
-            </w:r>
-            <w:r>
-              <w:rPr>
-                <w:rFonts w:ascii="BRH Devanagari Extra" w:hAnsi="BRH Devanagari Extra" w:cs="BRH Devanagari Extra"/>
-                <w:color w:val="000000"/>
-                <w:sz w:val="40"/>
-                <w:szCs w:val="40"/>
-                <w:lang w:bidi="ml-IN"/>
-              </w:rPr>
-              <w:t xml:space="preserve"> </w:t>
-            </w:r>
-            <w:proofErr w:type="spellStart"/>
-            <w:r>
-              <w:rPr>
-                <w:rFonts w:ascii="BRH Devanagari Extra" w:hAnsi="BRH Devanagari Extra" w:cs="BRH Devanagari Extra"/>
-                <w:color w:val="000000"/>
-                <w:sz w:val="40"/>
-                <w:szCs w:val="40"/>
-                <w:lang w:bidi="ml-IN"/>
-              </w:rPr>
-              <w:t>CirÉ</w:t>
-            </w:r>
-            <w:proofErr w:type="spellEnd"/>
-            <w:r>
-              <w:rPr>
-                <w:rFonts w:ascii="BRH Malayalam Extra" w:hAnsi="BRH Malayalam Extra" w:cs="BRH Devanagari Extra"/>
-                <w:b/>
-                <w:color w:val="000000"/>
-                <w:sz w:val="32"/>
-                <w:szCs w:val="40"/>
-                <w:lang w:bidi="ml-IN"/>
-              </w:rPr>
-              <w:t>–</w:t>
-            </w:r>
-            <w:proofErr w:type="spellStart"/>
-            <w:r>
-              <w:rPr>
-                <w:rFonts w:ascii="BRH Devanagari Extra" w:hAnsi="BRH Devanagari Extra" w:cs="BRH Devanagari Extra"/>
-                <w:color w:val="000000"/>
-                <w:sz w:val="40"/>
-                <w:szCs w:val="40"/>
-                <w:lang w:bidi="ml-IN"/>
-              </w:rPr>
-              <w:t>ÍpÉ</w:t>
-            </w:r>
-            <w:proofErr w:type="spellEnd"/>
-            <w:r>
-              <w:rPr>
-                <w:rFonts w:ascii="BRH Devanagari Extra" w:hAnsi="BRH Devanagari Extra" w:cs="BRH Devanagari Extra"/>
-                <w:color w:val="000000"/>
-                <w:sz w:val="40"/>
-                <w:szCs w:val="40"/>
-                <w:lang w:bidi="ml-IN"/>
-              </w:rPr>
-              <w:t xml:space="preserve"> - ¢</w:t>
-            </w:r>
-            <w:proofErr w:type="spellStart"/>
-            <w:r>
-              <w:rPr>
-                <w:rFonts w:ascii="BRH Devanagari Extra" w:hAnsi="BRH Devanagari Extra" w:cs="BRH Devanagari Extra"/>
-                <w:color w:val="000000"/>
-                <w:sz w:val="40"/>
-                <w:szCs w:val="40"/>
-                <w:lang w:bidi="ml-IN"/>
-              </w:rPr>
-              <w:t>üÉ</w:t>
-            </w:r>
-            <w:proofErr w:type="spellEnd"/>
-            <w:r>
-              <w:rPr>
-                <w:rFonts w:ascii="BRH Malayalam Extra" w:hAnsi="BRH Malayalam Extra" w:cs="BRH Devanagari Extra"/>
-                <w:b/>
-                <w:color w:val="000000"/>
-                <w:sz w:val="32"/>
-                <w:szCs w:val="40"/>
-                <w:lang w:bidi="ml-IN"/>
-              </w:rPr>
-              <w:t>–</w:t>
-            </w:r>
-            <w:proofErr w:type="spellStart"/>
+            <w:r>
+              <w:rPr>
+                <w:rFonts w:ascii="BRH Malayalam Extra" w:hAnsi="BRH Malayalam Extra" w:cs="BRH Devanagari Extra"/>
+                <w:b/>
+                <w:color w:val="000000"/>
+                <w:sz w:val="32"/>
+                <w:szCs w:val="40"/>
+                <w:lang w:bidi="ml-IN"/>
+              </w:rPr>
+              <w:t>–</w:t>
+            </w:r>
+            <w:r>
+              <w:rPr>
+                <w:rFonts w:ascii="BRH Devanagari Extra" w:hAnsi="BRH Devanagari Extra" w:cs="BRH Devanagari Extra"/>
+                <w:color w:val="000000"/>
+                <w:sz w:val="40"/>
+                <w:szCs w:val="40"/>
+                <w:lang w:bidi="ml-IN"/>
+              </w:rPr>
+              <w:t xml:space="preserve"> CirÉ</w:t>
+            </w:r>
+            <w:r>
+              <w:rPr>
+                <w:rFonts w:ascii="BRH Malayalam Extra" w:hAnsi="BRH Malayalam Extra" w:cs="BRH Devanagari Extra"/>
+                <w:b/>
+                <w:color w:val="000000"/>
+                <w:sz w:val="32"/>
+                <w:szCs w:val="40"/>
+                <w:lang w:bidi="ml-IN"/>
+              </w:rPr>
+              <w:t>–</w:t>
+            </w:r>
+            <w:r>
+              <w:rPr>
+                <w:rFonts w:ascii="BRH Devanagari Extra" w:hAnsi="BRH Devanagari Extra" w:cs="BRH Devanagari Extra"/>
+                <w:color w:val="000000"/>
+                <w:sz w:val="40"/>
+                <w:szCs w:val="40"/>
+                <w:lang w:bidi="ml-IN"/>
+              </w:rPr>
+              <w:t>ÍpÉ - ¢üÉ</w:t>
+            </w:r>
+            <w:r>
+              <w:rPr>
+                <w:rFonts w:ascii="BRH Malayalam Extra" w:hAnsi="BRH Malayalam Extra" w:cs="BRH Devanagari Extra"/>
+                <w:b/>
+                <w:color w:val="000000"/>
+                <w:sz w:val="32"/>
+                <w:szCs w:val="40"/>
+                <w:lang w:bidi="ml-IN"/>
+              </w:rPr>
+              <w:t>–</w:t>
+            </w:r>
             <w:r>
               <w:rPr>
                 <w:rFonts w:ascii="BRH Devanagari Extra" w:hAnsi="BRH Devanagari Extra" w:cs="BRH Devanagari Extra"/>
@@ -7992,7 +9419,6 @@
               </w:rPr>
               <w:t>lirÉæ</w:t>
             </w:r>
-            <w:proofErr w:type="spellEnd"/>
             <w:r>
               <w:rPr>
                 <w:rFonts w:ascii="BRH Malayalam Extra" w:hAnsi="BRH Malayalam Extra" w:cs="BRH Devanagari Extra"/>
@@ -8056,7 +9482,6 @@
               </w:rPr>
               <w:t>–</w:t>
             </w:r>
-            <w:proofErr w:type="spellStart"/>
             <w:r>
               <w:rPr>
                 <w:rFonts w:ascii="BRH Devanagari Extra" w:hAnsi="BRH Devanagari Extra" w:cs="BRH Devanagari Extra"/>
@@ -8067,49 +9492,26 @@
               </w:rPr>
               <w:t>ÍpÉ¢üÉÿlirÉÉ</w:t>
             </w:r>
-            <w:proofErr w:type="spellEnd"/>
-            <w:r>
-              <w:rPr>
-                <w:rFonts w:ascii="BRH Malayalam Extra" w:hAnsi="BRH Malayalam Extra" w:cs="BRH Devanagari Extra"/>
-                <w:b/>
-                <w:color w:val="000000"/>
-                <w:sz w:val="32"/>
-                <w:szCs w:val="40"/>
-                <w:lang w:bidi="ml-IN"/>
-              </w:rPr>
-              <w:t>–</w:t>
-            </w:r>
-            <w:r>
-              <w:rPr>
-                <w:rFonts w:ascii="BRH Devanagari Extra" w:hAnsi="BRH Devanagari Extra" w:cs="BRH Devanagari Extra"/>
-                <w:color w:val="000000"/>
-                <w:sz w:val="40"/>
-                <w:szCs w:val="40"/>
-                <w:lang w:bidi="ml-IN"/>
-              </w:rPr>
-              <w:t xml:space="preserve"> </w:t>
-            </w:r>
-            <w:proofErr w:type="spellStart"/>
-            <w:r>
-              <w:rPr>
-                <w:rFonts w:ascii="BRH Devanagari Extra" w:hAnsi="BRH Devanagari Extra" w:cs="BRH Devanagari Extra"/>
-                <w:color w:val="000000"/>
-                <w:sz w:val="40"/>
-                <w:szCs w:val="40"/>
-                <w:lang w:bidi="ml-IN"/>
-              </w:rPr>
-              <w:t>LMüÉÿ</w:t>
-            </w:r>
-            <w:proofErr w:type="spellEnd"/>
-            <w:r>
-              <w:rPr>
-                <w:rFonts w:ascii="BRH Devanagari Extra" w:hAnsi="BRH Devanagari Extra" w:cs="BRH Devanagari Extra"/>
-                <w:color w:val="000000"/>
-                <w:sz w:val="40"/>
-                <w:szCs w:val="40"/>
-                <w:lang w:bidi="ml-IN"/>
-              </w:rPr>
-              <w:t xml:space="preserve"> | </w:t>
+            <w:r>
+              <w:rPr>
+                <w:rFonts w:ascii="BRH Malayalam Extra" w:hAnsi="BRH Malayalam Extra" w:cs="BRH Devanagari Extra"/>
+                <w:b/>
+                <w:color w:val="000000"/>
+                <w:sz w:val="32"/>
+                <w:szCs w:val="40"/>
+                <w:lang w:bidi="ml-IN"/>
+              </w:rPr>
+              <w:t>–</w:t>
+            </w:r>
+            <w:r>
+              <w:rPr>
+                <w:rFonts w:ascii="BRH Devanagari Extra" w:hAnsi="BRH Devanagari Extra" w:cs="BRH Devanagari Extra"/>
+                <w:color w:val="000000"/>
+                <w:sz w:val="40"/>
+                <w:szCs w:val="40"/>
+                <w:lang w:bidi="ml-IN"/>
+              </w:rPr>
+              <w:t xml:space="preserve"> LMüÉÿ | </w:t>
             </w:r>
           </w:p>
           <w:p>
@@ -8147,7 +9549,6 @@
               </w:rPr>
               <w:t>–</w:t>
             </w:r>
-            <w:proofErr w:type="spellStart"/>
             <w:r>
               <w:rPr>
                 <w:rFonts w:ascii="BRH Devanagari Extra" w:hAnsi="BRH Devanagari Extra" w:cs="BRH Devanagari Extra"/>
@@ -8179,97 +9580,59 @@
               </w:rPr>
               <w:t>ÿlirÉÉ</w:t>
             </w:r>
-            <w:proofErr w:type="spellEnd"/>
-            <w:r>
-              <w:rPr>
-                <w:rFonts w:ascii="BRH Malayalam Extra" w:hAnsi="BRH Malayalam Extra" w:cs="BRH Devanagari Extra"/>
-                <w:b/>
-                <w:color w:val="000000"/>
-                <w:sz w:val="32"/>
-                <w:szCs w:val="40"/>
-                <w:lang w:bidi="ml-IN"/>
-              </w:rPr>
-              <w:t>–</w:t>
-            </w:r>
-            <w:r>
-              <w:rPr>
-                <w:rFonts w:ascii="BRH Devanagari Extra" w:hAnsi="BRH Devanagari Extra" w:cs="BRH Devanagari Extra"/>
-                <w:color w:val="000000"/>
-                <w:sz w:val="40"/>
-                <w:szCs w:val="40"/>
-                <w:lang w:bidi="ml-IN"/>
-              </w:rPr>
-              <w:t xml:space="preserve"> </w:t>
-            </w:r>
-            <w:proofErr w:type="spellStart"/>
-            <w:r>
-              <w:rPr>
-                <w:rFonts w:ascii="BRH Devanagari Extra" w:hAnsi="BRH Devanagari Extra" w:cs="BRH Devanagari Extra"/>
-                <w:color w:val="000000"/>
-                <w:sz w:val="40"/>
-                <w:szCs w:val="40"/>
-                <w:lang w:bidi="ml-IN"/>
-              </w:rPr>
-              <w:t>CirÉ</w:t>
-            </w:r>
-            <w:proofErr w:type="spellEnd"/>
-            <w:r>
-              <w:rPr>
-                <w:rFonts w:ascii="BRH Malayalam Extra" w:hAnsi="BRH Malayalam Extra" w:cs="BRH Devanagari Extra"/>
-                <w:b/>
-                <w:color w:val="000000"/>
-                <w:sz w:val="32"/>
-                <w:szCs w:val="40"/>
-                <w:lang w:bidi="ml-IN"/>
-              </w:rPr>
-              <w:t>–</w:t>
-            </w:r>
-            <w:proofErr w:type="spellStart"/>
-            <w:r>
-              <w:rPr>
-                <w:rFonts w:ascii="BRH Devanagari Extra" w:hAnsi="BRH Devanagari Extra" w:cs="BRH Devanagari Extra"/>
-                <w:color w:val="000000"/>
-                <w:sz w:val="40"/>
-                <w:szCs w:val="40"/>
-                <w:lang w:bidi="ml-IN"/>
-              </w:rPr>
-              <w:t>ÍpÉ</w:t>
-            </w:r>
-            <w:proofErr w:type="spellEnd"/>
-            <w:r>
-              <w:rPr>
-                <w:rFonts w:ascii="BRH Devanagari Extra" w:hAnsi="BRH Devanagari Extra" w:cs="BRH Devanagari Extra"/>
-                <w:color w:val="000000"/>
-                <w:sz w:val="40"/>
-                <w:szCs w:val="40"/>
-                <w:lang w:bidi="ml-IN"/>
-              </w:rPr>
-              <w:t xml:space="preserve"> - ¢</w:t>
-            </w:r>
-            <w:proofErr w:type="spellStart"/>
-            <w:r>
-              <w:rPr>
-                <w:rFonts w:ascii="BRH Devanagari Extra" w:hAnsi="BRH Devanagari Extra" w:cs="BRH Devanagari Extra"/>
-                <w:color w:val="000000"/>
-                <w:sz w:val="40"/>
-                <w:szCs w:val="40"/>
-                <w:lang w:bidi="ml-IN"/>
-              </w:rPr>
-              <w:t>üÉ</w:t>
-            </w:r>
-            <w:proofErr w:type="spellEnd"/>
-            <w:r>
-              <w:rPr>
-                <w:rFonts w:ascii="BRH Malayalam Extra" w:hAnsi="BRH Malayalam Extra" w:cs="BRH Devanagari Extra"/>
-                <w:b/>
-                <w:color w:val="000000"/>
-                <w:sz w:val="32"/>
-                <w:szCs w:val="40"/>
-                <w:lang w:bidi="ml-IN"/>
-              </w:rPr>
-              <w:t>–</w:t>
-            </w:r>
-            <w:proofErr w:type="spellStart"/>
+            <w:r>
+              <w:rPr>
+                <w:rFonts w:ascii="BRH Malayalam Extra" w:hAnsi="BRH Malayalam Extra" w:cs="BRH Devanagari Extra"/>
+                <w:b/>
+                <w:color w:val="000000"/>
+                <w:sz w:val="32"/>
+                <w:szCs w:val="40"/>
+                <w:lang w:bidi="ml-IN"/>
+              </w:rPr>
+              <w:t>–</w:t>
+            </w:r>
+            <w:r>
+              <w:rPr>
+                <w:rFonts w:ascii="BRH Devanagari Extra" w:hAnsi="BRH Devanagari Extra" w:cs="BRH Devanagari Extra"/>
+                <w:color w:val="000000"/>
+                <w:sz w:val="40"/>
+                <w:szCs w:val="40"/>
+                <w:lang w:bidi="ml-IN"/>
+              </w:rPr>
+              <w:t xml:space="preserve"> CirÉ</w:t>
+            </w:r>
+            <w:r>
+              <w:rPr>
+                <w:rFonts w:ascii="BRH Malayalam Extra" w:hAnsi="BRH Malayalam Extra" w:cs="BRH Devanagari Extra"/>
+                <w:b/>
+                <w:color w:val="000000"/>
+                <w:sz w:val="32"/>
+                <w:szCs w:val="40"/>
+                <w:lang w:bidi="ml-IN"/>
+              </w:rPr>
+              <w:t>–</w:t>
+            </w:r>
+            <w:r>
+              <w:rPr>
+                <w:rFonts w:ascii="BRH Devanagari Extra" w:hAnsi="BRH Devanagari Extra" w:cs="BRH Devanagari Extra"/>
+                <w:color w:val="000000"/>
+                <w:sz w:val="40"/>
+                <w:szCs w:val="40"/>
+                <w:lang w:bidi="ml-IN"/>
+              </w:rPr>
+              <w:t>ÍpÉ - ¢üÉ</w:t>
+            </w:r>
+            <w:r>
+              <w:rPr>
+                <w:rFonts w:ascii="BRH Malayalam Extra" w:hAnsi="BRH Malayalam Extra" w:cs="BRH Devanagari Extra"/>
+                <w:b/>
+                <w:color w:val="000000"/>
+                <w:sz w:val="32"/>
+                <w:szCs w:val="40"/>
+                <w:lang w:bidi="ml-IN"/>
+              </w:rPr>
+              <w:t>–</w:t>
+            </w:r>
             <w:r>
               <w:rPr>
                 <w:rFonts w:ascii="BRH Devanagari Extra" w:hAnsi="BRH Devanagari Extra" w:cs="BRH Devanagari Extra"/>
@@ -8280,7 +9643,6 @@
               </w:rPr>
               <w:t>lirÉæ</w:t>
             </w:r>
-            <w:proofErr w:type="spellEnd"/>
             <w:r>
               <w:rPr>
                 <w:rFonts w:ascii="BRH Malayalam Extra" w:hAnsi="BRH Malayalam Extra" w:cs="BRH Devanagari Extra"/>
@@ -8493,27 +9855,15 @@
               </w:rPr>
               <w:t>–</w:t>
             </w:r>
-            <w:proofErr w:type="spellStart"/>
-            <w:r>
-              <w:rPr>
-                <w:rFonts w:ascii="BRH Devanagari Extra" w:hAnsi="BRH Devanagari Extra" w:cs="BRH Devanagari Extra"/>
-                <w:color w:val="000000"/>
-                <w:sz w:val="40"/>
-                <w:szCs w:val="40"/>
-                <w:lang w:bidi="ml-IN"/>
-              </w:rPr>
-              <w:t>uÉSïèklÉÉåþÌiÉ</w:t>
-            </w:r>
-            <w:proofErr w:type="spellEnd"/>
-            <w:r>
-              <w:rPr>
-                <w:rFonts w:ascii="BRH Devanagari Extra" w:hAnsi="BRH Devanagari Extra" w:cs="BRH Devanagari Extra"/>
-                <w:color w:val="000000"/>
-                <w:sz w:val="40"/>
-                <w:szCs w:val="40"/>
-                <w:lang w:bidi="ml-IN"/>
-              </w:rPr>
-              <w:t xml:space="preserve"> | </w:t>
+            <w:r>
+              <w:rPr>
+                <w:rFonts w:ascii="BRH Devanagari Extra" w:hAnsi="BRH Devanagari Extra" w:cs="BRH Devanagari Extra"/>
+                <w:color w:val="000000"/>
+                <w:sz w:val="40"/>
+                <w:szCs w:val="40"/>
+                <w:lang w:bidi="ml-IN"/>
+              </w:rPr>
+              <w:t xml:space="preserve">uÉSïèklÉÉåþÌiÉ | </w:t>
             </w:r>
           </w:p>
           <w:p>
@@ -8539,6 +9889,7 @@
                 <w:szCs w:val="40"/>
                 <w:lang w:bidi="ml-IN"/>
               </w:rPr>
+              <w:lastRenderedPageBreak/>
               <w:t>G</w:t>
             </w:r>
             <w:r>
@@ -8552,7 +9903,6 @@
               </w:rPr>
               <w:t>–</w:t>
             </w:r>
-            <w:proofErr w:type="spellStart"/>
             <w:r>
               <w:rPr>
                 <w:rFonts w:ascii="BRH Devanagari Extra" w:hAnsi="BRH Devanagari Extra" w:cs="BRH Devanagari Extra"/>
@@ -8584,19 +9934,17 @@
               </w:rPr>
               <w:t>åï</w:t>
             </w:r>
-            <w:proofErr w:type="spellEnd"/>
-            <w:r>
-              <w:rPr>
-                <w:rFonts w:ascii="BRH Malayalam Extra" w:hAnsi="BRH Malayalam Extra" w:cs="BRH Devanagari Extra"/>
-                <w:b/>
-                <w:color w:val="000000"/>
-                <w:sz w:val="32"/>
-                <w:szCs w:val="40"/>
-                <w:lang w:bidi="ml-IN"/>
-              </w:rPr>
-              <w:t>–</w:t>
-            </w:r>
-            <w:proofErr w:type="spellStart"/>
+            <w:r>
+              <w:rPr>
+                <w:rFonts w:ascii="BRH Malayalam Extra" w:hAnsi="BRH Malayalam Extra" w:cs="BRH Devanagari Extra"/>
+                <w:b/>
+                <w:color w:val="000000"/>
+                <w:sz w:val="32"/>
+                <w:szCs w:val="40"/>
+                <w:lang w:bidi="ml-IN"/>
+              </w:rPr>
+              <w:t>–</w:t>
+            </w:r>
             <w:r>
               <w:rPr>
                 <w:rFonts w:ascii="BRH Devanagari Extra" w:hAnsi="BRH Devanagari Extra" w:cs="BRH Devanagari Extra"/>
@@ -8607,40 +9955,27 @@
               </w:rPr>
               <w:t>ÌiÉ</w:t>
             </w:r>
-            <w:proofErr w:type="spellEnd"/>
-            <w:r>
-              <w:rPr>
-                <w:rFonts w:ascii="BRH Malayalam Extra" w:hAnsi="BRH Malayalam Extra" w:cs="BRH Devanagari Extra"/>
-                <w:b/>
-                <w:color w:val="000000"/>
-                <w:sz w:val="32"/>
-                <w:szCs w:val="40"/>
-                <w:lang w:bidi="ml-IN"/>
-              </w:rPr>
-              <w:t>–</w:t>
-            </w:r>
-            <w:r>
-              <w:rPr>
-                <w:rFonts w:ascii="BRH Devanagari Extra" w:hAnsi="BRH Devanagari Extra" w:cs="BRH Devanagari Extra"/>
-                <w:color w:val="000000"/>
-                <w:sz w:val="40"/>
-                <w:szCs w:val="40"/>
-                <w:lang w:bidi="ml-IN"/>
-              </w:rPr>
-              <w:t xml:space="preserve"> </w:t>
-            </w:r>
-            <w:proofErr w:type="spellStart"/>
-            <w:r>
-              <w:rPr>
-                <w:rFonts w:ascii="BRH Devanagari Extra" w:hAnsi="BRH Devanagari Extra" w:cs="BRH Devanagari Extra"/>
-                <w:color w:val="000000"/>
-                <w:sz w:val="40"/>
-                <w:szCs w:val="40"/>
-                <w:lang w:bidi="ml-IN"/>
-              </w:rPr>
-              <w:t>ÌuÉ</w:t>
-            </w:r>
-            <w:proofErr w:type="spellEnd"/>
+            <w:r>
+              <w:rPr>
+                <w:rFonts w:ascii="BRH Malayalam Extra" w:hAnsi="BRH Malayalam Extra" w:cs="BRH Devanagari Extra"/>
+                <w:b/>
+                <w:color w:val="000000"/>
+                <w:sz w:val="32"/>
+                <w:szCs w:val="40"/>
+                <w:lang w:bidi="ml-IN"/>
+              </w:rPr>
+              <w:t>–</w:t>
+            </w:r>
+            <w:r>
+              <w:rPr>
+                <w:rFonts w:ascii="BRH Devanagari Extra" w:hAnsi="BRH Devanagari Extra" w:cs="BRH Devanagari Extra"/>
+                <w:color w:val="000000"/>
+                <w:sz w:val="40"/>
+                <w:szCs w:val="40"/>
+                <w:lang w:bidi="ml-IN"/>
+              </w:rPr>
+              <w:t xml:space="preserve"> ÌuÉ</w:t>
+            </w:r>
             <w:r>
               <w:rPr>
                 <w:rFonts w:ascii="BRH Malayalam Extra" w:hAnsi="BRH Malayalam Extra" w:cs="BRH Devanagari Extra"/>
@@ -8673,7 +10008,6 @@
               </w:rPr>
               <w:t>–</w:t>
             </w:r>
-            <w:proofErr w:type="spellStart"/>
             <w:r>
               <w:rPr>
                 <w:rFonts w:ascii="BRH Devanagari Extra" w:hAnsi="BRH Devanagari Extra" w:cs="BRH Devanagari Extra"/>
@@ -8684,7 +10018,6 @@
               </w:rPr>
               <w:t>ÍqÉ</w:t>
             </w:r>
-            <w:proofErr w:type="spellEnd"/>
             <w:r>
               <w:rPr>
                 <w:rFonts w:ascii="BRH Malayalam Extra" w:hAnsi="BRH Malayalam Extra" w:cs="BRH Devanagari Extra"/>
@@ -8717,7 +10050,6 @@
               </w:rPr>
               <w:t>–</w:t>
             </w:r>
-            <w:proofErr w:type="spellStart"/>
             <w:r>
               <w:rPr>
                 <w:rFonts w:ascii="BRH Devanagari Extra" w:hAnsi="BRH Devanagari Extra" w:cs="BRH Devanagari Extra"/>
@@ -8728,19 +10060,17 @@
               </w:rPr>
               <w:t>eÉ</w:t>
             </w:r>
-            <w:proofErr w:type="spellEnd"/>
-            <w:r>
-              <w:rPr>
-                <w:rFonts w:ascii="BRH Malayalam Extra" w:hAnsi="BRH Malayalam Extra" w:cs="BRH Devanagari Extra"/>
-                <w:b/>
-                <w:color w:val="000000"/>
-                <w:sz w:val="32"/>
-                <w:szCs w:val="40"/>
-                <w:lang w:bidi="ml-IN"/>
-              </w:rPr>
-              <w:t>–</w:t>
-            </w:r>
-            <w:proofErr w:type="spellStart"/>
+            <w:r>
+              <w:rPr>
+                <w:rFonts w:ascii="BRH Malayalam Extra" w:hAnsi="BRH Malayalam Extra" w:cs="BRH Devanagari Extra"/>
+                <w:b/>
+                <w:color w:val="000000"/>
+                <w:sz w:val="32"/>
+                <w:szCs w:val="40"/>
+                <w:lang w:bidi="ml-IN"/>
+              </w:rPr>
+              <w:t>–</w:t>
+            </w:r>
             <w:r>
               <w:rPr>
                 <w:rFonts w:ascii="BRH Devanagari Extra" w:hAnsi="BRH Devanagari Extra" w:cs="BRH Devanagari Extra"/>
@@ -8751,7 +10081,6 @@
               </w:rPr>
               <w:t>qÉ</w:t>
             </w:r>
-            <w:proofErr w:type="spellEnd"/>
             <w:r>
               <w:rPr>
                 <w:rFonts w:ascii="BRH Malayalam Extra" w:hAnsi="BRH Malayalam Extra" w:cs="BRH Devanagari Extra"/>
@@ -8784,27 +10113,15 @@
               </w:rPr>
               <w:t>–</w:t>
             </w:r>
-            <w:proofErr w:type="spellStart"/>
-            <w:r>
-              <w:rPr>
-                <w:rFonts w:ascii="BRH Devanagari Extra" w:hAnsi="BRH Devanagari Extra" w:cs="BRH Devanagari Extra"/>
-                <w:color w:val="000000"/>
-                <w:sz w:val="40"/>
-                <w:szCs w:val="40"/>
-                <w:lang w:bidi="ml-IN"/>
-              </w:rPr>
-              <w:t>alÉÏ</w:t>
-            </w:r>
-            <w:proofErr w:type="spellEnd"/>
-            <w:r>
-              <w:rPr>
-                <w:rFonts w:ascii="BRH Devanagari Extra" w:hAnsi="BRH Devanagari Extra" w:cs="BRH Devanagari Extra"/>
-                <w:color w:val="000000"/>
-                <w:sz w:val="40"/>
-                <w:szCs w:val="40"/>
-                <w:lang w:bidi="ml-IN"/>
-              </w:rPr>
-              <w:t xml:space="preserve"> |</w:t>
+            <w:r>
+              <w:rPr>
+                <w:rFonts w:ascii="BRH Devanagari Extra" w:hAnsi="BRH Devanagari Extra" w:cs="BRH Devanagari Extra"/>
+                <w:color w:val="000000"/>
+                <w:sz w:val="40"/>
+                <w:szCs w:val="40"/>
+                <w:lang w:bidi="ml-IN"/>
+              </w:rPr>
+              <w:t>alÉÏ |</w:t>
             </w:r>
           </w:p>
         </w:tc>
@@ -8835,6 +10152,7 @@
                 <w:szCs w:val="40"/>
                 <w:lang w:bidi="ml-IN"/>
               </w:rPr>
+              <w:lastRenderedPageBreak/>
               <w:t>L</w:t>
             </w:r>
             <w:r>
@@ -8848,27 +10166,15 @@
               </w:rPr>
               <w:t>–</w:t>
             </w:r>
-            <w:proofErr w:type="spellStart"/>
-            <w:r>
-              <w:rPr>
-                <w:rFonts w:ascii="BRH Devanagari Extra" w:hAnsi="BRH Devanagari Extra" w:cs="BRH Devanagari Extra"/>
-                <w:color w:val="000000"/>
-                <w:sz w:val="40"/>
-                <w:szCs w:val="40"/>
-                <w:lang w:bidi="ml-IN"/>
-              </w:rPr>
-              <w:t>uÉSïèklÉÉåþÌiÉ</w:t>
-            </w:r>
-            <w:proofErr w:type="spellEnd"/>
-            <w:r>
-              <w:rPr>
-                <w:rFonts w:ascii="BRH Devanagari Extra" w:hAnsi="BRH Devanagari Extra" w:cs="BRH Devanagari Extra"/>
-                <w:color w:val="000000"/>
-                <w:sz w:val="40"/>
-                <w:szCs w:val="40"/>
-                <w:lang w:bidi="ml-IN"/>
-              </w:rPr>
-              <w:t xml:space="preserve"> | </w:t>
+            <w:r>
+              <w:rPr>
+                <w:rFonts w:ascii="BRH Devanagari Extra" w:hAnsi="BRH Devanagari Extra" w:cs="BRH Devanagari Extra"/>
+                <w:color w:val="000000"/>
+                <w:sz w:val="40"/>
+                <w:szCs w:val="40"/>
+                <w:lang w:bidi="ml-IN"/>
+              </w:rPr>
+              <w:t xml:space="preserve">uÉSïèklÉÉåþÌiÉ | </w:t>
             </w:r>
           </w:p>
           <w:p>
@@ -8907,7 +10213,6 @@
               </w:rPr>
               <w:t>–</w:t>
             </w:r>
-            <w:proofErr w:type="spellStart"/>
             <w:r>
               <w:rPr>
                 <w:rFonts w:ascii="BRH Devanagari Extra" w:hAnsi="BRH Devanagari Extra" w:cs="BRH Devanagari Extra"/>
@@ -8929,19 +10234,17 @@
               </w:rPr>
               <w:t>å</w:t>
             </w:r>
-            <w:proofErr w:type="spellEnd"/>
-            <w:r>
-              <w:rPr>
-                <w:rFonts w:ascii="BRH Malayalam Extra" w:hAnsi="BRH Malayalam Extra" w:cs="BRH Devanagari Extra"/>
-                <w:b/>
-                <w:color w:val="000000"/>
-                <w:sz w:val="32"/>
-                <w:szCs w:val="40"/>
-                <w:lang w:bidi="ml-IN"/>
-              </w:rPr>
-              <w:t>–</w:t>
-            </w:r>
-            <w:proofErr w:type="spellStart"/>
+            <w:r>
+              <w:rPr>
+                <w:rFonts w:ascii="BRH Malayalam Extra" w:hAnsi="BRH Malayalam Extra" w:cs="BRH Devanagari Extra"/>
+                <w:b/>
+                <w:color w:val="000000"/>
+                <w:sz w:val="32"/>
+                <w:szCs w:val="40"/>
+                <w:lang w:bidi="ml-IN"/>
+              </w:rPr>
+              <w:t>–</w:t>
+            </w:r>
             <w:r>
               <w:rPr>
                 <w:rFonts w:ascii="BRH Devanagari Extra" w:hAnsi="BRH Devanagari Extra" w:cs="BRH Devanagari Extra"/>
@@ -8952,40 +10255,27 @@
               </w:rPr>
               <w:t>ÌiÉ</w:t>
             </w:r>
-            <w:proofErr w:type="spellEnd"/>
-            <w:r>
-              <w:rPr>
-                <w:rFonts w:ascii="BRH Malayalam Extra" w:hAnsi="BRH Malayalam Extra" w:cs="BRH Devanagari Extra"/>
-                <w:b/>
-                <w:color w:val="000000"/>
-                <w:sz w:val="32"/>
-                <w:szCs w:val="40"/>
-                <w:lang w:bidi="ml-IN"/>
-              </w:rPr>
-              <w:t>–</w:t>
-            </w:r>
-            <w:r>
-              <w:rPr>
-                <w:rFonts w:ascii="BRH Devanagari Extra" w:hAnsi="BRH Devanagari Extra" w:cs="BRH Devanagari Extra"/>
-                <w:color w:val="000000"/>
-                <w:sz w:val="40"/>
-                <w:szCs w:val="40"/>
-                <w:lang w:bidi="ml-IN"/>
-              </w:rPr>
-              <w:t xml:space="preserve"> </w:t>
-            </w:r>
-            <w:proofErr w:type="spellStart"/>
-            <w:r>
-              <w:rPr>
-                <w:rFonts w:ascii="BRH Devanagari Extra" w:hAnsi="BRH Devanagari Extra" w:cs="BRH Devanagari Extra"/>
-                <w:color w:val="000000"/>
-                <w:sz w:val="40"/>
-                <w:szCs w:val="40"/>
-                <w:lang w:bidi="ml-IN"/>
-              </w:rPr>
-              <w:t>ÌuÉ</w:t>
-            </w:r>
-            <w:proofErr w:type="spellEnd"/>
+            <w:r>
+              <w:rPr>
+                <w:rFonts w:ascii="BRH Malayalam Extra" w:hAnsi="BRH Malayalam Extra" w:cs="BRH Devanagari Extra"/>
+                <w:b/>
+                <w:color w:val="000000"/>
+                <w:sz w:val="32"/>
+                <w:szCs w:val="40"/>
+                <w:lang w:bidi="ml-IN"/>
+              </w:rPr>
+              <w:t>–</w:t>
+            </w:r>
+            <w:r>
+              <w:rPr>
+                <w:rFonts w:ascii="BRH Devanagari Extra" w:hAnsi="BRH Devanagari Extra" w:cs="BRH Devanagari Extra"/>
+                <w:color w:val="000000"/>
+                <w:sz w:val="40"/>
+                <w:szCs w:val="40"/>
+                <w:lang w:bidi="ml-IN"/>
+              </w:rPr>
+              <w:t xml:space="preserve"> ÌuÉ</w:t>
+            </w:r>
             <w:r>
               <w:rPr>
                 <w:rFonts w:ascii="BRH Malayalam Extra" w:hAnsi="BRH Malayalam Extra" w:cs="BRH Devanagari Extra"/>
@@ -9018,7 +10308,6 @@
               </w:rPr>
               <w:t>–</w:t>
             </w:r>
-            <w:proofErr w:type="spellStart"/>
             <w:r>
               <w:rPr>
                 <w:rFonts w:ascii="BRH Devanagari Extra" w:hAnsi="BRH Devanagari Extra" w:cs="BRH Devanagari Extra"/>
@@ -9029,7 +10318,6 @@
               </w:rPr>
               <w:t>ÍqÉ</w:t>
             </w:r>
-            <w:proofErr w:type="spellEnd"/>
             <w:r>
               <w:rPr>
                 <w:rFonts w:ascii="BRH Malayalam Extra" w:hAnsi="BRH Malayalam Extra" w:cs="BRH Devanagari Extra"/>
@@ -9062,7 +10350,6 @@
               </w:rPr>
               <w:t>–</w:t>
             </w:r>
-            <w:proofErr w:type="spellStart"/>
             <w:r>
               <w:rPr>
                 <w:rFonts w:ascii="BRH Devanagari Extra" w:hAnsi="BRH Devanagari Extra" w:cs="BRH Devanagari Extra"/>
@@ -9073,19 +10360,17 @@
               </w:rPr>
               <w:t>eÉ</w:t>
             </w:r>
-            <w:proofErr w:type="spellEnd"/>
-            <w:r>
-              <w:rPr>
-                <w:rFonts w:ascii="BRH Malayalam Extra" w:hAnsi="BRH Malayalam Extra" w:cs="BRH Devanagari Extra"/>
-                <w:b/>
-                <w:color w:val="000000"/>
-                <w:sz w:val="32"/>
-                <w:szCs w:val="40"/>
-                <w:lang w:bidi="ml-IN"/>
-              </w:rPr>
-              <w:t>–</w:t>
-            </w:r>
-            <w:proofErr w:type="spellStart"/>
+            <w:r>
+              <w:rPr>
+                <w:rFonts w:ascii="BRH Malayalam Extra" w:hAnsi="BRH Malayalam Extra" w:cs="BRH Devanagari Extra"/>
+                <w:b/>
+                <w:color w:val="000000"/>
+                <w:sz w:val="32"/>
+                <w:szCs w:val="40"/>
+                <w:lang w:bidi="ml-IN"/>
+              </w:rPr>
+              <w:t>–</w:t>
+            </w:r>
             <w:r>
               <w:rPr>
                 <w:rFonts w:ascii="BRH Devanagari Extra" w:hAnsi="BRH Devanagari Extra" w:cs="BRH Devanagari Extra"/>
@@ -9096,7 +10381,6 @@
               </w:rPr>
               <w:t>qÉ</w:t>
             </w:r>
-            <w:proofErr w:type="spellEnd"/>
             <w:r>
               <w:rPr>
                 <w:rFonts w:ascii="BRH Malayalam Extra" w:hAnsi="BRH Malayalam Extra" w:cs="BRH Devanagari Extra"/>
@@ -9129,27 +10413,15 @@
               </w:rPr>
               <w:t>–</w:t>
             </w:r>
-            <w:proofErr w:type="spellStart"/>
-            <w:r>
-              <w:rPr>
-                <w:rFonts w:ascii="BRH Devanagari Extra" w:hAnsi="BRH Devanagari Extra" w:cs="BRH Devanagari Extra"/>
-                <w:color w:val="000000"/>
-                <w:sz w:val="40"/>
-                <w:szCs w:val="40"/>
-                <w:lang w:bidi="ml-IN"/>
-              </w:rPr>
-              <w:t>alÉÏ</w:t>
-            </w:r>
-            <w:proofErr w:type="spellEnd"/>
-            <w:r>
-              <w:rPr>
-                <w:rFonts w:ascii="BRH Devanagari Extra" w:hAnsi="BRH Devanagari Extra" w:cs="BRH Devanagari Extra"/>
-                <w:color w:val="000000"/>
-                <w:sz w:val="40"/>
-                <w:szCs w:val="40"/>
-                <w:lang w:bidi="ml-IN"/>
-              </w:rPr>
-              <w:t xml:space="preserve"> |</w:t>
+            <w:r>
+              <w:rPr>
+                <w:rFonts w:ascii="BRH Devanagari Extra" w:hAnsi="BRH Devanagari Extra" w:cs="BRH Devanagari Extra"/>
+                <w:color w:val="000000"/>
+                <w:sz w:val="40"/>
+                <w:szCs w:val="40"/>
+                <w:lang w:bidi="ml-IN"/>
+              </w:rPr>
+              <w:t>alÉÏ |</w:t>
             </w:r>
           </w:p>
         </w:tc>
@@ -9320,7 +10592,6 @@
                 <w:szCs w:val="40"/>
               </w:rPr>
             </w:pPr>
-            <w:proofErr w:type="spellStart"/>
             <w:r>
               <w:rPr>
                 <w:rFonts w:ascii="BRH Devanagari Extra" w:hAnsi="BRH Devanagari Extra" w:cs="BRH Devanagari Extra"/>
@@ -9349,18 +10620,7 @@
                 <w:szCs w:val="40"/>
                 <w:lang w:bidi="ml-IN"/>
               </w:rPr>
-              <w:t>ÅrÉþiÉÈ</w:t>
-            </w:r>
-            <w:proofErr w:type="spellEnd"/>
-            <w:r>
-              <w:rPr>
-                <w:rFonts w:ascii="BRH Devanagari Extra" w:hAnsi="BRH Devanagari Extra" w:cs="BRH Devanagari Extra"/>
-                <w:color w:val="000000"/>
-                <w:sz w:val="40"/>
-                <w:szCs w:val="40"/>
-                <w:lang w:bidi="ml-IN"/>
-              </w:rPr>
-              <w:t xml:space="preserve"> | </w:t>
+              <w:t xml:space="preserve">ÅrÉþiÉÈ | </w:t>
             </w:r>
             <w:r>
               <w:rPr>
@@ -9385,7 +10645,6 @@
               </w:rPr>
               <w:t>–</w:t>
             </w:r>
-            <w:proofErr w:type="spellStart"/>
             <w:r>
               <w:rPr>
                 <w:rFonts w:ascii="BRH Devanagari Extra" w:hAnsi="BRH Devanagari Extra" w:cs="BRH Devanagari Extra"/>
@@ -9396,19 +10655,17 @@
               </w:rPr>
               <w:t>rÉ</w:t>
             </w:r>
-            <w:proofErr w:type="spellEnd"/>
-            <w:r>
-              <w:rPr>
-                <w:rFonts w:ascii="BRH Malayalam Extra" w:hAnsi="BRH Malayalam Extra" w:cs="BRH Devanagari Extra"/>
-                <w:b/>
-                <w:color w:val="000000"/>
-                <w:sz w:val="32"/>
-                <w:szCs w:val="40"/>
-                <w:lang w:bidi="ml-IN"/>
-              </w:rPr>
-              <w:t>–</w:t>
-            </w:r>
-            <w:proofErr w:type="spellStart"/>
+            <w:r>
+              <w:rPr>
+                <w:rFonts w:ascii="BRH Malayalam Extra" w:hAnsi="BRH Malayalam Extra" w:cs="BRH Devanagari Extra"/>
+                <w:b/>
+                <w:color w:val="000000"/>
+                <w:sz w:val="32"/>
+                <w:szCs w:val="40"/>
+                <w:lang w:bidi="ml-IN"/>
+              </w:rPr>
+              <w:t>–</w:t>
+            </w:r>
             <w:r>
               <w:rPr>
                 <w:rFonts w:ascii="BRH Devanagari Extra" w:hAnsi="BRH Devanagari Extra" w:cs="BRH Devanagari Extra"/>
@@ -9437,18 +10694,7 @@
                 <w:szCs w:val="40"/>
                 <w:lang w:bidi="ml-IN"/>
               </w:rPr>
-              <w:t>ÅmÉëþÌiÉÌ¸iÉÈ</w:t>
-            </w:r>
-            <w:proofErr w:type="spellEnd"/>
-            <w:r>
-              <w:rPr>
-                <w:rFonts w:ascii="BRH Devanagari Extra" w:hAnsi="BRH Devanagari Extra" w:cs="BRH Devanagari Extra"/>
-                <w:color w:val="000000"/>
-                <w:sz w:val="40"/>
-                <w:szCs w:val="40"/>
-                <w:lang w:bidi="ml-IN"/>
-              </w:rPr>
-              <w:t xml:space="preserve"> |</w:t>
+              <w:t>ÅmÉëþÌiÉÌ¸iÉÈ |</w:t>
             </w:r>
           </w:p>
         </w:tc>
@@ -9470,7 +10716,6 @@
                 <w:szCs w:val="40"/>
               </w:rPr>
             </w:pPr>
-            <w:proofErr w:type="spellStart"/>
             <w:r>
               <w:rPr>
                 <w:rFonts w:ascii="BRH Devanagari Extra" w:hAnsi="BRH Devanagari Extra" w:cs="BRH Devanagari Extra"/>
@@ -9499,20 +10744,8 @@
                 <w:szCs w:val="40"/>
                 <w:lang w:bidi="ml-IN"/>
               </w:rPr>
-              <w:t>ÅrÉþiÉÈ</w:t>
-            </w:r>
-            <w:proofErr w:type="spellEnd"/>
-            <w:r>
-              <w:rPr>
-                <w:rFonts w:ascii="BRH Devanagari Extra" w:hAnsi="BRH Devanagari Extra" w:cs="BRH Devanagari Extra"/>
-                <w:color w:val="000000"/>
-                <w:sz w:val="40"/>
-                <w:szCs w:val="40"/>
-                <w:lang w:bidi="ml-IN"/>
-              </w:rPr>
-              <w:t xml:space="preserve"> | </w:t>
-            </w:r>
-            <w:proofErr w:type="spellStart"/>
+              <w:t xml:space="preserve">ÅrÉþiÉÈ | </w:t>
+            </w:r>
             <w:r>
               <w:rPr>
                 <w:rFonts w:ascii="BRH Devanagari Extra" w:hAnsi="BRH Devanagari Extra" w:cs="BRH Devanagari Extra"/>
@@ -9534,19 +10767,17 @@
               </w:rPr>
               <w:t>rÉ</w:t>
             </w:r>
-            <w:proofErr w:type="spellEnd"/>
-            <w:r>
-              <w:rPr>
-                <w:rFonts w:ascii="BRH Malayalam Extra" w:hAnsi="BRH Malayalam Extra" w:cs="BRH Devanagari Extra"/>
-                <w:b/>
-                <w:color w:val="000000"/>
-                <w:sz w:val="32"/>
-                <w:szCs w:val="40"/>
-                <w:lang w:bidi="ml-IN"/>
-              </w:rPr>
-              <w:t>–</w:t>
-            </w:r>
-            <w:proofErr w:type="spellStart"/>
+            <w:r>
+              <w:rPr>
+                <w:rFonts w:ascii="BRH Malayalam Extra" w:hAnsi="BRH Malayalam Extra" w:cs="BRH Devanagari Extra"/>
+                <w:b/>
+                <w:color w:val="000000"/>
+                <w:sz w:val="32"/>
+                <w:szCs w:val="40"/>
+                <w:lang w:bidi="ml-IN"/>
+              </w:rPr>
+              <w:t>–</w:t>
+            </w:r>
             <w:r>
               <w:rPr>
                 <w:rFonts w:ascii="BRH Devanagari Extra" w:hAnsi="BRH Devanagari Extra" w:cs="BRH Devanagari Extra"/>
@@ -9575,18 +10806,7 @@
                 <w:szCs w:val="40"/>
                 <w:lang w:bidi="ml-IN"/>
               </w:rPr>
-              <w:t>ÅmÉëþÌiÉÌ¸iÉÈ</w:t>
-            </w:r>
-            <w:proofErr w:type="spellEnd"/>
-            <w:r>
-              <w:rPr>
-                <w:rFonts w:ascii="BRH Devanagari Extra" w:hAnsi="BRH Devanagari Extra" w:cs="BRH Devanagari Extra"/>
-                <w:color w:val="000000"/>
-                <w:sz w:val="40"/>
-                <w:szCs w:val="40"/>
-                <w:lang w:bidi="ml-IN"/>
-              </w:rPr>
-              <w:t xml:space="preserve"> |</w:t>
+              <w:t>ÅmÉëþÌiÉÌ¸iÉÈ |</w:t>
             </w:r>
           </w:p>
         </w:tc>
@@ -9620,30 +10840,7 @@
           <w:szCs w:val="40"/>
           <w:lang w:val="en-IN" w:eastAsia="en-IN"/>
         </w:rPr>
-        <w:lastRenderedPageBreak/>
-        <w:t>"</w:t>
-      </w:r>
-      <w:proofErr w:type="spellStart"/>
-      <w:r>
-        <w:rPr>
-          <w:rFonts w:ascii="BRH Devanagari" w:hAnsi="BRH Devanagari" w:cs="BRH Devanagari"/>
-          <w:color w:val="000000"/>
-          <w:sz w:val="40"/>
-          <w:szCs w:val="40"/>
-          <w:lang w:val="en-IN" w:eastAsia="en-IN"/>
-        </w:rPr>
-        <w:t>zlÉ</w:t>
-      </w:r>
-      <w:proofErr w:type="spellEnd"/>
-      <w:r>
-        <w:rPr>
-          <w:rFonts w:ascii="BRH Devanagari" w:hAnsi="BRH Devanagari" w:cs="BRH Devanagari"/>
-          <w:color w:val="000000"/>
-          <w:sz w:val="40"/>
-          <w:szCs w:val="40"/>
-          <w:lang w:val="en-IN" w:eastAsia="en-IN"/>
-        </w:rPr>
-        <w:t xml:space="preserve">" </w:t>
+        <w:t xml:space="preserve">"zlÉ" </w:t>
       </w:r>
       <w:r>
         <w:rPr>
@@ -9651,16 +10848,7 @@
           <w:bCs/>
           <w:sz w:val="32"/>
         </w:rPr>
-        <w:t xml:space="preserve">replaced </w:t>
-      </w:r>
-      <w:proofErr w:type="gramStart"/>
-      <w:r>
-        <w:rPr>
-          <w:b/>
-          <w:bCs/>
-          <w:sz w:val="32"/>
-        </w:rPr>
-        <w:t>with</w:t>
+        <w:t>replaced with</w:t>
       </w:r>
       <w:r>
         <w:rPr>
@@ -9682,8 +10870,6 @@
         </w:rPr>
         <w:t>"</w:t>
       </w:r>
-      <w:proofErr w:type="spellStart"/>
-      <w:proofErr w:type="gramEnd"/>
       <w:r>
         <w:rPr>
           <w:rFonts w:ascii="BRH Devanagari" w:hAnsi="BRH Devanagari" w:cs="BRH Devanagari"/>
@@ -9695,7 +10881,6 @@
         </w:rPr>
         <w:t>zgÉ</w:t>
       </w:r>
-      <w:proofErr w:type="spellEnd"/>
       <w:r>
         <w:rPr>
           <w:rFonts w:ascii="BRH Devanagari" w:hAnsi="BRH Devanagari" w:cs="BRH Devanagari"/>
@@ -9748,8 +10933,6 @@
           <w:u w:val="single"/>
         </w:rPr>
       </w:pPr>
-      <w:bookmarkStart w:id="0" w:name="_GoBack"/>
-      <w:bookmarkEnd w:id="0"/>
       <w:r>
         <w:rPr>
           <w:b/>
@@ -10124,7 +11307,7 @@
 </file>
 
 <file path=word/endnotes.xml><?xml version="1.0" encoding="utf-8"?>
-<w:endnotes xmlns:wpc="http://schemas.microsoft.com/office/word/2010/wordprocessingCanvas" xmlns:cx="http://schemas.microsoft.com/office/drawing/2014/chartex" xmlns:cx1="http://schemas.microsoft.com/office/drawing/2015/9/8/chartex" xmlns:mc="http://schemas.openxmlformats.org/markup-compatibility/2006" xmlns:o="urn:schemas-microsoft-com:office:office" xmlns:r="http://schemas.openxmlformats.org/officeDocument/2006/relationships" xmlns:m="http://schemas.openxmlformats.org/officeDocument/2006/math" xmlns:v="urn:schemas-microsoft-com:vml" xmlns:wp14="http://schemas.microsoft.com/office/word/2010/wordprocessingDrawing" xmlns:wp="http://schemas.openxmlformats.org/drawingml/2006/wordprocessingDrawing" xmlns:w10="urn:schemas-microsoft-com:office:word" xmlns:w="http://schemas.openxmlformats.org/wordprocessingml/2006/main" xmlns:w14="http://schemas.microsoft.com/office/word/2010/wordml" xmlns:w15="http://schemas.microsoft.com/office/word/2012/wordml" xmlns:w16se="http://schemas.microsoft.com/office/word/2015/wordml/symex" xmlns:wpg="http://schemas.microsoft.com/office/word/2010/wordprocessingGroup" xmlns:wpi="http://schemas.microsoft.com/office/word/2010/wordprocessingInk" xmlns:wne="http://schemas.microsoft.com/office/word/2006/wordml" xmlns:wps="http://schemas.microsoft.com/office/word/2010/wordprocessingShape" mc:Ignorable="w14 w15 w16se wp14">
+<w:endnotes xmlns:wpc="http://schemas.microsoft.com/office/word/2010/wordprocessingCanvas" xmlns:cx="http://schemas.microsoft.com/office/drawing/2014/chartex" xmlns:cx1="http://schemas.microsoft.com/office/drawing/2015/9/8/chartex" xmlns:cx2="http://schemas.microsoft.com/office/drawing/2015/10/21/chartex" xmlns:cx3="http://schemas.microsoft.com/office/drawing/2016/5/9/chartex" xmlns:cx4="http://schemas.microsoft.com/office/drawing/2016/5/10/chartex" xmlns:cx5="http://schemas.microsoft.com/office/drawing/2016/5/11/chartex" xmlns:cx6="http://schemas.microsoft.com/office/drawing/2016/5/12/chartex" xmlns:cx7="http://schemas.microsoft.com/office/drawing/2016/5/13/chartex" xmlns:cx8="http://schemas.microsoft.com/office/drawing/2016/5/14/chartex" xmlns:mc="http://schemas.openxmlformats.org/markup-compatibility/2006" xmlns:aink="http://schemas.microsoft.com/office/drawing/2016/ink" xmlns:am3d="http://schemas.microsoft.com/office/drawing/2017/model3d" xmlns:o="urn:schemas-microsoft-com:office:office" xmlns:oel="http://schemas.microsoft.com/office/2019/extlst" xmlns:r="http://schemas.openxmlformats.org/officeDocument/2006/relationships" xmlns:m="http://schemas.openxmlformats.org/officeDocument/2006/math" xmlns:v="urn:schemas-microsoft-com:vml" xmlns:wp14="http://schemas.microsoft.com/office/word/2010/wordprocessingDrawing" xmlns:wp="http://schemas.openxmlformats.org/drawingml/2006/wordprocessingDrawing" xmlns:w10="urn:schemas-microsoft-com:office:word" xmlns:w="http://schemas.openxmlformats.org/wordprocessingml/2006/main" xmlns:w14="http://schemas.microsoft.com/office/word/2010/wordml" xmlns:w15="http://schemas.microsoft.com/office/word/2012/wordml" xmlns:w16cex="http://schemas.microsoft.com/office/word/2018/wordml/cex" xmlns:w16cid="http://schemas.microsoft.com/office/word/2016/wordml/cid" xmlns:w16="http://schemas.microsoft.com/office/word/2018/wordml" xmlns:w16du="http://schemas.microsoft.com/office/word/2023/wordml/word16du" xmlns:w16sdtdh="http://schemas.microsoft.com/office/word/2020/wordml/sdtdatahash" xmlns:w16sdtfl="http://schemas.microsoft.com/office/word/2024/wordml/sdtformatlock" xmlns:w16se="http://schemas.microsoft.com/office/word/2015/wordml/symex" xmlns:wpg="http://schemas.microsoft.com/office/word/2010/wordprocessingGroup" xmlns:wpi="http://schemas.microsoft.com/office/word/2010/wordprocessingInk" xmlns:wne="http://schemas.microsoft.com/office/word/2006/wordml" xmlns:wps="http://schemas.microsoft.com/office/word/2010/wordprocessingShape" mc:Ignorable="w14 w15 w16se w16cid w16 w16cex w16sdtdh w16sdtfl w16du wp14">
   <w:endnote w:type="separator" w:id="-1">
     <w:p>
       <w:pPr>
@@ -10149,7 +11332,7 @@
 </file>
 
 <file path=word/footer1.xml><?xml version="1.0" encoding="utf-8"?>
-<w:ftr xmlns:wpc="http://schemas.microsoft.com/office/word/2010/wordprocessingCanvas" xmlns:cx="http://schemas.microsoft.com/office/drawing/2014/chartex" xmlns:cx1="http://schemas.microsoft.com/office/drawing/2015/9/8/chartex" xmlns:mc="http://schemas.openxmlformats.org/markup-compatibility/2006" xmlns:o="urn:schemas-microsoft-com:office:office" xmlns:r="http://schemas.openxmlformats.org/officeDocument/2006/relationships" xmlns:m="http://schemas.openxmlformats.org/officeDocument/2006/math" xmlns:v="urn:schemas-microsoft-com:vml" xmlns:wp14="http://schemas.microsoft.com/office/word/2010/wordprocessingDrawing" xmlns:wp="http://schemas.openxmlformats.org/drawingml/2006/wordprocessingDrawing" xmlns:w10="urn:schemas-microsoft-com:office:word" xmlns:w="http://schemas.openxmlformats.org/wordprocessingml/2006/main" xmlns:w14="http://schemas.microsoft.com/office/word/2010/wordml" xmlns:w15="http://schemas.microsoft.com/office/word/2012/wordml" xmlns:w16se="http://schemas.microsoft.com/office/word/2015/wordml/symex" xmlns:wpg="http://schemas.microsoft.com/office/word/2010/wordprocessingGroup" xmlns:wpi="http://schemas.microsoft.com/office/word/2010/wordprocessingInk" xmlns:wne="http://schemas.microsoft.com/office/word/2006/wordml" xmlns:wps="http://schemas.microsoft.com/office/word/2010/wordprocessingShape" mc:Ignorable="w14 w15 w16se wp14">
+<w:ftr xmlns:wpc="http://schemas.microsoft.com/office/word/2010/wordprocessingCanvas" xmlns:cx="http://schemas.microsoft.com/office/drawing/2014/chartex" xmlns:cx1="http://schemas.microsoft.com/office/drawing/2015/9/8/chartex" xmlns:cx2="http://schemas.microsoft.com/office/drawing/2015/10/21/chartex" xmlns:cx3="http://schemas.microsoft.com/office/drawing/2016/5/9/chartex" xmlns:cx4="http://schemas.microsoft.com/office/drawing/2016/5/10/chartex" xmlns:cx5="http://schemas.microsoft.com/office/drawing/2016/5/11/chartex" xmlns:cx6="http://schemas.microsoft.com/office/drawing/2016/5/12/chartex" xmlns:cx7="http://schemas.microsoft.com/office/drawing/2016/5/13/chartex" xmlns:cx8="http://schemas.microsoft.com/office/drawing/2016/5/14/chartex" xmlns:mc="http://schemas.openxmlformats.org/markup-compatibility/2006" xmlns:aink="http://schemas.microsoft.com/office/drawing/2016/ink" xmlns:am3d="http://schemas.microsoft.com/office/drawing/2017/model3d" xmlns:o="urn:schemas-microsoft-com:office:office" xmlns:oel="http://schemas.microsoft.com/office/2019/extlst" xmlns:r="http://schemas.openxmlformats.org/officeDocument/2006/relationships" xmlns:m="http://schemas.openxmlformats.org/officeDocument/2006/math" xmlns:v="urn:schemas-microsoft-com:vml" xmlns:wp14="http://schemas.microsoft.com/office/word/2010/wordprocessingDrawing" xmlns:wp="http://schemas.openxmlformats.org/drawingml/2006/wordprocessingDrawing" xmlns:w10="urn:schemas-microsoft-com:office:word" xmlns:w="http://schemas.openxmlformats.org/wordprocessingml/2006/main" xmlns:w14="http://schemas.microsoft.com/office/word/2010/wordml" xmlns:w15="http://schemas.microsoft.com/office/word/2012/wordml" xmlns:w16cex="http://schemas.microsoft.com/office/word/2018/wordml/cex" xmlns:w16cid="http://schemas.microsoft.com/office/word/2016/wordml/cid" xmlns:w16="http://schemas.microsoft.com/office/word/2018/wordml" xmlns:w16du="http://schemas.microsoft.com/office/word/2023/wordml/word16du" xmlns:w16sdtdh="http://schemas.microsoft.com/office/word/2020/wordml/sdtdatahash" xmlns:w16sdtfl="http://schemas.microsoft.com/office/word/2024/wordml/sdtformatlock" xmlns:w16se="http://schemas.microsoft.com/office/word/2015/wordml/symex" xmlns:wpg="http://schemas.microsoft.com/office/word/2010/wordprocessingGroup" xmlns:wpi="http://schemas.microsoft.com/office/word/2010/wordprocessingInk" xmlns:wne="http://schemas.microsoft.com/office/word/2006/wordml" xmlns:wps="http://schemas.microsoft.com/office/word/2010/wordprocessingShape" mc:Ignorable="w14 w15 w16se w16cid w16 w16cex w16sdtdh w16sdtfl w16du wp14">
   <w:p>
     <w:pPr>
       <w:pBdr>
@@ -10331,7 +11514,7 @@
 </file>
 
 <file path=word/footer2.xml><?xml version="1.0" encoding="utf-8"?>
-<w:ftr xmlns:wpc="http://schemas.microsoft.com/office/word/2010/wordprocessingCanvas" xmlns:cx="http://schemas.microsoft.com/office/drawing/2014/chartex" xmlns:cx1="http://schemas.microsoft.com/office/drawing/2015/9/8/chartex" xmlns:mc="http://schemas.openxmlformats.org/markup-compatibility/2006" xmlns:o="urn:schemas-microsoft-com:office:office" xmlns:r="http://schemas.openxmlformats.org/officeDocument/2006/relationships" xmlns:m="http://schemas.openxmlformats.org/officeDocument/2006/math" xmlns:v="urn:schemas-microsoft-com:vml" xmlns:wp14="http://schemas.microsoft.com/office/word/2010/wordprocessingDrawing" xmlns:wp="http://schemas.openxmlformats.org/drawingml/2006/wordprocessingDrawing" xmlns:w10="urn:schemas-microsoft-com:office:word" xmlns:w="http://schemas.openxmlformats.org/wordprocessingml/2006/main" xmlns:w14="http://schemas.microsoft.com/office/word/2010/wordml" xmlns:w15="http://schemas.microsoft.com/office/word/2012/wordml" xmlns:w16se="http://schemas.microsoft.com/office/word/2015/wordml/symex" xmlns:wpg="http://schemas.microsoft.com/office/word/2010/wordprocessingGroup" xmlns:wpi="http://schemas.microsoft.com/office/word/2010/wordprocessingInk" xmlns:wne="http://schemas.microsoft.com/office/word/2006/wordml" xmlns:wps="http://schemas.microsoft.com/office/word/2010/wordprocessingShape" mc:Ignorable="w14 w15 w16se wp14">
+<w:ftr xmlns:wpc="http://schemas.microsoft.com/office/word/2010/wordprocessingCanvas" xmlns:cx="http://schemas.microsoft.com/office/drawing/2014/chartex" xmlns:cx1="http://schemas.microsoft.com/office/drawing/2015/9/8/chartex" xmlns:cx2="http://schemas.microsoft.com/office/drawing/2015/10/21/chartex" xmlns:cx3="http://schemas.microsoft.com/office/drawing/2016/5/9/chartex" xmlns:cx4="http://schemas.microsoft.com/office/drawing/2016/5/10/chartex" xmlns:cx5="http://schemas.microsoft.com/office/drawing/2016/5/11/chartex" xmlns:cx6="http://schemas.microsoft.com/office/drawing/2016/5/12/chartex" xmlns:cx7="http://schemas.microsoft.com/office/drawing/2016/5/13/chartex" xmlns:cx8="http://schemas.microsoft.com/office/drawing/2016/5/14/chartex" xmlns:mc="http://schemas.openxmlformats.org/markup-compatibility/2006" xmlns:aink="http://schemas.microsoft.com/office/drawing/2016/ink" xmlns:am3d="http://schemas.microsoft.com/office/drawing/2017/model3d" xmlns:o="urn:schemas-microsoft-com:office:office" xmlns:oel="http://schemas.microsoft.com/office/2019/extlst" xmlns:r="http://schemas.openxmlformats.org/officeDocument/2006/relationships" xmlns:m="http://schemas.openxmlformats.org/officeDocument/2006/math" xmlns:v="urn:schemas-microsoft-com:vml" xmlns:wp14="http://schemas.microsoft.com/office/word/2010/wordprocessingDrawing" xmlns:wp="http://schemas.openxmlformats.org/drawingml/2006/wordprocessingDrawing" xmlns:w10="urn:schemas-microsoft-com:office:word" xmlns:w="http://schemas.openxmlformats.org/wordprocessingml/2006/main" xmlns:w14="http://schemas.microsoft.com/office/word/2010/wordml" xmlns:w15="http://schemas.microsoft.com/office/word/2012/wordml" xmlns:w16cex="http://schemas.microsoft.com/office/word/2018/wordml/cex" xmlns:w16cid="http://schemas.microsoft.com/office/word/2016/wordml/cid" xmlns:w16="http://schemas.microsoft.com/office/word/2018/wordml" xmlns:w16du="http://schemas.microsoft.com/office/word/2023/wordml/word16du" xmlns:w16sdtdh="http://schemas.microsoft.com/office/word/2020/wordml/sdtdatahash" xmlns:w16sdtfl="http://schemas.microsoft.com/office/word/2024/wordml/sdtformatlock" xmlns:w16se="http://schemas.microsoft.com/office/word/2015/wordml/symex" xmlns:wpg="http://schemas.microsoft.com/office/word/2010/wordprocessingGroup" xmlns:wpi="http://schemas.microsoft.com/office/word/2010/wordprocessingInk" xmlns:wne="http://schemas.microsoft.com/office/word/2006/wordml" xmlns:wps="http://schemas.microsoft.com/office/word/2010/wordprocessingShape" mc:Ignorable="w14 w15 w16se w16cid w16 w16cex w16sdtdh w16sdtfl w16du wp14">
   <w:p>
     <w:pPr>
       <w:pBdr>
@@ -10534,7 +11717,7 @@
 </file>
 
 <file path=word/footnotes.xml><?xml version="1.0" encoding="utf-8"?>
-<w:footnotes xmlns:wpc="http://schemas.microsoft.com/office/word/2010/wordprocessingCanvas" xmlns:cx="http://schemas.microsoft.com/office/drawing/2014/chartex" xmlns:cx1="http://schemas.microsoft.com/office/drawing/2015/9/8/chartex" xmlns:mc="http://schemas.openxmlformats.org/markup-compatibility/2006" xmlns:o="urn:schemas-microsoft-com:office:office" xmlns:r="http://schemas.openxmlformats.org/officeDocument/2006/relationships" xmlns:m="http://schemas.openxmlformats.org/officeDocument/2006/math" xmlns:v="urn:schemas-microsoft-com:vml" xmlns:wp14="http://schemas.microsoft.com/office/word/2010/wordprocessingDrawing" xmlns:wp="http://schemas.openxmlformats.org/drawingml/2006/wordprocessingDrawing" xmlns:w10="urn:schemas-microsoft-com:office:word" xmlns:w="http://schemas.openxmlformats.org/wordprocessingml/2006/main" xmlns:w14="http://schemas.microsoft.com/office/word/2010/wordml" xmlns:w15="http://schemas.microsoft.com/office/word/2012/wordml" xmlns:w16se="http://schemas.microsoft.com/office/word/2015/wordml/symex" xmlns:wpg="http://schemas.microsoft.com/office/word/2010/wordprocessingGroup" xmlns:wpi="http://schemas.microsoft.com/office/word/2010/wordprocessingInk" xmlns:wne="http://schemas.microsoft.com/office/word/2006/wordml" xmlns:wps="http://schemas.microsoft.com/office/word/2010/wordprocessingShape" mc:Ignorable="w14 w15 w16se wp14">
+<w:footnotes xmlns:wpc="http://schemas.microsoft.com/office/word/2010/wordprocessingCanvas" xmlns:cx="http://schemas.microsoft.com/office/drawing/2014/chartex" xmlns:cx1="http://schemas.microsoft.com/office/drawing/2015/9/8/chartex" xmlns:cx2="http://schemas.microsoft.com/office/drawing/2015/10/21/chartex" xmlns:cx3="http://schemas.microsoft.com/office/drawing/2016/5/9/chartex" xmlns:cx4="http://schemas.microsoft.com/office/drawing/2016/5/10/chartex" xmlns:cx5="http://schemas.microsoft.com/office/drawing/2016/5/11/chartex" xmlns:cx6="http://schemas.microsoft.com/office/drawing/2016/5/12/chartex" xmlns:cx7="http://schemas.microsoft.com/office/drawing/2016/5/13/chartex" xmlns:cx8="http://schemas.microsoft.com/office/drawing/2016/5/14/chartex" xmlns:mc="http://schemas.openxmlformats.org/markup-compatibility/2006" xmlns:aink="http://schemas.microsoft.com/office/drawing/2016/ink" xmlns:am3d="http://schemas.microsoft.com/office/drawing/2017/model3d" xmlns:o="urn:schemas-microsoft-com:office:office" xmlns:oel="http://schemas.microsoft.com/office/2019/extlst" xmlns:r="http://schemas.openxmlformats.org/officeDocument/2006/relationships" xmlns:m="http://schemas.openxmlformats.org/officeDocument/2006/math" xmlns:v="urn:schemas-microsoft-com:vml" xmlns:wp14="http://schemas.microsoft.com/office/word/2010/wordprocessingDrawing" xmlns:wp="http://schemas.openxmlformats.org/drawingml/2006/wordprocessingDrawing" xmlns:w10="urn:schemas-microsoft-com:office:word" xmlns:w="http://schemas.openxmlformats.org/wordprocessingml/2006/main" xmlns:w14="http://schemas.microsoft.com/office/word/2010/wordml" xmlns:w15="http://schemas.microsoft.com/office/word/2012/wordml" xmlns:w16cex="http://schemas.microsoft.com/office/word/2018/wordml/cex" xmlns:w16cid="http://schemas.microsoft.com/office/word/2016/wordml/cid" xmlns:w16="http://schemas.microsoft.com/office/word/2018/wordml" xmlns:w16du="http://schemas.microsoft.com/office/word/2023/wordml/word16du" xmlns:w16sdtdh="http://schemas.microsoft.com/office/word/2020/wordml/sdtdatahash" xmlns:w16sdtfl="http://schemas.microsoft.com/office/word/2024/wordml/sdtformatlock" xmlns:w16se="http://schemas.microsoft.com/office/word/2015/wordml/symex" xmlns:wpg="http://schemas.microsoft.com/office/word/2010/wordprocessingGroup" xmlns:wpi="http://schemas.microsoft.com/office/word/2010/wordprocessingInk" xmlns:wne="http://schemas.microsoft.com/office/word/2006/wordml" xmlns:wps="http://schemas.microsoft.com/office/word/2010/wordprocessingShape" mc:Ignorable="w14 w15 w16se w16cid w16 w16cex w16sdtdh w16sdtfl w16du wp14">
   <w:footnote w:type="separator" w:id="-1">
     <w:p>
       <w:pPr>
@@ -10559,7 +11742,7 @@
 </file>
 
 <file path=word/header1.xml><?xml version="1.0" encoding="utf-8"?>
-<w:hdr xmlns:wpc="http://schemas.microsoft.com/office/word/2010/wordprocessingCanvas" xmlns:cx="http://schemas.microsoft.com/office/drawing/2014/chartex" xmlns:cx1="http://schemas.microsoft.com/office/drawing/2015/9/8/chartex" xmlns:mc="http://schemas.openxmlformats.org/markup-compatibility/2006" xmlns:o="urn:schemas-microsoft-com:office:office" xmlns:r="http://schemas.openxmlformats.org/officeDocument/2006/relationships" xmlns:m="http://schemas.openxmlformats.org/officeDocument/2006/math" xmlns:v="urn:schemas-microsoft-com:vml" xmlns:wp14="http://schemas.microsoft.com/office/word/2010/wordprocessingDrawing" xmlns:wp="http://schemas.openxmlformats.org/drawingml/2006/wordprocessingDrawing" xmlns:w10="urn:schemas-microsoft-com:office:word" xmlns:w="http://schemas.openxmlformats.org/wordprocessingml/2006/main" xmlns:w14="http://schemas.microsoft.com/office/word/2010/wordml" xmlns:w15="http://schemas.microsoft.com/office/word/2012/wordml" xmlns:w16se="http://schemas.microsoft.com/office/word/2015/wordml/symex" xmlns:wpg="http://schemas.microsoft.com/office/word/2010/wordprocessingGroup" xmlns:wpi="http://schemas.microsoft.com/office/word/2010/wordprocessingInk" xmlns:wne="http://schemas.microsoft.com/office/word/2006/wordml" xmlns:wps="http://schemas.microsoft.com/office/word/2010/wordprocessingShape" mc:Ignorable="w14 w15 w16se wp14">
+<w:hdr xmlns:wpc="http://schemas.microsoft.com/office/word/2010/wordprocessingCanvas" xmlns:cx="http://schemas.microsoft.com/office/drawing/2014/chartex" xmlns:cx1="http://schemas.microsoft.com/office/drawing/2015/9/8/chartex" xmlns:cx2="http://schemas.microsoft.com/office/drawing/2015/10/21/chartex" xmlns:cx3="http://schemas.microsoft.com/office/drawing/2016/5/9/chartex" xmlns:cx4="http://schemas.microsoft.com/office/drawing/2016/5/10/chartex" xmlns:cx5="http://schemas.microsoft.com/office/drawing/2016/5/11/chartex" xmlns:cx6="http://schemas.microsoft.com/office/drawing/2016/5/12/chartex" xmlns:cx7="http://schemas.microsoft.com/office/drawing/2016/5/13/chartex" xmlns:cx8="http://schemas.microsoft.com/office/drawing/2016/5/14/chartex" xmlns:mc="http://schemas.openxmlformats.org/markup-compatibility/2006" xmlns:aink="http://schemas.microsoft.com/office/drawing/2016/ink" xmlns:am3d="http://schemas.microsoft.com/office/drawing/2017/model3d" xmlns:o="urn:schemas-microsoft-com:office:office" xmlns:oel="http://schemas.microsoft.com/office/2019/extlst" xmlns:r="http://schemas.openxmlformats.org/officeDocument/2006/relationships" xmlns:m="http://schemas.openxmlformats.org/officeDocument/2006/math" xmlns:v="urn:schemas-microsoft-com:vml" xmlns:wp14="http://schemas.microsoft.com/office/word/2010/wordprocessingDrawing" xmlns:wp="http://schemas.openxmlformats.org/drawingml/2006/wordprocessingDrawing" xmlns:w10="urn:schemas-microsoft-com:office:word" xmlns:w="http://schemas.openxmlformats.org/wordprocessingml/2006/main" xmlns:w14="http://schemas.microsoft.com/office/word/2010/wordml" xmlns:w15="http://schemas.microsoft.com/office/word/2012/wordml" xmlns:w16cex="http://schemas.microsoft.com/office/word/2018/wordml/cex" xmlns:w16cid="http://schemas.microsoft.com/office/word/2016/wordml/cid" xmlns:w16="http://schemas.microsoft.com/office/word/2018/wordml" xmlns:w16du="http://schemas.microsoft.com/office/word/2023/wordml/word16du" xmlns:w16sdtdh="http://schemas.microsoft.com/office/word/2020/wordml/sdtdatahash" xmlns:w16sdtfl="http://schemas.microsoft.com/office/word/2024/wordml/sdtformatlock" xmlns:w16se="http://schemas.microsoft.com/office/word/2015/wordml/symex" xmlns:wpg="http://schemas.microsoft.com/office/word/2010/wordprocessingGroup" xmlns:wpi="http://schemas.microsoft.com/office/word/2010/wordprocessingInk" xmlns:wne="http://schemas.microsoft.com/office/word/2006/wordml" xmlns:wps="http://schemas.microsoft.com/office/word/2010/wordprocessingShape" mc:Ignorable="w14 w15 w16se w16cid w16 w16cex w16sdtdh w16sdtfl w16du wp14">
   <w:p>
     <w:pPr>
       <w:pStyle w:val="Header"/>
@@ -10572,7 +11755,7 @@
 </file>
 
 <file path=word/header2.xml><?xml version="1.0" encoding="utf-8"?>
-<w:hdr xmlns:wpc="http://schemas.microsoft.com/office/word/2010/wordprocessingCanvas" xmlns:cx="http://schemas.microsoft.com/office/drawing/2014/chartex" xmlns:cx1="http://schemas.microsoft.com/office/drawing/2015/9/8/chartex" xmlns:mc="http://schemas.openxmlformats.org/markup-compatibility/2006" xmlns:o="urn:schemas-microsoft-com:office:office" xmlns:r="http://schemas.openxmlformats.org/officeDocument/2006/relationships" xmlns:m="http://schemas.openxmlformats.org/officeDocument/2006/math" xmlns:v="urn:schemas-microsoft-com:vml" xmlns:wp14="http://schemas.microsoft.com/office/word/2010/wordprocessingDrawing" xmlns:wp="http://schemas.openxmlformats.org/drawingml/2006/wordprocessingDrawing" xmlns:w10="urn:schemas-microsoft-com:office:word" xmlns:w="http://schemas.openxmlformats.org/wordprocessingml/2006/main" xmlns:w14="http://schemas.microsoft.com/office/word/2010/wordml" xmlns:w15="http://schemas.microsoft.com/office/word/2012/wordml" xmlns:w16se="http://schemas.microsoft.com/office/word/2015/wordml/symex" xmlns:wpg="http://schemas.microsoft.com/office/word/2010/wordprocessingGroup" xmlns:wpi="http://schemas.microsoft.com/office/word/2010/wordprocessingInk" xmlns:wne="http://schemas.microsoft.com/office/word/2006/wordml" xmlns:wps="http://schemas.microsoft.com/office/word/2010/wordprocessingShape" mc:Ignorable="w14 w15 w16se wp14">
+<w:hdr xmlns:wpc="http://schemas.microsoft.com/office/word/2010/wordprocessingCanvas" xmlns:cx="http://schemas.microsoft.com/office/drawing/2014/chartex" xmlns:cx1="http://schemas.microsoft.com/office/drawing/2015/9/8/chartex" xmlns:cx2="http://schemas.microsoft.com/office/drawing/2015/10/21/chartex" xmlns:cx3="http://schemas.microsoft.com/office/drawing/2016/5/9/chartex" xmlns:cx4="http://schemas.microsoft.com/office/drawing/2016/5/10/chartex" xmlns:cx5="http://schemas.microsoft.com/office/drawing/2016/5/11/chartex" xmlns:cx6="http://schemas.microsoft.com/office/drawing/2016/5/12/chartex" xmlns:cx7="http://schemas.microsoft.com/office/drawing/2016/5/13/chartex" xmlns:cx8="http://schemas.microsoft.com/office/drawing/2016/5/14/chartex" xmlns:mc="http://schemas.openxmlformats.org/markup-compatibility/2006" xmlns:aink="http://schemas.microsoft.com/office/drawing/2016/ink" xmlns:am3d="http://schemas.microsoft.com/office/drawing/2017/model3d" xmlns:o="urn:schemas-microsoft-com:office:office" xmlns:oel="http://schemas.microsoft.com/office/2019/extlst" xmlns:r="http://schemas.openxmlformats.org/officeDocument/2006/relationships" xmlns:m="http://schemas.openxmlformats.org/officeDocument/2006/math" xmlns:v="urn:schemas-microsoft-com:vml" xmlns:wp14="http://schemas.microsoft.com/office/word/2010/wordprocessingDrawing" xmlns:wp="http://schemas.openxmlformats.org/drawingml/2006/wordprocessingDrawing" xmlns:w10="urn:schemas-microsoft-com:office:word" xmlns:w="http://schemas.openxmlformats.org/wordprocessingml/2006/main" xmlns:w14="http://schemas.microsoft.com/office/word/2010/wordml" xmlns:w15="http://schemas.microsoft.com/office/word/2012/wordml" xmlns:w16cex="http://schemas.microsoft.com/office/word/2018/wordml/cex" xmlns:w16cid="http://schemas.microsoft.com/office/word/2016/wordml/cid" xmlns:w16="http://schemas.microsoft.com/office/word/2018/wordml" xmlns:w16du="http://schemas.microsoft.com/office/word/2023/wordml/word16du" xmlns:w16sdtdh="http://schemas.microsoft.com/office/word/2020/wordml/sdtdatahash" xmlns:w16sdtfl="http://schemas.microsoft.com/office/word/2024/wordml/sdtformatlock" xmlns:w16se="http://schemas.microsoft.com/office/word/2015/wordml/symex" xmlns:wpg="http://schemas.microsoft.com/office/word/2010/wordprocessingGroup" xmlns:wpi="http://schemas.microsoft.com/office/word/2010/wordprocessingInk" xmlns:wne="http://schemas.microsoft.com/office/word/2006/wordml" xmlns:wps="http://schemas.microsoft.com/office/word/2010/wordprocessingShape" mc:Ignorable="w14 w15 w16se w16cid w16 w16cex w16sdtdh w16sdtfl w16du wp14">
   <w:p>
     <w:pPr>
       <w:pStyle w:val="Header"/>
@@ -10585,7 +11768,7 @@
 </file>
 
 <file path=word/styles.xml><?xml version="1.0" encoding="utf-8"?>
-<w:styles xmlns:mc="http://schemas.openxmlformats.org/markup-compatibility/2006" xmlns:r="http://schemas.openxmlformats.org/officeDocument/2006/relationships" xmlns:w="http://schemas.openxmlformats.org/wordprocessingml/2006/main" xmlns:w14="http://schemas.microsoft.com/office/word/2010/wordml" xmlns:w15="http://schemas.microsoft.com/office/word/2012/wordml" xmlns:w16se="http://schemas.microsoft.com/office/word/2015/wordml/symex" mc:Ignorable="w14 w15 w16se">
+<w:styles xmlns:mc="http://schemas.openxmlformats.org/markup-compatibility/2006" xmlns:r="http://schemas.openxmlformats.org/officeDocument/2006/relationships" xmlns:w="http://schemas.openxmlformats.org/wordprocessingml/2006/main" xmlns:w14="http://schemas.microsoft.com/office/word/2010/wordml" xmlns:w15="http://schemas.microsoft.com/office/word/2012/wordml" xmlns:w16cex="http://schemas.microsoft.com/office/word/2018/wordml/cex" xmlns:w16cid="http://schemas.microsoft.com/office/word/2016/wordml/cid" xmlns:w16="http://schemas.microsoft.com/office/word/2018/wordml" xmlns:w16du="http://schemas.microsoft.com/office/word/2023/wordml/word16du" xmlns:w16sdtdh="http://schemas.microsoft.com/office/word/2020/wordml/sdtdatahash" xmlns:w16sdtfl="http://schemas.microsoft.com/office/word/2024/wordml/sdtformatlock" xmlns:w16se="http://schemas.microsoft.com/office/word/2015/wordml/symex" mc:Ignorable="w14 w15 w16se w16cid w16 w16cex w16sdtdh w16sdtfl w16du">
   <w:docDefaults>
     <w:rPrDefault>
       <w:rPr>
@@ -10595,7 +11778,7 @@
     </w:rPrDefault>
     <w:pPrDefault/>
   </w:docDefaults>
-  <w:latentStyles w:defLockedState="0" w:defUIPriority="99" w:defSemiHidden="0" w:defUnhideWhenUsed="0" w:defQFormat="0" w:count="371">
+  <w:latentStyles w:defLockedState="0" w:defUIPriority="99" w:defSemiHidden="0" w:defUnhideWhenUsed="0" w:defQFormat="0" w:count="376">
     <w:lsdException w:name="Normal" w:uiPriority="0" w:qFormat="1"/>
     <w:lsdException w:name="heading 1" w:uiPriority="9" w:qFormat="1"/>
     <w:lsdException w:name="heading 2" w:semiHidden="1" w:uiPriority="9" w:unhideWhenUsed="1" w:qFormat="1"/>
@@ -10967,6 +12150,11 @@
     <w:lsdException w:name="List Table 5 Dark Accent 6" w:uiPriority="50"/>
     <w:lsdException w:name="List Table 6 Colorful Accent 6" w:uiPriority="51"/>
     <w:lsdException w:name="List Table 7 Colorful Accent 6" w:uiPriority="52"/>
+    <w:lsdException w:name="Mention" w:semiHidden="1" w:unhideWhenUsed="1"/>
+    <w:lsdException w:name="Smart Hyperlink" w:semiHidden="1" w:unhideWhenUsed="1"/>
+    <w:lsdException w:name="Hashtag" w:semiHidden="1" w:unhideWhenUsed="1"/>
+    <w:lsdException w:name="Unresolved Mention" w:semiHidden="1" w:unhideWhenUsed="1"/>
+    <w:lsdException w:name="Smart Link" w:semiHidden="1" w:unhideWhenUsed="1"/>
   </w:latentStyles>
   <w:style w:type="paragraph" w:default="1" w:styleId="Normal">
     <w:name w:val="Normal"/>

--- a/TS-Kramam/TS-5.4/TS 5.4 Sanskrit Krama Paatam Corrections.docx
+++ b/TS-Kramam/TS-5.4/TS 5.4 Sanskrit Krama Paatam Corrections.docx
@@ -81,7 +81,18 @@
           <w:szCs w:val="32"/>
           <w:u w:val="single"/>
         </w:rPr>
-        <w:t xml:space="preserve">Observed till </w:t>
+        <w:t xml:space="preserve">Observed </w:t>
+      </w:r>
+      <w:proofErr w:type="gramStart"/>
+      <w:r>
+        <w:rPr>
+          <w:b/>
+          <w:bCs/>
+          <w:sz w:val="32"/>
+          <w:szCs w:val="32"/>
+          <w:u w:val="single"/>
+        </w:rPr>
+        <w:t xml:space="preserve">till </w:t>
       </w:r>
       <w:r>
         <w:rPr>
@@ -94,6 +105,7 @@
         </w:rPr>
         <w:t>?????</w:t>
       </w:r>
+      <w:proofErr w:type="gramEnd"/>
     </w:p>
     <w:p>
       <w:pPr>
@@ -1247,17 +1259,7 @@
                 <w:sz w:val="28"/>
                 <w:szCs w:val="32"/>
               </w:rPr>
-              <w:t>4.</w:t>
-            </w:r>
-            <w:r>
-              <w:rPr>
-                <w:rFonts w:cs="Arial"/>
-                <w:b/>
-                <w:color w:val="000000"/>
-                <w:sz w:val="28"/>
-                <w:szCs w:val="32"/>
-              </w:rPr>
-              <w:t>5.1</w:t>
+              <w:t>4.5.1</w:t>
             </w:r>
             <w:r>
               <w:rPr>
@@ -1307,17 +1309,7 @@
                 <w:sz w:val="28"/>
                 <w:szCs w:val="32"/>
               </w:rPr>
-              <w:t>3</w:t>
-            </w:r>
-            <w:r>
-              <w:rPr>
-                <w:rFonts w:cs="Arial"/>
-                <w:b/>
-                <w:color w:val="000000"/>
-                <w:sz w:val="28"/>
-                <w:szCs w:val="32"/>
-              </w:rPr>
-              <w:t>1</w:t>
+              <w:t>31</w:t>
             </w:r>
           </w:p>
           <w:p>
@@ -1947,7 +1939,7 @@
                 <w:b/>
                 <w:color w:val="000000"/>
                 <w:szCs w:val="28"/>
-                <w:lang w:val="it-IT"/>
+                <w:lang w:val="en-IN"/>
               </w:rPr>
             </w:pPr>
             <w:r>
@@ -1956,7 +1948,7 @@
                 <w:b/>
                 <w:color w:val="000000"/>
                 <w:szCs w:val="28"/>
-                <w:lang w:val="it-IT"/>
+                <w:lang w:val="en-IN"/>
               </w:rPr>
               <w:t xml:space="preserve">Krama Vaakyam No.– </w:t>
             </w:r>
@@ -1966,7 +1958,7 @@
                 <w:b/>
                 <w:color w:val="000000"/>
                 <w:szCs w:val="28"/>
-                <w:lang w:val="it-IT"/>
+                <w:lang w:val="en-IN"/>
               </w:rPr>
               <w:t>17,18</w:t>
             </w:r>
@@ -2041,15 +2033,15 @@
                 <w:color w:val="000000"/>
                 <w:sz w:val="40"/>
                 <w:szCs w:val="40"/>
-                <w:lang w:bidi="ml-IN"/>
-              </w:rPr>
-            </w:pPr>
-            <w:r>
-              <w:rPr>
-                <w:rFonts w:ascii="BRH Devanagari Extra" w:hAnsi="BRH Devanagari Extra" w:cs="BRH Devanagari Extra"/>
-                <w:sz w:val="40"/>
-                <w:szCs w:val="40"/>
-                <w:lang w:bidi="ml-IN"/>
+                <w:lang w:val="it-IT" w:bidi="ml-IN"/>
+              </w:rPr>
+            </w:pPr>
+            <w:r>
+              <w:rPr>
+                <w:rFonts w:ascii="BRH Devanagari Extra" w:hAnsi="BRH Devanagari Extra" w:cs="BRH Devanagari Extra"/>
+                <w:sz w:val="40"/>
+                <w:szCs w:val="40"/>
+                <w:lang w:val="it-IT" w:bidi="ml-IN"/>
               </w:rPr>
               <w:t>ÌlÉUç qÉÑþ</w:t>
             </w:r>
@@ -2059,7 +2051,7 @@
                 <w:sz w:val="40"/>
                 <w:szCs w:val="40"/>
                 <w:highlight w:val="yellow"/>
-                <w:lang w:bidi="ml-IN"/>
+                <w:lang w:val="it-IT" w:bidi="ml-IN"/>
               </w:rPr>
               <w:t>crÉ</w:t>
             </w:r>
@@ -2068,7 +2060,7 @@
                 <w:rFonts w:ascii="BRH Devanagari Extra" w:hAnsi="BRH Devanagari Extra" w:cs="BRH Devanagari Extra"/>
                 <w:sz w:val="40"/>
                 <w:szCs w:val="40"/>
-                <w:lang w:bidi="ml-IN"/>
+                <w:lang w:val="it-IT" w:bidi="ml-IN"/>
               </w:rPr>
               <w:t>iÉ | qÉÑ</w:t>
             </w:r>
@@ -2078,7 +2070,7 @@
                 <w:b/>
                 <w:sz w:val="32"/>
                 <w:szCs w:val="40"/>
-                <w:lang w:bidi="ml-IN"/>
+                <w:lang w:val="it-IT" w:bidi="ml-IN"/>
               </w:rPr>
               <w:t>–</w:t>
             </w:r>
@@ -2088,7 +2080,7 @@
                 <w:sz w:val="40"/>
                 <w:szCs w:val="40"/>
                 <w:highlight w:val="yellow"/>
-                <w:lang w:bidi="ml-IN"/>
+                <w:lang w:val="it-IT" w:bidi="ml-IN"/>
               </w:rPr>
               <w:t>crÉ</w:t>
             </w:r>
@@ -2098,36 +2090,18 @@
                 <w:b/>
                 <w:sz w:val="32"/>
                 <w:szCs w:val="40"/>
-                <w:lang w:bidi="ml-IN"/>
-              </w:rPr>
-              <w:t>–</w:t>
-            </w:r>
-            <w:r>
-              <w:rPr>
-                <w:rFonts w:ascii="BRH Devanagari Extra" w:hAnsi="BRH Devanagari Extra" w:cs="BRH Devanagari Extra"/>
-                <w:sz w:val="40"/>
-                <w:szCs w:val="40"/>
-                <w:lang w:bidi="ml-IN"/>
-              </w:rPr>
-              <w:t>iÉ</w:t>
-            </w:r>
-            <w:r>
-              <w:rPr>
-                <w:rFonts w:ascii="BRH Devanagari Extra" w:hAnsi="BRH Devanagari Extra" w:cs="BRH Devanagari Extra"/>
-                <w:sz w:val="40"/>
-                <w:szCs w:val="40"/>
-                <w:lang w:bidi="ml-IN"/>
-              </w:rPr>
-              <w:t>å</w:t>
-            </w:r>
-            <w:r>
-              <w:rPr>
-                <w:rFonts w:ascii="BRH Devanagari Extra" w:hAnsi="BRH Devanagari Extra" w:cs="BRH Devanagari Extra"/>
-                <w:sz w:val="40"/>
-                <w:szCs w:val="40"/>
-                <w:lang w:bidi="ml-IN"/>
-              </w:rPr>
-              <w:t>ÌiÉþ |</w:t>
+                <w:lang w:val="it-IT" w:bidi="ml-IN"/>
+              </w:rPr>
+              <w:t>–</w:t>
+            </w:r>
+            <w:r>
+              <w:rPr>
+                <w:rFonts w:ascii="BRH Devanagari Extra" w:hAnsi="BRH Devanagari Extra" w:cs="BRH Devanagari Extra"/>
+                <w:sz w:val="40"/>
+                <w:szCs w:val="40"/>
+                <w:lang w:val="it-IT" w:bidi="ml-IN"/>
+              </w:rPr>
+              <w:t>iÉåÌiÉþ |</w:t>
             </w:r>
           </w:p>
         </w:tc>
@@ -2147,15 +2121,15 @@
                 <w:color w:val="000000"/>
                 <w:sz w:val="40"/>
                 <w:szCs w:val="40"/>
-                <w:lang w:bidi="ml-IN"/>
-              </w:rPr>
-            </w:pPr>
-            <w:r>
-              <w:rPr>
-                <w:rFonts w:ascii="BRH Devanagari Extra" w:hAnsi="BRH Devanagari Extra" w:cs="BRH Devanagari Extra"/>
-                <w:sz w:val="40"/>
-                <w:szCs w:val="40"/>
-                <w:lang w:bidi="ml-IN"/>
+                <w:lang w:val="it-IT" w:bidi="ml-IN"/>
+              </w:rPr>
+            </w:pPr>
+            <w:r>
+              <w:rPr>
+                <w:rFonts w:ascii="BRH Devanagari Extra" w:hAnsi="BRH Devanagari Extra" w:cs="BRH Devanagari Extra"/>
+                <w:sz w:val="40"/>
+                <w:szCs w:val="40"/>
+                <w:lang w:val="it-IT" w:bidi="ml-IN"/>
               </w:rPr>
               <w:t>ÌlÉUç qÉÑþ</w:t>
             </w:r>
@@ -2165,7 +2139,7 @@
                 <w:sz w:val="40"/>
                 <w:szCs w:val="40"/>
                 <w:highlight w:val="green"/>
-                <w:lang w:bidi="ml-IN"/>
+                <w:lang w:val="it-IT" w:bidi="ml-IN"/>
               </w:rPr>
               <w:t>crÉ</w:t>
             </w:r>
@@ -2175,7 +2149,7 @@
                 <w:color w:val="000000"/>
                 <w:sz w:val="40"/>
                 <w:szCs w:val="40"/>
-                <w:lang w:bidi="ml-IN"/>
+                <w:lang w:val="it-IT" w:bidi="ml-IN"/>
               </w:rPr>
               <w:t>å</w:t>
             </w:r>
@@ -2184,7 +2158,7 @@
                 <w:rFonts w:ascii="BRH Devanagari Extra" w:hAnsi="BRH Devanagari Extra" w:cs="BRH Devanagari Extra"/>
                 <w:sz w:val="40"/>
                 <w:szCs w:val="40"/>
-                <w:lang w:bidi="ml-IN"/>
+                <w:lang w:val="it-IT" w:bidi="ml-IN"/>
               </w:rPr>
               <w:t>iÉ | qÉÑ</w:t>
             </w:r>
@@ -2194,7 +2168,7 @@
                 <w:b/>
                 <w:sz w:val="32"/>
                 <w:szCs w:val="40"/>
-                <w:lang w:bidi="ml-IN"/>
+                <w:lang w:val="it-IT" w:bidi="ml-IN"/>
               </w:rPr>
               <w:t>–</w:t>
             </w:r>
@@ -2204,7 +2178,7 @@
                 <w:sz w:val="40"/>
                 <w:szCs w:val="40"/>
                 <w:highlight w:val="green"/>
-                <w:lang w:bidi="ml-IN"/>
+                <w:lang w:val="it-IT" w:bidi="ml-IN"/>
               </w:rPr>
               <w:t>crÉ</w:t>
             </w:r>
@@ -2215,7 +2189,7 @@
                 <w:sz w:val="40"/>
                 <w:szCs w:val="40"/>
                 <w:highlight w:val="green"/>
-                <w:lang w:bidi="ml-IN"/>
+                <w:lang w:val="it-IT" w:bidi="ml-IN"/>
               </w:rPr>
               <w:t>å</w:t>
             </w:r>
@@ -2226,36 +2200,18 @@
                 <w:sz w:val="32"/>
                 <w:szCs w:val="40"/>
                 <w:highlight w:val="green"/>
-                <w:lang w:bidi="ml-IN"/>
-              </w:rPr>
-              <w:t>–</w:t>
-            </w:r>
-            <w:r>
-              <w:rPr>
-                <w:rFonts w:ascii="BRH Devanagari Extra" w:hAnsi="BRH Devanagari Extra" w:cs="BRH Devanagari Extra"/>
-                <w:sz w:val="40"/>
-                <w:szCs w:val="40"/>
-                <w:lang w:bidi="ml-IN"/>
-              </w:rPr>
-              <w:t>iÉ</w:t>
-            </w:r>
-            <w:r>
-              <w:rPr>
-                <w:rFonts w:ascii="BRH Devanagari Extra" w:hAnsi="BRH Devanagari Extra" w:cs="BRH Devanagari Extra"/>
-                <w:sz w:val="40"/>
-                <w:szCs w:val="40"/>
-                <w:lang w:bidi="ml-IN"/>
-              </w:rPr>
-              <w:t>å</w:t>
-            </w:r>
-            <w:r>
-              <w:rPr>
-                <w:rFonts w:ascii="BRH Devanagari Extra" w:hAnsi="BRH Devanagari Extra" w:cs="BRH Devanagari Extra"/>
-                <w:sz w:val="40"/>
-                <w:szCs w:val="40"/>
-                <w:lang w:bidi="ml-IN"/>
-              </w:rPr>
-              <w:t>ÌiÉþ |</w:t>
+                <w:lang w:val="it-IT" w:bidi="ml-IN"/>
+              </w:rPr>
+              <w:t>–</w:t>
+            </w:r>
+            <w:r>
+              <w:rPr>
+                <w:rFonts w:ascii="BRH Devanagari Extra" w:hAnsi="BRH Devanagari Extra" w:cs="BRH Devanagari Extra"/>
+                <w:sz w:val="40"/>
+                <w:szCs w:val="40"/>
+                <w:lang w:val="it-IT" w:bidi="ml-IN"/>
+              </w:rPr>
+              <w:t>iÉåÌiÉþ |</w:t>
             </w:r>
           </w:p>
         </w:tc>
@@ -2305,17 +2261,7 @@
                 <w:sz w:val="28"/>
                 <w:szCs w:val="32"/>
               </w:rPr>
-              <w:t>4.</w:t>
-            </w:r>
-            <w:r>
-              <w:rPr>
-                <w:rFonts w:cs="Arial"/>
-                <w:b/>
-                <w:color w:val="000000"/>
-                <w:sz w:val="28"/>
-                <w:szCs w:val="32"/>
-              </w:rPr>
-              <w:t>6.3</w:t>
+              <w:t>4.6.3</w:t>
             </w:r>
             <w:r>
               <w:rPr>
@@ -2417,18 +2363,7 @@
                 <w:szCs w:val="32"/>
                 <w:lang w:val="it-IT"/>
               </w:rPr>
-              <w:t>2</w:t>
-            </w:r>
-            <w:r>
-              <w:rPr>
-                <w:rFonts w:cs="Arial"/>
-                <w:b/>
-                <w:color w:val="000000"/>
-                <w:sz w:val="28"/>
-                <w:szCs w:val="32"/>
-                <w:lang w:val="it-IT"/>
-              </w:rPr>
-              <w:t>6</w:t>
+              <w:t>26</w:t>
             </w:r>
           </w:p>
         </w:tc>
@@ -2774,6 +2709,955 @@
                 <w:lang w:bidi="ml-IN"/>
               </w:rPr>
               <w:t>UÉÈ |</w:t>
+            </w:r>
+          </w:p>
+        </w:tc>
+      </w:tr>
+      <w:tr>
+        <w:trPr>
+          <w:trHeight w:val="1550"/>
+        </w:trPr>
+        <w:tc>
+          <w:tcPr>
+            <w:tcW w:w="3907" w:type="dxa"/>
+          </w:tcPr>
+          <w:p>
+            <w:pPr>
+              <w:widowControl w:val="0"/>
+              <w:tabs>
+                <w:tab w:val="left" w:pos="993"/>
+              </w:tabs>
+              <w:autoSpaceDE w:val="0"/>
+              <w:autoSpaceDN w:val="0"/>
+              <w:adjustRightInd w:val="0"/>
+              <w:spacing w:before="0" w:line="240" w:lineRule="auto"/>
+              <w:ind w:right="297"/>
+              <w:rPr>
+                <w:rFonts w:cs="Arial"/>
+                <w:b/>
+                <w:color w:val="000000"/>
+                <w:sz w:val="28"/>
+                <w:szCs w:val="32"/>
+              </w:rPr>
+            </w:pPr>
+            <w:r>
+              <w:rPr>
+                <w:rFonts w:cs="Arial"/>
+                <w:b/>
+                <w:color w:val="000000"/>
+                <w:sz w:val="28"/>
+                <w:szCs w:val="32"/>
+              </w:rPr>
+              <w:lastRenderedPageBreak/>
+              <w:t>T.S.5.</w:t>
+            </w:r>
+            <w:r>
+              <w:rPr>
+                <w:rFonts w:cs="Arial"/>
+                <w:b/>
+                <w:color w:val="000000"/>
+                <w:sz w:val="28"/>
+                <w:szCs w:val="32"/>
+              </w:rPr>
+              <w:t>4.12.1</w:t>
+            </w:r>
+            <w:r>
+              <w:rPr>
+                <w:rFonts w:cs="Arial"/>
+                <w:b/>
+                <w:color w:val="000000"/>
+                <w:sz w:val="28"/>
+                <w:szCs w:val="32"/>
+              </w:rPr>
+              <w:t>– Kramam</w:t>
+            </w:r>
+          </w:p>
+          <w:p>
+            <w:pPr>
+              <w:widowControl w:val="0"/>
+              <w:tabs>
+                <w:tab w:val="left" w:pos="993"/>
+              </w:tabs>
+              <w:autoSpaceDE w:val="0"/>
+              <w:autoSpaceDN w:val="0"/>
+              <w:adjustRightInd w:val="0"/>
+              <w:spacing w:before="0" w:line="240" w:lineRule="auto"/>
+              <w:ind w:right="297"/>
+              <w:rPr>
+                <w:rFonts w:cs="Arial"/>
+                <w:b/>
+                <w:color w:val="000000"/>
+                <w:szCs w:val="28"/>
+                <w:lang w:val="en-IN"/>
+              </w:rPr>
+            </w:pPr>
+            <w:r>
+              <w:rPr>
+                <w:rFonts w:cs="Arial"/>
+                <w:b/>
+                <w:color w:val="000000"/>
+                <w:sz w:val="28"/>
+                <w:szCs w:val="32"/>
+                <w:lang w:val="en-IN"/>
+              </w:rPr>
+              <w:t>Krama Vaakyam No.– 18</w:t>
+            </w:r>
+          </w:p>
+          <w:p>
+            <w:pPr>
+              <w:widowControl w:val="0"/>
+              <w:tabs>
+                <w:tab w:val="left" w:pos="993"/>
+              </w:tabs>
+              <w:autoSpaceDE w:val="0"/>
+              <w:autoSpaceDN w:val="0"/>
+              <w:adjustRightInd w:val="0"/>
+              <w:spacing w:before="0" w:line="240" w:lineRule="auto"/>
+              <w:ind w:right="297"/>
+              <w:rPr>
+                <w:rFonts w:cs="Arial"/>
+                <w:b/>
+                <w:color w:val="000000"/>
+                <w:sz w:val="28"/>
+                <w:szCs w:val="32"/>
+                <w:lang w:val="it-IT"/>
+              </w:rPr>
+            </w:pPr>
+            <w:r>
+              <w:rPr>
+                <w:rFonts w:cs="Arial"/>
+                <w:b/>
+                <w:color w:val="000000"/>
+                <w:sz w:val="28"/>
+                <w:szCs w:val="32"/>
+                <w:lang w:val="it-IT"/>
+              </w:rPr>
+              <w:t>Panchaati No</w:t>
+            </w:r>
+            <w:r>
+              <w:rPr>
+                <w:rFonts w:cs="Arial"/>
+                <w:b/>
+                <w:color w:val="000000"/>
+                <w:szCs w:val="32"/>
+                <w:lang w:val="it-IT"/>
+              </w:rPr>
+              <w:t xml:space="preserve">. - </w:t>
+            </w:r>
+            <w:r>
+              <w:rPr>
+                <w:rFonts w:cs="Arial"/>
+                <w:b/>
+                <w:color w:val="000000"/>
+                <w:sz w:val="28"/>
+                <w:szCs w:val="32"/>
+                <w:lang w:val="it-IT"/>
+              </w:rPr>
+              <w:t>56</w:t>
+            </w:r>
+          </w:p>
+        </w:tc>
+        <w:tc>
+          <w:tcPr>
+            <w:tcW w:w="5105" w:type="dxa"/>
+          </w:tcPr>
+          <w:p>
+            <w:pPr>
+              <w:widowControl w:val="0"/>
+              <w:autoSpaceDE w:val="0"/>
+              <w:autoSpaceDN w:val="0"/>
+              <w:adjustRightInd w:val="0"/>
+              <w:spacing w:before="0" w:line="240" w:lineRule="auto"/>
+              <w:rPr>
+                <w:rFonts w:ascii="BRH Devanagari Extra" w:hAnsi="BRH Devanagari Extra" w:cs="BRH Devanagari Extra"/>
+                <w:color w:val="000000"/>
+                <w:sz w:val="40"/>
+                <w:szCs w:val="40"/>
+                <w:lang w:val="it-IT" w:bidi="ml-IN"/>
+              </w:rPr>
+            </w:pPr>
+            <w:r>
+              <w:rPr>
+                <w:rFonts w:ascii="BRH Devanagari Extra" w:hAnsi="BRH Devanagari Extra" w:cs="BRH Devanagari Extra"/>
+                <w:color w:val="000000"/>
+                <w:sz w:val="40"/>
+                <w:szCs w:val="40"/>
+                <w:lang w:val="it-IT" w:bidi="ml-IN"/>
+              </w:rPr>
+              <w:t>A</w:t>
+            </w:r>
+            <w:r>
+              <w:rPr>
+                <w:rFonts w:ascii="BRH Malayalam Extra" w:hAnsi="BRH Malayalam Extra" w:cs="BRH Devanagari Extra"/>
+                <w:b/>
+                <w:color w:val="000000"/>
+                <w:sz w:val="32"/>
+                <w:szCs w:val="40"/>
+                <w:lang w:val="it-IT" w:bidi="ml-IN"/>
+              </w:rPr>
+              <w:t>–</w:t>
+            </w:r>
+            <w:r>
+              <w:rPr>
+                <w:rFonts w:ascii="BRH Devanagari Extra" w:hAnsi="BRH Devanagari Extra" w:cs="BRH Devanagari Extra"/>
+                <w:color w:val="000000"/>
+                <w:sz w:val="40"/>
+                <w:szCs w:val="40"/>
+                <w:lang w:val="it-IT" w:bidi="ml-IN"/>
+              </w:rPr>
+              <w:t>lÉÑ</w:t>
+            </w:r>
+            <w:r>
+              <w:rPr>
+                <w:rFonts w:ascii="BRH Malayalam Extra" w:hAnsi="BRH Malayalam Extra" w:cs="BRH Devanagari Extra"/>
+                <w:b/>
+                <w:color w:val="000000"/>
+                <w:sz w:val="32"/>
+                <w:szCs w:val="40"/>
+                <w:lang w:val="it-IT" w:bidi="ml-IN"/>
+              </w:rPr>
+              <w:t>–</w:t>
+            </w:r>
+            <w:r>
+              <w:rPr>
+                <w:rFonts w:ascii="BRH Devanagari Extra" w:hAnsi="BRH Devanagari Extra" w:cs="BRH Devanagari Extra"/>
+                <w:color w:val="000000"/>
+                <w:sz w:val="40"/>
+                <w:szCs w:val="40"/>
+                <w:lang w:val="it-IT" w:bidi="ml-IN"/>
+              </w:rPr>
+              <w:t>¹ÒpÉ</w:t>
+            </w:r>
+            <w:r>
+              <w:rPr>
+                <w:rFonts w:ascii="BRH Malayalam Extra" w:hAnsi="BRH Malayalam Extra" w:cs="BRH Devanagari Extra"/>
+                <w:b/>
+                <w:color w:val="000000"/>
+                <w:sz w:val="32"/>
+                <w:szCs w:val="40"/>
+                <w:lang w:val="it-IT" w:bidi="ml-IN"/>
+              </w:rPr>
+              <w:t>–</w:t>
+            </w:r>
+            <w:r>
+              <w:rPr>
+                <w:rFonts w:ascii="BRH Devanagari Extra" w:hAnsi="BRH Devanagari Extra" w:cs="BRH Devanagari Extra"/>
+                <w:color w:val="000000"/>
+                <w:sz w:val="40"/>
+                <w:szCs w:val="40"/>
+                <w:lang w:val="it-IT" w:bidi="ml-IN"/>
+              </w:rPr>
+              <w:t>xiÉxqÉÉÿiÉç | A</w:t>
+            </w:r>
+            <w:r>
+              <w:rPr>
+                <w:rFonts w:ascii="BRH Malayalam Extra" w:hAnsi="BRH Malayalam Extra" w:cs="BRH Devanagari Extra"/>
+                <w:b/>
+                <w:color w:val="000000"/>
+                <w:sz w:val="32"/>
+                <w:szCs w:val="40"/>
+                <w:lang w:val="it-IT" w:bidi="ml-IN"/>
+              </w:rPr>
+              <w:t>–</w:t>
+            </w:r>
+            <w:r>
+              <w:rPr>
+                <w:rFonts w:ascii="BRH Devanagari Extra" w:hAnsi="BRH Devanagari Extra" w:cs="BRH Devanagari Extra"/>
+                <w:color w:val="000000"/>
+                <w:sz w:val="40"/>
+                <w:szCs w:val="40"/>
+                <w:lang w:val="it-IT" w:bidi="ml-IN"/>
+              </w:rPr>
+              <w:t>lÉÑ</w:t>
+            </w:r>
+            <w:r>
+              <w:rPr>
+                <w:rFonts w:ascii="BRH Malayalam Extra" w:hAnsi="BRH Malayalam Extra" w:cs="BRH Devanagari Extra"/>
+                <w:b/>
+                <w:color w:val="000000"/>
+                <w:sz w:val="32"/>
+                <w:szCs w:val="40"/>
+                <w:highlight w:val="yellow"/>
+                <w:lang w:val="it-IT" w:bidi="ml-IN"/>
+              </w:rPr>
+              <w:t>–</w:t>
+            </w:r>
+            <w:r>
+              <w:rPr>
+                <w:rFonts w:ascii="BRH Devanagari Extra" w:hAnsi="BRH Devanagari Extra" w:cs="BRH Devanagari Extra"/>
+                <w:color w:val="000000"/>
+                <w:sz w:val="40"/>
+                <w:szCs w:val="40"/>
+                <w:highlight w:val="yellow"/>
+                <w:lang w:val="it-IT" w:bidi="ml-IN"/>
+              </w:rPr>
+              <w:t>¹</w:t>
+            </w:r>
+            <w:r>
+              <w:rPr>
+                <w:rFonts w:ascii="BRH Devanagari Extra" w:hAnsi="BRH Devanagari Extra" w:cs="BRH Devanagari Extra"/>
+                <w:color w:val="000000"/>
+                <w:sz w:val="40"/>
+                <w:szCs w:val="40"/>
+                <w:lang w:val="it-IT" w:bidi="ml-IN"/>
+              </w:rPr>
+              <w:t>pÉ</w:t>
+            </w:r>
+            <w:r>
+              <w:rPr>
+                <w:rFonts w:ascii="BRH Malayalam Extra" w:hAnsi="BRH Malayalam Extra" w:cs="BRH Devanagari Extra"/>
+                <w:b/>
+                <w:color w:val="000000"/>
+                <w:sz w:val="32"/>
+                <w:szCs w:val="40"/>
+                <w:lang w:val="it-IT" w:bidi="ml-IN"/>
+              </w:rPr>
+              <w:t>–</w:t>
+            </w:r>
+            <w:r>
+              <w:rPr>
+                <w:rFonts w:ascii="BRH Devanagari Extra" w:hAnsi="BRH Devanagari Extra" w:cs="BRH Devanagari Extra"/>
+                <w:color w:val="000000"/>
+                <w:sz w:val="40"/>
+                <w:szCs w:val="40"/>
+                <w:lang w:val="it-IT" w:bidi="ml-IN"/>
+              </w:rPr>
+              <w:t xml:space="preserve"> </w:t>
+            </w:r>
+          </w:p>
+          <w:p>
+            <w:pPr>
+              <w:widowControl w:val="0"/>
+              <w:autoSpaceDE w:val="0"/>
+              <w:autoSpaceDN w:val="0"/>
+              <w:adjustRightInd w:val="0"/>
+              <w:spacing w:before="0" w:line="240" w:lineRule="auto"/>
+              <w:rPr>
+                <w:rFonts w:ascii="BRH Devanagari Extra" w:hAnsi="BRH Devanagari Extra" w:cs="BRH Devanagari Extra"/>
+                <w:color w:val="000000"/>
+                <w:sz w:val="40"/>
+                <w:szCs w:val="40"/>
+                <w:lang w:val="it-IT" w:bidi="ml-IN"/>
+              </w:rPr>
+            </w:pPr>
+            <w:r>
+              <w:rPr>
+                <w:rFonts w:ascii="BRH Devanagari Extra" w:hAnsi="BRH Devanagari Extra" w:cs="BRH Devanagari Extra"/>
+                <w:color w:val="000000"/>
+                <w:sz w:val="40"/>
+                <w:szCs w:val="40"/>
+                <w:lang w:val="it-IT" w:bidi="ml-IN"/>
+              </w:rPr>
+              <w:t xml:space="preserve">CirÉþlÉÑ - xiÉÑpÉþÈ | </w:t>
+            </w:r>
+            <w:r>
+              <w:rPr>
+                <w:rFonts w:ascii="BRH Devanagari Extra" w:hAnsi="BRH Devanagari Extra" w:cs="BRH Devanagari Extra"/>
+                <w:color w:val="000000"/>
+                <w:sz w:val="40"/>
+                <w:szCs w:val="40"/>
+                <w:lang w:bidi="ml-IN"/>
+              </w:rPr>
+              <w:t>iÉxqÉÉ</w:t>
+            </w:r>
+            <w:r>
+              <w:rPr>
+                <w:rFonts w:ascii="BRH Malayalam Extra" w:hAnsi="BRH Malayalam Extra" w:cs="BRH Devanagari Extra"/>
+                <w:b/>
+                <w:color w:val="000000"/>
+                <w:sz w:val="32"/>
+                <w:szCs w:val="40"/>
+                <w:lang w:bidi="ml-IN"/>
+              </w:rPr>
+              <w:t>–</w:t>
+            </w:r>
+            <w:r>
+              <w:rPr>
+                <w:rFonts w:ascii="BRH Devanagari Extra" w:hAnsi="BRH Devanagari Extra" w:cs="BRH Devanagari Extra"/>
+                <w:color w:val="000000"/>
+                <w:sz w:val="40"/>
+                <w:szCs w:val="40"/>
+                <w:lang w:bidi="ml-IN"/>
+              </w:rPr>
+              <w:t>SµÉþÈ |</w:t>
+            </w:r>
+          </w:p>
+        </w:tc>
+        <w:tc>
+          <w:tcPr>
+            <w:tcW w:w="5388" w:type="dxa"/>
+          </w:tcPr>
+          <w:p>
+            <w:pPr>
+              <w:widowControl w:val="0"/>
+              <w:autoSpaceDE w:val="0"/>
+              <w:autoSpaceDN w:val="0"/>
+              <w:adjustRightInd w:val="0"/>
+              <w:spacing w:before="0" w:line="240" w:lineRule="auto"/>
+              <w:rPr>
+                <w:rFonts w:ascii="BRH Devanagari Extra" w:hAnsi="BRH Devanagari Extra" w:cs="BRH Devanagari Extra"/>
+                <w:color w:val="000000"/>
+                <w:sz w:val="40"/>
+                <w:szCs w:val="40"/>
+                <w:lang w:val="it-IT" w:bidi="ml-IN"/>
+              </w:rPr>
+            </w:pPr>
+            <w:r>
+              <w:rPr>
+                <w:rFonts w:ascii="BRH Devanagari Extra" w:hAnsi="BRH Devanagari Extra" w:cs="BRH Devanagari Extra"/>
+                <w:color w:val="000000"/>
+                <w:sz w:val="40"/>
+                <w:szCs w:val="40"/>
+                <w:lang w:val="it-IT" w:bidi="ml-IN"/>
+              </w:rPr>
+              <w:t>A</w:t>
+            </w:r>
+            <w:r>
+              <w:rPr>
+                <w:rFonts w:ascii="BRH Malayalam Extra" w:hAnsi="BRH Malayalam Extra" w:cs="BRH Devanagari Extra"/>
+                <w:b/>
+                <w:color w:val="000000"/>
+                <w:sz w:val="32"/>
+                <w:szCs w:val="40"/>
+                <w:lang w:val="it-IT" w:bidi="ml-IN"/>
+              </w:rPr>
+              <w:t>–</w:t>
+            </w:r>
+            <w:r>
+              <w:rPr>
+                <w:rFonts w:ascii="BRH Devanagari Extra" w:hAnsi="BRH Devanagari Extra" w:cs="BRH Devanagari Extra"/>
+                <w:color w:val="000000"/>
+                <w:sz w:val="40"/>
+                <w:szCs w:val="40"/>
+                <w:lang w:val="it-IT" w:bidi="ml-IN"/>
+              </w:rPr>
+              <w:t>lÉÑ</w:t>
+            </w:r>
+            <w:r>
+              <w:rPr>
+                <w:rFonts w:ascii="BRH Malayalam Extra" w:hAnsi="BRH Malayalam Extra" w:cs="BRH Devanagari Extra"/>
+                <w:b/>
+                <w:color w:val="000000"/>
+                <w:sz w:val="32"/>
+                <w:szCs w:val="40"/>
+                <w:lang w:val="it-IT" w:bidi="ml-IN"/>
+              </w:rPr>
+              <w:t>–</w:t>
+            </w:r>
+            <w:r>
+              <w:rPr>
+                <w:rFonts w:ascii="BRH Devanagari Extra" w:hAnsi="BRH Devanagari Extra" w:cs="BRH Devanagari Extra"/>
+                <w:color w:val="000000"/>
+                <w:sz w:val="40"/>
+                <w:szCs w:val="40"/>
+                <w:lang w:val="it-IT" w:bidi="ml-IN"/>
+              </w:rPr>
+              <w:t>¹ÒpÉ</w:t>
+            </w:r>
+            <w:r>
+              <w:rPr>
+                <w:rFonts w:ascii="BRH Malayalam Extra" w:hAnsi="BRH Malayalam Extra" w:cs="BRH Devanagari Extra"/>
+                <w:b/>
+                <w:color w:val="000000"/>
+                <w:sz w:val="32"/>
+                <w:szCs w:val="40"/>
+                <w:lang w:val="it-IT" w:bidi="ml-IN"/>
+              </w:rPr>
+              <w:t>–</w:t>
+            </w:r>
+            <w:r>
+              <w:rPr>
+                <w:rFonts w:ascii="BRH Devanagari Extra" w:hAnsi="BRH Devanagari Extra" w:cs="BRH Devanagari Extra"/>
+                <w:color w:val="000000"/>
+                <w:sz w:val="40"/>
+                <w:szCs w:val="40"/>
+                <w:lang w:val="it-IT" w:bidi="ml-IN"/>
+              </w:rPr>
+              <w:t>xiÉxqÉÉÿiÉç | A</w:t>
+            </w:r>
+            <w:r>
+              <w:rPr>
+                <w:rFonts w:ascii="BRH Malayalam Extra" w:hAnsi="BRH Malayalam Extra" w:cs="BRH Devanagari Extra"/>
+                <w:b/>
+                <w:color w:val="000000"/>
+                <w:sz w:val="32"/>
+                <w:szCs w:val="40"/>
+                <w:lang w:val="it-IT" w:bidi="ml-IN"/>
+              </w:rPr>
+              <w:t>–</w:t>
+            </w:r>
+            <w:r>
+              <w:rPr>
+                <w:rFonts w:ascii="BRH Devanagari Extra" w:hAnsi="BRH Devanagari Extra" w:cs="BRH Devanagari Extra"/>
+                <w:color w:val="000000"/>
+                <w:sz w:val="40"/>
+                <w:szCs w:val="40"/>
+                <w:lang w:val="it-IT" w:bidi="ml-IN"/>
+              </w:rPr>
+              <w:t>lÉÑ</w:t>
+            </w:r>
+            <w:r>
+              <w:rPr>
+                <w:rFonts w:ascii="BRH Malayalam Extra" w:hAnsi="BRH Malayalam Extra" w:cs="BRH Devanagari Extra"/>
+                <w:b/>
+                <w:color w:val="000000"/>
+                <w:sz w:val="32"/>
+                <w:szCs w:val="40"/>
+                <w:highlight w:val="green"/>
+                <w:lang w:val="it-IT" w:bidi="ml-IN"/>
+              </w:rPr>
+              <w:t>–</w:t>
+            </w:r>
+            <w:r>
+              <w:rPr>
+                <w:rFonts w:ascii="BRH Devanagari Extra" w:hAnsi="BRH Devanagari Extra" w:cs="BRH Devanagari Extra"/>
+                <w:color w:val="000000"/>
+                <w:sz w:val="40"/>
+                <w:szCs w:val="40"/>
+                <w:highlight w:val="green"/>
+                <w:lang w:val="it-IT" w:bidi="ml-IN"/>
+              </w:rPr>
+              <w:t>¹</w:t>
+            </w:r>
+            <w:r>
+              <w:rPr>
+                <w:rFonts w:ascii="BRH Devanagari Extra" w:hAnsi="BRH Devanagari Extra" w:cs="BRH Devanagari Extra"/>
+                <w:color w:val="000000"/>
+                <w:sz w:val="40"/>
+                <w:szCs w:val="40"/>
+                <w:lang w:val="it-IT" w:bidi="ml-IN"/>
+              </w:rPr>
+              <w:t>ÒpÉ</w:t>
+            </w:r>
+            <w:r>
+              <w:rPr>
+                <w:rFonts w:ascii="BRH Malayalam Extra" w:hAnsi="BRH Malayalam Extra" w:cs="BRH Devanagari Extra"/>
+                <w:b/>
+                <w:color w:val="000000"/>
+                <w:sz w:val="32"/>
+                <w:szCs w:val="40"/>
+                <w:lang w:val="it-IT" w:bidi="ml-IN"/>
+              </w:rPr>
+              <w:t>–</w:t>
+            </w:r>
+            <w:r>
+              <w:rPr>
+                <w:rFonts w:ascii="BRH Devanagari Extra" w:hAnsi="BRH Devanagari Extra" w:cs="BRH Devanagari Extra"/>
+                <w:color w:val="000000"/>
+                <w:sz w:val="40"/>
+                <w:szCs w:val="40"/>
+                <w:lang w:val="it-IT" w:bidi="ml-IN"/>
+              </w:rPr>
+              <w:t xml:space="preserve"> </w:t>
+            </w:r>
+          </w:p>
+          <w:p>
+            <w:pPr>
+              <w:widowControl w:val="0"/>
+              <w:autoSpaceDE w:val="0"/>
+              <w:autoSpaceDN w:val="0"/>
+              <w:adjustRightInd w:val="0"/>
+              <w:spacing w:before="0" w:line="240" w:lineRule="auto"/>
+              <w:rPr>
+                <w:rFonts w:ascii="BRH Devanagari Extra" w:hAnsi="BRH Devanagari Extra" w:cs="BRH Devanagari Extra"/>
+                <w:color w:val="000000"/>
+                <w:sz w:val="40"/>
+                <w:szCs w:val="40"/>
+                <w:lang w:val="it-IT" w:bidi="ml-IN"/>
+              </w:rPr>
+            </w:pPr>
+            <w:r>
+              <w:rPr>
+                <w:rFonts w:ascii="BRH Devanagari Extra" w:hAnsi="BRH Devanagari Extra" w:cs="BRH Devanagari Extra"/>
+                <w:color w:val="000000"/>
+                <w:sz w:val="40"/>
+                <w:szCs w:val="40"/>
+                <w:lang w:val="it-IT" w:bidi="ml-IN"/>
+              </w:rPr>
+              <w:t xml:space="preserve">CirÉþlÉÑ - xiÉÑpÉþÈ | </w:t>
+            </w:r>
+            <w:r>
+              <w:rPr>
+                <w:rFonts w:ascii="BRH Devanagari Extra" w:hAnsi="BRH Devanagari Extra" w:cs="BRH Devanagari Extra"/>
+                <w:color w:val="000000"/>
+                <w:sz w:val="40"/>
+                <w:szCs w:val="40"/>
+                <w:lang w:bidi="ml-IN"/>
+              </w:rPr>
+              <w:t>iÉxqÉÉ</w:t>
+            </w:r>
+            <w:r>
+              <w:rPr>
+                <w:rFonts w:ascii="BRH Malayalam Extra" w:hAnsi="BRH Malayalam Extra" w:cs="BRH Devanagari Extra"/>
+                <w:b/>
+                <w:color w:val="000000"/>
+                <w:sz w:val="32"/>
+                <w:szCs w:val="40"/>
+                <w:lang w:bidi="ml-IN"/>
+              </w:rPr>
+              <w:t>–</w:t>
+            </w:r>
+            <w:r>
+              <w:rPr>
+                <w:rFonts w:ascii="BRH Devanagari Extra" w:hAnsi="BRH Devanagari Extra" w:cs="BRH Devanagari Extra"/>
+                <w:color w:val="000000"/>
+                <w:sz w:val="40"/>
+                <w:szCs w:val="40"/>
+                <w:lang w:bidi="ml-IN"/>
+              </w:rPr>
+              <w:t>SµÉþÈ |</w:t>
+            </w:r>
+          </w:p>
+        </w:tc>
+      </w:tr>
+      <w:tr>
+        <w:trPr>
+          <w:trHeight w:val="962"/>
+        </w:trPr>
+        <w:tc>
+          <w:tcPr>
+            <w:tcW w:w="3907" w:type="dxa"/>
+          </w:tcPr>
+          <w:p>
+            <w:pPr>
+              <w:widowControl w:val="0"/>
+              <w:tabs>
+                <w:tab w:val="left" w:pos="993"/>
+              </w:tabs>
+              <w:autoSpaceDE w:val="0"/>
+              <w:autoSpaceDN w:val="0"/>
+              <w:adjustRightInd w:val="0"/>
+              <w:spacing w:before="0" w:line="240" w:lineRule="auto"/>
+              <w:ind w:right="297"/>
+              <w:rPr>
+                <w:rFonts w:cs="Arial"/>
+                <w:b/>
+                <w:color w:val="000000"/>
+                <w:sz w:val="28"/>
+                <w:szCs w:val="32"/>
+              </w:rPr>
+            </w:pPr>
+            <w:r>
+              <w:rPr>
+                <w:rFonts w:cs="Arial"/>
+                <w:b/>
+                <w:color w:val="000000"/>
+                <w:sz w:val="28"/>
+                <w:szCs w:val="32"/>
+              </w:rPr>
+              <w:t>T.S.5.</w:t>
+            </w:r>
+            <w:r>
+              <w:rPr>
+                <w:rFonts w:cs="Arial"/>
+                <w:b/>
+                <w:color w:val="000000"/>
+                <w:sz w:val="28"/>
+                <w:szCs w:val="32"/>
+              </w:rPr>
+              <w:t>4.12.2</w:t>
+            </w:r>
+            <w:r>
+              <w:rPr>
+                <w:rFonts w:cs="Arial"/>
+                <w:b/>
+                <w:color w:val="000000"/>
+                <w:sz w:val="28"/>
+                <w:szCs w:val="32"/>
+              </w:rPr>
+              <w:t>– Kramam</w:t>
+            </w:r>
+          </w:p>
+          <w:p>
+            <w:pPr>
+              <w:widowControl w:val="0"/>
+              <w:tabs>
+                <w:tab w:val="left" w:pos="993"/>
+              </w:tabs>
+              <w:autoSpaceDE w:val="0"/>
+              <w:autoSpaceDN w:val="0"/>
+              <w:adjustRightInd w:val="0"/>
+              <w:spacing w:before="0" w:line="240" w:lineRule="auto"/>
+              <w:ind w:right="297"/>
+              <w:rPr>
+                <w:rFonts w:cs="Arial"/>
+                <w:b/>
+                <w:color w:val="000000"/>
+                <w:szCs w:val="28"/>
+                <w:lang w:val="en-IN"/>
+              </w:rPr>
+            </w:pPr>
+            <w:r>
+              <w:rPr>
+                <w:rFonts w:cs="Arial"/>
+                <w:b/>
+                <w:color w:val="000000"/>
+                <w:sz w:val="28"/>
+                <w:szCs w:val="32"/>
+                <w:lang w:val="en-IN"/>
+              </w:rPr>
+              <w:t xml:space="preserve">Krama Vaakyam No.– </w:t>
+            </w:r>
+            <w:r>
+              <w:rPr>
+                <w:rFonts w:cs="Arial"/>
+                <w:b/>
+                <w:color w:val="000000"/>
+                <w:sz w:val="28"/>
+                <w:szCs w:val="32"/>
+                <w:lang w:val="en-IN"/>
+              </w:rPr>
+              <w:t>2</w:t>
+            </w:r>
+          </w:p>
+          <w:p>
+            <w:pPr>
+              <w:widowControl w:val="0"/>
+              <w:tabs>
+                <w:tab w:val="left" w:pos="993"/>
+              </w:tabs>
+              <w:autoSpaceDE w:val="0"/>
+              <w:autoSpaceDN w:val="0"/>
+              <w:adjustRightInd w:val="0"/>
+              <w:spacing w:before="0" w:line="240" w:lineRule="auto"/>
+              <w:ind w:right="297"/>
+              <w:rPr>
+                <w:rFonts w:cs="Arial"/>
+                <w:b/>
+                <w:color w:val="000000"/>
+                <w:sz w:val="28"/>
+                <w:szCs w:val="32"/>
+              </w:rPr>
+            </w:pPr>
+            <w:r>
+              <w:rPr>
+                <w:rFonts w:cs="Arial"/>
+                <w:b/>
+                <w:color w:val="000000"/>
+                <w:sz w:val="28"/>
+                <w:szCs w:val="32"/>
+                <w:lang w:val="it-IT"/>
+              </w:rPr>
+              <w:t>Panchaati No</w:t>
+            </w:r>
+            <w:r>
+              <w:rPr>
+                <w:rFonts w:cs="Arial"/>
+                <w:b/>
+                <w:color w:val="000000"/>
+                <w:szCs w:val="32"/>
+                <w:lang w:val="it-IT"/>
+              </w:rPr>
+              <w:t xml:space="preserve">. - </w:t>
+            </w:r>
+            <w:r>
+              <w:rPr>
+                <w:rFonts w:cs="Arial"/>
+                <w:b/>
+                <w:color w:val="000000"/>
+                <w:sz w:val="28"/>
+                <w:szCs w:val="32"/>
+                <w:lang w:val="it-IT"/>
+              </w:rPr>
+              <w:t>57</w:t>
+            </w:r>
+          </w:p>
+        </w:tc>
+        <w:tc>
+          <w:tcPr>
+            <w:tcW w:w="5105" w:type="dxa"/>
+          </w:tcPr>
+          <w:p>
+            <w:pPr>
+              <w:widowControl w:val="0"/>
+              <w:autoSpaceDE w:val="0"/>
+              <w:autoSpaceDN w:val="0"/>
+              <w:adjustRightInd w:val="0"/>
+              <w:spacing w:before="0" w:line="240" w:lineRule="auto"/>
+              <w:rPr>
+                <w:rFonts w:ascii="BRH Malayalam Extra" w:eastAsia="Times New Roman" w:hAnsi="BRH Malayalam Extra" w:cs="BRH Malayalam Extra"/>
+                <w:color w:val="000000"/>
+                <w:sz w:val="40"/>
+                <w:szCs w:val="40"/>
+                <w:lang w:eastAsia="en-IN" w:bidi="ml-IN"/>
+              </w:rPr>
+            </w:pPr>
+            <w:r>
+              <w:rPr>
+                <w:rFonts w:ascii="BRH Devanagari Extra" w:hAnsi="BRH Devanagari Extra" w:cs="BRH Devanagari Extra"/>
+                <w:color w:val="000000"/>
+                <w:sz w:val="40"/>
+                <w:szCs w:val="40"/>
+                <w:lang w:bidi="ml-IN"/>
+              </w:rPr>
+              <w:t>rÉÎxqÉ</w:t>
+            </w:r>
+            <w:r>
+              <w:rPr>
+                <w:rFonts w:ascii="BRH Malayalam Extra" w:hAnsi="BRH Malayalam Extra" w:cs="BRH Devanagari Extra"/>
+                <w:b/>
+                <w:color w:val="000000"/>
+                <w:sz w:val="32"/>
+                <w:szCs w:val="40"/>
+                <w:lang w:bidi="ml-IN"/>
+              </w:rPr>
+              <w:t>–</w:t>
+            </w:r>
+            <w:r>
+              <w:rPr>
+                <w:rFonts w:ascii="BRH Devanagari Extra" w:hAnsi="BRH Devanagari Extra" w:cs="BRH Devanagari Extra"/>
+                <w:color w:val="000000"/>
+                <w:sz w:val="40"/>
+                <w:szCs w:val="40"/>
+                <w:lang w:bidi="ml-IN"/>
+              </w:rPr>
+              <w:t>³ÉµÉþÈ | AµÉþ AÉsÉ</w:t>
+            </w:r>
+            <w:r>
+              <w:rPr>
+                <w:rFonts w:ascii="BRH Malayalam Extra" w:hAnsi="BRH Malayalam Extra" w:cs="BRH Devanagari Extra"/>
+                <w:b/>
+                <w:color w:val="000000"/>
+                <w:sz w:val="32"/>
+                <w:szCs w:val="40"/>
+                <w:lang w:bidi="ml-IN"/>
+              </w:rPr>
+              <w:t>–</w:t>
+            </w:r>
+            <w:r>
+              <w:rPr>
+                <w:rFonts w:ascii="BRH Devanagari Extra" w:hAnsi="BRH Devanagari Extra" w:cs="BRH Devanagari Extra"/>
+                <w:color w:val="000000"/>
+                <w:sz w:val="40"/>
+                <w:szCs w:val="40"/>
+                <w:lang w:bidi="ml-IN"/>
+              </w:rPr>
+              <w:t>prÉ</w:t>
+            </w:r>
+            <w:r>
+              <w:rPr>
+                <w:rFonts w:ascii="BRH Devanagari Extra" w:hAnsi="BRH Devanagari Extra" w:cs="BRH Devanagari Extra"/>
+                <w:color w:val="000000"/>
+                <w:sz w:val="40"/>
+                <w:szCs w:val="40"/>
+                <w:highlight w:val="yellow"/>
+                <w:lang w:bidi="ml-IN"/>
+              </w:rPr>
+              <w:t>iÉå</w:t>
+            </w:r>
+            <w:r>
+              <w:rPr>
+                <w:rFonts w:ascii="BRH Devanagari Extra" w:hAnsi="BRH Devanagari Extra" w:cs="BRH Devanagari Extra"/>
+                <w:color w:val="000000"/>
+                <w:sz w:val="40"/>
+                <w:szCs w:val="40"/>
+                <w:lang w:bidi="ml-IN"/>
+              </w:rPr>
+              <w:t>þ |</w:t>
+            </w:r>
+          </w:p>
+        </w:tc>
+        <w:tc>
+          <w:tcPr>
+            <w:tcW w:w="5388" w:type="dxa"/>
+          </w:tcPr>
+          <w:p>
+            <w:pPr>
+              <w:widowControl w:val="0"/>
+              <w:autoSpaceDE w:val="0"/>
+              <w:autoSpaceDN w:val="0"/>
+              <w:adjustRightInd w:val="0"/>
+              <w:spacing w:before="0" w:line="240" w:lineRule="auto"/>
+              <w:rPr>
+                <w:rFonts w:ascii="BRH Malayalam Extra" w:eastAsia="Times New Roman" w:hAnsi="BRH Malayalam Extra" w:cs="BRH Malayalam Extra"/>
+                <w:color w:val="000000"/>
+                <w:sz w:val="40"/>
+                <w:szCs w:val="40"/>
+                <w:lang w:eastAsia="en-IN" w:bidi="ml-IN"/>
+              </w:rPr>
+            </w:pPr>
+            <w:r>
+              <w:rPr>
+                <w:rFonts w:ascii="BRH Devanagari Extra" w:hAnsi="BRH Devanagari Extra" w:cs="BRH Devanagari Extra"/>
+                <w:color w:val="000000"/>
+                <w:sz w:val="40"/>
+                <w:szCs w:val="40"/>
+                <w:lang w:bidi="ml-IN"/>
+              </w:rPr>
+              <w:t>rÉÎxqÉ</w:t>
+            </w:r>
+            <w:r>
+              <w:rPr>
+                <w:rFonts w:ascii="BRH Malayalam Extra" w:hAnsi="BRH Malayalam Extra" w:cs="BRH Devanagari Extra"/>
+                <w:b/>
+                <w:color w:val="000000"/>
+                <w:sz w:val="32"/>
+                <w:szCs w:val="40"/>
+                <w:lang w:bidi="ml-IN"/>
+              </w:rPr>
+              <w:t>–</w:t>
+            </w:r>
+            <w:r>
+              <w:rPr>
+                <w:rFonts w:ascii="BRH Devanagari Extra" w:hAnsi="BRH Devanagari Extra" w:cs="BRH Devanagari Extra"/>
+                <w:color w:val="000000"/>
+                <w:sz w:val="40"/>
+                <w:szCs w:val="40"/>
+                <w:lang w:bidi="ml-IN"/>
+              </w:rPr>
+              <w:t>³ÉµÉþÈ | AµÉþ AÉsÉ</w:t>
+            </w:r>
+            <w:r>
+              <w:rPr>
+                <w:rFonts w:ascii="BRH Malayalam Extra" w:hAnsi="BRH Malayalam Extra" w:cs="BRH Devanagari Extra"/>
+                <w:b/>
+                <w:color w:val="000000"/>
+                <w:sz w:val="32"/>
+                <w:szCs w:val="40"/>
+                <w:lang w:bidi="ml-IN"/>
+              </w:rPr>
+              <w:t>–</w:t>
+            </w:r>
+            <w:r>
+              <w:rPr>
+                <w:rFonts w:ascii="BRH Devanagari Extra" w:hAnsi="BRH Devanagari Extra" w:cs="BRH Devanagari Extra"/>
+                <w:color w:val="000000"/>
+                <w:sz w:val="40"/>
+                <w:szCs w:val="40"/>
+                <w:lang w:bidi="ml-IN"/>
+              </w:rPr>
+              <w:t>prÉ</w:t>
+            </w:r>
+            <w:r>
+              <w:rPr>
+                <w:rFonts w:ascii="BRH Devanagari Extra" w:hAnsi="BRH Devanagari Extra" w:cs="BRH Devanagari Extra"/>
+                <w:color w:val="000000"/>
+                <w:sz w:val="40"/>
+                <w:szCs w:val="40"/>
+                <w:highlight w:val="green"/>
+                <w:lang w:bidi="ml-IN"/>
+              </w:rPr>
+              <w:t>iÉÿ</w:t>
+            </w:r>
+            <w:r>
+              <w:rPr>
+                <w:rFonts w:ascii="BRH Devanagari Extra" w:hAnsi="BRH Devanagari Extra" w:cs="BRH Devanagari Extra"/>
+                <w:color w:val="000000"/>
+                <w:sz w:val="40"/>
+                <w:szCs w:val="40"/>
+                <w:lang w:bidi="ml-IN"/>
+              </w:rPr>
+              <w:t>å</w:t>
+            </w:r>
+            <w:r>
+              <w:rPr>
+                <w:rFonts w:ascii="BRH Devanagari Extra" w:hAnsi="BRH Devanagari Extra" w:cs="BRH Devanagari Extra"/>
+                <w:color w:val="000000"/>
+                <w:sz w:val="40"/>
+                <w:szCs w:val="40"/>
+                <w:lang w:bidi="ml-IN"/>
+              </w:rPr>
+              <w:t xml:space="preserve"> |</w:t>
             </w:r>
           </w:p>
         </w:tc>
@@ -3635,6 +4519,7 @@
                 <w:sz w:val="32"/>
                 <w:szCs w:val="32"/>
               </w:rPr>
+              <w:lastRenderedPageBreak/>
               <w:t>Reference</w:t>
             </w:r>
           </w:p>
@@ -3657,6 +4542,7 @@
                 <w:sz w:val="32"/>
                 <w:szCs w:val="32"/>
               </w:rPr>
+              <w:lastRenderedPageBreak/>
               <w:t>As Printed</w:t>
             </w:r>
           </w:p>
@@ -4373,7 +5259,6 @@
                 <w:szCs w:val="40"/>
                 <w:lang w:bidi="ml-IN"/>
               </w:rPr>
-              <w:lastRenderedPageBreak/>
               <w:t>A</w:t>
             </w:r>
             <w:r>
@@ -4688,7 +5573,6 @@
                 <w:szCs w:val="40"/>
                 <w:lang w:bidi="ml-IN"/>
               </w:rPr>
-              <w:lastRenderedPageBreak/>
               <w:t>A</w:t>
             </w:r>
             <w:r>
@@ -4839,7 +5723,6 @@
                 <w:szCs w:val="40"/>
                 <w:lang w:bidi="ml-IN"/>
               </w:rPr>
-              <w:lastRenderedPageBreak/>
               <w:t>A</w:t>
             </w:r>
             <w:r>
@@ -5174,7 +6057,6 @@
                 <w:sz w:val="28"/>
                 <w:szCs w:val="32"/>
               </w:rPr>
-              <w:lastRenderedPageBreak/>
               <w:t>T.S.5.4.3.3 – Kramam</w:t>
             </w:r>
           </w:p>
@@ -6582,6 +7464,7 @@
                 <w:sz w:val="28"/>
                 <w:szCs w:val="32"/>
               </w:rPr>
+              <w:lastRenderedPageBreak/>
               <w:t>T.S.5.4.4.5 – Kramam</w:t>
             </w:r>
           </w:p>
@@ -7252,7 +8135,6 @@
                 <w:sz w:val="28"/>
                 <w:szCs w:val="32"/>
               </w:rPr>
-              <w:lastRenderedPageBreak/>
               <w:t>T.S.5.4.5.5 – Kramam</w:t>
             </w:r>
           </w:p>
@@ -9114,6 +9996,7 @@
                 <w:sz w:val="28"/>
                 <w:szCs w:val="32"/>
               </w:rPr>
+              <w:lastRenderedPageBreak/>
               <w:t>T.S.5.</w:t>
             </w:r>
             <w:r>
@@ -9889,7 +10772,6 @@
                 <w:szCs w:val="40"/>
                 <w:lang w:bidi="ml-IN"/>
               </w:rPr>
-              <w:lastRenderedPageBreak/>
               <w:t>G</w:t>
             </w:r>
             <w:r>
@@ -10152,7 +11034,6 @@
                 <w:szCs w:val="40"/>
                 <w:lang w:bidi="ml-IN"/>
               </w:rPr>
-              <w:lastRenderedPageBreak/>
               <w:t>L</w:t>
             </w:r>
             <w:r>
@@ -10848,7 +11729,16 @@
           <w:bCs/>
           <w:sz w:val="32"/>
         </w:rPr>
-        <w:t>replaced with</w:t>
+        <w:t xml:space="preserve">replaced </w:t>
+      </w:r>
+      <w:proofErr w:type="gramStart"/>
+      <w:r>
+        <w:rPr>
+          <w:b/>
+          <w:bCs/>
+          <w:sz w:val="32"/>
+        </w:rPr>
+        <w:t>with</w:t>
       </w:r>
       <w:r>
         <w:rPr>
@@ -10870,6 +11760,7 @@
         </w:rPr>
         <w:t>"</w:t>
       </w:r>
+      <w:proofErr w:type="gramEnd"/>
       <w:r>
         <w:rPr>
           <w:rFonts w:ascii="BRH Devanagari" w:hAnsi="BRH Devanagari" w:cs="BRH Devanagari"/>

--- a/TS-Kramam/TS-5.4/TS 5.4 Sanskrit Krama Paatam Corrections.docx
+++ b/TS-Kramam/TS-5.4/TS 5.4 Sanskrit Krama Paatam Corrections.docx
@@ -269,7 +269,7 @@
                 <w:b/>
                 <w:color w:val="000000"/>
                 <w:sz w:val="28"/>
-                <w:szCs w:val="32"/>
+                <w:szCs w:val="28"/>
               </w:rPr>
             </w:pPr>
             <w:r>
@@ -278,29 +278,9 @@
                 <w:b/>
                 <w:color w:val="000000"/>
                 <w:sz w:val="28"/>
-                <w:szCs w:val="32"/>
-              </w:rPr>
-              <w:t>T.S.5.</w:t>
-            </w:r>
-            <w:r>
-              <w:rPr>
-                <w:rFonts w:cs="Arial"/>
-                <w:b/>
-                <w:color w:val="000000"/>
-                <w:sz w:val="28"/>
-                <w:szCs w:val="32"/>
-              </w:rPr>
-              <w:t>4.4.4</w:t>
-            </w:r>
-            <w:r>
-              <w:rPr>
-                <w:rFonts w:cs="Arial"/>
-                <w:b/>
-                <w:color w:val="000000"/>
-                <w:sz w:val="28"/>
-                <w:szCs w:val="32"/>
-              </w:rPr>
-              <w:t xml:space="preserve"> – Kramam</w:t>
+                <w:szCs w:val="28"/>
+              </w:rPr>
+              <w:t>T.S.5.4.4.4 – Kramam</w:t>
             </w:r>
           </w:p>
           <w:p>
@@ -318,8 +298,8 @@
                 <w:rFonts w:cs="Arial"/>
                 <w:b/>
                 <w:color w:val="000000"/>
-                <w:sz w:val="22"/>
-                <w:szCs w:val="24"/>
+                <w:sz w:val="28"/>
+                <w:szCs w:val="28"/>
                 <w:lang w:val="en-IN"/>
               </w:rPr>
             </w:pPr>
@@ -328,8 +308,8 @@
                 <w:rFonts w:cs="Arial"/>
                 <w:b/>
                 <w:color w:val="000000"/>
-                <w:sz w:val="22"/>
-                <w:szCs w:val="24"/>
+                <w:sz w:val="28"/>
+                <w:szCs w:val="28"/>
                 <w:lang w:val="en-IN"/>
               </w:rPr>
               <w:t xml:space="preserve">Krama Vaakyam No.– </w:t>
@@ -339,8 +319,8 @@
                 <w:rFonts w:cs="Arial"/>
                 <w:b/>
                 <w:color w:val="000000"/>
-                <w:sz w:val="22"/>
-                <w:szCs w:val="24"/>
+                <w:sz w:val="28"/>
+                <w:szCs w:val="28"/>
                 <w:lang w:val="en-IN"/>
               </w:rPr>
               <w:t>3</w:t>
@@ -350,8 +330,8 @@
                 <w:rFonts w:cs="Arial"/>
                 <w:b/>
                 <w:color w:val="000000"/>
-                <w:sz w:val="22"/>
-                <w:szCs w:val="24"/>
+                <w:sz w:val="28"/>
+                <w:szCs w:val="28"/>
                 <w:lang w:val="en-IN"/>
               </w:rPr>
               <w:t>1</w:t>
@@ -361,8 +341,8 @@
                 <w:rFonts w:cs="Arial"/>
                 <w:b/>
                 <w:color w:val="000000"/>
-                <w:sz w:val="22"/>
-                <w:szCs w:val="24"/>
+                <w:sz w:val="28"/>
+                <w:szCs w:val="28"/>
                 <w:lang w:val="en-IN"/>
               </w:rPr>
               <w:t>,33,34</w:t>
@@ -384,7 +364,7 @@
                 <w:b/>
                 <w:color w:val="000000"/>
                 <w:sz w:val="28"/>
-                <w:szCs w:val="32"/>
+                <w:szCs w:val="28"/>
                 <w:lang w:val="it-IT"/>
               </w:rPr>
             </w:pPr>
@@ -394,28 +374,18 @@
                 <w:b/>
                 <w:color w:val="000000"/>
                 <w:sz w:val="28"/>
-                <w:szCs w:val="32"/>
+                <w:szCs w:val="28"/>
                 <w:lang w:val="it-IT"/>
               </w:rPr>
-              <w:t>Panchaati No</w:t>
-            </w:r>
-            <w:r>
-              <w:rPr>
-                <w:rFonts w:cs="Arial"/>
-                <w:b/>
-                <w:color w:val="000000"/>
-                <w:szCs w:val="32"/>
-                <w:lang w:val="it-IT"/>
-              </w:rPr>
-              <w:t xml:space="preserve">. - </w:t>
-            </w:r>
-            <w:r>
-              <w:rPr>
-                <w:rFonts w:cs="Arial"/>
-                <w:b/>
-                <w:color w:val="000000"/>
-                <w:sz w:val="28"/>
-                <w:szCs w:val="32"/>
+              <w:t xml:space="preserve">Panchaati No. - </w:t>
+            </w:r>
+            <w:r>
+              <w:rPr>
+                <w:rFonts w:cs="Arial"/>
+                <w:b/>
+                <w:color w:val="000000"/>
+                <w:sz w:val="28"/>
+                <w:szCs w:val="28"/>
                 <w:lang w:val="it-IT"/>
               </w:rPr>
               <w:t>17</w:t>
@@ -1125,6 +1095,7 @@
                 <w:szCs w:val="40"/>
               </w:rPr>
             </w:pPr>
+            <w:proofErr w:type="spellStart"/>
             <w:r>
               <w:rPr>
                 <w:rFonts w:ascii="BRH Devanagari Extra" w:hAnsi="BRH Devanagari Extra" w:cs="BRH Devanagari Extra"/>
@@ -1150,27 +1121,7 @@
               </w:rPr>
               <w:t>ïþ</w:t>
             </w:r>
-            <w:r>
-              <w:rPr>
-                <w:rFonts w:ascii="BRH Devanagari Extra" w:hAnsi="BRH Devanagari Extra" w:cs="BRH Devanagari Extra"/>
-                <w:color w:val="000000"/>
-                <w:sz w:val="40"/>
-                <w:szCs w:val="40"/>
-                <w:lang w:bidi="ml-IN"/>
-              </w:rPr>
-              <w:t xml:space="preserve"> CÌiÉ</w:t>
-            </w:r>
-            <w:r>
-              <w:rPr>
-                <w:rFonts w:ascii="BRH Malayalam Extra" w:hAnsi="BRH Malayalam Extra" w:cs="BRH Devanagari Extra"/>
-                <w:b/>
-                <w:color w:val="000000"/>
-                <w:sz w:val="32"/>
-                <w:szCs w:val="40"/>
-                <w:lang w:bidi="ml-IN"/>
-              </w:rPr>
-              <w:t>–</w:t>
-            </w:r>
+            <w:proofErr w:type="spellEnd"/>
             <w:r>
               <w:rPr>
                 <w:rFonts w:ascii="BRH Devanagari Extra" w:hAnsi="BRH Devanagari Extra" w:cs="BRH Devanagari Extra"/>
@@ -1181,6 +1132,40 @@
               </w:rPr>
               <w:t xml:space="preserve"> </w:t>
             </w:r>
+            <w:proofErr w:type="spellStart"/>
+            <w:r>
+              <w:rPr>
+                <w:rFonts w:ascii="BRH Devanagari Extra" w:hAnsi="BRH Devanagari Extra" w:cs="BRH Devanagari Extra"/>
+                <w:color w:val="000000"/>
+                <w:sz w:val="40"/>
+                <w:szCs w:val="40"/>
+                <w:lang w:bidi="ml-IN"/>
+              </w:rPr>
+              <w:t>CÌiÉ</w:t>
+            </w:r>
+            <w:proofErr w:type="spellEnd"/>
+            <w:r>
+              <w:rPr>
+                <w:rFonts w:ascii="BRH Malayalam Extra" w:hAnsi="BRH Malayalam Extra" w:cs="BRH Devanagari Extra"/>
+                <w:b/>
+                <w:color w:val="000000"/>
+                <w:sz w:val="32"/>
+                <w:szCs w:val="40"/>
+                <w:lang w:bidi="ml-IN"/>
+              </w:rPr>
+              <w:t>–</w:t>
+            </w:r>
+            <w:r>
+              <w:rPr>
+                <w:rFonts w:ascii="BRH Devanagari Extra" w:hAnsi="BRH Devanagari Extra" w:cs="BRH Devanagari Extra"/>
+                <w:color w:val="000000"/>
+                <w:sz w:val="40"/>
+                <w:szCs w:val="40"/>
+                <w:lang w:bidi="ml-IN"/>
+              </w:rPr>
+              <w:t xml:space="preserve"> </w:t>
+            </w:r>
+            <w:proofErr w:type="spellStart"/>
             <w:r>
               <w:rPr>
                 <w:rFonts w:ascii="BRH Devanagari Extra" w:hAnsi="BRH Devanagari Extra" w:cs="BRH Devanagari Extra"/>
@@ -1201,6 +1186,7 @@
               </w:rPr>
               <w:t>ÿ</w:t>
             </w:r>
+            <w:proofErr w:type="spellEnd"/>
             <w:r>
               <w:rPr>
                 <w:rFonts w:ascii="BRH Devanagari Extra" w:hAnsi="BRH Devanagari Extra" w:cs="BRH Devanagari Extra"/>
@@ -1402,6 +1388,7 @@
               </w:rPr>
               <w:t>–</w:t>
             </w:r>
+            <w:proofErr w:type="spellStart"/>
             <w:r>
               <w:rPr>
                 <w:rFonts w:ascii="BRH Devanagari Extra" w:hAnsi="BRH Devanagari Extra" w:cs="BRH Devanagari Extra"/>
@@ -1412,6 +1399,7 @@
               </w:rPr>
               <w:t>xrÉ</w:t>
             </w:r>
+            <w:proofErr w:type="spellEnd"/>
             <w:r>
               <w:rPr>
                 <w:rFonts w:ascii="BRH Malayalam Extra" w:hAnsi="BRH Malayalam Extra" w:cs="BRH Devanagari Extra"/>
@@ -1465,6 +1453,7 @@
               </w:rPr>
               <w:t>–</w:t>
             </w:r>
+            <w:proofErr w:type="spellStart"/>
             <w:r>
               <w:rPr>
                 <w:rFonts w:ascii="BRH Devanagari Extra" w:hAnsi="BRH Devanagari Extra" w:cs="BRH Devanagari Extra"/>
@@ -1475,6 +1464,7 @@
               </w:rPr>
               <w:t>OèMüÉ</w:t>
             </w:r>
+            <w:proofErr w:type="spellEnd"/>
             <w:r>
               <w:rPr>
                 <w:rFonts w:ascii="BRH Malayalam Extra" w:hAnsi="BRH Malayalam Extra" w:cs="BRH Devanagari Extra"/>
@@ -1554,6 +1544,7 @@
               </w:rPr>
               <w:t>–</w:t>
             </w:r>
+            <w:proofErr w:type="spellStart"/>
             <w:r>
               <w:rPr>
                 <w:rFonts w:ascii="BRH Devanagari Extra" w:hAnsi="BRH Devanagari Extra" w:cs="BRH Devanagari Extra"/>
@@ -1564,6 +1555,7 @@
               </w:rPr>
               <w:t>OèMüÉ</w:t>
             </w:r>
+            <w:proofErr w:type="spellEnd"/>
             <w:r>
               <w:rPr>
                 <w:rFonts w:ascii="BRH Malayalam Extra" w:hAnsi="BRH Malayalam Extra" w:cs="BRH Devanagari Extra"/>
@@ -1585,6 +1577,7 @@
               </w:rPr>
               <w:t xml:space="preserve">UÈ </w:t>
             </w:r>
+            <w:proofErr w:type="spellStart"/>
             <w:r>
               <w:rPr>
                 <w:rFonts w:ascii="BRH Devanagari Extra" w:hAnsi="BRH Devanagari Extra" w:cs="BRH Devanagari Extra"/>
@@ -1604,7 +1597,18 @@
                 <w:szCs w:val="40"/>
                 <w:lang w:bidi="ml-IN"/>
               </w:rPr>
-              <w:t>iÉç |</w:t>
+              <w:t>iÉç</w:t>
+            </w:r>
+            <w:proofErr w:type="spellEnd"/>
+            <w:r>
+              <w:rPr>
+                <w:rFonts w:ascii="BRH Devanagari Extra" w:hAnsi="BRH Devanagari Extra" w:cs="BRH Devanagari Extra"/>
+                <w:color w:val="000000"/>
+                <w:sz w:val="40"/>
+                <w:szCs w:val="40"/>
+                <w:lang w:bidi="ml-IN"/>
+              </w:rPr>
+              <w:t xml:space="preserve"> |</w:t>
             </w:r>
           </w:p>
         </w:tc>
@@ -1648,6 +1652,7 @@
               </w:rPr>
               <w:t>–</w:t>
             </w:r>
+            <w:proofErr w:type="spellStart"/>
             <w:r>
               <w:rPr>
                 <w:rFonts w:ascii="BRH Devanagari Extra" w:hAnsi="BRH Devanagari Extra" w:cs="BRH Devanagari Extra"/>
@@ -1658,6 +1663,7 @@
               </w:rPr>
               <w:t>xrÉ</w:t>
             </w:r>
+            <w:proofErr w:type="spellEnd"/>
             <w:r>
               <w:rPr>
                 <w:rFonts w:ascii="BRH Malayalam Extra" w:hAnsi="BRH Malayalam Extra" w:cs="BRH Devanagari Extra"/>
@@ -1711,6 +1717,7 @@
               </w:rPr>
               <w:t>–</w:t>
             </w:r>
+            <w:proofErr w:type="spellStart"/>
             <w:r>
               <w:rPr>
                 <w:rFonts w:ascii="BRH Devanagari Extra" w:hAnsi="BRH Devanagari Extra" w:cs="BRH Devanagari Extra"/>
@@ -1721,6 +1728,7 @@
               </w:rPr>
               <w:t>OèMüÉ</w:t>
             </w:r>
+            <w:proofErr w:type="spellEnd"/>
             <w:r>
               <w:rPr>
                 <w:rFonts w:ascii="BRH Malayalam Extra" w:hAnsi="BRH Malayalam Extra" w:cs="BRH Devanagari Extra"/>
@@ -1800,6 +1808,7 @@
               </w:rPr>
               <w:t>–</w:t>
             </w:r>
+            <w:proofErr w:type="spellStart"/>
             <w:r>
               <w:rPr>
                 <w:rFonts w:ascii="BRH Devanagari Extra" w:hAnsi="BRH Devanagari Extra" w:cs="BRH Devanagari Extra"/>
@@ -1810,6 +1819,7 @@
               </w:rPr>
               <w:t>OèMüÉ</w:t>
             </w:r>
+            <w:proofErr w:type="spellEnd"/>
             <w:r>
               <w:rPr>
                 <w:rFonts w:ascii="BRH Malayalam Extra" w:hAnsi="BRH Malayalam Extra" w:cs="BRH Devanagari Extra"/>
@@ -1831,6 +1841,7 @@
               </w:rPr>
               <w:t xml:space="preserve">UÈ </w:t>
             </w:r>
+            <w:proofErr w:type="spellStart"/>
             <w:r>
               <w:rPr>
                 <w:rFonts w:ascii="BRH Devanagari Extra" w:hAnsi="BRH Devanagari Extra" w:cs="BRH Devanagari Extra"/>
@@ -1850,7 +1861,18 @@
                 <w:szCs w:val="40"/>
                 <w:lang w:bidi="ml-IN"/>
               </w:rPr>
-              <w:t>iÉç |</w:t>
+              <w:t>iÉç</w:t>
+            </w:r>
+            <w:proofErr w:type="spellEnd"/>
+            <w:r>
+              <w:rPr>
+                <w:rFonts w:ascii="BRH Devanagari Extra" w:hAnsi="BRH Devanagari Extra" w:cs="BRH Devanagari Extra"/>
+                <w:color w:val="000000"/>
+                <w:sz w:val="40"/>
+                <w:szCs w:val="40"/>
+                <w:lang w:bidi="ml-IN"/>
+              </w:rPr>
+              <w:t xml:space="preserve"> |</w:t>
             </w:r>
           </w:p>
         </w:tc>
@@ -2386,6 +2408,7 @@
                 <w:lang w:bidi="ml-IN"/>
               </w:rPr>
             </w:pPr>
+            <w:proofErr w:type="spellStart"/>
             <w:r>
               <w:rPr>
                 <w:rFonts w:ascii="BRH Devanagari Extra" w:hAnsi="BRH Devanagari Extra" w:cs="BRH Devanagari Extra"/>
@@ -2406,6 +2429,7 @@
               </w:rPr>
               <w:t>å</w:t>
             </w:r>
+            <w:proofErr w:type="spellEnd"/>
             <w:r>
               <w:rPr>
                 <w:rFonts w:ascii="BRH Malayalam Extra" w:hAnsi="BRH Malayalam Extra" w:cs="BRH Devanagari Extra"/>
@@ -2440,6 +2464,7 @@
               </w:rPr>
               <w:t>–</w:t>
             </w:r>
+            <w:proofErr w:type="spellStart"/>
             <w:r>
               <w:rPr>
                 <w:rFonts w:ascii="BRH Devanagari Extra" w:hAnsi="BRH Devanagari Extra" w:cs="BRH Devanagari Extra"/>
@@ -2450,26 +2475,60 @@
               </w:rPr>
               <w:t>xÉÑ</w:t>
             </w:r>
-            <w:r>
-              <w:rPr>
-                <w:rFonts w:ascii="BRH Malayalam Extra" w:hAnsi="BRH Malayalam Extra" w:cs="BRH Devanagari Extra"/>
-                <w:b/>
-                <w:color w:val="000000"/>
-                <w:sz w:val="32"/>
-                <w:szCs w:val="40"/>
-                <w:lang w:bidi="ml-IN"/>
-              </w:rPr>
-              <w:t>–</w:t>
-            </w:r>
-            <w:r>
-              <w:rPr>
-                <w:rFonts w:ascii="BRH Devanagari Extra" w:hAnsi="BRH Devanagari Extra" w:cs="BRH Devanagari Extra"/>
-                <w:color w:val="000000"/>
-                <w:sz w:val="40"/>
-                <w:szCs w:val="40"/>
-                <w:lang w:bidi="ml-IN"/>
-              </w:rPr>
-              <w:t>UÉ CÌiÉþ S</w:t>
+            <w:proofErr w:type="spellEnd"/>
+            <w:r>
+              <w:rPr>
+                <w:rFonts w:ascii="BRH Malayalam Extra" w:hAnsi="BRH Malayalam Extra" w:cs="BRH Devanagari Extra"/>
+                <w:b/>
+                <w:color w:val="000000"/>
+                <w:sz w:val="32"/>
+                <w:szCs w:val="40"/>
+                <w:lang w:bidi="ml-IN"/>
+              </w:rPr>
+              <w:t>–</w:t>
+            </w:r>
+            <w:r>
+              <w:rPr>
+                <w:rFonts w:ascii="BRH Devanagari Extra" w:hAnsi="BRH Devanagari Extra" w:cs="BRH Devanagari Extra"/>
+                <w:color w:val="000000"/>
+                <w:sz w:val="40"/>
+                <w:szCs w:val="40"/>
+                <w:lang w:bidi="ml-IN"/>
+              </w:rPr>
+              <w:t xml:space="preserve">UÉ </w:t>
+            </w:r>
+            <w:proofErr w:type="spellStart"/>
+            <w:r>
+              <w:rPr>
+                <w:rFonts w:ascii="BRH Devanagari Extra" w:hAnsi="BRH Devanagari Extra" w:cs="BRH Devanagari Extra"/>
+                <w:color w:val="000000"/>
+                <w:sz w:val="40"/>
+                <w:szCs w:val="40"/>
+                <w:lang w:bidi="ml-IN"/>
+              </w:rPr>
+              <w:t>CÌiÉþ</w:t>
+            </w:r>
+            <w:proofErr w:type="spellEnd"/>
+            <w:r>
+              <w:rPr>
+                <w:rFonts w:ascii="BRH Devanagari Extra" w:hAnsi="BRH Devanagari Extra" w:cs="BRH Devanagari Extra"/>
+                <w:color w:val="000000"/>
+                <w:sz w:val="40"/>
+                <w:szCs w:val="40"/>
+                <w:lang w:bidi="ml-IN"/>
+              </w:rPr>
+              <w:t xml:space="preserve"> </w:t>
+            </w:r>
+            <w:proofErr w:type="spellStart"/>
+            <w:r>
+              <w:rPr>
+                <w:rFonts w:ascii="BRH Devanagari Extra" w:hAnsi="BRH Devanagari Extra" w:cs="BRH Devanagari Extra"/>
+                <w:color w:val="000000"/>
+                <w:sz w:val="40"/>
+                <w:szCs w:val="40"/>
+                <w:lang w:bidi="ml-IN"/>
+              </w:rPr>
+              <w:t>S</w:t>
             </w:r>
             <w:r>
               <w:rPr>
@@ -2489,19 +2548,31 @@
                 <w:szCs w:val="40"/>
                 <w:lang w:bidi="ml-IN"/>
               </w:rPr>
-              <w:t>uÉ - A</w:t>
-            </w:r>
-            <w:r>
-              <w:rPr>
-                <w:rFonts w:ascii="BRH Malayalam Extra" w:hAnsi="BRH Malayalam Extra" w:cs="BRH Devanagari Extra"/>
-                <w:b/>
-                <w:color w:val="000000"/>
-                <w:sz w:val="32"/>
-                <w:szCs w:val="40"/>
-                <w:lang w:bidi="ml-IN"/>
-              </w:rPr>
-              <w:t>–</w:t>
-            </w:r>
+              <w:t>uÉ</w:t>
+            </w:r>
+            <w:proofErr w:type="spellEnd"/>
+            <w:r>
+              <w:rPr>
+                <w:rFonts w:ascii="BRH Devanagari Extra" w:hAnsi="BRH Devanagari Extra" w:cs="BRH Devanagari Extra"/>
+                <w:color w:val="000000"/>
+                <w:sz w:val="40"/>
+                <w:szCs w:val="40"/>
+                <w:lang w:bidi="ml-IN"/>
+              </w:rPr>
+              <w:t xml:space="preserve"> - A</w:t>
+            </w:r>
+            <w:r>
+              <w:rPr>
+                <w:rFonts w:ascii="BRH Malayalam Extra" w:hAnsi="BRH Malayalam Extra" w:cs="BRH Devanagari Extra"/>
+                <w:b/>
+                <w:color w:val="000000"/>
+                <w:sz w:val="32"/>
+                <w:szCs w:val="40"/>
+                <w:lang w:bidi="ml-IN"/>
+              </w:rPr>
+              <w:t>–</w:t>
+            </w:r>
+            <w:proofErr w:type="spellStart"/>
             <w:r>
               <w:rPr>
                 <w:rFonts w:ascii="BRH Devanagari Extra" w:hAnsi="BRH Devanagari Extra" w:cs="BRH Devanagari Extra"/>
@@ -2512,6 +2583,7 @@
               </w:rPr>
               <w:t>xÉÑ</w:t>
             </w:r>
+            <w:proofErr w:type="spellEnd"/>
             <w:r>
               <w:rPr>
                 <w:rFonts w:ascii="BRH Malayalam Extra" w:hAnsi="BRH Malayalam Extra" w:cs="BRH Devanagari Extra"/>
@@ -2554,6 +2626,7 @@
                 <w:lang w:bidi="ml-IN"/>
               </w:rPr>
             </w:pPr>
+            <w:proofErr w:type="spellStart"/>
             <w:r>
               <w:rPr>
                 <w:rFonts w:ascii="BRH Devanagari Extra" w:hAnsi="BRH Devanagari Extra" w:cs="BRH Devanagari Extra"/>
@@ -2574,17 +2647,19 @@
               </w:rPr>
               <w:t>å</w:t>
             </w:r>
-            <w:r>
-              <w:rPr>
-                <w:rFonts w:ascii="BRH Malayalam Extra" w:hAnsi="BRH Malayalam Extra" w:cs="BRH Devanagari Extra"/>
-                <w:b/>
-                <w:color w:val="000000"/>
-                <w:sz w:val="32"/>
-                <w:szCs w:val="40"/>
-                <w:lang w:bidi="ml-IN"/>
-              </w:rPr>
-              <w:t>–</w:t>
-            </w:r>
+            <w:proofErr w:type="spellEnd"/>
+            <w:r>
+              <w:rPr>
+                <w:rFonts w:ascii="BRH Malayalam Extra" w:hAnsi="BRH Malayalam Extra" w:cs="BRH Devanagari Extra"/>
+                <w:b/>
+                <w:color w:val="000000"/>
+                <w:sz w:val="32"/>
+                <w:szCs w:val="40"/>
+                <w:lang w:bidi="ml-IN"/>
+              </w:rPr>
+              <w:t>–</w:t>
+            </w:r>
+            <w:proofErr w:type="spellStart"/>
             <w:r>
               <w:rPr>
                 <w:rFonts w:ascii="BRH Devanagari Extra" w:hAnsi="BRH Devanagari Extra" w:cs="BRH Devanagari Extra"/>
@@ -2606,17 +2681,19 @@
               </w:rPr>
               <w:t>É</w:t>
             </w:r>
-            <w:r>
-              <w:rPr>
-                <w:rFonts w:ascii="BRH Malayalam Extra" w:hAnsi="BRH Malayalam Extra" w:cs="BRH Devanagari Extra"/>
-                <w:b/>
-                <w:color w:val="000000"/>
-                <w:sz w:val="32"/>
-                <w:szCs w:val="40"/>
-                <w:lang w:bidi="ml-IN"/>
-              </w:rPr>
-              <w:t>–</w:t>
-            </w:r>
+            <w:proofErr w:type="spellEnd"/>
+            <w:r>
+              <w:rPr>
+                <w:rFonts w:ascii="BRH Malayalam Extra" w:hAnsi="BRH Malayalam Extra" w:cs="BRH Devanagari Extra"/>
+                <w:b/>
+                <w:color w:val="000000"/>
+                <w:sz w:val="32"/>
+                <w:szCs w:val="40"/>
+                <w:lang w:bidi="ml-IN"/>
+              </w:rPr>
+              <w:t>–</w:t>
+            </w:r>
+            <w:proofErr w:type="spellStart"/>
             <w:r>
               <w:rPr>
                 <w:rFonts w:ascii="BRH Devanagari Extra" w:hAnsi="BRH Devanagari Extra" w:cs="BRH Devanagari Extra"/>
@@ -2627,26 +2704,60 @@
               </w:rPr>
               <w:t>xÉÑ</w:t>
             </w:r>
-            <w:r>
-              <w:rPr>
-                <w:rFonts w:ascii="BRH Malayalam Extra" w:hAnsi="BRH Malayalam Extra" w:cs="BRH Devanagari Extra"/>
-                <w:b/>
-                <w:color w:val="000000"/>
-                <w:sz w:val="32"/>
-                <w:szCs w:val="40"/>
-                <w:lang w:bidi="ml-IN"/>
-              </w:rPr>
-              <w:t>–</w:t>
-            </w:r>
-            <w:r>
-              <w:rPr>
-                <w:rFonts w:ascii="BRH Devanagari Extra" w:hAnsi="BRH Devanagari Extra" w:cs="BRH Devanagari Extra"/>
-                <w:color w:val="000000"/>
-                <w:sz w:val="40"/>
-                <w:szCs w:val="40"/>
-                <w:lang w:bidi="ml-IN"/>
-              </w:rPr>
-              <w:t>UÉ CÌiÉþ S</w:t>
+            <w:proofErr w:type="spellEnd"/>
+            <w:r>
+              <w:rPr>
+                <w:rFonts w:ascii="BRH Malayalam Extra" w:hAnsi="BRH Malayalam Extra" w:cs="BRH Devanagari Extra"/>
+                <w:b/>
+                <w:color w:val="000000"/>
+                <w:sz w:val="32"/>
+                <w:szCs w:val="40"/>
+                <w:lang w:bidi="ml-IN"/>
+              </w:rPr>
+              <w:t>–</w:t>
+            </w:r>
+            <w:r>
+              <w:rPr>
+                <w:rFonts w:ascii="BRH Devanagari Extra" w:hAnsi="BRH Devanagari Extra" w:cs="BRH Devanagari Extra"/>
+                <w:color w:val="000000"/>
+                <w:sz w:val="40"/>
+                <w:szCs w:val="40"/>
+                <w:lang w:bidi="ml-IN"/>
+              </w:rPr>
+              <w:t xml:space="preserve">UÉ </w:t>
+            </w:r>
+            <w:proofErr w:type="spellStart"/>
+            <w:r>
+              <w:rPr>
+                <w:rFonts w:ascii="BRH Devanagari Extra" w:hAnsi="BRH Devanagari Extra" w:cs="BRH Devanagari Extra"/>
+                <w:color w:val="000000"/>
+                <w:sz w:val="40"/>
+                <w:szCs w:val="40"/>
+                <w:lang w:bidi="ml-IN"/>
+              </w:rPr>
+              <w:t>CÌiÉþ</w:t>
+            </w:r>
+            <w:proofErr w:type="spellEnd"/>
+            <w:r>
+              <w:rPr>
+                <w:rFonts w:ascii="BRH Devanagari Extra" w:hAnsi="BRH Devanagari Extra" w:cs="BRH Devanagari Extra"/>
+                <w:color w:val="000000"/>
+                <w:sz w:val="40"/>
+                <w:szCs w:val="40"/>
+                <w:lang w:bidi="ml-IN"/>
+              </w:rPr>
+              <w:t xml:space="preserve"> </w:t>
+            </w:r>
+            <w:proofErr w:type="spellStart"/>
+            <w:r>
+              <w:rPr>
+                <w:rFonts w:ascii="BRH Devanagari Extra" w:hAnsi="BRH Devanagari Extra" w:cs="BRH Devanagari Extra"/>
+                <w:color w:val="000000"/>
+                <w:sz w:val="40"/>
+                <w:szCs w:val="40"/>
+                <w:lang w:bidi="ml-IN"/>
+              </w:rPr>
+              <w:t>S</w:t>
             </w:r>
             <w:r>
               <w:rPr>
@@ -2666,19 +2777,31 @@
                 <w:szCs w:val="40"/>
                 <w:lang w:bidi="ml-IN"/>
               </w:rPr>
-              <w:t>uÉ - A</w:t>
-            </w:r>
-            <w:r>
-              <w:rPr>
-                <w:rFonts w:ascii="BRH Malayalam Extra" w:hAnsi="BRH Malayalam Extra" w:cs="BRH Devanagari Extra"/>
-                <w:b/>
-                <w:color w:val="000000"/>
-                <w:sz w:val="32"/>
-                <w:szCs w:val="40"/>
-                <w:lang w:bidi="ml-IN"/>
-              </w:rPr>
-              <w:t>–</w:t>
-            </w:r>
+              <w:t>uÉ</w:t>
+            </w:r>
+            <w:proofErr w:type="spellEnd"/>
+            <w:r>
+              <w:rPr>
+                <w:rFonts w:ascii="BRH Devanagari Extra" w:hAnsi="BRH Devanagari Extra" w:cs="BRH Devanagari Extra"/>
+                <w:color w:val="000000"/>
+                <w:sz w:val="40"/>
+                <w:szCs w:val="40"/>
+                <w:lang w:bidi="ml-IN"/>
+              </w:rPr>
+              <w:t xml:space="preserve"> - A</w:t>
+            </w:r>
+            <w:r>
+              <w:rPr>
+                <w:rFonts w:ascii="BRH Malayalam Extra" w:hAnsi="BRH Malayalam Extra" w:cs="BRH Devanagari Extra"/>
+                <w:b/>
+                <w:color w:val="000000"/>
+                <w:sz w:val="32"/>
+                <w:szCs w:val="40"/>
+                <w:lang w:bidi="ml-IN"/>
+              </w:rPr>
+              <w:t>–</w:t>
+            </w:r>
+            <w:proofErr w:type="spellStart"/>
             <w:r>
               <w:rPr>
                 <w:rFonts w:ascii="BRH Devanagari Extra" w:hAnsi="BRH Devanagari Extra" w:cs="BRH Devanagari Extra"/>
@@ -2689,6 +2812,7 @@
               </w:rPr>
               <w:t>xÉÑ</w:t>
             </w:r>
+            <w:proofErr w:type="spellEnd"/>
             <w:r>
               <w:rPr>
                 <w:rFonts w:ascii="BRH Malayalam Extra" w:hAnsi="BRH Malayalam Extra" w:cs="BRH Devanagari Extra"/>
@@ -3050,6 +3174,7 @@
               </w:rPr>
               <w:t xml:space="preserve">CirÉþlÉÑ - xiÉÑpÉþÈ | </w:t>
             </w:r>
+            <w:proofErr w:type="spellStart"/>
             <w:r>
               <w:rPr>
                 <w:rFonts w:ascii="BRH Devanagari Extra" w:hAnsi="BRH Devanagari Extra" w:cs="BRH Devanagari Extra"/>
@@ -3060,26 +3185,39 @@
               </w:rPr>
               <w:t>iÉxqÉÉ</w:t>
             </w:r>
-            <w:r>
-              <w:rPr>
-                <w:rFonts w:ascii="BRH Malayalam Extra" w:hAnsi="BRH Malayalam Extra" w:cs="BRH Devanagari Extra"/>
-                <w:b/>
-                <w:color w:val="000000"/>
-                <w:sz w:val="32"/>
-                <w:szCs w:val="40"/>
-                <w:lang w:bidi="ml-IN"/>
-              </w:rPr>
-              <w:t>–</w:t>
-            </w:r>
-            <w:r>
-              <w:rPr>
-                <w:rFonts w:ascii="BRH Devanagari Extra" w:hAnsi="BRH Devanagari Extra" w:cs="BRH Devanagari Extra"/>
-                <w:color w:val="000000"/>
-                <w:sz w:val="40"/>
-                <w:szCs w:val="40"/>
-                <w:lang w:bidi="ml-IN"/>
-              </w:rPr>
-              <w:t>SµÉþÈ |</w:t>
+            <w:proofErr w:type="spellEnd"/>
+            <w:r>
+              <w:rPr>
+                <w:rFonts w:ascii="BRH Malayalam Extra" w:hAnsi="BRH Malayalam Extra" w:cs="BRH Devanagari Extra"/>
+                <w:b/>
+                <w:color w:val="000000"/>
+                <w:sz w:val="32"/>
+                <w:szCs w:val="40"/>
+                <w:lang w:bidi="ml-IN"/>
+              </w:rPr>
+              <w:t>–</w:t>
+            </w:r>
+            <w:proofErr w:type="spellStart"/>
+            <w:r>
+              <w:rPr>
+                <w:rFonts w:ascii="BRH Devanagari Extra" w:hAnsi="BRH Devanagari Extra" w:cs="BRH Devanagari Extra"/>
+                <w:color w:val="000000"/>
+                <w:sz w:val="40"/>
+                <w:szCs w:val="40"/>
+                <w:lang w:bidi="ml-IN"/>
+              </w:rPr>
+              <w:t>SµÉþÈ</w:t>
+            </w:r>
+            <w:proofErr w:type="spellEnd"/>
+            <w:r>
+              <w:rPr>
+                <w:rFonts w:ascii="BRH Devanagari Extra" w:hAnsi="BRH Devanagari Extra" w:cs="BRH Devanagari Extra"/>
+                <w:color w:val="000000"/>
+                <w:sz w:val="40"/>
+                <w:szCs w:val="40"/>
+                <w:lang w:bidi="ml-IN"/>
+              </w:rPr>
+              <w:t xml:space="preserve"> |</w:t>
             </w:r>
           </w:p>
         </w:tc>
@@ -3276,6 +3414,7 @@
               </w:rPr>
               <w:t xml:space="preserve">CirÉþlÉÑ - xiÉÑpÉþÈ | </w:t>
             </w:r>
+            <w:proofErr w:type="spellStart"/>
             <w:r>
               <w:rPr>
                 <w:rFonts w:ascii="BRH Devanagari Extra" w:hAnsi="BRH Devanagari Extra" w:cs="BRH Devanagari Extra"/>
@@ -3286,26 +3425,39 @@
               </w:rPr>
               <w:t>iÉxqÉÉ</w:t>
             </w:r>
-            <w:r>
-              <w:rPr>
-                <w:rFonts w:ascii="BRH Malayalam Extra" w:hAnsi="BRH Malayalam Extra" w:cs="BRH Devanagari Extra"/>
-                <w:b/>
-                <w:color w:val="000000"/>
-                <w:sz w:val="32"/>
-                <w:szCs w:val="40"/>
-                <w:lang w:bidi="ml-IN"/>
-              </w:rPr>
-              <w:t>–</w:t>
-            </w:r>
-            <w:r>
-              <w:rPr>
-                <w:rFonts w:ascii="BRH Devanagari Extra" w:hAnsi="BRH Devanagari Extra" w:cs="BRH Devanagari Extra"/>
-                <w:color w:val="000000"/>
-                <w:sz w:val="40"/>
-                <w:szCs w:val="40"/>
-                <w:lang w:bidi="ml-IN"/>
-              </w:rPr>
-              <w:t>SµÉþÈ |</w:t>
+            <w:proofErr w:type="spellEnd"/>
+            <w:r>
+              <w:rPr>
+                <w:rFonts w:ascii="BRH Malayalam Extra" w:hAnsi="BRH Malayalam Extra" w:cs="BRH Devanagari Extra"/>
+                <w:b/>
+                <w:color w:val="000000"/>
+                <w:sz w:val="32"/>
+                <w:szCs w:val="40"/>
+                <w:lang w:bidi="ml-IN"/>
+              </w:rPr>
+              <w:t>–</w:t>
+            </w:r>
+            <w:proofErr w:type="spellStart"/>
+            <w:r>
+              <w:rPr>
+                <w:rFonts w:ascii="BRH Devanagari Extra" w:hAnsi="BRH Devanagari Extra" w:cs="BRH Devanagari Extra"/>
+                <w:color w:val="000000"/>
+                <w:sz w:val="40"/>
+                <w:szCs w:val="40"/>
+                <w:lang w:bidi="ml-IN"/>
+              </w:rPr>
+              <w:t>SµÉþÈ</w:t>
+            </w:r>
+            <w:proofErr w:type="spellEnd"/>
+            <w:r>
+              <w:rPr>
+                <w:rFonts w:ascii="BRH Devanagari Extra" w:hAnsi="BRH Devanagari Extra" w:cs="BRH Devanagari Extra"/>
+                <w:color w:val="000000"/>
+                <w:sz w:val="40"/>
+                <w:szCs w:val="40"/>
+                <w:lang w:bidi="ml-IN"/>
+              </w:rPr>
+              <w:t xml:space="preserve"> |</w:t>
             </w:r>
           </w:p>
         </w:tc>
@@ -3482,6 +3634,7 @@
                 <w:lang w:eastAsia="en-IN" w:bidi="ml-IN"/>
               </w:rPr>
             </w:pPr>
+            <w:proofErr w:type="spellStart"/>
             <w:r>
               <w:rPr>
                 <w:rFonts w:ascii="BRH Devanagari Extra" w:hAnsi="BRH Devanagari Extra" w:cs="BRH Devanagari Extra"/>
@@ -3492,38 +3645,74 @@
               </w:rPr>
               <w:t>rÉÎxqÉ</w:t>
             </w:r>
-            <w:r>
-              <w:rPr>
-                <w:rFonts w:ascii="BRH Malayalam Extra" w:hAnsi="BRH Malayalam Extra" w:cs="BRH Devanagari Extra"/>
-                <w:b/>
-                <w:color w:val="000000"/>
-                <w:sz w:val="32"/>
-                <w:szCs w:val="40"/>
-                <w:lang w:bidi="ml-IN"/>
-              </w:rPr>
-              <w:t>–</w:t>
-            </w:r>
-            <w:r>
-              <w:rPr>
-                <w:rFonts w:ascii="BRH Devanagari Extra" w:hAnsi="BRH Devanagari Extra" w:cs="BRH Devanagari Extra"/>
-                <w:color w:val="000000"/>
-                <w:sz w:val="40"/>
-                <w:szCs w:val="40"/>
-                <w:lang w:bidi="ml-IN"/>
-              </w:rPr>
-              <w:t>³ÉµÉþÈ | AµÉþ AÉsÉ</w:t>
-            </w:r>
-            <w:r>
-              <w:rPr>
-                <w:rFonts w:ascii="BRH Malayalam Extra" w:hAnsi="BRH Malayalam Extra" w:cs="BRH Devanagari Extra"/>
-                <w:b/>
-                <w:color w:val="000000"/>
-                <w:sz w:val="32"/>
-                <w:szCs w:val="40"/>
-                <w:lang w:bidi="ml-IN"/>
-              </w:rPr>
-              <w:t>–</w:t>
-            </w:r>
+            <w:proofErr w:type="spellEnd"/>
+            <w:r>
+              <w:rPr>
+                <w:rFonts w:ascii="BRH Malayalam Extra" w:hAnsi="BRH Malayalam Extra" w:cs="BRH Devanagari Extra"/>
+                <w:b/>
+                <w:color w:val="000000"/>
+                <w:sz w:val="32"/>
+                <w:szCs w:val="40"/>
+                <w:lang w:bidi="ml-IN"/>
+              </w:rPr>
+              <w:t>–</w:t>
+            </w:r>
+            <w:r>
+              <w:rPr>
+                <w:rFonts w:ascii="BRH Devanagari Extra" w:hAnsi="BRH Devanagari Extra" w:cs="BRH Devanagari Extra"/>
+                <w:color w:val="000000"/>
+                <w:sz w:val="40"/>
+                <w:szCs w:val="40"/>
+                <w:lang w:bidi="ml-IN"/>
+              </w:rPr>
+              <w:t xml:space="preserve">³ÉµÉþÈ | </w:t>
+            </w:r>
+            <w:proofErr w:type="spellStart"/>
+            <w:r>
+              <w:rPr>
+                <w:rFonts w:ascii="BRH Devanagari Extra" w:hAnsi="BRH Devanagari Extra" w:cs="BRH Devanagari Extra"/>
+                <w:color w:val="000000"/>
+                <w:sz w:val="40"/>
+                <w:szCs w:val="40"/>
+                <w:lang w:bidi="ml-IN"/>
+              </w:rPr>
+              <w:t>AµÉþ</w:t>
+            </w:r>
+            <w:proofErr w:type="spellEnd"/>
+            <w:r>
+              <w:rPr>
+                <w:rFonts w:ascii="BRH Devanagari Extra" w:hAnsi="BRH Devanagari Extra" w:cs="BRH Devanagari Extra"/>
+                <w:color w:val="000000"/>
+                <w:sz w:val="40"/>
+                <w:szCs w:val="40"/>
+                <w:lang w:bidi="ml-IN"/>
+              </w:rPr>
+              <w:t xml:space="preserve"> </w:t>
+            </w:r>
+            <w:proofErr w:type="spellStart"/>
+            <w:r>
+              <w:rPr>
+                <w:rFonts w:ascii="BRH Devanagari Extra" w:hAnsi="BRH Devanagari Extra" w:cs="BRH Devanagari Extra"/>
+                <w:color w:val="000000"/>
+                <w:sz w:val="40"/>
+                <w:szCs w:val="40"/>
+                <w:lang w:bidi="ml-IN"/>
+              </w:rPr>
+              <w:t>AÉsÉ</w:t>
+            </w:r>
+            <w:proofErr w:type="spellEnd"/>
+            <w:r>
+              <w:rPr>
+                <w:rFonts w:ascii="BRH Malayalam Extra" w:hAnsi="BRH Malayalam Extra" w:cs="BRH Devanagari Extra"/>
+                <w:b/>
+                <w:color w:val="000000"/>
+                <w:sz w:val="32"/>
+                <w:szCs w:val="40"/>
+                <w:lang w:bidi="ml-IN"/>
+              </w:rPr>
+              <w:t>–</w:t>
+            </w:r>
+            <w:proofErr w:type="spellStart"/>
             <w:r>
               <w:rPr>
                 <w:rFonts w:ascii="BRH Devanagari Extra" w:hAnsi="BRH Devanagari Extra" w:cs="BRH Devanagari Extra"/>
@@ -3553,7 +3742,18 @@
                 <w:szCs w:val="40"/>
                 <w:lang w:bidi="ml-IN"/>
               </w:rPr>
-              <w:t>þ |</w:t>
+              <w:t>þ</w:t>
+            </w:r>
+            <w:proofErr w:type="spellEnd"/>
+            <w:r>
+              <w:rPr>
+                <w:rFonts w:ascii="BRH Devanagari Extra" w:hAnsi="BRH Devanagari Extra" w:cs="BRH Devanagari Extra"/>
+                <w:color w:val="000000"/>
+                <w:sz w:val="40"/>
+                <w:szCs w:val="40"/>
+                <w:lang w:bidi="ml-IN"/>
+              </w:rPr>
+              <w:t xml:space="preserve"> |</w:t>
             </w:r>
           </w:p>
         </w:tc>
@@ -3576,6 +3776,7 @@
                 <w:lang w:eastAsia="en-IN" w:bidi="ml-IN"/>
               </w:rPr>
             </w:pPr>
+            <w:proofErr w:type="spellStart"/>
             <w:r>
               <w:rPr>
                 <w:rFonts w:ascii="BRH Devanagari Extra" w:hAnsi="BRH Devanagari Extra" w:cs="BRH Devanagari Extra"/>
@@ -3586,38 +3787,74 @@
               </w:rPr>
               <w:t>rÉÎxqÉ</w:t>
             </w:r>
-            <w:r>
-              <w:rPr>
-                <w:rFonts w:ascii="BRH Malayalam Extra" w:hAnsi="BRH Malayalam Extra" w:cs="BRH Devanagari Extra"/>
-                <w:b/>
-                <w:color w:val="000000"/>
-                <w:sz w:val="32"/>
-                <w:szCs w:val="40"/>
-                <w:lang w:bidi="ml-IN"/>
-              </w:rPr>
-              <w:t>–</w:t>
-            </w:r>
-            <w:r>
-              <w:rPr>
-                <w:rFonts w:ascii="BRH Devanagari Extra" w:hAnsi="BRH Devanagari Extra" w:cs="BRH Devanagari Extra"/>
-                <w:color w:val="000000"/>
-                <w:sz w:val="40"/>
-                <w:szCs w:val="40"/>
-                <w:lang w:bidi="ml-IN"/>
-              </w:rPr>
-              <w:t>³ÉµÉþÈ | AµÉþ AÉsÉ</w:t>
-            </w:r>
-            <w:r>
-              <w:rPr>
-                <w:rFonts w:ascii="BRH Malayalam Extra" w:hAnsi="BRH Malayalam Extra" w:cs="BRH Devanagari Extra"/>
-                <w:b/>
-                <w:color w:val="000000"/>
-                <w:sz w:val="32"/>
-                <w:szCs w:val="40"/>
-                <w:lang w:bidi="ml-IN"/>
-              </w:rPr>
-              <w:t>–</w:t>
-            </w:r>
+            <w:proofErr w:type="spellEnd"/>
+            <w:r>
+              <w:rPr>
+                <w:rFonts w:ascii="BRH Malayalam Extra" w:hAnsi="BRH Malayalam Extra" w:cs="BRH Devanagari Extra"/>
+                <w:b/>
+                <w:color w:val="000000"/>
+                <w:sz w:val="32"/>
+                <w:szCs w:val="40"/>
+                <w:lang w:bidi="ml-IN"/>
+              </w:rPr>
+              <w:t>–</w:t>
+            </w:r>
+            <w:r>
+              <w:rPr>
+                <w:rFonts w:ascii="BRH Devanagari Extra" w:hAnsi="BRH Devanagari Extra" w:cs="BRH Devanagari Extra"/>
+                <w:color w:val="000000"/>
+                <w:sz w:val="40"/>
+                <w:szCs w:val="40"/>
+                <w:lang w:bidi="ml-IN"/>
+              </w:rPr>
+              <w:t xml:space="preserve">³ÉµÉþÈ | </w:t>
+            </w:r>
+            <w:proofErr w:type="spellStart"/>
+            <w:r>
+              <w:rPr>
+                <w:rFonts w:ascii="BRH Devanagari Extra" w:hAnsi="BRH Devanagari Extra" w:cs="BRH Devanagari Extra"/>
+                <w:color w:val="000000"/>
+                <w:sz w:val="40"/>
+                <w:szCs w:val="40"/>
+                <w:lang w:bidi="ml-IN"/>
+              </w:rPr>
+              <w:t>AµÉþ</w:t>
+            </w:r>
+            <w:proofErr w:type="spellEnd"/>
+            <w:r>
+              <w:rPr>
+                <w:rFonts w:ascii="BRH Devanagari Extra" w:hAnsi="BRH Devanagari Extra" w:cs="BRH Devanagari Extra"/>
+                <w:color w:val="000000"/>
+                <w:sz w:val="40"/>
+                <w:szCs w:val="40"/>
+                <w:lang w:bidi="ml-IN"/>
+              </w:rPr>
+              <w:t xml:space="preserve"> </w:t>
+            </w:r>
+            <w:proofErr w:type="spellStart"/>
+            <w:r>
+              <w:rPr>
+                <w:rFonts w:ascii="BRH Devanagari Extra" w:hAnsi="BRH Devanagari Extra" w:cs="BRH Devanagari Extra"/>
+                <w:color w:val="000000"/>
+                <w:sz w:val="40"/>
+                <w:szCs w:val="40"/>
+                <w:lang w:bidi="ml-IN"/>
+              </w:rPr>
+              <w:t>AÉsÉ</w:t>
+            </w:r>
+            <w:proofErr w:type="spellEnd"/>
+            <w:r>
+              <w:rPr>
+                <w:rFonts w:ascii="BRH Malayalam Extra" w:hAnsi="BRH Malayalam Extra" w:cs="BRH Devanagari Extra"/>
+                <w:b/>
+                <w:color w:val="000000"/>
+                <w:sz w:val="32"/>
+                <w:szCs w:val="40"/>
+                <w:lang w:bidi="ml-IN"/>
+              </w:rPr>
+              <w:t>–</w:t>
+            </w:r>
+            <w:proofErr w:type="spellStart"/>
             <w:r>
               <w:rPr>
                 <w:rFonts w:ascii="BRH Devanagari Extra" w:hAnsi="BRH Devanagari Extra" w:cs="BRH Devanagari Extra"/>
@@ -3649,6 +3886,7 @@
               </w:rPr>
               <w:t>å</w:t>
             </w:r>
+            <w:proofErr w:type="spellEnd"/>
             <w:r>
               <w:rPr>
                 <w:rFonts w:ascii="BRH Devanagari Extra" w:hAnsi="BRH Devanagari Extra" w:cs="BRH Devanagari Extra"/>
@@ -3659,78 +3897,6 @@
               </w:rPr>
               <w:t xml:space="preserve"> |</w:t>
             </w:r>
-          </w:p>
-        </w:tc>
-      </w:tr>
-      <w:tr>
-        <w:trPr>
-          <w:trHeight w:val="866"/>
-        </w:trPr>
-        <w:tc>
-          <w:tcPr>
-            <w:tcW w:w="3907" w:type="dxa"/>
-          </w:tcPr>
-          <w:p>
-            <w:pPr>
-              <w:widowControl w:val="0"/>
-              <w:tabs>
-                <w:tab w:val="left" w:pos="993"/>
-              </w:tabs>
-              <w:autoSpaceDE w:val="0"/>
-              <w:autoSpaceDN w:val="0"/>
-              <w:adjustRightInd w:val="0"/>
-              <w:spacing w:before="0" w:line="240" w:lineRule="auto"/>
-              <w:ind w:right="297"/>
-              <w:rPr>
-                <w:rFonts w:cs="Arial"/>
-                <w:b/>
-                <w:color w:val="000000"/>
-                <w:sz w:val="28"/>
-                <w:szCs w:val="32"/>
-              </w:rPr>
-            </w:pPr>
-          </w:p>
-        </w:tc>
-        <w:tc>
-          <w:tcPr>
-            <w:tcW w:w="5105" w:type="dxa"/>
-          </w:tcPr>
-          <w:p>
-            <w:pPr>
-              <w:widowControl w:val="0"/>
-              <w:autoSpaceDE w:val="0"/>
-              <w:autoSpaceDN w:val="0"/>
-              <w:adjustRightInd w:val="0"/>
-              <w:spacing w:before="0" w:line="240" w:lineRule="auto"/>
-              <w:rPr>
-                <w:rFonts w:ascii="BRH Devanagari Extra" w:hAnsi="BRH Devanagari Extra" w:cs="BRH Devanagari Extra"/>
-                <w:color w:val="000000"/>
-                <w:sz w:val="40"/>
-                <w:szCs w:val="40"/>
-                <w:lang w:bidi="ml-IN"/>
-              </w:rPr>
-            </w:pPr>
-          </w:p>
-        </w:tc>
-        <w:tc>
-          <w:tcPr>
-            <w:tcW w:w="5388" w:type="dxa"/>
-          </w:tcPr>
-          <w:p>
-            <w:pPr>
-              <w:widowControl w:val="0"/>
-              <w:autoSpaceDE w:val="0"/>
-              <w:autoSpaceDN w:val="0"/>
-              <w:adjustRightInd w:val="0"/>
-              <w:spacing w:before="0" w:line="240" w:lineRule="auto"/>
-              <w:rPr>
-                <w:rFonts w:ascii="BRH Devanagari Extra" w:hAnsi="BRH Devanagari Extra" w:cs="BRH Devanagari Extra"/>
-                <w:color w:val="000000"/>
-                <w:sz w:val="40"/>
-                <w:szCs w:val="40"/>
-                <w:lang w:bidi="ml-IN"/>
-              </w:rPr>
-            </w:pPr>
           </w:p>
         </w:tc>
       </w:tr>
@@ -4186,6 +4352,7 @@
               </w:rPr>
               <w:t>–</w:t>
             </w:r>
+            <w:proofErr w:type="spellStart"/>
             <w:r>
               <w:rPr>
                 <w:rFonts w:ascii="BRH Devanagari Extra" w:hAnsi="BRH Devanagari Extra" w:cs="BRH Devanagari Extra"/>
@@ -4217,6 +4384,7 @@
               </w:rPr>
               <w:t>å</w:t>
             </w:r>
+            <w:proofErr w:type="spellEnd"/>
             <w:r>
               <w:rPr>
                 <w:rFonts w:ascii="BRH Devanagari Extra" w:hAnsi="BRH Devanagari Extra" w:cs="BRH Devanagari Extra"/>
@@ -4268,6 +4436,7 @@
               </w:rPr>
               <w:t>–</w:t>
             </w:r>
+            <w:proofErr w:type="spellStart"/>
             <w:r>
               <w:rPr>
                 <w:rFonts w:ascii="BRH Devanagari Extra" w:hAnsi="BRH Devanagari Extra" w:cs="BRH Devanagari Extra"/>
@@ -4299,6 +4468,7 @@
               </w:rPr>
               <w:t>å</w:t>
             </w:r>
+            <w:proofErr w:type="spellEnd"/>
             <w:r>
               <w:rPr>
                 <w:rFonts w:ascii="BRH Devanagari Extra" w:hAnsi="BRH Devanagari Extra" w:cs="BRH Devanagari Extra"/>
@@ -4313,6 +4483,21 @@
         </w:tc>
       </w:tr>
     </w:tbl>
+    <w:p>
+      <w:pPr>
+        <w:pBdr>
+          <w:bottom w:val="double" w:sz="6" w:space="1" w:color="auto"/>
+        </w:pBdr>
+        <w:jc w:val="center"/>
+        <w:rPr>
+          <w:b/>
+          <w:bCs/>
+          <w:sz w:val="32"/>
+          <w:szCs w:val="32"/>
+          <w:u w:val="single"/>
+        </w:rPr>
+      </w:pPr>
+    </w:p>
     <w:p>
       <w:pPr>
         <w:jc w:val="center"/>
@@ -4324,7 +4509,10 @@
           <w:u w:val="single"/>
         </w:rPr>
       </w:pPr>
-      <w:r>
+    </w:p>
+    <w:p>
+      <w:pPr>
+        <w:jc w:val="center"/>
         <w:rPr>
           <w:b/>
           <w:bCs/>
@@ -4332,8 +4520,7 @@
           <w:szCs w:val="32"/>
           <w:u w:val="single"/>
         </w:rPr>
-        <w:t>============</w:t>
-      </w:r>
+      </w:pPr>
     </w:p>
     <w:p>
       <w:pPr>
@@ -4502,6 +4689,7 @@
                 <w:sz w:val="32"/>
                 <w:szCs w:val="32"/>
               </w:rPr>
+              <w:lastRenderedPageBreak/>
               <w:t>Section, Paragraph</w:t>
             </w:r>
           </w:p>
@@ -4519,7 +4707,6 @@
                 <w:sz w:val="32"/>
                 <w:szCs w:val="32"/>
               </w:rPr>
-              <w:lastRenderedPageBreak/>
               <w:t>Reference</w:t>
             </w:r>
           </w:p>
@@ -4542,7 +4729,6 @@
                 <w:sz w:val="32"/>
                 <w:szCs w:val="32"/>
               </w:rPr>
-              <w:lastRenderedPageBreak/>
               <w:t>As Printed</w:t>
             </w:r>
           </w:p>
@@ -4747,6 +4933,7 @@
                 <w:szCs w:val="40"/>
               </w:rPr>
             </w:pPr>
+            <w:proofErr w:type="spellStart"/>
             <w:r>
               <w:rPr>
                 <w:rFonts w:ascii="BRH Devanagari Extra" w:hAnsi="BRH Devanagari Extra" w:cs="BRH Devanagari Extra"/>
@@ -4758,6 +4945,7 @@
               </w:rPr>
               <w:t>mÉëå</w:t>
             </w:r>
+            <w:proofErr w:type="spellEnd"/>
             <w:r>
               <w:rPr>
                 <w:rFonts w:ascii="BRH Malayalam Extra" w:hAnsi="BRH Malayalam Extra" w:cs="BRH Devanagari Extra"/>
@@ -4770,27 +4958,40 @@
               </w:rPr>
               <w:t>–</w:t>
             </w:r>
-            <w:r>
-              <w:rPr>
-                <w:rFonts w:ascii="BRH Devanagari Extra" w:hAnsi="BRH Devanagari Extra" w:cs="BRH Devanagari Extra"/>
-                <w:color w:val="000000"/>
-                <w:sz w:val="40"/>
-                <w:szCs w:val="40"/>
-                <w:lang w:bidi="ml-IN"/>
-              </w:rPr>
-              <w:t>nxÉþÌiÉ | D</w:t>
-            </w:r>
-            <w:r>
-              <w:rPr>
-                <w:rFonts w:ascii="BRH Malayalam Extra" w:hAnsi="BRH Malayalam Extra" w:cs="BRH Devanagari Extra"/>
-                <w:b/>
-                <w:color w:val="000000"/>
-                <w:sz w:val="32"/>
-                <w:szCs w:val="40"/>
-                <w:lang w:bidi="ml-IN"/>
-              </w:rPr>
-              <w:t>–</w:t>
-            </w:r>
+            <w:proofErr w:type="spellStart"/>
+            <w:r>
+              <w:rPr>
+                <w:rFonts w:ascii="BRH Devanagari Extra" w:hAnsi="BRH Devanagari Extra" w:cs="BRH Devanagari Extra"/>
+                <w:color w:val="000000"/>
+                <w:sz w:val="40"/>
+                <w:szCs w:val="40"/>
+                <w:lang w:bidi="ml-IN"/>
+              </w:rPr>
+              <w:t>nxÉþÌiÉ</w:t>
+            </w:r>
+            <w:proofErr w:type="spellEnd"/>
+            <w:r>
+              <w:rPr>
+                <w:rFonts w:ascii="BRH Devanagari Extra" w:hAnsi="BRH Devanagari Extra" w:cs="BRH Devanagari Extra"/>
+                <w:color w:val="000000"/>
+                <w:sz w:val="40"/>
+                <w:szCs w:val="40"/>
+                <w:lang w:bidi="ml-IN"/>
+              </w:rPr>
+              <w:t xml:space="preserve"> | D</w:t>
+            </w:r>
+            <w:r>
+              <w:rPr>
+                <w:rFonts w:ascii="BRH Malayalam Extra" w:hAnsi="BRH Malayalam Extra" w:cs="BRH Devanagari Extra"/>
+                <w:b/>
+                <w:color w:val="000000"/>
+                <w:sz w:val="32"/>
+                <w:szCs w:val="40"/>
+                <w:lang w:bidi="ml-IN"/>
+              </w:rPr>
+              <w:t>–</w:t>
+            </w:r>
+            <w:proofErr w:type="spellStart"/>
             <w:r>
               <w:rPr>
                 <w:rFonts w:ascii="BRH Devanagari Extra" w:hAnsi="BRH Devanagari Extra" w:cs="BRH Devanagari Extra"/>
@@ -4801,17 +5002,19 @@
               </w:rPr>
               <w:t>nxÉ</w:t>
             </w:r>
-            <w:r>
-              <w:rPr>
-                <w:rFonts w:ascii="BRH Malayalam Extra" w:hAnsi="BRH Malayalam Extra" w:cs="BRH Devanagari Extra"/>
-                <w:b/>
-                <w:color w:val="000000"/>
-                <w:sz w:val="32"/>
-                <w:szCs w:val="40"/>
-                <w:lang w:bidi="ml-IN"/>
-              </w:rPr>
-              <w:t>–</w:t>
-            </w:r>
+            <w:proofErr w:type="spellEnd"/>
+            <w:r>
+              <w:rPr>
+                <w:rFonts w:ascii="BRH Malayalam Extra" w:hAnsi="BRH Malayalam Extra" w:cs="BRH Devanagari Extra"/>
+                <w:b/>
+                <w:color w:val="000000"/>
+                <w:sz w:val="32"/>
+                <w:szCs w:val="40"/>
+                <w:lang w:bidi="ml-IN"/>
+              </w:rPr>
+              <w:t>–</w:t>
+            </w:r>
+            <w:proofErr w:type="spellStart"/>
             <w:r>
               <w:rPr>
                 <w:rFonts w:ascii="BRH Devanagari Extra" w:hAnsi="BRH Devanagari Extra" w:cs="BRH Devanagari Extra"/>
@@ -4822,26 +5025,49 @@
               </w:rPr>
               <w:t>ÌiÉ</w:t>
             </w:r>
-            <w:r>
-              <w:rPr>
-                <w:rFonts w:ascii="BRH Malayalam Extra" w:hAnsi="BRH Malayalam Extra" w:cs="BRH Devanagari Extra"/>
-                <w:b/>
-                <w:color w:val="000000"/>
-                <w:sz w:val="32"/>
-                <w:szCs w:val="40"/>
-                <w:lang w:bidi="ml-IN"/>
-              </w:rPr>
-              <w:t>–</w:t>
-            </w:r>
-            <w:r>
-              <w:rPr>
-                <w:rFonts w:ascii="BRH Devanagari Extra" w:hAnsi="BRH Devanagari Extra" w:cs="BRH Devanagari Extra"/>
-                <w:color w:val="000000"/>
-                <w:sz w:val="40"/>
-                <w:szCs w:val="40"/>
-                <w:lang w:bidi="ml-IN"/>
-              </w:rPr>
-              <w:t xml:space="preserve"> iÉxqÉæÿ |</w:t>
+            <w:proofErr w:type="spellEnd"/>
+            <w:r>
+              <w:rPr>
+                <w:rFonts w:ascii="BRH Malayalam Extra" w:hAnsi="BRH Malayalam Extra" w:cs="BRH Devanagari Extra"/>
+                <w:b/>
+                <w:color w:val="000000"/>
+                <w:sz w:val="32"/>
+                <w:szCs w:val="40"/>
+                <w:lang w:bidi="ml-IN"/>
+              </w:rPr>
+              <w:t>–</w:t>
+            </w:r>
+            <w:r>
+              <w:rPr>
+                <w:rFonts w:ascii="BRH Devanagari Extra" w:hAnsi="BRH Devanagari Extra" w:cs="BRH Devanagari Extra"/>
+                <w:color w:val="000000"/>
+                <w:sz w:val="40"/>
+                <w:szCs w:val="40"/>
+                <w:lang w:bidi="ml-IN"/>
+              </w:rPr>
+              <w:t xml:space="preserve"> </w:t>
+            </w:r>
+            <w:proofErr w:type="spellStart"/>
+            <w:r>
+              <w:rPr>
+                <w:rFonts w:ascii="BRH Devanagari Extra" w:hAnsi="BRH Devanagari Extra" w:cs="BRH Devanagari Extra"/>
+                <w:color w:val="000000"/>
+                <w:sz w:val="40"/>
+                <w:szCs w:val="40"/>
+                <w:lang w:bidi="ml-IN"/>
+              </w:rPr>
+              <w:t>iÉxqÉæÿ</w:t>
+            </w:r>
+            <w:proofErr w:type="spellEnd"/>
+            <w:r>
+              <w:rPr>
+                <w:rFonts w:ascii="BRH Devanagari Extra" w:hAnsi="BRH Devanagari Extra" w:cs="BRH Devanagari Extra"/>
+                <w:color w:val="000000"/>
+                <w:sz w:val="40"/>
+                <w:szCs w:val="40"/>
+                <w:lang w:bidi="ml-IN"/>
+              </w:rPr>
+              <w:t xml:space="preserve"> |</w:t>
             </w:r>
           </w:p>
         </w:tc>
@@ -4863,6 +5089,7 @@
                 <w:szCs w:val="40"/>
               </w:rPr>
             </w:pPr>
+            <w:proofErr w:type="spellStart"/>
             <w:r>
               <w:rPr>
                 <w:rFonts w:ascii="BRH Devanagari Extra" w:hAnsi="BRH Devanagari Extra" w:cs="BRH Devanagari Extra"/>
@@ -4892,19 +5119,31 @@
                 <w:szCs w:val="40"/>
                 <w:lang w:bidi="ml-IN"/>
               </w:rPr>
-              <w:t>nxÉþÌiÉ | D</w:t>
-            </w:r>
-            <w:r>
-              <w:rPr>
-                <w:rFonts w:ascii="BRH Malayalam Extra" w:hAnsi="BRH Malayalam Extra" w:cs="BRH Devanagari Extra"/>
-                <w:b/>
-                <w:color w:val="000000"/>
-                <w:sz w:val="32"/>
-                <w:szCs w:val="40"/>
-                <w:lang w:bidi="ml-IN"/>
-              </w:rPr>
-              <w:t>–</w:t>
-            </w:r>
+              <w:t>nxÉþÌiÉ</w:t>
+            </w:r>
+            <w:proofErr w:type="spellEnd"/>
+            <w:r>
+              <w:rPr>
+                <w:rFonts w:ascii="BRH Devanagari Extra" w:hAnsi="BRH Devanagari Extra" w:cs="BRH Devanagari Extra"/>
+                <w:color w:val="000000"/>
+                <w:sz w:val="40"/>
+                <w:szCs w:val="40"/>
+                <w:lang w:bidi="ml-IN"/>
+              </w:rPr>
+              <w:t xml:space="preserve"> | D</w:t>
+            </w:r>
+            <w:r>
+              <w:rPr>
+                <w:rFonts w:ascii="BRH Malayalam Extra" w:hAnsi="BRH Malayalam Extra" w:cs="BRH Devanagari Extra"/>
+                <w:b/>
+                <w:color w:val="000000"/>
+                <w:sz w:val="32"/>
+                <w:szCs w:val="40"/>
+                <w:lang w:bidi="ml-IN"/>
+              </w:rPr>
+              <w:t>–</w:t>
+            </w:r>
+            <w:proofErr w:type="spellStart"/>
             <w:r>
               <w:rPr>
                 <w:rFonts w:ascii="BRH Devanagari Extra" w:hAnsi="BRH Devanagari Extra" w:cs="BRH Devanagari Extra"/>
@@ -4915,17 +5154,19 @@
               </w:rPr>
               <w:t>nxÉ</w:t>
             </w:r>
-            <w:r>
-              <w:rPr>
-                <w:rFonts w:ascii="BRH Malayalam Extra" w:hAnsi="BRH Malayalam Extra" w:cs="BRH Devanagari Extra"/>
-                <w:b/>
-                <w:color w:val="000000"/>
-                <w:sz w:val="32"/>
-                <w:szCs w:val="40"/>
-                <w:lang w:bidi="ml-IN"/>
-              </w:rPr>
-              <w:t>–</w:t>
-            </w:r>
+            <w:proofErr w:type="spellEnd"/>
+            <w:r>
+              <w:rPr>
+                <w:rFonts w:ascii="BRH Malayalam Extra" w:hAnsi="BRH Malayalam Extra" w:cs="BRH Devanagari Extra"/>
+                <w:b/>
+                <w:color w:val="000000"/>
+                <w:sz w:val="32"/>
+                <w:szCs w:val="40"/>
+                <w:lang w:bidi="ml-IN"/>
+              </w:rPr>
+              <w:t>–</w:t>
+            </w:r>
+            <w:proofErr w:type="spellStart"/>
             <w:r>
               <w:rPr>
                 <w:rFonts w:ascii="BRH Devanagari Extra" w:hAnsi="BRH Devanagari Extra" w:cs="BRH Devanagari Extra"/>
@@ -4936,26 +5177,49 @@
               </w:rPr>
               <w:t>ÌiÉ</w:t>
             </w:r>
-            <w:r>
-              <w:rPr>
-                <w:rFonts w:ascii="BRH Malayalam Extra" w:hAnsi="BRH Malayalam Extra" w:cs="BRH Devanagari Extra"/>
-                <w:b/>
-                <w:color w:val="000000"/>
-                <w:sz w:val="32"/>
-                <w:szCs w:val="40"/>
-                <w:lang w:bidi="ml-IN"/>
-              </w:rPr>
-              <w:t>–</w:t>
-            </w:r>
-            <w:r>
-              <w:rPr>
-                <w:rFonts w:ascii="BRH Devanagari Extra" w:hAnsi="BRH Devanagari Extra" w:cs="BRH Devanagari Extra"/>
-                <w:color w:val="000000"/>
-                <w:sz w:val="40"/>
-                <w:szCs w:val="40"/>
-                <w:lang w:bidi="ml-IN"/>
-              </w:rPr>
-              <w:t xml:space="preserve"> iÉxqÉæÿ |</w:t>
+            <w:proofErr w:type="spellEnd"/>
+            <w:r>
+              <w:rPr>
+                <w:rFonts w:ascii="BRH Malayalam Extra" w:hAnsi="BRH Malayalam Extra" w:cs="BRH Devanagari Extra"/>
+                <w:b/>
+                <w:color w:val="000000"/>
+                <w:sz w:val="32"/>
+                <w:szCs w:val="40"/>
+                <w:lang w:bidi="ml-IN"/>
+              </w:rPr>
+              <w:t>–</w:t>
+            </w:r>
+            <w:r>
+              <w:rPr>
+                <w:rFonts w:ascii="BRH Devanagari Extra" w:hAnsi="BRH Devanagari Extra" w:cs="BRH Devanagari Extra"/>
+                <w:color w:val="000000"/>
+                <w:sz w:val="40"/>
+                <w:szCs w:val="40"/>
+                <w:lang w:bidi="ml-IN"/>
+              </w:rPr>
+              <w:t xml:space="preserve"> </w:t>
+            </w:r>
+            <w:proofErr w:type="spellStart"/>
+            <w:r>
+              <w:rPr>
+                <w:rFonts w:ascii="BRH Devanagari Extra" w:hAnsi="BRH Devanagari Extra" w:cs="BRH Devanagari Extra"/>
+                <w:color w:val="000000"/>
+                <w:sz w:val="40"/>
+                <w:szCs w:val="40"/>
+                <w:lang w:bidi="ml-IN"/>
+              </w:rPr>
+              <w:t>iÉxqÉæÿ</w:t>
+            </w:r>
+            <w:proofErr w:type="spellEnd"/>
+            <w:r>
+              <w:rPr>
+                <w:rFonts w:ascii="BRH Devanagari Extra" w:hAnsi="BRH Devanagari Extra" w:cs="BRH Devanagari Extra"/>
+                <w:color w:val="000000"/>
+                <w:sz w:val="40"/>
+                <w:szCs w:val="40"/>
+                <w:lang w:bidi="ml-IN"/>
+              </w:rPr>
+              <w:t xml:space="preserve"> |</w:t>
             </w:r>
           </w:p>
         </w:tc>
@@ -5164,6 +5428,7 @@
               </w:rPr>
               <w:t>–</w:t>
             </w:r>
+            <w:proofErr w:type="spellStart"/>
             <w:r>
               <w:rPr>
                 <w:rFonts w:ascii="BRH Devanagari Extra" w:hAnsi="BRH Devanagari Extra" w:cs="BRH Devanagari Extra"/>
@@ -5192,8 +5457,20 @@
                 <w:szCs w:val="40"/>
                 <w:lang w:bidi="ml-IN"/>
               </w:rPr>
-              <w:t xml:space="preserve">hÉþ </w:t>
-            </w:r>
+              <w:t>hÉþ</w:t>
+            </w:r>
+            <w:proofErr w:type="spellEnd"/>
+            <w:r>
+              <w:rPr>
+                <w:rFonts w:ascii="BRH Devanagari Extra" w:hAnsi="BRH Devanagari Extra" w:cs="BRH Devanagari Extra"/>
+                <w:color w:val="000000"/>
+                <w:sz w:val="40"/>
+                <w:szCs w:val="40"/>
+                <w:lang w:bidi="ml-IN"/>
+              </w:rPr>
+              <w:t xml:space="preserve"> </w:t>
+            </w:r>
+            <w:proofErr w:type="spellStart"/>
             <w:r>
               <w:rPr>
                 <w:rFonts w:ascii="BRH Devanagari Extra" w:hAnsi="BRH Devanagari Extra" w:cs="BRH Devanagari Extra"/>
@@ -5233,7 +5510,18 @@
                 <w:szCs w:val="40"/>
                 <w:lang w:bidi="ml-IN"/>
               </w:rPr>
-              <w:t xml:space="preserve">ÌiÉ | </w:t>
+              <w:t>ÌiÉ</w:t>
+            </w:r>
+            <w:proofErr w:type="spellEnd"/>
+            <w:r>
+              <w:rPr>
+                <w:rFonts w:ascii="BRH Devanagari Extra" w:hAnsi="BRH Devanagari Extra" w:cs="BRH Devanagari Extra"/>
+                <w:color w:val="000000"/>
+                <w:sz w:val="40"/>
+                <w:szCs w:val="40"/>
+                <w:lang w:bidi="ml-IN"/>
+              </w:rPr>
+              <w:t xml:space="preserve"> | </w:t>
             </w:r>
           </w:p>
           <w:p>
@@ -5314,6 +5602,7 @@
               </w:rPr>
               <w:t>–</w:t>
             </w:r>
+            <w:proofErr w:type="spellStart"/>
             <w:r>
               <w:rPr>
                 <w:rFonts w:ascii="BRH Devanagari Extra" w:hAnsi="BRH Devanagari Extra" w:cs="BRH Devanagari Extra"/>
@@ -5362,19 +5651,31 @@
                 <w:szCs w:val="40"/>
                 <w:lang w:bidi="ml-IN"/>
               </w:rPr>
-              <w:t>irÉþeÉ - ¤ÉÏ</w:t>
-            </w:r>
-            <w:r>
-              <w:rPr>
-                <w:rFonts w:ascii="BRH Malayalam Extra" w:hAnsi="BRH Malayalam Extra" w:cs="BRH Devanagari Extra"/>
-                <w:b/>
-                <w:color w:val="000000"/>
-                <w:sz w:val="32"/>
-                <w:szCs w:val="40"/>
-                <w:lang w:bidi="ml-IN"/>
-              </w:rPr>
-              <w:t>–</w:t>
-            </w:r>
+              <w:t>irÉþeÉ</w:t>
+            </w:r>
+            <w:proofErr w:type="spellEnd"/>
+            <w:r>
+              <w:rPr>
+                <w:rFonts w:ascii="BRH Devanagari Extra" w:hAnsi="BRH Devanagari Extra" w:cs="BRH Devanagari Extra"/>
+                <w:color w:val="000000"/>
+                <w:sz w:val="40"/>
+                <w:szCs w:val="40"/>
+                <w:lang w:bidi="ml-IN"/>
+              </w:rPr>
+              <w:t xml:space="preserve"> - ¤ÉÏ</w:t>
+            </w:r>
+            <w:r>
+              <w:rPr>
+                <w:rFonts w:ascii="BRH Malayalam Extra" w:hAnsi="BRH Malayalam Extra" w:cs="BRH Devanagari Extra"/>
+                <w:b/>
+                <w:color w:val="000000"/>
+                <w:sz w:val="32"/>
+                <w:szCs w:val="40"/>
+                <w:lang w:bidi="ml-IN"/>
+              </w:rPr>
+              <w:t>–</w:t>
+            </w:r>
+            <w:proofErr w:type="spellStart"/>
             <w:r>
               <w:rPr>
                 <w:rFonts w:ascii="BRH Devanagari Extra" w:hAnsi="BRH Devanagari Extra" w:cs="BRH Devanagari Extra"/>
@@ -5403,7 +5704,18 @@
                 <w:szCs w:val="40"/>
                 <w:lang w:bidi="ml-IN"/>
               </w:rPr>
-              <w:t xml:space="preserve">hÉþ | </w:t>
+              <w:t>hÉþ</w:t>
+            </w:r>
+            <w:proofErr w:type="spellEnd"/>
+            <w:r>
+              <w:rPr>
+                <w:rFonts w:ascii="BRH Devanagari Extra" w:hAnsi="BRH Devanagari Extra" w:cs="BRH Devanagari Extra"/>
+                <w:color w:val="000000"/>
+                <w:sz w:val="40"/>
+                <w:szCs w:val="40"/>
+                <w:lang w:bidi="ml-IN"/>
+              </w:rPr>
+              <w:t xml:space="preserve"> | </w:t>
             </w:r>
           </w:p>
           <w:p>
@@ -5444,6 +5756,7 @@
               </w:rPr>
               <w:t>–</w:t>
             </w:r>
+            <w:proofErr w:type="spellStart"/>
             <w:r>
               <w:rPr>
                 <w:rFonts w:ascii="BRH Devanagari Extra" w:hAnsi="BRH Devanagari Extra" w:cs="BRH Devanagari Extra"/>
@@ -5464,17 +5777,19 @@
               </w:rPr>
               <w:t>å</w:t>
             </w:r>
-            <w:r>
-              <w:rPr>
-                <w:rFonts w:ascii="BRH Malayalam Extra" w:hAnsi="BRH Malayalam Extra" w:cs="BRH Devanagari Extra"/>
-                <w:b/>
-                <w:color w:val="000000"/>
-                <w:sz w:val="32"/>
-                <w:szCs w:val="40"/>
-                <w:lang w:bidi="ml-IN"/>
-              </w:rPr>
-              <w:t>–</w:t>
-            </w:r>
+            <w:proofErr w:type="spellEnd"/>
+            <w:r>
+              <w:rPr>
+                <w:rFonts w:ascii="BRH Malayalam Extra" w:hAnsi="BRH Malayalam Extra" w:cs="BRH Devanagari Extra"/>
+                <w:b/>
+                <w:color w:val="000000"/>
+                <w:sz w:val="32"/>
+                <w:szCs w:val="40"/>
+                <w:lang w:bidi="ml-IN"/>
+              </w:rPr>
+              <w:t>–</w:t>
+            </w:r>
+            <w:proofErr w:type="spellStart"/>
             <w:r>
               <w:rPr>
                 <w:rFonts w:ascii="BRH Devanagari Extra" w:hAnsi="BRH Devanagari Extra" w:cs="BRH Devanagari Extra"/>
@@ -5485,17 +5800,19 @@
               </w:rPr>
               <w:t>irÉÉ</w:t>
             </w:r>
-            <w:r>
-              <w:rPr>
-                <w:rFonts w:ascii="BRH Malayalam Extra" w:hAnsi="BRH Malayalam Extra" w:cs="BRH Devanagari Extra"/>
-                <w:b/>
-                <w:color w:val="000000"/>
-                <w:sz w:val="32"/>
-                <w:szCs w:val="40"/>
-                <w:lang w:bidi="ml-IN"/>
-              </w:rPr>
-              <w:t>–</w:t>
-            </w:r>
+            <w:proofErr w:type="spellEnd"/>
+            <w:r>
+              <w:rPr>
+                <w:rFonts w:ascii="BRH Malayalam Extra" w:hAnsi="BRH Malayalam Extra" w:cs="BRH Devanagari Extra"/>
+                <w:b/>
+                <w:color w:val="000000"/>
+                <w:sz w:val="32"/>
+                <w:szCs w:val="40"/>
+                <w:lang w:bidi="ml-IN"/>
+              </w:rPr>
+              <w:t>–</w:t>
+            </w:r>
+            <w:proofErr w:type="spellStart"/>
             <w:r>
               <w:rPr>
                 <w:rFonts w:ascii="BRH Devanagari Extra" w:hAnsi="BRH Devanagari Extra" w:cs="BRH Devanagari Extra"/>
@@ -5516,26 +5833,39 @@
               </w:rPr>
               <w:t>å</w:t>
             </w:r>
-            <w:r>
-              <w:rPr>
-                <w:rFonts w:ascii="BRH Malayalam Extra" w:hAnsi="BRH Malayalam Extra" w:cs="BRH Devanagari Extra"/>
-                <w:b/>
-                <w:color w:val="000000"/>
-                <w:sz w:val="32"/>
-                <w:szCs w:val="40"/>
-                <w:lang w:bidi="ml-IN"/>
-              </w:rPr>
-              <w:t>–</w:t>
-            </w:r>
-            <w:r>
-              <w:rPr>
-                <w:rFonts w:ascii="BRH Devanagari Extra" w:hAnsi="BRH Devanagari Extra" w:cs="BRH Devanagari Extra"/>
-                <w:color w:val="000000"/>
-                <w:sz w:val="40"/>
-                <w:szCs w:val="40"/>
-                <w:lang w:bidi="ml-IN"/>
-              </w:rPr>
-              <w:t>rÉÏ |</w:t>
+            <w:proofErr w:type="spellEnd"/>
+            <w:r>
+              <w:rPr>
+                <w:rFonts w:ascii="BRH Malayalam Extra" w:hAnsi="BRH Malayalam Extra" w:cs="BRH Devanagari Extra"/>
+                <w:b/>
+                <w:color w:val="000000"/>
+                <w:sz w:val="32"/>
+                <w:szCs w:val="40"/>
+                <w:lang w:bidi="ml-IN"/>
+              </w:rPr>
+              <w:t>–</w:t>
+            </w:r>
+            <w:proofErr w:type="spellStart"/>
+            <w:r>
+              <w:rPr>
+                <w:rFonts w:ascii="BRH Devanagari Extra" w:hAnsi="BRH Devanagari Extra" w:cs="BRH Devanagari Extra"/>
+                <w:color w:val="000000"/>
+                <w:sz w:val="40"/>
+                <w:szCs w:val="40"/>
+                <w:lang w:bidi="ml-IN"/>
+              </w:rPr>
+              <w:t>rÉÏ</w:t>
+            </w:r>
+            <w:proofErr w:type="spellEnd"/>
+            <w:r>
+              <w:rPr>
+                <w:rFonts w:ascii="BRH Devanagari Extra" w:hAnsi="BRH Devanagari Extra" w:cs="BRH Devanagari Extra"/>
+                <w:color w:val="000000"/>
+                <w:sz w:val="40"/>
+                <w:szCs w:val="40"/>
+                <w:lang w:bidi="ml-IN"/>
+              </w:rPr>
+              <w:t xml:space="preserve"> |</w:t>
             </w:r>
           </w:p>
         </w:tc>
@@ -5628,6 +5958,7 @@
               </w:rPr>
               <w:t>–</w:t>
             </w:r>
+            <w:proofErr w:type="spellStart"/>
             <w:r>
               <w:rPr>
                 <w:rFonts w:ascii="BRH Devanagari Extra" w:hAnsi="BRH Devanagari Extra" w:cs="BRH Devanagari Extra"/>
@@ -5656,8 +5987,20 @@
                 <w:szCs w:val="40"/>
                 <w:lang w:bidi="ml-IN"/>
               </w:rPr>
-              <w:t xml:space="preserve">hÉþ </w:t>
-            </w:r>
+              <w:t>hÉþ</w:t>
+            </w:r>
+            <w:proofErr w:type="spellEnd"/>
+            <w:r>
+              <w:rPr>
+                <w:rFonts w:ascii="BRH Devanagari Extra" w:hAnsi="BRH Devanagari Extra" w:cs="BRH Devanagari Extra"/>
+                <w:color w:val="000000"/>
+                <w:sz w:val="40"/>
+                <w:szCs w:val="40"/>
+                <w:lang w:bidi="ml-IN"/>
+              </w:rPr>
+              <w:t xml:space="preserve"> </w:t>
+            </w:r>
+            <w:proofErr w:type="spellStart"/>
             <w:r>
               <w:rPr>
                 <w:rFonts w:ascii="BRH Devanagari Extra" w:hAnsi="BRH Devanagari Extra" w:cs="BRH Devanagari Extra"/>
@@ -5697,7 +6040,18 @@
                 <w:szCs w:val="40"/>
                 <w:lang w:bidi="ml-IN"/>
               </w:rPr>
-              <w:t xml:space="preserve">ÌiÉ | </w:t>
+              <w:t>ÌiÉ</w:t>
+            </w:r>
+            <w:proofErr w:type="spellEnd"/>
+            <w:r>
+              <w:rPr>
+                <w:rFonts w:ascii="BRH Devanagari Extra" w:hAnsi="BRH Devanagari Extra" w:cs="BRH Devanagari Extra"/>
+                <w:color w:val="000000"/>
+                <w:sz w:val="40"/>
+                <w:szCs w:val="40"/>
+                <w:lang w:bidi="ml-IN"/>
+              </w:rPr>
+              <w:t xml:space="preserve"> | </w:t>
             </w:r>
           </w:p>
           <w:p>
@@ -5778,6 +6132,7 @@
               </w:rPr>
               <w:t>–</w:t>
             </w:r>
+            <w:proofErr w:type="spellStart"/>
             <w:r>
               <w:rPr>
                 <w:rFonts w:ascii="BRH Devanagari Extra" w:hAnsi="BRH Devanagari Extra" w:cs="BRH Devanagari Extra"/>
@@ -5826,19 +6181,31 @@
                 <w:szCs w:val="40"/>
                 <w:lang w:bidi="ml-IN"/>
               </w:rPr>
-              <w:t>irÉþeÉ - ¤ÉÏ</w:t>
-            </w:r>
-            <w:r>
-              <w:rPr>
-                <w:rFonts w:ascii="BRH Malayalam Extra" w:hAnsi="BRH Malayalam Extra" w:cs="BRH Devanagari Extra"/>
-                <w:b/>
-                <w:color w:val="000000"/>
-                <w:sz w:val="32"/>
-                <w:szCs w:val="40"/>
-                <w:lang w:bidi="ml-IN"/>
-              </w:rPr>
-              <w:t>–</w:t>
-            </w:r>
+              <w:t>irÉþeÉ</w:t>
+            </w:r>
+            <w:proofErr w:type="spellEnd"/>
+            <w:r>
+              <w:rPr>
+                <w:rFonts w:ascii="BRH Devanagari Extra" w:hAnsi="BRH Devanagari Extra" w:cs="BRH Devanagari Extra"/>
+                <w:color w:val="000000"/>
+                <w:sz w:val="40"/>
+                <w:szCs w:val="40"/>
+                <w:lang w:bidi="ml-IN"/>
+              </w:rPr>
+              <w:t xml:space="preserve"> - ¤ÉÏ</w:t>
+            </w:r>
+            <w:r>
+              <w:rPr>
+                <w:rFonts w:ascii="BRH Malayalam Extra" w:hAnsi="BRH Malayalam Extra" w:cs="BRH Devanagari Extra"/>
+                <w:b/>
+                <w:color w:val="000000"/>
+                <w:sz w:val="32"/>
+                <w:szCs w:val="40"/>
+                <w:lang w:bidi="ml-IN"/>
+              </w:rPr>
+              <w:t>–</w:t>
+            </w:r>
+            <w:proofErr w:type="spellStart"/>
             <w:r>
               <w:rPr>
                 <w:rFonts w:ascii="BRH Devanagari Extra" w:hAnsi="BRH Devanagari Extra" w:cs="BRH Devanagari Extra"/>
@@ -5867,7 +6234,18 @@
                 <w:szCs w:val="40"/>
                 <w:lang w:bidi="ml-IN"/>
               </w:rPr>
-              <w:t xml:space="preserve">hÉþ | </w:t>
+              <w:t>hÉþ</w:t>
+            </w:r>
+            <w:proofErr w:type="spellEnd"/>
+            <w:r>
+              <w:rPr>
+                <w:rFonts w:ascii="BRH Devanagari Extra" w:hAnsi="BRH Devanagari Extra" w:cs="BRH Devanagari Extra"/>
+                <w:color w:val="000000"/>
+                <w:sz w:val="40"/>
+                <w:szCs w:val="40"/>
+                <w:lang w:bidi="ml-IN"/>
+              </w:rPr>
+              <w:t xml:space="preserve"> | </w:t>
             </w:r>
           </w:p>
           <w:p>
@@ -5917,6 +6295,7 @@
               </w:rPr>
               <w:t>–</w:t>
             </w:r>
+            <w:proofErr w:type="spellStart"/>
             <w:r>
               <w:rPr>
                 <w:rFonts w:ascii="BRH Devanagari Extra" w:hAnsi="BRH Devanagari Extra" w:cs="BRH Devanagari Extra"/>
@@ -5937,17 +6316,19 @@
               </w:rPr>
               <w:t>å</w:t>
             </w:r>
-            <w:r>
-              <w:rPr>
-                <w:rFonts w:ascii="BRH Malayalam Extra" w:hAnsi="BRH Malayalam Extra" w:cs="BRH Devanagari Extra"/>
-                <w:b/>
-                <w:color w:val="000000"/>
-                <w:sz w:val="32"/>
-                <w:szCs w:val="40"/>
-                <w:lang w:bidi="ml-IN"/>
-              </w:rPr>
-              <w:t>–</w:t>
-            </w:r>
+            <w:proofErr w:type="spellEnd"/>
+            <w:r>
+              <w:rPr>
+                <w:rFonts w:ascii="BRH Malayalam Extra" w:hAnsi="BRH Malayalam Extra" w:cs="BRH Devanagari Extra"/>
+                <w:b/>
+                <w:color w:val="000000"/>
+                <w:sz w:val="32"/>
+                <w:szCs w:val="40"/>
+                <w:lang w:bidi="ml-IN"/>
+              </w:rPr>
+              <w:t>–</w:t>
+            </w:r>
+            <w:proofErr w:type="spellStart"/>
             <w:r>
               <w:rPr>
                 <w:rFonts w:ascii="BRH Devanagari Extra" w:hAnsi="BRH Devanagari Extra" w:cs="BRH Devanagari Extra"/>
@@ -5958,17 +6339,19 @@
               </w:rPr>
               <w:t>irÉÉ</w:t>
             </w:r>
-            <w:r>
-              <w:rPr>
-                <w:rFonts w:ascii="BRH Malayalam Extra" w:hAnsi="BRH Malayalam Extra" w:cs="BRH Devanagari Extra"/>
-                <w:b/>
-                <w:color w:val="000000"/>
-                <w:sz w:val="32"/>
-                <w:szCs w:val="40"/>
-                <w:lang w:bidi="ml-IN"/>
-              </w:rPr>
-              <w:t>–</w:t>
-            </w:r>
+            <w:proofErr w:type="spellEnd"/>
+            <w:r>
+              <w:rPr>
+                <w:rFonts w:ascii="BRH Malayalam Extra" w:hAnsi="BRH Malayalam Extra" w:cs="BRH Devanagari Extra"/>
+                <w:b/>
+                <w:color w:val="000000"/>
+                <w:sz w:val="32"/>
+                <w:szCs w:val="40"/>
+                <w:lang w:bidi="ml-IN"/>
+              </w:rPr>
+              <w:t>–</w:t>
+            </w:r>
+            <w:proofErr w:type="spellStart"/>
             <w:r>
               <w:rPr>
                 <w:rFonts w:ascii="BRH Devanagari Extra" w:hAnsi="BRH Devanagari Extra" w:cs="BRH Devanagari Extra"/>
@@ -5989,26 +6372,39 @@
               </w:rPr>
               <w:t>å</w:t>
             </w:r>
-            <w:r>
-              <w:rPr>
-                <w:rFonts w:ascii="BRH Malayalam Extra" w:hAnsi="BRH Malayalam Extra" w:cs="BRH Devanagari Extra"/>
-                <w:b/>
-                <w:color w:val="000000"/>
-                <w:sz w:val="32"/>
-                <w:szCs w:val="40"/>
-                <w:lang w:bidi="ml-IN"/>
-              </w:rPr>
-              <w:t>–</w:t>
-            </w:r>
-            <w:r>
-              <w:rPr>
-                <w:rFonts w:ascii="BRH Devanagari Extra" w:hAnsi="BRH Devanagari Extra" w:cs="BRH Devanagari Extra"/>
-                <w:color w:val="000000"/>
-                <w:sz w:val="40"/>
-                <w:szCs w:val="40"/>
-                <w:lang w:bidi="ml-IN"/>
-              </w:rPr>
-              <w:t>rÉÏ |</w:t>
+            <w:proofErr w:type="spellEnd"/>
+            <w:r>
+              <w:rPr>
+                <w:rFonts w:ascii="BRH Malayalam Extra" w:hAnsi="BRH Malayalam Extra" w:cs="BRH Devanagari Extra"/>
+                <w:b/>
+                <w:color w:val="000000"/>
+                <w:sz w:val="32"/>
+                <w:szCs w:val="40"/>
+                <w:lang w:bidi="ml-IN"/>
+              </w:rPr>
+              <w:t>–</w:t>
+            </w:r>
+            <w:proofErr w:type="spellStart"/>
+            <w:r>
+              <w:rPr>
+                <w:rFonts w:ascii="BRH Devanagari Extra" w:hAnsi="BRH Devanagari Extra" w:cs="BRH Devanagari Extra"/>
+                <w:color w:val="000000"/>
+                <w:sz w:val="40"/>
+                <w:szCs w:val="40"/>
+                <w:lang w:bidi="ml-IN"/>
+              </w:rPr>
+              <w:t>rÉÏ</w:t>
+            </w:r>
+            <w:proofErr w:type="spellEnd"/>
+            <w:r>
+              <w:rPr>
+                <w:rFonts w:ascii="BRH Devanagari Extra" w:hAnsi="BRH Devanagari Extra" w:cs="BRH Devanagari Extra"/>
+                <w:color w:val="000000"/>
+                <w:sz w:val="40"/>
+                <w:szCs w:val="40"/>
+                <w:lang w:bidi="ml-IN"/>
+              </w:rPr>
+              <w:t xml:space="preserve"> |</w:t>
             </w:r>
           </w:p>
           <w:p>
@@ -6173,6 +6569,7 @@
               </w:rPr>
               <w:t>–</w:t>
             </w:r>
+            <w:proofErr w:type="spellStart"/>
             <w:r>
               <w:rPr>
                 <w:rFonts w:ascii="BRH Devanagari Extra" w:hAnsi="BRH Devanagari Extra" w:cs="BRH Devanagari Extra"/>
@@ -6193,17 +6590,19 @@
               </w:rPr>
               <w:t>å</w:t>
             </w:r>
-            <w:r>
-              <w:rPr>
-                <w:rFonts w:ascii="BRH Malayalam Extra" w:hAnsi="BRH Malayalam Extra" w:cs="BRH Devanagari Extra"/>
-                <w:b/>
-                <w:color w:val="000000"/>
-                <w:sz w:val="32"/>
-                <w:szCs w:val="40"/>
-                <w:lang w:bidi="ml-IN"/>
-              </w:rPr>
-              <w:t>–</w:t>
-            </w:r>
+            <w:proofErr w:type="spellEnd"/>
+            <w:r>
+              <w:rPr>
+                <w:rFonts w:ascii="BRH Malayalam Extra" w:hAnsi="BRH Malayalam Extra" w:cs="BRH Devanagari Extra"/>
+                <w:b/>
+                <w:color w:val="000000"/>
+                <w:sz w:val="32"/>
+                <w:szCs w:val="40"/>
+                <w:lang w:bidi="ml-IN"/>
+              </w:rPr>
+              <w:t>–</w:t>
+            </w:r>
+            <w:proofErr w:type="spellStart"/>
             <w:r>
               <w:rPr>
                 <w:rFonts w:ascii="BRH Devanagari Extra" w:hAnsi="BRH Devanagari Extra" w:cs="BRH Devanagari Extra"/>
@@ -6214,6 +6613,7 @@
               </w:rPr>
               <w:t>ÌiÉ</w:t>
             </w:r>
+            <w:proofErr w:type="spellEnd"/>
             <w:r>
               <w:rPr>
                 <w:rFonts w:ascii="BRH Malayalam Extra" w:hAnsi="BRH Malayalam Extra" w:cs="BRH Devanagari Extra"/>
@@ -6244,29 +6644,75 @@
                 <w:highlight w:val="yellow"/>
                 <w:lang w:bidi="ml-IN"/>
               </w:rPr>
-              <w:t>§É</w:t>
-            </w:r>
-            <w:r>
-              <w:rPr>
-                <w:rFonts w:ascii="BRH Devanagari Extra" w:hAnsi="BRH Devanagari Extra" w:cs="BRH Devanagari Extra"/>
-                <w:color w:val="000000"/>
-                <w:sz w:val="40"/>
-                <w:szCs w:val="40"/>
-                <w:lang w:bidi="ml-IN"/>
-              </w:rPr>
-              <w:t>þrÉÈ | §ÉrÉþ C</w:t>
-            </w:r>
-            <w:r>
-              <w:rPr>
-                <w:rFonts w:ascii="BRH Malayalam Extra" w:hAnsi="BRH Malayalam Extra" w:cs="BRH Devanagari Extra"/>
-                <w:b/>
-                <w:color w:val="000000"/>
-                <w:sz w:val="32"/>
-                <w:szCs w:val="40"/>
-                <w:lang w:bidi="ml-IN"/>
-              </w:rPr>
-              <w:t>–</w:t>
-            </w:r>
+              <w:t>§</w:t>
+            </w:r>
+            <w:proofErr w:type="spellStart"/>
+            <w:r>
+              <w:rPr>
+                <w:rFonts w:ascii="BRH Devanagari Extra" w:hAnsi="BRH Devanagari Extra" w:cs="BRH Devanagari Extra"/>
+                <w:color w:val="000000"/>
+                <w:sz w:val="40"/>
+                <w:szCs w:val="40"/>
+                <w:highlight w:val="yellow"/>
+                <w:lang w:bidi="ml-IN"/>
+              </w:rPr>
+              <w:t>É</w:t>
+            </w:r>
+            <w:r>
+              <w:rPr>
+                <w:rFonts w:ascii="BRH Devanagari Extra" w:hAnsi="BRH Devanagari Extra" w:cs="BRH Devanagari Extra"/>
+                <w:color w:val="000000"/>
+                <w:sz w:val="40"/>
+                <w:szCs w:val="40"/>
+                <w:lang w:bidi="ml-IN"/>
+              </w:rPr>
+              <w:t>þrÉÈ</w:t>
+            </w:r>
+            <w:proofErr w:type="spellEnd"/>
+            <w:r>
+              <w:rPr>
+                <w:rFonts w:ascii="BRH Devanagari Extra" w:hAnsi="BRH Devanagari Extra" w:cs="BRH Devanagari Extra"/>
+                <w:color w:val="000000"/>
+                <w:sz w:val="40"/>
+                <w:szCs w:val="40"/>
+                <w:lang w:bidi="ml-IN"/>
+              </w:rPr>
+              <w:t xml:space="preserve"> | §</w:t>
+            </w:r>
+            <w:proofErr w:type="spellStart"/>
+            <w:r>
+              <w:rPr>
+                <w:rFonts w:ascii="BRH Devanagari Extra" w:hAnsi="BRH Devanagari Extra" w:cs="BRH Devanagari Extra"/>
+                <w:color w:val="000000"/>
+                <w:sz w:val="40"/>
+                <w:szCs w:val="40"/>
+                <w:lang w:bidi="ml-IN"/>
+              </w:rPr>
+              <w:t>ÉrÉþ</w:t>
+            </w:r>
+            <w:proofErr w:type="spellEnd"/>
+            <w:r>
+              <w:rPr>
+                <w:rFonts w:ascii="BRH Devanagari Extra" w:hAnsi="BRH Devanagari Extra" w:cs="BRH Devanagari Extra"/>
+                <w:color w:val="000000"/>
+                <w:sz w:val="40"/>
+                <w:szCs w:val="40"/>
+                <w:lang w:bidi="ml-IN"/>
+              </w:rPr>
+              <w:t xml:space="preserve"> C</w:t>
+            </w:r>
+            <w:r>
+              <w:rPr>
+                <w:rFonts w:ascii="BRH Malayalam Extra" w:hAnsi="BRH Malayalam Extra" w:cs="BRH Devanagari Extra"/>
+                <w:b/>
+                <w:color w:val="000000"/>
+                <w:sz w:val="32"/>
+                <w:szCs w:val="40"/>
+                <w:lang w:bidi="ml-IN"/>
+              </w:rPr>
+              <w:t>–</w:t>
+            </w:r>
+            <w:proofErr w:type="spellStart"/>
             <w:r>
               <w:rPr>
                 <w:rFonts w:ascii="BRH Devanagari Extra" w:hAnsi="BRH Devanagari Extra" w:cs="BRH Devanagari Extra"/>
@@ -6287,6 +6733,7 @@
               </w:rPr>
               <w:t>å</w:t>
             </w:r>
+            <w:proofErr w:type="spellEnd"/>
             <w:r>
               <w:rPr>
                 <w:rFonts w:ascii="BRH Devanagari Extra" w:hAnsi="BRH Devanagari Extra" w:cs="BRH Devanagari Extra"/>
@@ -6338,6 +6785,7 @@
               </w:rPr>
               <w:t>–</w:t>
             </w:r>
+            <w:proofErr w:type="spellStart"/>
             <w:r>
               <w:rPr>
                 <w:rFonts w:ascii="BRH Devanagari Extra" w:hAnsi="BRH Devanagari Extra" w:cs="BRH Devanagari Extra"/>
@@ -6358,17 +6806,19 @@
               </w:rPr>
               <w:t>å</w:t>
             </w:r>
-            <w:r>
-              <w:rPr>
-                <w:rFonts w:ascii="BRH Malayalam Extra" w:hAnsi="BRH Malayalam Extra" w:cs="BRH Devanagari Extra"/>
-                <w:b/>
-                <w:color w:val="000000"/>
-                <w:sz w:val="32"/>
-                <w:szCs w:val="40"/>
-                <w:lang w:bidi="ml-IN"/>
-              </w:rPr>
-              <w:t>–</w:t>
-            </w:r>
+            <w:proofErr w:type="spellEnd"/>
+            <w:r>
+              <w:rPr>
+                <w:rFonts w:ascii="BRH Malayalam Extra" w:hAnsi="BRH Malayalam Extra" w:cs="BRH Devanagari Extra"/>
+                <w:b/>
+                <w:color w:val="000000"/>
+                <w:sz w:val="32"/>
+                <w:szCs w:val="40"/>
+                <w:lang w:bidi="ml-IN"/>
+              </w:rPr>
+              <w:t>–</w:t>
+            </w:r>
+            <w:proofErr w:type="spellStart"/>
             <w:r>
               <w:rPr>
                 <w:rFonts w:ascii="BRH Devanagari Extra" w:hAnsi="BRH Devanagari Extra" w:cs="BRH Devanagari Extra"/>
@@ -6379,26 +6829,38 @@
               </w:rPr>
               <w:t>ÌiÉ</w:t>
             </w:r>
-            <w:r>
-              <w:rPr>
-                <w:rFonts w:ascii="BRH Malayalam Extra" w:hAnsi="BRH Malayalam Extra" w:cs="BRH Devanagari Extra"/>
-                <w:b/>
-                <w:color w:val="000000"/>
-                <w:sz w:val="32"/>
-                <w:szCs w:val="40"/>
-                <w:lang w:bidi="ml-IN"/>
-              </w:rPr>
-              <w:t>–</w:t>
-            </w:r>
-            <w:r>
-              <w:rPr>
-                <w:rFonts w:ascii="BRH Devanagari Extra" w:hAnsi="BRH Devanagari Extra" w:cs="BRH Devanagari Extra"/>
-                <w:color w:val="000000"/>
-                <w:sz w:val="40"/>
-                <w:szCs w:val="40"/>
-                <w:lang w:bidi="ml-IN"/>
-              </w:rPr>
-              <w:t xml:space="preserve"> §É</w:t>
+            <w:proofErr w:type="spellEnd"/>
+            <w:r>
+              <w:rPr>
+                <w:rFonts w:ascii="BRH Malayalam Extra" w:hAnsi="BRH Malayalam Extra" w:cs="BRH Devanagari Extra"/>
+                <w:b/>
+                <w:color w:val="000000"/>
+                <w:sz w:val="32"/>
+                <w:szCs w:val="40"/>
+                <w:lang w:bidi="ml-IN"/>
+              </w:rPr>
+              <w:t>–</w:t>
+            </w:r>
+            <w:r>
+              <w:rPr>
+                <w:rFonts w:ascii="BRH Devanagari Extra" w:hAnsi="BRH Devanagari Extra" w:cs="BRH Devanagari Extra"/>
+                <w:color w:val="000000"/>
+                <w:sz w:val="40"/>
+                <w:szCs w:val="40"/>
+                <w:lang w:bidi="ml-IN"/>
+              </w:rPr>
+              <w:t xml:space="preserve"> §</w:t>
+            </w:r>
+            <w:proofErr w:type="spellStart"/>
+            <w:r>
+              <w:rPr>
+                <w:rFonts w:ascii="BRH Devanagari Extra" w:hAnsi="BRH Devanagari Extra" w:cs="BRH Devanagari Extra"/>
+                <w:color w:val="000000"/>
+                <w:sz w:val="40"/>
+                <w:szCs w:val="40"/>
+                <w:lang w:bidi="ml-IN"/>
+              </w:rPr>
+              <w:t>É</w:t>
             </w:r>
             <w:r>
               <w:rPr>
@@ -6419,19 +6881,53 @@
                 <w:szCs w:val="40"/>
                 <w:lang w:bidi="ml-IN"/>
               </w:rPr>
-              <w:t>È | §ÉrÉþ C</w:t>
-            </w:r>
-            <w:r>
-              <w:rPr>
-                <w:rFonts w:ascii="BRH Malayalam Extra" w:hAnsi="BRH Malayalam Extra" w:cs="BRH Devanagari Extra"/>
-                <w:b/>
-                <w:color w:val="000000"/>
-                <w:sz w:val="32"/>
-                <w:szCs w:val="40"/>
-                <w:lang w:bidi="ml-IN"/>
-              </w:rPr>
-              <w:t>–</w:t>
-            </w:r>
+              <w:t>È</w:t>
+            </w:r>
+            <w:proofErr w:type="spellEnd"/>
+            <w:r>
+              <w:rPr>
+                <w:rFonts w:ascii="BRH Devanagari Extra" w:hAnsi="BRH Devanagari Extra" w:cs="BRH Devanagari Extra"/>
+                <w:color w:val="000000"/>
+                <w:sz w:val="40"/>
+                <w:szCs w:val="40"/>
+                <w:lang w:bidi="ml-IN"/>
+              </w:rPr>
+              <w:t xml:space="preserve"> | §</w:t>
+            </w:r>
+            <w:proofErr w:type="spellStart"/>
+            <w:r>
+              <w:rPr>
+                <w:rFonts w:ascii="BRH Devanagari Extra" w:hAnsi="BRH Devanagari Extra" w:cs="BRH Devanagari Extra"/>
+                <w:color w:val="000000"/>
+                <w:sz w:val="40"/>
+                <w:szCs w:val="40"/>
+                <w:lang w:bidi="ml-IN"/>
+              </w:rPr>
+              <w:t>ÉrÉþ</w:t>
+            </w:r>
+            <w:proofErr w:type="spellEnd"/>
+            <w:r>
+              <w:rPr>
+                <w:rFonts w:ascii="BRH Devanagari Extra" w:hAnsi="BRH Devanagari Extra" w:cs="BRH Devanagari Extra"/>
+                <w:color w:val="000000"/>
+                <w:sz w:val="40"/>
+                <w:szCs w:val="40"/>
+                <w:lang w:bidi="ml-IN"/>
+              </w:rPr>
+              <w:t xml:space="preserve"> C</w:t>
+            </w:r>
+            <w:r>
+              <w:rPr>
+                <w:rFonts w:ascii="BRH Malayalam Extra" w:hAnsi="BRH Malayalam Extra" w:cs="BRH Devanagari Extra"/>
+                <w:b/>
+                <w:color w:val="000000"/>
+                <w:sz w:val="32"/>
+                <w:szCs w:val="40"/>
+                <w:lang w:bidi="ml-IN"/>
+              </w:rPr>
+              <w:t>–</w:t>
+            </w:r>
+            <w:proofErr w:type="spellStart"/>
             <w:r>
               <w:rPr>
                 <w:rFonts w:ascii="BRH Devanagari Extra" w:hAnsi="BRH Devanagari Extra" w:cs="BRH Devanagari Extra"/>
@@ -6452,6 +6948,7 @@
               </w:rPr>
               <w:t>å</w:t>
             </w:r>
+            <w:proofErr w:type="spellEnd"/>
             <w:r>
               <w:rPr>
                 <w:rFonts w:ascii="BRH Devanagari Extra" w:hAnsi="BRH Devanagari Extra" w:cs="BRH Devanagari Extra"/>
@@ -6623,7 +7120,18 @@
                 <w:szCs w:val="40"/>
                 <w:lang w:bidi="ml-IN"/>
               </w:rPr>
-              <w:t>qÉÉuÉþ²ÏrÉÉïlÉç MüUÉ</w:t>
+              <w:t xml:space="preserve">qÉÉuÉþ²ÏrÉÉïlÉç </w:t>
+            </w:r>
+            <w:proofErr w:type="spellStart"/>
+            <w:r>
+              <w:rPr>
+                <w:rFonts w:ascii="BRH Devanagari Extra" w:hAnsi="BRH Devanagari Extra" w:cs="BRH Devanagari Extra"/>
+                <w:color w:val="000000"/>
+                <w:sz w:val="40"/>
+                <w:szCs w:val="40"/>
+                <w:lang w:bidi="ml-IN"/>
+              </w:rPr>
+              <w:t>MüUÉ</w:t>
             </w:r>
             <w:r>
               <w:rPr>
@@ -6643,7 +7151,18 @@
                 <w:szCs w:val="40"/>
                 <w:lang w:bidi="ml-IN"/>
               </w:rPr>
-              <w:t xml:space="preserve">ÌiÉ | </w:t>
+              <w:t>ÌiÉ</w:t>
+            </w:r>
+            <w:proofErr w:type="spellEnd"/>
+            <w:r>
+              <w:rPr>
+                <w:rFonts w:ascii="BRH Devanagari Extra" w:hAnsi="BRH Devanagari Extra" w:cs="BRH Devanagari Extra"/>
+                <w:color w:val="000000"/>
+                <w:sz w:val="40"/>
+                <w:szCs w:val="40"/>
+                <w:lang w:bidi="ml-IN"/>
+              </w:rPr>
+              <w:t xml:space="preserve"> | </w:t>
             </w:r>
           </w:p>
           <w:p>
@@ -6702,15 +7221,38 @@
               </w:rPr>
               <w:t>–</w:t>
             </w:r>
-            <w:r>
-              <w:rPr>
-                <w:rFonts w:ascii="BRH Devanagari Extra" w:hAnsi="BRH Devanagari Extra" w:cs="BRH Devanagari Extra"/>
-                <w:color w:val="000000"/>
-                <w:sz w:val="40"/>
-                <w:szCs w:val="40"/>
-                <w:lang w:bidi="ml-IN"/>
-              </w:rPr>
-              <w:t>ÌlÉÌiÉþ xÉ</w:t>
+            <w:proofErr w:type="spellStart"/>
+            <w:r>
+              <w:rPr>
+                <w:rFonts w:ascii="BRH Devanagari Extra" w:hAnsi="BRH Devanagari Extra" w:cs="BRH Devanagari Extra"/>
+                <w:color w:val="000000"/>
+                <w:sz w:val="40"/>
+                <w:szCs w:val="40"/>
+                <w:lang w:bidi="ml-IN"/>
+              </w:rPr>
+              <w:t>ÌlÉÌiÉþ</w:t>
+            </w:r>
+            <w:proofErr w:type="spellEnd"/>
+            <w:r>
+              <w:rPr>
+                <w:rFonts w:ascii="BRH Devanagari Extra" w:hAnsi="BRH Devanagari Extra" w:cs="BRH Devanagari Extra"/>
+                <w:color w:val="000000"/>
+                <w:sz w:val="40"/>
+                <w:szCs w:val="40"/>
+                <w:lang w:bidi="ml-IN"/>
+              </w:rPr>
+              <w:t xml:space="preserve"> </w:t>
+            </w:r>
+            <w:proofErr w:type="spellStart"/>
+            <w:r>
+              <w:rPr>
+                <w:rFonts w:ascii="BRH Devanagari Extra" w:hAnsi="BRH Devanagari Extra" w:cs="BRH Devanagari Extra"/>
+                <w:color w:val="000000"/>
+                <w:sz w:val="40"/>
+                <w:szCs w:val="40"/>
+                <w:lang w:bidi="ml-IN"/>
+              </w:rPr>
+              <w:t>xÉ</w:t>
             </w:r>
             <w:r>
               <w:rPr>
@@ -6723,17 +7265,19 @@
               </w:rPr>
               <w:t>qÉÉ</w:t>
             </w:r>
-            <w:r>
-              <w:rPr>
-                <w:rFonts w:ascii="BRH Malayalam Extra" w:hAnsi="BRH Malayalam Extra" w:cs="BRH Devanagari Extra"/>
-                <w:b/>
-                <w:color w:val="000000"/>
-                <w:sz w:val="32"/>
-                <w:szCs w:val="40"/>
-                <w:lang w:bidi="ml-IN"/>
-              </w:rPr>
-              <w:t>–</w:t>
-            </w:r>
+            <w:proofErr w:type="spellEnd"/>
+            <w:r>
+              <w:rPr>
+                <w:rFonts w:ascii="BRH Malayalam Extra" w:hAnsi="BRH Malayalam Extra" w:cs="BRH Devanagari Extra"/>
+                <w:b/>
+                <w:color w:val="000000"/>
+                <w:sz w:val="32"/>
+                <w:szCs w:val="40"/>
+                <w:lang w:bidi="ml-IN"/>
+              </w:rPr>
+              <w:t>–</w:t>
+            </w:r>
+            <w:proofErr w:type="spellStart"/>
             <w:r>
               <w:rPr>
                 <w:rFonts w:ascii="BRH Devanagari Extra" w:hAnsi="BRH Devanagari Extra" w:cs="BRH Devanagari Extra"/>
@@ -6744,17 +7288,19 @@
               </w:rPr>
               <w:t>uÉþiÉç-uÉÏ</w:t>
             </w:r>
-            <w:r>
-              <w:rPr>
-                <w:rFonts w:ascii="BRH Malayalam Extra" w:hAnsi="BRH Malayalam Extra" w:cs="BRH Devanagari Extra"/>
-                <w:b/>
-                <w:color w:val="000000"/>
-                <w:sz w:val="32"/>
-                <w:szCs w:val="40"/>
-                <w:lang w:bidi="ml-IN"/>
-              </w:rPr>
-              <w:t>–</w:t>
-            </w:r>
+            <w:proofErr w:type="spellEnd"/>
+            <w:r>
+              <w:rPr>
+                <w:rFonts w:ascii="BRH Malayalam Extra" w:hAnsi="BRH Malayalam Extra" w:cs="BRH Devanagari Extra"/>
+                <w:b/>
+                <w:color w:val="000000"/>
+                <w:sz w:val="32"/>
+                <w:szCs w:val="40"/>
+                <w:lang w:bidi="ml-IN"/>
+              </w:rPr>
+              <w:t>–</w:t>
+            </w:r>
+            <w:proofErr w:type="spellStart"/>
             <w:r>
               <w:rPr>
                 <w:rFonts w:ascii="BRH Devanagari Extra" w:hAnsi="BRH Devanagari Extra" w:cs="BRH Devanagari Extra"/>
@@ -6765,6 +7311,7 @@
               </w:rPr>
               <w:t>rÉÉï</w:t>
             </w:r>
+            <w:proofErr w:type="spellEnd"/>
             <w:r>
               <w:rPr>
                 <w:rFonts w:ascii="BRH Malayalam Extra" w:hAnsi="BRH Malayalam Extra" w:cs="BRH Devanagari Extra"/>
@@ -6857,7 +7404,18 @@
                 <w:szCs w:val="40"/>
                 <w:lang w:bidi="ml-IN"/>
               </w:rPr>
-              <w:t>qÉÉuÉþ²ÏrÉÉïlÉç MüUÉ</w:t>
+              <w:t xml:space="preserve">qÉÉuÉþ²ÏrÉÉïlÉç </w:t>
+            </w:r>
+            <w:proofErr w:type="spellStart"/>
+            <w:r>
+              <w:rPr>
+                <w:rFonts w:ascii="BRH Devanagari Extra" w:hAnsi="BRH Devanagari Extra" w:cs="BRH Devanagari Extra"/>
+                <w:color w:val="000000"/>
+                <w:sz w:val="40"/>
+                <w:szCs w:val="40"/>
+                <w:lang w:bidi="ml-IN"/>
+              </w:rPr>
+              <w:t>MüUÉ</w:t>
             </w:r>
             <w:r>
               <w:rPr>
@@ -6877,7 +7435,18 @@
                 <w:szCs w:val="40"/>
                 <w:lang w:bidi="ml-IN"/>
               </w:rPr>
-              <w:t xml:space="preserve">ÌiÉ | </w:t>
+              <w:t>ÌiÉ</w:t>
+            </w:r>
+            <w:proofErr w:type="spellEnd"/>
+            <w:r>
+              <w:rPr>
+                <w:rFonts w:ascii="BRH Devanagari Extra" w:hAnsi="BRH Devanagari Extra" w:cs="BRH Devanagari Extra"/>
+                <w:color w:val="000000"/>
+                <w:sz w:val="40"/>
+                <w:szCs w:val="40"/>
+                <w:lang w:bidi="ml-IN"/>
+              </w:rPr>
+              <w:t xml:space="preserve"> | </w:t>
             </w:r>
           </w:p>
           <w:p>
@@ -6936,15 +7505,27 @@
               </w:rPr>
               <w:t>–</w:t>
             </w:r>
-            <w:r>
-              <w:rPr>
-                <w:rFonts w:ascii="BRH Devanagari Extra" w:hAnsi="BRH Devanagari Extra" w:cs="BRH Devanagari Extra"/>
-                <w:color w:val="000000"/>
-                <w:sz w:val="40"/>
-                <w:szCs w:val="40"/>
-                <w:lang w:bidi="ml-IN"/>
-              </w:rPr>
-              <w:t xml:space="preserve">ÌlÉÌiÉþ </w:t>
+            <w:proofErr w:type="spellStart"/>
+            <w:r>
+              <w:rPr>
+                <w:rFonts w:ascii="BRH Devanagari Extra" w:hAnsi="BRH Devanagari Extra" w:cs="BRH Devanagari Extra"/>
+                <w:color w:val="000000"/>
+                <w:sz w:val="40"/>
+                <w:szCs w:val="40"/>
+                <w:lang w:bidi="ml-IN"/>
+              </w:rPr>
+              <w:t>ÌlÉÌiÉþ</w:t>
+            </w:r>
+            <w:proofErr w:type="spellEnd"/>
+            <w:r>
+              <w:rPr>
+                <w:rFonts w:ascii="BRH Devanagari Extra" w:hAnsi="BRH Devanagari Extra" w:cs="BRH Devanagari Extra"/>
+                <w:color w:val="000000"/>
+                <w:sz w:val="40"/>
+                <w:szCs w:val="40"/>
+                <w:lang w:bidi="ml-IN"/>
+              </w:rPr>
+              <w:t xml:space="preserve"> </w:t>
             </w:r>
             <w:r>
               <w:rPr>
@@ -6969,6 +7550,7 @@
               </w:rPr>
               <w:t>–</w:t>
             </w:r>
+            <w:proofErr w:type="spellStart"/>
             <w:r>
               <w:rPr>
                 <w:rFonts w:ascii="BRH Devanagari Extra" w:hAnsi="BRH Devanagari Extra" w:cs="BRH Devanagari Extra"/>
@@ -6979,17 +7561,19 @@
               </w:rPr>
               <w:t>qÉÉuÉþiÉç-uÉÏ</w:t>
             </w:r>
-            <w:r>
-              <w:rPr>
-                <w:rFonts w:ascii="BRH Malayalam Extra" w:hAnsi="BRH Malayalam Extra" w:cs="BRH Devanagari Extra"/>
-                <w:b/>
-                <w:color w:val="000000"/>
-                <w:sz w:val="32"/>
-                <w:szCs w:val="40"/>
-                <w:lang w:bidi="ml-IN"/>
-              </w:rPr>
-              <w:t>–</w:t>
-            </w:r>
+            <w:proofErr w:type="spellEnd"/>
+            <w:r>
+              <w:rPr>
+                <w:rFonts w:ascii="BRH Malayalam Extra" w:hAnsi="BRH Malayalam Extra" w:cs="BRH Devanagari Extra"/>
+                <w:b/>
+                <w:color w:val="000000"/>
+                <w:sz w:val="32"/>
+                <w:szCs w:val="40"/>
+                <w:lang w:bidi="ml-IN"/>
+              </w:rPr>
+              <w:t>–</w:t>
+            </w:r>
+            <w:proofErr w:type="spellStart"/>
             <w:r>
               <w:rPr>
                 <w:rFonts w:ascii="BRH Devanagari Extra" w:hAnsi="BRH Devanagari Extra" w:cs="BRH Devanagari Extra"/>
@@ -7000,6 +7584,7 @@
               </w:rPr>
               <w:t>rÉÉï</w:t>
             </w:r>
+            <w:proofErr w:type="spellEnd"/>
             <w:r>
               <w:rPr>
                 <w:rFonts w:ascii="BRH Malayalam Extra" w:hAnsi="BRH Malayalam Extra" w:cs="BRH Devanagari Extra"/>
@@ -7186,6 +7771,7 @@
                 <w:lang w:val="en-IN" w:eastAsia="en-IN" w:bidi="ml-IN"/>
               </w:rPr>
             </w:pPr>
+            <w:proofErr w:type="spellStart"/>
             <w:r>
               <w:rPr>
                 <w:rFonts w:ascii="BRH Devanagari Extra" w:hAnsi="BRH Devanagari Extra" w:cs="BRH Devanagari Extra"/>
@@ -7215,8 +7801,20 @@
                 <w:szCs w:val="40"/>
                 <w:lang w:bidi="ml-IN"/>
               </w:rPr>
-              <w:t xml:space="preserve">Wûþ | </w:t>
-            </w:r>
+              <w:t>Wûþ</w:t>
+            </w:r>
+            <w:proofErr w:type="spellEnd"/>
+            <w:r>
+              <w:rPr>
+                <w:rFonts w:ascii="BRH Devanagari Extra" w:hAnsi="BRH Devanagari Extra" w:cs="BRH Devanagari Extra"/>
+                <w:color w:val="000000"/>
+                <w:sz w:val="40"/>
+                <w:szCs w:val="40"/>
+                <w:lang w:bidi="ml-IN"/>
+              </w:rPr>
+              <w:t xml:space="preserve"> | </w:t>
+            </w:r>
+            <w:proofErr w:type="spellStart"/>
             <w:r>
               <w:rPr>
                 <w:rFonts w:ascii="BRH Devanagari Extra" w:hAnsi="BRH Devanagari Extra" w:cs="BRH Devanagari Extra"/>
@@ -7236,28 +7834,51 @@
                 <w:szCs w:val="40"/>
                 <w:lang w:bidi="ml-IN"/>
               </w:rPr>
-              <w:t>Wûþ ÌS</w:t>
-            </w:r>
-            <w:r>
-              <w:rPr>
-                <w:rFonts w:ascii="BRH Malayalam Extra" w:hAnsi="BRH Malayalam Extra" w:cs="BRH Devanagari Extra"/>
-                <w:b/>
-                <w:color w:val="000000"/>
-                <w:sz w:val="32"/>
-                <w:szCs w:val="40"/>
-                <w:lang w:bidi="ml-IN"/>
-              </w:rPr>
-              <w:t>–</w:t>
-            </w:r>
-            <w:r>
-              <w:rPr>
-                <w:rFonts w:ascii="BRH Devanagari Extra" w:hAnsi="BRH Devanagari Extra" w:cs="BRH Devanagari Extra"/>
-                <w:color w:val="000000"/>
-                <w:sz w:val="40"/>
-                <w:szCs w:val="40"/>
-                <w:lang w:bidi="ml-IN"/>
-              </w:rPr>
-              <w:t>ÍzÉ |</w:t>
+              <w:t>Wûþ</w:t>
+            </w:r>
+            <w:proofErr w:type="spellEnd"/>
+            <w:r>
+              <w:rPr>
+                <w:rFonts w:ascii="BRH Devanagari Extra" w:hAnsi="BRH Devanagari Extra" w:cs="BRH Devanagari Extra"/>
+                <w:color w:val="000000"/>
+                <w:sz w:val="40"/>
+                <w:szCs w:val="40"/>
+                <w:lang w:bidi="ml-IN"/>
+              </w:rPr>
+              <w:t xml:space="preserve"> ÌS</w:t>
+            </w:r>
+            <w:r>
+              <w:rPr>
+                <w:rFonts w:ascii="BRH Malayalam Extra" w:hAnsi="BRH Malayalam Extra" w:cs="BRH Devanagari Extra"/>
+                <w:b/>
+                <w:color w:val="000000"/>
+                <w:sz w:val="32"/>
+                <w:szCs w:val="40"/>
+                <w:lang w:bidi="ml-IN"/>
+              </w:rPr>
+              <w:t>–</w:t>
+            </w:r>
+            <w:proofErr w:type="spellStart"/>
+            <w:r>
+              <w:rPr>
+                <w:rFonts w:ascii="BRH Devanagari Extra" w:hAnsi="BRH Devanagari Extra" w:cs="BRH Devanagari Extra"/>
+                <w:color w:val="000000"/>
+                <w:sz w:val="40"/>
+                <w:szCs w:val="40"/>
+                <w:lang w:bidi="ml-IN"/>
+              </w:rPr>
+              <w:t>ÍzÉ</w:t>
+            </w:r>
+            <w:proofErr w:type="spellEnd"/>
+            <w:r>
+              <w:rPr>
+                <w:rFonts w:ascii="BRH Devanagari Extra" w:hAnsi="BRH Devanagari Extra" w:cs="BRH Devanagari Extra"/>
+                <w:color w:val="000000"/>
+                <w:sz w:val="40"/>
+                <w:szCs w:val="40"/>
+                <w:lang w:bidi="ml-IN"/>
+              </w:rPr>
+              <w:t xml:space="preserve"> |</w:t>
             </w:r>
           </w:p>
         </w:tc>
@@ -7287,6 +7908,7 @@
                 <w:lang w:val="en-IN" w:eastAsia="en-IN" w:bidi="ml-IN"/>
               </w:rPr>
             </w:pPr>
+            <w:proofErr w:type="spellStart"/>
             <w:r>
               <w:rPr>
                 <w:rFonts w:ascii="BRH Devanagari Extra" w:hAnsi="BRH Devanagari Extra" w:cs="BRH Devanagari Extra"/>
@@ -7297,6 +7919,7 @@
               </w:rPr>
               <w:t>uÉÉ</w:t>
             </w:r>
+            <w:proofErr w:type="spellEnd"/>
             <w:r>
               <w:rPr>
                 <w:rFonts w:ascii="BRH Devanagari Extra" w:hAnsi="BRH Devanagari Extra" w:cs="BRH Devanagari Extra"/>
@@ -7338,6 +7961,7 @@
               </w:rPr>
               <w:t xml:space="preserve"> | </w:t>
             </w:r>
+            <w:proofErr w:type="spellStart"/>
             <w:r>
               <w:rPr>
                 <w:rFonts w:ascii="BRH Devanagari Extra" w:hAnsi="BRH Devanagari Extra" w:cs="BRH Devanagari Extra"/>
@@ -7357,28 +7981,51 @@
                 <w:szCs w:val="40"/>
                 <w:lang w:bidi="ml-IN"/>
               </w:rPr>
-              <w:t>Wûþ ÌS</w:t>
-            </w:r>
-            <w:r>
-              <w:rPr>
-                <w:rFonts w:ascii="BRH Malayalam Extra" w:hAnsi="BRH Malayalam Extra" w:cs="BRH Devanagari Extra"/>
-                <w:b/>
-                <w:color w:val="000000"/>
-                <w:sz w:val="32"/>
-                <w:szCs w:val="40"/>
-                <w:lang w:bidi="ml-IN"/>
-              </w:rPr>
-              <w:t>–</w:t>
-            </w:r>
-            <w:r>
-              <w:rPr>
-                <w:rFonts w:ascii="BRH Devanagari Extra" w:hAnsi="BRH Devanagari Extra" w:cs="BRH Devanagari Extra"/>
-                <w:color w:val="000000"/>
-                <w:sz w:val="40"/>
-                <w:szCs w:val="40"/>
-                <w:lang w:bidi="ml-IN"/>
-              </w:rPr>
-              <w:t>ÍzÉ |</w:t>
+              <w:t>Wûþ</w:t>
+            </w:r>
+            <w:proofErr w:type="spellEnd"/>
+            <w:r>
+              <w:rPr>
+                <w:rFonts w:ascii="BRH Devanagari Extra" w:hAnsi="BRH Devanagari Extra" w:cs="BRH Devanagari Extra"/>
+                <w:color w:val="000000"/>
+                <w:sz w:val="40"/>
+                <w:szCs w:val="40"/>
+                <w:lang w:bidi="ml-IN"/>
+              </w:rPr>
+              <w:t xml:space="preserve"> ÌS</w:t>
+            </w:r>
+            <w:r>
+              <w:rPr>
+                <w:rFonts w:ascii="BRH Malayalam Extra" w:hAnsi="BRH Malayalam Extra" w:cs="BRH Devanagari Extra"/>
+                <w:b/>
+                <w:color w:val="000000"/>
+                <w:sz w:val="32"/>
+                <w:szCs w:val="40"/>
+                <w:lang w:bidi="ml-IN"/>
+              </w:rPr>
+              <w:t>–</w:t>
+            </w:r>
+            <w:proofErr w:type="spellStart"/>
+            <w:r>
+              <w:rPr>
+                <w:rFonts w:ascii="BRH Devanagari Extra" w:hAnsi="BRH Devanagari Extra" w:cs="BRH Devanagari Extra"/>
+                <w:color w:val="000000"/>
+                <w:sz w:val="40"/>
+                <w:szCs w:val="40"/>
+                <w:lang w:bidi="ml-IN"/>
+              </w:rPr>
+              <w:t>ÍzÉ</w:t>
+            </w:r>
+            <w:proofErr w:type="spellEnd"/>
+            <w:r>
+              <w:rPr>
+                <w:rFonts w:ascii="BRH Devanagari Extra" w:hAnsi="BRH Devanagari Extra" w:cs="BRH Devanagari Extra"/>
+                <w:color w:val="000000"/>
+                <w:sz w:val="40"/>
+                <w:szCs w:val="40"/>
+                <w:lang w:bidi="ml-IN"/>
+              </w:rPr>
+              <w:t xml:space="preserve"> |</w:t>
             </w:r>
             <w:r>
               <w:rPr>
@@ -7421,12 +8068,21 @@
               </w:rPr>
               <w:t xml:space="preserve"> </w:t>
             </w:r>
+            <w:proofErr w:type="spellStart"/>
             <w:r>
               <w:rPr>
                 <w:b/>
                 <w:bCs/>
               </w:rPr>
-              <w:t>hraswam)</w:t>
+              <w:t>hraswam</w:t>
+            </w:r>
+            <w:proofErr w:type="spellEnd"/>
+            <w:r>
+              <w:rPr>
+                <w:b/>
+                <w:bCs/>
+              </w:rPr>
+              <w:t>)</w:t>
             </w:r>
           </w:p>
         </w:tc>
@@ -7590,7 +8246,18 @@
                 <w:szCs w:val="40"/>
                 <w:lang w:bidi="ml-IN"/>
               </w:rPr>
-              <w:t>¨É</w:t>
+              <w:t>¨</w:t>
+            </w:r>
+            <w:proofErr w:type="spellStart"/>
+            <w:r>
+              <w:rPr>
+                <w:rFonts w:ascii="BRH Devanagari Extra" w:hAnsi="BRH Devanagari Extra" w:cs="BRH Devanagari Extra"/>
+                <w:color w:val="000000"/>
+                <w:sz w:val="40"/>
+                <w:szCs w:val="40"/>
+                <w:lang w:bidi="ml-IN"/>
+              </w:rPr>
+              <w:t>É</w:t>
             </w:r>
             <w:r>
               <w:rPr>
@@ -7610,8 +8277,31 @@
                 <w:szCs w:val="40"/>
                 <w:lang w:bidi="ml-IN"/>
               </w:rPr>
-              <w:t>ÅuÉþ | AuÉÉ</w:t>
-            </w:r>
+              <w:t>ÅuÉþ</w:t>
+            </w:r>
+            <w:proofErr w:type="spellEnd"/>
+            <w:r>
+              <w:rPr>
+                <w:rFonts w:ascii="BRH Devanagari Extra" w:hAnsi="BRH Devanagari Extra" w:cs="BRH Devanagari Extra"/>
+                <w:color w:val="000000"/>
+                <w:sz w:val="40"/>
+                <w:szCs w:val="40"/>
+                <w:lang w:bidi="ml-IN"/>
+              </w:rPr>
+              <w:t xml:space="preserve"> | </w:t>
+            </w:r>
+            <w:proofErr w:type="spellStart"/>
+            <w:r>
+              <w:rPr>
+                <w:rFonts w:ascii="BRH Devanagari Extra" w:hAnsi="BRH Devanagari Extra" w:cs="BRH Devanagari Extra"/>
+                <w:color w:val="000000"/>
+                <w:sz w:val="40"/>
+                <w:szCs w:val="40"/>
+                <w:lang w:bidi="ml-IN"/>
+              </w:rPr>
+              <w:t>AuÉÉ</w:t>
+            </w:r>
+            <w:proofErr w:type="spellEnd"/>
             <w:r>
               <w:rPr>
                 <w:rFonts w:ascii="BRH Malayalam Extra" w:hAnsi="BRH Malayalam Extra" w:cs="BRH Devanagari Extra"/>
@@ -7704,7 +8394,18 @@
                 <w:szCs w:val="40"/>
                 <w:lang w:bidi="ml-IN"/>
               </w:rPr>
-              <w:t>¨É</w:t>
+              <w:t>¨</w:t>
+            </w:r>
+            <w:proofErr w:type="spellStart"/>
+            <w:r>
+              <w:rPr>
+                <w:rFonts w:ascii="BRH Devanagari Extra" w:hAnsi="BRH Devanagari Extra" w:cs="BRH Devanagari Extra"/>
+                <w:color w:val="000000"/>
+                <w:sz w:val="40"/>
+                <w:szCs w:val="40"/>
+                <w:lang w:bidi="ml-IN"/>
+              </w:rPr>
+              <w:t>É</w:t>
             </w:r>
             <w:r>
               <w:rPr>
@@ -7724,8 +8425,31 @@
                 <w:szCs w:val="40"/>
                 <w:lang w:bidi="ml-IN"/>
               </w:rPr>
-              <w:t>ÅuÉþ | AuÉÉ</w:t>
-            </w:r>
+              <w:t>ÅuÉþ</w:t>
+            </w:r>
+            <w:proofErr w:type="spellEnd"/>
+            <w:r>
+              <w:rPr>
+                <w:rFonts w:ascii="BRH Devanagari Extra" w:hAnsi="BRH Devanagari Extra" w:cs="BRH Devanagari Extra"/>
+                <w:color w:val="000000"/>
+                <w:sz w:val="40"/>
+                <w:szCs w:val="40"/>
+                <w:lang w:bidi="ml-IN"/>
+              </w:rPr>
+              <w:t xml:space="preserve"> | </w:t>
+            </w:r>
+            <w:proofErr w:type="spellStart"/>
+            <w:r>
+              <w:rPr>
+                <w:rFonts w:ascii="BRH Devanagari Extra" w:hAnsi="BRH Devanagari Extra" w:cs="BRH Devanagari Extra"/>
+                <w:color w:val="000000"/>
+                <w:sz w:val="40"/>
+                <w:szCs w:val="40"/>
+                <w:lang w:bidi="ml-IN"/>
+              </w:rPr>
+              <w:t>AuÉÉ</w:t>
+            </w:r>
+            <w:proofErr w:type="spellEnd"/>
             <w:r>
               <w:rPr>
                 <w:rFonts w:ascii="BRH Malayalam Extra" w:hAnsi="BRH Malayalam Extra" w:cs="BRH Devanagari Extra"/>
@@ -7899,6 +8623,7 @@
                 <w:lang w:val="en-IN" w:eastAsia="en-IN" w:bidi="ml-IN"/>
               </w:rPr>
             </w:pPr>
+            <w:proofErr w:type="spellStart"/>
             <w:r>
               <w:rPr>
                 <w:rFonts w:ascii="BRH Devanagari Extra" w:hAnsi="BRH Devanagari Extra" w:cs="BRH Devanagari Extra"/>
@@ -7909,6 +8634,7 @@
               </w:rPr>
               <w:t>mÉë</w:t>
             </w:r>
+            <w:proofErr w:type="spellEnd"/>
             <w:r>
               <w:rPr>
                 <w:rFonts w:ascii="BRH Malayalam Extra" w:hAnsi="BRH Malayalam Extra" w:cs="BRH Devanagari Extra"/>
@@ -7965,26 +8691,77 @@
                 <w:szCs w:val="40"/>
                 <w:lang w:bidi="ml-IN"/>
               </w:rPr>
-              <w:t>irÉ CÌiÉþ mÉëÉeÉÉ - mÉ</w:t>
-            </w:r>
-            <w:r>
-              <w:rPr>
-                <w:rFonts w:ascii="BRH Malayalam Extra" w:hAnsi="BRH Malayalam Extra" w:cs="BRH Devanagari Extra"/>
-                <w:b/>
-                <w:sz w:val="32"/>
-                <w:szCs w:val="40"/>
-                <w:lang w:bidi="ml-IN"/>
-              </w:rPr>
-              <w:t>–</w:t>
-            </w:r>
-            <w:r>
-              <w:rPr>
-                <w:rFonts w:ascii="BRH Devanagari Extra" w:hAnsi="BRH Devanagari Extra" w:cs="BRH Devanagari Extra"/>
-                <w:sz w:val="40"/>
-                <w:szCs w:val="40"/>
-                <w:lang w:bidi="ml-IN"/>
-              </w:rPr>
-              <w:t>irÉÈ |</w:t>
+              <w:t xml:space="preserve">irÉ </w:t>
+            </w:r>
+            <w:proofErr w:type="spellStart"/>
+            <w:r>
+              <w:rPr>
+                <w:rFonts w:ascii="BRH Devanagari Extra" w:hAnsi="BRH Devanagari Extra" w:cs="BRH Devanagari Extra"/>
+                <w:sz w:val="40"/>
+                <w:szCs w:val="40"/>
+                <w:lang w:bidi="ml-IN"/>
+              </w:rPr>
+              <w:t>CÌiÉþ</w:t>
+            </w:r>
+            <w:proofErr w:type="spellEnd"/>
+            <w:r>
+              <w:rPr>
+                <w:rFonts w:ascii="BRH Devanagari Extra" w:hAnsi="BRH Devanagari Extra" w:cs="BRH Devanagari Extra"/>
+                <w:sz w:val="40"/>
+                <w:szCs w:val="40"/>
+                <w:lang w:bidi="ml-IN"/>
+              </w:rPr>
+              <w:t xml:space="preserve"> </w:t>
+            </w:r>
+            <w:proofErr w:type="spellStart"/>
+            <w:r>
+              <w:rPr>
+                <w:rFonts w:ascii="BRH Devanagari Extra" w:hAnsi="BRH Devanagari Extra" w:cs="BRH Devanagari Extra"/>
+                <w:sz w:val="40"/>
+                <w:szCs w:val="40"/>
+                <w:lang w:bidi="ml-IN"/>
+              </w:rPr>
+              <w:t>mÉëÉeÉÉ</w:t>
+            </w:r>
+            <w:proofErr w:type="spellEnd"/>
+            <w:r>
+              <w:rPr>
+                <w:rFonts w:ascii="BRH Devanagari Extra" w:hAnsi="BRH Devanagari Extra" w:cs="BRH Devanagari Extra"/>
+                <w:sz w:val="40"/>
+                <w:szCs w:val="40"/>
+                <w:lang w:bidi="ml-IN"/>
+              </w:rPr>
+              <w:t xml:space="preserve"> - mÉ</w:t>
+            </w:r>
+            <w:r>
+              <w:rPr>
+                <w:rFonts w:ascii="BRH Malayalam Extra" w:hAnsi="BRH Malayalam Extra" w:cs="BRH Devanagari Extra"/>
+                <w:b/>
+                <w:sz w:val="32"/>
+                <w:szCs w:val="40"/>
+                <w:lang w:bidi="ml-IN"/>
+              </w:rPr>
+              <w:t>–</w:t>
+            </w:r>
+            <w:proofErr w:type="spellStart"/>
+            <w:r>
+              <w:rPr>
+                <w:rFonts w:ascii="BRH Devanagari Extra" w:hAnsi="BRH Devanagari Extra" w:cs="BRH Devanagari Extra"/>
+                <w:sz w:val="40"/>
+                <w:szCs w:val="40"/>
+                <w:lang w:bidi="ml-IN"/>
+              </w:rPr>
+              <w:t>irÉÈ</w:t>
+            </w:r>
+            <w:proofErr w:type="spellEnd"/>
+            <w:r>
+              <w:rPr>
+                <w:rFonts w:ascii="BRH Devanagari Extra" w:hAnsi="BRH Devanagari Extra" w:cs="BRH Devanagari Extra"/>
+                <w:sz w:val="40"/>
+                <w:szCs w:val="40"/>
+                <w:lang w:bidi="ml-IN"/>
+              </w:rPr>
+              <w:t xml:space="preserve"> |</w:t>
             </w:r>
           </w:p>
         </w:tc>
@@ -8006,6 +8783,7 @@
                 <w:lang w:val="en-IN" w:eastAsia="en-IN" w:bidi="ml-IN"/>
               </w:rPr>
             </w:pPr>
+            <w:proofErr w:type="spellStart"/>
             <w:r>
               <w:rPr>
                 <w:rFonts w:ascii="BRH Devanagari Extra" w:hAnsi="BRH Devanagari Extra" w:cs="BRH Devanagari Extra"/>
@@ -8016,6 +8794,7 @@
               </w:rPr>
               <w:t>mÉëÉ</w:t>
             </w:r>
+            <w:proofErr w:type="spellEnd"/>
             <w:r>
               <w:rPr>
                 <w:rFonts w:ascii="BRH Malayalam Extra" w:hAnsi="BRH Malayalam Extra" w:cs="BRH Devanagari Extra"/>
@@ -8071,26 +8850,77 @@
                 <w:szCs w:val="40"/>
                 <w:lang w:bidi="ml-IN"/>
               </w:rPr>
-              <w:t>irÉ CÌiÉþ mÉëÉeÉÉ - mÉ</w:t>
-            </w:r>
-            <w:r>
-              <w:rPr>
-                <w:rFonts w:ascii="BRH Malayalam Extra" w:hAnsi="BRH Malayalam Extra" w:cs="BRH Devanagari Extra"/>
-                <w:b/>
-                <w:sz w:val="32"/>
-                <w:szCs w:val="40"/>
-                <w:lang w:bidi="ml-IN"/>
-              </w:rPr>
-              <w:t>–</w:t>
-            </w:r>
-            <w:r>
-              <w:rPr>
-                <w:rFonts w:ascii="BRH Devanagari Extra" w:hAnsi="BRH Devanagari Extra" w:cs="BRH Devanagari Extra"/>
-                <w:sz w:val="40"/>
-                <w:szCs w:val="40"/>
-                <w:lang w:bidi="ml-IN"/>
-              </w:rPr>
-              <w:t>irÉÈ |</w:t>
+              <w:t xml:space="preserve">irÉ </w:t>
+            </w:r>
+            <w:proofErr w:type="spellStart"/>
+            <w:r>
+              <w:rPr>
+                <w:rFonts w:ascii="BRH Devanagari Extra" w:hAnsi="BRH Devanagari Extra" w:cs="BRH Devanagari Extra"/>
+                <w:sz w:val="40"/>
+                <w:szCs w:val="40"/>
+                <w:lang w:bidi="ml-IN"/>
+              </w:rPr>
+              <w:t>CÌiÉþ</w:t>
+            </w:r>
+            <w:proofErr w:type="spellEnd"/>
+            <w:r>
+              <w:rPr>
+                <w:rFonts w:ascii="BRH Devanagari Extra" w:hAnsi="BRH Devanagari Extra" w:cs="BRH Devanagari Extra"/>
+                <w:sz w:val="40"/>
+                <w:szCs w:val="40"/>
+                <w:lang w:bidi="ml-IN"/>
+              </w:rPr>
+              <w:t xml:space="preserve"> </w:t>
+            </w:r>
+            <w:proofErr w:type="spellStart"/>
+            <w:r>
+              <w:rPr>
+                <w:rFonts w:ascii="BRH Devanagari Extra" w:hAnsi="BRH Devanagari Extra" w:cs="BRH Devanagari Extra"/>
+                <w:sz w:val="40"/>
+                <w:szCs w:val="40"/>
+                <w:lang w:bidi="ml-IN"/>
+              </w:rPr>
+              <w:t>mÉëÉeÉÉ</w:t>
+            </w:r>
+            <w:proofErr w:type="spellEnd"/>
+            <w:r>
+              <w:rPr>
+                <w:rFonts w:ascii="BRH Devanagari Extra" w:hAnsi="BRH Devanagari Extra" w:cs="BRH Devanagari Extra"/>
+                <w:sz w:val="40"/>
+                <w:szCs w:val="40"/>
+                <w:lang w:bidi="ml-IN"/>
+              </w:rPr>
+              <w:t xml:space="preserve"> - mÉ</w:t>
+            </w:r>
+            <w:r>
+              <w:rPr>
+                <w:rFonts w:ascii="BRH Malayalam Extra" w:hAnsi="BRH Malayalam Extra" w:cs="BRH Devanagari Extra"/>
+                <w:b/>
+                <w:sz w:val="32"/>
+                <w:szCs w:val="40"/>
+                <w:lang w:bidi="ml-IN"/>
+              </w:rPr>
+              <w:t>–</w:t>
+            </w:r>
+            <w:proofErr w:type="spellStart"/>
+            <w:r>
+              <w:rPr>
+                <w:rFonts w:ascii="BRH Devanagari Extra" w:hAnsi="BRH Devanagari Extra" w:cs="BRH Devanagari Extra"/>
+                <w:sz w:val="40"/>
+                <w:szCs w:val="40"/>
+                <w:lang w:bidi="ml-IN"/>
+              </w:rPr>
+              <w:t>irÉÈ</w:t>
+            </w:r>
+            <w:proofErr w:type="spellEnd"/>
+            <w:r>
+              <w:rPr>
+                <w:rFonts w:ascii="BRH Devanagari Extra" w:hAnsi="BRH Devanagari Extra" w:cs="BRH Devanagari Extra"/>
+                <w:sz w:val="40"/>
+                <w:szCs w:val="40"/>
+                <w:lang w:bidi="ml-IN"/>
+              </w:rPr>
+              <w:t xml:space="preserve"> |</w:t>
             </w:r>
           </w:p>
         </w:tc>
@@ -8238,6 +9068,7 @@
                 <w:lang w:bidi="ml-IN"/>
               </w:rPr>
             </w:pPr>
+            <w:proofErr w:type="spellStart"/>
             <w:r>
               <w:rPr>
                 <w:rFonts w:ascii="BRH Devanagari Extra" w:hAnsi="BRH Devanagari Extra" w:cs="BRH Devanagari Extra"/>
@@ -8248,26 +9079,60 @@
               </w:rPr>
               <w:t>xÉÔ</w:t>
             </w:r>
-            <w:r>
-              <w:rPr>
-                <w:rFonts w:ascii="BRH Malayalam Extra" w:hAnsi="BRH Malayalam Extra" w:cs="BRH Devanagari Extra"/>
-                <w:b/>
-                <w:color w:val="000000"/>
-                <w:sz w:val="32"/>
-                <w:szCs w:val="40"/>
-                <w:lang w:bidi="ml-IN"/>
-              </w:rPr>
-              <w:t>–</w:t>
-            </w:r>
-            <w:r>
-              <w:rPr>
-                <w:rFonts w:ascii="BRH Devanagari Extra" w:hAnsi="BRH Devanagari Extra" w:cs="BRH Devanagari Extra"/>
-                <w:color w:val="000000"/>
-                <w:sz w:val="40"/>
-                <w:szCs w:val="40"/>
-                <w:lang w:bidi="ml-IN"/>
-              </w:rPr>
-              <w:t>£üÉprÉÉÿqÉç eÉÑWûÉ</w:t>
+            <w:proofErr w:type="spellEnd"/>
+            <w:r>
+              <w:rPr>
+                <w:rFonts w:ascii="BRH Malayalam Extra" w:hAnsi="BRH Malayalam Extra" w:cs="BRH Devanagari Extra"/>
+                <w:b/>
+                <w:color w:val="000000"/>
+                <w:sz w:val="32"/>
+                <w:szCs w:val="40"/>
+                <w:lang w:bidi="ml-IN"/>
+              </w:rPr>
+              <w:t>–</w:t>
+            </w:r>
+            <w:r>
+              <w:rPr>
+                <w:rFonts w:ascii="BRH Devanagari Extra" w:hAnsi="BRH Devanagari Extra" w:cs="BRH Devanagari Extra"/>
+                <w:color w:val="000000"/>
+                <w:sz w:val="40"/>
+                <w:szCs w:val="40"/>
+                <w:lang w:bidi="ml-IN"/>
+              </w:rPr>
+              <w:t>£</w:t>
+            </w:r>
+            <w:proofErr w:type="spellStart"/>
+            <w:r>
+              <w:rPr>
+                <w:rFonts w:ascii="BRH Devanagari Extra" w:hAnsi="BRH Devanagari Extra" w:cs="BRH Devanagari Extra"/>
+                <w:color w:val="000000"/>
+                <w:sz w:val="40"/>
+                <w:szCs w:val="40"/>
+                <w:lang w:bidi="ml-IN"/>
+              </w:rPr>
+              <w:t>üÉprÉÉÿqÉç</w:t>
+            </w:r>
+            <w:proofErr w:type="spellEnd"/>
+            <w:r>
+              <w:rPr>
+                <w:rFonts w:ascii="BRH Devanagari Extra" w:hAnsi="BRH Devanagari Extra" w:cs="BRH Devanagari Extra"/>
+                <w:color w:val="000000"/>
+                <w:sz w:val="40"/>
+                <w:szCs w:val="40"/>
+                <w:lang w:bidi="ml-IN"/>
+              </w:rPr>
+              <w:t xml:space="preserve"> </w:t>
+            </w:r>
+            <w:proofErr w:type="spellStart"/>
+            <w:r>
+              <w:rPr>
+                <w:rFonts w:ascii="BRH Devanagari Extra" w:hAnsi="BRH Devanagari Extra" w:cs="BRH Devanagari Extra"/>
+                <w:color w:val="000000"/>
+                <w:sz w:val="40"/>
+                <w:szCs w:val="40"/>
+                <w:lang w:bidi="ml-IN"/>
+              </w:rPr>
+              <w:t>eÉÑWûÉ</w:t>
             </w:r>
             <w:r>
               <w:rPr>
@@ -8287,7 +9152,18 @@
                 <w:szCs w:val="40"/>
                 <w:lang w:bidi="ml-IN"/>
               </w:rPr>
-              <w:t xml:space="preserve">ÌiÉ | </w:t>
+              <w:t>ÌiÉ</w:t>
+            </w:r>
+            <w:proofErr w:type="spellEnd"/>
+            <w:r>
+              <w:rPr>
+                <w:rFonts w:ascii="BRH Devanagari Extra" w:hAnsi="BRH Devanagari Extra" w:cs="BRH Devanagari Extra"/>
+                <w:color w:val="000000"/>
+                <w:sz w:val="40"/>
+                <w:szCs w:val="40"/>
+                <w:lang w:bidi="ml-IN"/>
+              </w:rPr>
+              <w:t xml:space="preserve"> | </w:t>
             </w:r>
           </w:p>
           <w:p>
@@ -8305,6 +9181,7 @@
                 <w:lang w:val="en-IN" w:eastAsia="en-IN" w:bidi="ml-IN"/>
               </w:rPr>
             </w:pPr>
+            <w:proofErr w:type="spellStart"/>
             <w:r>
               <w:rPr>
                 <w:rFonts w:ascii="BRH Devanagari Extra" w:hAnsi="BRH Devanagari Extra" w:cs="BRH Devanagari Extra"/>
@@ -8315,17 +9192,19 @@
               </w:rPr>
               <w:t>xÉÔ</w:t>
             </w:r>
-            <w:r>
-              <w:rPr>
-                <w:rFonts w:ascii="BRH Malayalam Extra" w:hAnsi="BRH Malayalam Extra" w:cs="BRH Devanagari Extra"/>
-                <w:b/>
-                <w:color w:val="000000"/>
-                <w:sz w:val="32"/>
-                <w:szCs w:val="40"/>
-                <w:lang w:bidi="ml-IN"/>
-              </w:rPr>
-              <w:t>–</w:t>
-            </w:r>
+            <w:proofErr w:type="spellEnd"/>
+            <w:r>
+              <w:rPr>
+                <w:rFonts w:ascii="BRH Malayalam Extra" w:hAnsi="BRH Malayalam Extra" w:cs="BRH Devanagari Extra"/>
+                <w:b/>
+                <w:color w:val="000000"/>
+                <w:sz w:val="32"/>
+                <w:szCs w:val="40"/>
+                <w:lang w:bidi="ml-IN"/>
+              </w:rPr>
+              <w:t>–</w:t>
+            </w:r>
+            <w:proofErr w:type="spellStart"/>
             <w:r>
               <w:rPr>
                 <w:rFonts w:ascii="BRH Devanagari Extra" w:hAnsi="BRH Devanagari Extra" w:cs="BRH Devanagari Extra"/>
@@ -8347,47 +9226,104 @@
               </w:rPr>
               <w:t>prÉÉ</w:t>
             </w:r>
-            <w:r>
-              <w:rPr>
-                <w:rFonts w:ascii="BRH Malayalam Extra" w:hAnsi="BRH Malayalam Extra" w:cs="BRH Devanagari Extra"/>
-                <w:b/>
-                <w:color w:val="000000"/>
-                <w:sz w:val="32"/>
-                <w:szCs w:val="40"/>
-                <w:lang w:bidi="ml-IN"/>
-              </w:rPr>
-              <w:t>–</w:t>
-            </w:r>
-            <w:r>
-              <w:rPr>
-                <w:rFonts w:ascii="BRH Devanagari Extra" w:hAnsi="BRH Devanagari Extra" w:cs="BRH Devanagari Extra"/>
-                <w:color w:val="000000"/>
-                <w:sz w:val="40"/>
-                <w:szCs w:val="40"/>
-                <w:lang w:bidi="ml-IN"/>
-              </w:rPr>
-              <w:t>ÍqÉÌiÉþ xÉÑ - E</w:t>
-            </w:r>
-            <w:r>
-              <w:rPr>
-                <w:rFonts w:ascii="BRH Malayalam Extra" w:hAnsi="BRH Malayalam Extra" w:cs="BRH Devanagari Extra"/>
-                <w:b/>
-                <w:color w:val="000000"/>
-                <w:sz w:val="32"/>
-                <w:szCs w:val="40"/>
-                <w:lang w:bidi="ml-IN"/>
-              </w:rPr>
-              <w:t>–</w:t>
-            </w:r>
-            <w:r>
-              <w:rPr>
-                <w:rFonts w:ascii="BRH Devanagari Extra" w:hAnsi="BRH Devanagari Extra" w:cs="BRH Devanagari Extra"/>
-                <w:color w:val="000000"/>
-                <w:sz w:val="40"/>
-                <w:szCs w:val="40"/>
-                <w:lang w:bidi="ml-IN"/>
-              </w:rPr>
-              <w:t>£üÉprÉÉÿqÉç |</w:t>
+            <w:proofErr w:type="spellEnd"/>
+            <w:r>
+              <w:rPr>
+                <w:rFonts w:ascii="BRH Malayalam Extra" w:hAnsi="BRH Malayalam Extra" w:cs="BRH Devanagari Extra"/>
+                <w:b/>
+                <w:color w:val="000000"/>
+                <w:sz w:val="32"/>
+                <w:szCs w:val="40"/>
+                <w:lang w:bidi="ml-IN"/>
+              </w:rPr>
+              <w:t>–</w:t>
+            </w:r>
+            <w:proofErr w:type="spellStart"/>
+            <w:r>
+              <w:rPr>
+                <w:rFonts w:ascii="BRH Devanagari Extra" w:hAnsi="BRH Devanagari Extra" w:cs="BRH Devanagari Extra"/>
+                <w:color w:val="000000"/>
+                <w:sz w:val="40"/>
+                <w:szCs w:val="40"/>
+                <w:lang w:bidi="ml-IN"/>
+              </w:rPr>
+              <w:t>ÍqÉÌiÉþ</w:t>
+            </w:r>
+            <w:proofErr w:type="spellEnd"/>
+            <w:r>
+              <w:rPr>
+                <w:rFonts w:ascii="BRH Devanagari Extra" w:hAnsi="BRH Devanagari Extra" w:cs="BRH Devanagari Extra"/>
+                <w:color w:val="000000"/>
+                <w:sz w:val="40"/>
+                <w:szCs w:val="40"/>
+                <w:lang w:bidi="ml-IN"/>
+              </w:rPr>
+              <w:t xml:space="preserve"> </w:t>
+            </w:r>
+            <w:proofErr w:type="spellStart"/>
+            <w:r>
+              <w:rPr>
+                <w:rFonts w:ascii="BRH Devanagari Extra" w:hAnsi="BRH Devanagari Extra" w:cs="BRH Devanagari Extra"/>
+                <w:color w:val="000000"/>
+                <w:sz w:val="40"/>
+                <w:szCs w:val="40"/>
+                <w:lang w:bidi="ml-IN"/>
+              </w:rPr>
+              <w:t>xÉÑ</w:t>
+            </w:r>
+            <w:proofErr w:type="spellEnd"/>
+            <w:r>
+              <w:rPr>
+                <w:rFonts w:ascii="BRH Devanagari Extra" w:hAnsi="BRH Devanagari Extra" w:cs="BRH Devanagari Extra"/>
+                <w:color w:val="000000"/>
+                <w:sz w:val="40"/>
+                <w:szCs w:val="40"/>
+                <w:lang w:bidi="ml-IN"/>
+              </w:rPr>
+              <w:t xml:space="preserve"> - E</w:t>
+            </w:r>
+            <w:r>
+              <w:rPr>
+                <w:rFonts w:ascii="BRH Malayalam Extra" w:hAnsi="BRH Malayalam Extra" w:cs="BRH Devanagari Extra"/>
+                <w:b/>
+                <w:color w:val="000000"/>
+                <w:sz w:val="32"/>
+                <w:szCs w:val="40"/>
+                <w:lang w:bidi="ml-IN"/>
+              </w:rPr>
+              <w:t>–</w:t>
+            </w:r>
+            <w:r>
+              <w:rPr>
+                <w:rFonts w:ascii="BRH Devanagari Extra" w:hAnsi="BRH Devanagari Extra" w:cs="BRH Devanagari Extra"/>
+                <w:color w:val="000000"/>
+                <w:sz w:val="40"/>
+                <w:szCs w:val="40"/>
+                <w:lang w:bidi="ml-IN"/>
+              </w:rPr>
+              <w:t>£</w:t>
+            </w:r>
+            <w:proofErr w:type="spellStart"/>
+            <w:r>
+              <w:rPr>
+                <w:rFonts w:ascii="BRH Devanagari Extra" w:hAnsi="BRH Devanagari Extra" w:cs="BRH Devanagari Extra"/>
+                <w:color w:val="000000"/>
+                <w:sz w:val="40"/>
+                <w:szCs w:val="40"/>
+                <w:lang w:bidi="ml-IN"/>
+              </w:rPr>
+              <w:t>üÉprÉÉÿqÉç</w:t>
+            </w:r>
+            <w:proofErr w:type="spellEnd"/>
+            <w:r>
+              <w:rPr>
+                <w:rFonts w:ascii="BRH Devanagari Extra" w:hAnsi="BRH Devanagari Extra" w:cs="BRH Devanagari Extra"/>
+                <w:color w:val="000000"/>
+                <w:sz w:val="40"/>
+                <w:szCs w:val="40"/>
+                <w:lang w:bidi="ml-IN"/>
+              </w:rPr>
+              <w:t xml:space="preserve"> |</w:t>
             </w:r>
           </w:p>
         </w:tc>
@@ -8417,6 +9353,7 @@
                 <w:lang w:bidi="ml-IN"/>
               </w:rPr>
             </w:pPr>
+            <w:proofErr w:type="spellStart"/>
             <w:r>
               <w:rPr>
                 <w:rFonts w:ascii="BRH Devanagari Extra" w:hAnsi="BRH Devanagari Extra" w:cs="BRH Devanagari Extra"/>
@@ -8427,26 +9364,60 @@
               </w:rPr>
               <w:t>xÉÔ</w:t>
             </w:r>
-            <w:r>
-              <w:rPr>
-                <w:rFonts w:ascii="BRH Malayalam Extra" w:hAnsi="BRH Malayalam Extra" w:cs="BRH Devanagari Extra"/>
-                <w:b/>
-                <w:color w:val="000000"/>
-                <w:sz w:val="32"/>
-                <w:szCs w:val="40"/>
-                <w:lang w:bidi="ml-IN"/>
-              </w:rPr>
-              <w:t>–</w:t>
-            </w:r>
-            <w:r>
-              <w:rPr>
-                <w:rFonts w:ascii="BRH Devanagari Extra" w:hAnsi="BRH Devanagari Extra" w:cs="BRH Devanagari Extra"/>
-                <w:color w:val="000000"/>
-                <w:sz w:val="40"/>
-                <w:szCs w:val="40"/>
-                <w:lang w:bidi="ml-IN"/>
-              </w:rPr>
-              <w:t>£üÉprÉÉÿqÉç eÉÑWûÉ</w:t>
+            <w:proofErr w:type="spellEnd"/>
+            <w:r>
+              <w:rPr>
+                <w:rFonts w:ascii="BRH Malayalam Extra" w:hAnsi="BRH Malayalam Extra" w:cs="BRH Devanagari Extra"/>
+                <w:b/>
+                <w:color w:val="000000"/>
+                <w:sz w:val="32"/>
+                <w:szCs w:val="40"/>
+                <w:lang w:bidi="ml-IN"/>
+              </w:rPr>
+              <w:t>–</w:t>
+            </w:r>
+            <w:r>
+              <w:rPr>
+                <w:rFonts w:ascii="BRH Devanagari Extra" w:hAnsi="BRH Devanagari Extra" w:cs="BRH Devanagari Extra"/>
+                <w:color w:val="000000"/>
+                <w:sz w:val="40"/>
+                <w:szCs w:val="40"/>
+                <w:lang w:bidi="ml-IN"/>
+              </w:rPr>
+              <w:t>£</w:t>
+            </w:r>
+            <w:proofErr w:type="spellStart"/>
+            <w:r>
+              <w:rPr>
+                <w:rFonts w:ascii="BRH Devanagari Extra" w:hAnsi="BRH Devanagari Extra" w:cs="BRH Devanagari Extra"/>
+                <w:color w:val="000000"/>
+                <w:sz w:val="40"/>
+                <w:szCs w:val="40"/>
+                <w:lang w:bidi="ml-IN"/>
+              </w:rPr>
+              <w:t>üÉprÉÉÿqÉç</w:t>
+            </w:r>
+            <w:proofErr w:type="spellEnd"/>
+            <w:r>
+              <w:rPr>
+                <w:rFonts w:ascii="BRH Devanagari Extra" w:hAnsi="BRH Devanagari Extra" w:cs="BRH Devanagari Extra"/>
+                <w:color w:val="000000"/>
+                <w:sz w:val="40"/>
+                <w:szCs w:val="40"/>
+                <w:lang w:bidi="ml-IN"/>
+              </w:rPr>
+              <w:t xml:space="preserve"> </w:t>
+            </w:r>
+            <w:proofErr w:type="spellStart"/>
+            <w:r>
+              <w:rPr>
+                <w:rFonts w:ascii="BRH Devanagari Extra" w:hAnsi="BRH Devanagari Extra" w:cs="BRH Devanagari Extra"/>
+                <w:color w:val="000000"/>
+                <w:sz w:val="40"/>
+                <w:szCs w:val="40"/>
+                <w:lang w:bidi="ml-IN"/>
+              </w:rPr>
+              <w:t>eÉÑWûÉ</w:t>
             </w:r>
             <w:r>
               <w:rPr>
@@ -8466,7 +9437,18 @@
                 <w:szCs w:val="40"/>
                 <w:lang w:bidi="ml-IN"/>
               </w:rPr>
-              <w:t xml:space="preserve">ÌiÉ | </w:t>
+              <w:t>ÌiÉ</w:t>
+            </w:r>
+            <w:proofErr w:type="spellEnd"/>
+            <w:r>
+              <w:rPr>
+                <w:rFonts w:ascii="BRH Devanagari Extra" w:hAnsi="BRH Devanagari Extra" w:cs="BRH Devanagari Extra"/>
+                <w:color w:val="000000"/>
+                <w:sz w:val="40"/>
+                <w:szCs w:val="40"/>
+                <w:lang w:bidi="ml-IN"/>
+              </w:rPr>
+              <w:t xml:space="preserve"> | </w:t>
             </w:r>
           </w:p>
           <w:p>
@@ -8484,6 +9466,7 @@
                 <w:lang w:val="en-IN" w:eastAsia="en-IN" w:bidi="ml-IN"/>
               </w:rPr>
             </w:pPr>
+            <w:proofErr w:type="spellStart"/>
             <w:r>
               <w:rPr>
                 <w:rFonts w:ascii="BRH Devanagari Extra" w:hAnsi="BRH Devanagari Extra" w:cs="BRH Devanagari Extra"/>
@@ -8494,6 +9477,7 @@
               </w:rPr>
               <w:t>xÉÔ</w:t>
             </w:r>
+            <w:proofErr w:type="spellEnd"/>
             <w:r>
               <w:rPr>
                 <w:rFonts w:ascii="BRH Malayalam Extra" w:hAnsi="BRH Malayalam Extra" w:cs="BRH Devanagari Extra"/>
@@ -8514,7 +9498,19 @@
                 <w:highlight w:val="green"/>
                 <w:lang w:bidi="ml-IN"/>
               </w:rPr>
-              <w:t>£üÉ</w:t>
+              <w:t>£</w:t>
+            </w:r>
+            <w:proofErr w:type="spellStart"/>
+            <w:r>
+              <w:rPr>
+                <w:rFonts w:ascii="BRH Devanagari Extra" w:hAnsi="BRH Devanagari Extra" w:cs="BRH Devanagari Extra"/>
+                <w:color w:val="000000"/>
+                <w:sz w:val="40"/>
+                <w:szCs w:val="40"/>
+                <w:highlight w:val="green"/>
+                <w:lang w:bidi="ml-IN"/>
+              </w:rPr>
+              <w:t>üÉ</w:t>
             </w:r>
             <w:r>
               <w:rPr>
@@ -8526,47 +9522,104 @@
               </w:rPr>
               <w:t>prÉÉ</w:t>
             </w:r>
-            <w:r>
-              <w:rPr>
-                <w:rFonts w:ascii="BRH Malayalam Extra" w:hAnsi="BRH Malayalam Extra" w:cs="BRH Devanagari Extra"/>
-                <w:b/>
-                <w:color w:val="000000"/>
-                <w:sz w:val="32"/>
-                <w:szCs w:val="40"/>
-                <w:lang w:bidi="ml-IN"/>
-              </w:rPr>
-              <w:t>–</w:t>
-            </w:r>
-            <w:r>
-              <w:rPr>
-                <w:rFonts w:ascii="BRH Devanagari Extra" w:hAnsi="BRH Devanagari Extra" w:cs="BRH Devanagari Extra"/>
-                <w:color w:val="000000"/>
-                <w:sz w:val="40"/>
-                <w:szCs w:val="40"/>
-                <w:lang w:bidi="ml-IN"/>
-              </w:rPr>
-              <w:t>ÍqÉÌiÉþ xÉÑ - E</w:t>
-            </w:r>
-            <w:r>
-              <w:rPr>
-                <w:rFonts w:ascii="BRH Malayalam Extra" w:hAnsi="BRH Malayalam Extra" w:cs="BRH Devanagari Extra"/>
-                <w:b/>
-                <w:color w:val="000000"/>
-                <w:sz w:val="32"/>
-                <w:szCs w:val="40"/>
-                <w:lang w:bidi="ml-IN"/>
-              </w:rPr>
-              <w:t>–</w:t>
-            </w:r>
-            <w:r>
-              <w:rPr>
-                <w:rFonts w:ascii="BRH Devanagari Extra" w:hAnsi="BRH Devanagari Extra" w:cs="BRH Devanagari Extra"/>
-                <w:color w:val="000000"/>
-                <w:sz w:val="40"/>
-                <w:szCs w:val="40"/>
-                <w:lang w:bidi="ml-IN"/>
-              </w:rPr>
-              <w:t>£üÉprÉÉÿqÉç |</w:t>
+            <w:proofErr w:type="spellEnd"/>
+            <w:r>
+              <w:rPr>
+                <w:rFonts w:ascii="BRH Malayalam Extra" w:hAnsi="BRH Malayalam Extra" w:cs="BRH Devanagari Extra"/>
+                <w:b/>
+                <w:color w:val="000000"/>
+                <w:sz w:val="32"/>
+                <w:szCs w:val="40"/>
+                <w:lang w:bidi="ml-IN"/>
+              </w:rPr>
+              <w:t>–</w:t>
+            </w:r>
+            <w:proofErr w:type="spellStart"/>
+            <w:r>
+              <w:rPr>
+                <w:rFonts w:ascii="BRH Devanagari Extra" w:hAnsi="BRH Devanagari Extra" w:cs="BRH Devanagari Extra"/>
+                <w:color w:val="000000"/>
+                <w:sz w:val="40"/>
+                <w:szCs w:val="40"/>
+                <w:lang w:bidi="ml-IN"/>
+              </w:rPr>
+              <w:t>ÍqÉÌiÉþ</w:t>
+            </w:r>
+            <w:proofErr w:type="spellEnd"/>
+            <w:r>
+              <w:rPr>
+                <w:rFonts w:ascii="BRH Devanagari Extra" w:hAnsi="BRH Devanagari Extra" w:cs="BRH Devanagari Extra"/>
+                <w:color w:val="000000"/>
+                <w:sz w:val="40"/>
+                <w:szCs w:val="40"/>
+                <w:lang w:bidi="ml-IN"/>
+              </w:rPr>
+              <w:t xml:space="preserve"> </w:t>
+            </w:r>
+            <w:proofErr w:type="spellStart"/>
+            <w:r>
+              <w:rPr>
+                <w:rFonts w:ascii="BRH Devanagari Extra" w:hAnsi="BRH Devanagari Extra" w:cs="BRH Devanagari Extra"/>
+                <w:color w:val="000000"/>
+                <w:sz w:val="40"/>
+                <w:szCs w:val="40"/>
+                <w:lang w:bidi="ml-IN"/>
+              </w:rPr>
+              <w:t>xÉÑ</w:t>
+            </w:r>
+            <w:proofErr w:type="spellEnd"/>
+            <w:r>
+              <w:rPr>
+                <w:rFonts w:ascii="BRH Devanagari Extra" w:hAnsi="BRH Devanagari Extra" w:cs="BRH Devanagari Extra"/>
+                <w:color w:val="000000"/>
+                <w:sz w:val="40"/>
+                <w:szCs w:val="40"/>
+                <w:lang w:bidi="ml-IN"/>
+              </w:rPr>
+              <w:t xml:space="preserve"> - E</w:t>
+            </w:r>
+            <w:r>
+              <w:rPr>
+                <w:rFonts w:ascii="BRH Malayalam Extra" w:hAnsi="BRH Malayalam Extra" w:cs="BRH Devanagari Extra"/>
+                <w:b/>
+                <w:color w:val="000000"/>
+                <w:sz w:val="32"/>
+                <w:szCs w:val="40"/>
+                <w:lang w:bidi="ml-IN"/>
+              </w:rPr>
+              <w:t>–</w:t>
+            </w:r>
+            <w:r>
+              <w:rPr>
+                <w:rFonts w:ascii="BRH Devanagari Extra" w:hAnsi="BRH Devanagari Extra" w:cs="BRH Devanagari Extra"/>
+                <w:color w:val="000000"/>
+                <w:sz w:val="40"/>
+                <w:szCs w:val="40"/>
+                <w:lang w:bidi="ml-IN"/>
+              </w:rPr>
+              <w:t>£</w:t>
+            </w:r>
+            <w:proofErr w:type="spellStart"/>
+            <w:r>
+              <w:rPr>
+                <w:rFonts w:ascii="BRH Devanagari Extra" w:hAnsi="BRH Devanagari Extra" w:cs="BRH Devanagari Extra"/>
+                <w:color w:val="000000"/>
+                <w:sz w:val="40"/>
+                <w:szCs w:val="40"/>
+                <w:lang w:bidi="ml-IN"/>
+              </w:rPr>
+              <w:t>üÉprÉÉÿqÉç</w:t>
+            </w:r>
+            <w:proofErr w:type="spellEnd"/>
+            <w:r>
+              <w:rPr>
+                <w:rFonts w:ascii="BRH Devanagari Extra" w:hAnsi="BRH Devanagari Extra" w:cs="BRH Devanagari Extra"/>
+                <w:color w:val="000000"/>
+                <w:sz w:val="40"/>
+                <w:szCs w:val="40"/>
+                <w:lang w:bidi="ml-IN"/>
+              </w:rPr>
+              <w:t xml:space="preserve"> |</w:t>
             </w:r>
           </w:p>
         </w:tc>
@@ -8714,6 +9767,7 @@
                 <w:lang w:val="en-IN" w:eastAsia="en-IN" w:bidi="ml-IN"/>
               </w:rPr>
             </w:pPr>
+            <w:proofErr w:type="spellStart"/>
             <w:r>
               <w:rPr>
                 <w:rFonts w:ascii="BRH Devanagari Extra" w:hAnsi="BRH Devanagari Extra" w:cs="BRH Devanagari Extra"/>
@@ -8724,17 +9778,19 @@
               </w:rPr>
               <w:t>xuÉ</w:t>
             </w:r>
-            <w:r>
-              <w:rPr>
-                <w:rFonts w:ascii="BRH Malayalam Extra" w:hAnsi="BRH Malayalam Extra" w:cs="BRH Devanagari Extra"/>
-                <w:b/>
-                <w:color w:val="000000"/>
-                <w:sz w:val="32"/>
-                <w:szCs w:val="40"/>
-                <w:lang w:bidi="ml-IN"/>
-              </w:rPr>
-              <w:t>–</w:t>
-            </w:r>
+            <w:proofErr w:type="spellEnd"/>
+            <w:r>
+              <w:rPr>
+                <w:rFonts w:ascii="BRH Malayalam Extra" w:hAnsi="BRH Malayalam Extra" w:cs="BRH Devanagari Extra"/>
+                <w:b/>
+                <w:color w:val="000000"/>
+                <w:sz w:val="32"/>
+                <w:szCs w:val="40"/>
+                <w:lang w:bidi="ml-IN"/>
+              </w:rPr>
+              <w:t>–</w:t>
+            </w:r>
+            <w:proofErr w:type="spellStart"/>
             <w:r>
               <w:rPr>
                 <w:rFonts w:ascii="BRH Devanagari Extra" w:hAnsi="BRH Devanagari Extra" w:cs="BRH Devanagari Extra"/>
@@ -8745,38 +9801,74 @@
               </w:rPr>
               <w:t>aÉÉM×üþirÉæ</w:t>
             </w:r>
-            <w:r>
-              <w:rPr>
-                <w:rFonts w:ascii="BRH Malayalam Extra" w:hAnsi="BRH Malayalam Extra" w:cs="BRH Devanagari Extra"/>
-                <w:b/>
-                <w:color w:val="000000"/>
-                <w:sz w:val="32"/>
-                <w:szCs w:val="40"/>
-                <w:lang w:bidi="ml-IN"/>
-              </w:rPr>
-              <w:t>–</w:t>
-            </w:r>
-            <w:r>
-              <w:rPr>
-                <w:rFonts w:ascii="BRH Devanagari Extra" w:hAnsi="BRH Devanagari Extra" w:cs="BRH Devanagari Extra"/>
-                <w:color w:val="000000"/>
-                <w:sz w:val="40"/>
-                <w:szCs w:val="40"/>
-                <w:lang w:bidi="ml-IN"/>
-              </w:rPr>
-              <w:t xml:space="preserve"> uÉÉeÉþxrÉ | xuÉ</w:t>
-            </w:r>
-            <w:r>
-              <w:rPr>
-                <w:rFonts w:ascii="BRH Malayalam Extra" w:hAnsi="BRH Malayalam Extra" w:cs="BRH Devanagari Extra"/>
-                <w:b/>
-                <w:color w:val="000000"/>
-                <w:sz w:val="32"/>
-                <w:szCs w:val="40"/>
-                <w:lang w:bidi="ml-IN"/>
-              </w:rPr>
-              <w:t>–</w:t>
-            </w:r>
+            <w:proofErr w:type="spellEnd"/>
+            <w:r>
+              <w:rPr>
+                <w:rFonts w:ascii="BRH Malayalam Extra" w:hAnsi="BRH Malayalam Extra" w:cs="BRH Devanagari Extra"/>
+                <w:b/>
+                <w:color w:val="000000"/>
+                <w:sz w:val="32"/>
+                <w:szCs w:val="40"/>
+                <w:lang w:bidi="ml-IN"/>
+              </w:rPr>
+              <w:t>–</w:t>
+            </w:r>
+            <w:r>
+              <w:rPr>
+                <w:rFonts w:ascii="BRH Devanagari Extra" w:hAnsi="BRH Devanagari Extra" w:cs="BRH Devanagari Extra"/>
+                <w:color w:val="000000"/>
+                <w:sz w:val="40"/>
+                <w:szCs w:val="40"/>
+                <w:lang w:bidi="ml-IN"/>
+              </w:rPr>
+              <w:t xml:space="preserve"> </w:t>
+            </w:r>
+            <w:proofErr w:type="spellStart"/>
+            <w:r>
+              <w:rPr>
+                <w:rFonts w:ascii="BRH Devanagari Extra" w:hAnsi="BRH Devanagari Extra" w:cs="BRH Devanagari Extra"/>
+                <w:color w:val="000000"/>
+                <w:sz w:val="40"/>
+                <w:szCs w:val="40"/>
+                <w:lang w:bidi="ml-IN"/>
+              </w:rPr>
+              <w:t>uÉÉeÉþxrÉ</w:t>
+            </w:r>
+            <w:proofErr w:type="spellEnd"/>
+            <w:r>
+              <w:rPr>
+                <w:rFonts w:ascii="BRH Devanagari Extra" w:hAnsi="BRH Devanagari Extra" w:cs="BRH Devanagari Extra"/>
+                <w:color w:val="000000"/>
+                <w:sz w:val="40"/>
+                <w:szCs w:val="40"/>
+                <w:lang w:bidi="ml-IN"/>
+              </w:rPr>
+              <w:t xml:space="preserve"> | </w:t>
+            </w:r>
+            <w:proofErr w:type="spellStart"/>
+            <w:r>
+              <w:rPr>
+                <w:rFonts w:ascii="BRH Devanagari Extra" w:hAnsi="BRH Devanagari Extra" w:cs="BRH Devanagari Extra"/>
+                <w:color w:val="000000"/>
+                <w:sz w:val="40"/>
+                <w:szCs w:val="40"/>
+                <w:lang w:bidi="ml-IN"/>
+              </w:rPr>
+              <w:t>xuÉ</w:t>
+            </w:r>
+            <w:proofErr w:type="spellEnd"/>
+            <w:r>
+              <w:rPr>
+                <w:rFonts w:ascii="BRH Malayalam Extra" w:hAnsi="BRH Malayalam Extra" w:cs="BRH Devanagari Extra"/>
+                <w:b/>
+                <w:color w:val="000000"/>
+                <w:sz w:val="32"/>
+                <w:szCs w:val="40"/>
+                <w:lang w:bidi="ml-IN"/>
+              </w:rPr>
+              <w:t>–</w:t>
+            </w:r>
+            <w:proofErr w:type="spellStart"/>
             <w:r>
               <w:rPr>
                 <w:rFonts w:ascii="BRH Devanagari Extra" w:hAnsi="BRH Devanagari Extra" w:cs="BRH Devanagari Extra"/>
@@ -8798,59 +9890,119 @@
               </w:rPr>
               <w:t>þM×üirÉÉ</w:t>
             </w:r>
-            <w:r>
-              <w:rPr>
-                <w:rFonts w:ascii="BRH Malayalam Extra" w:hAnsi="BRH Malayalam Extra" w:cs="BRH Devanagari Extra"/>
-                <w:b/>
-                <w:color w:val="000000"/>
-                <w:sz w:val="32"/>
-                <w:szCs w:val="40"/>
-                <w:lang w:bidi="ml-IN"/>
-              </w:rPr>
-              <w:t>–</w:t>
-            </w:r>
-            <w:r>
-              <w:rPr>
-                <w:rFonts w:ascii="BRH Devanagari Extra" w:hAnsi="BRH Devanagari Extra" w:cs="BRH Devanagari Extra"/>
-                <w:color w:val="000000"/>
-                <w:sz w:val="40"/>
-                <w:szCs w:val="40"/>
-                <w:lang w:bidi="ml-IN"/>
-              </w:rPr>
-              <w:t xml:space="preserve"> CÌiÉþ xuÉ</w:t>
-            </w:r>
-            <w:r>
-              <w:rPr>
-                <w:rFonts w:ascii="BRH Malayalam Extra" w:hAnsi="BRH Malayalam Extra" w:cs="BRH Devanagari Extra"/>
-                <w:b/>
-                <w:color w:val="000000"/>
-                <w:sz w:val="32"/>
-                <w:szCs w:val="40"/>
-                <w:lang w:bidi="ml-IN"/>
-              </w:rPr>
-              <w:t>–</w:t>
-            </w:r>
-            <w:r>
-              <w:rPr>
-                <w:rFonts w:ascii="BRH Devanagari Extra" w:hAnsi="BRH Devanagari Extra" w:cs="BRH Devanagari Extra"/>
-                <w:color w:val="000000"/>
-                <w:sz w:val="40"/>
-                <w:szCs w:val="40"/>
-                <w:lang w:bidi="ml-IN"/>
-              </w:rPr>
-              <w:t>aÉÉ - M×ü</w:t>
-            </w:r>
-            <w:r>
-              <w:rPr>
-                <w:rFonts w:ascii="BRH Malayalam Extra" w:hAnsi="BRH Malayalam Extra" w:cs="BRH Devanagari Extra"/>
-                <w:b/>
-                <w:color w:val="000000"/>
-                <w:sz w:val="32"/>
-                <w:szCs w:val="40"/>
-                <w:lang w:bidi="ml-IN"/>
-              </w:rPr>
-              <w:t>–</w:t>
-            </w:r>
+            <w:proofErr w:type="spellEnd"/>
+            <w:r>
+              <w:rPr>
+                <w:rFonts w:ascii="BRH Malayalam Extra" w:hAnsi="BRH Malayalam Extra" w:cs="BRH Devanagari Extra"/>
+                <w:b/>
+                <w:color w:val="000000"/>
+                <w:sz w:val="32"/>
+                <w:szCs w:val="40"/>
+                <w:lang w:bidi="ml-IN"/>
+              </w:rPr>
+              <w:t>–</w:t>
+            </w:r>
+            <w:r>
+              <w:rPr>
+                <w:rFonts w:ascii="BRH Devanagari Extra" w:hAnsi="BRH Devanagari Extra" w:cs="BRH Devanagari Extra"/>
+                <w:color w:val="000000"/>
+                <w:sz w:val="40"/>
+                <w:szCs w:val="40"/>
+                <w:lang w:bidi="ml-IN"/>
+              </w:rPr>
+              <w:t xml:space="preserve"> </w:t>
+            </w:r>
+            <w:proofErr w:type="spellStart"/>
+            <w:r>
+              <w:rPr>
+                <w:rFonts w:ascii="BRH Devanagari Extra" w:hAnsi="BRH Devanagari Extra" w:cs="BRH Devanagari Extra"/>
+                <w:color w:val="000000"/>
+                <w:sz w:val="40"/>
+                <w:szCs w:val="40"/>
+                <w:lang w:bidi="ml-IN"/>
+              </w:rPr>
+              <w:t>CÌiÉþ</w:t>
+            </w:r>
+            <w:proofErr w:type="spellEnd"/>
+            <w:r>
+              <w:rPr>
+                <w:rFonts w:ascii="BRH Devanagari Extra" w:hAnsi="BRH Devanagari Extra" w:cs="BRH Devanagari Extra"/>
+                <w:color w:val="000000"/>
+                <w:sz w:val="40"/>
+                <w:szCs w:val="40"/>
+                <w:lang w:bidi="ml-IN"/>
+              </w:rPr>
+              <w:t xml:space="preserve"> </w:t>
+            </w:r>
+            <w:proofErr w:type="spellStart"/>
+            <w:r>
+              <w:rPr>
+                <w:rFonts w:ascii="BRH Devanagari Extra" w:hAnsi="BRH Devanagari Extra" w:cs="BRH Devanagari Extra"/>
+                <w:color w:val="000000"/>
+                <w:sz w:val="40"/>
+                <w:szCs w:val="40"/>
+                <w:lang w:bidi="ml-IN"/>
+              </w:rPr>
+              <w:t>xuÉ</w:t>
+            </w:r>
+            <w:proofErr w:type="spellEnd"/>
+            <w:r>
+              <w:rPr>
+                <w:rFonts w:ascii="BRH Malayalam Extra" w:hAnsi="BRH Malayalam Extra" w:cs="BRH Devanagari Extra"/>
+                <w:b/>
+                <w:color w:val="000000"/>
+                <w:sz w:val="32"/>
+                <w:szCs w:val="40"/>
+                <w:lang w:bidi="ml-IN"/>
+              </w:rPr>
+              <w:t>–</w:t>
+            </w:r>
+            <w:proofErr w:type="spellStart"/>
+            <w:r>
+              <w:rPr>
+                <w:rFonts w:ascii="BRH Devanagari Extra" w:hAnsi="BRH Devanagari Extra" w:cs="BRH Devanagari Extra"/>
+                <w:color w:val="000000"/>
+                <w:sz w:val="40"/>
+                <w:szCs w:val="40"/>
+                <w:lang w:bidi="ml-IN"/>
+              </w:rPr>
+              <w:t>aÉÉ</w:t>
+            </w:r>
+            <w:proofErr w:type="spellEnd"/>
+            <w:r>
+              <w:rPr>
+                <w:rFonts w:ascii="BRH Devanagari Extra" w:hAnsi="BRH Devanagari Extra" w:cs="BRH Devanagari Extra"/>
+                <w:color w:val="000000"/>
+                <w:sz w:val="40"/>
+                <w:szCs w:val="40"/>
+                <w:lang w:bidi="ml-IN"/>
+              </w:rPr>
+              <w:t xml:space="preserve"> - </w:t>
+            </w:r>
+            <w:proofErr w:type="spellStart"/>
+            <w:r>
+              <w:rPr>
+                <w:rFonts w:ascii="BRH Devanagari Extra" w:hAnsi="BRH Devanagari Extra" w:cs="BRH Devanagari Extra"/>
+                <w:color w:val="000000"/>
+                <w:sz w:val="40"/>
+                <w:szCs w:val="40"/>
+                <w:lang w:bidi="ml-IN"/>
+              </w:rPr>
+              <w:t>M×ü</w:t>
+            </w:r>
+            <w:proofErr w:type="spellEnd"/>
+            <w:r>
+              <w:rPr>
+                <w:rFonts w:ascii="BRH Malayalam Extra" w:hAnsi="BRH Malayalam Extra" w:cs="BRH Devanagari Extra"/>
+                <w:b/>
+                <w:color w:val="000000"/>
+                <w:sz w:val="32"/>
+                <w:szCs w:val="40"/>
+                <w:lang w:bidi="ml-IN"/>
+              </w:rPr>
+              <w:t>–</w:t>
+            </w:r>
+            <w:proofErr w:type="spellStart"/>
             <w:r>
               <w:rPr>
                 <w:rFonts w:ascii="BRH Devanagari Extra" w:hAnsi="BRH Devanagari Extra" w:cs="BRH Devanagari Extra"/>
@@ -8861,6 +10013,7 @@
               </w:rPr>
               <w:t>irÉæ</w:t>
             </w:r>
+            <w:proofErr w:type="spellEnd"/>
             <w:r>
               <w:rPr>
                 <w:rFonts w:ascii="BRH Malayalam Extra" w:hAnsi="BRH Malayalam Extra" w:cs="BRH Devanagari Extra"/>
@@ -8910,6 +10063,7 @@
                 <w:lang w:val="en-IN" w:eastAsia="en-IN" w:bidi="ml-IN"/>
               </w:rPr>
             </w:pPr>
+            <w:proofErr w:type="spellStart"/>
             <w:r>
               <w:rPr>
                 <w:rFonts w:ascii="BRH Devanagari Extra" w:hAnsi="BRH Devanagari Extra" w:cs="BRH Devanagari Extra"/>
@@ -8920,17 +10074,19 @@
               </w:rPr>
               <w:t>xuÉ</w:t>
             </w:r>
-            <w:r>
-              <w:rPr>
-                <w:rFonts w:ascii="BRH Malayalam Extra" w:hAnsi="BRH Malayalam Extra" w:cs="BRH Devanagari Extra"/>
-                <w:b/>
-                <w:color w:val="000000"/>
-                <w:sz w:val="32"/>
-                <w:szCs w:val="40"/>
-                <w:lang w:bidi="ml-IN"/>
-              </w:rPr>
-              <w:t>–</w:t>
-            </w:r>
+            <w:proofErr w:type="spellEnd"/>
+            <w:r>
+              <w:rPr>
+                <w:rFonts w:ascii="BRH Malayalam Extra" w:hAnsi="BRH Malayalam Extra" w:cs="BRH Devanagari Extra"/>
+                <w:b/>
+                <w:color w:val="000000"/>
+                <w:sz w:val="32"/>
+                <w:szCs w:val="40"/>
+                <w:lang w:bidi="ml-IN"/>
+              </w:rPr>
+              <w:t>–</w:t>
+            </w:r>
+            <w:proofErr w:type="spellStart"/>
             <w:r>
               <w:rPr>
                 <w:rFonts w:ascii="BRH Devanagari Extra" w:hAnsi="BRH Devanagari Extra" w:cs="BRH Devanagari Extra"/>
@@ -8941,38 +10097,74 @@
               </w:rPr>
               <w:t>aÉÉM×üþirÉæ</w:t>
             </w:r>
-            <w:r>
-              <w:rPr>
-                <w:rFonts w:ascii="BRH Malayalam Extra" w:hAnsi="BRH Malayalam Extra" w:cs="BRH Devanagari Extra"/>
-                <w:b/>
-                <w:color w:val="000000"/>
-                <w:sz w:val="32"/>
-                <w:szCs w:val="40"/>
-                <w:lang w:bidi="ml-IN"/>
-              </w:rPr>
-              <w:t>–</w:t>
-            </w:r>
-            <w:r>
-              <w:rPr>
-                <w:rFonts w:ascii="BRH Devanagari Extra" w:hAnsi="BRH Devanagari Extra" w:cs="BRH Devanagari Extra"/>
-                <w:color w:val="000000"/>
-                <w:sz w:val="40"/>
-                <w:szCs w:val="40"/>
-                <w:lang w:bidi="ml-IN"/>
-              </w:rPr>
-              <w:t xml:space="preserve"> uÉÉeÉþxrÉ | xuÉ</w:t>
-            </w:r>
-            <w:r>
-              <w:rPr>
-                <w:rFonts w:ascii="BRH Malayalam Extra" w:hAnsi="BRH Malayalam Extra" w:cs="BRH Devanagari Extra"/>
-                <w:b/>
-                <w:color w:val="000000"/>
-                <w:sz w:val="32"/>
-                <w:szCs w:val="40"/>
-                <w:lang w:bidi="ml-IN"/>
-              </w:rPr>
-              <w:t>–</w:t>
-            </w:r>
+            <w:proofErr w:type="spellEnd"/>
+            <w:r>
+              <w:rPr>
+                <w:rFonts w:ascii="BRH Malayalam Extra" w:hAnsi="BRH Malayalam Extra" w:cs="BRH Devanagari Extra"/>
+                <w:b/>
+                <w:color w:val="000000"/>
+                <w:sz w:val="32"/>
+                <w:szCs w:val="40"/>
+                <w:lang w:bidi="ml-IN"/>
+              </w:rPr>
+              <w:t>–</w:t>
+            </w:r>
+            <w:r>
+              <w:rPr>
+                <w:rFonts w:ascii="BRH Devanagari Extra" w:hAnsi="BRH Devanagari Extra" w:cs="BRH Devanagari Extra"/>
+                <w:color w:val="000000"/>
+                <w:sz w:val="40"/>
+                <w:szCs w:val="40"/>
+                <w:lang w:bidi="ml-IN"/>
+              </w:rPr>
+              <w:t xml:space="preserve"> </w:t>
+            </w:r>
+            <w:proofErr w:type="spellStart"/>
+            <w:r>
+              <w:rPr>
+                <w:rFonts w:ascii="BRH Devanagari Extra" w:hAnsi="BRH Devanagari Extra" w:cs="BRH Devanagari Extra"/>
+                <w:color w:val="000000"/>
+                <w:sz w:val="40"/>
+                <w:szCs w:val="40"/>
+                <w:lang w:bidi="ml-IN"/>
+              </w:rPr>
+              <w:t>uÉÉeÉþxrÉ</w:t>
+            </w:r>
+            <w:proofErr w:type="spellEnd"/>
+            <w:r>
+              <w:rPr>
+                <w:rFonts w:ascii="BRH Devanagari Extra" w:hAnsi="BRH Devanagari Extra" w:cs="BRH Devanagari Extra"/>
+                <w:color w:val="000000"/>
+                <w:sz w:val="40"/>
+                <w:szCs w:val="40"/>
+                <w:lang w:bidi="ml-IN"/>
+              </w:rPr>
+              <w:t xml:space="preserve"> | </w:t>
+            </w:r>
+            <w:proofErr w:type="spellStart"/>
+            <w:r>
+              <w:rPr>
+                <w:rFonts w:ascii="BRH Devanagari Extra" w:hAnsi="BRH Devanagari Extra" w:cs="BRH Devanagari Extra"/>
+                <w:color w:val="000000"/>
+                <w:sz w:val="40"/>
+                <w:szCs w:val="40"/>
+                <w:lang w:bidi="ml-IN"/>
+              </w:rPr>
+              <w:t>xuÉ</w:t>
+            </w:r>
+            <w:proofErr w:type="spellEnd"/>
+            <w:r>
+              <w:rPr>
+                <w:rFonts w:ascii="BRH Malayalam Extra" w:hAnsi="BRH Malayalam Extra" w:cs="BRH Devanagari Extra"/>
+                <w:b/>
+                <w:color w:val="000000"/>
+                <w:sz w:val="32"/>
+                <w:szCs w:val="40"/>
+                <w:lang w:bidi="ml-IN"/>
+              </w:rPr>
+              <w:t>–</w:t>
+            </w:r>
+            <w:proofErr w:type="spellStart"/>
             <w:r>
               <w:rPr>
                 <w:rFonts w:ascii="BRH Devanagari Extra" w:hAnsi="BRH Devanagari Extra" w:cs="BRH Devanagari Extra"/>
@@ -9004,59 +10196,119 @@
               </w:rPr>
               <w:t>üþirÉÉ</w:t>
             </w:r>
-            <w:r>
-              <w:rPr>
-                <w:rFonts w:ascii="BRH Malayalam Extra" w:hAnsi="BRH Malayalam Extra" w:cs="BRH Devanagari Extra"/>
-                <w:b/>
-                <w:color w:val="000000"/>
-                <w:sz w:val="32"/>
-                <w:szCs w:val="40"/>
-                <w:lang w:bidi="ml-IN"/>
-              </w:rPr>
-              <w:t>–</w:t>
-            </w:r>
-            <w:r>
-              <w:rPr>
-                <w:rFonts w:ascii="BRH Devanagari Extra" w:hAnsi="BRH Devanagari Extra" w:cs="BRH Devanagari Extra"/>
-                <w:color w:val="000000"/>
-                <w:sz w:val="40"/>
-                <w:szCs w:val="40"/>
-                <w:lang w:bidi="ml-IN"/>
-              </w:rPr>
-              <w:t xml:space="preserve"> CÌiÉþ xuÉ</w:t>
-            </w:r>
-            <w:r>
-              <w:rPr>
-                <w:rFonts w:ascii="BRH Malayalam Extra" w:hAnsi="BRH Malayalam Extra" w:cs="BRH Devanagari Extra"/>
-                <w:b/>
-                <w:color w:val="000000"/>
-                <w:sz w:val="32"/>
-                <w:szCs w:val="40"/>
-                <w:lang w:bidi="ml-IN"/>
-              </w:rPr>
-              <w:t>–</w:t>
-            </w:r>
-            <w:r>
-              <w:rPr>
-                <w:rFonts w:ascii="BRH Devanagari Extra" w:hAnsi="BRH Devanagari Extra" w:cs="BRH Devanagari Extra"/>
-                <w:color w:val="000000"/>
-                <w:sz w:val="40"/>
-                <w:szCs w:val="40"/>
-                <w:lang w:bidi="ml-IN"/>
-              </w:rPr>
-              <w:t>aÉÉ - M×ü</w:t>
-            </w:r>
-            <w:r>
-              <w:rPr>
-                <w:rFonts w:ascii="BRH Malayalam Extra" w:hAnsi="BRH Malayalam Extra" w:cs="BRH Devanagari Extra"/>
-                <w:b/>
-                <w:color w:val="000000"/>
-                <w:sz w:val="32"/>
-                <w:szCs w:val="40"/>
-                <w:lang w:bidi="ml-IN"/>
-              </w:rPr>
-              <w:t>–</w:t>
-            </w:r>
+            <w:proofErr w:type="spellEnd"/>
+            <w:r>
+              <w:rPr>
+                <w:rFonts w:ascii="BRH Malayalam Extra" w:hAnsi="BRH Malayalam Extra" w:cs="BRH Devanagari Extra"/>
+                <w:b/>
+                <w:color w:val="000000"/>
+                <w:sz w:val="32"/>
+                <w:szCs w:val="40"/>
+                <w:lang w:bidi="ml-IN"/>
+              </w:rPr>
+              <w:t>–</w:t>
+            </w:r>
+            <w:r>
+              <w:rPr>
+                <w:rFonts w:ascii="BRH Devanagari Extra" w:hAnsi="BRH Devanagari Extra" w:cs="BRH Devanagari Extra"/>
+                <w:color w:val="000000"/>
+                <w:sz w:val="40"/>
+                <w:szCs w:val="40"/>
+                <w:lang w:bidi="ml-IN"/>
+              </w:rPr>
+              <w:t xml:space="preserve"> </w:t>
+            </w:r>
+            <w:proofErr w:type="spellStart"/>
+            <w:r>
+              <w:rPr>
+                <w:rFonts w:ascii="BRH Devanagari Extra" w:hAnsi="BRH Devanagari Extra" w:cs="BRH Devanagari Extra"/>
+                <w:color w:val="000000"/>
+                <w:sz w:val="40"/>
+                <w:szCs w:val="40"/>
+                <w:lang w:bidi="ml-IN"/>
+              </w:rPr>
+              <w:t>CÌiÉþ</w:t>
+            </w:r>
+            <w:proofErr w:type="spellEnd"/>
+            <w:r>
+              <w:rPr>
+                <w:rFonts w:ascii="BRH Devanagari Extra" w:hAnsi="BRH Devanagari Extra" w:cs="BRH Devanagari Extra"/>
+                <w:color w:val="000000"/>
+                <w:sz w:val="40"/>
+                <w:szCs w:val="40"/>
+                <w:lang w:bidi="ml-IN"/>
+              </w:rPr>
+              <w:t xml:space="preserve"> </w:t>
+            </w:r>
+            <w:proofErr w:type="spellStart"/>
+            <w:r>
+              <w:rPr>
+                <w:rFonts w:ascii="BRH Devanagari Extra" w:hAnsi="BRH Devanagari Extra" w:cs="BRH Devanagari Extra"/>
+                <w:color w:val="000000"/>
+                <w:sz w:val="40"/>
+                <w:szCs w:val="40"/>
+                <w:lang w:bidi="ml-IN"/>
+              </w:rPr>
+              <w:t>xuÉ</w:t>
+            </w:r>
+            <w:proofErr w:type="spellEnd"/>
+            <w:r>
+              <w:rPr>
+                <w:rFonts w:ascii="BRH Malayalam Extra" w:hAnsi="BRH Malayalam Extra" w:cs="BRH Devanagari Extra"/>
+                <w:b/>
+                <w:color w:val="000000"/>
+                <w:sz w:val="32"/>
+                <w:szCs w:val="40"/>
+                <w:lang w:bidi="ml-IN"/>
+              </w:rPr>
+              <w:t>–</w:t>
+            </w:r>
+            <w:proofErr w:type="spellStart"/>
+            <w:r>
+              <w:rPr>
+                <w:rFonts w:ascii="BRH Devanagari Extra" w:hAnsi="BRH Devanagari Extra" w:cs="BRH Devanagari Extra"/>
+                <w:color w:val="000000"/>
+                <w:sz w:val="40"/>
+                <w:szCs w:val="40"/>
+                <w:lang w:bidi="ml-IN"/>
+              </w:rPr>
+              <w:t>aÉÉ</w:t>
+            </w:r>
+            <w:proofErr w:type="spellEnd"/>
+            <w:r>
+              <w:rPr>
+                <w:rFonts w:ascii="BRH Devanagari Extra" w:hAnsi="BRH Devanagari Extra" w:cs="BRH Devanagari Extra"/>
+                <w:color w:val="000000"/>
+                <w:sz w:val="40"/>
+                <w:szCs w:val="40"/>
+                <w:lang w:bidi="ml-IN"/>
+              </w:rPr>
+              <w:t xml:space="preserve"> - </w:t>
+            </w:r>
+            <w:proofErr w:type="spellStart"/>
+            <w:r>
+              <w:rPr>
+                <w:rFonts w:ascii="BRH Devanagari Extra" w:hAnsi="BRH Devanagari Extra" w:cs="BRH Devanagari Extra"/>
+                <w:color w:val="000000"/>
+                <w:sz w:val="40"/>
+                <w:szCs w:val="40"/>
+                <w:lang w:bidi="ml-IN"/>
+              </w:rPr>
+              <w:t>M×ü</w:t>
+            </w:r>
+            <w:proofErr w:type="spellEnd"/>
+            <w:r>
+              <w:rPr>
+                <w:rFonts w:ascii="BRH Malayalam Extra" w:hAnsi="BRH Malayalam Extra" w:cs="BRH Devanagari Extra"/>
+                <w:b/>
+                <w:color w:val="000000"/>
+                <w:sz w:val="32"/>
+                <w:szCs w:val="40"/>
+                <w:lang w:bidi="ml-IN"/>
+              </w:rPr>
+              <w:t>–</w:t>
+            </w:r>
+            <w:proofErr w:type="spellStart"/>
             <w:r>
               <w:rPr>
                 <w:rFonts w:ascii="BRH Devanagari Extra" w:hAnsi="BRH Devanagari Extra" w:cs="BRH Devanagari Extra"/>
@@ -9067,6 +10319,7 @@
               </w:rPr>
               <w:t>irÉæ</w:t>
             </w:r>
+            <w:proofErr w:type="spellEnd"/>
             <w:r>
               <w:rPr>
                 <w:rFonts w:ascii="BRH Malayalam Extra" w:hAnsi="BRH Malayalam Extra" w:cs="BRH Devanagari Extra"/>
@@ -9254,16 +10507,51 @@
               </w:rPr>
               <w:t>–</w:t>
             </w:r>
-            <w:r>
-              <w:rPr>
-                <w:rFonts w:ascii="BRH Devanagari Extra" w:hAnsi="BRH Devanagari Extra" w:cs="BRH Devanagari Extra"/>
-                <w:color w:val="000000"/>
-                <w:sz w:val="40"/>
-                <w:szCs w:val="40"/>
-                <w:lang w:bidi="ml-IN"/>
-              </w:rPr>
-              <w:t xml:space="preserve">ÎalÉUç uÉÉÿ | </w:t>
-            </w:r>
+            <w:proofErr w:type="spellStart"/>
+            <w:r>
+              <w:rPr>
+                <w:rFonts w:ascii="BRH Devanagari Extra" w:hAnsi="BRH Devanagari Extra" w:cs="BRH Devanagari Extra"/>
+                <w:color w:val="000000"/>
+                <w:sz w:val="40"/>
+                <w:szCs w:val="40"/>
+                <w:lang w:bidi="ml-IN"/>
+              </w:rPr>
+              <w:t>ÎalÉUç</w:t>
+            </w:r>
+            <w:proofErr w:type="spellEnd"/>
+            <w:r>
+              <w:rPr>
+                <w:rFonts w:ascii="BRH Devanagari Extra" w:hAnsi="BRH Devanagari Extra" w:cs="BRH Devanagari Extra"/>
+                <w:color w:val="000000"/>
+                <w:sz w:val="40"/>
+                <w:szCs w:val="40"/>
+                <w:lang w:bidi="ml-IN"/>
+              </w:rPr>
+              <w:t xml:space="preserve"> </w:t>
+            </w:r>
+            <w:proofErr w:type="spellStart"/>
+            <w:r>
+              <w:rPr>
+                <w:rFonts w:ascii="BRH Devanagari Extra" w:hAnsi="BRH Devanagari Extra" w:cs="BRH Devanagari Extra"/>
+                <w:color w:val="000000"/>
+                <w:sz w:val="40"/>
+                <w:szCs w:val="40"/>
+                <w:lang w:bidi="ml-IN"/>
+              </w:rPr>
+              <w:t>uÉÉÿ</w:t>
+            </w:r>
+            <w:proofErr w:type="spellEnd"/>
+            <w:r>
+              <w:rPr>
+                <w:rFonts w:ascii="BRH Devanagari Extra" w:hAnsi="BRH Devanagari Extra" w:cs="BRH Devanagari Extra"/>
+                <w:color w:val="000000"/>
+                <w:sz w:val="40"/>
+                <w:szCs w:val="40"/>
+                <w:lang w:bidi="ml-IN"/>
+              </w:rPr>
+              <w:t xml:space="preserve"> | </w:t>
+            </w:r>
+            <w:proofErr w:type="spellStart"/>
             <w:r>
               <w:rPr>
                 <w:rFonts w:ascii="BRH Devanagari Extra" w:hAnsi="BRH Devanagari Extra" w:cs="BRH Devanagari Extra"/>
@@ -9272,8 +10560,31 @@
                 <w:highlight w:val="yellow"/>
                 <w:lang w:bidi="ml-IN"/>
               </w:rPr>
-              <w:t>uÉÉ Wûþ</w:t>
-            </w:r>
+              <w:t>uÉÉ</w:t>
+            </w:r>
+            <w:proofErr w:type="spellEnd"/>
+            <w:r>
+              <w:rPr>
+                <w:rFonts w:ascii="BRH Devanagari Extra" w:hAnsi="BRH Devanagari Extra" w:cs="BRH Devanagari Extra"/>
+                <w:sz w:val="40"/>
+                <w:szCs w:val="40"/>
+                <w:highlight w:val="yellow"/>
+                <w:lang w:bidi="ml-IN"/>
+              </w:rPr>
+              <w:t xml:space="preserve"> </w:t>
+            </w:r>
+            <w:proofErr w:type="spellStart"/>
+            <w:r>
+              <w:rPr>
+                <w:rFonts w:ascii="BRH Devanagari Extra" w:hAnsi="BRH Devanagari Extra" w:cs="BRH Devanagari Extra"/>
+                <w:sz w:val="40"/>
+                <w:szCs w:val="40"/>
+                <w:highlight w:val="yellow"/>
+                <w:lang w:bidi="ml-IN"/>
+              </w:rPr>
+              <w:t>Wûþ</w:t>
+            </w:r>
+            <w:proofErr w:type="spellEnd"/>
             <w:r>
               <w:rPr>
                 <w:rFonts w:ascii="BRH Devanagari Extra" w:hAnsi="BRH Devanagari Extra" w:cs="BRH Devanagari Extra"/>
@@ -9341,16 +10652,51 @@
               </w:rPr>
               <w:t>–</w:t>
             </w:r>
-            <w:r>
-              <w:rPr>
-                <w:rFonts w:ascii="BRH Devanagari Extra" w:hAnsi="BRH Devanagari Extra" w:cs="BRH Devanagari Extra"/>
-                <w:color w:val="000000"/>
-                <w:sz w:val="40"/>
-                <w:szCs w:val="40"/>
-                <w:lang w:bidi="ml-IN"/>
-              </w:rPr>
-              <w:t xml:space="preserve">ÎalÉUç uÉÉÿ | </w:t>
-            </w:r>
+            <w:proofErr w:type="spellStart"/>
+            <w:r>
+              <w:rPr>
+                <w:rFonts w:ascii="BRH Devanagari Extra" w:hAnsi="BRH Devanagari Extra" w:cs="BRH Devanagari Extra"/>
+                <w:color w:val="000000"/>
+                <w:sz w:val="40"/>
+                <w:szCs w:val="40"/>
+                <w:lang w:bidi="ml-IN"/>
+              </w:rPr>
+              <w:t>ÎalÉUç</w:t>
+            </w:r>
+            <w:proofErr w:type="spellEnd"/>
+            <w:r>
+              <w:rPr>
+                <w:rFonts w:ascii="BRH Devanagari Extra" w:hAnsi="BRH Devanagari Extra" w:cs="BRH Devanagari Extra"/>
+                <w:color w:val="000000"/>
+                <w:sz w:val="40"/>
+                <w:szCs w:val="40"/>
+                <w:lang w:bidi="ml-IN"/>
+              </w:rPr>
+              <w:t xml:space="preserve"> </w:t>
+            </w:r>
+            <w:proofErr w:type="spellStart"/>
+            <w:r>
+              <w:rPr>
+                <w:rFonts w:ascii="BRH Devanagari Extra" w:hAnsi="BRH Devanagari Extra" w:cs="BRH Devanagari Extra"/>
+                <w:color w:val="000000"/>
+                <w:sz w:val="40"/>
+                <w:szCs w:val="40"/>
+                <w:lang w:bidi="ml-IN"/>
+              </w:rPr>
+              <w:t>uÉÉÿ</w:t>
+            </w:r>
+            <w:proofErr w:type="spellEnd"/>
+            <w:r>
+              <w:rPr>
+                <w:rFonts w:ascii="BRH Devanagari Extra" w:hAnsi="BRH Devanagari Extra" w:cs="BRH Devanagari Extra"/>
+                <w:color w:val="000000"/>
+                <w:sz w:val="40"/>
+                <w:szCs w:val="40"/>
+                <w:lang w:bidi="ml-IN"/>
+              </w:rPr>
+              <w:t xml:space="preserve"> | </w:t>
+            </w:r>
+            <w:proofErr w:type="spellStart"/>
             <w:r>
               <w:rPr>
                 <w:rFonts w:ascii="BRH Devanagari Extra" w:hAnsi="BRH Devanagari Extra" w:cs="BRH Devanagari Extra"/>
@@ -9362,6 +10708,7 @@
               </w:rPr>
               <w:t>uÉÉ</w:t>
             </w:r>
+            <w:proofErr w:type="spellEnd"/>
             <w:r>
               <w:rPr>
                 <w:rFonts w:ascii="BRH Malayalam Extra" w:hAnsi="BRH Malayalam Extra" w:cs="BRH Devanagari Extra"/>
@@ -9564,15 +10911,27 @@
                 <w:lang w:bidi="ml-IN"/>
               </w:rPr>
             </w:pPr>
-            <w:r>
-              <w:rPr>
-                <w:rFonts w:ascii="BRH Devanagari Extra" w:hAnsi="BRH Devanagari Extra" w:cs="BRH Devanagari Extra"/>
-                <w:color w:val="000000"/>
-                <w:sz w:val="40"/>
-                <w:szCs w:val="40"/>
-                <w:lang w:bidi="ml-IN"/>
-              </w:rPr>
-              <w:t>uÉæ oÉë</w:t>
+            <w:proofErr w:type="spellStart"/>
+            <w:r>
+              <w:rPr>
+                <w:rFonts w:ascii="BRH Devanagari Extra" w:hAnsi="BRH Devanagari Extra" w:cs="BRH Devanagari Extra"/>
+                <w:color w:val="000000"/>
+                <w:sz w:val="40"/>
+                <w:szCs w:val="40"/>
+                <w:lang w:bidi="ml-IN"/>
+              </w:rPr>
+              <w:t>uÉæ</w:t>
+            </w:r>
+            <w:proofErr w:type="spellEnd"/>
+            <w:r>
+              <w:rPr>
+                <w:rFonts w:ascii="BRH Devanagari Extra" w:hAnsi="BRH Devanagari Extra" w:cs="BRH Devanagari Extra"/>
+                <w:color w:val="000000"/>
+                <w:sz w:val="40"/>
+                <w:szCs w:val="40"/>
+                <w:lang w:bidi="ml-IN"/>
+              </w:rPr>
+              <w:t xml:space="preserve"> oÉë</w:t>
             </w:r>
             <w:r>
               <w:rPr>
@@ -9606,15 +10965,27 @@
               </w:rPr>
               <w:t>–</w:t>
             </w:r>
-            <w:r>
-              <w:rPr>
-                <w:rFonts w:ascii="BRH Devanagari Extra" w:hAnsi="BRH Devanagari Extra" w:cs="BRH Devanagari Extra"/>
-                <w:color w:val="000000"/>
-                <w:sz w:val="40"/>
-                <w:szCs w:val="40"/>
-                <w:lang w:bidi="ml-IN"/>
-              </w:rPr>
-              <w:t xml:space="preserve">xÉxrÉþ | </w:t>
+            <w:proofErr w:type="spellStart"/>
+            <w:r>
+              <w:rPr>
+                <w:rFonts w:ascii="BRH Devanagari Extra" w:hAnsi="BRH Devanagari Extra" w:cs="BRH Devanagari Extra"/>
+                <w:color w:val="000000"/>
+                <w:sz w:val="40"/>
+                <w:szCs w:val="40"/>
+                <w:lang w:bidi="ml-IN"/>
+              </w:rPr>
+              <w:t>xÉxrÉþ</w:t>
+            </w:r>
+            <w:proofErr w:type="spellEnd"/>
+            <w:r>
+              <w:rPr>
+                <w:rFonts w:ascii="BRH Devanagari Extra" w:hAnsi="BRH Devanagari Extra" w:cs="BRH Devanagari Extra"/>
+                <w:color w:val="000000"/>
+                <w:sz w:val="40"/>
+                <w:szCs w:val="40"/>
+                <w:lang w:bidi="ml-IN"/>
+              </w:rPr>
+              <w:t xml:space="preserve"> | </w:t>
             </w:r>
           </w:p>
           <w:p>
@@ -9632,6 +11003,7 @@
                 <w:lang w:val="en-IN" w:eastAsia="en-IN" w:bidi="ml-IN"/>
               </w:rPr>
             </w:pPr>
+            <w:proofErr w:type="spellStart"/>
             <w:r>
               <w:rPr>
                 <w:rFonts w:ascii="BRH Devanagari Extra" w:hAnsi="BRH Devanagari Extra" w:cs="BRH Devanagari Extra"/>
@@ -9642,6 +11014,7 @@
               </w:rPr>
               <w:t>oÉë</w:t>
             </w:r>
+            <w:proofErr w:type="spellEnd"/>
             <w:r>
               <w:rPr>
                 <w:rFonts w:ascii="BRH Malayalam Extra" w:hAnsi="BRH Malayalam Extra" w:cs="BRH Devanagari Extra"/>
@@ -9695,6 +11068,7 @@
               </w:rPr>
               <w:t>–</w:t>
             </w:r>
+            <w:proofErr w:type="spellStart"/>
             <w:r>
               <w:rPr>
                 <w:rFonts w:ascii="BRH Devanagari Extra" w:hAnsi="BRH Devanagari Extra" w:cs="BRH Devanagari Extra"/>
@@ -9705,47 +11079,72 @@
               </w:rPr>
               <w:t>cÉï</w:t>
             </w:r>
-            <w:r>
-              <w:rPr>
-                <w:rFonts w:ascii="BRH Malayalam Extra" w:hAnsi="BRH Malayalam Extra" w:cs="BRH Devanagari Extra"/>
-                <w:b/>
-                <w:color w:val="000000"/>
-                <w:sz w:val="32"/>
-                <w:szCs w:val="40"/>
-                <w:lang w:bidi="ml-IN"/>
-              </w:rPr>
-              <w:t>–</w:t>
-            </w:r>
-            <w:r>
-              <w:rPr>
-                <w:rFonts w:ascii="BRH Devanagari Extra" w:hAnsi="BRH Devanagari Extra" w:cs="BRH Devanagari Extra"/>
-                <w:color w:val="000000"/>
-                <w:sz w:val="40"/>
-                <w:szCs w:val="40"/>
-                <w:lang w:bidi="ml-IN"/>
-              </w:rPr>
-              <w:t>xÉxrÉþ Ã</w:t>
-            </w:r>
-            <w:r>
-              <w:rPr>
-                <w:rFonts w:ascii="BRH Malayalam Extra" w:hAnsi="BRH Malayalam Extra" w:cs="BRH Devanagari Extra"/>
-                <w:b/>
-                <w:color w:val="000000"/>
-                <w:sz w:val="32"/>
-                <w:szCs w:val="40"/>
-                <w:lang w:bidi="ml-IN"/>
-              </w:rPr>
-              <w:t>–</w:t>
-            </w:r>
-            <w:r>
-              <w:rPr>
-                <w:rFonts w:ascii="BRH Devanagari Extra" w:hAnsi="BRH Devanagari Extra" w:cs="BRH Devanagari Extra"/>
-                <w:color w:val="000000"/>
-                <w:sz w:val="40"/>
-                <w:szCs w:val="40"/>
-                <w:lang w:bidi="ml-IN"/>
-              </w:rPr>
-              <w:t>mÉqÉç |</w:t>
+            <w:proofErr w:type="spellEnd"/>
+            <w:r>
+              <w:rPr>
+                <w:rFonts w:ascii="BRH Malayalam Extra" w:hAnsi="BRH Malayalam Extra" w:cs="BRH Devanagari Extra"/>
+                <w:b/>
+                <w:color w:val="000000"/>
+                <w:sz w:val="32"/>
+                <w:szCs w:val="40"/>
+                <w:lang w:bidi="ml-IN"/>
+              </w:rPr>
+              <w:t>–</w:t>
+            </w:r>
+            <w:proofErr w:type="spellStart"/>
+            <w:r>
+              <w:rPr>
+                <w:rFonts w:ascii="BRH Devanagari Extra" w:hAnsi="BRH Devanagari Extra" w:cs="BRH Devanagari Extra"/>
+                <w:color w:val="000000"/>
+                <w:sz w:val="40"/>
+                <w:szCs w:val="40"/>
+                <w:lang w:bidi="ml-IN"/>
+              </w:rPr>
+              <w:t>xÉxrÉþ</w:t>
+            </w:r>
+            <w:proofErr w:type="spellEnd"/>
+            <w:r>
+              <w:rPr>
+                <w:rFonts w:ascii="BRH Devanagari Extra" w:hAnsi="BRH Devanagari Extra" w:cs="BRH Devanagari Extra"/>
+                <w:color w:val="000000"/>
+                <w:sz w:val="40"/>
+                <w:szCs w:val="40"/>
+                <w:lang w:bidi="ml-IN"/>
+              </w:rPr>
+              <w:t xml:space="preserve"> Ã</w:t>
+            </w:r>
+            <w:r>
+              <w:rPr>
+                <w:rFonts w:ascii="BRH Malayalam Extra" w:hAnsi="BRH Malayalam Extra" w:cs="BRH Devanagari Extra"/>
+                <w:b/>
+                <w:color w:val="000000"/>
+                <w:sz w:val="32"/>
+                <w:szCs w:val="40"/>
+                <w:lang w:bidi="ml-IN"/>
+              </w:rPr>
+              <w:t>–</w:t>
+            </w:r>
+            <w:proofErr w:type="spellStart"/>
+            <w:r>
+              <w:rPr>
+                <w:rFonts w:ascii="BRH Devanagari Extra" w:hAnsi="BRH Devanagari Extra" w:cs="BRH Devanagari Extra"/>
+                <w:color w:val="000000"/>
+                <w:sz w:val="40"/>
+                <w:szCs w:val="40"/>
+                <w:lang w:bidi="ml-IN"/>
+              </w:rPr>
+              <w:t>mÉqÉç</w:t>
+            </w:r>
+            <w:proofErr w:type="spellEnd"/>
+            <w:r>
+              <w:rPr>
+                <w:rFonts w:ascii="BRH Devanagari Extra" w:hAnsi="BRH Devanagari Extra" w:cs="BRH Devanagari Extra"/>
+                <w:color w:val="000000"/>
+                <w:sz w:val="40"/>
+                <w:szCs w:val="40"/>
+                <w:lang w:bidi="ml-IN"/>
+              </w:rPr>
+              <w:t xml:space="preserve"> |</w:t>
             </w:r>
           </w:p>
         </w:tc>
@@ -9775,15 +11174,27 @@
                 <w:lang w:bidi="ml-IN"/>
               </w:rPr>
             </w:pPr>
-            <w:r>
-              <w:rPr>
-                <w:rFonts w:ascii="BRH Devanagari Extra" w:hAnsi="BRH Devanagari Extra" w:cs="BRH Devanagari Extra"/>
-                <w:color w:val="000000"/>
-                <w:sz w:val="40"/>
-                <w:szCs w:val="40"/>
-                <w:lang w:bidi="ml-IN"/>
-              </w:rPr>
-              <w:t xml:space="preserve">uÉæ </w:t>
+            <w:proofErr w:type="spellStart"/>
+            <w:r>
+              <w:rPr>
+                <w:rFonts w:ascii="BRH Devanagari Extra" w:hAnsi="BRH Devanagari Extra" w:cs="BRH Devanagari Extra"/>
+                <w:color w:val="000000"/>
+                <w:sz w:val="40"/>
+                <w:szCs w:val="40"/>
+                <w:lang w:bidi="ml-IN"/>
+              </w:rPr>
+              <w:t>uÉæ</w:t>
+            </w:r>
+            <w:proofErr w:type="spellEnd"/>
+            <w:r>
+              <w:rPr>
+                <w:rFonts w:ascii="BRH Devanagari Extra" w:hAnsi="BRH Devanagari Extra" w:cs="BRH Devanagari Extra"/>
+                <w:color w:val="000000"/>
+                <w:sz w:val="40"/>
+                <w:szCs w:val="40"/>
+                <w:lang w:bidi="ml-IN"/>
+              </w:rPr>
+              <w:t xml:space="preserve"> </w:t>
             </w:r>
             <w:r>
               <w:rPr>
@@ -9817,15 +11228,27 @@
               </w:rPr>
               <w:t>–</w:t>
             </w:r>
-            <w:r>
-              <w:rPr>
-                <w:rFonts w:ascii="BRH Devanagari Extra" w:hAnsi="BRH Devanagari Extra" w:cs="BRH Devanagari Extra"/>
-                <w:color w:val="000000"/>
-                <w:sz w:val="40"/>
-                <w:szCs w:val="40"/>
-                <w:lang w:bidi="ml-IN"/>
-              </w:rPr>
-              <w:t xml:space="preserve">xÉxrÉþ | </w:t>
+            <w:proofErr w:type="spellStart"/>
+            <w:r>
+              <w:rPr>
+                <w:rFonts w:ascii="BRH Devanagari Extra" w:hAnsi="BRH Devanagari Extra" w:cs="BRH Devanagari Extra"/>
+                <w:color w:val="000000"/>
+                <w:sz w:val="40"/>
+                <w:szCs w:val="40"/>
+                <w:lang w:bidi="ml-IN"/>
+              </w:rPr>
+              <w:t>xÉxrÉþ</w:t>
+            </w:r>
+            <w:proofErr w:type="spellEnd"/>
+            <w:r>
+              <w:rPr>
+                <w:rFonts w:ascii="BRH Devanagari Extra" w:hAnsi="BRH Devanagari Extra" w:cs="BRH Devanagari Extra"/>
+                <w:color w:val="000000"/>
+                <w:sz w:val="40"/>
+                <w:szCs w:val="40"/>
+                <w:lang w:bidi="ml-IN"/>
+              </w:rPr>
+              <w:t xml:space="preserve"> | </w:t>
             </w:r>
           </w:p>
           <w:p>
@@ -9843,6 +11266,7 @@
                 <w:lang w:val="en-IN" w:eastAsia="en-IN" w:bidi="ml-IN"/>
               </w:rPr>
             </w:pPr>
+            <w:proofErr w:type="spellStart"/>
             <w:r>
               <w:rPr>
                 <w:rFonts w:ascii="BRH Devanagari Extra" w:hAnsi="BRH Devanagari Extra" w:cs="BRH Devanagari Extra"/>
@@ -9853,6 +11277,7 @@
               </w:rPr>
               <w:t>oÉë</w:t>
             </w:r>
+            <w:proofErr w:type="spellEnd"/>
             <w:r>
               <w:rPr>
                 <w:rFonts w:ascii="BRH Malayalam Extra" w:hAnsi="BRH Malayalam Extra" w:cs="BRH Devanagari Extra"/>
@@ -9906,6 +11331,7 @@
               </w:rPr>
               <w:t>–</w:t>
             </w:r>
+            <w:proofErr w:type="spellStart"/>
             <w:r>
               <w:rPr>
                 <w:rFonts w:ascii="BRH Devanagari Extra" w:hAnsi="BRH Devanagari Extra" w:cs="BRH Devanagari Extra"/>
@@ -9916,47 +11342,72 @@
               </w:rPr>
               <w:t>cÉï</w:t>
             </w:r>
-            <w:r>
-              <w:rPr>
-                <w:rFonts w:ascii="BRH Malayalam Extra" w:hAnsi="BRH Malayalam Extra" w:cs="BRH Devanagari Extra"/>
-                <w:b/>
-                <w:color w:val="000000"/>
-                <w:sz w:val="32"/>
-                <w:szCs w:val="40"/>
-                <w:lang w:bidi="ml-IN"/>
-              </w:rPr>
-              <w:t>–</w:t>
-            </w:r>
-            <w:r>
-              <w:rPr>
-                <w:rFonts w:ascii="BRH Devanagari Extra" w:hAnsi="BRH Devanagari Extra" w:cs="BRH Devanagari Extra"/>
-                <w:color w:val="000000"/>
-                <w:sz w:val="40"/>
-                <w:szCs w:val="40"/>
-                <w:lang w:bidi="ml-IN"/>
-              </w:rPr>
-              <w:t>xÉxrÉþ Ã</w:t>
-            </w:r>
-            <w:r>
-              <w:rPr>
-                <w:rFonts w:ascii="BRH Malayalam Extra" w:hAnsi="BRH Malayalam Extra" w:cs="BRH Devanagari Extra"/>
-                <w:b/>
-                <w:color w:val="000000"/>
-                <w:sz w:val="32"/>
-                <w:szCs w:val="40"/>
-                <w:lang w:bidi="ml-IN"/>
-              </w:rPr>
-              <w:t>–</w:t>
-            </w:r>
-            <w:r>
-              <w:rPr>
-                <w:rFonts w:ascii="BRH Devanagari Extra" w:hAnsi="BRH Devanagari Extra" w:cs="BRH Devanagari Extra"/>
-                <w:color w:val="000000"/>
-                <w:sz w:val="40"/>
-                <w:szCs w:val="40"/>
-                <w:lang w:bidi="ml-IN"/>
-              </w:rPr>
-              <w:t>mÉqÉç |</w:t>
+            <w:proofErr w:type="spellEnd"/>
+            <w:r>
+              <w:rPr>
+                <w:rFonts w:ascii="BRH Malayalam Extra" w:hAnsi="BRH Malayalam Extra" w:cs="BRH Devanagari Extra"/>
+                <w:b/>
+                <w:color w:val="000000"/>
+                <w:sz w:val="32"/>
+                <w:szCs w:val="40"/>
+                <w:lang w:bidi="ml-IN"/>
+              </w:rPr>
+              <w:t>–</w:t>
+            </w:r>
+            <w:proofErr w:type="spellStart"/>
+            <w:r>
+              <w:rPr>
+                <w:rFonts w:ascii="BRH Devanagari Extra" w:hAnsi="BRH Devanagari Extra" w:cs="BRH Devanagari Extra"/>
+                <w:color w:val="000000"/>
+                <w:sz w:val="40"/>
+                <w:szCs w:val="40"/>
+                <w:lang w:bidi="ml-IN"/>
+              </w:rPr>
+              <w:t>xÉxrÉþ</w:t>
+            </w:r>
+            <w:proofErr w:type="spellEnd"/>
+            <w:r>
+              <w:rPr>
+                <w:rFonts w:ascii="BRH Devanagari Extra" w:hAnsi="BRH Devanagari Extra" w:cs="BRH Devanagari Extra"/>
+                <w:color w:val="000000"/>
+                <w:sz w:val="40"/>
+                <w:szCs w:val="40"/>
+                <w:lang w:bidi="ml-IN"/>
+              </w:rPr>
+              <w:t xml:space="preserve"> Ã</w:t>
+            </w:r>
+            <w:r>
+              <w:rPr>
+                <w:rFonts w:ascii="BRH Malayalam Extra" w:hAnsi="BRH Malayalam Extra" w:cs="BRH Devanagari Extra"/>
+                <w:b/>
+                <w:color w:val="000000"/>
+                <w:sz w:val="32"/>
+                <w:szCs w:val="40"/>
+                <w:lang w:bidi="ml-IN"/>
+              </w:rPr>
+              <w:t>–</w:t>
+            </w:r>
+            <w:proofErr w:type="spellStart"/>
+            <w:r>
+              <w:rPr>
+                <w:rFonts w:ascii="BRH Devanagari Extra" w:hAnsi="BRH Devanagari Extra" w:cs="BRH Devanagari Extra"/>
+                <w:color w:val="000000"/>
+                <w:sz w:val="40"/>
+                <w:szCs w:val="40"/>
+                <w:lang w:bidi="ml-IN"/>
+              </w:rPr>
+              <w:t>mÉqÉç</w:t>
+            </w:r>
+            <w:proofErr w:type="spellEnd"/>
+            <w:r>
+              <w:rPr>
+                <w:rFonts w:ascii="BRH Devanagari Extra" w:hAnsi="BRH Devanagari Extra" w:cs="BRH Devanagari Extra"/>
+                <w:color w:val="000000"/>
+                <w:sz w:val="40"/>
+                <w:szCs w:val="40"/>
+                <w:lang w:bidi="ml-IN"/>
+              </w:rPr>
+              <w:t xml:space="preserve"> |</w:t>
             </w:r>
           </w:p>
         </w:tc>
@@ -10150,6 +11601,7 @@
               </w:rPr>
               <w:t>–</w:t>
             </w:r>
+            <w:proofErr w:type="spellStart"/>
             <w:r>
               <w:rPr>
                 <w:rFonts w:ascii="BRH Devanagari Extra" w:hAnsi="BRH Devanagari Extra" w:cs="BRH Devanagari Extra"/>
@@ -10160,26 +11612,49 @@
               </w:rPr>
               <w:t>ÍpÉ¢üÉÿlirÉÉ</w:t>
             </w:r>
-            <w:r>
-              <w:rPr>
-                <w:rFonts w:ascii="BRH Malayalam Extra" w:hAnsi="BRH Malayalam Extra" w:cs="BRH Devanagari Extra"/>
-                <w:b/>
-                <w:color w:val="000000"/>
-                <w:sz w:val="32"/>
-                <w:szCs w:val="40"/>
-                <w:lang w:bidi="ml-IN"/>
-              </w:rPr>
-              <w:t>–</w:t>
-            </w:r>
-            <w:r>
-              <w:rPr>
-                <w:rFonts w:ascii="BRH Devanagari Extra" w:hAnsi="BRH Devanagari Extra" w:cs="BRH Devanagari Extra"/>
-                <w:color w:val="000000"/>
-                <w:sz w:val="40"/>
-                <w:szCs w:val="40"/>
-                <w:lang w:bidi="ml-IN"/>
-              </w:rPr>
-              <w:t xml:space="preserve"> LMüÉÿ | </w:t>
+            <w:proofErr w:type="spellEnd"/>
+            <w:r>
+              <w:rPr>
+                <w:rFonts w:ascii="BRH Malayalam Extra" w:hAnsi="BRH Malayalam Extra" w:cs="BRH Devanagari Extra"/>
+                <w:b/>
+                <w:color w:val="000000"/>
+                <w:sz w:val="32"/>
+                <w:szCs w:val="40"/>
+                <w:lang w:bidi="ml-IN"/>
+              </w:rPr>
+              <w:t>–</w:t>
+            </w:r>
+            <w:r>
+              <w:rPr>
+                <w:rFonts w:ascii="BRH Devanagari Extra" w:hAnsi="BRH Devanagari Extra" w:cs="BRH Devanagari Extra"/>
+                <w:color w:val="000000"/>
+                <w:sz w:val="40"/>
+                <w:szCs w:val="40"/>
+                <w:lang w:bidi="ml-IN"/>
+              </w:rPr>
+              <w:t xml:space="preserve"> </w:t>
+            </w:r>
+            <w:proofErr w:type="spellStart"/>
+            <w:r>
+              <w:rPr>
+                <w:rFonts w:ascii="BRH Devanagari Extra" w:hAnsi="BRH Devanagari Extra" w:cs="BRH Devanagari Extra"/>
+                <w:color w:val="000000"/>
+                <w:sz w:val="40"/>
+                <w:szCs w:val="40"/>
+                <w:lang w:bidi="ml-IN"/>
+              </w:rPr>
+              <w:t>LMüÉÿ</w:t>
+            </w:r>
+            <w:proofErr w:type="spellEnd"/>
+            <w:r>
+              <w:rPr>
+                <w:rFonts w:ascii="BRH Devanagari Extra" w:hAnsi="BRH Devanagari Extra" w:cs="BRH Devanagari Extra"/>
+                <w:color w:val="000000"/>
+                <w:sz w:val="40"/>
+                <w:szCs w:val="40"/>
+                <w:lang w:bidi="ml-IN"/>
+              </w:rPr>
+              <w:t xml:space="preserve"> | </w:t>
             </w:r>
           </w:p>
           <w:p>
@@ -10218,6 +11693,7 @@
               </w:rPr>
               <w:t>–</w:t>
             </w:r>
+            <w:proofErr w:type="spellStart"/>
             <w:r>
               <w:rPr>
                 <w:rFonts w:ascii="BRH Devanagari Extra" w:hAnsi="BRH Devanagari Extra" w:cs="BRH Devanagari Extra"/>
@@ -10239,59 +11715,97 @@
               </w:rPr>
               <w:t>¢üÉlirÉÉ</w:t>
             </w:r>
-            <w:r>
-              <w:rPr>
-                <w:rFonts w:ascii="BRH Malayalam Extra" w:hAnsi="BRH Malayalam Extra" w:cs="BRH Devanagari Extra"/>
-                <w:b/>
-                <w:color w:val="000000"/>
-                <w:sz w:val="32"/>
-                <w:szCs w:val="40"/>
-                <w:lang w:bidi="ml-IN"/>
-              </w:rPr>
-              <w:t>–</w:t>
-            </w:r>
-            <w:r>
-              <w:rPr>
-                <w:rFonts w:ascii="BRH Devanagari Extra" w:hAnsi="BRH Devanagari Extra" w:cs="BRH Devanagari Extra"/>
-                <w:color w:val="000000"/>
-                <w:sz w:val="40"/>
-                <w:szCs w:val="40"/>
-                <w:lang w:bidi="ml-IN"/>
-              </w:rPr>
-              <w:t xml:space="preserve"> CirÉ</w:t>
-            </w:r>
-            <w:r>
-              <w:rPr>
-                <w:rFonts w:ascii="BRH Malayalam Extra" w:hAnsi="BRH Malayalam Extra" w:cs="BRH Devanagari Extra"/>
-                <w:b/>
-                <w:color w:val="000000"/>
-                <w:sz w:val="32"/>
-                <w:szCs w:val="40"/>
-                <w:lang w:bidi="ml-IN"/>
-              </w:rPr>
-              <w:t>–</w:t>
-            </w:r>
-            <w:r>
-              <w:rPr>
-                <w:rFonts w:ascii="BRH Devanagari Extra" w:hAnsi="BRH Devanagari Extra" w:cs="BRH Devanagari Extra"/>
-                <w:color w:val="000000"/>
-                <w:sz w:val="40"/>
-                <w:szCs w:val="40"/>
-                <w:lang w:bidi="ml-IN"/>
-              </w:rPr>
-              <w:t>ÍpÉ - ¢üÉ</w:t>
-            </w:r>
-            <w:r>
-              <w:rPr>
-                <w:rFonts w:ascii="BRH Malayalam Extra" w:hAnsi="BRH Malayalam Extra" w:cs="BRH Devanagari Extra"/>
-                <w:b/>
-                <w:color w:val="000000"/>
-                <w:sz w:val="32"/>
-                <w:szCs w:val="40"/>
-                <w:lang w:bidi="ml-IN"/>
-              </w:rPr>
-              <w:t>–</w:t>
-            </w:r>
+            <w:proofErr w:type="spellEnd"/>
+            <w:r>
+              <w:rPr>
+                <w:rFonts w:ascii="BRH Malayalam Extra" w:hAnsi="BRH Malayalam Extra" w:cs="BRH Devanagari Extra"/>
+                <w:b/>
+                <w:color w:val="000000"/>
+                <w:sz w:val="32"/>
+                <w:szCs w:val="40"/>
+                <w:lang w:bidi="ml-IN"/>
+              </w:rPr>
+              <w:t>–</w:t>
+            </w:r>
+            <w:r>
+              <w:rPr>
+                <w:rFonts w:ascii="BRH Devanagari Extra" w:hAnsi="BRH Devanagari Extra" w:cs="BRH Devanagari Extra"/>
+                <w:color w:val="000000"/>
+                <w:sz w:val="40"/>
+                <w:szCs w:val="40"/>
+                <w:lang w:bidi="ml-IN"/>
+              </w:rPr>
+              <w:t xml:space="preserve"> </w:t>
+            </w:r>
+            <w:proofErr w:type="spellStart"/>
+            <w:r>
+              <w:rPr>
+                <w:rFonts w:ascii="BRH Devanagari Extra" w:hAnsi="BRH Devanagari Extra" w:cs="BRH Devanagari Extra"/>
+                <w:color w:val="000000"/>
+                <w:sz w:val="40"/>
+                <w:szCs w:val="40"/>
+                <w:lang w:bidi="ml-IN"/>
+              </w:rPr>
+              <w:t>CirÉ</w:t>
+            </w:r>
+            <w:proofErr w:type="spellEnd"/>
+            <w:r>
+              <w:rPr>
+                <w:rFonts w:ascii="BRH Malayalam Extra" w:hAnsi="BRH Malayalam Extra" w:cs="BRH Devanagari Extra"/>
+                <w:b/>
+                <w:color w:val="000000"/>
+                <w:sz w:val="32"/>
+                <w:szCs w:val="40"/>
+                <w:lang w:bidi="ml-IN"/>
+              </w:rPr>
+              <w:t>–</w:t>
+            </w:r>
+            <w:proofErr w:type="spellStart"/>
+            <w:r>
+              <w:rPr>
+                <w:rFonts w:ascii="BRH Devanagari Extra" w:hAnsi="BRH Devanagari Extra" w:cs="BRH Devanagari Extra"/>
+                <w:color w:val="000000"/>
+                <w:sz w:val="40"/>
+                <w:szCs w:val="40"/>
+                <w:lang w:bidi="ml-IN"/>
+              </w:rPr>
+              <w:t>ÍpÉ</w:t>
+            </w:r>
+            <w:proofErr w:type="spellEnd"/>
+            <w:r>
+              <w:rPr>
+                <w:rFonts w:ascii="BRH Devanagari Extra" w:hAnsi="BRH Devanagari Extra" w:cs="BRH Devanagari Extra"/>
+                <w:color w:val="000000"/>
+                <w:sz w:val="40"/>
+                <w:szCs w:val="40"/>
+                <w:lang w:bidi="ml-IN"/>
+              </w:rPr>
+              <w:t xml:space="preserve"> - ¢</w:t>
+            </w:r>
+            <w:proofErr w:type="spellStart"/>
+            <w:r>
+              <w:rPr>
+                <w:rFonts w:ascii="BRH Devanagari Extra" w:hAnsi="BRH Devanagari Extra" w:cs="BRH Devanagari Extra"/>
+                <w:color w:val="000000"/>
+                <w:sz w:val="40"/>
+                <w:szCs w:val="40"/>
+                <w:lang w:bidi="ml-IN"/>
+              </w:rPr>
+              <w:t>üÉ</w:t>
+            </w:r>
+            <w:proofErr w:type="spellEnd"/>
+            <w:r>
+              <w:rPr>
+                <w:rFonts w:ascii="BRH Malayalam Extra" w:hAnsi="BRH Malayalam Extra" w:cs="BRH Devanagari Extra"/>
+                <w:b/>
+                <w:color w:val="000000"/>
+                <w:sz w:val="32"/>
+                <w:szCs w:val="40"/>
+                <w:lang w:bidi="ml-IN"/>
+              </w:rPr>
+              <w:t>–</w:t>
+            </w:r>
+            <w:proofErr w:type="spellStart"/>
             <w:r>
               <w:rPr>
                 <w:rFonts w:ascii="BRH Devanagari Extra" w:hAnsi="BRH Devanagari Extra" w:cs="BRH Devanagari Extra"/>
@@ -10302,6 +11816,7 @@
               </w:rPr>
               <w:t>lirÉæ</w:t>
             </w:r>
+            <w:proofErr w:type="spellEnd"/>
             <w:r>
               <w:rPr>
                 <w:rFonts w:ascii="BRH Malayalam Extra" w:hAnsi="BRH Malayalam Extra" w:cs="BRH Devanagari Extra"/>
@@ -10365,6 +11880,7 @@
               </w:rPr>
               <w:t>–</w:t>
             </w:r>
+            <w:proofErr w:type="spellStart"/>
             <w:r>
               <w:rPr>
                 <w:rFonts w:ascii="BRH Devanagari Extra" w:hAnsi="BRH Devanagari Extra" w:cs="BRH Devanagari Extra"/>
@@ -10375,26 +11891,49 @@
               </w:rPr>
               <w:t>ÍpÉ¢üÉÿlirÉÉ</w:t>
             </w:r>
-            <w:r>
-              <w:rPr>
-                <w:rFonts w:ascii="BRH Malayalam Extra" w:hAnsi="BRH Malayalam Extra" w:cs="BRH Devanagari Extra"/>
-                <w:b/>
-                <w:color w:val="000000"/>
-                <w:sz w:val="32"/>
-                <w:szCs w:val="40"/>
-                <w:lang w:bidi="ml-IN"/>
-              </w:rPr>
-              <w:t>–</w:t>
-            </w:r>
-            <w:r>
-              <w:rPr>
-                <w:rFonts w:ascii="BRH Devanagari Extra" w:hAnsi="BRH Devanagari Extra" w:cs="BRH Devanagari Extra"/>
-                <w:color w:val="000000"/>
-                <w:sz w:val="40"/>
-                <w:szCs w:val="40"/>
-                <w:lang w:bidi="ml-IN"/>
-              </w:rPr>
-              <w:t xml:space="preserve"> LMüÉÿ | </w:t>
+            <w:proofErr w:type="spellEnd"/>
+            <w:r>
+              <w:rPr>
+                <w:rFonts w:ascii="BRH Malayalam Extra" w:hAnsi="BRH Malayalam Extra" w:cs="BRH Devanagari Extra"/>
+                <w:b/>
+                <w:color w:val="000000"/>
+                <w:sz w:val="32"/>
+                <w:szCs w:val="40"/>
+                <w:lang w:bidi="ml-IN"/>
+              </w:rPr>
+              <w:t>–</w:t>
+            </w:r>
+            <w:r>
+              <w:rPr>
+                <w:rFonts w:ascii="BRH Devanagari Extra" w:hAnsi="BRH Devanagari Extra" w:cs="BRH Devanagari Extra"/>
+                <w:color w:val="000000"/>
+                <w:sz w:val="40"/>
+                <w:szCs w:val="40"/>
+                <w:lang w:bidi="ml-IN"/>
+              </w:rPr>
+              <w:t xml:space="preserve"> </w:t>
+            </w:r>
+            <w:proofErr w:type="spellStart"/>
+            <w:r>
+              <w:rPr>
+                <w:rFonts w:ascii="BRH Devanagari Extra" w:hAnsi="BRH Devanagari Extra" w:cs="BRH Devanagari Extra"/>
+                <w:color w:val="000000"/>
+                <w:sz w:val="40"/>
+                <w:szCs w:val="40"/>
+                <w:lang w:bidi="ml-IN"/>
+              </w:rPr>
+              <w:t>LMüÉÿ</w:t>
+            </w:r>
+            <w:proofErr w:type="spellEnd"/>
+            <w:r>
+              <w:rPr>
+                <w:rFonts w:ascii="BRH Devanagari Extra" w:hAnsi="BRH Devanagari Extra" w:cs="BRH Devanagari Extra"/>
+                <w:color w:val="000000"/>
+                <w:sz w:val="40"/>
+                <w:szCs w:val="40"/>
+                <w:lang w:bidi="ml-IN"/>
+              </w:rPr>
+              <w:t xml:space="preserve"> | </w:t>
             </w:r>
           </w:p>
           <w:p>
@@ -10432,6 +11971,7 @@
               </w:rPr>
               <w:t>–</w:t>
             </w:r>
+            <w:proofErr w:type="spellStart"/>
             <w:r>
               <w:rPr>
                 <w:rFonts w:ascii="BRH Devanagari Extra" w:hAnsi="BRH Devanagari Extra" w:cs="BRH Devanagari Extra"/>
@@ -10463,59 +12003,97 @@
               </w:rPr>
               <w:t>ÿlirÉÉ</w:t>
             </w:r>
-            <w:r>
-              <w:rPr>
-                <w:rFonts w:ascii="BRH Malayalam Extra" w:hAnsi="BRH Malayalam Extra" w:cs="BRH Devanagari Extra"/>
-                <w:b/>
-                <w:color w:val="000000"/>
-                <w:sz w:val="32"/>
-                <w:szCs w:val="40"/>
-                <w:lang w:bidi="ml-IN"/>
-              </w:rPr>
-              <w:t>–</w:t>
-            </w:r>
-            <w:r>
-              <w:rPr>
-                <w:rFonts w:ascii="BRH Devanagari Extra" w:hAnsi="BRH Devanagari Extra" w:cs="BRH Devanagari Extra"/>
-                <w:color w:val="000000"/>
-                <w:sz w:val="40"/>
-                <w:szCs w:val="40"/>
-                <w:lang w:bidi="ml-IN"/>
-              </w:rPr>
-              <w:t xml:space="preserve"> CirÉ</w:t>
-            </w:r>
-            <w:r>
-              <w:rPr>
-                <w:rFonts w:ascii="BRH Malayalam Extra" w:hAnsi="BRH Malayalam Extra" w:cs="BRH Devanagari Extra"/>
-                <w:b/>
-                <w:color w:val="000000"/>
-                <w:sz w:val="32"/>
-                <w:szCs w:val="40"/>
-                <w:lang w:bidi="ml-IN"/>
-              </w:rPr>
-              <w:t>–</w:t>
-            </w:r>
-            <w:r>
-              <w:rPr>
-                <w:rFonts w:ascii="BRH Devanagari Extra" w:hAnsi="BRH Devanagari Extra" w:cs="BRH Devanagari Extra"/>
-                <w:color w:val="000000"/>
-                <w:sz w:val="40"/>
-                <w:szCs w:val="40"/>
-                <w:lang w:bidi="ml-IN"/>
-              </w:rPr>
-              <w:t>ÍpÉ - ¢üÉ</w:t>
-            </w:r>
-            <w:r>
-              <w:rPr>
-                <w:rFonts w:ascii="BRH Malayalam Extra" w:hAnsi="BRH Malayalam Extra" w:cs="BRH Devanagari Extra"/>
-                <w:b/>
-                <w:color w:val="000000"/>
-                <w:sz w:val="32"/>
-                <w:szCs w:val="40"/>
-                <w:lang w:bidi="ml-IN"/>
-              </w:rPr>
-              <w:t>–</w:t>
-            </w:r>
+            <w:proofErr w:type="spellEnd"/>
+            <w:r>
+              <w:rPr>
+                <w:rFonts w:ascii="BRH Malayalam Extra" w:hAnsi="BRH Malayalam Extra" w:cs="BRH Devanagari Extra"/>
+                <w:b/>
+                <w:color w:val="000000"/>
+                <w:sz w:val="32"/>
+                <w:szCs w:val="40"/>
+                <w:lang w:bidi="ml-IN"/>
+              </w:rPr>
+              <w:t>–</w:t>
+            </w:r>
+            <w:r>
+              <w:rPr>
+                <w:rFonts w:ascii="BRH Devanagari Extra" w:hAnsi="BRH Devanagari Extra" w:cs="BRH Devanagari Extra"/>
+                <w:color w:val="000000"/>
+                <w:sz w:val="40"/>
+                <w:szCs w:val="40"/>
+                <w:lang w:bidi="ml-IN"/>
+              </w:rPr>
+              <w:t xml:space="preserve"> </w:t>
+            </w:r>
+            <w:proofErr w:type="spellStart"/>
+            <w:r>
+              <w:rPr>
+                <w:rFonts w:ascii="BRH Devanagari Extra" w:hAnsi="BRH Devanagari Extra" w:cs="BRH Devanagari Extra"/>
+                <w:color w:val="000000"/>
+                <w:sz w:val="40"/>
+                <w:szCs w:val="40"/>
+                <w:lang w:bidi="ml-IN"/>
+              </w:rPr>
+              <w:t>CirÉ</w:t>
+            </w:r>
+            <w:proofErr w:type="spellEnd"/>
+            <w:r>
+              <w:rPr>
+                <w:rFonts w:ascii="BRH Malayalam Extra" w:hAnsi="BRH Malayalam Extra" w:cs="BRH Devanagari Extra"/>
+                <w:b/>
+                <w:color w:val="000000"/>
+                <w:sz w:val="32"/>
+                <w:szCs w:val="40"/>
+                <w:lang w:bidi="ml-IN"/>
+              </w:rPr>
+              <w:t>–</w:t>
+            </w:r>
+            <w:proofErr w:type="spellStart"/>
+            <w:r>
+              <w:rPr>
+                <w:rFonts w:ascii="BRH Devanagari Extra" w:hAnsi="BRH Devanagari Extra" w:cs="BRH Devanagari Extra"/>
+                <w:color w:val="000000"/>
+                <w:sz w:val="40"/>
+                <w:szCs w:val="40"/>
+                <w:lang w:bidi="ml-IN"/>
+              </w:rPr>
+              <w:t>ÍpÉ</w:t>
+            </w:r>
+            <w:proofErr w:type="spellEnd"/>
+            <w:r>
+              <w:rPr>
+                <w:rFonts w:ascii="BRH Devanagari Extra" w:hAnsi="BRH Devanagari Extra" w:cs="BRH Devanagari Extra"/>
+                <w:color w:val="000000"/>
+                <w:sz w:val="40"/>
+                <w:szCs w:val="40"/>
+                <w:lang w:bidi="ml-IN"/>
+              </w:rPr>
+              <w:t xml:space="preserve"> - ¢</w:t>
+            </w:r>
+            <w:proofErr w:type="spellStart"/>
+            <w:r>
+              <w:rPr>
+                <w:rFonts w:ascii="BRH Devanagari Extra" w:hAnsi="BRH Devanagari Extra" w:cs="BRH Devanagari Extra"/>
+                <w:color w:val="000000"/>
+                <w:sz w:val="40"/>
+                <w:szCs w:val="40"/>
+                <w:lang w:bidi="ml-IN"/>
+              </w:rPr>
+              <w:t>üÉ</w:t>
+            </w:r>
+            <w:proofErr w:type="spellEnd"/>
+            <w:r>
+              <w:rPr>
+                <w:rFonts w:ascii="BRH Malayalam Extra" w:hAnsi="BRH Malayalam Extra" w:cs="BRH Devanagari Extra"/>
+                <w:b/>
+                <w:color w:val="000000"/>
+                <w:sz w:val="32"/>
+                <w:szCs w:val="40"/>
+                <w:lang w:bidi="ml-IN"/>
+              </w:rPr>
+              <w:t>–</w:t>
+            </w:r>
+            <w:proofErr w:type="spellStart"/>
             <w:r>
               <w:rPr>
                 <w:rFonts w:ascii="BRH Devanagari Extra" w:hAnsi="BRH Devanagari Extra" w:cs="BRH Devanagari Extra"/>
@@ -10526,6 +12104,7 @@
               </w:rPr>
               <w:t>lirÉæ</w:t>
             </w:r>
+            <w:proofErr w:type="spellEnd"/>
             <w:r>
               <w:rPr>
                 <w:rFonts w:ascii="BRH Malayalam Extra" w:hAnsi="BRH Malayalam Extra" w:cs="BRH Devanagari Extra"/>
@@ -10738,15 +12317,27 @@
               </w:rPr>
               <w:t>–</w:t>
             </w:r>
-            <w:r>
-              <w:rPr>
-                <w:rFonts w:ascii="BRH Devanagari Extra" w:hAnsi="BRH Devanagari Extra" w:cs="BRH Devanagari Extra"/>
-                <w:color w:val="000000"/>
-                <w:sz w:val="40"/>
-                <w:szCs w:val="40"/>
-                <w:lang w:bidi="ml-IN"/>
-              </w:rPr>
-              <w:t xml:space="preserve">uÉSïèklÉÉåþÌiÉ | </w:t>
+            <w:proofErr w:type="spellStart"/>
+            <w:r>
+              <w:rPr>
+                <w:rFonts w:ascii="BRH Devanagari Extra" w:hAnsi="BRH Devanagari Extra" w:cs="BRH Devanagari Extra"/>
+                <w:color w:val="000000"/>
+                <w:sz w:val="40"/>
+                <w:szCs w:val="40"/>
+                <w:lang w:bidi="ml-IN"/>
+              </w:rPr>
+              <w:t>uÉSïèklÉÉåþÌiÉ</w:t>
+            </w:r>
+            <w:proofErr w:type="spellEnd"/>
+            <w:r>
+              <w:rPr>
+                <w:rFonts w:ascii="BRH Devanagari Extra" w:hAnsi="BRH Devanagari Extra" w:cs="BRH Devanagari Extra"/>
+                <w:color w:val="000000"/>
+                <w:sz w:val="40"/>
+                <w:szCs w:val="40"/>
+                <w:lang w:bidi="ml-IN"/>
+              </w:rPr>
+              <w:t xml:space="preserve"> | </w:t>
             </w:r>
           </w:p>
           <w:p>
@@ -10785,6 +12376,7 @@
               </w:rPr>
               <w:t>–</w:t>
             </w:r>
+            <w:proofErr w:type="spellStart"/>
             <w:r>
               <w:rPr>
                 <w:rFonts w:ascii="BRH Devanagari Extra" w:hAnsi="BRH Devanagari Extra" w:cs="BRH Devanagari Extra"/>
@@ -10816,17 +12408,19 @@
               </w:rPr>
               <w:t>åï</w:t>
             </w:r>
-            <w:r>
-              <w:rPr>
-                <w:rFonts w:ascii="BRH Malayalam Extra" w:hAnsi="BRH Malayalam Extra" w:cs="BRH Devanagari Extra"/>
-                <w:b/>
-                <w:color w:val="000000"/>
-                <w:sz w:val="32"/>
-                <w:szCs w:val="40"/>
-                <w:lang w:bidi="ml-IN"/>
-              </w:rPr>
-              <w:t>–</w:t>
-            </w:r>
+            <w:proofErr w:type="spellEnd"/>
+            <w:r>
+              <w:rPr>
+                <w:rFonts w:ascii="BRH Malayalam Extra" w:hAnsi="BRH Malayalam Extra" w:cs="BRH Devanagari Extra"/>
+                <w:b/>
+                <w:color w:val="000000"/>
+                <w:sz w:val="32"/>
+                <w:szCs w:val="40"/>
+                <w:lang w:bidi="ml-IN"/>
+              </w:rPr>
+              <w:t>–</w:t>
+            </w:r>
+            <w:proofErr w:type="spellStart"/>
             <w:r>
               <w:rPr>
                 <w:rFonts w:ascii="BRH Devanagari Extra" w:hAnsi="BRH Devanagari Extra" w:cs="BRH Devanagari Extra"/>
@@ -10837,27 +12431,40 @@
               </w:rPr>
               <w:t>ÌiÉ</w:t>
             </w:r>
-            <w:r>
-              <w:rPr>
-                <w:rFonts w:ascii="BRH Malayalam Extra" w:hAnsi="BRH Malayalam Extra" w:cs="BRH Devanagari Extra"/>
-                <w:b/>
-                <w:color w:val="000000"/>
-                <w:sz w:val="32"/>
-                <w:szCs w:val="40"/>
-                <w:lang w:bidi="ml-IN"/>
-              </w:rPr>
-              <w:t>–</w:t>
-            </w:r>
-            <w:r>
-              <w:rPr>
-                <w:rFonts w:ascii="BRH Devanagari Extra" w:hAnsi="BRH Devanagari Extra" w:cs="BRH Devanagari Extra"/>
-                <w:color w:val="000000"/>
-                <w:sz w:val="40"/>
-                <w:szCs w:val="40"/>
-                <w:lang w:bidi="ml-IN"/>
-              </w:rPr>
-              <w:t xml:space="preserve"> ÌuÉ</w:t>
-            </w:r>
+            <w:proofErr w:type="spellEnd"/>
+            <w:r>
+              <w:rPr>
+                <w:rFonts w:ascii="BRH Malayalam Extra" w:hAnsi="BRH Malayalam Extra" w:cs="BRH Devanagari Extra"/>
+                <w:b/>
+                <w:color w:val="000000"/>
+                <w:sz w:val="32"/>
+                <w:szCs w:val="40"/>
+                <w:lang w:bidi="ml-IN"/>
+              </w:rPr>
+              <w:t>–</w:t>
+            </w:r>
+            <w:r>
+              <w:rPr>
+                <w:rFonts w:ascii="BRH Devanagari Extra" w:hAnsi="BRH Devanagari Extra" w:cs="BRH Devanagari Extra"/>
+                <w:color w:val="000000"/>
+                <w:sz w:val="40"/>
+                <w:szCs w:val="40"/>
+                <w:lang w:bidi="ml-IN"/>
+              </w:rPr>
+              <w:t xml:space="preserve"> </w:t>
+            </w:r>
+            <w:proofErr w:type="spellStart"/>
+            <w:r>
+              <w:rPr>
+                <w:rFonts w:ascii="BRH Devanagari Extra" w:hAnsi="BRH Devanagari Extra" w:cs="BRH Devanagari Extra"/>
+                <w:color w:val="000000"/>
+                <w:sz w:val="40"/>
+                <w:szCs w:val="40"/>
+                <w:lang w:bidi="ml-IN"/>
+              </w:rPr>
+              <w:t>ÌuÉ</w:t>
+            </w:r>
+            <w:proofErr w:type="spellEnd"/>
             <w:r>
               <w:rPr>
                 <w:rFonts w:ascii="BRH Malayalam Extra" w:hAnsi="BRH Malayalam Extra" w:cs="BRH Devanagari Extra"/>
@@ -10890,6 +12497,7 @@
               </w:rPr>
               <w:t>–</w:t>
             </w:r>
+            <w:proofErr w:type="spellStart"/>
             <w:r>
               <w:rPr>
                 <w:rFonts w:ascii="BRH Devanagari Extra" w:hAnsi="BRH Devanagari Extra" w:cs="BRH Devanagari Extra"/>
@@ -10900,6 +12508,7 @@
               </w:rPr>
               <w:t>ÍqÉ</w:t>
             </w:r>
+            <w:proofErr w:type="spellEnd"/>
             <w:r>
               <w:rPr>
                 <w:rFonts w:ascii="BRH Malayalam Extra" w:hAnsi="BRH Malayalam Extra" w:cs="BRH Devanagari Extra"/>
@@ -10995,15 +12604,27 @@
               </w:rPr>
               <w:t>–</w:t>
             </w:r>
-            <w:r>
-              <w:rPr>
-                <w:rFonts w:ascii="BRH Devanagari Extra" w:hAnsi="BRH Devanagari Extra" w:cs="BRH Devanagari Extra"/>
-                <w:color w:val="000000"/>
-                <w:sz w:val="40"/>
-                <w:szCs w:val="40"/>
-                <w:lang w:bidi="ml-IN"/>
-              </w:rPr>
-              <w:t>alÉÏ |</w:t>
+            <w:proofErr w:type="spellStart"/>
+            <w:r>
+              <w:rPr>
+                <w:rFonts w:ascii="BRH Devanagari Extra" w:hAnsi="BRH Devanagari Extra" w:cs="BRH Devanagari Extra"/>
+                <w:color w:val="000000"/>
+                <w:sz w:val="40"/>
+                <w:szCs w:val="40"/>
+                <w:lang w:bidi="ml-IN"/>
+              </w:rPr>
+              <w:t>alÉÏ</w:t>
+            </w:r>
+            <w:proofErr w:type="spellEnd"/>
+            <w:r>
+              <w:rPr>
+                <w:rFonts w:ascii="BRH Devanagari Extra" w:hAnsi="BRH Devanagari Extra" w:cs="BRH Devanagari Extra"/>
+                <w:color w:val="000000"/>
+                <w:sz w:val="40"/>
+                <w:szCs w:val="40"/>
+                <w:lang w:bidi="ml-IN"/>
+              </w:rPr>
+              <w:t xml:space="preserve"> |</w:t>
             </w:r>
           </w:p>
         </w:tc>
@@ -11047,15 +12668,27 @@
               </w:rPr>
               <w:t>–</w:t>
             </w:r>
-            <w:r>
-              <w:rPr>
-                <w:rFonts w:ascii="BRH Devanagari Extra" w:hAnsi="BRH Devanagari Extra" w:cs="BRH Devanagari Extra"/>
-                <w:color w:val="000000"/>
-                <w:sz w:val="40"/>
-                <w:szCs w:val="40"/>
-                <w:lang w:bidi="ml-IN"/>
-              </w:rPr>
-              <w:t xml:space="preserve">uÉSïèklÉÉåþÌiÉ | </w:t>
+            <w:proofErr w:type="spellStart"/>
+            <w:r>
+              <w:rPr>
+                <w:rFonts w:ascii="BRH Devanagari Extra" w:hAnsi="BRH Devanagari Extra" w:cs="BRH Devanagari Extra"/>
+                <w:color w:val="000000"/>
+                <w:sz w:val="40"/>
+                <w:szCs w:val="40"/>
+                <w:lang w:bidi="ml-IN"/>
+              </w:rPr>
+              <w:t>uÉSïèklÉÉåþÌiÉ</w:t>
+            </w:r>
+            <w:proofErr w:type="spellEnd"/>
+            <w:r>
+              <w:rPr>
+                <w:rFonts w:ascii="BRH Devanagari Extra" w:hAnsi="BRH Devanagari Extra" w:cs="BRH Devanagari Extra"/>
+                <w:color w:val="000000"/>
+                <w:sz w:val="40"/>
+                <w:szCs w:val="40"/>
+                <w:lang w:bidi="ml-IN"/>
+              </w:rPr>
+              <w:t xml:space="preserve"> | </w:t>
             </w:r>
           </w:p>
           <w:p>
@@ -11094,6 +12727,7 @@
               </w:rPr>
               <w:t>–</w:t>
             </w:r>
+            <w:proofErr w:type="spellStart"/>
             <w:r>
               <w:rPr>
                 <w:rFonts w:ascii="BRH Devanagari Extra" w:hAnsi="BRH Devanagari Extra" w:cs="BRH Devanagari Extra"/>
@@ -11115,17 +12749,19 @@
               </w:rPr>
               <w:t>å</w:t>
             </w:r>
-            <w:r>
-              <w:rPr>
-                <w:rFonts w:ascii="BRH Malayalam Extra" w:hAnsi="BRH Malayalam Extra" w:cs="BRH Devanagari Extra"/>
-                <w:b/>
-                <w:color w:val="000000"/>
-                <w:sz w:val="32"/>
-                <w:szCs w:val="40"/>
-                <w:lang w:bidi="ml-IN"/>
-              </w:rPr>
-              <w:t>–</w:t>
-            </w:r>
+            <w:proofErr w:type="spellEnd"/>
+            <w:r>
+              <w:rPr>
+                <w:rFonts w:ascii="BRH Malayalam Extra" w:hAnsi="BRH Malayalam Extra" w:cs="BRH Devanagari Extra"/>
+                <w:b/>
+                <w:color w:val="000000"/>
+                <w:sz w:val="32"/>
+                <w:szCs w:val="40"/>
+                <w:lang w:bidi="ml-IN"/>
+              </w:rPr>
+              <w:t>–</w:t>
+            </w:r>
+            <w:proofErr w:type="spellStart"/>
             <w:r>
               <w:rPr>
                 <w:rFonts w:ascii="BRH Devanagari Extra" w:hAnsi="BRH Devanagari Extra" w:cs="BRH Devanagari Extra"/>
@@ -11136,27 +12772,40 @@
               </w:rPr>
               <w:t>ÌiÉ</w:t>
             </w:r>
-            <w:r>
-              <w:rPr>
-                <w:rFonts w:ascii="BRH Malayalam Extra" w:hAnsi="BRH Malayalam Extra" w:cs="BRH Devanagari Extra"/>
-                <w:b/>
-                <w:color w:val="000000"/>
-                <w:sz w:val="32"/>
-                <w:szCs w:val="40"/>
-                <w:lang w:bidi="ml-IN"/>
-              </w:rPr>
-              <w:t>–</w:t>
-            </w:r>
-            <w:r>
-              <w:rPr>
-                <w:rFonts w:ascii="BRH Devanagari Extra" w:hAnsi="BRH Devanagari Extra" w:cs="BRH Devanagari Extra"/>
-                <w:color w:val="000000"/>
-                <w:sz w:val="40"/>
-                <w:szCs w:val="40"/>
-                <w:lang w:bidi="ml-IN"/>
-              </w:rPr>
-              <w:t xml:space="preserve"> ÌuÉ</w:t>
-            </w:r>
+            <w:proofErr w:type="spellEnd"/>
+            <w:r>
+              <w:rPr>
+                <w:rFonts w:ascii="BRH Malayalam Extra" w:hAnsi="BRH Malayalam Extra" w:cs="BRH Devanagari Extra"/>
+                <w:b/>
+                <w:color w:val="000000"/>
+                <w:sz w:val="32"/>
+                <w:szCs w:val="40"/>
+                <w:lang w:bidi="ml-IN"/>
+              </w:rPr>
+              <w:t>–</w:t>
+            </w:r>
+            <w:r>
+              <w:rPr>
+                <w:rFonts w:ascii="BRH Devanagari Extra" w:hAnsi="BRH Devanagari Extra" w:cs="BRH Devanagari Extra"/>
+                <w:color w:val="000000"/>
+                <w:sz w:val="40"/>
+                <w:szCs w:val="40"/>
+                <w:lang w:bidi="ml-IN"/>
+              </w:rPr>
+              <w:t xml:space="preserve"> </w:t>
+            </w:r>
+            <w:proofErr w:type="spellStart"/>
+            <w:r>
+              <w:rPr>
+                <w:rFonts w:ascii="BRH Devanagari Extra" w:hAnsi="BRH Devanagari Extra" w:cs="BRH Devanagari Extra"/>
+                <w:color w:val="000000"/>
+                <w:sz w:val="40"/>
+                <w:szCs w:val="40"/>
+                <w:lang w:bidi="ml-IN"/>
+              </w:rPr>
+              <w:t>ÌuÉ</w:t>
+            </w:r>
+            <w:proofErr w:type="spellEnd"/>
             <w:r>
               <w:rPr>
                 <w:rFonts w:ascii="BRH Malayalam Extra" w:hAnsi="BRH Malayalam Extra" w:cs="BRH Devanagari Extra"/>
@@ -11189,6 +12838,7 @@
               </w:rPr>
               <w:t>–</w:t>
             </w:r>
+            <w:proofErr w:type="spellStart"/>
             <w:r>
               <w:rPr>
                 <w:rFonts w:ascii="BRH Devanagari Extra" w:hAnsi="BRH Devanagari Extra" w:cs="BRH Devanagari Extra"/>
@@ -11199,6 +12849,7 @@
               </w:rPr>
               <w:t>ÍqÉ</w:t>
             </w:r>
+            <w:proofErr w:type="spellEnd"/>
             <w:r>
               <w:rPr>
                 <w:rFonts w:ascii="BRH Malayalam Extra" w:hAnsi="BRH Malayalam Extra" w:cs="BRH Devanagari Extra"/>
@@ -11294,15 +12945,27 @@
               </w:rPr>
               <w:t>–</w:t>
             </w:r>
-            <w:r>
-              <w:rPr>
-                <w:rFonts w:ascii="BRH Devanagari Extra" w:hAnsi="BRH Devanagari Extra" w:cs="BRH Devanagari Extra"/>
-                <w:color w:val="000000"/>
-                <w:sz w:val="40"/>
-                <w:szCs w:val="40"/>
-                <w:lang w:bidi="ml-IN"/>
-              </w:rPr>
-              <w:t>alÉÏ |</w:t>
+            <w:proofErr w:type="spellStart"/>
+            <w:r>
+              <w:rPr>
+                <w:rFonts w:ascii="BRH Devanagari Extra" w:hAnsi="BRH Devanagari Extra" w:cs="BRH Devanagari Extra"/>
+                <w:color w:val="000000"/>
+                <w:sz w:val="40"/>
+                <w:szCs w:val="40"/>
+                <w:lang w:bidi="ml-IN"/>
+              </w:rPr>
+              <w:t>alÉÏ</w:t>
+            </w:r>
+            <w:proofErr w:type="spellEnd"/>
+            <w:r>
+              <w:rPr>
+                <w:rFonts w:ascii="BRH Devanagari Extra" w:hAnsi="BRH Devanagari Extra" w:cs="BRH Devanagari Extra"/>
+                <w:color w:val="000000"/>
+                <w:sz w:val="40"/>
+                <w:szCs w:val="40"/>
+                <w:lang w:bidi="ml-IN"/>
+              </w:rPr>
+              <w:t xml:space="preserve"> |</w:t>
             </w:r>
           </w:p>
         </w:tc>
@@ -11473,6 +13136,7 @@
                 <w:szCs w:val="40"/>
               </w:rPr>
             </w:pPr>
+            <w:proofErr w:type="spellStart"/>
             <w:r>
               <w:rPr>
                 <w:rFonts w:ascii="BRH Devanagari Extra" w:hAnsi="BRH Devanagari Extra" w:cs="BRH Devanagari Extra"/>
@@ -11501,7 +13165,18 @@
                 <w:szCs w:val="40"/>
                 <w:lang w:bidi="ml-IN"/>
               </w:rPr>
-              <w:t xml:space="preserve">ÅrÉþiÉÈ | </w:t>
+              <w:t>ÅrÉþiÉÈ</w:t>
+            </w:r>
+            <w:proofErr w:type="spellEnd"/>
+            <w:r>
+              <w:rPr>
+                <w:rFonts w:ascii="BRH Devanagari Extra" w:hAnsi="BRH Devanagari Extra" w:cs="BRH Devanagari Extra"/>
+                <w:color w:val="000000"/>
+                <w:sz w:val="40"/>
+                <w:szCs w:val="40"/>
+                <w:lang w:bidi="ml-IN"/>
+              </w:rPr>
+              <w:t xml:space="preserve"> | </w:t>
             </w:r>
             <w:r>
               <w:rPr>
@@ -11547,6 +13222,7 @@
               </w:rPr>
               <w:t>–</w:t>
             </w:r>
+            <w:proofErr w:type="spellStart"/>
             <w:r>
               <w:rPr>
                 <w:rFonts w:ascii="BRH Devanagari Extra" w:hAnsi="BRH Devanagari Extra" w:cs="BRH Devanagari Extra"/>
@@ -11575,7 +13251,18 @@
                 <w:szCs w:val="40"/>
                 <w:lang w:bidi="ml-IN"/>
               </w:rPr>
-              <w:t>ÅmÉëþÌiÉÌ¸iÉÈ |</w:t>
+              <w:t>ÅmÉëþÌiÉÌ¸iÉÈ</w:t>
+            </w:r>
+            <w:proofErr w:type="spellEnd"/>
+            <w:r>
+              <w:rPr>
+                <w:rFonts w:ascii="BRH Devanagari Extra" w:hAnsi="BRH Devanagari Extra" w:cs="BRH Devanagari Extra"/>
+                <w:color w:val="000000"/>
+                <w:sz w:val="40"/>
+                <w:szCs w:val="40"/>
+                <w:lang w:bidi="ml-IN"/>
+              </w:rPr>
+              <w:t xml:space="preserve"> |</w:t>
             </w:r>
           </w:p>
         </w:tc>
@@ -11597,6 +13284,7 @@
                 <w:szCs w:val="40"/>
               </w:rPr>
             </w:pPr>
+            <w:proofErr w:type="spellStart"/>
             <w:r>
               <w:rPr>
                 <w:rFonts w:ascii="BRH Devanagari Extra" w:hAnsi="BRH Devanagari Extra" w:cs="BRH Devanagari Extra"/>
@@ -11625,8 +13313,20 @@
                 <w:szCs w:val="40"/>
                 <w:lang w:bidi="ml-IN"/>
               </w:rPr>
-              <w:t xml:space="preserve">ÅrÉþiÉÈ | </w:t>
-            </w:r>
+              <w:t>ÅrÉþiÉÈ</w:t>
+            </w:r>
+            <w:proofErr w:type="spellEnd"/>
+            <w:r>
+              <w:rPr>
+                <w:rFonts w:ascii="BRH Devanagari Extra" w:hAnsi="BRH Devanagari Extra" w:cs="BRH Devanagari Extra"/>
+                <w:color w:val="000000"/>
+                <w:sz w:val="40"/>
+                <w:szCs w:val="40"/>
+                <w:lang w:bidi="ml-IN"/>
+              </w:rPr>
+              <w:t xml:space="preserve"> | </w:t>
+            </w:r>
+            <w:proofErr w:type="spellStart"/>
             <w:r>
               <w:rPr>
                 <w:rFonts w:ascii="BRH Devanagari Extra" w:hAnsi="BRH Devanagari Extra" w:cs="BRH Devanagari Extra"/>
@@ -11648,17 +13348,19 @@
               </w:rPr>
               <w:t>rÉ</w:t>
             </w:r>
-            <w:r>
-              <w:rPr>
-                <w:rFonts w:ascii="BRH Malayalam Extra" w:hAnsi="BRH Malayalam Extra" w:cs="BRH Devanagari Extra"/>
-                <w:b/>
-                <w:color w:val="000000"/>
-                <w:sz w:val="32"/>
-                <w:szCs w:val="40"/>
-                <w:lang w:bidi="ml-IN"/>
-              </w:rPr>
-              <w:t>–</w:t>
-            </w:r>
+            <w:proofErr w:type="spellEnd"/>
+            <w:r>
+              <w:rPr>
+                <w:rFonts w:ascii="BRH Malayalam Extra" w:hAnsi="BRH Malayalam Extra" w:cs="BRH Devanagari Extra"/>
+                <w:b/>
+                <w:color w:val="000000"/>
+                <w:sz w:val="32"/>
+                <w:szCs w:val="40"/>
+                <w:lang w:bidi="ml-IN"/>
+              </w:rPr>
+              <w:t>–</w:t>
+            </w:r>
+            <w:proofErr w:type="spellStart"/>
             <w:r>
               <w:rPr>
                 <w:rFonts w:ascii="BRH Devanagari Extra" w:hAnsi="BRH Devanagari Extra" w:cs="BRH Devanagari Extra"/>
@@ -11687,7 +13389,18 @@
                 <w:szCs w:val="40"/>
                 <w:lang w:bidi="ml-IN"/>
               </w:rPr>
-              <w:t>ÅmÉëþÌiÉÌ¸iÉÈ |</w:t>
+              <w:t>ÅmÉëþÌiÉÌ¸iÉÈ</w:t>
+            </w:r>
+            <w:proofErr w:type="spellEnd"/>
+            <w:r>
+              <w:rPr>
+                <w:rFonts w:ascii="BRH Devanagari Extra" w:hAnsi="BRH Devanagari Extra" w:cs="BRH Devanagari Extra"/>
+                <w:color w:val="000000"/>
+                <w:sz w:val="40"/>
+                <w:szCs w:val="40"/>
+                <w:lang w:bidi="ml-IN"/>
+              </w:rPr>
+              <w:t xml:space="preserve"> |</w:t>
             </w:r>
           </w:p>
         </w:tc>
@@ -11721,7 +13434,29 @@
           <w:szCs w:val="40"/>
           <w:lang w:val="en-IN" w:eastAsia="en-IN"/>
         </w:rPr>
-        <w:t xml:space="preserve">"zlÉ" </w:t>
+        <w:t>"</w:t>
+      </w:r>
+      <w:proofErr w:type="spellStart"/>
+      <w:r>
+        <w:rPr>
+          <w:rFonts w:ascii="BRH Devanagari" w:hAnsi="BRH Devanagari" w:cs="BRH Devanagari"/>
+          <w:color w:val="000000"/>
+          <w:sz w:val="40"/>
+          <w:szCs w:val="40"/>
+          <w:lang w:val="en-IN" w:eastAsia="en-IN"/>
+        </w:rPr>
+        <w:t>zlÉ</w:t>
+      </w:r>
+      <w:proofErr w:type="spellEnd"/>
+      <w:r>
+        <w:rPr>
+          <w:rFonts w:ascii="BRH Devanagari" w:hAnsi="BRH Devanagari" w:cs="BRH Devanagari"/>
+          <w:color w:val="000000"/>
+          <w:sz w:val="40"/>
+          <w:szCs w:val="40"/>
+          <w:lang w:val="en-IN" w:eastAsia="en-IN"/>
+        </w:rPr>
+        <w:t xml:space="preserve">" </w:t>
       </w:r>
       <w:r>
         <w:rPr>
@@ -11760,6 +13495,7 @@
         </w:rPr>
         <w:t>"</w:t>
       </w:r>
+      <w:proofErr w:type="spellStart"/>
       <w:proofErr w:type="gramEnd"/>
       <w:r>
         <w:rPr>
@@ -11772,6 +13508,7 @@
         </w:rPr>
         <w:t>zgÉ</w:t>
       </w:r>
+      <w:proofErr w:type="spellEnd"/>
       <w:r>
         <w:rPr>
           <w:rFonts w:ascii="BRH Devanagari" w:hAnsi="BRH Devanagari" w:cs="BRH Devanagari"/>
@@ -12276,14 +14013,35 @@
         <w:bCs/>
       </w:rPr>
       <w:tab/>
-      <w:t xml:space="preserve">              v</w:t>
+      <w:t xml:space="preserve">             </w:t>
     </w:r>
     <w:r>
       <w:rPr>
         <w:b/>
         <w:bCs/>
       </w:rPr>
-      <w:t>edavms@gmail.com</w:t>
+      <w:t>www.</w:t>
+    </w:r>
+    <w:r>
+      <w:rPr>
+        <w:b/>
+        <w:bCs/>
+      </w:rPr>
+      <w:t xml:space="preserve"> v</w:t>
+    </w:r>
+    <w:r>
+      <w:rPr>
+        <w:b/>
+        <w:bCs/>
+      </w:rPr>
+      <w:t>edavms</w:t>
+    </w:r>
+    <w:r>
+      <w:rPr>
+        <w:b/>
+        <w:bCs/>
+      </w:rPr>
+      <w:t>.in</w:t>
     </w:r>
     <w:r>
       <w:rPr>
@@ -12302,6 +14060,9 @@
     </w:r>
     <w:r>
       <w:tab/>
+    </w:r>
+    <w:r>
+      <w:t xml:space="preserve">            </w:t>
     </w:r>
     <w:r>
       <w:tab/>

--- a/TS-Kramam/TS-5.4/TS 5.4 Sanskrit Krama Paatam Corrections.docx
+++ b/TS-Kramam/TS-5.4/TS 5.4 Sanskrit Krama Paatam Corrections.docx
@@ -81,9 +81,8 @@
           <w:szCs w:val="32"/>
           <w:u w:val="single"/>
         </w:rPr>
-        <w:t xml:space="preserve">Observed </w:t>
+        <w:t xml:space="preserve">Observed till </w:t>
       </w:r>
-      <w:proofErr w:type="gramStart"/>
       <w:r>
         <w:rPr>
           <w:b/>
@@ -92,20 +91,8 @@
           <w:szCs w:val="32"/>
           <w:u w:val="single"/>
         </w:rPr>
-        <w:t xml:space="preserve">till </w:t>
+        <w:t>31st July 2026</w:t>
       </w:r>
-      <w:r>
-        <w:rPr>
-          <w:b/>
-          <w:bCs/>
-          <w:sz w:val="32"/>
-          <w:szCs w:val="32"/>
-          <w:highlight w:val="red"/>
-          <w:u w:val="single"/>
-        </w:rPr>
-        <w:t>?????</w:t>
-      </w:r>
-      <w:proofErr w:type="gramEnd"/>
     </w:p>
     <w:p>
       <w:pPr>
@@ -1095,7 +1082,6 @@
                 <w:szCs w:val="40"/>
               </w:rPr>
             </w:pPr>
-            <w:proofErr w:type="spellStart"/>
             <w:r>
               <w:rPr>
                 <w:rFonts w:ascii="BRH Devanagari Extra" w:hAnsi="BRH Devanagari Extra" w:cs="BRH Devanagari Extra"/>
@@ -1121,7 +1107,27 @@
               </w:rPr>
               <w:t>ïþ</w:t>
             </w:r>
-            <w:proofErr w:type="spellEnd"/>
+            <w:r>
+              <w:rPr>
+                <w:rFonts w:ascii="BRH Devanagari Extra" w:hAnsi="BRH Devanagari Extra" w:cs="BRH Devanagari Extra"/>
+                <w:color w:val="000000"/>
+                <w:sz w:val="40"/>
+                <w:szCs w:val="40"/>
+                <w:lang w:bidi="ml-IN"/>
+              </w:rPr>
+              <w:t xml:space="preserve"> CÌiÉ</w:t>
+            </w:r>
+            <w:r>
+              <w:rPr>
+                <w:rFonts w:ascii="BRH Malayalam Extra" w:hAnsi="BRH Malayalam Extra" w:cs="BRH Devanagari Extra"/>
+                <w:b/>
+                <w:color w:val="000000"/>
+                <w:sz w:val="32"/>
+                <w:szCs w:val="40"/>
+                <w:lang w:bidi="ml-IN"/>
+              </w:rPr>
+              <w:t>–</w:t>
+            </w:r>
             <w:r>
               <w:rPr>
                 <w:rFonts w:ascii="BRH Devanagari Extra" w:hAnsi="BRH Devanagari Extra" w:cs="BRH Devanagari Extra"/>
@@ -1132,40 +1138,6 @@
               </w:rPr>
               <w:t xml:space="preserve"> </w:t>
             </w:r>
-            <w:proofErr w:type="spellStart"/>
-            <w:r>
-              <w:rPr>
-                <w:rFonts w:ascii="BRH Devanagari Extra" w:hAnsi="BRH Devanagari Extra" w:cs="BRH Devanagari Extra"/>
-                <w:color w:val="000000"/>
-                <w:sz w:val="40"/>
-                <w:szCs w:val="40"/>
-                <w:lang w:bidi="ml-IN"/>
-              </w:rPr>
-              <w:t>CÌiÉ</w:t>
-            </w:r>
-            <w:proofErr w:type="spellEnd"/>
-            <w:r>
-              <w:rPr>
-                <w:rFonts w:ascii="BRH Malayalam Extra" w:hAnsi="BRH Malayalam Extra" w:cs="BRH Devanagari Extra"/>
-                <w:b/>
-                <w:color w:val="000000"/>
-                <w:sz w:val="32"/>
-                <w:szCs w:val="40"/>
-                <w:lang w:bidi="ml-IN"/>
-              </w:rPr>
-              <w:t>–</w:t>
-            </w:r>
-            <w:r>
-              <w:rPr>
-                <w:rFonts w:ascii="BRH Devanagari Extra" w:hAnsi="BRH Devanagari Extra" w:cs="BRH Devanagari Extra"/>
-                <w:color w:val="000000"/>
-                <w:sz w:val="40"/>
-                <w:szCs w:val="40"/>
-                <w:lang w:bidi="ml-IN"/>
-              </w:rPr>
-              <w:t xml:space="preserve"> </w:t>
-            </w:r>
-            <w:proofErr w:type="spellStart"/>
             <w:r>
               <w:rPr>
                 <w:rFonts w:ascii="BRH Devanagari Extra" w:hAnsi="BRH Devanagari Extra" w:cs="BRH Devanagari Extra"/>
@@ -1186,7 +1158,6 @@
               </w:rPr>
               <w:t>ÿ</w:t>
             </w:r>
-            <w:proofErr w:type="spellEnd"/>
             <w:r>
               <w:rPr>
                 <w:rFonts w:ascii="BRH Devanagari Extra" w:hAnsi="BRH Devanagari Extra" w:cs="BRH Devanagari Extra"/>
@@ -1388,7 +1359,6 @@
               </w:rPr>
               <w:t>–</w:t>
             </w:r>
-            <w:proofErr w:type="spellStart"/>
             <w:r>
               <w:rPr>
                 <w:rFonts w:ascii="BRH Devanagari Extra" w:hAnsi="BRH Devanagari Extra" w:cs="BRH Devanagari Extra"/>
@@ -1399,7 +1369,6 @@
               </w:rPr>
               <w:t>xrÉ</w:t>
             </w:r>
-            <w:proofErr w:type="spellEnd"/>
             <w:r>
               <w:rPr>
                 <w:rFonts w:ascii="BRH Malayalam Extra" w:hAnsi="BRH Malayalam Extra" w:cs="BRH Devanagari Extra"/>
@@ -1453,7 +1422,6 @@
               </w:rPr>
               <w:t>–</w:t>
             </w:r>
-            <w:proofErr w:type="spellStart"/>
             <w:r>
               <w:rPr>
                 <w:rFonts w:ascii="BRH Devanagari Extra" w:hAnsi="BRH Devanagari Extra" w:cs="BRH Devanagari Extra"/>
@@ -1464,7 +1432,6 @@
               </w:rPr>
               <w:t>OèMüÉ</w:t>
             </w:r>
-            <w:proofErr w:type="spellEnd"/>
             <w:r>
               <w:rPr>
                 <w:rFonts w:ascii="BRH Malayalam Extra" w:hAnsi="BRH Malayalam Extra" w:cs="BRH Devanagari Extra"/>
@@ -1544,7 +1511,6 @@
               </w:rPr>
               <w:t>–</w:t>
             </w:r>
-            <w:proofErr w:type="spellStart"/>
             <w:r>
               <w:rPr>
                 <w:rFonts w:ascii="BRH Devanagari Extra" w:hAnsi="BRH Devanagari Extra" w:cs="BRH Devanagari Extra"/>
@@ -1555,7 +1521,6 @@
               </w:rPr>
               <w:t>OèMüÉ</w:t>
             </w:r>
-            <w:proofErr w:type="spellEnd"/>
             <w:r>
               <w:rPr>
                 <w:rFonts w:ascii="BRH Malayalam Extra" w:hAnsi="BRH Malayalam Extra" w:cs="BRH Devanagari Extra"/>
@@ -1577,7 +1542,6 @@
               </w:rPr>
               <w:t xml:space="preserve">UÈ </w:t>
             </w:r>
-            <w:proofErr w:type="spellStart"/>
             <w:r>
               <w:rPr>
                 <w:rFonts w:ascii="BRH Devanagari Extra" w:hAnsi="BRH Devanagari Extra" w:cs="BRH Devanagari Extra"/>
@@ -1597,18 +1561,7 @@
                 <w:szCs w:val="40"/>
                 <w:lang w:bidi="ml-IN"/>
               </w:rPr>
-              <w:t>iÉç</w:t>
-            </w:r>
-            <w:proofErr w:type="spellEnd"/>
-            <w:r>
-              <w:rPr>
-                <w:rFonts w:ascii="BRH Devanagari Extra" w:hAnsi="BRH Devanagari Extra" w:cs="BRH Devanagari Extra"/>
-                <w:color w:val="000000"/>
-                <w:sz w:val="40"/>
-                <w:szCs w:val="40"/>
-                <w:lang w:bidi="ml-IN"/>
-              </w:rPr>
-              <w:t xml:space="preserve"> |</w:t>
+              <w:t>iÉç |</w:t>
             </w:r>
           </w:p>
         </w:tc>
@@ -1652,7 +1605,6 @@
               </w:rPr>
               <w:t>–</w:t>
             </w:r>
-            <w:proofErr w:type="spellStart"/>
             <w:r>
               <w:rPr>
                 <w:rFonts w:ascii="BRH Devanagari Extra" w:hAnsi="BRH Devanagari Extra" w:cs="BRH Devanagari Extra"/>
@@ -1663,7 +1615,6 @@
               </w:rPr>
               <w:t>xrÉ</w:t>
             </w:r>
-            <w:proofErr w:type="spellEnd"/>
             <w:r>
               <w:rPr>
                 <w:rFonts w:ascii="BRH Malayalam Extra" w:hAnsi="BRH Malayalam Extra" w:cs="BRH Devanagari Extra"/>
@@ -1717,7 +1668,6 @@
               </w:rPr>
               <w:t>–</w:t>
             </w:r>
-            <w:proofErr w:type="spellStart"/>
             <w:r>
               <w:rPr>
                 <w:rFonts w:ascii="BRH Devanagari Extra" w:hAnsi="BRH Devanagari Extra" w:cs="BRH Devanagari Extra"/>
@@ -1728,7 +1678,6 @@
               </w:rPr>
               <w:t>OèMüÉ</w:t>
             </w:r>
-            <w:proofErr w:type="spellEnd"/>
             <w:r>
               <w:rPr>
                 <w:rFonts w:ascii="BRH Malayalam Extra" w:hAnsi="BRH Malayalam Extra" w:cs="BRH Devanagari Extra"/>
@@ -1808,7 +1757,6 @@
               </w:rPr>
               <w:t>–</w:t>
             </w:r>
-            <w:proofErr w:type="spellStart"/>
             <w:r>
               <w:rPr>
                 <w:rFonts w:ascii="BRH Devanagari Extra" w:hAnsi="BRH Devanagari Extra" w:cs="BRH Devanagari Extra"/>
@@ -1819,7 +1767,6 @@
               </w:rPr>
               <w:t>OèMüÉ</w:t>
             </w:r>
-            <w:proofErr w:type="spellEnd"/>
             <w:r>
               <w:rPr>
                 <w:rFonts w:ascii="BRH Malayalam Extra" w:hAnsi="BRH Malayalam Extra" w:cs="BRH Devanagari Extra"/>
@@ -1841,7 +1788,6 @@
               </w:rPr>
               <w:t xml:space="preserve">UÈ </w:t>
             </w:r>
-            <w:proofErr w:type="spellStart"/>
             <w:r>
               <w:rPr>
                 <w:rFonts w:ascii="BRH Devanagari Extra" w:hAnsi="BRH Devanagari Extra" w:cs="BRH Devanagari Extra"/>
@@ -1861,18 +1807,7 @@
                 <w:szCs w:val="40"/>
                 <w:lang w:bidi="ml-IN"/>
               </w:rPr>
-              <w:t>iÉç</w:t>
-            </w:r>
-            <w:proofErr w:type="spellEnd"/>
-            <w:r>
-              <w:rPr>
-                <w:rFonts w:ascii="BRH Devanagari Extra" w:hAnsi="BRH Devanagari Extra" w:cs="BRH Devanagari Extra"/>
-                <w:color w:val="000000"/>
-                <w:sz w:val="40"/>
-                <w:szCs w:val="40"/>
-                <w:lang w:bidi="ml-IN"/>
-              </w:rPr>
-              <w:t xml:space="preserve"> |</w:t>
+              <w:t>iÉç |</w:t>
             </w:r>
           </w:p>
         </w:tc>
@@ -2408,7 +2343,6 @@
                 <w:lang w:bidi="ml-IN"/>
               </w:rPr>
             </w:pPr>
-            <w:proofErr w:type="spellStart"/>
             <w:r>
               <w:rPr>
                 <w:rFonts w:ascii="BRH Devanagari Extra" w:hAnsi="BRH Devanagari Extra" w:cs="BRH Devanagari Extra"/>
@@ -2429,7 +2363,6 @@
               </w:rPr>
               <w:t>å</w:t>
             </w:r>
-            <w:proofErr w:type="spellEnd"/>
             <w:r>
               <w:rPr>
                 <w:rFonts w:ascii="BRH Malayalam Extra" w:hAnsi="BRH Malayalam Extra" w:cs="BRH Devanagari Extra"/>
@@ -2464,7 +2397,6 @@
               </w:rPr>
               <w:t>–</w:t>
             </w:r>
-            <w:proofErr w:type="spellStart"/>
             <w:r>
               <w:rPr>
                 <w:rFonts w:ascii="BRH Devanagari Extra" w:hAnsi="BRH Devanagari Extra" w:cs="BRH Devanagari Extra"/>
@@ -2475,60 +2407,26 @@
               </w:rPr>
               <w:t>xÉÑ</w:t>
             </w:r>
-            <w:proofErr w:type="spellEnd"/>
-            <w:r>
-              <w:rPr>
-                <w:rFonts w:ascii="BRH Malayalam Extra" w:hAnsi="BRH Malayalam Extra" w:cs="BRH Devanagari Extra"/>
-                <w:b/>
-                <w:color w:val="000000"/>
-                <w:sz w:val="32"/>
-                <w:szCs w:val="40"/>
-                <w:lang w:bidi="ml-IN"/>
-              </w:rPr>
-              <w:t>–</w:t>
-            </w:r>
-            <w:r>
-              <w:rPr>
-                <w:rFonts w:ascii="BRH Devanagari Extra" w:hAnsi="BRH Devanagari Extra" w:cs="BRH Devanagari Extra"/>
-                <w:color w:val="000000"/>
-                <w:sz w:val="40"/>
-                <w:szCs w:val="40"/>
-                <w:lang w:bidi="ml-IN"/>
-              </w:rPr>
-              <w:t xml:space="preserve">UÉ </w:t>
-            </w:r>
-            <w:proofErr w:type="spellStart"/>
-            <w:r>
-              <w:rPr>
-                <w:rFonts w:ascii="BRH Devanagari Extra" w:hAnsi="BRH Devanagari Extra" w:cs="BRH Devanagari Extra"/>
-                <w:color w:val="000000"/>
-                <w:sz w:val="40"/>
-                <w:szCs w:val="40"/>
-                <w:lang w:bidi="ml-IN"/>
-              </w:rPr>
-              <w:t>CÌiÉþ</w:t>
-            </w:r>
-            <w:proofErr w:type="spellEnd"/>
-            <w:r>
-              <w:rPr>
-                <w:rFonts w:ascii="BRH Devanagari Extra" w:hAnsi="BRH Devanagari Extra" w:cs="BRH Devanagari Extra"/>
-                <w:color w:val="000000"/>
-                <w:sz w:val="40"/>
-                <w:szCs w:val="40"/>
-                <w:lang w:bidi="ml-IN"/>
-              </w:rPr>
-              <w:t xml:space="preserve"> </w:t>
-            </w:r>
-            <w:proofErr w:type="spellStart"/>
-            <w:r>
-              <w:rPr>
-                <w:rFonts w:ascii="BRH Devanagari Extra" w:hAnsi="BRH Devanagari Extra" w:cs="BRH Devanagari Extra"/>
-                <w:color w:val="000000"/>
-                <w:sz w:val="40"/>
-                <w:szCs w:val="40"/>
-                <w:lang w:bidi="ml-IN"/>
-              </w:rPr>
-              <w:t>S</w:t>
+            <w:r>
+              <w:rPr>
+                <w:rFonts w:ascii="BRH Malayalam Extra" w:hAnsi="BRH Malayalam Extra" w:cs="BRH Devanagari Extra"/>
+                <w:b/>
+                <w:color w:val="000000"/>
+                <w:sz w:val="32"/>
+                <w:szCs w:val="40"/>
+                <w:lang w:bidi="ml-IN"/>
+              </w:rPr>
+              <w:t>–</w:t>
+            </w:r>
+            <w:r>
+              <w:rPr>
+                <w:rFonts w:ascii="BRH Devanagari Extra" w:hAnsi="BRH Devanagari Extra" w:cs="BRH Devanagari Extra"/>
+                <w:color w:val="000000"/>
+                <w:sz w:val="40"/>
+                <w:szCs w:val="40"/>
+                <w:lang w:bidi="ml-IN"/>
+              </w:rPr>
+              <w:t>UÉ CÌiÉþ S</w:t>
             </w:r>
             <w:r>
               <w:rPr>
@@ -2548,31 +2446,19 @@
                 <w:szCs w:val="40"/>
                 <w:lang w:bidi="ml-IN"/>
               </w:rPr>
-              <w:t>uÉ</w:t>
-            </w:r>
-            <w:proofErr w:type="spellEnd"/>
-            <w:r>
-              <w:rPr>
-                <w:rFonts w:ascii="BRH Devanagari Extra" w:hAnsi="BRH Devanagari Extra" w:cs="BRH Devanagari Extra"/>
-                <w:color w:val="000000"/>
-                <w:sz w:val="40"/>
-                <w:szCs w:val="40"/>
-                <w:lang w:bidi="ml-IN"/>
-              </w:rPr>
-              <w:t xml:space="preserve"> - A</w:t>
-            </w:r>
-            <w:r>
-              <w:rPr>
-                <w:rFonts w:ascii="BRH Malayalam Extra" w:hAnsi="BRH Malayalam Extra" w:cs="BRH Devanagari Extra"/>
-                <w:b/>
-                <w:color w:val="000000"/>
-                <w:sz w:val="32"/>
-                <w:szCs w:val="40"/>
-                <w:lang w:bidi="ml-IN"/>
-              </w:rPr>
-              <w:t>–</w:t>
-            </w:r>
-            <w:proofErr w:type="spellStart"/>
+              <w:t>uÉ - A</w:t>
+            </w:r>
+            <w:r>
+              <w:rPr>
+                <w:rFonts w:ascii="BRH Malayalam Extra" w:hAnsi="BRH Malayalam Extra" w:cs="BRH Devanagari Extra"/>
+                <w:b/>
+                <w:color w:val="000000"/>
+                <w:sz w:val="32"/>
+                <w:szCs w:val="40"/>
+                <w:lang w:bidi="ml-IN"/>
+              </w:rPr>
+              <w:t>–</w:t>
+            </w:r>
             <w:r>
               <w:rPr>
                 <w:rFonts w:ascii="BRH Devanagari Extra" w:hAnsi="BRH Devanagari Extra" w:cs="BRH Devanagari Extra"/>
@@ -2583,7 +2469,6 @@
               </w:rPr>
               <w:t>xÉÑ</w:t>
             </w:r>
-            <w:proofErr w:type="spellEnd"/>
             <w:r>
               <w:rPr>
                 <w:rFonts w:ascii="BRH Malayalam Extra" w:hAnsi="BRH Malayalam Extra" w:cs="BRH Devanagari Extra"/>
@@ -2626,7 +2511,6 @@
                 <w:lang w:bidi="ml-IN"/>
               </w:rPr>
             </w:pPr>
-            <w:proofErr w:type="spellStart"/>
             <w:r>
               <w:rPr>
                 <w:rFonts w:ascii="BRH Devanagari Extra" w:hAnsi="BRH Devanagari Extra" w:cs="BRH Devanagari Extra"/>
@@ -2647,19 +2531,17 @@
               </w:rPr>
               <w:t>å</w:t>
             </w:r>
-            <w:proofErr w:type="spellEnd"/>
-            <w:r>
-              <w:rPr>
-                <w:rFonts w:ascii="BRH Malayalam Extra" w:hAnsi="BRH Malayalam Extra" w:cs="BRH Devanagari Extra"/>
-                <w:b/>
-                <w:color w:val="000000"/>
-                <w:sz w:val="32"/>
-                <w:szCs w:val="40"/>
-                <w:lang w:bidi="ml-IN"/>
-              </w:rPr>
-              <w:t>–</w:t>
-            </w:r>
-            <w:proofErr w:type="spellStart"/>
+            <w:r>
+              <w:rPr>
+                <w:rFonts w:ascii="BRH Malayalam Extra" w:hAnsi="BRH Malayalam Extra" w:cs="BRH Devanagari Extra"/>
+                <w:b/>
+                <w:color w:val="000000"/>
+                <w:sz w:val="32"/>
+                <w:szCs w:val="40"/>
+                <w:lang w:bidi="ml-IN"/>
+              </w:rPr>
+              <w:t>–</w:t>
+            </w:r>
             <w:r>
               <w:rPr>
                 <w:rFonts w:ascii="BRH Devanagari Extra" w:hAnsi="BRH Devanagari Extra" w:cs="BRH Devanagari Extra"/>
@@ -2681,19 +2563,17 @@
               </w:rPr>
               <w:t>É</w:t>
             </w:r>
-            <w:proofErr w:type="spellEnd"/>
-            <w:r>
-              <w:rPr>
-                <w:rFonts w:ascii="BRH Malayalam Extra" w:hAnsi="BRH Malayalam Extra" w:cs="BRH Devanagari Extra"/>
-                <w:b/>
-                <w:color w:val="000000"/>
-                <w:sz w:val="32"/>
-                <w:szCs w:val="40"/>
-                <w:lang w:bidi="ml-IN"/>
-              </w:rPr>
-              <w:t>–</w:t>
-            </w:r>
-            <w:proofErr w:type="spellStart"/>
+            <w:r>
+              <w:rPr>
+                <w:rFonts w:ascii="BRH Malayalam Extra" w:hAnsi="BRH Malayalam Extra" w:cs="BRH Devanagari Extra"/>
+                <w:b/>
+                <w:color w:val="000000"/>
+                <w:sz w:val="32"/>
+                <w:szCs w:val="40"/>
+                <w:lang w:bidi="ml-IN"/>
+              </w:rPr>
+              <w:t>–</w:t>
+            </w:r>
             <w:r>
               <w:rPr>
                 <w:rFonts w:ascii="BRH Devanagari Extra" w:hAnsi="BRH Devanagari Extra" w:cs="BRH Devanagari Extra"/>
@@ -2704,60 +2584,26 @@
               </w:rPr>
               <w:t>xÉÑ</w:t>
             </w:r>
-            <w:proofErr w:type="spellEnd"/>
-            <w:r>
-              <w:rPr>
-                <w:rFonts w:ascii="BRH Malayalam Extra" w:hAnsi="BRH Malayalam Extra" w:cs="BRH Devanagari Extra"/>
-                <w:b/>
-                <w:color w:val="000000"/>
-                <w:sz w:val="32"/>
-                <w:szCs w:val="40"/>
-                <w:lang w:bidi="ml-IN"/>
-              </w:rPr>
-              <w:t>–</w:t>
-            </w:r>
-            <w:r>
-              <w:rPr>
-                <w:rFonts w:ascii="BRH Devanagari Extra" w:hAnsi="BRH Devanagari Extra" w:cs="BRH Devanagari Extra"/>
-                <w:color w:val="000000"/>
-                <w:sz w:val="40"/>
-                <w:szCs w:val="40"/>
-                <w:lang w:bidi="ml-IN"/>
-              </w:rPr>
-              <w:t xml:space="preserve">UÉ </w:t>
-            </w:r>
-            <w:proofErr w:type="spellStart"/>
-            <w:r>
-              <w:rPr>
-                <w:rFonts w:ascii="BRH Devanagari Extra" w:hAnsi="BRH Devanagari Extra" w:cs="BRH Devanagari Extra"/>
-                <w:color w:val="000000"/>
-                <w:sz w:val="40"/>
-                <w:szCs w:val="40"/>
-                <w:lang w:bidi="ml-IN"/>
-              </w:rPr>
-              <w:t>CÌiÉþ</w:t>
-            </w:r>
-            <w:proofErr w:type="spellEnd"/>
-            <w:r>
-              <w:rPr>
-                <w:rFonts w:ascii="BRH Devanagari Extra" w:hAnsi="BRH Devanagari Extra" w:cs="BRH Devanagari Extra"/>
-                <w:color w:val="000000"/>
-                <w:sz w:val="40"/>
-                <w:szCs w:val="40"/>
-                <w:lang w:bidi="ml-IN"/>
-              </w:rPr>
-              <w:t xml:space="preserve"> </w:t>
-            </w:r>
-            <w:proofErr w:type="spellStart"/>
-            <w:r>
-              <w:rPr>
-                <w:rFonts w:ascii="BRH Devanagari Extra" w:hAnsi="BRH Devanagari Extra" w:cs="BRH Devanagari Extra"/>
-                <w:color w:val="000000"/>
-                <w:sz w:val="40"/>
-                <w:szCs w:val="40"/>
-                <w:lang w:bidi="ml-IN"/>
-              </w:rPr>
-              <w:t>S</w:t>
+            <w:r>
+              <w:rPr>
+                <w:rFonts w:ascii="BRH Malayalam Extra" w:hAnsi="BRH Malayalam Extra" w:cs="BRH Devanagari Extra"/>
+                <w:b/>
+                <w:color w:val="000000"/>
+                <w:sz w:val="32"/>
+                <w:szCs w:val="40"/>
+                <w:lang w:bidi="ml-IN"/>
+              </w:rPr>
+              <w:t>–</w:t>
+            </w:r>
+            <w:r>
+              <w:rPr>
+                <w:rFonts w:ascii="BRH Devanagari Extra" w:hAnsi="BRH Devanagari Extra" w:cs="BRH Devanagari Extra"/>
+                <w:color w:val="000000"/>
+                <w:sz w:val="40"/>
+                <w:szCs w:val="40"/>
+                <w:lang w:bidi="ml-IN"/>
+              </w:rPr>
+              <w:t>UÉ CÌiÉþ S</w:t>
             </w:r>
             <w:r>
               <w:rPr>
@@ -2777,31 +2623,19 @@
                 <w:szCs w:val="40"/>
                 <w:lang w:bidi="ml-IN"/>
               </w:rPr>
-              <w:t>uÉ</w:t>
-            </w:r>
-            <w:proofErr w:type="spellEnd"/>
-            <w:r>
-              <w:rPr>
-                <w:rFonts w:ascii="BRH Devanagari Extra" w:hAnsi="BRH Devanagari Extra" w:cs="BRH Devanagari Extra"/>
-                <w:color w:val="000000"/>
-                <w:sz w:val="40"/>
-                <w:szCs w:val="40"/>
-                <w:lang w:bidi="ml-IN"/>
-              </w:rPr>
-              <w:t xml:space="preserve"> - A</w:t>
-            </w:r>
-            <w:r>
-              <w:rPr>
-                <w:rFonts w:ascii="BRH Malayalam Extra" w:hAnsi="BRH Malayalam Extra" w:cs="BRH Devanagari Extra"/>
-                <w:b/>
-                <w:color w:val="000000"/>
-                <w:sz w:val="32"/>
-                <w:szCs w:val="40"/>
-                <w:lang w:bidi="ml-IN"/>
-              </w:rPr>
-              <w:t>–</w:t>
-            </w:r>
-            <w:proofErr w:type="spellStart"/>
+              <w:t>uÉ - A</w:t>
+            </w:r>
+            <w:r>
+              <w:rPr>
+                <w:rFonts w:ascii="BRH Malayalam Extra" w:hAnsi="BRH Malayalam Extra" w:cs="BRH Devanagari Extra"/>
+                <w:b/>
+                <w:color w:val="000000"/>
+                <w:sz w:val="32"/>
+                <w:szCs w:val="40"/>
+                <w:lang w:bidi="ml-IN"/>
+              </w:rPr>
+              <w:t>–</w:t>
+            </w:r>
             <w:r>
               <w:rPr>
                 <w:rFonts w:ascii="BRH Devanagari Extra" w:hAnsi="BRH Devanagari Extra" w:cs="BRH Devanagari Extra"/>
@@ -2812,7 +2646,6 @@
               </w:rPr>
               <w:t>xÉÑ</w:t>
             </w:r>
-            <w:proofErr w:type="spellEnd"/>
             <w:r>
               <w:rPr>
                 <w:rFonts w:ascii="BRH Malayalam Extra" w:hAnsi="BRH Malayalam Extra" w:cs="BRH Devanagari Extra"/>
@@ -3174,7 +3007,6 @@
               </w:rPr>
               <w:t xml:space="preserve">CirÉþlÉÑ - xiÉÑpÉþÈ | </w:t>
             </w:r>
-            <w:proofErr w:type="spellStart"/>
             <w:r>
               <w:rPr>
                 <w:rFonts w:ascii="BRH Devanagari Extra" w:hAnsi="BRH Devanagari Extra" w:cs="BRH Devanagari Extra"/>
@@ -3185,39 +3017,26 @@
               </w:rPr>
               <w:t>iÉxqÉÉ</w:t>
             </w:r>
-            <w:proofErr w:type="spellEnd"/>
-            <w:r>
-              <w:rPr>
-                <w:rFonts w:ascii="BRH Malayalam Extra" w:hAnsi="BRH Malayalam Extra" w:cs="BRH Devanagari Extra"/>
-                <w:b/>
-                <w:color w:val="000000"/>
-                <w:sz w:val="32"/>
-                <w:szCs w:val="40"/>
-                <w:lang w:bidi="ml-IN"/>
-              </w:rPr>
-              <w:t>–</w:t>
-            </w:r>
-            <w:proofErr w:type="spellStart"/>
-            <w:r>
-              <w:rPr>
-                <w:rFonts w:ascii="BRH Devanagari Extra" w:hAnsi="BRH Devanagari Extra" w:cs="BRH Devanagari Extra"/>
-                <w:color w:val="000000"/>
-                <w:sz w:val="40"/>
-                <w:szCs w:val="40"/>
-                <w:lang w:bidi="ml-IN"/>
-              </w:rPr>
-              <w:t>SµÉþÈ</w:t>
-            </w:r>
-            <w:proofErr w:type="spellEnd"/>
-            <w:r>
-              <w:rPr>
-                <w:rFonts w:ascii="BRH Devanagari Extra" w:hAnsi="BRH Devanagari Extra" w:cs="BRH Devanagari Extra"/>
-                <w:color w:val="000000"/>
-                <w:sz w:val="40"/>
-                <w:szCs w:val="40"/>
-                <w:lang w:bidi="ml-IN"/>
-              </w:rPr>
-              <w:t xml:space="preserve"> |</w:t>
+            <w:r>
+              <w:rPr>
+                <w:rFonts w:ascii="BRH Malayalam Extra" w:hAnsi="BRH Malayalam Extra" w:cs="BRH Devanagari Extra"/>
+                <w:b/>
+                <w:color w:val="000000"/>
+                <w:sz w:val="32"/>
+                <w:szCs w:val="40"/>
+                <w:lang w:bidi="ml-IN"/>
+              </w:rPr>
+              <w:t>–</w:t>
+            </w:r>
+            <w:r>
+              <w:rPr>
+                <w:rFonts w:ascii="BRH Devanagari Extra" w:hAnsi="BRH Devanagari Extra" w:cs="BRH Devanagari Extra"/>
+                <w:color w:val="000000"/>
+                <w:sz w:val="40"/>
+                <w:szCs w:val="40"/>
+                <w:lang w:bidi="ml-IN"/>
+              </w:rPr>
+              <w:t>SµÉþÈ |</w:t>
             </w:r>
           </w:p>
         </w:tc>
@@ -3414,7 +3233,6 @@
               </w:rPr>
               <w:t xml:space="preserve">CirÉþlÉÑ - xiÉÑpÉþÈ | </w:t>
             </w:r>
-            <w:proofErr w:type="spellStart"/>
             <w:r>
               <w:rPr>
                 <w:rFonts w:ascii="BRH Devanagari Extra" w:hAnsi="BRH Devanagari Extra" w:cs="BRH Devanagari Extra"/>
@@ -3425,39 +3243,26 @@
               </w:rPr>
               <w:t>iÉxqÉÉ</w:t>
             </w:r>
-            <w:proofErr w:type="spellEnd"/>
-            <w:r>
-              <w:rPr>
-                <w:rFonts w:ascii="BRH Malayalam Extra" w:hAnsi="BRH Malayalam Extra" w:cs="BRH Devanagari Extra"/>
-                <w:b/>
-                <w:color w:val="000000"/>
-                <w:sz w:val="32"/>
-                <w:szCs w:val="40"/>
-                <w:lang w:bidi="ml-IN"/>
-              </w:rPr>
-              <w:t>–</w:t>
-            </w:r>
-            <w:proofErr w:type="spellStart"/>
-            <w:r>
-              <w:rPr>
-                <w:rFonts w:ascii="BRH Devanagari Extra" w:hAnsi="BRH Devanagari Extra" w:cs="BRH Devanagari Extra"/>
-                <w:color w:val="000000"/>
-                <w:sz w:val="40"/>
-                <w:szCs w:val="40"/>
-                <w:lang w:bidi="ml-IN"/>
-              </w:rPr>
-              <w:t>SµÉþÈ</w:t>
-            </w:r>
-            <w:proofErr w:type="spellEnd"/>
-            <w:r>
-              <w:rPr>
-                <w:rFonts w:ascii="BRH Devanagari Extra" w:hAnsi="BRH Devanagari Extra" w:cs="BRH Devanagari Extra"/>
-                <w:color w:val="000000"/>
-                <w:sz w:val="40"/>
-                <w:szCs w:val="40"/>
-                <w:lang w:bidi="ml-IN"/>
-              </w:rPr>
-              <w:t xml:space="preserve"> |</w:t>
+            <w:r>
+              <w:rPr>
+                <w:rFonts w:ascii="BRH Malayalam Extra" w:hAnsi="BRH Malayalam Extra" w:cs="BRH Devanagari Extra"/>
+                <w:b/>
+                <w:color w:val="000000"/>
+                <w:sz w:val="32"/>
+                <w:szCs w:val="40"/>
+                <w:lang w:bidi="ml-IN"/>
+              </w:rPr>
+              <w:t>–</w:t>
+            </w:r>
+            <w:r>
+              <w:rPr>
+                <w:rFonts w:ascii="BRH Devanagari Extra" w:hAnsi="BRH Devanagari Extra" w:cs="BRH Devanagari Extra"/>
+                <w:color w:val="000000"/>
+                <w:sz w:val="40"/>
+                <w:szCs w:val="40"/>
+                <w:lang w:bidi="ml-IN"/>
+              </w:rPr>
+              <w:t>SµÉþÈ |</w:t>
             </w:r>
           </w:p>
         </w:tc>
@@ -3634,7 +3439,6 @@
                 <w:lang w:eastAsia="en-IN" w:bidi="ml-IN"/>
               </w:rPr>
             </w:pPr>
-            <w:proofErr w:type="spellStart"/>
             <w:r>
               <w:rPr>
                 <w:rFonts w:ascii="BRH Devanagari Extra" w:hAnsi="BRH Devanagari Extra" w:cs="BRH Devanagari Extra"/>
@@ -3645,74 +3449,38 @@
               </w:rPr>
               <w:t>rÉÎxqÉ</w:t>
             </w:r>
-            <w:proofErr w:type="spellEnd"/>
-            <w:r>
-              <w:rPr>
-                <w:rFonts w:ascii="BRH Malayalam Extra" w:hAnsi="BRH Malayalam Extra" w:cs="BRH Devanagari Extra"/>
-                <w:b/>
-                <w:color w:val="000000"/>
-                <w:sz w:val="32"/>
-                <w:szCs w:val="40"/>
-                <w:lang w:bidi="ml-IN"/>
-              </w:rPr>
-              <w:t>–</w:t>
-            </w:r>
-            <w:r>
-              <w:rPr>
-                <w:rFonts w:ascii="BRH Devanagari Extra" w:hAnsi="BRH Devanagari Extra" w:cs="BRH Devanagari Extra"/>
-                <w:color w:val="000000"/>
-                <w:sz w:val="40"/>
-                <w:szCs w:val="40"/>
-                <w:lang w:bidi="ml-IN"/>
-              </w:rPr>
-              <w:t xml:space="preserve">³ÉµÉþÈ | </w:t>
-            </w:r>
-            <w:proofErr w:type="spellStart"/>
-            <w:r>
-              <w:rPr>
-                <w:rFonts w:ascii="BRH Devanagari Extra" w:hAnsi="BRH Devanagari Extra" w:cs="BRH Devanagari Extra"/>
-                <w:color w:val="000000"/>
-                <w:sz w:val="40"/>
-                <w:szCs w:val="40"/>
-                <w:lang w:bidi="ml-IN"/>
-              </w:rPr>
-              <w:t>AµÉþ</w:t>
-            </w:r>
-            <w:proofErr w:type="spellEnd"/>
-            <w:r>
-              <w:rPr>
-                <w:rFonts w:ascii="BRH Devanagari Extra" w:hAnsi="BRH Devanagari Extra" w:cs="BRH Devanagari Extra"/>
-                <w:color w:val="000000"/>
-                <w:sz w:val="40"/>
-                <w:szCs w:val="40"/>
-                <w:lang w:bidi="ml-IN"/>
-              </w:rPr>
-              <w:t xml:space="preserve"> </w:t>
-            </w:r>
-            <w:proofErr w:type="spellStart"/>
-            <w:r>
-              <w:rPr>
-                <w:rFonts w:ascii="BRH Devanagari Extra" w:hAnsi="BRH Devanagari Extra" w:cs="BRH Devanagari Extra"/>
-                <w:color w:val="000000"/>
-                <w:sz w:val="40"/>
-                <w:szCs w:val="40"/>
-                <w:lang w:bidi="ml-IN"/>
-              </w:rPr>
-              <w:t>AÉsÉ</w:t>
-            </w:r>
-            <w:proofErr w:type="spellEnd"/>
-            <w:r>
-              <w:rPr>
-                <w:rFonts w:ascii="BRH Malayalam Extra" w:hAnsi="BRH Malayalam Extra" w:cs="BRH Devanagari Extra"/>
-                <w:b/>
-                <w:color w:val="000000"/>
-                <w:sz w:val="32"/>
-                <w:szCs w:val="40"/>
-                <w:lang w:bidi="ml-IN"/>
-              </w:rPr>
-              <w:t>–</w:t>
-            </w:r>
-            <w:proofErr w:type="spellStart"/>
+            <w:r>
+              <w:rPr>
+                <w:rFonts w:ascii="BRH Malayalam Extra" w:hAnsi="BRH Malayalam Extra" w:cs="BRH Devanagari Extra"/>
+                <w:b/>
+                <w:color w:val="000000"/>
+                <w:sz w:val="32"/>
+                <w:szCs w:val="40"/>
+                <w:lang w:bidi="ml-IN"/>
+              </w:rPr>
+              <w:t>–</w:t>
+            </w:r>
+            <w:r>
+              <w:rPr>
+                <w:rFonts w:ascii="BRH Devanagari Extra" w:hAnsi="BRH Devanagari Extra" w:cs="BRH Devanagari Extra"/>
+                <w:color w:val="000000"/>
+                <w:sz w:val="40"/>
+                <w:szCs w:val="40"/>
+                <w:lang w:bidi="ml-IN"/>
+              </w:rPr>
+              <w:t>³ÉµÉþÈ | AµÉþ AÉsÉ</w:t>
+            </w:r>
+            <w:r>
+              <w:rPr>
+                <w:rFonts w:ascii="BRH Malayalam Extra" w:hAnsi="BRH Malayalam Extra" w:cs="BRH Devanagari Extra"/>
+                <w:b/>
+                <w:color w:val="000000"/>
+                <w:sz w:val="32"/>
+                <w:szCs w:val="40"/>
+                <w:lang w:bidi="ml-IN"/>
+              </w:rPr>
+              <w:t>–</w:t>
+            </w:r>
             <w:r>
               <w:rPr>
                 <w:rFonts w:ascii="BRH Devanagari Extra" w:hAnsi="BRH Devanagari Extra" w:cs="BRH Devanagari Extra"/>
@@ -3742,18 +3510,7 @@
                 <w:szCs w:val="40"/>
                 <w:lang w:bidi="ml-IN"/>
               </w:rPr>
-              <w:t>þ</w:t>
-            </w:r>
-            <w:proofErr w:type="spellEnd"/>
-            <w:r>
-              <w:rPr>
-                <w:rFonts w:ascii="BRH Devanagari Extra" w:hAnsi="BRH Devanagari Extra" w:cs="BRH Devanagari Extra"/>
-                <w:color w:val="000000"/>
-                <w:sz w:val="40"/>
-                <w:szCs w:val="40"/>
-                <w:lang w:bidi="ml-IN"/>
-              </w:rPr>
-              <w:t xml:space="preserve"> |</w:t>
+              <w:t>þ |</w:t>
             </w:r>
           </w:p>
         </w:tc>
@@ -3776,7 +3533,6 @@
                 <w:lang w:eastAsia="en-IN" w:bidi="ml-IN"/>
               </w:rPr>
             </w:pPr>
-            <w:proofErr w:type="spellStart"/>
             <w:r>
               <w:rPr>
                 <w:rFonts w:ascii="BRH Devanagari Extra" w:hAnsi="BRH Devanagari Extra" w:cs="BRH Devanagari Extra"/>
@@ -3787,74 +3543,38 @@
               </w:rPr>
               <w:t>rÉÎxqÉ</w:t>
             </w:r>
-            <w:proofErr w:type="spellEnd"/>
-            <w:r>
-              <w:rPr>
-                <w:rFonts w:ascii="BRH Malayalam Extra" w:hAnsi="BRH Malayalam Extra" w:cs="BRH Devanagari Extra"/>
-                <w:b/>
-                <w:color w:val="000000"/>
-                <w:sz w:val="32"/>
-                <w:szCs w:val="40"/>
-                <w:lang w:bidi="ml-IN"/>
-              </w:rPr>
-              <w:t>–</w:t>
-            </w:r>
-            <w:r>
-              <w:rPr>
-                <w:rFonts w:ascii="BRH Devanagari Extra" w:hAnsi="BRH Devanagari Extra" w:cs="BRH Devanagari Extra"/>
-                <w:color w:val="000000"/>
-                <w:sz w:val="40"/>
-                <w:szCs w:val="40"/>
-                <w:lang w:bidi="ml-IN"/>
-              </w:rPr>
-              <w:t xml:space="preserve">³ÉµÉþÈ | </w:t>
-            </w:r>
-            <w:proofErr w:type="spellStart"/>
-            <w:r>
-              <w:rPr>
-                <w:rFonts w:ascii="BRH Devanagari Extra" w:hAnsi="BRH Devanagari Extra" w:cs="BRH Devanagari Extra"/>
-                <w:color w:val="000000"/>
-                <w:sz w:val="40"/>
-                <w:szCs w:val="40"/>
-                <w:lang w:bidi="ml-IN"/>
-              </w:rPr>
-              <w:t>AµÉþ</w:t>
-            </w:r>
-            <w:proofErr w:type="spellEnd"/>
-            <w:r>
-              <w:rPr>
-                <w:rFonts w:ascii="BRH Devanagari Extra" w:hAnsi="BRH Devanagari Extra" w:cs="BRH Devanagari Extra"/>
-                <w:color w:val="000000"/>
-                <w:sz w:val="40"/>
-                <w:szCs w:val="40"/>
-                <w:lang w:bidi="ml-IN"/>
-              </w:rPr>
-              <w:t xml:space="preserve"> </w:t>
-            </w:r>
-            <w:proofErr w:type="spellStart"/>
-            <w:r>
-              <w:rPr>
-                <w:rFonts w:ascii="BRH Devanagari Extra" w:hAnsi="BRH Devanagari Extra" w:cs="BRH Devanagari Extra"/>
-                <w:color w:val="000000"/>
-                <w:sz w:val="40"/>
-                <w:szCs w:val="40"/>
-                <w:lang w:bidi="ml-IN"/>
-              </w:rPr>
-              <w:t>AÉsÉ</w:t>
-            </w:r>
-            <w:proofErr w:type="spellEnd"/>
-            <w:r>
-              <w:rPr>
-                <w:rFonts w:ascii="BRH Malayalam Extra" w:hAnsi="BRH Malayalam Extra" w:cs="BRH Devanagari Extra"/>
-                <w:b/>
-                <w:color w:val="000000"/>
-                <w:sz w:val="32"/>
-                <w:szCs w:val="40"/>
-                <w:lang w:bidi="ml-IN"/>
-              </w:rPr>
-              <w:t>–</w:t>
-            </w:r>
-            <w:proofErr w:type="spellStart"/>
+            <w:r>
+              <w:rPr>
+                <w:rFonts w:ascii="BRH Malayalam Extra" w:hAnsi="BRH Malayalam Extra" w:cs="BRH Devanagari Extra"/>
+                <w:b/>
+                <w:color w:val="000000"/>
+                <w:sz w:val="32"/>
+                <w:szCs w:val="40"/>
+                <w:lang w:bidi="ml-IN"/>
+              </w:rPr>
+              <w:t>–</w:t>
+            </w:r>
+            <w:r>
+              <w:rPr>
+                <w:rFonts w:ascii="BRH Devanagari Extra" w:hAnsi="BRH Devanagari Extra" w:cs="BRH Devanagari Extra"/>
+                <w:color w:val="000000"/>
+                <w:sz w:val="40"/>
+                <w:szCs w:val="40"/>
+                <w:lang w:bidi="ml-IN"/>
+              </w:rPr>
+              <w:t>³ÉµÉþÈ | AµÉþ AÉsÉ</w:t>
+            </w:r>
+            <w:r>
+              <w:rPr>
+                <w:rFonts w:ascii="BRH Malayalam Extra" w:hAnsi="BRH Malayalam Extra" w:cs="BRH Devanagari Extra"/>
+                <w:b/>
+                <w:color w:val="000000"/>
+                <w:sz w:val="32"/>
+                <w:szCs w:val="40"/>
+                <w:lang w:bidi="ml-IN"/>
+              </w:rPr>
+              <w:t>–</w:t>
+            </w:r>
             <w:r>
               <w:rPr>
                 <w:rFonts w:ascii="BRH Devanagari Extra" w:hAnsi="BRH Devanagari Extra" w:cs="BRH Devanagari Extra"/>
@@ -3886,7 +3606,6 @@
               </w:rPr>
               <w:t>å</w:t>
             </w:r>
-            <w:proofErr w:type="spellEnd"/>
             <w:r>
               <w:rPr>
                 <w:rFonts w:ascii="BRH Devanagari Extra" w:hAnsi="BRH Devanagari Extra" w:cs="BRH Devanagari Extra"/>
@@ -4352,7 +4071,6 @@
               </w:rPr>
               <w:t>–</w:t>
             </w:r>
-            <w:proofErr w:type="spellStart"/>
             <w:r>
               <w:rPr>
                 <w:rFonts w:ascii="BRH Devanagari Extra" w:hAnsi="BRH Devanagari Extra" w:cs="BRH Devanagari Extra"/>
@@ -4384,7 +4102,6 @@
               </w:rPr>
               <w:t>å</w:t>
             </w:r>
-            <w:proofErr w:type="spellEnd"/>
             <w:r>
               <w:rPr>
                 <w:rFonts w:ascii="BRH Devanagari Extra" w:hAnsi="BRH Devanagari Extra" w:cs="BRH Devanagari Extra"/>
@@ -4436,7 +4153,6 @@
               </w:rPr>
               <w:t>–</w:t>
             </w:r>
-            <w:proofErr w:type="spellStart"/>
             <w:r>
               <w:rPr>
                 <w:rFonts w:ascii="BRH Devanagari Extra" w:hAnsi="BRH Devanagari Extra" w:cs="BRH Devanagari Extra"/>
@@ -4468,7 +4184,6 @@
               </w:rPr>
               <w:t>å</w:t>
             </w:r>
-            <w:proofErr w:type="spellEnd"/>
             <w:r>
               <w:rPr>
                 <w:rFonts w:ascii="BRH Devanagari Extra" w:hAnsi="BRH Devanagari Extra" w:cs="BRH Devanagari Extra"/>
@@ -4485,9 +4200,40 @@
     </w:tbl>
     <w:p>
       <w:pPr>
-        <w:pBdr>
-          <w:bottom w:val="double" w:sz="6" w:space="1" w:color="auto"/>
-        </w:pBdr>
+        <w:jc w:val="center"/>
+        <w:rPr>
+          <w:b/>
+          <w:bCs/>
+          <w:sz w:val="32"/>
+          <w:szCs w:val="32"/>
+          <w:u w:val="single"/>
+        </w:rPr>
+      </w:pPr>
+      <w:r>
+        <w:rPr>
+          <w:b/>
+          <w:bCs/>
+          <w:sz w:val="32"/>
+          <w:szCs w:val="32"/>
+          <w:u w:val="single"/>
+        </w:rPr>
+        <w:t>===========</w:t>
+      </w:r>
+    </w:p>
+    <w:p>
+      <w:pPr>
+        <w:jc w:val="center"/>
+        <w:rPr>
+          <w:b/>
+          <w:bCs/>
+          <w:sz w:val="32"/>
+          <w:szCs w:val="32"/>
+          <w:u w:val="single"/>
+        </w:rPr>
+      </w:pPr>
+    </w:p>
+    <w:p>
+      <w:pPr>
         <w:jc w:val="center"/>
         <w:rPr>
           <w:b/>
@@ -4541,6 +4287,7 @@
           <w:szCs w:val="32"/>
           <w:u w:val="single"/>
         </w:rPr>
+        <w:lastRenderedPageBreak/>
         <w:t xml:space="preserve">TS </w:t>
       </w:r>
       <w:r>
@@ -4689,7 +4436,6 @@
                 <w:sz w:val="32"/>
                 <w:szCs w:val="32"/>
               </w:rPr>
-              <w:lastRenderedPageBreak/>
               <w:t>Section, Paragraph</w:t>
             </w:r>
           </w:p>
@@ -4933,7 +4679,6 @@
                 <w:szCs w:val="40"/>
               </w:rPr>
             </w:pPr>
-            <w:proofErr w:type="spellStart"/>
             <w:r>
               <w:rPr>
                 <w:rFonts w:ascii="BRH Devanagari Extra" w:hAnsi="BRH Devanagari Extra" w:cs="BRH Devanagari Extra"/>
@@ -4945,7 +4690,6 @@
               </w:rPr>
               <w:t>mÉëå</w:t>
             </w:r>
-            <w:proofErr w:type="spellEnd"/>
             <w:r>
               <w:rPr>
                 <w:rFonts w:ascii="BRH Malayalam Extra" w:hAnsi="BRH Malayalam Extra" w:cs="BRH Devanagari Extra"/>
@@ -4958,40 +4702,27 @@
               </w:rPr>
               <w:t>–</w:t>
             </w:r>
-            <w:proofErr w:type="spellStart"/>
-            <w:r>
-              <w:rPr>
-                <w:rFonts w:ascii="BRH Devanagari Extra" w:hAnsi="BRH Devanagari Extra" w:cs="BRH Devanagari Extra"/>
-                <w:color w:val="000000"/>
-                <w:sz w:val="40"/>
-                <w:szCs w:val="40"/>
-                <w:lang w:bidi="ml-IN"/>
-              </w:rPr>
-              <w:t>nxÉþÌiÉ</w:t>
-            </w:r>
-            <w:proofErr w:type="spellEnd"/>
-            <w:r>
-              <w:rPr>
-                <w:rFonts w:ascii="BRH Devanagari Extra" w:hAnsi="BRH Devanagari Extra" w:cs="BRH Devanagari Extra"/>
-                <w:color w:val="000000"/>
-                <w:sz w:val="40"/>
-                <w:szCs w:val="40"/>
-                <w:lang w:bidi="ml-IN"/>
-              </w:rPr>
-              <w:t xml:space="preserve"> | D</w:t>
-            </w:r>
-            <w:r>
-              <w:rPr>
-                <w:rFonts w:ascii="BRH Malayalam Extra" w:hAnsi="BRH Malayalam Extra" w:cs="BRH Devanagari Extra"/>
-                <w:b/>
-                <w:color w:val="000000"/>
-                <w:sz w:val="32"/>
-                <w:szCs w:val="40"/>
-                <w:lang w:bidi="ml-IN"/>
-              </w:rPr>
-              <w:t>–</w:t>
-            </w:r>
-            <w:proofErr w:type="spellStart"/>
+            <w:r>
+              <w:rPr>
+                <w:rFonts w:ascii="BRH Devanagari Extra" w:hAnsi="BRH Devanagari Extra" w:cs="BRH Devanagari Extra"/>
+                <w:color w:val="000000"/>
+                <w:sz w:val="40"/>
+                <w:szCs w:val="40"/>
+                <w:lang w:bidi="ml-IN"/>
+              </w:rPr>
+              <w:t>nxÉþÌiÉ | D</w:t>
+            </w:r>
+            <w:r>
+              <w:rPr>
+                <w:rFonts w:ascii="BRH Malayalam Extra" w:hAnsi="BRH Malayalam Extra" w:cs="BRH Devanagari Extra"/>
+                <w:b/>
+                <w:color w:val="000000"/>
+                <w:sz w:val="32"/>
+                <w:szCs w:val="40"/>
+                <w:lang w:bidi="ml-IN"/>
+              </w:rPr>
+              <w:t>–</w:t>
+            </w:r>
             <w:r>
               <w:rPr>
                 <w:rFonts w:ascii="BRH Devanagari Extra" w:hAnsi="BRH Devanagari Extra" w:cs="BRH Devanagari Extra"/>
@@ -5002,19 +4733,17 @@
               </w:rPr>
               <w:t>nxÉ</w:t>
             </w:r>
-            <w:proofErr w:type="spellEnd"/>
-            <w:r>
-              <w:rPr>
-                <w:rFonts w:ascii="BRH Malayalam Extra" w:hAnsi="BRH Malayalam Extra" w:cs="BRH Devanagari Extra"/>
-                <w:b/>
-                <w:color w:val="000000"/>
-                <w:sz w:val="32"/>
-                <w:szCs w:val="40"/>
-                <w:lang w:bidi="ml-IN"/>
-              </w:rPr>
-              <w:t>–</w:t>
-            </w:r>
-            <w:proofErr w:type="spellStart"/>
+            <w:r>
+              <w:rPr>
+                <w:rFonts w:ascii="BRH Malayalam Extra" w:hAnsi="BRH Malayalam Extra" w:cs="BRH Devanagari Extra"/>
+                <w:b/>
+                <w:color w:val="000000"/>
+                <w:sz w:val="32"/>
+                <w:szCs w:val="40"/>
+                <w:lang w:bidi="ml-IN"/>
+              </w:rPr>
+              <w:t>–</w:t>
+            </w:r>
             <w:r>
               <w:rPr>
                 <w:rFonts w:ascii="BRH Devanagari Extra" w:hAnsi="BRH Devanagari Extra" w:cs="BRH Devanagari Extra"/>
@@ -5025,49 +4754,26 @@
               </w:rPr>
               <w:t>ÌiÉ</w:t>
             </w:r>
-            <w:proofErr w:type="spellEnd"/>
-            <w:r>
-              <w:rPr>
-                <w:rFonts w:ascii="BRH Malayalam Extra" w:hAnsi="BRH Malayalam Extra" w:cs="BRH Devanagari Extra"/>
-                <w:b/>
-                <w:color w:val="000000"/>
-                <w:sz w:val="32"/>
-                <w:szCs w:val="40"/>
-                <w:lang w:bidi="ml-IN"/>
-              </w:rPr>
-              <w:t>–</w:t>
-            </w:r>
-            <w:r>
-              <w:rPr>
-                <w:rFonts w:ascii="BRH Devanagari Extra" w:hAnsi="BRH Devanagari Extra" w:cs="BRH Devanagari Extra"/>
-                <w:color w:val="000000"/>
-                <w:sz w:val="40"/>
-                <w:szCs w:val="40"/>
-                <w:lang w:bidi="ml-IN"/>
-              </w:rPr>
-              <w:t xml:space="preserve"> </w:t>
-            </w:r>
-            <w:proofErr w:type="spellStart"/>
-            <w:r>
-              <w:rPr>
-                <w:rFonts w:ascii="BRH Devanagari Extra" w:hAnsi="BRH Devanagari Extra" w:cs="BRH Devanagari Extra"/>
-                <w:color w:val="000000"/>
-                <w:sz w:val="40"/>
-                <w:szCs w:val="40"/>
-                <w:lang w:bidi="ml-IN"/>
-              </w:rPr>
-              <w:t>iÉxqÉæÿ</w:t>
-            </w:r>
-            <w:proofErr w:type="spellEnd"/>
-            <w:r>
-              <w:rPr>
-                <w:rFonts w:ascii="BRH Devanagari Extra" w:hAnsi="BRH Devanagari Extra" w:cs="BRH Devanagari Extra"/>
-                <w:color w:val="000000"/>
-                <w:sz w:val="40"/>
-                <w:szCs w:val="40"/>
-                <w:lang w:bidi="ml-IN"/>
-              </w:rPr>
-              <w:t xml:space="preserve"> |</w:t>
+            <w:r>
+              <w:rPr>
+                <w:rFonts w:ascii="BRH Malayalam Extra" w:hAnsi="BRH Malayalam Extra" w:cs="BRH Devanagari Extra"/>
+                <w:b/>
+                <w:color w:val="000000"/>
+                <w:sz w:val="32"/>
+                <w:szCs w:val="40"/>
+                <w:lang w:bidi="ml-IN"/>
+              </w:rPr>
+              <w:t>–</w:t>
+            </w:r>
+            <w:r>
+              <w:rPr>
+                <w:rFonts w:ascii="BRH Devanagari Extra" w:hAnsi="BRH Devanagari Extra" w:cs="BRH Devanagari Extra"/>
+                <w:color w:val="000000"/>
+                <w:sz w:val="40"/>
+                <w:szCs w:val="40"/>
+                <w:lang w:bidi="ml-IN"/>
+              </w:rPr>
+              <w:t xml:space="preserve"> iÉxqÉæÿ |</w:t>
             </w:r>
           </w:p>
         </w:tc>
@@ -5089,7 +4795,6 @@
                 <w:szCs w:val="40"/>
               </w:rPr>
             </w:pPr>
-            <w:proofErr w:type="spellStart"/>
             <w:r>
               <w:rPr>
                 <w:rFonts w:ascii="BRH Devanagari Extra" w:hAnsi="BRH Devanagari Extra" w:cs="BRH Devanagari Extra"/>
@@ -5119,31 +4824,19 @@
                 <w:szCs w:val="40"/>
                 <w:lang w:bidi="ml-IN"/>
               </w:rPr>
-              <w:t>nxÉþÌiÉ</w:t>
-            </w:r>
-            <w:proofErr w:type="spellEnd"/>
-            <w:r>
-              <w:rPr>
-                <w:rFonts w:ascii="BRH Devanagari Extra" w:hAnsi="BRH Devanagari Extra" w:cs="BRH Devanagari Extra"/>
-                <w:color w:val="000000"/>
-                <w:sz w:val="40"/>
-                <w:szCs w:val="40"/>
-                <w:lang w:bidi="ml-IN"/>
-              </w:rPr>
-              <w:t xml:space="preserve"> | D</w:t>
-            </w:r>
-            <w:r>
-              <w:rPr>
-                <w:rFonts w:ascii="BRH Malayalam Extra" w:hAnsi="BRH Malayalam Extra" w:cs="BRH Devanagari Extra"/>
-                <w:b/>
-                <w:color w:val="000000"/>
-                <w:sz w:val="32"/>
-                <w:szCs w:val="40"/>
-                <w:lang w:bidi="ml-IN"/>
-              </w:rPr>
-              <w:t>–</w:t>
-            </w:r>
-            <w:proofErr w:type="spellStart"/>
+              <w:t>nxÉþÌiÉ | D</w:t>
+            </w:r>
+            <w:r>
+              <w:rPr>
+                <w:rFonts w:ascii="BRH Malayalam Extra" w:hAnsi="BRH Malayalam Extra" w:cs="BRH Devanagari Extra"/>
+                <w:b/>
+                <w:color w:val="000000"/>
+                <w:sz w:val="32"/>
+                <w:szCs w:val="40"/>
+                <w:lang w:bidi="ml-IN"/>
+              </w:rPr>
+              <w:t>–</w:t>
+            </w:r>
             <w:r>
               <w:rPr>
                 <w:rFonts w:ascii="BRH Devanagari Extra" w:hAnsi="BRH Devanagari Extra" w:cs="BRH Devanagari Extra"/>
@@ -5154,19 +4847,17 @@
               </w:rPr>
               <w:t>nxÉ</w:t>
             </w:r>
-            <w:proofErr w:type="spellEnd"/>
-            <w:r>
-              <w:rPr>
-                <w:rFonts w:ascii="BRH Malayalam Extra" w:hAnsi="BRH Malayalam Extra" w:cs="BRH Devanagari Extra"/>
-                <w:b/>
-                <w:color w:val="000000"/>
-                <w:sz w:val="32"/>
-                <w:szCs w:val="40"/>
-                <w:lang w:bidi="ml-IN"/>
-              </w:rPr>
-              <w:t>–</w:t>
-            </w:r>
-            <w:proofErr w:type="spellStart"/>
+            <w:r>
+              <w:rPr>
+                <w:rFonts w:ascii="BRH Malayalam Extra" w:hAnsi="BRH Malayalam Extra" w:cs="BRH Devanagari Extra"/>
+                <w:b/>
+                <w:color w:val="000000"/>
+                <w:sz w:val="32"/>
+                <w:szCs w:val="40"/>
+                <w:lang w:bidi="ml-IN"/>
+              </w:rPr>
+              <w:t>–</w:t>
+            </w:r>
             <w:r>
               <w:rPr>
                 <w:rFonts w:ascii="BRH Devanagari Extra" w:hAnsi="BRH Devanagari Extra" w:cs="BRH Devanagari Extra"/>
@@ -5177,49 +4868,26 @@
               </w:rPr>
               <w:t>ÌiÉ</w:t>
             </w:r>
-            <w:proofErr w:type="spellEnd"/>
-            <w:r>
-              <w:rPr>
-                <w:rFonts w:ascii="BRH Malayalam Extra" w:hAnsi="BRH Malayalam Extra" w:cs="BRH Devanagari Extra"/>
-                <w:b/>
-                <w:color w:val="000000"/>
-                <w:sz w:val="32"/>
-                <w:szCs w:val="40"/>
-                <w:lang w:bidi="ml-IN"/>
-              </w:rPr>
-              <w:t>–</w:t>
-            </w:r>
-            <w:r>
-              <w:rPr>
-                <w:rFonts w:ascii="BRH Devanagari Extra" w:hAnsi="BRH Devanagari Extra" w:cs="BRH Devanagari Extra"/>
-                <w:color w:val="000000"/>
-                <w:sz w:val="40"/>
-                <w:szCs w:val="40"/>
-                <w:lang w:bidi="ml-IN"/>
-              </w:rPr>
-              <w:t xml:space="preserve"> </w:t>
-            </w:r>
-            <w:proofErr w:type="spellStart"/>
-            <w:r>
-              <w:rPr>
-                <w:rFonts w:ascii="BRH Devanagari Extra" w:hAnsi="BRH Devanagari Extra" w:cs="BRH Devanagari Extra"/>
-                <w:color w:val="000000"/>
-                <w:sz w:val="40"/>
-                <w:szCs w:val="40"/>
-                <w:lang w:bidi="ml-IN"/>
-              </w:rPr>
-              <w:t>iÉxqÉæÿ</w:t>
-            </w:r>
-            <w:proofErr w:type="spellEnd"/>
-            <w:r>
-              <w:rPr>
-                <w:rFonts w:ascii="BRH Devanagari Extra" w:hAnsi="BRH Devanagari Extra" w:cs="BRH Devanagari Extra"/>
-                <w:color w:val="000000"/>
-                <w:sz w:val="40"/>
-                <w:szCs w:val="40"/>
-                <w:lang w:bidi="ml-IN"/>
-              </w:rPr>
-              <w:t xml:space="preserve"> |</w:t>
+            <w:r>
+              <w:rPr>
+                <w:rFonts w:ascii="BRH Malayalam Extra" w:hAnsi="BRH Malayalam Extra" w:cs="BRH Devanagari Extra"/>
+                <w:b/>
+                <w:color w:val="000000"/>
+                <w:sz w:val="32"/>
+                <w:szCs w:val="40"/>
+                <w:lang w:bidi="ml-IN"/>
+              </w:rPr>
+              <w:t>–</w:t>
+            </w:r>
+            <w:r>
+              <w:rPr>
+                <w:rFonts w:ascii="BRH Devanagari Extra" w:hAnsi="BRH Devanagari Extra" w:cs="BRH Devanagari Extra"/>
+                <w:color w:val="000000"/>
+                <w:sz w:val="40"/>
+                <w:szCs w:val="40"/>
+                <w:lang w:bidi="ml-IN"/>
+              </w:rPr>
+              <w:t xml:space="preserve"> iÉxqÉæÿ |</w:t>
             </w:r>
           </w:p>
         </w:tc>
@@ -5428,7 +5096,6 @@
               </w:rPr>
               <w:t>–</w:t>
             </w:r>
-            <w:proofErr w:type="spellStart"/>
             <w:r>
               <w:rPr>
                 <w:rFonts w:ascii="BRH Devanagari Extra" w:hAnsi="BRH Devanagari Extra" w:cs="BRH Devanagari Extra"/>
@@ -5457,20 +5124,8 @@
                 <w:szCs w:val="40"/>
                 <w:lang w:bidi="ml-IN"/>
               </w:rPr>
-              <w:t>hÉþ</w:t>
-            </w:r>
-            <w:proofErr w:type="spellEnd"/>
-            <w:r>
-              <w:rPr>
-                <w:rFonts w:ascii="BRH Devanagari Extra" w:hAnsi="BRH Devanagari Extra" w:cs="BRH Devanagari Extra"/>
-                <w:color w:val="000000"/>
-                <w:sz w:val="40"/>
-                <w:szCs w:val="40"/>
-                <w:lang w:bidi="ml-IN"/>
-              </w:rPr>
-              <w:t xml:space="preserve"> </w:t>
-            </w:r>
-            <w:proofErr w:type="spellStart"/>
+              <w:t xml:space="preserve">hÉþ </w:t>
+            </w:r>
             <w:r>
               <w:rPr>
                 <w:rFonts w:ascii="BRH Devanagari Extra" w:hAnsi="BRH Devanagari Extra" w:cs="BRH Devanagari Extra"/>
@@ -5510,18 +5165,7 @@
                 <w:szCs w:val="40"/>
                 <w:lang w:bidi="ml-IN"/>
               </w:rPr>
-              <w:t>ÌiÉ</w:t>
-            </w:r>
-            <w:proofErr w:type="spellEnd"/>
-            <w:r>
-              <w:rPr>
-                <w:rFonts w:ascii="BRH Devanagari Extra" w:hAnsi="BRH Devanagari Extra" w:cs="BRH Devanagari Extra"/>
-                <w:color w:val="000000"/>
-                <w:sz w:val="40"/>
-                <w:szCs w:val="40"/>
-                <w:lang w:bidi="ml-IN"/>
-              </w:rPr>
-              <w:t xml:space="preserve"> | </w:t>
+              <w:t xml:space="preserve">ÌiÉ | </w:t>
             </w:r>
           </w:p>
           <w:p>
@@ -5602,7 +5246,6 @@
               </w:rPr>
               <w:t>–</w:t>
             </w:r>
-            <w:proofErr w:type="spellStart"/>
             <w:r>
               <w:rPr>
                 <w:rFonts w:ascii="BRH Devanagari Extra" w:hAnsi="BRH Devanagari Extra" w:cs="BRH Devanagari Extra"/>
@@ -5651,31 +5294,19 @@
                 <w:szCs w:val="40"/>
                 <w:lang w:bidi="ml-IN"/>
               </w:rPr>
-              <w:t>irÉþeÉ</w:t>
-            </w:r>
-            <w:proofErr w:type="spellEnd"/>
-            <w:r>
-              <w:rPr>
-                <w:rFonts w:ascii="BRH Devanagari Extra" w:hAnsi="BRH Devanagari Extra" w:cs="BRH Devanagari Extra"/>
-                <w:color w:val="000000"/>
-                <w:sz w:val="40"/>
-                <w:szCs w:val="40"/>
-                <w:lang w:bidi="ml-IN"/>
-              </w:rPr>
-              <w:t xml:space="preserve"> - ¤ÉÏ</w:t>
-            </w:r>
-            <w:r>
-              <w:rPr>
-                <w:rFonts w:ascii="BRH Malayalam Extra" w:hAnsi="BRH Malayalam Extra" w:cs="BRH Devanagari Extra"/>
-                <w:b/>
-                <w:color w:val="000000"/>
-                <w:sz w:val="32"/>
-                <w:szCs w:val="40"/>
-                <w:lang w:bidi="ml-IN"/>
-              </w:rPr>
-              <w:t>–</w:t>
-            </w:r>
-            <w:proofErr w:type="spellStart"/>
+              <w:t>irÉþeÉ - ¤ÉÏ</w:t>
+            </w:r>
+            <w:r>
+              <w:rPr>
+                <w:rFonts w:ascii="BRH Malayalam Extra" w:hAnsi="BRH Malayalam Extra" w:cs="BRH Devanagari Extra"/>
+                <w:b/>
+                <w:color w:val="000000"/>
+                <w:sz w:val="32"/>
+                <w:szCs w:val="40"/>
+                <w:lang w:bidi="ml-IN"/>
+              </w:rPr>
+              <w:t>–</w:t>
+            </w:r>
             <w:r>
               <w:rPr>
                 <w:rFonts w:ascii="BRH Devanagari Extra" w:hAnsi="BRH Devanagari Extra" w:cs="BRH Devanagari Extra"/>
@@ -5704,18 +5335,7 @@
                 <w:szCs w:val="40"/>
                 <w:lang w:bidi="ml-IN"/>
               </w:rPr>
-              <w:t>hÉþ</w:t>
-            </w:r>
-            <w:proofErr w:type="spellEnd"/>
-            <w:r>
-              <w:rPr>
-                <w:rFonts w:ascii="BRH Devanagari Extra" w:hAnsi="BRH Devanagari Extra" w:cs="BRH Devanagari Extra"/>
-                <w:color w:val="000000"/>
-                <w:sz w:val="40"/>
-                <w:szCs w:val="40"/>
-                <w:lang w:bidi="ml-IN"/>
-              </w:rPr>
-              <w:t xml:space="preserve"> | </w:t>
+              <w:t xml:space="preserve">hÉþ | </w:t>
             </w:r>
           </w:p>
           <w:p>
@@ -5756,7 +5376,6 @@
               </w:rPr>
               <w:t>–</w:t>
             </w:r>
-            <w:proofErr w:type="spellStart"/>
             <w:r>
               <w:rPr>
                 <w:rFonts w:ascii="BRH Devanagari Extra" w:hAnsi="BRH Devanagari Extra" w:cs="BRH Devanagari Extra"/>
@@ -5777,19 +5396,17 @@
               </w:rPr>
               <w:t>å</w:t>
             </w:r>
-            <w:proofErr w:type="spellEnd"/>
-            <w:r>
-              <w:rPr>
-                <w:rFonts w:ascii="BRH Malayalam Extra" w:hAnsi="BRH Malayalam Extra" w:cs="BRH Devanagari Extra"/>
-                <w:b/>
-                <w:color w:val="000000"/>
-                <w:sz w:val="32"/>
-                <w:szCs w:val="40"/>
-                <w:lang w:bidi="ml-IN"/>
-              </w:rPr>
-              <w:t>–</w:t>
-            </w:r>
-            <w:proofErr w:type="spellStart"/>
+            <w:r>
+              <w:rPr>
+                <w:rFonts w:ascii="BRH Malayalam Extra" w:hAnsi="BRH Malayalam Extra" w:cs="BRH Devanagari Extra"/>
+                <w:b/>
+                <w:color w:val="000000"/>
+                <w:sz w:val="32"/>
+                <w:szCs w:val="40"/>
+                <w:lang w:bidi="ml-IN"/>
+              </w:rPr>
+              <w:t>–</w:t>
+            </w:r>
             <w:r>
               <w:rPr>
                 <w:rFonts w:ascii="BRH Devanagari Extra" w:hAnsi="BRH Devanagari Extra" w:cs="BRH Devanagari Extra"/>
@@ -5800,19 +5417,17 @@
               </w:rPr>
               <w:t>irÉÉ</w:t>
             </w:r>
-            <w:proofErr w:type="spellEnd"/>
-            <w:r>
-              <w:rPr>
-                <w:rFonts w:ascii="BRH Malayalam Extra" w:hAnsi="BRH Malayalam Extra" w:cs="BRH Devanagari Extra"/>
-                <w:b/>
-                <w:color w:val="000000"/>
-                <w:sz w:val="32"/>
-                <w:szCs w:val="40"/>
-                <w:lang w:bidi="ml-IN"/>
-              </w:rPr>
-              <w:t>–</w:t>
-            </w:r>
-            <w:proofErr w:type="spellStart"/>
+            <w:r>
+              <w:rPr>
+                <w:rFonts w:ascii="BRH Malayalam Extra" w:hAnsi="BRH Malayalam Extra" w:cs="BRH Devanagari Extra"/>
+                <w:b/>
+                <w:color w:val="000000"/>
+                <w:sz w:val="32"/>
+                <w:szCs w:val="40"/>
+                <w:lang w:bidi="ml-IN"/>
+              </w:rPr>
+              <w:t>–</w:t>
+            </w:r>
             <w:r>
               <w:rPr>
                 <w:rFonts w:ascii="BRH Devanagari Extra" w:hAnsi="BRH Devanagari Extra" w:cs="BRH Devanagari Extra"/>
@@ -5833,39 +5448,26 @@
               </w:rPr>
               <w:t>å</w:t>
             </w:r>
-            <w:proofErr w:type="spellEnd"/>
-            <w:r>
-              <w:rPr>
-                <w:rFonts w:ascii="BRH Malayalam Extra" w:hAnsi="BRH Malayalam Extra" w:cs="BRH Devanagari Extra"/>
-                <w:b/>
-                <w:color w:val="000000"/>
-                <w:sz w:val="32"/>
-                <w:szCs w:val="40"/>
-                <w:lang w:bidi="ml-IN"/>
-              </w:rPr>
-              <w:t>–</w:t>
-            </w:r>
-            <w:proofErr w:type="spellStart"/>
-            <w:r>
-              <w:rPr>
-                <w:rFonts w:ascii="BRH Devanagari Extra" w:hAnsi="BRH Devanagari Extra" w:cs="BRH Devanagari Extra"/>
-                <w:color w:val="000000"/>
-                <w:sz w:val="40"/>
-                <w:szCs w:val="40"/>
-                <w:lang w:bidi="ml-IN"/>
-              </w:rPr>
-              <w:t>rÉÏ</w:t>
-            </w:r>
-            <w:proofErr w:type="spellEnd"/>
-            <w:r>
-              <w:rPr>
-                <w:rFonts w:ascii="BRH Devanagari Extra" w:hAnsi="BRH Devanagari Extra" w:cs="BRH Devanagari Extra"/>
-                <w:color w:val="000000"/>
-                <w:sz w:val="40"/>
-                <w:szCs w:val="40"/>
-                <w:lang w:bidi="ml-IN"/>
-              </w:rPr>
-              <w:t xml:space="preserve"> |</w:t>
+            <w:r>
+              <w:rPr>
+                <w:rFonts w:ascii="BRH Malayalam Extra" w:hAnsi="BRH Malayalam Extra" w:cs="BRH Devanagari Extra"/>
+                <w:b/>
+                <w:color w:val="000000"/>
+                <w:sz w:val="32"/>
+                <w:szCs w:val="40"/>
+                <w:lang w:bidi="ml-IN"/>
+              </w:rPr>
+              <w:t>–</w:t>
+            </w:r>
+            <w:r>
+              <w:rPr>
+                <w:rFonts w:ascii="BRH Devanagari Extra" w:hAnsi="BRH Devanagari Extra" w:cs="BRH Devanagari Extra"/>
+                <w:color w:val="000000"/>
+                <w:sz w:val="40"/>
+                <w:szCs w:val="40"/>
+                <w:lang w:bidi="ml-IN"/>
+              </w:rPr>
+              <w:t>rÉÏ |</w:t>
             </w:r>
           </w:p>
         </w:tc>
@@ -5958,7 +5560,6 @@
               </w:rPr>
               <w:t>–</w:t>
             </w:r>
-            <w:proofErr w:type="spellStart"/>
             <w:r>
               <w:rPr>
                 <w:rFonts w:ascii="BRH Devanagari Extra" w:hAnsi="BRH Devanagari Extra" w:cs="BRH Devanagari Extra"/>
@@ -5987,20 +5588,8 @@
                 <w:szCs w:val="40"/>
                 <w:lang w:bidi="ml-IN"/>
               </w:rPr>
-              <w:t>hÉþ</w:t>
-            </w:r>
-            <w:proofErr w:type="spellEnd"/>
-            <w:r>
-              <w:rPr>
-                <w:rFonts w:ascii="BRH Devanagari Extra" w:hAnsi="BRH Devanagari Extra" w:cs="BRH Devanagari Extra"/>
-                <w:color w:val="000000"/>
-                <w:sz w:val="40"/>
-                <w:szCs w:val="40"/>
-                <w:lang w:bidi="ml-IN"/>
-              </w:rPr>
-              <w:t xml:space="preserve"> </w:t>
-            </w:r>
-            <w:proofErr w:type="spellStart"/>
+              <w:t xml:space="preserve">hÉþ </w:t>
+            </w:r>
             <w:r>
               <w:rPr>
                 <w:rFonts w:ascii="BRH Devanagari Extra" w:hAnsi="BRH Devanagari Extra" w:cs="BRH Devanagari Extra"/>
@@ -6040,18 +5629,7 @@
                 <w:szCs w:val="40"/>
                 <w:lang w:bidi="ml-IN"/>
               </w:rPr>
-              <w:t>ÌiÉ</w:t>
-            </w:r>
-            <w:proofErr w:type="spellEnd"/>
-            <w:r>
-              <w:rPr>
-                <w:rFonts w:ascii="BRH Devanagari Extra" w:hAnsi="BRH Devanagari Extra" w:cs="BRH Devanagari Extra"/>
-                <w:color w:val="000000"/>
-                <w:sz w:val="40"/>
-                <w:szCs w:val="40"/>
-                <w:lang w:bidi="ml-IN"/>
-              </w:rPr>
-              <w:t xml:space="preserve"> | </w:t>
+              <w:t xml:space="preserve">ÌiÉ | </w:t>
             </w:r>
           </w:p>
           <w:p>
@@ -6132,7 +5710,6 @@
               </w:rPr>
               <w:t>–</w:t>
             </w:r>
-            <w:proofErr w:type="spellStart"/>
             <w:r>
               <w:rPr>
                 <w:rFonts w:ascii="BRH Devanagari Extra" w:hAnsi="BRH Devanagari Extra" w:cs="BRH Devanagari Extra"/>
@@ -6181,31 +5758,19 @@
                 <w:szCs w:val="40"/>
                 <w:lang w:bidi="ml-IN"/>
               </w:rPr>
-              <w:t>irÉþeÉ</w:t>
-            </w:r>
-            <w:proofErr w:type="spellEnd"/>
-            <w:r>
-              <w:rPr>
-                <w:rFonts w:ascii="BRH Devanagari Extra" w:hAnsi="BRH Devanagari Extra" w:cs="BRH Devanagari Extra"/>
-                <w:color w:val="000000"/>
-                <w:sz w:val="40"/>
-                <w:szCs w:val="40"/>
-                <w:lang w:bidi="ml-IN"/>
-              </w:rPr>
-              <w:t xml:space="preserve"> - ¤ÉÏ</w:t>
-            </w:r>
-            <w:r>
-              <w:rPr>
-                <w:rFonts w:ascii="BRH Malayalam Extra" w:hAnsi="BRH Malayalam Extra" w:cs="BRH Devanagari Extra"/>
-                <w:b/>
-                <w:color w:val="000000"/>
-                <w:sz w:val="32"/>
-                <w:szCs w:val="40"/>
-                <w:lang w:bidi="ml-IN"/>
-              </w:rPr>
-              <w:t>–</w:t>
-            </w:r>
-            <w:proofErr w:type="spellStart"/>
+              <w:t>irÉþeÉ - ¤ÉÏ</w:t>
+            </w:r>
+            <w:r>
+              <w:rPr>
+                <w:rFonts w:ascii="BRH Malayalam Extra" w:hAnsi="BRH Malayalam Extra" w:cs="BRH Devanagari Extra"/>
+                <w:b/>
+                <w:color w:val="000000"/>
+                <w:sz w:val="32"/>
+                <w:szCs w:val="40"/>
+                <w:lang w:bidi="ml-IN"/>
+              </w:rPr>
+              <w:t>–</w:t>
+            </w:r>
             <w:r>
               <w:rPr>
                 <w:rFonts w:ascii="BRH Devanagari Extra" w:hAnsi="BRH Devanagari Extra" w:cs="BRH Devanagari Extra"/>
@@ -6234,18 +5799,7 @@
                 <w:szCs w:val="40"/>
                 <w:lang w:bidi="ml-IN"/>
               </w:rPr>
-              <w:t>hÉþ</w:t>
-            </w:r>
-            <w:proofErr w:type="spellEnd"/>
-            <w:r>
-              <w:rPr>
-                <w:rFonts w:ascii="BRH Devanagari Extra" w:hAnsi="BRH Devanagari Extra" w:cs="BRH Devanagari Extra"/>
-                <w:color w:val="000000"/>
-                <w:sz w:val="40"/>
-                <w:szCs w:val="40"/>
-                <w:lang w:bidi="ml-IN"/>
-              </w:rPr>
-              <w:t xml:space="preserve"> | </w:t>
+              <w:t xml:space="preserve">hÉþ | </w:t>
             </w:r>
           </w:p>
           <w:p>
@@ -6295,7 +5849,6 @@
               </w:rPr>
               <w:t>–</w:t>
             </w:r>
-            <w:proofErr w:type="spellStart"/>
             <w:r>
               <w:rPr>
                 <w:rFonts w:ascii="BRH Devanagari Extra" w:hAnsi="BRH Devanagari Extra" w:cs="BRH Devanagari Extra"/>
@@ -6316,19 +5869,17 @@
               </w:rPr>
               <w:t>å</w:t>
             </w:r>
-            <w:proofErr w:type="spellEnd"/>
-            <w:r>
-              <w:rPr>
-                <w:rFonts w:ascii="BRH Malayalam Extra" w:hAnsi="BRH Malayalam Extra" w:cs="BRH Devanagari Extra"/>
-                <w:b/>
-                <w:color w:val="000000"/>
-                <w:sz w:val="32"/>
-                <w:szCs w:val="40"/>
-                <w:lang w:bidi="ml-IN"/>
-              </w:rPr>
-              <w:t>–</w:t>
-            </w:r>
-            <w:proofErr w:type="spellStart"/>
+            <w:r>
+              <w:rPr>
+                <w:rFonts w:ascii="BRH Malayalam Extra" w:hAnsi="BRH Malayalam Extra" w:cs="BRH Devanagari Extra"/>
+                <w:b/>
+                <w:color w:val="000000"/>
+                <w:sz w:val="32"/>
+                <w:szCs w:val="40"/>
+                <w:lang w:bidi="ml-IN"/>
+              </w:rPr>
+              <w:t>–</w:t>
+            </w:r>
             <w:r>
               <w:rPr>
                 <w:rFonts w:ascii="BRH Devanagari Extra" w:hAnsi="BRH Devanagari Extra" w:cs="BRH Devanagari Extra"/>
@@ -6339,19 +5890,17 @@
               </w:rPr>
               <w:t>irÉÉ</w:t>
             </w:r>
-            <w:proofErr w:type="spellEnd"/>
-            <w:r>
-              <w:rPr>
-                <w:rFonts w:ascii="BRH Malayalam Extra" w:hAnsi="BRH Malayalam Extra" w:cs="BRH Devanagari Extra"/>
-                <w:b/>
-                <w:color w:val="000000"/>
-                <w:sz w:val="32"/>
-                <w:szCs w:val="40"/>
-                <w:lang w:bidi="ml-IN"/>
-              </w:rPr>
-              <w:t>–</w:t>
-            </w:r>
-            <w:proofErr w:type="spellStart"/>
+            <w:r>
+              <w:rPr>
+                <w:rFonts w:ascii="BRH Malayalam Extra" w:hAnsi="BRH Malayalam Extra" w:cs="BRH Devanagari Extra"/>
+                <w:b/>
+                <w:color w:val="000000"/>
+                <w:sz w:val="32"/>
+                <w:szCs w:val="40"/>
+                <w:lang w:bidi="ml-IN"/>
+              </w:rPr>
+              <w:t>–</w:t>
+            </w:r>
             <w:r>
               <w:rPr>
                 <w:rFonts w:ascii="BRH Devanagari Extra" w:hAnsi="BRH Devanagari Extra" w:cs="BRH Devanagari Extra"/>
@@ -6372,39 +5921,26 @@
               </w:rPr>
               <w:t>å</w:t>
             </w:r>
-            <w:proofErr w:type="spellEnd"/>
-            <w:r>
-              <w:rPr>
-                <w:rFonts w:ascii="BRH Malayalam Extra" w:hAnsi="BRH Malayalam Extra" w:cs="BRH Devanagari Extra"/>
-                <w:b/>
-                <w:color w:val="000000"/>
-                <w:sz w:val="32"/>
-                <w:szCs w:val="40"/>
-                <w:lang w:bidi="ml-IN"/>
-              </w:rPr>
-              <w:t>–</w:t>
-            </w:r>
-            <w:proofErr w:type="spellStart"/>
-            <w:r>
-              <w:rPr>
-                <w:rFonts w:ascii="BRH Devanagari Extra" w:hAnsi="BRH Devanagari Extra" w:cs="BRH Devanagari Extra"/>
-                <w:color w:val="000000"/>
-                <w:sz w:val="40"/>
-                <w:szCs w:val="40"/>
-                <w:lang w:bidi="ml-IN"/>
-              </w:rPr>
-              <w:t>rÉÏ</w:t>
-            </w:r>
-            <w:proofErr w:type="spellEnd"/>
-            <w:r>
-              <w:rPr>
-                <w:rFonts w:ascii="BRH Devanagari Extra" w:hAnsi="BRH Devanagari Extra" w:cs="BRH Devanagari Extra"/>
-                <w:color w:val="000000"/>
-                <w:sz w:val="40"/>
-                <w:szCs w:val="40"/>
-                <w:lang w:bidi="ml-IN"/>
-              </w:rPr>
-              <w:t xml:space="preserve"> |</w:t>
+            <w:r>
+              <w:rPr>
+                <w:rFonts w:ascii="BRH Malayalam Extra" w:hAnsi="BRH Malayalam Extra" w:cs="BRH Devanagari Extra"/>
+                <w:b/>
+                <w:color w:val="000000"/>
+                <w:sz w:val="32"/>
+                <w:szCs w:val="40"/>
+                <w:lang w:bidi="ml-IN"/>
+              </w:rPr>
+              <w:t>–</w:t>
+            </w:r>
+            <w:r>
+              <w:rPr>
+                <w:rFonts w:ascii="BRH Devanagari Extra" w:hAnsi="BRH Devanagari Extra" w:cs="BRH Devanagari Extra"/>
+                <w:color w:val="000000"/>
+                <w:sz w:val="40"/>
+                <w:szCs w:val="40"/>
+                <w:lang w:bidi="ml-IN"/>
+              </w:rPr>
+              <w:t>rÉÏ |</w:t>
             </w:r>
           </w:p>
           <w:p>
@@ -6569,7 +6105,6 @@
               </w:rPr>
               <w:t>–</w:t>
             </w:r>
-            <w:proofErr w:type="spellStart"/>
             <w:r>
               <w:rPr>
                 <w:rFonts w:ascii="BRH Devanagari Extra" w:hAnsi="BRH Devanagari Extra" w:cs="BRH Devanagari Extra"/>
@@ -6590,19 +6125,17 @@
               </w:rPr>
               <w:t>å</w:t>
             </w:r>
-            <w:proofErr w:type="spellEnd"/>
-            <w:r>
-              <w:rPr>
-                <w:rFonts w:ascii="BRH Malayalam Extra" w:hAnsi="BRH Malayalam Extra" w:cs="BRH Devanagari Extra"/>
-                <w:b/>
-                <w:color w:val="000000"/>
-                <w:sz w:val="32"/>
-                <w:szCs w:val="40"/>
-                <w:lang w:bidi="ml-IN"/>
-              </w:rPr>
-              <w:t>–</w:t>
-            </w:r>
-            <w:proofErr w:type="spellStart"/>
+            <w:r>
+              <w:rPr>
+                <w:rFonts w:ascii="BRH Malayalam Extra" w:hAnsi="BRH Malayalam Extra" w:cs="BRH Devanagari Extra"/>
+                <w:b/>
+                <w:color w:val="000000"/>
+                <w:sz w:val="32"/>
+                <w:szCs w:val="40"/>
+                <w:lang w:bidi="ml-IN"/>
+              </w:rPr>
+              <w:t>–</w:t>
+            </w:r>
             <w:r>
               <w:rPr>
                 <w:rFonts w:ascii="BRH Devanagari Extra" w:hAnsi="BRH Devanagari Extra" w:cs="BRH Devanagari Extra"/>
@@ -6613,7 +6146,6 @@
               </w:rPr>
               <w:t>ÌiÉ</w:t>
             </w:r>
-            <w:proofErr w:type="spellEnd"/>
             <w:r>
               <w:rPr>
                 <w:rFonts w:ascii="BRH Malayalam Extra" w:hAnsi="BRH Malayalam Extra" w:cs="BRH Devanagari Extra"/>
@@ -6644,75 +6176,29 @@
                 <w:highlight w:val="yellow"/>
                 <w:lang w:bidi="ml-IN"/>
               </w:rPr>
-              <w:t>§</w:t>
-            </w:r>
-            <w:proofErr w:type="spellStart"/>
-            <w:r>
-              <w:rPr>
-                <w:rFonts w:ascii="BRH Devanagari Extra" w:hAnsi="BRH Devanagari Extra" w:cs="BRH Devanagari Extra"/>
-                <w:color w:val="000000"/>
-                <w:sz w:val="40"/>
-                <w:szCs w:val="40"/>
-                <w:highlight w:val="yellow"/>
-                <w:lang w:bidi="ml-IN"/>
-              </w:rPr>
-              <w:t>É</w:t>
-            </w:r>
-            <w:r>
-              <w:rPr>
-                <w:rFonts w:ascii="BRH Devanagari Extra" w:hAnsi="BRH Devanagari Extra" w:cs="BRH Devanagari Extra"/>
-                <w:color w:val="000000"/>
-                <w:sz w:val="40"/>
-                <w:szCs w:val="40"/>
-                <w:lang w:bidi="ml-IN"/>
-              </w:rPr>
-              <w:t>þrÉÈ</w:t>
-            </w:r>
-            <w:proofErr w:type="spellEnd"/>
-            <w:r>
-              <w:rPr>
-                <w:rFonts w:ascii="BRH Devanagari Extra" w:hAnsi="BRH Devanagari Extra" w:cs="BRH Devanagari Extra"/>
-                <w:color w:val="000000"/>
-                <w:sz w:val="40"/>
-                <w:szCs w:val="40"/>
-                <w:lang w:bidi="ml-IN"/>
-              </w:rPr>
-              <w:t xml:space="preserve"> | §</w:t>
-            </w:r>
-            <w:proofErr w:type="spellStart"/>
-            <w:r>
-              <w:rPr>
-                <w:rFonts w:ascii="BRH Devanagari Extra" w:hAnsi="BRH Devanagari Extra" w:cs="BRH Devanagari Extra"/>
-                <w:color w:val="000000"/>
-                <w:sz w:val="40"/>
-                <w:szCs w:val="40"/>
-                <w:lang w:bidi="ml-IN"/>
-              </w:rPr>
-              <w:t>ÉrÉþ</w:t>
-            </w:r>
-            <w:proofErr w:type="spellEnd"/>
-            <w:r>
-              <w:rPr>
-                <w:rFonts w:ascii="BRH Devanagari Extra" w:hAnsi="BRH Devanagari Extra" w:cs="BRH Devanagari Extra"/>
-                <w:color w:val="000000"/>
-                <w:sz w:val="40"/>
-                <w:szCs w:val="40"/>
-                <w:lang w:bidi="ml-IN"/>
-              </w:rPr>
-              <w:t xml:space="preserve"> C</w:t>
-            </w:r>
-            <w:r>
-              <w:rPr>
-                <w:rFonts w:ascii="BRH Malayalam Extra" w:hAnsi="BRH Malayalam Extra" w:cs="BRH Devanagari Extra"/>
-                <w:b/>
-                <w:color w:val="000000"/>
-                <w:sz w:val="32"/>
-                <w:szCs w:val="40"/>
-                <w:lang w:bidi="ml-IN"/>
-              </w:rPr>
-              <w:t>–</w:t>
-            </w:r>
-            <w:proofErr w:type="spellStart"/>
+              <w:t>§É</w:t>
+            </w:r>
+            <w:r>
+              <w:rPr>
+                <w:rFonts w:ascii="BRH Devanagari Extra" w:hAnsi="BRH Devanagari Extra" w:cs="BRH Devanagari Extra"/>
+                <w:color w:val="000000"/>
+                <w:sz w:val="40"/>
+                <w:szCs w:val="40"/>
+                <w:lang w:bidi="ml-IN"/>
+              </w:rPr>
+              <w:t>þrÉÈ | §ÉrÉþ C</w:t>
+            </w:r>
+            <w:r>
+              <w:rPr>
+                <w:rFonts w:ascii="BRH Malayalam Extra" w:hAnsi="BRH Malayalam Extra" w:cs="BRH Devanagari Extra"/>
+                <w:b/>
+                <w:color w:val="000000"/>
+                <w:sz w:val="32"/>
+                <w:szCs w:val="40"/>
+                <w:lang w:bidi="ml-IN"/>
+              </w:rPr>
+              <w:t>–</w:t>
+            </w:r>
             <w:r>
               <w:rPr>
                 <w:rFonts w:ascii="BRH Devanagari Extra" w:hAnsi="BRH Devanagari Extra" w:cs="BRH Devanagari Extra"/>
@@ -6733,7 +6219,6 @@
               </w:rPr>
               <w:t>å</w:t>
             </w:r>
-            <w:proofErr w:type="spellEnd"/>
             <w:r>
               <w:rPr>
                 <w:rFonts w:ascii="BRH Devanagari Extra" w:hAnsi="BRH Devanagari Extra" w:cs="BRH Devanagari Extra"/>
@@ -6785,7 +6270,6 @@
               </w:rPr>
               <w:t>–</w:t>
             </w:r>
-            <w:proofErr w:type="spellStart"/>
             <w:r>
               <w:rPr>
                 <w:rFonts w:ascii="BRH Devanagari Extra" w:hAnsi="BRH Devanagari Extra" w:cs="BRH Devanagari Extra"/>
@@ -6806,19 +6290,17 @@
               </w:rPr>
               <w:t>å</w:t>
             </w:r>
-            <w:proofErr w:type="spellEnd"/>
-            <w:r>
-              <w:rPr>
-                <w:rFonts w:ascii="BRH Malayalam Extra" w:hAnsi="BRH Malayalam Extra" w:cs="BRH Devanagari Extra"/>
-                <w:b/>
-                <w:color w:val="000000"/>
-                <w:sz w:val="32"/>
-                <w:szCs w:val="40"/>
-                <w:lang w:bidi="ml-IN"/>
-              </w:rPr>
-              <w:t>–</w:t>
-            </w:r>
-            <w:proofErr w:type="spellStart"/>
+            <w:r>
+              <w:rPr>
+                <w:rFonts w:ascii="BRH Malayalam Extra" w:hAnsi="BRH Malayalam Extra" w:cs="BRH Devanagari Extra"/>
+                <w:b/>
+                <w:color w:val="000000"/>
+                <w:sz w:val="32"/>
+                <w:szCs w:val="40"/>
+                <w:lang w:bidi="ml-IN"/>
+              </w:rPr>
+              <w:t>–</w:t>
+            </w:r>
             <w:r>
               <w:rPr>
                 <w:rFonts w:ascii="BRH Devanagari Extra" w:hAnsi="BRH Devanagari Extra" w:cs="BRH Devanagari Extra"/>
@@ -6829,38 +6311,26 @@
               </w:rPr>
               <w:t>ÌiÉ</w:t>
             </w:r>
-            <w:proofErr w:type="spellEnd"/>
-            <w:r>
-              <w:rPr>
-                <w:rFonts w:ascii="BRH Malayalam Extra" w:hAnsi="BRH Malayalam Extra" w:cs="BRH Devanagari Extra"/>
-                <w:b/>
-                <w:color w:val="000000"/>
-                <w:sz w:val="32"/>
-                <w:szCs w:val="40"/>
-                <w:lang w:bidi="ml-IN"/>
-              </w:rPr>
-              <w:t>–</w:t>
-            </w:r>
-            <w:r>
-              <w:rPr>
-                <w:rFonts w:ascii="BRH Devanagari Extra" w:hAnsi="BRH Devanagari Extra" w:cs="BRH Devanagari Extra"/>
-                <w:color w:val="000000"/>
-                <w:sz w:val="40"/>
-                <w:szCs w:val="40"/>
-                <w:lang w:bidi="ml-IN"/>
-              </w:rPr>
-              <w:t xml:space="preserve"> §</w:t>
-            </w:r>
-            <w:proofErr w:type="spellStart"/>
-            <w:r>
-              <w:rPr>
-                <w:rFonts w:ascii="BRH Devanagari Extra" w:hAnsi="BRH Devanagari Extra" w:cs="BRH Devanagari Extra"/>
-                <w:color w:val="000000"/>
-                <w:sz w:val="40"/>
-                <w:szCs w:val="40"/>
-                <w:lang w:bidi="ml-IN"/>
-              </w:rPr>
-              <w:t>É</w:t>
+            <w:r>
+              <w:rPr>
+                <w:rFonts w:ascii="BRH Malayalam Extra" w:hAnsi="BRH Malayalam Extra" w:cs="BRH Devanagari Extra"/>
+                <w:b/>
+                <w:color w:val="000000"/>
+                <w:sz w:val="32"/>
+                <w:szCs w:val="40"/>
+                <w:lang w:bidi="ml-IN"/>
+              </w:rPr>
+              <w:t>–</w:t>
+            </w:r>
+            <w:r>
+              <w:rPr>
+                <w:rFonts w:ascii="BRH Devanagari Extra" w:hAnsi="BRH Devanagari Extra" w:cs="BRH Devanagari Extra"/>
+                <w:color w:val="000000"/>
+                <w:sz w:val="40"/>
+                <w:szCs w:val="40"/>
+                <w:lang w:bidi="ml-IN"/>
+              </w:rPr>
+              <w:t xml:space="preserve"> §É</w:t>
             </w:r>
             <w:r>
               <w:rPr>
@@ -6881,53 +6351,19 @@
                 <w:szCs w:val="40"/>
                 <w:lang w:bidi="ml-IN"/>
               </w:rPr>
-              <w:t>È</w:t>
-            </w:r>
-            <w:proofErr w:type="spellEnd"/>
-            <w:r>
-              <w:rPr>
-                <w:rFonts w:ascii="BRH Devanagari Extra" w:hAnsi="BRH Devanagari Extra" w:cs="BRH Devanagari Extra"/>
-                <w:color w:val="000000"/>
-                <w:sz w:val="40"/>
-                <w:szCs w:val="40"/>
-                <w:lang w:bidi="ml-IN"/>
-              </w:rPr>
-              <w:t xml:space="preserve"> | §</w:t>
-            </w:r>
-            <w:proofErr w:type="spellStart"/>
-            <w:r>
-              <w:rPr>
-                <w:rFonts w:ascii="BRH Devanagari Extra" w:hAnsi="BRH Devanagari Extra" w:cs="BRH Devanagari Extra"/>
-                <w:color w:val="000000"/>
-                <w:sz w:val="40"/>
-                <w:szCs w:val="40"/>
-                <w:lang w:bidi="ml-IN"/>
-              </w:rPr>
-              <w:t>ÉrÉþ</w:t>
-            </w:r>
-            <w:proofErr w:type="spellEnd"/>
-            <w:r>
-              <w:rPr>
-                <w:rFonts w:ascii="BRH Devanagari Extra" w:hAnsi="BRH Devanagari Extra" w:cs="BRH Devanagari Extra"/>
-                <w:color w:val="000000"/>
-                <w:sz w:val="40"/>
-                <w:szCs w:val="40"/>
-                <w:lang w:bidi="ml-IN"/>
-              </w:rPr>
-              <w:t xml:space="preserve"> C</w:t>
-            </w:r>
-            <w:r>
-              <w:rPr>
-                <w:rFonts w:ascii="BRH Malayalam Extra" w:hAnsi="BRH Malayalam Extra" w:cs="BRH Devanagari Extra"/>
-                <w:b/>
-                <w:color w:val="000000"/>
-                <w:sz w:val="32"/>
-                <w:szCs w:val="40"/>
-                <w:lang w:bidi="ml-IN"/>
-              </w:rPr>
-              <w:t>–</w:t>
-            </w:r>
-            <w:proofErr w:type="spellStart"/>
+              <w:t>È | §ÉrÉþ C</w:t>
+            </w:r>
+            <w:r>
+              <w:rPr>
+                <w:rFonts w:ascii="BRH Malayalam Extra" w:hAnsi="BRH Malayalam Extra" w:cs="BRH Devanagari Extra"/>
+                <w:b/>
+                <w:color w:val="000000"/>
+                <w:sz w:val="32"/>
+                <w:szCs w:val="40"/>
+                <w:lang w:bidi="ml-IN"/>
+              </w:rPr>
+              <w:t>–</w:t>
+            </w:r>
             <w:r>
               <w:rPr>
                 <w:rFonts w:ascii="BRH Devanagari Extra" w:hAnsi="BRH Devanagari Extra" w:cs="BRH Devanagari Extra"/>
@@ -6948,7 +6384,6 @@
               </w:rPr>
               <w:t>å</w:t>
             </w:r>
-            <w:proofErr w:type="spellEnd"/>
             <w:r>
               <w:rPr>
                 <w:rFonts w:ascii="BRH Devanagari Extra" w:hAnsi="BRH Devanagari Extra" w:cs="BRH Devanagari Extra"/>
@@ -7120,18 +6555,7 @@
                 <w:szCs w:val="40"/>
                 <w:lang w:bidi="ml-IN"/>
               </w:rPr>
-              <w:t xml:space="preserve">qÉÉuÉþ²ÏrÉÉïlÉç </w:t>
-            </w:r>
-            <w:proofErr w:type="spellStart"/>
-            <w:r>
-              <w:rPr>
-                <w:rFonts w:ascii="BRH Devanagari Extra" w:hAnsi="BRH Devanagari Extra" w:cs="BRH Devanagari Extra"/>
-                <w:color w:val="000000"/>
-                <w:sz w:val="40"/>
-                <w:szCs w:val="40"/>
-                <w:lang w:bidi="ml-IN"/>
-              </w:rPr>
-              <w:t>MüUÉ</w:t>
+              <w:t>qÉÉuÉþ²ÏrÉÉïlÉç MüUÉ</w:t>
             </w:r>
             <w:r>
               <w:rPr>
@@ -7151,18 +6575,7 @@
                 <w:szCs w:val="40"/>
                 <w:lang w:bidi="ml-IN"/>
               </w:rPr>
-              <w:t>ÌiÉ</w:t>
-            </w:r>
-            <w:proofErr w:type="spellEnd"/>
-            <w:r>
-              <w:rPr>
-                <w:rFonts w:ascii="BRH Devanagari Extra" w:hAnsi="BRH Devanagari Extra" w:cs="BRH Devanagari Extra"/>
-                <w:color w:val="000000"/>
-                <w:sz w:val="40"/>
-                <w:szCs w:val="40"/>
-                <w:lang w:bidi="ml-IN"/>
-              </w:rPr>
-              <w:t xml:space="preserve"> | </w:t>
+              <w:t xml:space="preserve">ÌiÉ | </w:t>
             </w:r>
           </w:p>
           <w:p>
@@ -7221,38 +6634,15 @@
               </w:rPr>
               <w:t>–</w:t>
             </w:r>
-            <w:proofErr w:type="spellStart"/>
-            <w:r>
-              <w:rPr>
-                <w:rFonts w:ascii="BRH Devanagari Extra" w:hAnsi="BRH Devanagari Extra" w:cs="BRH Devanagari Extra"/>
-                <w:color w:val="000000"/>
-                <w:sz w:val="40"/>
-                <w:szCs w:val="40"/>
-                <w:lang w:bidi="ml-IN"/>
-              </w:rPr>
-              <w:t>ÌlÉÌiÉþ</w:t>
-            </w:r>
-            <w:proofErr w:type="spellEnd"/>
-            <w:r>
-              <w:rPr>
-                <w:rFonts w:ascii="BRH Devanagari Extra" w:hAnsi="BRH Devanagari Extra" w:cs="BRH Devanagari Extra"/>
-                <w:color w:val="000000"/>
-                <w:sz w:val="40"/>
-                <w:szCs w:val="40"/>
-                <w:lang w:bidi="ml-IN"/>
-              </w:rPr>
-              <w:t xml:space="preserve"> </w:t>
-            </w:r>
-            <w:proofErr w:type="spellStart"/>
-            <w:r>
-              <w:rPr>
-                <w:rFonts w:ascii="BRH Devanagari Extra" w:hAnsi="BRH Devanagari Extra" w:cs="BRH Devanagari Extra"/>
-                <w:color w:val="000000"/>
-                <w:sz w:val="40"/>
-                <w:szCs w:val="40"/>
-                <w:lang w:bidi="ml-IN"/>
-              </w:rPr>
-              <w:t>xÉ</w:t>
+            <w:r>
+              <w:rPr>
+                <w:rFonts w:ascii="BRH Devanagari Extra" w:hAnsi="BRH Devanagari Extra" w:cs="BRH Devanagari Extra"/>
+                <w:color w:val="000000"/>
+                <w:sz w:val="40"/>
+                <w:szCs w:val="40"/>
+                <w:lang w:bidi="ml-IN"/>
+              </w:rPr>
+              <w:t>ÌlÉÌiÉþ xÉ</w:t>
             </w:r>
             <w:r>
               <w:rPr>
@@ -7265,19 +6655,17 @@
               </w:rPr>
               <w:t>qÉÉ</w:t>
             </w:r>
-            <w:proofErr w:type="spellEnd"/>
-            <w:r>
-              <w:rPr>
-                <w:rFonts w:ascii="BRH Malayalam Extra" w:hAnsi="BRH Malayalam Extra" w:cs="BRH Devanagari Extra"/>
-                <w:b/>
-                <w:color w:val="000000"/>
-                <w:sz w:val="32"/>
-                <w:szCs w:val="40"/>
-                <w:lang w:bidi="ml-IN"/>
-              </w:rPr>
-              <w:t>–</w:t>
-            </w:r>
-            <w:proofErr w:type="spellStart"/>
+            <w:r>
+              <w:rPr>
+                <w:rFonts w:ascii="BRH Malayalam Extra" w:hAnsi="BRH Malayalam Extra" w:cs="BRH Devanagari Extra"/>
+                <w:b/>
+                <w:color w:val="000000"/>
+                <w:sz w:val="32"/>
+                <w:szCs w:val="40"/>
+                <w:lang w:bidi="ml-IN"/>
+              </w:rPr>
+              <w:t>–</w:t>
+            </w:r>
             <w:r>
               <w:rPr>
                 <w:rFonts w:ascii="BRH Devanagari Extra" w:hAnsi="BRH Devanagari Extra" w:cs="BRH Devanagari Extra"/>
@@ -7288,19 +6676,17 @@
               </w:rPr>
               <w:t>uÉþiÉç-uÉÏ</w:t>
             </w:r>
-            <w:proofErr w:type="spellEnd"/>
-            <w:r>
-              <w:rPr>
-                <w:rFonts w:ascii="BRH Malayalam Extra" w:hAnsi="BRH Malayalam Extra" w:cs="BRH Devanagari Extra"/>
-                <w:b/>
-                <w:color w:val="000000"/>
-                <w:sz w:val="32"/>
-                <w:szCs w:val="40"/>
-                <w:lang w:bidi="ml-IN"/>
-              </w:rPr>
-              <w:t>–</w:t>
-            </w:r>
-            <w:proofErr w:type="spellStart"/>
+            <w:r>
+              <w:rPr>
+                <w:rFonts w:ascii="BRH Malayalam Extra" w:hAnsi="BRH Malayalam Extra" w:cs="BRH Devanagari Extra"/>
+                <w:b/>
+                <w:color w:val="000000"/>
+                <w:sz w:val="32"/>
+                <w:szCs w:val="40"/>
+                <w:lang w:bidi="ml-IN"/>
+              </w:rPr>
+              <w:t>–</w:t>
+            </w:r>
             <w:r>
               <w:rPr>
                 <w:rFonts w:ascii="BRH Devanagari Extra" w:hAnsi="BRH Devanagari Extra" w:cs="BRH Devanagari Extra"/>
@@ -7311,7 +6697,6 @@
               </w:rPr>
               <w:t>rÉÉï</w:t>
             </w:r>
-            <w:proofErr w:type="spellEnd"/>
             <w:r>
               <w:rPr>
                 <w:rFonts w:ascii="BRH Malayalam Extra" w:hAnsi="BRH Malayalam Extra" w:cs="BRH Devanagari Extra"/>
@@ -7404,18 +6789,7 @@
                 <w:szCs w:val="40"/>
                 <w:lang w:bidi="ml-IN"/>
               </w:rPr>
-              <w:t xml:space="preserve">qÉÉuÉþ²ÏrÉÉïlÉç </w:t>
-            </w:r>
-            <w:proofErr w:type="spellStart"/>
-            <w:r>
-              <w:rPr>
-                <w:rFonts w:ascii="BRH Devanagari Extra" w:hAnsi="BRH Devanagari Extra" w:cs="BRH Devanagari Extra"/>
-                <w:color w:val="000000"/>
-                <w:sz w:val="40"/>
-                <w:szCs w:val="40"/>
-                <w:lang w:bidi="ml-IN"/>
-              </w:rPr>
-              <w:t>MüUÉ</w:t>
+              <w:t>qÉÉuÉþ²ÏrÉÉïlÉç MüUÉ</w:t>
             </w:r>
             <w:r>
               <w:rPr>
@@ -7435,18 +6809,7 @@
                 <w:szCs w:val="40"/>
                 <w:lang w:bidi="ml-IN"/>
               </w:rPr>
-              <w:t>ÌiÉ</w:t>
-            </w:r>
-            <w:proofErr w:type="spellEnd"/>
-            <w:r>
-              <w:rPr>
-                <w:rFonts w:ascii="BRH Devanagari Extra" w:hAnsi="BRH Devanagari Extra" w:cs="BRH Devanagari Extra"/>
-                <w:color w:val="000000"/>
-                <w:sz w:val="40"/>
-                <w:szCs w:val="40"/>
-                <w:lang w:bidi="ml-IN"/>
-              </w:rPr>
-              <w:t xml:space="preserve"> | </w:t>
+              <w:t xml:space="preserve">ÌiÉ | </w:t>
             </w:r>
           </w:p>
           <w:p>
@@ -7505,27 +6868,15 @@
               </w:rPr>
               <w:t>–</w:t>
             </w:r>
-            <w:proofErr w:type="spellStart"/>
-            <w:r>
-              <w:rPr>
-                <w:rFonts w:ascii="BRH Devanagari Extra" w:hAnsi="BRH Devanagari Extra" w:cs="BRH Devanagari Extra"/>
-                <w:color w:val="000000"/>
-                <w:sz w:val="40"/>
-                <w:szCs w:val="40"/>
-                <w:lang w:bidi="ml-IN"/>
-              </w:rPr>
-              <w:t>ÌlÉÌiÉþ</w:t>
-            </w:r>
-            <w:proofErr w:type="spellEnd"/>
-            <w:r>
-              <w:rPr>
-                <w:rFonts w:ascii="BRH Devanagari Extra" w:hAnsi="BRH Devanagari Extra" w:cs="BRH Devanagari Extra"/>
-                <w:color w:val="000000"/>
-                <w:sz w:val="40"/>
-                <w:szCs w:val="40"/>
-                <w:lang w:bidi="ml-IN"/>
-              </w:rPr>
-              <w:t xml:space="preserve"> </w:t>
+            <w:r>
+              <w:rPr>
+                <w:rFonts w:ascii="BRH Devanagari Extra" w:hAnsi="BRH Devanagari Extra" w:cs="BRH Devanagari Extra"/>
+                <w:color w:val="000000"/>
+                <w:sz w:val="40"/>
+                <w:szCs w:val="40"/>
+                <w:lang w:bidi="ml-IN"/>
+              </w:rPr>
+              <w:t xml:space="preserve">ÌlÉÌiÉþ </w:t>
             </w:r>
             <w:r>
               <w:rPr>
@@ -7550,7 +6901,6 @@
               </w:rPr>
               <w:t>–</w:t>
             </w:r>
-            <w:proofErr w:type="spellStart"/>
             <w:r>
               <w:rPr>
                 <w:rFonts w:ascii="BRH Devanagari Extra" w:hAnsi="BRH Devanagari Extra" w:cs="BRH Devanagari Extra"/>
@@ -7561,19 +6911,17 @@
               </w:rPr>
               <w:t>qÉÉuÉþiÉç-uÉÏ</w:t>
             </w:r>
-            <w:proofErr w:type="spellEnd"/>
-            <w:r>
-              <w:rPr>
-                <w:rFonts w:ascii="BRH Malayalam Extra" w:hAnsi="BRH Malayalam Extra" w:cs="BRH Devanagari Extra"/>
-                <w:b/>
-                <w:color w:val="000000"/>
-                <w:sz w:val="32"/>
-                <w:szCs w:val="40"/>
-                <w:lang w:bidi="ml-IN"/>
-              </w:rPr>
-              <w:t>–</w:t>
-            </w:r>
-            <w:proofErr w:type="spellStart"/>
+            <w:r>
+              <w:rPr>
+                <w:rFonts w:ascii="BRH Malayalam Extra" w:hAnsi="BRH Malayalam Extra" w:cs="BRH Devanagari Extra"/>
+                <w:b/>
+                <w:color w:val="000000"/>
+                <w:sz w:val="32"/>
+                <w:szCs w:val="40"/>
+                <w:lang w:bidi="ml-IN"/>
+              </w:rPr>
+              <w:t>–</w:t>
+            </w:r>
             <w:r>
               <w:rPr>
                 <w:rFonts w:ascii="BRH Devanagari Extra" w:hAnsi="BRH Devanagari Extra" w:cs="BRH Devanagari Extra"/>
@@ -7584,7 +6932,6 @@
               </w:rPr>
               <w:t>rÉÉï</w:t>
             </w:r>
-            <w:proofErr w:type="spellEnd"/>
             <w:r>
               <w:rPr>
                 <w:rFonts w:ascii="BRH Malayalam Extra" w:hAnsi="BRH Malayalam Extra" w:cs="BRH Devanagari Extra"/>
@@ -7670,6 +7017,7 @@
                 <w:sz w:val="28"/>
                 <w:szCs w:val="32"/>
               </w:rPr>
+              <w:lastRenderedPageBreak/>
               <w:t>T.S.5.4.3.4 – Kramam</w:t>
             </w:r>
           </w:p>
@@ -7771,7 +7119,6 @@
                 <w:lang w:val="en-IN" w:eastAsia="en-IN" w:bidi="ml-IN"/>
               </w:rPr>
             </w:pPr>
-            <w:proofErr w:type="spellStart"/>
             <w:r>
               <w:rPr>
                 <w:rFonts w:ascii="BRH Devanagari Extra" w:hAnsi="BRH Devanagari Extra" w:cs="BRH Devanagari Extra"/>
@@ -7801,20 +7148,8 @@
                 <w:szCs w:val="40"/>
                 <w:lang w:bidi="ml-IN"/>
               </w:rPr>
-              <w:t>Wûþ</w:t>
-            </w:r>
-            <w:proofErr w:type="spellEnd"/>
-            <w:r>
-              <w:rPr>
-                <w:rFonts w:ascii="BRH Devanagari Extra" w:hAnsi="BRH Devanagari Extra" w:cs="BRH Devanagari Extra"/>
-                <w:color w:val="000000"/>
-                <w:sz w:val="40"/>
-                <w:szCs w:val="40"/>
-                <w:lang w:bidi="ml-IN"/>
-              </w:rPr>
-              <w:t xml:space="preserve"> | </w:t>
-            </w:r>
-            <w:proofErr w:type="spellStart"/>
+              <w:t xml:space="preserve">Wûþ | </w:t>
+            </w:r>
             <w:r>
               <w:rPr>
                 <w:rFonts w:ascii="BRH Devanagari Extra" w:hAnsi="BRH Devanagari Extra" w:cs="BRH Devanagari Extra"/>
@@ -7834,51 +7169,28 @@
                 <w:szCs w:val="40"/>
                 <w:lang w:bidi="ml-IN"/>
               </w:rPr>
-              <w:t>Wûþ</w:t>
-            </w:r>
-            <w:proofErr w:type="spellEnd"/>
-            <w:r>
-              <w:rPr>
-                <w:rFonts w:ascii="BRH Devanagari Extra" w:hAnsi="BRH Devanagari Extra" w:cs="BRH Devanagari Extra"/>
-                <w:color w:val="000000"/>
-                <w:sz w:val="40"/>
-                <w:szCs w:val="40"/>
-                <w:lang w:bidi="ml-IN"/>
-              </w:rPr>
-              <w:t xml:space="preserve"> ÌS</w:t>
-            </w:r>
-            <w:r>
-              <w:rPr>
-                <w:rFonts w:ascii="BRH Malayalam Extra" w:hAnsi="BRH Malayalam Extra" w:cs="BRH Devanagari Extra"/>
-                <w:b/>
-                <w:color w:val="000000"/>
-                <w:sz w:val="32"/>
-                <w:szCs w:val="40"/>
-                <w:lang w:bidi="ml-IN"/>
-              </w:rPr>
-              <w:t>–</w:t>
-            </w:r>
-            <w:proofErr w:type="spellStart"/>
-            <w:r>
-              <w:rPr>
-                <w:rFonts w:ascii="BRH Devanagari Extra" w:hAnsi="BRH Devanagari Extra" w:cs="BRH Devanagari Extra"/>
-                <w:color w:val="000000"/>
-                <w:sz w:val="40"/>
-                <w:szCs w:val="40"/>
-                <w:lang w:bidi="ml-IN"/>
-              </w:rPr>
-              <w:t>ÍzÉ</w:t>
-            </w:r>
-            <w:proofErr w:type="spellEnd"/>
-            <w:r>
-              <w:rPr>
-                <w:rFonts w:ascii="BRH Devanagari Extra" w:hAnsi="BRH Devanagari Extra" w:cs="BRH Devanagari Extra"/>
-                <w:color w:val="000000"/>
-                <w:sz w:val="40"/>
-                <w:szCs w:val="40"/>
-                <w:lang w:bidi="ml-IN"/>
-              </w:rPr>
-              <w:t xml:space="preserve"> |</w:t>
+              <w:t>Wûþ ÌS</w:t>
+            </w:r>
+            <w:r>
+              <w:rPr>
+                <w:rFonts w:ascii="BRH Malayalam Extra" w:hAnsi="BRH Malayalam Extra" w:cs="BRH Devanagari Extra"/>
+                <w:b/>
+                <w:color w:val="000000"/>
+                <w:sz w:val="32"/>
+                <w:szCs w:val="40"/>
+                <w:lang w:bidi="ml-IN"/>
+              </w:rPr>
+              <w:t>–</w:t>
+            </w:r>
+            <w:r>
+              <w:rPr>
+                <w:rFonts w:ascii="BRH Devanagari Extra" w:hAnsi="BRH Devanagari Extra" w:cs="BRH Devanagari Extra"/>
+                <w:color w:val="000000"/>
+                <w:sz w:val="40"/>
+                <w:szCs w:val="40"/>
+                <w:lang w:bidi="ml-IN"/>
+              </w:rPr>
+              <w:t>ÍzÉ |</w:t>
             </w:r>
           </w:p>
         </w:tc>
@@ -7908,7 +7220,6 @@
                 <w:lang w:val="en-IN" w:eastAsia="en-IN" w:bidi="ml-IN"/>
               </w:rPr>
             </w:pPr>
-            <w:proofErr w:type="spellStart"/>
             <w:r>
               <w:rPr>
                 <w:rFonts w:ascii="BRH Devanagari Extra" w:hAnsi="BRH Devanagari Extra" w:cs="BRH Devanagari Extra"/>
@@ -7919,7 +7230,6 @@
               </w:rPr>
               <w:t>uÉÉ</w:t>
             </w:r>
-            <w:proofErr w:type="spellEnd"/>
             <w:r>
               <w:rPr>
                 <w:rFonts w:ascii="BRH Devanagari Extra" w:hAnsi="BRH Devanagari Extra" w:cs="BRH Devanagari Extra"/>
@@ -7961,7 +7271,6 @@
               </w:rPr>
               <w:t xml:space="preserve"> | </w:t>
             </w:r>
-            <w:proofErr w:type="spellStart"/>
             <w:r>
               <w:rPr>
                 <w:rFonts w:ascii="BRH Devanagari Extra" w:hAnsi="BRH Devanagari Extra" w:cs="BRH Devanagari Extra"/>
@@ -7981,51 +7290,28 @@
                 <w:szCs w:val="40"/>
                 <w:lang w:bidi="ml-IN"/>
               </w:rPr>
-              <w:t>Wûþ</w:t>
-            </w:r>
-            <w:proofErr w:type="spellEnd"/>
-            <w:r>
-              <w:rPr>
-                <w:rFonts w:ascii="BRH Devanagari Extra" w:hAnsi="BRH Devanagari Extra" w:cs="BRH Devanagari Extra"/>
-                <w:color w:val="000000"/>
-                <w:sz w:val="40"/>
-                <w:szCs w:val="40"/>
-                <w:lang w:bidi="ml-IN"/>
-              </w:rPr>
-              <w:t xml:space="preserve"> ÌS</w:t>
-            </w:r>
-            <w:r>
-              <w:rPr>
-                <w:rFonts w:ascii="BRH Malayalam Extra" w:hAnsi="BRH Malayalam Extra" w:cs="BRH Devanagari Extra"/>
-                <w:b/>
-                <w:color w:val="000000"/>
-                <w:sz w:val="32"/>
-                <w:szCs w:val="40"/>
-                <w:lang w:bidi="ml-IN"/>
-              </w:rPr>
-              <w:t>–</w:t>
-            </w:r>
-            <w:proofErr w:type="spellStart"/>
-            <w:r>
-              <w:rPr>
-                <w:rFonts w:ascii="BRH Devanagari Extra" w:hAnsi="BRH Devanagari Extra" w:cs="BRH Devanagari Extra"/>
-                <w:color w:val="000000"/>
-                <w:sz w:val="40"/>
-                <w:szCs w:val="40"/>
-                <w:lang w:bidi="ml-IN"/>
-              </w:rPr>
-              <w:t>ÍzÉ</w:t>
-            </w:r>
-            <w:proofErr w:type="spellEnd"/>
-            <w:r>
-              <w:rPr>
-                <w:rFonts w:ascii="BRH Devanagari Extra" w:hAnsi="BRH Devanagari Extra" w:cs="BRH Devanagari Extra"/>
-                <w:color w:val="000000"/>
-                <w:sz w:val="40"/>
-                <w:szCs w:val="40"/>
-                <w:lang w:bidi="ml-IN"/>
-              </w:rPr>
-              <w:t xml:space="preserve"> |</w:t>
+              <w:t>Wûþ ÌS</w:t>
+            </w:r>
+            <w:r>
+              <w:rPr>
+                <w:rFonts w:ascii="BRH Malayalam Extra" w:hAnsi="BRH Malayalam Extra" w:cs="BRH Devanagari Extra"/>
+                <w:b/>
+                <w:color w:val="000000"/>
+                <w:sz w:val="32"/>
+                <w:szCs w:val="40"/>
+                <w:lang w:bidi="ml-IN"/>
+              </w:rPr>
+              <w:t>–</w:t>
+            </w:r>
+            <w:r>
+              <w:rPr>
+                <w:rFonts w:ascii="BRH Devanagari Extra" w:hAnsi="BRH Devanagari Extra" w:cs="BRH Devanagari Extra"/>
+                <w:color w:val="000000"/>
+                <w:sz w:val="40"/>
+                <w:szCs w:val="40"/>
+                <w:lang w:bidi="ml-IN"/>
+              </w:rPr>
+              <w:t>ÍzÉ |</w:t>
             </w:r>
             <w:r>
               <w:rPr>
@@ -8068,21 +7354,12 @@
               </w:rPr>
               <w:t xml:space="preserve"> </w:t>
             </w:r>
-            <w:proofErr w:type="spellStart"/>
             <w:r>
               <w:rPr>
                 <w:b/>
                 <w:bCs/>
               </w:rPr>
-              <w:t>hraswam</w:t>
-            </w:r>
-            <w:proofErr w:type="spellEnd"/>
-            <w:r>
-              <w:rPr>
-                <w:b/>
-                <w:bCs/>
-              </w:rPr>
-              <w:t>)</w:t>
+              <w:t>hraswam)</w:t>
             </w:r>
           </w:p>
         </w:tc>
@@ -8120,7 +7397,6 @@
                 <w:sz w:val="28"/>
                 <w:szCs w:val="32"/>
               </w:rPr>
-              <w:lastRenderedPageBreak/>
               <w:t>T.S.5.4.4.5 – Kramam</w:t>
             </w:r>
           </w:p>
@@ -8246,18 +7522,7 @@
                 <w:szCs w:val="40"/>
                 <w:lang w:bidi="ml-IN"/>
               </w:rPr>
-              <w:t>¨</w:t>
-            </w:r>
-            <w:proofErr w:type="spellStart"/>
-            <w:r>
-              <w:rPr>
-                <w:rFonts w:ascii="BRH Devanagari Extra" w:hAnsi="BRH Devanagari Extra" w:cs="BRH Devanagari Extra"/>
-                <w:color w:val="000000"/>
-                <w:sz w:val="40"/>
-                <w:szCs w:val="40"/>
-                <w:lang w:bidi="ml-IN"/>
-              </w:rPr>
-              <w:t>É</w:t>
+              <w:t>¨É</w:t>
             </w:r>
             <w:r>
               <w:rPr>
@@ -8277,31 +7542,8 @@
                 <w:szCs w:val="40"/>
                 <w:lang w:bidi="ml-IN"/>
               </w:rPr>
-              <w:t>ÅuÉþ</w:t>
-            </w:r>
-            <w:proofErr w:type="spellEnd"/>
-            <w:r>
-              <w:rPr>
-                <w:rFonts w:ascii="BRH Devanagari Extra" w:hAnsi="BRH Devanagari Extra" w:cs="BRH Devanagari Extra"/>
-                <w:color w:val="000000"/>
-                <w:sz w:val="40"/>
-                <w:szCs w:val="40"/>
-                <w:lang w:bidi="ml-IN"/>
-              </w:rPr>
-              <w:t xml:space="preserve"> | </w:t>
-            </w:r>
-            <w:proofErr w:type="spellStart"/>
-            <w:r>
-              <w:rPr>
-                <w:rFonts w:ascii="BRH Devanagari Extra" w:hAnsi="BRH Devanagari Extra" w:cs="BRH Devanagari Extra"/>
-                <w:color w:val="000000"/>
-                <w:sz w:val="40"/>
-                <w:szCs w:val="40"/>
-                <w:lang w:bidi="ml-IN"/>
-              </w:rPr>
-              <w:t>AuÉÉ</w:t>
-            </w:r>
-            <w:proofErr w:type="spellEnd"/>
+              <w:t>ÅuÉþ | AuÉÉ</w:t>
+            </w:r>
             <w:r>
               <w:rPr>
                 <w:rFonts w:ascii="BRH Malayalam Extra" w:hAnsi="BRH Malayalam Extra" w:cs="BRH Devanagari Extra"/>
@@ -8394,18 +7636,7 @@
                 <w:szCs w:val="40"/>
                 <w:lang w:bidi="ml-IN"/>
               </w:rPr>
-              <w:t>¨</w:t>
-            </w:r>
-            <w:proofErr w:type="spellStart"/>
-            <w:r>
-              <w:rPr>
-                <w:rFonts w:ascii="BRH Devanagari Extra" w:hAnsi="BRH Devanagari Extra" w:cs="BRH Devanagari Extra"/>
-                <w:color w:val="000000"/>
-                <w:sz w:val="40"/>
-                <w:szCs w:val="40"/>
-                <w:lang w:bidi="ml-IN"/>
-              </w:rPr>
-              <w:t>É</w:t>
+              <w:t>¨É</w:t>
             </w:r>
             <w:r>
               <w:rPr>
@@ -8425,31 +7656,8 @@
                 <w:szCs w:val="40"/>
                 <w:lang w:bidi="ml-IN"/>
               </w:rPr>
-              <w:t>ÅuÉþ</w:t>
-            </w:r>
-            <w:proofErr w:type="spellEnd"/>
-            <w:r>
-              <w:rPr>
-                <w:rFonts w:ascii="BRH Devanagari Extra" w:hAnsi="BRH Devanagari Extra" w:cs="BRH Devanagari Extra"/>
-                <w:color w:val="000000"/>
-                <w:sz w:val="40"/>
-                <w:szCs w:val="40"/>
-                <w:lang w:bidi="ml-IN"/>
-              </w:rPr>
-              <w:t xml:space="preserve"> | </w:t>
-            </w:r>
-            <w:proofErr w:type="spellStart"/>
-            <w:r>
-              <w:rPr>
-                <w:rFonts w:ascii="BRH Devanagari Extra" w:hAnsi="BRH Devanagari Extra" w:cs="BRH Devanagari Extra"/>
-                <w:color w:val="000000"/>
-                <w:sz w:val="40"/>
-                <w:szCs w:val="40"/>
-                <w:lang w:bidi="ml-IN"/>
-              </w:rPr>
-              <w:t>AuÉÉ</w:t>
-            </w:r>
-            <w:proofErr w:type="spellEnd"/>
+              <w:t>ÅuÉþ | AuÉÉ</w:t>
+            </w:r>
             <w:r>
               <w:rPr>
                 <w:rFonts w:ascii="BRH Malayalam Extra" w:hAnsi="BRH Malayalam Extra" w:cs="BRH Devanagari Extra"/>
@@ -8623,7 +7831,6 @@
                 <w:lang w:val="en-IN" w:eastAsia="en-IN" w:bidi="ml-IN"/>
               </w:rPr>
             </w:pPr>
-            <w:proofErr w:type="spellStart"/>
             <w:r>
               <w:rPr>
                 <w:rFonts w:ascii="BRH Devanagari Extra" w:hAnsi="BRH Devanagari Extra" w:cs="BRH Devanagari Extra"/>
@@ -8634,7 +7841,6 @@
               </w:rPr>
               <w:t>mÉë</w:t>
             </w:r>
-            <w:proofErr w:type="spellEnd"/>
             <w:r>
               <w:rPr>
                 <w:rFonts w:ascii="BRH Malayalam Extra" w:hAnsi="BRH Malayalam Extra" w:cs="BRH Devanagari Extra"/>
@@ -8691,77 +7897,26 @@
                 <w:szCs w:val="40"/>
                 <w:lang w:bidi="ml-IN"/>
               </w:rPr>
-              <w:t xml:space="preserve">irÉ </w:t>
-            </w:r>
-            <w:proofErr w:type="spellStart"/>
-            <w:r>
-              <w:rPr>
-                <w:rFonts w:ascii="BRH Devanagari Extra" w:hAnsi="BRH Devanagari Extra" w:cs="BRH Devanagari Extra"/>
-                <w:sz w:val="40"/>
-                <w:szCs w:val="40"/>
-                <w:lang w:bidi="ml-IN"/>
-              </w:rPr>
-              <w:t>CÌiÉþ</w:t>
-            </w:r>
-            <w:proofErr w:type="spellEnd"/>
-            <w:r>
-              <w:rPr>
-                <w:rFonts w:ascii="BRH Devanagari Extra" w:hAnsi="BRH Devanagari Extra" w:cs="BRH Devanagari Extra"/>
-                <w:sz w:val="40"/>
-                <w:szCs w:val="40"/>
-                <w:lang w:bidi="ml-IN"/>
-              </w:rPr>
-              <w:t xml:space="preserve"> </w:t>
-            </w:r>
-            <w:proofErr w:type="spellStart"/>
-            <w:r>
-              <w:rPr>
-                <w:rFonts w:ascii="BRH Devanagari Extra" w:hAnsi="BRH Devanagari Extra" w:cs="BRH Devanagari Extra"/>
-                <w:sz w:val="40"/>
-                <w:szCs w:val="40"/>
-                <w:lang w:bidi="ml-IN"/>
-              </w:rPr>
-              <w:t>mÉëÉeÉÉ</w:t>
-            </w:r>
-            <w:proofErr w:type="spellEnd"/>
-            <w:r>
-              <w:rPr>
-                <w:rFonts w:ascii="BRH Devanagari Extra" w:hAnsi="BRH Devanagari Extra" w:cs="BRH Devanagari Extra"/>
-                <w:sz w:val="40"/>
-                <w:szCs w:val="40"/>
-                <w:lang w:bidi="ml-IN"/>
-              </w:rPr>
-              <w:t xml:space="preserve"> - mÉ</w:t>
-            </w:r>
-            <w:r>
-              <w:rPr>
-                <w:rFonts w:ascii="BRH Malayalam Extra" w:hAnsi="BRH Malayalam Extra" w:cs="BRH Devanagari Extra"/>
-                <w:b/>
-                <w:sz w:val="32"/>
-                <w:szCs w:val="40"/>
-                <w:lang w:bidi="ml-IN"/>
-              </w:rPr>
-              <w:t>–</w:t>
-            </w:r>
-            <w:proofErr w:type="spellStart"/>
-            <w:r>
-              <w:rPr>
-                <w:rFonts w:ascii="BRH Devanagari Extra" w:hAnsi="BRH Devanagari Extra" w:cs="BRH Devanagari Extra"/>
-                <w:sz w:val="40"/>
-                <w:szCs w:val="40"/>
-                <w:lang w:bidi="ml-IN"/>
-              </w:rPr>
-              <w:t>irÉÈ</w:t>
-            </w:r>
-            <w:proofErr w:type="spellEnd"/>
-            <w:r>
-              <w:rPr>
-                <w:rFonts w:ascii="BRH Devanagari Extra" w:hAnsi="BRH Devanagari Extra" w:cs="BRH Devanagari Extra"/>
-                <w:sz w:val="40"/>
-                <w:szCs w:val="40"/>
-                <w:lang w:bidi="ml-IN"/>
-              </w:rPr>
-              <w:t xml:space="preserve"> |</w:t>
+              <w:t>irÉ CÌiÉþ mÉëÉeÉÉ - mÉ</w:t>
+            </w:r>
+            <w:r>
+              <w:rPr>
+                <w:rFonts w:ascii="BRH Malayalam Extra" w:hAnsi="BRH Malayalam Extra" w:cs="BRH Devanagari Extra"/>
+                <w:b/>
+                <w:sz w:val="32"/>
+                <w:szCs w:val="40"/>
+                <w:lang w:bidi="ml-IN"/>
+              </w:rPr>
+              <w:t>–</w:t>
+            </w:r>
+            <w:r>
+              <w:rPr>
+                <w:rFonts w:ascii="BRH Devanagari Extra" w:hAnsi="BRH Devanagari Extra" w:cs="BRH Devanagari Extra"/>
+                <w:sz w:val="40"/>
+                <w:szCs w:val="40"/>
+                <w:lang w:bidi="ml-IN"/>
+              </w:rPr>
+              <w:t>irÉÈ |</w:t>
             </w:r>
           </w:p>
         </w:tc>
@@ -8783,7 +7938,6 @@
                 <w:lang w:val="en-IN" w:eastAsia="en-IN" w:bidi="ml-IN"/>
               </w:rPr>
             </w:pPr>
-            <w:proofErr w:type="spellStart"/>
             <w:r>
               <w:rPr>
                 <w:rFonts w:ascii="BRH Devanagari Extra" w:hAnsi="BRH Devanagari Extra" w:cs="BRH Devanagari Extra"/>
@@ -8794,7 +7948,6 @@
               </w:rPr>
               <w:t>mÉëÉ</w:t>
             </w:r>
-            <w:proofErr w:type="spellEnd"/>
             <w:r>
               <w:rPr>
                 <w:rFonts w:ascii="BRH Malayalam Extra" w:hAnsi="BRH Malayalam Extra" w:cs="BRH Devanagari Extra"/>
@@ -8850,77 +8003,26 @@
                 <w:szCs w:val="40"/>
                 <w:lang w:bidi="ml-IN"/>
               </w:rPr>
-              <w:t xml:space="preserve">irÉ </w:t>
-            </w:r>
-            <w:proofErr w:type="spellStart"/>
-            <w:r>
-              <w:rPr>
-                <w:rFonts w:ascii="BRH Devanagari Extra" w:hAnsi="BRH Devanagari Extra" w:cs="BRH Devanagari Extra"/>
-                <w:sz w:val="40"/>
-                <w:szCs w:val="40"/>
-                <w:lang w:bidi="ml-IN"/>
-              </w:rPr>
-              <w:t>CÌiÉþ</w:t>
-            </w:r>
-            <w:proofErr w:type="spellEnd"/>
-            <w:r>
-              <w:rPr>
-                <w:rFonts w:ascii="BRH Devanagari Extra" w:hAnsi="BRH Devanagari Extra" w:cs="BRH Devanagari Extra"/>
-                <w:sz w:val="40"/>
-                <w:szCs w:val="40"/>
-                <w:lang w:bidi="ml-IN"/>
-              </w:rPr>
-              <w:t xml:space="preserve"> </w:t>
-            </w:r>
-            <w:proofErr w:type="spellStart"/>
-            <w:r>
-              <w:rPr>
-                <w:rFonts w:ascii="BRH Devanagari Extra" w:hAnsi="BRH Devanagari Extra" w:cs="BRH Devanagari Extra"/>
-                <w:sz w:val="40"/>
-                <w:szCs w:val="40"/>
-                <w:lang w:bidi="ml-IN"/>
-              </w:rPr>
-              <w:t>mÉëÉeÉÉ</w:t>
-            </w:r>
-            <w:proofErr w:type="spellEnd"/>
-            <w:r>
-              <w:rPr>
-                <w:rFonts w:ascii="BRH Devanagari Extra" w:hAnsi="BRH Devanagari Extra" w:cs="BRH Devanagari Extra"/>
-                <w:sz w:val="40"/>
-                <w:szCs w:val="40"/>
-                <w:lang w:bidi="ml-IN"/>
-              </w:rPr>
-              <w:t xml:space="preserve"> - mÉ</w:t>
-            </w:r>
-            <w:r>
-              <w:rPr>
-                <w:rFonts w:ascii="BRH Malayalam Extra" w:hAnsi="BRH Malayalam Extra" w:cs="BRH Devanagari Extra"/>
-                <w:b/>
-                <w:sz w:val="32"/>
-                <w:szCs w:val="40"/>
-                <w:lang w:bidi="ml-IN"/>
-              </w:rPr>
-              <w:t>–</w:t>
-            </w:r>
-            <w:proofErr w:type="spellStart"/>
-            <w:r>
-              <w:rPr>
-                <w:rFonts w:ascii="BRH Devanagari Extra" w:hAnsi="BRH Devanagari Extra" w:cs="BRH Devanagari Extra"/>
-                <w:sz w:val="40"/>
-                <w:szCs w:val="40"/>
-                <w:lang w:bidi="ml-IN"/>
-              </w:rPr>
-              <w:t>irÉÈ</w:t>
-            </w:r>
-            <w:proofErr w:type="spellEnd"/>
-            <w:r>
-              <w:rPr>
-                <w:rFonts w:ascii="BRH Devanagari Extra" w:hAnsi="BRH Devanagari Extra" w:cs="BRH Devanagari Extra"/>
-                <w:sz w:val="40"/>
-                <w:szCs w:val="40"/>
-                <w:lang w:bidi="ml-IN"/>
-              </w:rPr>
-              <w:t xml:space="preserve"> |</w:t>
+              <w:t>irÉ CÌiÉþ mÉëÉeÉÉ - mÉ</w:t>
+            </w:r>
+            <w:r>
+              <w:rPr>
+                <w:rFonts w:ascii="BRH Malayalam Extra" w:hAnsi="BRH Malayalam Extra" w:cs="BRH Devanagari Extra"/>
+                <w:b/>
+                <w:sz w:val="32"/>
+                <w:szCs w:val="40"/>
+                <w:lang w:bidi="ml-IN"/>
+              </w:rPr>
+              <w:t>–</w:t>
+            </w:r>
+            <w:r>
+              <w:rPr>
+                <w:rFonts w:ascii="BRH Devanagari Extra" w:hAnsi="BRH Devanagari Extra" w:cs="BRH Devanagari Extra"/>
+                <w:sz w:val="40"/>
+                <w:szCs w:val="40"/>
+                <w:lang w:bidi="ml-IN"/>
+              </w:rPr>
+              <w:t>irÉÈ |</w:t>
             </w:r>
           </w:p>
         </w:tc>
@@ -9068,7 +8170,6 @@
                 <w:lang w:bidi="ml-IN"/>
               </w:rPr>
             </w:pPr>
-            <w:proofErr w:type="spellStart"/>
             <w:r>
               <w:rPr>
                 <w:rFonts w:ascii="BRH Devanagari Extra" w:hAnsi="BRH Devanagari Extra" w:cs="BRH Devanagari Extra"/>
@@ -9079,60 +8180,26 @@
               </w:rPr>
               <w:t>xÉÔ</w:t>
             </w:r>
-            <w:proofErr w:type="spellEnd"/>
-            <w:r>
-              <w:rPr>
-                <w:rFonts w:ascii="BRH Malayalam Extra" w:hAnsi="BRH Malayalam Extra" w:cs="BRH Devanagari Extra"/>
-                <w:b/>
-                <w:color w:val="000000"/>
-                <w:sz w:val="32"/>
-                <w:szCs w:val="40"/>
-                <w:lang w:bidi="ml-IN"/>
-              </w:rPr>
-              <w:t>–</w:t>
-            </w:r>
-            <w:r>
-              <w:rPr>
-                <w:rFonts w:ascii="BRH Devanagari Extra" w:hAnsi="BRH Devanagari Extra" w:cs="BRH Devanagari Extra"/>
-                <w:color w:val="000000"/>
-                <w:sz w:val="40"/>
-                <w:szCs w:val="40"/>
-                <w:lang w:bidi="ml-IN"/>
-              </w:rPr>
-              <w:t>£</w:t>
-            </w:r>
-            <w:proofErr w:type="spellStart"/>
-            <w:r>
-              <w:rPr>
-                <w:rFonts w:ascii="BRH Devanagari Extra" w:hAnsi="BRH Devanagari Extra" w:cs="BRH Devanagari Extra"/>
-                <w:color w:val="000000"/>
-                <w:sz w:val="40"/>
-                <w:szCs w:val="40"/>
-                <w:lang w:bidi="ml-IN"/>
-              </w:rPr>
-              <w:t>üÉprÉÉÿqÉç</w:t>
-            </w:r>
-            <w:proofErr w:type="spellEnd"/>
-            <w:r>
-              <w:rPr>
-                <w:rFonts w:ascii="BRH Devanagari Extra" w:hAnsi="BRH Devanagari Extra" w:cs="BRH Devanagari Extra"/>
-                <w:color w:val="000000"/>
-                <w:sz w:val="40"/>
-                <w:szCs w:val="40"/>
-                <w:lang w:bidi="ml-IN"/>
-              </w:rPr>
-              <w:t xml:space="preserve"> </w:t>
-            </w:r>
-            <w:proofErr w:type="spellStart"/>
-            <w:r>
-              <w:rPr>
-                <w:rFonts w:ascii="BRH Devanagari Extra" w:hAnsi="BRH Devanagari Extra" w:cs="BRH Devanagari Extra"/>
-                <w:color w:val="000000"/>
-                <w:sz w:val="40"/>
-                <w:szCs w:val="40"/>
-                <w:lang w:bidi="ml-IN"/>
-              </w:rPr>
-              <w:t>eÉÑWûÉ</w:t>
+            <w:r>
+              <w:rPr>
+                <w:rFonts w:ascii="BRH Malayalam Extra" w:hAnsi="BRH Malayalam Extra" w:cs="BRH Devanagari Extra"/>
+                <w:b/>
+                <w:color w:val="000000"/>
+                <w:sz w:val="32"/>
+                <w:szCs w:val="40"/>
+                <w:lang w:bidi="ml-IN"/>
+              </w:rPr>
+              <w:t>–</w:t>
+            </w:r>
+            <w:r>
+              <w:rPr>
+                <w:rFonts w:ascii="BRH Devanagari Extra" w:hAnsi="BRH Devanagari Extra" w:cs="BRH Devanagari Extra"/>
+                <w:color w:val="000000"/>
+                <w:sz w:val="40"/>
+                <w:szCs w:val="40"/>
+                <w:lang w:bidi="ml-IN"/>
+              </w:rPr>
+              <w:t>£üÉprÉÉÿqÉç eÉÑWûÉ</w:t>
             </w:r>
             <w:r>
               <w:rPr>
@@ -9152,18 +8219,7 @@
                 <w:szCs w:val="40"/>
                 <w:lang w:bidi="ml-IN"/>
               </w:rPr>
-              <w:t>ÌiÉ</w:t>
-            </w:r>
-            <w:proofErr w:type="spellEnd"/>
-            <w:r>
-              <w:rPr>
-                <w:rFonts w:ascii="BRH Devanagari Extra" w:hAnsi="BRH Devanagari Extra" w:cs="BRH Devanagari Extra"/>
-                <w:color w:val="000000"/>
-                <w:sz w:val="40"/>
-                <w:szCs w:val="40"/>
-                <w:lang w:bidi="ml-IN"/>
-              </w:rPr>
-              <w:t xml:space="preserve"> | </w:t>
+              <w:t xml:space="preserve">ÌiÉ | </w:t>
             </w:r>
           </w:p>
           <w:p>
@@ -9181,7 +8237,6 @@
                 <w:lang w:val="en-IN" w:eastAsia="en-IN" w:bidi="ml-IN"/>
               </w:rPr>
             </w:pPr>
-            <w:proofErr w:type="spellStart"/>
             <w:r>
               <w:rPr>
                 <w:rFonts w:ascii="BRH Devanagari Extra" w:hAnsi="BRH Devanagari Extra" w:cs="BRH Devanagari Extra"/>
@@ -9192,19 +8247,17 @@
               </w:rPr>
               <w:t>xÉÔ</w:t>
             </w:r>
-            <w:proofErr w:type="spellEnd"/>
-            <w:r>
-              <w:rPr>
-                <w:rFonts w:ascii="BRH Malayalam Extra" w:hAnsi="BRH Malayalam Extra" w:cs="BRH Devanagari Extra"/>
-                <w:b/>
-                <w:color w:val="000000"/>
-                <w:sz w:val="32"/>
-                <w:szCs w:val="40"/>
-                <w:lang w:bidi="ml-IN"/>
-              </w:rPr>
-              <w:t>–</w:t>
-            </w:r>
-            <w:proofErr w:type="spellStart"/>
+            <w:r>
+              <w:rPr>
+                <w:rFonts w:ascii="BRH Malayalam Extra" w:hAnsi="BRH Malayalam Extra" w:cs="BRH Devanagari Extra"/>
+                <w:b/>
+                <w:color w:val="000000"/>
+                <w:sz w:val="32"/>
+                <w:szCs w:val="40"/>
+                <w:lang w:bidi="ml-IN"/>
+              </w:rPr>
+              <w:t>–</w:t>
+            </w:r>
             <w:r>
               <w:rPr>
                 <w:rFonts w:ascii="BRH Devanagari Extra" w:hAnsi="BRH Devanagari Extra" w:cs="BRH Devanagari Extra"/>
@@ -9226,104 +8279,47 @@
               </w:rPr>
               <w:t>prÉÉ</w:t>
             </w:r>
-            <w:proofErr w:type="spellEnd"/>
-            <w:r>
-              <w:rPr>
-                <w:rFonts w:ascii="BRH Malayalam Extra" w:hAnsi="BRH Malayalam Extra" w:cs="BRH Devanagari Extra"/>
-                <w:b/>
-                <w:color w:val="000000"/>
-                <w:sz w:val="32"/>
-                <w:szCs w:val="40"/>
-                <w:lang w:bidi="ml-IN"/>
-              </w:rPr>
-              <w:t>–</w:t>
-            </w:r>
-            <w:proofErr w:type="spellStart"/>
-            <w:r>
-              <w:rPr>
-                <w:rFonts w:ascii="BRH Devanagari Extra" w:hAnsi="BRH Devanagari Extra" w:cs="BRH Devanagari Extra"/>
-                <w:color w:val="000000"/>
-                <w:sz w:val="40"/>
-                <w:szCs w:val="40"/>
-                <w:lang w:bidi="ml-IN"/>
-              </w:rPr>
-              <w:t>ÍqÉÌiÉþ</w:t>
-            </w:r>
-            <w:proofErr w:type="spellEnd"/>
-            <w:r>
-              <w:rPr>
-                <w:rFonts w:ascii="BRH Devanagari Extra" w:hAnsi="BRH Devanagari Extra" w:cs="BRH Devanagari Extra"/>
-                <w:color w:val="000000"/>
-                <w:sz w:val="40"/>
-                <w:szCs w:val="40"/>
-                <w:lang w:bidi="ml-IN"/>
-              </w:rPr>
-              <w:t xml:space="preserve"> </w:t>
-            </w:r>
-            <w:proofErr w:type="spellStart"/>
-            <w:r>
-              <w:rPr>
-                <w:rFonts w:ascii="BRH Devanagari Extra" w:hAnsi="BRH Devanagari Extra" w:cs="BRH Devanagari Extra"/>
-                <w:color w:val="000000"/>
-                <w:sz w:val="40"/>
-                <w:szCs w:val="40"/>
-                <w:lang w:bidi="ml-IN"/>
-              </w:rPr>
-              <w:t>xÉÑ</w:t>
-            </w:r>
-            <w:proofErr w:type="spellEnd"/>
-            <w:r>
-              <w:rPr>
-                <w:rFonts w:ascii="BRH Devanagari Extra" w:hAnsi="BRH Devanagari Extra" w:cs="BRH Devanagari Extra"/>
-                <w:color w:val="000000"/>
-                <w:sz w:val="40"/>
-                <w:szCs w:val="40"/>
-                <w:lang w:bidi="ml-IN"/>
-              </w:rPr>
-              <w:t xml:space="preserve"> - E</w:t>
-            </w:r>
-            <w:r>
-              <w:rPr>
-                <w:rFonts w:ascii="BRH Malayalam Extra" w:hAnsi="BRH Malayalam Extra" w:cs="BRH Devanagari Extra"/>
-                <w:b/>
-                <w:color w:val="000000"/>
-                <w:sz w:val="32"/>
-                <w:szCs w:val="40"/>
-                <w:lang w:bidi="ml-IN"/>
-              </w:rPr>
-              <w:t>–</w:t>
-            </w:r>
-            <w:r>
-              <w:rPr>
-                <w:rFonts w:ascii="BRH Devanagari Extra" w:hAnsi="BRH Devanagari Extra" w:cs="BRH Devanagari Extra"/>
-                <w:color w:val="000000"/>
-                <w:sz w:val="40"/>
-                <w:szCs w:val="40"/>
-                <w:lang w:bidi="ml-IN"/>
-              </w:rPr>
-              <w:t>£</w:t>
-            </w:r>
-            <w:proofErr w:type="spellStart"/>
-            <w:r>
-              <w:rPr>
-                <w:rFonts w:ascii="BRH Devanagari Extra" w:hAnsi="BRH Devanagari Extra" w:cs="BRH Devanagari Extra"/>
-                <w:color w:val="000000"/>
-                <w:sz w:val="40"/>
-                <w:szCs w:val="40"/>
-                <w:lang w:bidi="ml-IN"/>
-              </w:rPr>
-              <w:t>üÉprÉÉÿqÉç</w:t>
-            </w:r>
-            <w:proofErr w:type="spellEnd"/>
-            <w:r>
-              <w:rPr>
-                <w:rFonts w:ascii="BRH Devanagari Extra" w:hAnsi="BRH Devanagari Extra" w:cs="BRH Devanagari Extra"/>
-                <w:color w:val="000000"/>
-                <w:sz w:val="40"/>
-                <w:szCs w:val="40"/>
-                <w:lang w:bidi="ml-IN"/>
-              </w:rPr>
-              <w:t xml:space="preserve"> |</w:t>
+            <w:r>
+              <w:rPr>
+                <w:rFonts w:ascii="BRH Malayalam Extra" w:hAnsi="BRH Malayalam Extra" w:cs="BRH Devanagari Extra"/>
+                <w:b/>
+                <w:color w:val="000000"/>
+                <w:sz w:val="32"/>
+                <w:szCs w:val="40"/>
+                <w:lang w:bidi="ml-IN"/>
+              </w:rPr>
+              <w:t>–</w:t>
+            </w:r>
+            <w:r>
+              <w:rPr>
+                <w:rFonts w:ascii="BRH Devanagari Extra" w:hAnsi="BRH Devanagari Extra" w:cs="BRH Devanagari Extra"/>
+                <w:color w:val="000000"/>
+                <w:sz w:val="40"/>
+                <w:szCs w:val="40"/>
+                <w:lang w:bidi="ml-IN"/>
+              </w:rPr>
+              <w:t>ÍqÉÌiÉþ xÉÑ - E</w:t>
+            </w:r>
+            <w:r>
+              <w:rPr>
+                <w:rFonts w:ascii="BRH Malayalam Extra" w:hAnsi="BRH Malayalam Extra" w:cs="BRH Devanagari Extra"/>
+                <w:b/>
+                <w:color w:val="000000"/>
+                <w:sz w:val="32"/>
+                <w:szCs w:val="40"/>
+                <w:lang w:bidi="ml-IN"/>
+              </w:rPr>
+              <w:t>–</w:t>
+            </w:r>
+            <w:r>
+              <w:rPr>
+                <w:rFonts w:ascii="BRH Devanagari Extra" w:hAnsi="BRH Devanagari Extra" w:cs="BRH Devanagari Extra"/>
+                <w:color w:val="000000"/>
+                <w:sz w:val="40"/>
+                <w:szCs w:val="40"/>
+                <w:lang w:bidi="ml-IN"/>
+              </w:rPr>
+              <w:t>£üÉprÉÉÿqÉç |</w:t>
             </w:r>
           </w:p>
         </w:tc>
@@ -9353,7 +8349,6 @@
                 <w:lang w:bidi="ml-IN"/>
               </w:rPr>
             </w:pPr>
-            <w:proofErr w:type="spellStart"/>
             <w:r>
               <w:rPr>
                 <w:rFonts w:ascii="BRH Devanagari Extra" w:hAnsi="BRH Devanagari Extra" w:cs="BRH Devanagari Extra"/>
@@ -9364,60 +8359,26 @@
               </w:rPr>
               <w:t>xÉÔ</w:t>
             </w:r>
-            <w:proofErr w:type="spellEnd"/>
-            <w:r>
-              <w:rPr>
-                <w:rFonts w:ascii="BRH Malayalam Extra" w:hAnsi="BRH Malayalam Extra" w:cs="BRH Devanagari Extra"/>
-                <w:b/>
-                <w:color w:val="000000"/>
-                <w:sz w:val="32"/>
-                <w:szCs w:val="40"/>
-                <w:lang w:bidi="ml-IN"/>
-              </w:rPr>
-              <w:t>–</w:t>
-            </w:r>
-            <w:r>
-              <w:rPr>
-                <w:rFonts w:ascii="BRH Devanagari Extra" w:hAnsi="BRH Devanagari Extra" w:cs="BRH Devanagari Extra"/>
-                <w:color w:val="000000"/>
-                <w:sz w:val="40"/>
-                <w:szCs w:val="40"/>
-                <w:lang w:bidi="ml-IN"/>
-              </w:rPr>
-              <w:t>£</w:t>
-            </w:r>
-            <w:proofErr w:type="spellStart"/>
-            <w:r>
-              <w:rPr>
-                <w:rFonts w:ascii="BRH Devanagari Extra" w:hAnsi="BRH Devanagari Extra" w:cs="BRH Devanagari Extra"/>
-                <w:color w:val="000000"/>
-                <w:sz w:val="40"/>
-                <w:szCs w:val="40"/>
-                <w:lang w:bidi="ml-IN"/>
-              </w:rPr>
-              <w:t>üÉprÉÉÿqÉç</w:t>
-            </w:r>
-            <w:proofErr w:type="spellEnd"/>
-            <w:r>
-              <w:rPr>
-                <w:rFonts w:ascii="BRH Devanagari Extra" w:hAnsi="BRH Devanagari Extra" w:cs="BRH Devanagari Extra"/>
-                <w:color w:val="000000"/>
-                <w:sz w:val="40"/>
-                <w:szCs w:val="40"/>
-                <w:lang w:bidi="ml-IN"/>
-              </w:rPr>
-              <w:t xml:space="preserve"> </w:t>
-            </w:r>
-            <w:proofErr w:type="spellStart"/>
-            <w:r>
-              <w:rPr>
-                <w:rFonts w:ascii="BRH Devanagari Extra" w:hAnsi="BRH Devanagari Extra" w:cs="BRH Devanagari Extra"/>
-                <w:color w:val="000000"/>
-                <w:sz w:val="40"/>
-                <w:szCs w:val="40"/>
-                <w:lang w:bidi="ml-IN"/>
-              </w:rPr>
-              <w:t>eÉÑWûÉ</w:t>
+            <w:r>
+              <w:rPr>
+                <w:rFonts w:ascii="BRH Malayalam Extra" w:hAnsi="BRH Malayalam Extra" w:cs="BRH Devanagari Extra"/>
+                <w:b/>
+                <w:color w:val="000000"/>
+                <w:sz w:val="32"/>
+                <w:szCs w:val="40"/>
+                <w:lang w:bidi="ml-IN"/>
+              </w:rPr>
+              <w:t>–</w:t>
+            </w:r>
+            <w:r>
+              <w:rPr>
+                <w:rFonts w:ascii="BRH Devanagari Extra" w:hAnsi="BRH Devanagari Extra" w:cs="BRH Devanagari Extra"/>
+                <w:color w:val="000000"/>
+                <w:sz w:val="40"/>
+                <w:szCs w:val="40"/>
+                <w:lang w:bidi="ml-IN"/>
+              </w:rPr>
+              <w:t>£üÉprÉÉÿqÉç eÉÑWûÉ</w:t>
             </w:r>
             <w:r>
               <w:rPr>
@@ -9437,18 +8398,7 @@
                 <w:szCs w:val="40"/>
                 <w:lang w:bidi="ml-IN"/>
               </w:rPr>
-              <w:t>ÌiÉ</w:t>
-            </w:r>
-            <w:proofErr w:type="spellEnd"/>
-            <w:r>
-              <w:rPr>
-                <w:rFonts w:ascii="BRH Devanagari Extra" w:hAnsi="BRH Devanagari Extra" w:cs="BRH Devanagari Extra"/>
-                <w:color w:val="000000"/>
-                <w:sz w:val="40"/>
-                <w:szCs w:val="40"/>
-                <w:lang w:bidi="ml-IN"/>
-              </w:rPr>
-              <w:t xml:space="preserve"> | </w:t>
+              <w:t xml:space="preserve">ÌiÉ | </w:t>
             </w:r>
           </w:p>
           <w:p>
@@ -9466,7 +8416,6 @@
                 <w:lang w:val="en-IN" w:eastAsia="en-IN" w:bidi="ml-IN"/>
               </w:rPr>
             </w:pPr>
-            <w:proofErr w:type="spellStart"/>
             <w:r>
               <w:rPr>
                 <w:rFonts w:ascii="BRH Devanagari Extra" w:hAnsi="BRH Devanagari Extra" w:cs="BRH Devanagari Extra"/>
@@ -9477,7 +8426,6 @@
               </w:rPr>
               <w:t>xÉÔ</w:t>
             </w:r>
-            <w:proofErr w:type="spellEnd"/>
             <w:r>
               <w:rPr>
                 <w:rFonts w:ascii="BRH Malayalam Extra" w:hAnsi="BRH Malayalam Extra" w:cs="BRH Devanagari Extra"/>
@@ -9498,19 +8446,7 @@
                 <w:highlight w:val="green"/>
                 <w:lang w:bidi="ml-IN"/>
               </w:rPr>
-              <w:t>£</w:t>
-            </w:r>
-            <w:proofErr w:type="spellStart"/>
-            <w:r>
-              <w:rPr>
-                <w:rFonts w:ascii="BRH Devanagari Extra" w:hAnsi="BRH Devanagari Extra" w:cs="BRH Devanagari Extra"/>
-                <w:color w:val="000000"/>
-                <w:sz w:val="40"/>
-                <w:szCs w:val="40"/>
-                <w:highlight w:val="green"/>
-                <w:lang w:bidi="ml-IN"/>
-              </w:rPr>
-              <w:t>üÉ</w:t>
+              <w:t>£üÉ</w:t>
             </w:r>
             <w:r>
               <w:rPr>
@@ -9522,104 +8458,47 @@
               </w:rPr>
               <w:t>prÉÉ</w:t>
             </w:r>
-            <w:proofErr w:type="spellEnd"/>
-            <w:r>
-              <w:rPr>
-                <w:rFonts w:ascii="BRH Malayalam Extra" w:hAnsi="BRH Malayalam Extra" w:cs="BRH Devanagari Extra"/>
-                <w:b/>
-                <w:color w:val="000000"/>
-                <w:sz w:val="32"/>
-                <w:szCs w:val="40"/>
-                <w:lang w:bidi="ml-IN"/>
-              </w:rPr>
-              <w:t>–</w:t>
-            </w:r>
-            <w:proofErr w:type="spellStart"/>
-            <w:r>
-              <w:rPr>
-                <w:rFonts w:ascii="BRH Devanagari Extra" w:hAnsi="BRH Devanagari Extra" w:cs="BRH Devanagari Extra"/>
-                <w:color w:val="000000"/>
-                <w:sz w:val="40"/>
-                <w:szCs w:val="40"/>
-                <w:lang w:bidi="ml-IN"/>
-              </w:rPr>
-              <w:t>ÍqÉÌiÉþ</w:t>
-            </w:r>
-            <w:proofErr w:type="spellEnd"/>
-            <w:r>
-              <w:rPr>
-                <w:rFonts w:ascii="BRH Devanagari Extra" w:hAnsi="BRH Devanagari Extra" w:cs="BRH Devanagari Extra"/>
-                <w:color w:val="000000"/>
-                <w:sz w:val="40"/>
-                <w:szCs w:val="40"/>
-                <w:lang w:bidi="ml-IN"/>
-              </w:rPr>
-              <w:t xml:space="preserve"> </w:t>
-            </w:r>
-            <w:proofErr w:type="spellStart"/>
-            <w:r>
-              <w:rPr>
-                <w:rFonts w:ascii="BRH Devanagari Extra" w:hAnsi="BRH Devanagari Extra" w:cs="BRH Devanagari Extra"/>
-                <w:color w:val="000000"/>
-                <w:sz w:val="40"/>
-                <w:szCs w:val="40"/>
-                <w:lang w:bidi="ml-IN"/>
-              </w:rPr>
-              <w:t>xÉÑ</w:t>
-            </w:r>
-            <w:proofErr w:type="spellEnd"/>
-            <w:r>
-              <w:rPr>
-                <w:rFonts w:ascii="BRH Devanagari Extra" w:hAnsi="BRH Devanagari Extra" w:cs="BRH Devanagari Extra"/>
-                <w:color w:val="000000"/>
-                <w:sz w:val="40"/>
-                <w:szCs w:val="40"/>
-                <w:lang w:bidi="ml-IN"/>
-              </w:rPr>
-              <w:t xml:space="preserve"> - E</w:t>
-            </w:r>
-            <w:r>
-              <w:rPr>
-                <w:rFonts w:ascii="BRH Malayalam Extra" w:hAnsi="BRH Malayalam Extra" w:cs="BRH Devanagari Extra"/>
-                <w:b/>
-                <w:color w:val="000000"/>
-                <w:sz w:val="32"/>
-                <w:szCs w:val="40"/>
-                <w:lang w:bidi="ml-IN"/>
-              </w:rPr>
-              <w:t>–</w:t>
-            </w:r>
-            <w:r>
-              <w:rPr>
-                <w:rFonts w:ascii="BRH Devanagari Extra" w:hAnsi="BRH Devanagari Extra" w:cs="BRH Devanagari Extra"/>
-                <w:color w:val="000000"/>
-                <w:sz w:val="40"/>
-                <w:szCs w:val="40"/>
-                <w:lang w:bidi="ml-IN"/>
-              </w:rPr>
-              <w:t>£</w:t>
-            </w:r>
-            <w:proofErr w:type="spellStart"/>
-            <w:r>
-              <w:rPr>
-                <w:rFonts w:ascii="BRH Devanagari Extra" w:hAnsi="BRH Devanagari Extra" w:cs="BRH Devanagari Extra"/>
-                <w:color w:val="000000"/>
-                <w:sz w:val="40"/>
-                <w:szCs w:val="40"/>
-                <w:lang w:bidi="ml-IN"/>
-              </w:rPr>
-              <w:t>üÉprÉÉÿqÉç</w:t>
-            </w:r>
-            <w:proofErr w:type="spellEnd"/>
-            <w:r>
-              <w:rPr>
-                <w:rFonts w:ascii="BRH Devanagari Extra" w:hAnsi="BRH Devanagari Extra" w:cs="BRH Devanagari Extra"/>
-                <w:color w:val="000000"/>
-                <w:sz w:val="40"/>
-                <w:szCs w:val="40"/>
-                <w:lang w:bidi="ml-IN"/>
-              </w:rPr>
-              <w:t xml:space="preserve"> |</w:t>
+            <w:r>
+              <w:rPr>
+                <w:rFonts w:ascii="BRH Malayalam Extra" w:hAnsi="BRH Malayalam Extra" w:cs="BRH Devanagari Extra"/>
+                <w:b/>
+                <w:color w:val="000000"/>
+                <w:sz w:val="32"/>
+                <w:szCs w:val="40"/>
+                <w:lang w:bidi="ml-IN"/>
+              </w:rPr>
+              <w:t>–</w:t>
+            </w:r>
+            <w:r>
+              <w:rPr>
+                <w:rFonts w:ascii="BRH Devanagari Extra" w:hAnsi="BRH Devanagari Extra" w:cs="BRH Devanagari Extra"/>
+                <w:color w:val="000000"/>
+                <w:sz w:val="40"/>
+                <w:szCs w:val="40"/>
+                <w:lang w:bidi="ml-IN"/>
+              </w:rPr>
+              <w:t>ÍqÉÌiÉþ xÉÑ - E</w:t>
+            </w:r>
+            <w:r>
+              <w:rPr>
+                <w:rFonts w:ascii="BRH Malayalam Extra" w:hAnsi="BRH Malayalam Extra" w:cs="BRH Devanagari Extra"/>
+                <w:b/>
+                <w:color w:val="000000"/>
+                <w:sz w:val="32"/>
+                <w:szCs w:val="40"/>
+                <w:lang w:bidi="ml-IN"/>
+              </w:rPr>
+              <w:t>–</w:t>
+            </w:r>
+            <w:r>
+              <w:rPr>
+                <w:rFonts w:ascii="BRH Devanagari Extra" w:hAnsi="BRH Devanagari Extra" w:cs="BRH Devanagari Extra"/>
+                <w:color w:val="000000"/>
+                <w:sz w:val="40"/>
+                <w:szCs w:val="40"/>
+                <w:lang w:bidi="ml-IN"/>
+              </w:rPr>
+              <w:t>£üÉprÉÉÿqÉç |</w:t>
             </w:r>
           </w:p>
         </w:tc>
@@ -9767,7 +8646,6 @@
                 <w:lang w:val="en-IN" w:eastAsia="en-IN" w:bidi="ml-IN"/>
               </w:rPr>
             </w:pPr>
-            <w:proofErr w:type="spellStart"/>
             <w:r>
               <w:rPr>
                 <w:rFonts w:ascii="BRH Devanagari Extra" w:hAnsi="BRH Devanagari Extra" w:cs="BRH Devanagari Extra"/>
@@ -9778,19 +8656,17 @@
               </w:rPr>
               <w:t>xuÉ</w:t>
             </w:r>
-            <w:proofErr w:type="spellEnd"/>
-            <w:r>
-              <w:rPr>
-                <w:rFonts w:ascii="BRH Malayalam Extra" w:hAnsi="BRH Malayalam Extra" w:cs="BRH Devanagari Extra"/>
-                <w:b/>
-                <w:color w:val="000000"/>
-                <w:sz w:val="32"/>
-                <w:szCs w:val="40"/>
-                <w:lang w:bidi="ml-IN"/>
-              </w:rPr>
-              <w:t>–</w:t>
-            </w:r>
-            <w:proofErr w:type="spellStart"/>
+            <w:r>
+              <w:rPr>
+                <w:rFonts w:ascii="BRH Malayalam Extra" w:hAnsi="BRH Malayalam Extra" w:cs="BRH Devanagari Extra"/>
+                <w:b/>
+                <w:color w:val="000000"/>
+                <w:sz w:val="32"/>
+                <w:szCs w:val="40"/>
+                <w:lang w:bidi="ml-IN"/>
+              </w:rPr>
+              <w:t>–</w:t>
+            </w:r>
             <w:r>
               <w:rPr>
                 <w:rFonts w:ascii="BRH Devanagari Extra" w:hAnsi="BRH Devanagari Extra" w:cs="BRH Devanagari Extra"/>
@@ -9801,74 +8677,38 @@
               </w:rPr>
               <w:t>aÉÉM×üþirÉæ</w:t>
             </w:r>
-            <w:proofErr w:type="spellEnd"/>
-            <w:r>
-              <w:rPr>
-                <w:rFonts w:ascii="BRH Malayalam Extra" w:hAnsi="BRH Malayalam Extra" w:cs="BRH Devanagari Extra"/>
-                <w:b/>
-                <w:color w:val="000000"/>
-                <w:sz w:val="32"/>
-                <w:szCs w:val="40"/>
-                <w:lang w:bidi="ml-IN"/>
-              </w:rPr>
-              <w:t>–</w:t>
-            </w:r>
-            <w:r>
-              <w:rPr>
-                <w:rFonts w:ascii="BRH Devanagari Extra" w:hAnsi="BRH Devanagari Extra" w:cs="BRH Devanagari Extra"/>
-                <w:color w:val="000000"/>
-                <w:sz w:val="40"/>
-                <w:szCs w:val="40"/>
-                <w:lang w:bidi="ml-IN"/>
-              </w:rPr>
-              <w:t xml:space="preserve"> </w:t>
-            </w:r>
-            <w:proofErr w:type="spellStart"/>
-            <w:r>
-              <w:rPr>
-                <w:rFonts w:ascii="BRH Devanagari Extra" w:hAnsi="BRH Devanagari Extra" w:cs="BRH Devanagari Extra"/>
-                <w:color w:val="000000"/>
-                <w:sz w:val="40"/>
-                <w:szCs w:val="40"/>
-                <w:lang w:bidi="ml-IN"/>
-              </w:rPr>
-              <w:t>uÉÉeÉþxrÉ</w:t>
-            </w:r>
-            <w:proofErr w:type="spellEnd"/>
-            <w:r>
-              <w:rPr>
-                <w:rFonts w:ascii="BRH Devanagari Extra" w:hAnsi="BRH Devanagari Extra" w:cs="BRH Devanagari Extra"/>
-                <w:color w:val="000000"/>
-                <w:sz w:val="40"/>
-                <w:szCs w:val="40"/>
-                <w:lang w:bidi="ml-IN"/>
-              </w:rPr>
-              <w:t xml:space="preserve"> | </w:t>
-            </w:r>
-            <w:proofErr w:type="spellStart"/>
-            <w:r>
-              <w:rPr>
-                <w:rFonts w:ascii="BRH Devanagari Extra" w:hAnsi="BRH Devanagari Extra" w:cs="BRH Devanagari Extra"/>
-                <w:color w:val="000000"/>
-                <w:sz w:val="40"/>
-                <w:szCs w:val="40"/>
-                <w:lang w:bidi="ml-IN"/>
-              </w:rPr>
-              <w:t>xuÉ</w:t>
-            </w:r>
-            <w:proofErr w:type="spellEnd"/>
-            <w:r>
-              <w:rPr>
-                <w:rFonts w:ascii="BRH Malayalam Extra" w:hAnsi="BRH Malayalam Extra" w:cs="BRH Devanagari Extra"/>
-                <w:b/>
-                <w:color w:val="000000"/>
-                <w:sz w:val="32"/>
-                <w:szCs w:val="40"/>
-                <w:lang w:bidi="ml-IN"/>
-              </w:rPr>
-              <w:t>–</w:t>
-            </w:r>
-            <w:proofErr w:type="spellStart"/>
+            <w:r>
+              <w:rPr>
+                <w:rFonts w:ascii="BRH Malayalam Extra" w:hAnsi="BRH Malayalam Extra" w:cs="BRH Devanagari Extra"/>
+                <w:b/>
+                <w:color w:val="000000"/>
+                <w:sz w:val="32"/>
+                <w:szCs w:val="40"/>
+                <w:lang w:bidi="ml-IN"/>
+              </w:rPr>
+              <w:t>–</w:t>
+            </w:r>
+            <w:r>
+              <w:rPr>
+                <w:rFonts w:ascii="BRH Devanagari Extra" w:hAnsi="BRH Devanagari Extra" w:cs="BRH Devanagari Extra"/>
+                <w:color w:val="000000"/>
+                <w:sz w:val="40"/>
+                <w:szCs w:val="40"/>
+                <w:lang w:bidi="ml-IN"/>
+              </w:rPr>
+              <w:t xml:space="preserve"> uÉÉeÉþxrÉ | xuÉ</w:t>
+            </w:r>
+            <w:r>
+              <w:rPr>
+                <w:rFonts w:ascii="BRH Malayalam Extra" w:hAnsi="BRH Malayalam Extra" w:cs="BRH Devanagari Extra"/>
+                <w:b/>
+                <w:color w:val="000000"/>
+                <w:sz w:val="32"/>
+                <w:szCs w:val="40"/>
+                <w:lang w:bidi="ml-IN"/>
+              </w:rPr>
+              <w:t>–</w:t>
+            </w:r>
             <w:r>
               <w:rPr>
                 <w:rFonts w:ascii="BRH Devanagari Extra" w:hAnsi="BRH Devanagari Extra" w:cs="BRH Devanagari Extra"/>
@@ -9890,119 +8730,59 @@
               </w:rPr>
               <w:t>þM×üirÉÉ</w:t>
             </w:r>
-            <w:proofErr w:type="spellEnd"/>
-            <w:r>
-              <w:rPr>
-                <w:rFonts w:ascii="BRH Malayalam Extra" w:hAnsi="BRH Malayalam Extra" w:cs="BRH Devanagari Extra"/>
-                <w:b/>
-                <w:color w:val="000000"/>
-                <w:sz w:val="32"/>
-                <w:szCs w:val="40"/>
-                <w:lang w:bidi="ml-IN"/>
-              </w:rPr>
-              <w:t>–</w:t>
-            </w:r>
-            <w:r>
-              <w:rPr>
-                <w:rFonts w:ascii="BRH Devanagari Extra" w:hAnsi="BRH Devanagari Extra" w:cs="BRH Devanagari Extra"/>
-                <w:color w:val="000000"/>
-                <w:sz w:val="40"/>
-                <w:szCs w:val="40"/>
-                <w:lang w:bidi="ml-IN"/>
-              </w:rPr>
-              <w:t xml:space="preserve"> </w:t>
-            </w:r>
-            <w:proofErr w:type="spellStart"/>
-            <w:r>
-              <w:rPr>
-                <w:rFonts w:ascii="BRH Devanagari Extra" w:hAnsi="BRH Devanagari Extra" w:cs="BRH Devanagari Extra"/>
-                <w:color w:val="000000"/>
-                <w:sz w:val="40"/>
-                <w:szCs w:val="40"/>
-                <w:lang w:bidi="ml-IN"/>
-              </w:rPr>
-              <w:t>CÌiÉþ</w:t>
-            </w:r>
-            <w:proofErr w:type="spellEnd"/>
-            <w:r>
-              <w:rPr>
-                <w:rFonts w:ascii="BRH Devanagari Extra" w:hAnsi="BRH Devanagari Extra" w:cs="BRH Devanagari Extra"/>
-                <w:color w:val="000000"/>
-                <w:sz w:val="40"/>
-                <w:szCs w:val="40"/>
-                <w:lang w:bidi="ml-IN"/>
-              </w:rPr>
-              <w:t xml:space="preserve"> </w:t>
-            </w:r>
-            <w:proofErr w:type="spellStart"/>
-            <w:r>
-              <w:rPr>
-                <w:rFonts w:ascii="BRH Devanagari Extra" w:hAnsi="BRH Devanagari Extra" w:cs="BRH Devanagari Extra"/>
-                <w:color w:val="000000"/>
-                <w:sz w:val="40"/>
-                <w:szCs w:val="40"/>
-                <w:lang w:bidi="ml-IN"/>
-              </w:rPr>
-              <w:t>xuÉ</w:t>
-            </w:r>
-            <w:proofErr w:type="spellEnd"/>
-            <w:r>
-              <w:rPr>
-                <w:rFonts w:ascii="BRH Malayalam Extra" w:hAnsi="BRH Malayalam Extra" w:cs="BRH Devanagari Extra"/>
-                <w:b/>
-                <w:color w:val="000000"/>
-                <w:sz w:val="32"/>
-                <w:szCs w:val="40"/>
-                <w:lang w:bidi="ml-IN"/>
-              </w:rPr>
-              <w:t>–</w:t>
-            </w:r>
-            <w:proofErr w:type="spellStart"/>
-            <w:r>
-              <w:rPr>
-                <w:rFonts w:ascii="BRH Devanagari Extra" w:hAnsi="BRH Devanagari Extra" w:cs="BRH Devanagari Extra"/>
-                <w:color w:val="000000"/>
-                <w:sz w:val="40"/>
-                <w:szCs w:val="40"/>
-                <w:lang w:bidi="ml-IN"/>
-              </w:rPr>
-              <w:t>aÉÉ</w:t>
-            </w:r>
-            <w:proofErr w:type="spellEnd"/>
-            <w:r>
-              <w:rPr>
-                <w:rFonts w:ascii="BRH Devanagari Extra" w:hAnsi="BRH Devanagari Extra" w:cs="BRH Devanagari Extra"/>
-                <w:color w:val="000000"/>
-                <w:sz w:val="40"/>
-                <w:szCs w:val="40"/>
-                <w:lang w:bidi="ml-IN"/>
-              </w:rPr>
-              <w:t xml:space="preserve"> - </w:t>
-            </w:r>
-            <w:proofErr w:type="spellStart"/>
-            <w:r>
-              <w:rPr>
-                <w:rFonts w:ascii="BRH Devanagari Extra" w:hAnsi="BRH Devanagari Extra" w:cs="BRH Devanagari Extra"/>
-                <w:color w:val="000000"/>
-                <w:sz w:val="40"/>
-                <w:szCs w:val="40"/>
-                <w:lang w:bidi="ml-IN"/>
-              </w:rPr>
-              <w:t>M×ü</w:t>
-            </w:r>
-            <w:proofErr w:type="spellEnd"/>
-            <w:r>
-              <w:rPr>
-                <w:rFonts w:ascii="BRH Malayalam Extra" w:hAnsi="BRH Malayalam Extra" w:cs="BRH Devanagari Extra"/>
-                <w:b/>
-                <w:color w:val="000000"/>
-                <w:sz w:val="32"/>
-                <w:szCs w:val="40"/>
-                <w:lang w:bidi="ml-IN"/>
-              </w:rPr>
-              <w:t>–</w:t>
-            </w:r>
-            <w:proofErr w:type="spellStart"/>
+            <w:r>
+              <w:rPr>
+                <w:rFonts w:ascii="BRH Malayalam Extra" w:hAnsi="BRH Malayalam Extra" w:cs="BRH Devanagari Extra"/>
+                <w:b/>
+                <w:color w:val="000000"/>
+                <w:sz w:val="32"/>
+                <w:szCs w:val="40"/>
+                <w:lang w:bidi="ml-IN"/>
+              </w:rPr>
+              <w:t>–</w:t>
+            </w:r>
+            <w:r>
+              <w:rPr>
+                <w:rFonts w:ascii="BRH Devanagari Extra" w:hAnsi="BRH Devanagari Extra" w:cs="BRH Devanagari Extra"/>
+                <w:color w:val="000000"/>
+                <w:sz w:val="40"/>
+                <w:szCs w:val="40"/>
+                <w:lang w:bidi="ml-IN"/>
+              </w:rPr>
+              <w:t xml:space="preserve"> CÌiÉþ xuÉ</w:t>
+            </w:r>
+            <w:r>
+              <w:rPr>
+                <w:rFonts w:ascii="BRH Malayalam Extra" w:hAnsi="BRH Malayalam Extra" w:cs="BRH Devanagari Extra"/>
+                <w:b/>
+                <w:color w:val="000000"/>
+                <w:sz w:val="32"/>
+                <w:szCs w:val="40"/>
+                <w:lang w:bidi="ml-IN"/>
+              </w:rPr>
+              <w:t>–</w:t>
+            </w:r>
+            <w:r>
+              <w:rPr>
+                <w:rFonts w:ascii="BRH Devanagari Extra" w:hAnsi="BRH Devanagari Extra" w:cs="BRH Devanagari Extra"/>
+                <w:color w:val="000000"/>
+                <w:sz w:val="40"/>
+                <w:szCs w:val="40"/>
+                <w:lang w:bidi="ml-IN"/>
+              </w:rPr>
+              <w:t>aÉÉ - M×ü</w:t>
+            </w:r>
+            <w:r>
+              <w:rPr>
+                <w:rFonts w:ascii="BRH Malayalam Extra" w:hAnsi="BRH Malayalam Extra" w:cs="BRH Devanagari Extra"/>
+                <w:b/>
+                <w:color w:val="000000"/>
+                <w:sz w:val="32"/>
+                <w:szCs w:val="40"/>
+                <w:lang w:bidi="ml-IN"/>
+              </w:rPr>
+              <w:t>–</w:t>
+            </w:r>
             <w:r>
               <w:rPr>
                 <w:rFonts w:ascii="BRH Devanagari Extra" w:hAnsi="BRH Devanagari Extra" w:cs="BRH Devanagari Extra"/>
@@ -10013,7 +8793,6 @@
               </w:rPr>
               <w:t>irÉæ</w:t>
             </w:r>
-            <w:proofErr w:type="spellEnd"/>
             <w:r>
               <w:rPr>
                 <w:rFonts w:ascii="BRH Malayalam Extra" w:hAnsi="BRH Malayalam Extra" w:cs="BRH Devanagari Extra"/>
@@ -10063,7 +8842,6 @@
                 <w:lang w:val="en-IN" w:eastAsia="en-IN" w:bidi="ml-IN"/>
               </w:rPr>
             </w:pPr>
-            <w:proofErr w:type="spellStart"/>
             <w:r>
               <w:rPr>
                 <w:rFonts w:ascii="BRH Devanagari Extra" w:hAnsi="BRH Devanagari Extra" w:cs="BRH Devanagari Extra"/>
@@ -10074,19 +8852,17 @@
               </w:rPr>
               <w:t>xuÉ</w:t>
             </w:r>
-            <w:proofErr w:type="spellEnd"/>
-            <w:r>
-              <w:rPr>
-                <w:rFonts w:ascii="BRH Malayalam Extra" w:hAnsi="BRH Malayalam Extra" w:cs="BRH Devanagari Extra"/>
-                <w:b/>
-                <w:color w:val="000000"/>
-                <w:sz w:val="32"/>
-                <w:szCs w:val="40"/>
-                <w:lang w:bidi="ml-IN"/>
-              </w:rPr>
-              <w:t>–</w:t>
-            </w:r>
-            <w:proofErr w:type="spellStart"/>
+            <w:r>
+              <w:rPr>
+                <w:rFonts w:ascii="BRH Malayalam Extra" w:hAnsi="BRH Malayalam Extra" w:cs="BRH Devanagari Extra"/>
+                <w:b/>
+                <w:color w:val="000000"/>
+                <w:sz w:val="32"/>
+                <w:szCs w:val="40"/>
+                <w:lang w:bidi="ml-IN"/>
+              </w:rPr>
+              <w:t>–</w:t>
+            </w:r>
             <w:r>
               <w:rPr>
                 <w:rFonts w:ascii="BRH Devanagari Extra" w:hAnsi="BRH Devanagari Extra" w:cs="BRH Devanagari Extra"/>
@@ -10097,74 +8873,38 @@
               </w:rPr>
               <w:t>aÉÉM×üþirÉæ</w:t>
             </w:r>
-            <w:proofErr w:type="spellEnd"/>
-            <w:r>
-              <w:rPr>
-                <w:rFonts w:ascii="BRH Malayalam Extra" w:hAnsi="BRH Malayalam Extra" w:cs="BRH Devanagari Extra"/>
-                <w:b/>
-                <w:color w:val="000000"/>
-                <w:sz w:val="32"/>
-                <w:szCs w:val="40"/>
-                <w:lang w:bidi="ml-IN"/>
-              </w:rPr>
-              <w:t>–</w:t>
-            </w:r>
-            <w:r>
-              <w:rPr>
-                <w:rFonts w:ascii="BRH Devanagari Extra" w:hAnsi="BRH Devanagari Extra" w:cs="BRH Devanagari Extra"/>
-                <w:color w:val="000000"/>
-                <w:sz w:val="40"/>
-                <w:szCs w:val="40"/>
-                <w:lang w:bidi="ml-IN"/>
-              </w:rPr>
-              <w:t xml:space="preserve"> </w:t>
-            </w:r>
-            <w:proofErr w:type="spellStart"/>
-            <w:r>
-              <w:rPr>
-                <w:rFonts w:ascii="BRH Devanagari Extra" w:hAnsi="BRH Devanagari Extra" w:cs="BRH Devanagari Extra"/>
-                <w:color w:val="000000"/>
-                <w:sz w:val="40"/>
-                <w:szCs w:val="40"/>
-                <w:lang w:bidi="ml-IN"/>
-              </w:rPr>
-              <w:t>uÉÉeÉþxrÉ</w:t>
-            </w:r>
-            <w:proofErr w:type="spellEnd"/>
-            <w:r>
-              <w:rPr>
-                <w:rFonts w:ascii="BRH Devanagari Extra" w:hAnsi="BRH Devanagari Extra" w:cs="BRH Devanagari Extra"/>
-                <w:color w:val="000000"/>
-                <w:sz w:val="40"/>
-                <w:szCs w:val="40"/>
-                <w:lang w:bidi="ml-IN"/>
-              </w:rPr>
-              <w:t xml:space="preserve"> | </w:t>
-            </w:r>
-            <w:proofErr w:type="spellStart"/>
-            <w:r>
-              <w:rPr>
-                <w:rFonts w:ascii="BRH Devanagari Extra" w:hAnsi="BRH Devanagari Extra" w:cs="BRH Devanagari Extra"/>
-                <w:color w:val="000000"/>
-                <w:sz w:val="40"/>
-                <w:szCs w:val="40"/>
-                <w:lang w:bidi="ml-IN"/>
-              </w:rPr>
-              <w:t>xuÉ</w:t>
-            </w:r>
-            <w:proofErr w:type="spellEnd"/>
-            <w:r>
-              <w:rPr>
-                <w:rFonts w:ascii="BRH Malayalam Extra" w:hAnsi="BRH Malayalam Extra" w:cs="BRH Devanagari Extra"/>
-                <w:b/>
-                <w:color w:val="000000"/>
-                <w:sz w:val="32"/>
-                <w:szCs w:val="40"/>
-                <w:lang w:bidi="ml-IN"/>
-              </w:rPr>
-              <w:t>–</w:t>
-            </w:r>
-            <w:proofErr w:type="spellStart"/>
+            <w:r>
+              <w:rPr>
+                <w:rFonts w:ascii="BRH Malayalam Extra" w:hAnsi="BRH Malayalam Extra" w:cs="BRH Devanagari Extra"/>
+                <w:b/>
+                <w:color w:val="000000"/>
+                <w:sz w:val="32"/>
+                <w:szCs w:val="40"/>
+                <w:lang w:bidi="ml-IN"/>
+              </w:rPr>
+              <w:t>–</w:t>
+            </w:r>
+            <w:r>
+              <w:rPr>
+                <w:rFonts w:ascii="BRH Devanagari Extra" w:hAnsi="BRH Devanagari Extra" w:cs="BRH Devanagari Extra"/>
+                <w:color w:val="000000"/>
+                <w:sz w:val="40"/>
+                <w:szCs w:val="40"/>
+                <w:lang w:bidi="ml-IN"/>
+              </w:rPr>
+              <w:t xml:space="preserve"> uÉÉeÉþxrÉ | xuÉ</w:t>
+            </w:r>
+            <w:r>
+              <w:rPr>
+                <w:rFonts w:ascii="BRH Malayalam Extra" w:hAnsi="BRH Malayalam Extra" w:cs="BRH Devanagari Extra"/>
+                <w:b/>
+                <w:color w:val="000000"/>
+                <w:sz w:val="32"/>
+                <w:szCs w:val="40"/>
+                <w:lang w:bidi="ml-IN"/>
+              </w:rPr>
+              <w:t>–</w:t>
+            </w:r>
             <w:r>
               <w:rPr>
                 <w:rFonts w:ascii="BRH Devanagari Extra" w:hAnsi="BRH Devanagari Extra" w:cs="BRH Devanagari Extra"/>
@@ -10196,119 +8936,59 @@
               </w:rPr>
               <w:t>üþirÉÉ</w:t>
             </w:r>
-            <w:proofErr w:type="spellEnd"/>
-            <w:r>
-              <w:rPr>
-                <w:rFonts w:ascii="BRH Malayalam Extra" w:hAnsi="BRH Malayalam Extra" w:cs="BRH Devanagari Extra"/>
-                <w:b/>
-                <w:color w:val="000000"/>
-                <w:sz w:val="32"/>
-                <w:szCs w:val="40"/>
-                <w:lang w:bidi="ml-IN"/>
-              </w:rPr>
-              <w:t>–</w:t>
-            </w:r>
-            <w:r>
-              <w:rPr>
-                <w:rFonts w:ascii="BRH Devanagari Extra" w:hAnsi="BRH Devanagari Extra" w:cs="BRH Devanagari Extra"/>
-                <w:color w:val="000000"/>
-                <w:sz w:val="40"/>
-                <w:szCs w:val="40"/>
-                <w:lang w:bidi="ml-IN"/>
-              </w:rPr>
-              <w:t xml:space="preserve"> </w:t>
-            </w:r>
-            <w:proofErr w:type="spellStart"/>
-            <w:r>
-              <w:rPr>
-                <w:rFonts w:ascii="BRH Devanagari Extra" w:hAnsi="BRH Devanagari Extra" w:cs="BRH Devanagari Extra"/>
-                <w:color w:val="000000"/>
-                <w:sz w:val="40"/>
-                <w:szCs w:val="40"/>
-                <w:lang w:bidi="ml-IN"/>
-              </w:rPr>
-              <w:t>CÌiÉþ</w:t>
-            </w:r>
-            <w:proofErr w:type="spellEnd"/>
-            <w:r>
-              <w:rPr>
-                <w:rFonts w:ascii="BRH Devanagari Extra" w:hAnsi="BRH Devanagari Extra" w:cs="BRH Devanagari Extra"/>
-                <w:color w:val="000000"/>
-                <w:sz w:val="40"/>
-                <w:szCs w:val="40"/>
-                <w:lang w:bidi="ml-IN"/>
-              </w:rPr>
-              <w:t xml:space="preserve"> </w:t>
-            </w:r>
-            <w:proofErr w:type="spellStart"/>
-            <w:r>
-              <w:rPr>
-                <w:rFonts w:ascii="BRH Devanagari Extra" w:hAnsi="BRH Devanagari Extra" w:cs="BRH Devanagari Extra"/>
-                <w:color w:val="000000"/>
-                <w:sz w:val="40"/>
-                <w:szCs w:val="40"/>
-                <w:lang w:bidi="ml-IN"/>
-              </w:rPr>
-              <w:t>xuÉ</w:t>
-            </w:r>
-            <w:proofErr w:type="spellEnd"/>
-            <w:r>
-              <w:rPr>
-                <w:rFonts w:ascii="BRH Malayalam Extra" w:hAnsi="BRH Malayalam Extra" w:cs="BRH Devanagari Extra"/>
-                <w:b/>
-                <w:color w:val="000000"/>
-                <w:sz w:val="32"/>
-                <w:szCs w:val="40"/>
-                <w:lang w:bidi="ml-IN"/>
-              </w:rPr>
-              <w:t>–</w:t>
-            </w:r>
-            <w:proofErr w:type="spellStart"/>
-            <w:r>
-              <w:rPr>
-                <w:rFonts w:ascii="BRH Devanagari Extra" w:hAnsi="BRH Devanagari Extra" w:cs="BRH Devanagari Extra"/>
-                <w:color w:val="000000"/>
-                <w:sz w:val="40"/>
-                <w:szCs w:val="40"/>
-                <w:lang w:bidi="ml-IN"/>
-              </w:rPr>
-              <w:t>aÉÉ</w:t>
-            </w:r>
-            <w:proofErr w:type="spellEnd"/>
-            <w:r>
-              <w:rPr>
-                <w:rFonts w:ascii="BRH Devanagari Extra" w:hAnsi="BRH Devanagari Extra" w:cs="BRH Devanagari Extra"/>
-                <w:color w:val="000000"/>
-                <w:sz w:val="40"/>
-                <w:szCs w:val="40"/>
-                <w:lang w:bidi="ml-IN"/>
-              </w:rPr>
-              <w:t xml:space="preserve"> - </w:t>
-            </w:r>
-            <w:proofErr w:type="spellStart"/>
-            <w:r>
-              <w:rPr>
-                <w:rFonts w:ascii="BRH Devanagari Extra" w:hAnsi="BRH Devanagari Extra" w:cs="BRH Devanagari Extra"/>
-                <w:color w:val="000000"/>
-                <w:sz w:val="40"/>
-                <w:szCs w:val="40"/>
-                <w:lang w:bidi="ml-IN"/>
-              </w:rPr>
-              <w:t>M×ü</w:t>
-            </w:r>
-            <w:proofErr w:type="spellEnd"/>
-            <w:r>
-              <w:rPr>
-                <w:rFonts w:ascii="BRH Malayalam Extra" w:hAnsi="BRH Malayalam Extra" w:cs="BRH Devanagari Extra"/>
-                <w:b/>
-                <w:color w:val="000000"/>
-                <w:sz w:val="32"/>
-                <w:szCs w:val="40"/>
-                <w:lang w:bidi="ml-IN"/>
-              </w:rPr>
-              <w:t>–</w:t>
-            </w:r>
-            <w:proofErr w:type="spellStart"/>
+            <w:r>
+              <w:rPr>
+                <w:rFonts w:ascii="BRH Malayalam Extra" w:hAnsi="BRH Malayalam Extra" w:cs="BRH Devanagari Extra"/>
+                <w:b/>
+                <w:color w:val="000000"/>
+                <w:sz w:val="32"/>
+                <w:szCs w:val="40"/>
+                <w:lang w:bidi="ml-IN"/>
+              </w:rPr>
+              <w:t>–</w:t>
+            </w:r>
+            <w:r>
+              <w:rPr>
+                <w:rFonts w:ascii="BRH Devanagari Extra" w:hAnsi="BRH Devanagari Extra" w:cs="BRH Devanagari Extra"/>
+                <w:color w:val="000000"/>
+                <w:sz w:val="40"/>
+                <w:szCs w:val="40"/>
+                <w:lang w:bidi="ml-IN"/>
+              </w:rPr>
+              <w:t xml:space="preserve"> CÌiÉþ xuÉ</w:t>
+            </w:r>
+            <w:r>
+              <w:rPr>
+                <w:rFonts w:ascii="BRH Malayalam Extra" w:hAnsi="BRH Malayalam Extra" w:cs="BRH Devanagari Extra"/>
+                <w:b/>
+                <w:color w:val="000000"/>
+                <w:sz w:val="32"/>
+                <w:szCs w:val="40"/>
+                <w:lang w:bidi="ml-IN"/>
+              </w:rPr>
+              <w:t>–</w:t>
+            </w:r>
+            <w:r>
+              <w:rPr>
+                <w:rFonts w:ascii="BRH Devanagari Extra" w:hAnsi="BRH Devanagari Extra" w:cs="BRH Devanagari Extra"/>
+                <w:color w:val="000000"/>
+                <w:sz w:val="40"/>
+                <w:szCs w:val="40"/>
+                <w:lang w:bidi="ml-IN"/>
+              </w:rPr>
+              <w:t>aÉÉ - M×ü</w:t>
+            </w:r>
+            <w:r>
+              <w:rPr>
+                <w:rFonts w:ascii="BRH Malayalam Extra" w:hAnsi="BRH Malayalam Extra" w:cs="BRH Devanagari Extra"/>
+                <w:b/>
+                <w:color w:val="000000"/>
+                <w:sz w:val="32"/>
+                <w:szCs w:val="40"/>
+                <w:lang w:bidi="ml-IN"/>
+              </w:rPr>
+              <w:t>–</w:t>
+            </w:r>
             <w:r>
               <w:rPr>
                 <w:rFonts w:ascii="BRH Devanagari Extra" w:hAnsi="BRH Devanagari Extra" w:cs="BRH Devanagari Extra"/>
@@ -10319,7 +8999,6 @@
               </w:rPr>
               <w:t>irÉæ</w:t>
             </w:r>
-            <w:proofErr w:type="spellEnd"/>
             <w:r>
               <w:rPr>
                 <w:rFonts w:ascii="BRH Malayalam Extra" w:hAnsi="BRH Malayalam Extra" w:cs="BRH Devanagari Extra"/>
@@ -10507,51 +9186,16 @@
               </w:rPr>
               <w:t>–</w:t>
             </w:r>
-            <w:proofErr w:type="spellStart"/>
-            <w:r>
-              <w:rPr>
-                <w:rFonts w:ascii="BRH Devanagari Extra" w:hAnsi="BRH Devanagari Extra" w:cs="BRH Devanagari Extra"/>
-                <w:color w:val="000000"/>
-                <w:sz w:val="40"/>
-                <w:szCs w:val="40"/>
-                <w:lang w:bidi="ml-IN"/>
-              </w:rPr>
-              <w:t>ÎalÉUç</w:t>
-            </w:r>
-            <w:proofErr w:type="spellEnd"/>
-            <w:r>
-              <w:rPr>
-                <w:rFonts w:ascii="BRH Devanagari Extra" w:hAnsi="BRH Devanagari Extra" w:cs="BRH Devanagari Extra"/>
-                <w:color w:val="000000"/>
-                <w:sz w:val="40"/>
-                <w:szCs w:val="40"/>
-                <w:lang w:bidi="ml-IN"/>
-              </w:rPr>
-              <w:t xml:space="preserve"> </w:t>
-            </w:r>
-            <w:proofErr w:type="spellStart"/>
-            <w:r>
-              <w:rPr>
-                <w:rFonts w:ascii="BRH Devanagari Extra" w:hAnsi="BRH Devanagari Extra" w:cs="BRH Devanagari Extra"/>
-                <w:color w:val="000000"/>
-                <w:sz w:val="40"/>
-                <w:szCs w:val="40"/>
-                <w:lang w:bidi="ml-IN"/>
-              </w:rPr>
-              <w:t>uÉÉÿ</w:t>
-            </w:r>
-            <w:proofErr w:type="spellEnd"/>
-            <w:r>
-              <w:rPr>
-                <w:rFonts w:ascii="BRH Devanagari Extra" w:hAnsi="BRH Devanagari Extra" w:cs="BRH Devanagari Extra"/>
-                <w:color w:val="000000"/>
-                <w:sz w:val="40"/>
-                <w:szCs w:val="40"/>
-                <w:lang w:bidi="ml-IN"/>
-              </w:rPr>
-              <w:t xml:space="preserve"> | </w:t>
-            </w:r>
-            <w:proofErr w:type="spellStart"/>
+            <w:r>
+              <w:rPr>
+                <w:rFonts w:ascii="BRH Devanagari Extra" w:hAnsi="BRH Devanagari Extra" w:cs="BRH Devanagari Extra"/>
+                <w:color w:val="000000"/>
+                <w:sz w:val="40"/>
+                <w:szCs w:val="40"/>
+                <w:lang w:bidi="ml-IN"/>
+              </w:rPr>
+              <w:t xml:space="preserve">ÎalÉUç uÉÉÿ | </w:t>
+            </w:r>
             <w:r>
               <w:rPr>
                 <w:rFonts w:ascii="BRH Devanagari Extra" w:hAnsi="BRH Devanagari Extra" w:cs="BRH Devanagari Extra"/>
@@ -10560,31 +9204,8 @@
                 <w:highlight w:val="yellow"/>
                 <w:lang w:bidi="ml-IN"/>
               </w:rPr>
-              <w:t>uÉÉ</w:t>
-            </w:r>
-            <w:proofErr w:type="spellEnd"/>
-            <w:r>
-              <w:rPr>
-                <w:rFonts w:ascii="BRH Devanagari Extra" w:hAnsi="BRH Devanagari Extra" w:cs="BRH Devanagari Extra"/>
-                <w:sz w:val="40"/>
-                <w:szCs w:val="40"/>
-                <w:highlight w:val="yellow"/>
-                <w:lang w:bidi="ml-IN"/>
-              </w:rPr>
-              <w:t xml:space="preserve"> </w:t>
-            </w:r>
-            <w:proofErr w:type="spellStart"/>
-            <w:r>
-              <w:rPr>
-                <w:rFonts w:ascii="BRH Devanagari Extra" w:hAnsi="BRH Devanagari Extra" w:cs="BRH Devanagari Extra"/>
-                <w:sz w:val="40"/>
-                <w:szCs w:val="40"/>
-                <w:highlight w:val="yellow"/>
-                <w:lang w:bidi="ml-IN"/>
-              </w:rPr>
-              <w:t>Wûþ</w:t>
-            </w:r>
-            <w:proofErr w:type="spellEnd"/>
+              <w:t>uÉÉ Wûþ</w:t>
+            </w:r>
             <w:r>
               <w:rPr>
                 <w:rFonts w:ascii="BRH Devanagari Extra" w:hAnsi="BRH Devanagari Extra" w:cs="BRH Devanagari Extra"/>
@@ -10652,51 +9273,16 @@
               </w:rPr>
               <w:t>–</w:t>
             </w:r>
-            <w:proofErr w:type="spellStart"/>
-            <w:r>
-              <w:rPr>
-                <w:rFonts w:ascii="BRH Devanagari Extra" w:hAnsi="BRH Devanagari Extra" w:cs="BRH Devanagari Extra"/>
-                <w:color w:val="000000"/>
-                <w:sz w:val="40"/>
-                <w:szCs w:val="40"/>
-                <w:lang w:bidi="ml-IN"/>
-              </w:rPr>
-              <w:t>ÎalÉUç</w:t>
-            </w:r>
-            <w:proofErr w:type="spellEnd"/>
-            <w:r>
-              <w:rPr>
-                <w:rFonts w:ascii="BRH Devanagari Extra" w:hAnsi="BRH Devanagari Extra" w:cs="BRH Devanagari Extra"/>
-                <w:color w:val="000000"/>
-                <w:sz w:val="40"/>
-                <w:szCs w:val="40"/>
-                <w:lang w:bidi="ml-IN"/>
-              </w:rPr>
-              <w:t xml:space="preserve"> </w:t>
-            </w:r>
-            <w:proofErr w:type="spellStart"/>
-            <w:r>
-              <w:rPr>
-                <w:rFonts w:ascii="BRH Devanagari Extra" w:hAnsi="BRH Devanagari Extra" w:cs="BRH Devanagari Extra"/>
-                <w:color w:val="000000"/>
-                <w:sz w:val="40"/>
-                <w:szCs w:val="40"/>
-                <w:lang w:bidi="ml-IN"/>
-              </w:rPr>
-              <w:t>uÉÉÿ</w:t>
-            </w:r>
-            <w:proofErr w:type="spellEnd"/>
-            <w:r>
-              <w:rPr>
-                <w:rFonts w:ascii="BRH Devanagari Extra" w:hAnsi="BRH Devanagari Extra" w:cs="BRH Devanagari Extra"/>
-                <w:color w:val="000000"/>
-                <w:sz w:val="40"/>
-                <w:szCs w:val="40"/>
-                <w:lang w:bidi="ml-IN"/>
-              </w:rPr>
-              <w:t xml:space="preserve"> | </w:t>
-            </w:r>
-            <w:proofErr w:type="spellStart"/>
+            <w:r>
+              <w:rPr>
+                <w:rFonts w:ascii="BRH Devanagari Extra" w:hAnsi="BRH Devanagari Extra" w:cs="BRH Devanagari Extra"/>
+                <w:color w:val="000000"/>
+                <w:sz w:val="40"/>
+                <w:szCs w:val="40"/>
+                <w:lang w:bidi="ml-IN"/>
+              </w:rPr>
+              <w:t xml:space="preserve">ÎalÉUç uÉÉÿ | </w:t>
+            </w:r>
             <w:r>
               <w:rPr>
                 <w:rFonts w:ascii="BRH Devanagari Extra" w:hAnsi="BRH Devanagari Extra" w:cs="BRH Devanagari Extra"/>
@@ -10708,7 +9294,6 @@
               </w:rPr>
               <w:t>uÉÉ</w:t>
             </w:r>
-            <w:proofErr w:type="spellEnd"/>
             <w:r>
               <w:rPr>
                 <w:rFonts w:ascii="BRH Malayalam Extra" w:hAnsi="BRH Malayalam Extra" w:cs="BRH Devanagari Extra"/>
@@ -10911,27 +9496,15 @@
                 <w:lang w:bidi="ml-IN"/>
               </w:rPr>
             </w:pPr>
-            <w:proofErr w:type="spellStart"/>
-            <w:r>
-              <w:rPr>
-                <w:rFonts w:ascii="BRH Devanagari Extra" w:hAnsi="BRH Devanagari Extra" w:cs="BRH Devanagari Extra"/>
-                <w:color w:val="000000"/>
-                <w:sz w:val="40"/>
-                <w:szCs w:val="40"/>
-                <w:lang w:bidi="ml-IN"/>
-              </w:rPr>
-              <w:t>uÉæ</w:t>
-            </w:r>
-            <w:proofErr w:type="spellEnd"/>
-            <w:r>
-              <w:rPr>
-                <w:rFonts w:ascii="BRH Devanagari Extra" w:hAnsi="BRH Devanagari Extra" w:cs="BRH Devanagari Extra"/>
-                <w:color w:val="000000"/>
-                <w:sz w:val="40"/>
-                <w:szCs w:val="40"/>
-                <w:lang w:bidi="ml-IN"/>
-              </w:rPr>
-              <w:t xml:space="preserve"> oÉë</w:t>
+            <w:r>
+              <w:rPr>
+                <w:rFonts w:ascii="BRH Devanagari Extra" w:hAnsi="BRH Devanagari Extra" w:cs="BRH Devanagari Extra"/>
+                <w:color w:val="000000"/>
+                <w:sz w:val="40"/>
+                <w:szCs w:val="40"/>
+                <w:lang w:bidi="ml-IN"/>
+              </w:rPr>
+              <w:t>uÉæ oÉë</w:t>
             </w:r>
             <w:r>
               <w:rPr>
@@ -10965,27 +9538,15 @@
               </w:rPr>
               <w:t>–</w:t>
             </w:r>
-            <w:proofErr w:type="spellStart"/>
-            <w:r>
-              <w:rPr>
-                <w:rFonts w:ascii="BRH Devanagari Extra" w:hAnsi="BRH Devanagari Extra" w:cs="BRH Devanagari Extra"/>
-                <w:color w:val="000000"/>
-                <w:sz w:val="40"/>
-                <w:szCs w:val="40"/>
-                <w:lang w:bidi="ml-IN"/>
-              </w:rPr>
-              <w:t>xÉxrÉþ</w:t>
-            </w:r>
-            <w:proofErr w:type="spellEnd"/>
-            <w:r>
-              <w:rPr>
-                <w:rFonts w:ascii="BRH Devanagari Extra" w:hAnsi="BRH Devanagari Extra" w:cs="BRH Devanagari Extra"/>
-                <w:color w:val="000000"/>
-                <w:sz w:val="40"/>
-                <w:szCs w:val="40"/>
-                <w:lang w:bidi="ml-IN"/>
-              </w:rPr>
-              <w:t xml:space="preserve"> | </w:t>
+            <w:r>
+              <w:rPr>
+                <w:rFonts w:ascii="BRH Devanagari Extra" w:hAnsi="BRH Devanagari Extra" w:cs="BRH Devanagari Extra"/>
+                <w:color w:val="000000"/>
+                <w:sz w:val="40"/>
+                <w:szCs w:val="40"/>
+                <w:lang w:bidi="ml-IN"/>
+              </w:rPr>
+              <w:t xml:space="preserve">xÉxrÉþ | </w:t>
             </w:r>
           </w:p>
           <w:p>
@@ -11003,18 +9564,17 @@
                 <w:lang w:val="en-IN" w:eastAsia="en-IN" w:bidi="ml-IN"/>
               </w:rPr>
             </w:pPr>
-            <w:proofErr w:type="spellStart"/>
-            <w:r>
-              <w:rPr>
-                <w:rFonts w:ascii="BRH Devanagari Extra" w:hAnsi="BRH Devanagari Extra" w:cs="BRH Devanagari Extra"/>
-                <w:color w:val="000000"/>
-                <w:sz w:val="40"/>
-                <w:szCs w:val="40"/>
-                <w:lang w:bidi="ml-IN"/>
-              </w:rPr>
+            <w:r>
+              <w:rPr>
+                <w:rFonts w:ascii="BRH Devanagari Extra" w:hAnsi="BRH Devanagari Extra" w:cs="BRH Devanagari Extra"/>
+                <w:color w:val="000000"/>
+                <w:sz w:val="40"/>
+                <w:szCs w:val="40"/>
+                <w:lang w:bidi="ml-IN"/>
+              </w:rPr>
+              <w:lastRenderedPageBreak/>
               <w:t>oÉë</w:t>
             </w:r>
-            <w:proofErr w:type="spellEnd"/>
             <w:r>
               <w:rPr>
                 <w:rFonts w:ascii="BRH Malayalam Extra" w:hAnsi="BRH Malayalam Extra" w:cs="BRH Devanagari Extra"/>
@@ -11068,7 +9628,6 @@
               </w:rPr>
               <w:t>–</w:t>
             </w:r>
-            <w:proofErr w:type="spellStart"/>
             <w:r>
               <w:rPr>
                 <w:rFonts w:ascii="BRH Devanagari Extra" w:hAnsi="BRH Devanagari Extra" w:cs="BRH Devanagari Extra"/>
@@ -11079,72 +9638,47 @@
               </w:rPr>
               <w:t>cÉï</w:t>
             </w:r>
-            <w:proofErr w:type="spellEnd"/>
-            <w:r>
-              <w:rPr>
-                <w:rFonts w:ascii="BRH Malayalam Extra" w:hAnsi="BRH Malayalam Extra" w:cs="BRH Devanagari Extra"/>
-                <w:b/>
-                <w:color w:val="000000"/>
-                <w:sz w:val="32"/>
-                <w:szCs w:val="40"/>
-                <w:lang w:bidi="ml-IN"/>
-              </w:rPr>
-              <w:t>–</w:t>
-            </w:r>
-            <w:proofErr w:type="spellStart"/>
-            <w:r>
-              <w:rPr>
-                <w:rFonts w:ascii="BRH Devanagari Extra" w:hAnsi="BRH Devanagari Extra" w:cs="BRH Devanagari Extra"/>
-                <w:color w:val="000000"/>
-                <w:sz w:val="40"/>
-                <w:szCs w:val="40"/>
-                <w:lang w:bidi="ml-IN"/>
-              </w:rPr>
-              <w:t>xÉxrÉþ</w:t>
-            </w:r>
-            <w:proofErr w:type="spellEnd"/>
-            <w:r>
-              <w:rPr>
-                <w:rFonts w:ascii="BRH Devanagari Extra" w:hAnsi="BRH Devanagari Extra" w:cs="BRH Devanagari Extra"/>
-                <w:color w:val="000000"/>
-                <w:sz w:val="40"/>
-                <w:szCs w:val="40"/>
-                <w:lang w:bidi="ml-IN"/>
-              </w:rPr>
-              <w:t xml:space="preserve"> Ã</w:t>
-            </w:r>
-            <w:r>
-              <w:rPr>
-                <w:rFonts w:ascii="BRH Malayalam Extra" w:hAnsi="BRH Malayalam Extra" w:cs="BRH Devanagari Extra"/>
-                <w:b/>
-                <w:color w:val="000000"/>
-                <w:sz w:val="32"/>
-                <w:szCs w:val="40"/>
-                <w:lang w:bidi="ml-IN"/>
-              </w:rPr>
-              <w:t>–</w:t>
-            </w:r>
-            <w:proofErr w:type="spellStart"/>
-            <w:r>
-              <w:rPr>
-                <w:rFonts w:ascii="BRH Devanagari Extra" w:hAnsi="BRH Devanagari Extra" w:cs="BRH Devanagari Extra"/>
-                <w:color w:val="000000"/>
-                <w:sz w:val="40"/>
-                <w:szCs w:val="40"/>
-                <w:lang w:bidi="ml-IN"/>
-              </w:rPr>
-              <w:t>mÉqÉç</w:t>
-            </w:r>
-            <w:proofErr w:type="spellEnd"/>
-            <w:r>
-              <w:rPr>
-                <w:rFonts w:ascii="BRH Devanagari Extra" w:hAnsi="BRH Devanagari Extra" w:cs="BRH Devanagari Extra"/>
-                <w:color w:val="000000"/>
-                <w:sz w:val="40"/>
-                <w:szCs w:val="40"/>
-                <w:lang w:bidi="ml-IN"/>
-              </w:rPr>
-              <w:t xml:space="preserve"> |</w:t>
+            <w:r>
+              <w:rPr>
+                <w:rFonts w:ascii="BRH Malayalam Extra" w:hAnsi="BRH Malayalam Extra" w:cs="BRH Devanagari Extra"/>
+                <w:b/>
+                <w:color w:val="000000"/>
+                <w:sz w:val="32"/>
+                <w:szCs w:val="40"/>
+                <w:lang w:bidi="ml-IN"/>
+              </w:rPr>
+              <w:t>–</w:t>
+            </w:r>
+            <w:r>
+              <w:rPr>
+                <w:rFonts w:ascii="BRH Devanagari Extra" w:hAnsi="BRH Devanagari Extra" w:cs="BRH Devanagari Extra"/>
+                <w:color w:val="000000"/>
+                <w:sz w:val="40"/>
+                <w:szCs w:val="40"/>
+                <w:lang w:bidi="ml-IN"/>
+              </w:rPr>
+              <w:t>xÉxrÉþ Ã</w:t>
+            </w:r>
+            <w:r>
+              <w:rPr>
+                <w:rFonts w:ascii="BRH Malayalam Extra" w:hAnsi="BRH Malayalam Extra" w:cs="BRH Devanagari Extra"/>
+                <w:b/>
+                <w:color w:val="000000"/>
+                <w:sz w:val="32"/>
+                <w:szCs w:val="40"/>
+                <w:lang w:bidi="ml-IN"/>
+              </w:rPr>
+              <w:t>–</w:t>
+            </w:r>
+            <w:r>
+              <w:rPr>
+                <w:rFonts w:ascii="BRH Devanagari Extra" w:hAnsi="BRH Devanagari Extra" w:cs="BRH Devanagari Extra"/>
+                <w:color w:val="000000"/>
+                <w:sz w:val="40"/>
+                <w:szCs w:val="40"/>
+                <w:lang w:bidi="ml-IN"/>
+              </w:rPr>
+              <w:t>mÉqÉç |</w:t>
             </w:r>
           </w:p>
         </w:tc>
@@ -11174,27 +9708,16 @@
                 <w:lang w:bidi="ml-IN"/>
               </w:rPr>
             </w:pPr>
-            <w:proofErr w:type="spellStart"/>
-            <w:r>
-              <w:rPr>
-                <w:rFonts w:ascii="BRH Devanagari Extra" w:hAnsi="BRH Devanagari Extra" w:cs="BRH Devanagari Extra"/>
-                <w:color w:val="000000"/>
-                <w:sz w:val="40"/>
-                <w:szCs w:val="40"/>
-                <w:lang w:bidi="ml-IN"/>
-              </w:rPr>
-              <w:t>uÉæ</w:t>
-            </w:r>
-            <w:proofErr w:type="spellEnd"/>
-            <w:r>
-              <w:rPr>
-                <w:rFonts w:ascii="BRH Devanagari Extra" w:hAnsi="BRH Devanagari Extra" w:cs="BRH Devanagari Extra"/>
-                <w:color w:val="000000"/>
-                <w:sz w:val="40"/>
-                <w:szCs w:val="40"/>
-                <w:lang w:bidi="ml-IN"/>
-              </w:rPr>
-              <w:t xml:space="preserve"> </w:t>
+            <w:r>
+              <w:rPr>
+                <w:rFonts w:ascii="BRH Devanagari Extra" w:hAnsi="BRH Devanagari Extra" w:cs="BRH Devanagari Extra"/>
+                <w:color w:val="000000"/>
+                <w:sz w:val="40"/>
+                <w:szCs w:val="40"/>
+                <w:lang w:bidi="ml-IN"/>
+              </w:rPr>
+              <w:lastRenderedPageBreak/>
+              <w:t xml:space="preserve">uÉæ </w:t>
             </w:r>
             <w:r>
               <w:rPr>
@@ -11228,27 +9751,15 @@
               </w:rPr>
               <w:t>–</w:t>
             </w:r>
-            <w:proofErr w:type="spellStart"/>
-            <w:r>
-              <w:rPr>
-                <w:rFonts w:ascii="BRH Devanagari Extra" w:hAnsi="BRH Devanagari Extra" w:cs="BRH Devanagari Extra"/>
-                <w:color w:val="000000"/>
-                <w:sz w:val="40"/>
-                <w:szCs w:val="40"/>
-                <w:lang w:bidi="ml-IN"/>
-              </w:rPr>
-              <w:t>xÉxrÉþ</w:t>
-            </w:r>
-            <w:proofErr w:type="spellEnd"/>
-            <w:r>
-              <w:rPr>
-                <w:rFonts w:ascii="BRH Devanagari Extra" w:hAnsi="BRH Devanagari Extra" w:cs="BRH Devanagari Extra"/>
-                <w:color w:val="000000"/>
-                <w:sz w:val="40"/>
-                <w:szCs w:val="40"/>
-                <w:lang w:bidi="ml-IN"/>
-              </w:rPr>
-              <w:t xml:space="preserve"> | </w:t>
+            <w:r>
+              <w:rPr>
+                <w:rFonts w:ascii="BRH Devanagari Extra" w:hAnsi="BRH Devanagari Extra" w:cs="BRH Devanagari Extra"/>
+                <w:color w:val="000000"/>
+                <w:sz w:val="40"/>
+                <w:szCs w:val="40"/>
+                <w:lang w:bidi="ml-IN"/>
+              </w:rPr>
+              <w:t xml:space="preserve">xÉxrÉþ | </w:t>
             </w:r>
           </w:p>
           <w:p>
@@ -11266,18 +9777,17 @@
                 <w:lang w:val="en-IN" w:eastAsia="en-IN" w:bidi="ml-IN"/>
               </w:rPr>
             </w:pPr>
-            <w:proofErr w:type="spellStart"/>
-            <w:r>
-              <w:rPr>
-                <w:rFonts w:ascii="BRH Devanagari Extra" w:hAnsi="BRH Devanagari Extra" w:cs="BRH Devanagari Extra"/>
-                <w:color w:val="000000"/>
-                <w:sz w:val="40"/>
-                <w:szCs w:val="40"/>
-                <w:lang w:bidi="ml-IN"/>
-              </w:rPr>
+            <w:r>
+              <w:rPr>
+                <w:rFonts w:ascii="BRH Devanagari Extra" w:hAnsi="BRH Devanagari Extra" w:cs="BRH Devanagari Extra"/>
+                <w:color w:val="000000"/>
+                <w:sz w:val="40"/>
+                <w:szCs w:val="40"/>
+                <w:lang w:bidi="ml-IN"/>
+              </w:rPr>
+              <w:lastRenderedPageBreak/>
               <w:t>oÉë</w:t>
             </w:r>
-            <w:proofErr w:type="spellEnd"/>
             <w:r>
               <w:rPr>
                 <w:rFonts w:ascii="BRH Malayalam Extra" w:hAnsi="BRH Malayalam Extra" w:cs="BRH Devanagari Extra"/>
@@ -11331,7 +9841,6 @@
               </w:rPr>
               <w:t>–</w:t>
             </w:r>
-            <w:proofErr w:type="spellStart"/>
             <w:r>
               <w:rPr>
                 <w:rFonts w:ascii="BRH Devanagari Extra" w:hAnsi="BRH Devanagari Extra" w:cs="BRH Devanagari Extra"/>
@@ -11342,72 +9851,47 @@
               </w:rPr>
               <w:t>cÉï</w:t>
             </w:r>
-            <w:proofErr w:type="spellEnd"/>
-            <w:r>
-              <w:rPr>
-                <w:rFonts w:ascii="BRH Malayalam Extra" w:hAnsi="BRH Malayalam Extra" w:cs="BRH Devanagari Extra"/>
-                <w:b/>
-                <w:color w:val="000000"/>
-                <w:sz w:val="32"/>
-                <w:szCs w:val="40"/>
-                <w:lang w:bidi="ml-IN"/>
-              </w:rPr>
-              <w:t>–</w:t>
-            </w:r>
-            <w:proofErr w:type="spellStart"/>
-            <w:r>
-              <w:rPr>
-                <w:rFonts w:ascii="BRH Devanagari Extra" w:hAnsi="BRH Devanagari Extra" w:cs="BRH Devanagari Extra"/>
-                <w:color w:val="000000"/>
-                <w:sz w:val="40"/>
-                <w:szCs w:val="40"/>
-                <w:lang w:bidi="ml-IN"/>
-              </w:rPr>
-              <w:t>xÉxrÉþ</w:t>
-            </w:r>
-            <w:proofErr w:type="spellEnd"/>
-            <w:r>
-              <w:rPr>
-                <w:rFonts w:ascii="BRH Devanagari Extra" w:hAnsi="BRH Devanagari Extra" w:cs="BRH Devanagari Extra"/>
-                <w:color w:val="000000"/>
-                <w:sz w:val="40"/>
-                <w:szCs w:val="40"/>
-                <w:lang w:bidi="ml-IN"/>
-              </w:rPr>
-              <w:t xml:space="preserve"> Ã</w:t>
-            </w:r>
-            <w:r>
-              <w:rPr>
-                <w:rFonts w:ascii="BRH Malayalam Extra" w:hAnsi="BRH Malayalam Extra" w:cs="BRH Devanagari Extra"/>
-                <w:b/>
-                <w:color w:val="000000"/>
-                <w:sz w:val="32"/>
-                <w:szCs w:val="40"/>
-                <w:lang w:bidi="ml-IN"/>
-              </w:rPr>
-              <w:t>–</w:t>
-            </w:r>
-            <w:proofErr w:type="spellStart"/>
-            <w:r>
-              <w:rPr>
-                <w:rFonts w:ascii="BRH Devanagari Extra" w:hAnsi="BRH Devanagari Extra" w:cs="BRH Devanagari Extra"/>
-                <w:color w:val="000000"/>
-                <w:sz w:val="40"/>
-                <w:szCs w:val="40"/>
-                <w:lang w:bidi="ml-IN"/>
-              </w:rPr>
-              <w:t>mÉqÉç</w:t>
-            </w:r>
-            <w:proofErr w:type="spellEnd"/>
-            <w:r>
-              <w:rPr>
-                <w:rFonts w:ascii="BRH Devanagari Extra" w:hAnsi="BRH Devanagari Extra" w:cs="BRH Devanagari Extra"/>
-                <w:color w:val="000000"/>
-                <w:sz w:val="40"/>
-                <w:szCs w:val="40"/>
-                <w:lang w:bidi="ml-IN"/>
-              </w:rPr>
-              <w:t xml:space="preserve"> |</w:t>
+            <w:r>
+              <w:rPr>
+                <w:rFonts w:ascii="BRH Malayalam Extra" w:hAnsi="BRH Malayalam Extra" w:cs="BRH Devanagari Extra"/>
+                <w:b/>
+                <w:color w:val="000000"/>
+                <w:sz w:val="32"/>
+                <w:szCs w:val="40"/>
+                <w:lang w:bidi="ml-IN"/>
+              </w:rPr>
+              <w:t>–</w:t>
+            </w:r>
+            <w:r>
+              <w:rPr>
+                <w:rFonts w:ascii="BRH Devanagari Extra" w:hAnsi="BRH Devanagari Extra" w:cs="BRH Devanagari Extra"/>
+                <w:color w:val="000000"/>
+                <w:sz w:val="40"/>
+                <w:szCs w:val="40"/>
+                <w:lang w:bidi="ml-IN"/>
+              </w:rPr>
+              <w:t>xÉxrÉþ Ã</w:t>
+            </w:r>
+            <w:r>
+              <w:rPr>
+                <w:rFonts w:ascii="BRH Malayalam Extra" w:hAnsi="BRH Malayalam Extra" w:cs="BRH Devanagari Extra"/>
+                <w:b/>
+                <w:color w:val="000000"/>
+                <w:sz w:val="32"/>
+                <w:szCs w:val="40"/>
+                <w:lang w:bidi="ml-IN"/>
+              </w:rPr>
+              <w:t>–</w:t>
+            </w:r>
+            <w:r>
+              <w:rPr>
+                <w:rFonts w:ascii="BRH Devanagari Extra" w:hAnsi="BRH Devanagari Extra" w:cs="BRH Devanagari Extra"/>
+                <w:color w:val="000000"/>
+                <w:sz w:val="40"/>
+                <w:szCs w:val="40"/>
+                <w:lang w:bidi="ml-IN"/>
+              </w:rPr>
+              <w:t>mÉqÉç |</w:t>
             </w:r>
           </w:p>
         </w:tc>
@@ -11601,7 +10085,6 @@
               </w:rPr>
               <w:t>–</w:t>
             </w:r>
-            <w:proofErr w:type="spellStart"/>
             <w:r>
               <w:rPr>
                 <w:rFonts w:ascii="BRH Devanagari Extra" w:hAnsi="BRH Devanagari Extra" w:cs="BRH Devanagari Extra"/>
@@ -11612,49 +10095,26 @@
               </w:rPr>
               <w:t>ÍpÉ¢üÉÿlirÉÉ</w:t>
             </w:r>
-            <w:proofErr w:type="spellEnd"/>
-            <w:r>
-              <w:rPr>
-                <w:rFonts w:ascii="BRH Malayalam Extra" w:hAnsi="BRH Malayalam Extra" w:cs="BRH Devanagari Extra"/>
-                <w:b/>
-                <w:color w:val="000000"/>
-                <w:sz w:val="32"/>
-                <w:szCs w:val="40"/>
-                <w:lang w:bidi="ml-IN"/>
-              </w:rPr>
-              <w:t>–</w:t>
-            </w:r>
-            <w:r>
-              <w:rPr>
-                <w:rFonts w:ascii="BRH Devanagari Extra" w:hAnsi="BRH Devanagari Extra" w:cs="BRH Devanagari Extra"/>
-                <w:color w:val="000000"/>
-                <w:sz w:val="40"/>
-                <w:szCs w:val="40"/>
-                <w:lang w:bidi="ml-IN"/>
-              </w:rPr>
-              <w:t xml:space="preserve"> </w:t>
-            </w:r>
-            <w:proofErr w:type="spellStart"/>
-            <w:r>
-              <w:rPr>
-                <w:rFonts w:ascii="BRH Devanagari Extra" w:hAnsi="BRH Devanagari Extra" w:cs="BRH Devanagari Extra"/>
-                <w:color w:val="000000"/>
-                <w:sz w:val="40"/>
-                <w:szCs w:val="40"/>
-                <w:lang w:bidi="ml-IN"/>
-              </w:rPr>
-              <w:t>LMüÉÿ</w:t>
-            </w:r>
-            <w:proofErr w:type="spellEnd"/>
-            <w:r>
-              <w:rPr>
-                <w:rFonts w:ascii="BRH Devanagari Extra" w:hAnsi="BRH Devanagari Extra" w:cs="BRH Devanagari Extra"/>
-                <w:color w:val="000000"/>
-                <w:sz w:val="40"/>
-                <w:szCs w:val="40"/>
-                <w:lang w:bidi="ml-IN"/>
-              </w:rPr>
-              <w:t xml:space="preserve"> | </w:t>
+            <w:r>
+              <w:rPr>
+                <w:rFonts w:ascii="BRH Malayalam Extra" w:hAnsi="BRH Malayalam Extra" w:cs="BRH Devanagari Extra"/>
+                <w:b/>
+                <w:color w:val="000000"/>
+                <w:sz w:val="32"/>
+                <w:szCs w:val="40"/>
+                <w:lang w:bidi="ml-IN"/>
+              </w:rPr>
+              <w:t>–</w:t>
+            </w:r>
+            <w:r>
+              <w:rPr>
+                <w:rFonts w:ascii="BRH Devanagari Extra" w:hAnsi="BRH Devanagari Extra" w:cs="BRH Devanagari Extra"/>
+                <w:color w:val="000000"/>
+                <w:sz w:val="40"/>
+                <w:szCs w:val="40"/>
+                <w:lang w:bidi="ml-IN"/>
+              </w:rPr>
+              <w:t xml:space="preserve"> LMüÉÿ | </w:t>
             </w:r>
           </w:p>
           <w:p>
@@ -11693,7 +10153,6 @@
               </w:rPr>
               <w:t>–</w:t>
             </w:r>
-            <w:proofErr w:type="spellStart"/>
             <w:r>
               <w:rPr>
                 <w:rFonts w:ascii="BRH Devanagari Extra" w:hAnsi="BRH Devanagari Extra" w:cs="BRH Devanagari Extra"/>
@@ -11715,97 +10174,59 @@
               </w:rPr>
               <w:t>¢üÉlirÉÉ</w:t>
             </w:r>
-            <w:proofErr w:type="spellEnd"/>
-            <w:r>
-              <w:rPr>
-                <w:rFonts w:ascii="BRH Malayalam Extra" w:hAnsi="BRH Malayalam Extra" w:cs="BRH Devanagari Extra"/>
-                <w:b/>
-                <w:color w:val="000000"/>
-                <w:sz w:val="32"/>
-                <w:szCs w:val="40"/>
-                <w:lang w:bidi="ml-IN"/>
-              </w:rPr>
-              <w:t>–</w:t>
-            </w:r>
-            <w:r>
-              <w:rPr>
-                <w:rFonts w:ascii="BRH Devanagari Extra" w:hAnsi="BRH Devanagari Extra" w:cs="BRH Devanagari Extra"/>
-                <w:color w:val="000000"/>
-                <w:sz w:val="40"/>
-                <w:szCs w:val="40"/>
-                <w:lang w:bidi="ml-IN"/>
-              </w:rPr>
-              <w:t xml:space="preserve"> </w:t>
-            </w:r>
-            <w:proofErr w:type="spellStart"/>
-            <w:r>
-              <w:rPr>
-                <w:rFonts w:ascii="BRH Devanagari Extra" w:hAnsi="BRH Devanagari Extra" w:cs="BRH Devanagari Extra"/>
-                <w:color w:val="000000"/>
-                <w:sz w:val="40"/>
-                <w:szCs w:val="40"/>
-                <w:lang w:bidi="ml-IN"/>
-              </w:rPr>
-              <w:t>CirÉ</w:t>
-            </w:r>
-            <w:proofErr w:type="spellEnd"/>
-            <w:r>
-              <w:rPr>
-                <w:rFonts w:ascii="BRH Malayalam Extra" w:hAnsi="BRH Malayalam Extra" w:cs="BRH Devanagari Extra"/>
-                <w:b/>
-                <w:color w:val="000000"/>
-                <w:sz w:val="32"/>
-                <w:szCs w:val="40"/>
-                <w:lang w:bidi="ml-IN"/>
-              </w:rPr>
-              <w:t>–</w:t>
-            </w:r>
-            <w:proofErr w:type="spellStart"/>
-            <w:r>
-              <w:rPr>
-                <w:rFonts w:ascii="BRH Devanagari Extra" w:hAnsi="BRH Devanagari Extra" w:cs="BRH Devanagari Extra"/>
-                <w:color w:val="000000"/>
-                <w:sz w:val="40"/>
-                <w:szCs w:val="40"/>
-                <w:lang w:bidi="ml-IN"/>
-              </w:rPr>
-              <w:t>ÍpÉ</w:t>
-            </w:r>
-            <w:proofErr w:type="spellEnd"/>
-            <w:r>
-              <w:rPr>
-                <w:rFonts w:ascii="BRH Devanagari Extra" w:hAnsi="BRH Devanagari Extra" w:cs="BRH Devanagari Extra"/>
-                <w:color w:val="000000"/>
-                <w:sz w:val="40"/>
-                <w:szCs w:val="40"/>
-                <w:lang w:bidi="ml-IN"/>
-              </w:rPr>
-              <w:t xml:space="preserve"> - ¢</w:t>
-            </w:r>
-            <w:proofErr w:type="spellStart"/>
-            <w:r>
-              <w:rPr>
-                <w:rFonts w:ascii="BRH Devanagari Extra" w:hAnsi="BRH Devanagari Extra" w:cs="BRH Devanagari Extra"/>
-                <w:color w:val="000000"/>
-                <w:sz w:val="40"/>
-                <w:szCs w:val="40"/>
-                <w:lang w:bidi="ml-IN"/>
-              </w:rPr>
-              <w:t>üÉ</w:t>
-            </w:r>
-            <w:proofErr w:type="spellEnd"/>
-            <w:r>
-              <w:rPr>
-                <w:rFonts w:ascii="BRH Malayalam Extra" w:hAnsi="BRH Malayalam Extra" w:cs="BRH Devanagari Extra"/>
-                <w:b/>
-                <w:color w:val="000000"/>
-                <w:sz w:val="32"/>
-                <w:szCs w:val="40"/>
-                <w:lang w:bidi="ml-IN"/>
-              </w:rPr>
-              <w:t>–</w:t>
-            </w:r>
-            <w:proofErr w:type="spellStart"/>
+            <w:r>
+              <w:rPr>
+                <w:rFonts w:ascii="BRH Malayalam Extra" w:hAnsi="BRH Malayalam Extra" w:cs="BRH Devanagari Extra"/>
+                <w:b/>
+                <w:color w:val="000000"/>
+                <w:sz w:val="32"/>
+                <w:szCs w:val="40"/>
+                <w:lang w:bidi="ml-IN"/>
+              </w:rPr>
+              <w:t>–</w:t>
+            </w:r>
+            <w:r>
+              <w:rPr>
+                <w:rFonts w:ascii="BRH Devanagari Extra" w:hAnsi="BRH Devanagari Extra" w:cs="BRH Devanagari Extra"/>
+                <w:color w:val="000000"/>
+                <w:sz w:val="40"/>
+                <w:szCs w:val="40"/>
+                <w:lang w:bidi="ml-IN"/>
+              </w:rPr>
+              <w:t xml:space="preserve"> CirÉ</w:t>
+            </w:r>
+            <w:r>
+              <w:rPr>
+                <w:rFonts w:ascii="BRH Malayalam Extra" w:hAnsi="BRH Malayalam Extra" w:cs="BRH Devanagari Extra"/>
+                <w:b/>
+                <w:color w:val="000000"/>
+                <w:sz w:val="32"/>
+                <w:szCs w:val="40"/>
+                <w:lang w:bidi="ml-IN"/>
+              </w:rPr>
+              <w:t>–</w:t>
+            </w:r>
+            <w:r>
+              <w:rPr>
+                <w:rFonts w:ascii="BRH Devanagari Extra" w:hAnsi="BRH Devanagari Extra" w:cs="BRH Devanagari Extra"/>
+                <w:color w:val="000000"/>
+                <w:sz w:val="40"/>
+                <w:szCs w:val="40"/>
+                <w:lang w:bidi="ml-IN"/>
+              </w:rPr>
+              <w:t>ÍpÉ - ¢üÉ</w:t>
+            </w:r>
+            <w:r>
+              <w:rPr>
+                <w:rFonts w:ascii="BRH Malayalam Extra" w:hAnsi="BRH Malayalam Extra" w:cs="BRH Devanagari Extra"/>
+                <w:b/>
+                <w:color w:val="000000"/>
+                <w:sz w:val="32"/>
+                <w:szCs w:val="40"/>
+                <w:lang w:bidi="ml-IN"/>
+              </w:rPr>
+              <w:t>–</w:t>
+            </w:r>
             <w:r>
               <w:rPr>
                 <w:rFonts w:ascii="BRH Devanagari Extra" w:hAnsi="BRH Devanagari Extra" w:cs="BRH Devanagari Extra"/>
@@ -11816,7 +10237,6 @@
               </w:rPr>
               <w:t>lirÉæ</w:t>
             </w:r>
-            <w:proofErr w:type="spellEnd"/>
             <w:r>
               <w:rPr>
                 <w:rFonts w:ascii="BRH Malayalam Extra" w:hAnsi="BRH Malayalam Extra" w:cs="BRH Devanagari Extra"/>
@@ -11880,7 +10300,6 @@
               </w:rPr>
               <w:t>–</w:t>
             </w:r>
-            <w:proofErr w:type="spellStart"/>
             <w:r>
               <w:rPr>
                 <w:rFonts w:ascii="BRH Devanagari Extra" w:hAnsi="BRH Devanagari Extra" w:cs="BRH Devanagari Extra"/>
@@ -11891,49 +10310,26 @@
               </w:rPr>
               <w:t>ÍpÉ¢üÉÿlirÉÉ</w:t>
             </w:r>
-            <w:proofErr w:type="spellEnd"/>
-            <w:r>
-              <w:rPr>
-                <w:rFonts w:ascii="BRH Malayalam Extra" w:hAnsi="BRH Malayalam Extra" w:cs="BRH Devanagari Extra"/>
-                <w:b/>
-                <w:color w:val="000000"/>
-                <w:sz w:val="32"/>
-                <w:szCs w:val="40"/>
-                <w:lang w:bidi="ml-IN"/>
-              </w:rPr>
-              <w:t>–</w:t>
-            </w:r>
-            <w:r>
-              <w:rPr>
-                <w:rFonts w:ascii="BRH Devanagari Extra" w:hAnsi="BRH Devanagari Extra" w:cs="BRH Devanagari Extra"/>
-                <w:color w:val="000000"/>
-                <w:sz w:val="40"/>
-                <w:szCs w:val="40"/>
-                <w:lang w:bidi="ml-IN"/>
-              </w:rPr>
-              <w:t xml:space="preserve"> </w:t>
-            </w:r>
-            <w:proofErr w:type="spellStart"/>
-            <w:r>
-              <w:rPr>
-                <w:rFonts w:ascii="BRH Devanagari Extra" w:hAnsi="BRH Devanagari Extra" w:cs="BRH Devanagari Extra"/>
-                <w:color w:val="000000"/>
-                <w:sz w:val="40"/>
-                <w:szCs w:val="40"/>
-                <w:lang w:bidi="ml-IN"/>
-              </w:rPr>
-              <w:t>LMüÉÿ</w:t>
-            </w:r>
-            <w:proofErr w:type="spellEnd"/>
-            <w:r>
-              <w:rPr>
-                <w:rFonts w:ascii="BRH Devanagari Extra" w:hAnsi="BRH Devanagari Extra" w:cs="BRH Devanagari Extra"/>
-                <w:color w:val="000000"/>
-                <w:sz w:val="40"/>
-                <w:szCs w:val="40"/>
-                <w:lang w:bidi="ml-IN"/>
-              </w:rPr>
-              <w:t xml:space="preserve"> | </w:t>
+            <w:r>
+              <w:rPr>
+                <w:rFonts w:ascii="BRH Malayalam Extra" w:hAnsi="BRH Malayalam Extra" w:cs="BRH Devanagari Extra"/>
+                <w:b/>
+                <w:color w:val="000000"/>
+                <w:sz w:val="32"/>
+                <w:szCs w:val="40"/>
+                <w:lang w:bidi="ml-IN"/>
+              </w:rPr>
+              <w:t>–</w:t>
+            </w:r>
+            <w:r>
+              <w:rPr>
+                <w:rFonts w:ascii="BRH Devanagari Extra" w:hAnsi="BRH Devanagari Extra" w:cs="BRH Devanagari Extra"/>
+                <w:color w:val="000000"/>
+                <w:sz w:val="40"/>
+                <w:szCs w:val="40"/>
+                <w:lang w:bidi="ml-IN"/>
+              </w:rPr>
+              <w:t xml:space="preserve"> LMüÉÿ | </w:t>
             </w:r>
           </w:p>
           <w:p>
@@ -11971,7 +10367,6 @@
               </w:rPr>
               <w:t>–</w:t>
             </w:r>
-            <w:proofErr w:type="spellStart"/>
             <w:r>
               <w:rPr>
                 <w:rFonts w:ascii="BRH Devanagari Extra" w:hAnsi="BRH Devanagari Extra" w:cs="BRH Devanagari Extra"/>
@@ -12003,97 +10398,59 @@
               </w:rPr>
               <w:t>ÿlirÉÉ</w:t>
             </w:r>
-            <w:proofErr w:type="spellEnd"/>
-            <w:r>
-              <w:rPr>
-                <w:rFonts w:ascii="BRH Malayalam Extra" w:hAnsi="BRH Malayalam Extra" w:cs="BRH Devanagari Extra"/>
-                <w:b/>
-                <w:color w:val="000000"/>
-                <w:sz w:val="32"/>
-                <w:szCs w:val="40"/>
-                <w:lang w:bidi="ml-IN"/>
-              </w:rPr>
-              <w:t>–</w:t>
-            </w:r>
-            <w:r>
-              <w:rPr>
-                <w:rFonts w:ascii="BRH Devanagari Extra" w:hAnsi="BRH Devanagari Extra" w:cs="BRH Devanagari Extra"/>
-                <w:color w:val="000000"/>
-                <w:sz w:val="40"/>
-                <w:szCs w:val="40"/>
-                <w:lang w:bidi="ml-IN"/>
-              </w:rPr>
-              <w:t xml:space="preserve"> </w:t>
-            </w:r>
-            <w:proofErr w:type="spellStart"/>
-            <w:r>
-              <w:rPr>
-                <w:rFonts w:ascii="BRH Devanagari Extra" w:hAnsi="BRH Devanagari Extra" w:cs="BRH Devanagari Extra"/>
-                <w:color w:val="000000"/>
-                <w:sz w:val="40"/>
-                <w:szCs w:val="40"/>
-                <w:lang w:bidi="ml-IN"/>
-              </w:rPr>
-              <w:t>CirÉ</w:t>
-            </w:r>
-            <w:proofErr w:type="spellEnd"/>
-            <w:r>
-              <w:rPr>
-                <w:rFonts w:ascii="BRH Malayalam Extra" w:hAnsi="BRH Malayalam Extra" w:cs="BRH Devanagari Extra"/>
-                <w:b/>
-                <w:color w:val="000000"/>
-                <w:sz w:val="32"/>
-                <w:szCs w:val="40"/>
-                <w:lang w:bidi="ml-IN"/>
-              </w:rPr>
-              <w:t>–</w:t>
-            </w:r>
-            <w:proofErr w:type="spellStart"/>
-            <w:r>
-              <w:rPr>
-                <w:rFonts w:ascii="BRH Devanagari Extra" w:hAnsi="BRH Devanagari Extra" w:cs="BRH Devanagari Extra"/>
-                <w:color w:val="000000"/>
-                <w:sz w:val="40"/>
-                <w:szCs w:val="40"/>
-                <w:lang w:bidi="ml-IN"/>
-              </w:rPr>
-              <w:t>ÍpÉ</w:t>
-            </w:r>
-            <w:proofErr w:type="spellEnd"/>
-            <w:r>
-              <w:rPr>
-                <w:rFonts w:ascii="BRH Devanagari Extra" w:hAnsi="BRH Devanagari Extra" w:cs="BRH Devanagari Extra"/>
-                <w:color w:val="000000"/>
-                <w:sz w:val="40"/>
-                <w:szCs w:val="40"/>
-                <w:lang w:bidi="ml-IN"/>
-              </w:rPr>
-              <w:t xml:space="preserve"> - ¢</w:t>
-            </w:r>
-            <w:proofErr w:type="spellStart"/>
-            <w:r>
-              <w:rPr>
-                <w:rFonts w:ascii="BRH Devanagari Extra" w:hAnsi="BRH Devanagari Extra" w:cs="BRH Devanagari Extra"/>
-                <w:color w:val="000000"/>
-                <w:sz w:val="40"/>
-                <w:szCs w:val="40"/>
-                <w:lang w:bidi="ml-IN"/>
-              </w:rPr>
-              <w:t>üÉ</w:t>
-            </w:r>
-            <w:proofErr w:type="spellEnd"/>
-            <w:r>
-              <w:rPr>
-                <w:rFonts w:ascii="BRH Malayalam Extra" w:hAnsi="BRH Malayalam Extra" w:cs="BRH Devanagari Extra"/>
-                <w:b/>
-                <w:color w:val="000000"/>
-                <w:sz w:val="32"/>
-                <w:szCs w:val="40"/>
-                <w:lang w:bidi="ml-IN"/>
-              </w:rPr>
-              <w:t>–</w:t>
-            </w:r>
-            <w:proofErr w:type="spellStart"/>
+            <w:r>
+              <w:rPr>
+                <w:rFonts w:ascii="BRH Malayalam Extra" w:hAnsi="BRH Malayalam Extra" w:cs="BRH Devanagari Extra"/>
+                <w:b/>
+                <w:color w:val="000000"/>
+                <w:sz w:val="32"/>
+                <w:szCs w:val="40"/>
+                <w:lang w:bidi="ml-IN"/>
+              </w:rPr>
+              <w:t>–</w:t>
+            </w:r>
+            <w:r>
+              <w:rPr>
+                <w:rFonts w:ascii="BRH Devanagari Extra" w:hAnsi="BRH Devanagari Extra" w:cs="BRH Devanagari Extra"/>
+                <w:color w:val="000000"/>
+                <w:sz w:val="40"/>
+                <w:szCs w:val="40"/>
+                <w:lang w:bidi="ml-IN"/>
+              </w:rPr>
+              <w:t xml:space="preserve"> CirÉ</w:t>
+            </w:r>
+            <w:r>
+              <w:rPr>
+                <w:rFonts w:ascii="BRH Malayalam Extra" w:hAnsi="BRH Malayalam Extra" w:cs="BRH Devanagari Extra"/>
+                <w:b/>
+                <w:color w:val="000000"/>
+                <w:sz w:val="32"/>
+                <w:szCs w:val="40"/>
+                <w:lang w:bidi="ml-IN"/>
+              </w:rPr>
+              <w:t>–</w:t>
+            </w:r>
+            <w:r>
+              <w:rPr>
+                <w:rFonts w:ascii="BRH Devanagari Extra" w:hAnsi="BRH Devanagari Extra" w:cs="BRH Devanagari Extra"/>
+                <w:color w:val="000000"/>
+                <w:sz w:val="40"/>
+                <w:szCs w:val="40"/>
+                <w:lang w:bidi="ml-IN"/>
+              </w:rPr>
+              <w:t>ÍpÉ - ¢üÉ</w:t>
+            </w:r>
+            <w:r>
+              <w:rPr>
+                <w:rFonts w:ascii="BRH Malayalam Extra" w:hAnsi="BRH Malayalam Extra" w:cs="BRH Devanagari Extra"/>
+                <w:b/>
+                <w:color w:val="000000"/>
+                <w:sz w:val="32"/>
+                <w:szCs w:val="40"/>
+                <w:lang w:bidi="ml-IN"/>
+              </w:rPr>
+              <w:t>–</w:t>
+            </w:r>
             <w:r>
               <w:rPr>
                 <w:rFonts w:ascii="BRH Devanagari Extra" w:hAnsi="BRH Devanagari Extra" w:cs="BRH Devanagari Extra"/>
@@ -12104,7 +10461,6 @@
               </w:rPr>
               <w:t>lirÉæ</w:t>
             </w:r>
-            <w:proofErr w:type="spellEnd"/>
             <w:r>
               <w:rPr>
                 <w:rFonts w:ascii="BRH Malayalam Extra" w:hAnsi="BRH Malayalam Extra" w:cs="BRH Devanagari Extra"/>
@@ -12317,27 +10673,15 @@
               </w:rPr>
               <w:t>–</w:t>
             </w:r>
-            <w:proofErr w:type="spellStart"/>
-            <w:r>
-              <w:rPr>
-                <w:rFonts w:ascii="BRH Devanagari Extra" w:hAnsi="BRH Devanagari Extra" w:cs="BRH Devanagari Extra"/>
-                <w:color w:val="000000"/>
-                <w:sz w:val="40"/>
-                <w:szCs w:val="40"/>
-                <w:lang w:bidi="ml-IN"/>
-              </w:rPr>
-              <w:t>uÉSïèklÉÉåþÌiÉ</w:t>
-            </w:r>
-            <w:proofErr w:type="spellEnd"/>
-            <w:r>
-              <w:rPr>
-                <w:rFonts w:ascii="BRH Devanagari Extra" w:hAnsi="BRH Devanagari Extra" w:cs="BRH Devanagari Extra"/>
-                <w:color w:val="000000"/>
-                <w:sz w:val="40"/>
-                <w:szCs w:val="40"/>
-                <w:lang w:bidi="ml-IN"/>
-              </w:rPr>
-              <w:t xml:space="preserve"> | </w:t>
+            <w:r>
+              <w:rPr>
+                <w:rFonts w:ascii="BRH Devanagari Extra" w:hAnsi="BRH Devanagari Extra" w:cs="BRH Devanagari Extra"/>
+                <w:color w:val="000000"/>
+                <w:sz w:val="40"/>
+                <w:szCs w:val="40"/>
+                <w:lang w:bidi="ml-IN"/>
+              </w:rPr>
+              <w:t xml:space="preserve">uÉSïèklÉÉåþÌiÉ | </w:t>
             </w:r>
           </w:p>
           <w:p>
@@ -12376,7 +10720,6 @@
               </w:rPr>
               <w:t>–</w:t>
             </w:r>
-            <w:proofErr w:type="spellStart"/>
             <w:r>
               <w:rPr>
                 <w:rFonts w:ascii="BRH Devanagari Extra" w:hAnsi="BRH Devanagari Extra" w:cs="BRH Devanagari Extra"/>
@@ -12408,19 +10751,17 @@
               </w:rPr>
               <w:t>åï</w:t>
             </w:r>
-            <w:proofErr w:type="spellEnd"/>
-            <w:r>
-              <w:rPr>
-                <w:rFonts w:ascii="BRH Malayalam Extra" w:hAnsi="BRH Malayalam Extra" w:cs="BRH Devanagari Extra"/>
-                <w:b/>
-                <w:color w:val="000000"/>
-                <w:sz w:val="32"/>
-                <w:szCs w:val="40"/>
-                <w:lang w:bidi="ml-IN"/>
-              </w:rPr>
-              <w:t>–</w:t>
-            </w:r>
-            <w:proofErr w:type="spellStart"/>
+            <w:r>
+              <w:rPr>
+                <w:rFonts w:ascii="BRH Malayalam Extra" w:hAnsi="BRH Malayalam Extra" w:cs="BRH Devanagari Extra"/>
+                <w:b/>
+                <w:color w:val="000000"/>
+                <w:sz w:val="32"/>
+                <w:szCs w:val="40"/>
+                <w:lang w:bidi="ml-IN"/>
+              </w:rPr>
+              <w:t>–</w:t>
+            </w:r>
             <w:r>
               <w:rPr>
                 <w:rFonts w:ascii="BRH Devanagari Extra" w:hAnsi="BRH Devanagari Extra" w:cs="BRH Devanagari Extra"/>
@@ -12431,40 +10772,27 @@
               </w:rPr>
               <w:t>ÌiÉ</w:t>
             </w:r>
-            <w:proofErr w:type="spellEnd"/>
-            <w:r>
-              <w:rPr>
-                <w:rFonts w:ascii="BRH Malayalam Extra" w:hAnsi="BRH Malayalam Extra" w:cs="BRH Devanagari Extra"/>
-                <w:b/>
-                <w:color w:val="000000"/>
-                <w:sz w:val="32"/>
-                <w:szCs w:val="40"/>
-                <w:lang w:bidi="ml-IN"/>
-              </w:rPr>
-              <w:t>–</w:t>
-            </w:r>
-            <w:r>
-              <w:rPr>
-                <w:rFonts w:ascii="BRH Devanagari Extra" w:hAnsi="BRH Devanagari Extra" w:cs="BRH Devanagari Extra"/>
-                <w:color w:val="000000"/>
-                <w:sz w:val="40"/>
-                <w:szCs w:val="40"/>
-                <w:lang w:bidi="ml-IN"/>
-              </w:rPr>
-              <w:t xml:space="preserve"> </w:t>
-            </w:r>
-            <w:proofErr w:type="spellStart"/>
-            <w:r>
-              <w:rPr>
-                <w:rFonts w:ascii="BRH Devanagari Extra" w:hAnsi="BRH Devanagari Extra" w:cs="BRH Devanagari Extra"/>
-                <w:color w:val="000000"/>
-                <w:sz w:val="40"/>
-                <w:szCs w:val="40"/>
-                <w:lang w:bidi="ml-IN"/>
-              </w:rPr>
-              <w:t>ÌuÉ</w:t>
-            </w:r>
-            <w:proofErr w:type="spellEnd"/>
+            <w:r>
+              <w:rPr>
+                <w:rFonts w:ascii="BRH Malayalam Extra" w:hAnsi="BRH Malayalam Extra" w:cs="BRH Devanagari Extra"/>
+                <w:b/>
+                <w:color w:val="000000"/>
+                <w:sz w:val="32"/>
+                <w:szCs w:val="40"/>
+                <w:lang w:bidi="ml-IN"/>
+              </w:rPr>
+              <w:t>–</w:t>
+            </w:r>
+            <w:r>
+              <w:rPr>
+                <w:rFonts w:ascii="BRH Devanagari Extra" w:hAnsi="BRH Devanagari Extra" w:cs="BRH Devanagari Extra"/>
+                <w:color w:val="000000"/>
+                <w:sz w:val="40"/>
+                <w:szCs w:val="40"/>
+                <w:lang w:bidi="ml-IN"/>
+              </w:rPr>
+              <w:t xml:space="preserve"> ÌuÉ</w:t>
+            </w:r>
             <w:r>
               <w:rPr>
                 <w:rFonts w:ascii="BRH Malayalam Extra" w:hAnsi="BRH Malayalam Extra" w:cs="BRH Devanagari Extra"/>
@@ -12497,7 +10825,6 @@
               </w:rPr>
               <w:t>–</w:t>
             </w:r>
-            <w:proofErr w:type="spellStart"/>
             <w:r>
               <w:rPr>
                 <w:rFonts w:ascii="BRH Devanagari Extra" w:hAnsi="BRH Devanagari Extra" w:cs="BRH Devanagari Extra"/>
@@ -12508,7 +10835,6 @@
               </w:rPr>
               <w:t>ÍqÉ</w:t>
             </w:r>
-            <w:proofErr w:type="spellEnd"/>
             <w:r>
               <w:rPr>
                 <w:rFonts w:ascii="BRH Malayalam Extra" w:hAnsi="BRH Malayalam Extra" w:cs="BRH Devanagari Extra"/>
@@ -12604,27 +10930,15 @@
               </w:rPr>
               <w:t>–</w:t>
             </w:r>
-            <w:proofErr w:type="spellStart"/>
-            <w:r>
-              <w:rPr>
-                <w:rFonts w:ascii="BRH Devanagari Extra" w:hAnsi="BRH Devanagari Extra" w:cs="BRH Devanagari Extra"/>
-                <w:color w:val="000000"/>
-                <w:sz w:val="40"/>
-                <w:szCs w:val="40"/>
-                <w:lang w:bidi="ml-IN"/>
-              </w:rPr>
-              <w:t>alÉÏ</w:t>
-            </w:r>
-            <w:proofErr w:type="spellEnd"/>
-            <w:r>
-              <w:rPr>
-                <w:rFonts w:ascii="BRH Devanagari Extra" w:hAnsi="BRH Devanagari Extra" w:cs="BRH Devanagari Extra"/>
-                <w:color w:val="000000"/>
-                <w:sz w:val="40"/>
-                <w:szCs w:val="40"/>
-                <w:lang w:bidi="ml-IN"/>
-              </w:rPr>
-              <w:t xml:space="preserve"> |</w:t>
+            <w:r>
+              <w:rPr>
+                <w:rFonts w:ascii="BRH Devanagari Extra" w:hAnsi="BRH Devanagari Extra" w:cs="BRH Devanagari Extra"/>
+                <w:color w:val="000000"/>
+                <w:sz w:val="40"/>
+                <w:szCs w:val="40"/>
+                <w:lang w:bidi="ml-IN"/>
+              </w:rPr>
+              <w:t>alÉÏ |</w:t>
             </w:r>
           </w:p>
         </w:tc>
@@ -12668,27 +10982,15 @@
               </w:rPr>
               <w:t>–</w:t>
             </w:r>
-            <w:proofErr w:type="spellStart"/>
-            <w:r>
-              <w:rPr>
-                <w:rFonts w:ascii="BRH Devanagari Extra" w:hAnsi="BRH Devanagari Extra" w:cs="BRH Devanagari Extra"/>
-                <w:color w:val="000000"/>
-                <w:sz w:val="40"/>
-                <w:szCs w:val="40"/>
-                <w:lang w:bidi="ml-IN"/>
-              </w:rPr>
-              <w:t>uÉSïèklÉÉåþÌiÉ</w:t>
-            </w:r>
-            <w:proofErr w:type="spellEnd"/>
-            <w:r>
-              <w:rPr>
-                <w:rFonts w:ascii="BRH Devanagari Extra" w:hAnsi="BRH Devanagari Extra" w:cs="BRH Devanagari Extra"/>
-                <w:color w:val="000000"/>
-                <w:sz w:val="40"/>
-                <w:szCs w:val="40"/>
-                <w:lang w:bidi="ml-IN"/>
-              </w:rPr>
-              <w:t xml:space="preserve"> | </w:t>
+            <w:r>
+              <w:rPr>
+                <w:rFonts w:ascii="BRH Devanagari Extra" w:hAnsi="BRH Devanagari Extra" w:cs="BRH Devanagari Extra"/>
+                <w:color w:val="000000"/>
+                <w:sz w:val="40"/>
+                <w:szCs w:val="40"/>
+                <w:lang w:bidi="ml-IN"/>
+              </w:rPr>
+              <w:t xml:space="preserve">uÉSïèklÉÉåþÌiÉ | </w:t>
             </w:r>
           </w:p>
           <w:p>
@@ -12727,7 +11029,6 @@
               </w:rPr>
               <w:t>–</w:t>
             </w:r>
-            <w:proofErr w:type="spellStart"/>
             <w:r>
               <w:rPr>
                 <w:rFonts w:ascii="BRH Devanagari Extra" w:hAnsi="BRH Devanagari Extra" w:cs="BRH Devanagari Extra"/>
@@ -12749,19 +11050,17 @@
               </w:rPr>
               <w:t>å</w:t>
             </w:r>
-            <w:proofErr w:type="spellEnd"/>
-            <w:r>
-              <w:rPr>
-                <w:rFonts w:ascii="BRH Malayalam Extra" w:hAnsi="BRH Malayalam Extra" w:cs="BRH Devanagari Extra"/>
-                <w:b/>
-                <w:color w:val="000000"/>
-                <w:sz w:val="32"/>
-                <w:szCs w:val="40"/>
-                <w:lang w:bidi="ml-IN"/>
-              </w:rPr>
-              <w:t>–</w:t>
-            </w:r>
-            <w:proofErr w:type="spellStart"/>
+            <w:r>
+              <w:rPr>
+                <w:rFonts w:ascii="BRH Malayalam Extra" w:hAnsi="BRH Malayalam Extra" w:cs="BRH Devanagari Extra"/>
+                <w:b/>
+                <w:color w:val="000000"/>
+                <w:sz w:val="32"/>
+                <w:szCs w:val="40"/>
+                <w:lang w:bidi="ml-IN"/>
+              </w:rPr>
+              <w:t>–</w:t>
+            </w:r>
             <w:r>
               <w:rPr>
                 <w:rFonts w:ascii="BRH Devanagari Extra" w:hAnsi="BRH Devanagari Extra" w:cs="BRH Devanagari Extra"/>
@@ -12772,40 +11071,27 @@
               </w:rPr>
               <w:t>ÌiÉ</w:t>
             </w:r>
-            <w:proofErr w:type="spellEnd"/>
-            <w:r>
-              <w:rPr>
-                <w:rFonts w:ascii="BRH Malayalam Extra" w:hAnsi="BRH Malayalam Extra" w:cs="BRH Devanagari Extra"/>
-                <w:b/>
-                <w:color w:val="000000"/>
-                <w:sz w:val="32"/>
-                <w:szCs w:val="40"/>
-                <w:lang w:bidi="ml-IN"/>
-              </w:rPr>
-              <w:t>–</w:t>
-            </w:r>
-            <w:r>
-              <w:rPr>
-                <w:rFonts w:ascii="BRH Devanagari Extra" w:hAnsi="BRH Devanagari Extra" w:cs="BRH Devanagari Extra"/>
-                <w:color w:val="000000"/>
-                <w:sz w:val="40"/>
-                <w:szCs w:val="40"/>
-                <w:lang w:bidi="ml-IN"/>
-              </w:rPr>
-              <w:t xml:space="preserve"> </w:t>
-            </w:r>
-            <w:proofErr w:type="spellStart"/>
-            <w:r>
-              <w:rPr>
-                <w:rFonts w:ascii="BRH Devanagari Extra" w:hAnsi="BRH Devanagari Extra" w:cs="BRH Devanagari Extra"/>
-                <w:color w:val="000000"/>
-                <w:sz w:val="40"/>
-                <w:szCs w:val="40"/>
-                <w:lang w:bidi="ml-IN"/>
-              </w:rPr>
-              <w:t>ÌuÉ</w:t>
-            </w:r>
-            <w:proofErr w:type="spellEnd"/>
+            <w:r>
+              <w:rPr>
+                <w:rFonts w:ascii="BRH Malayalam Extra" w:hAnsi="BRH Malayalam Extra" w:cs="BRH Devanagari Extra"/>
+                <w:b/>
+                <w:color w:val="000000"/>
+                <w:sz w:val="32"/>
+                <w:szCs w:val="40"/>
+                <w:lang w:bidi="ml-IN"/>
+              </w:rPr>
+              <w:t>–</w:t>
+            </w:r>
+            <w:r>
+              <w:rPr>
+                <w:rFonts w:ascii="BRH Devanagari Extra" w:hAnsi="BRH Devanagari Extra" w:cs="BRH Devanagari Extra"/>
+                <w:color w:val="000000"/>
+                <w:sz w:val="40"/>
+                <w:szCs w:val="40"/>
+                <w:lang w:bidi="ml-IN"/>
+              </w:rPr>
+              <w:t xml:space="preserve"> ÌuÉ</w:t>
+            </w:r>
             <w:r>
               <w:rPr>
                 <w:rFonts w:ascii="BRH Malayalam Extra" w:hAnsi="BRH Malayalam Extra" w:cs="BRH Devanagari Extra"/>
@@ -12838,7 +11124,6 @@
               </w:rPr>
               <w:t>–</w:t>
             </w:r>
-            <w:proofErr w:type="spellStart"/>
             <w:r>
               <w:rPr>
                 <w:rFonts w:ascii="BRH Devanagari Extra" w:hAnsi="BRH Devanagari Extra" w:cs="BRH Devanagari Extra"/>
@@ -12849,7 +11134,6 @@
               </w:rPr>
               <w:t>ÍqÉ</w:t>
             </w:r>
-            <w:proofErr w:type="spellEnd"/>
             <w:r>
               <w:rPr>
                 <w:rFonts w:ascii="BRH Malayalam Extra" w:hAnsi="BRH Malayalam Extra" w:cs="BRH Devanagari Extra"/>
@@ -12945,27 +11229,15 @@
               </w:rPr>
               <w:t>–</w:t>
             </w:r>
-            <w:proofErr w:type="spellStart"/>
-            <w:r>
-              <w:rPr>
-                <w:rFonts w:ascii="BRH Devanagari Extra" w:hAnsi="BRH Devanagari Extra" w:cs="BRH Devanagari Extra"/>
-                <w:color w:val="000000"/>
-                <w:sz w:val="40"/>
-                <w:szCs w:val="40"/>
-                <w:lang w:bidi="ml-IN"/>
-              </w:rPr>
-              <w:t>alÉÏ</w:t>
-            </w:r>
-            <w:proofErr w:type="spellEnd"/>
-            <w:r>
-              <w:rPr>
-                <w:rFonts w:ascii="BRH Devanagari Extra" w:hAnsi="BRH Devanagari Extra" w:cs="BRH Devanagari Extra"/>
-                <w:color w:val="000000"/>
-                <w:sz w:val="40"/>
-                <w:szCs w:val="40"/>
-                <w:lang w:bidi="ml-IN"/>
-              </w:rPr>
-              <w:t xml:space="preserve"> |</w:t>
+            <w:r>
+              <w:rPr>
+                <w:rFonts w:ascii="BRH Devanagari Extra" w:hAnsi="BRH Devanagari Extra" w:cs="BRH Devanagari Extra"/>
+                <w:color w:val="000000"/>
+                <w:sz w:val="40"/>
+                <w:szCs w:val="40"/>
+                <w:lang w:bidi="ml-IN"/>
+              </w:rPr>
+              <w:t>alÉÏ |</w:t>
             </w:r>
           </w:p>
         </w:tc>
@@ -13136,7 +11408,6 @@
                 <w:szCs w:val="40"/>
               </w:rPr>
             </w:pPr>
-            <w:proofErr w:type="spellStart"/>
             <w:r>
               <w:rPr>
                 <w:rFonts w:ascii="BRH Devanagari Extra" w:hAnsi="BRH Devanagari Extra" w:cs="BRH Devanagari Extra"/>
@@ -13165,18 +11436,7 @@
                 <w:szCs w:val="40"/>
                 <w:lang w:bidi="ml-IN"/>
               </w:rPr>
-              <w:t>ÅrÉþiÉÈ</w:t>
-            </w:r>
-            <w:proofErr w:type="spellEnd"/>
-            <w:r>
-              <w:rPr>
-                <w:rFonts w:ascii="BRH Devanagari Extra" w:hAnsi="BRH Devanagari Extra" w:cs="BRH Devanagari Extra"/>
-                <w:color w:val="000000"/>
-                <w:sz w:val="40"/>
-                <w:szCs w:val="40"/>
-                <w:lang w:bidi="ml-IN"/>
-              </w:rPr>
-              <w:t xml:space="preserve"> | </w:t>
+              <w:t xml:space="preserve">ÅrÉþiÉÈ | </w:t>
             </w:r>
             <w:r>
               <w:rPr>
@@ -13222,7 +11482,6 @@
               </w:rPr>
               <w:t>–</w:t>
             </w:r>
-            <w:proofErr w:type="spellStart"/>
             <w:r>
               <w:rPr>
                 <w:rFonts w:ascii="BRH Devanagari Extra" w:hAnsi="BRH Devanagari Extra" w:cs="BRH Devanagari Extra"/>
@@ -13251,18 +11510,7 @@
                 <w:szCs w:val="40"/>
                 <w:lang w:bidi="ml-IN"/>
               </w:rPr>
-              <w:t>ÅmÉëþÌiÉÌ¸iÉÈ</w:t>
-            </w:r>
-            <w:proofErr w:type="spellEnd"/>
-            <w:r>
-              <w:rPr>
-                <w:rFonts w:ascii="BRH Devanagari Extra" w:hAnsi="BRH Devanagari Extra" w:cs="BRH Devanagari Extra"/>
-                <w:color w:val="000000"/>
-                <w:sz w:val="40"/>
-                <w:szCs w:val="40"/>
-                <w:lang w:bidi="ml-IN"/>
-              </w:rPr>
-              <w:t xml:space="preserve"> |</w:t>
+              <w:t>ÅmÉëþÌiÉÌ¸iÉÈ |</w:t>
             </w:r>
           </w:p>
         </w:tc>
@@ -13284,7 +11532,6 @@
                 <w:szCs w:val="40"/>
               </w:rPr>
             </w:pPr>
-            <w:proofErr w:type="spellStart"/>
             <w:r>
               <w:rPr>
                 <w:rFonts w:ascii="BRH Devanagari Extra" w:hAnsi="BRH Devanagari Extra" w:cs="BRH Devanagari Extra"/>
@@ -13313,20 +11560,8 @@
                 <w:szCs w:val="40"/>
                 <w:lang w:bidi="ml-IN"/>
               </w:rPr>
-              <w:t>ÅrÉþiÉÈ</w:t>
-            </w:r>
-            <w:proofErr w:type="spellEnd"/>
-            <w:r>
-              <w:rPr>
-                <w:rFonts w:ascii="BRH Devanagari Extra" w:hAnsi="BRH Devanagari Extra" w:cs="BRH Devanagari Extra"/>
-                <w:color w:val="000000"/>
-                <w:sz w:val="40"/>
-                <w:szCs w:val="40"/>
-                <w:lang w:bidi="ml-IN"/>
-              </w:rPr>
-              <w:t xml:space="preserve"> | </w:t>
-            </w:r>
-            <w:proofErr w:type="spellStart"/>
+              <w:t xml:space="preserve">ÅrÉþiÉÈ | </w:t>
+            </w:r>
             <w:r>
               <w:rPr>
                 <w:rFonts w:ascii="BRH Devanagari Extra" w:hAnsi="BRH Devanagari Extra" w:cs="BRH Devanagari Extra"/>
@@ -13348,19 +11583,17 @@
               </w:rPr>
               <w:t>rÉ</w:t>
             </w:r>
-            <w:proofErr w:type="spellEnd"/>
-            <w:r>
-              <w:rPr>
-                <w:rFonts w:ascii="BRH Malayalam Extra" w:hAnsi="BRH Malayalam Extra" w:cs="BRH Devanagari Extra"/>
-                <w:b/>
-                <w:color w:val="000000"/>
-                <w:sz w:val="32"/>
-                <w:szCs w:val="40"/>
-                <w:lang w:bidi="ml-IN"/>
-              </w:rPr>
-              <w:t>–</w:t>
-            </w:r>
-            <w:proofErr w:type="spellStart"/>
+            <w:r>
+              <w:rPr>
+                <w:rFonts w:ascii="BRH Malayalam Extra" w:hAnsi="BRH Malayalam Extra" w:cs="BRH Devanagari Extra"/>
+                <w:b/>
+                <w:color w:val="000000"/>
+                <w:sz w:val="32"/>
+                <w:szCs w:val="40"/>
+                <w:lang w:bidi="ml-IN"/>
+              </w:rPr>
+              <w:t>–</w:t>
+            </w:r>
             <w:r>
               <w:rPr>
                 <w:rFonts w:ascii="BRH Devanagari Extra" w:hAnsi="BRH Devanagari Extra" w:cs="BRH Devanagari Extra"/>
@@ -13389,18 +11622,7 @@
                 <w:szCs w:val="40"/>
                 <w:lang w:bidi="ml-IN"/>
               </w:rPr>
-              <w:t>ÅmÉëþÌiÉÌ¸iÉÈ</w:t>
-            </w:r>
-            <w:proofErr w:type="spellEnd"/>
-            <w:r>
-              <w:rPr>
-                <w:rFonts w:ascii="BRH Devanagari Extra" w:hAnsi="BRH Devanagari Extra" w:cs="BRH Devanagari Extra"/>
-                <w:color w:val="000000"/>
-                <w:sz w:val="40"/>
-                <w:szCs w:val="40"/>
-                <w:lang w:bidi="ml-IN"/>
-              </w:rPr>
-              <w:t xml:space="preserve"> |</w:t>
+              <w:t>ÅmÉëþÌiÉÌ¸iÉÈ |</w:t>
             </w:r>
           </w:p>
         </w:tc>
@@ -13434,29 +11656,7 @@
           <w:szCs w:val="40"/>
           <w:lang w:val="en-IN" w:eastAsia="en-IN"/>
         </w:rPr>
-        <w:t>"</w:t>
-      </w:r>
-      <w:proofErr w:type="spellStart"/>
-      <w:r>
-        <w:rPr>
-          <w:rFonts w:ascii="BRH Devanagari" w:hAnsi="BRH Devanagari" w:cs="BRH Devanagari"/>
-          <w:color w:val="000000"/>
-          <w:sz w:val="40"/>
-          <w:szCs w:val="40"/>
-          <w:lang w:val="en-IN" w:eastAsia="en-IN"/>
-        </w:rPr>
-        <w:t>zlÉ</w:t>
-      </w:r>
-      <w:proofErr w:type="spellEnd"/>
-      <w:r>
-        <w:rPr>
-          <w:rFonts w:ascii="BRH Devanagari" w:hAnsi="BRH Devanagari" w:cs="BRH Devanagari"/>
-          <w:color w:val="000000"/>
-          <w:sz w:val="40"/>
-          <w:szCs w:val="40"/>
-          <w:lang w:val="en-IN" w:eastAsia="en-IN"/>
-        </w:rPr>
-        <w:t xml:space="preserve">" </w:t>
+        <w:t xml:space="preserve">"zlÉ" </w:t>
       </w:r>
       <w:r>
         <w:rPr>
@@ -13495,7 +11695,6 @@
         </w:rPr>
         <w:t>"</w:t>
       </w:r>
-      <w:proofErr w:type="spellStart"/>
       <w:proofErr w:type="gramEnd"/>
       <w:r>
         <w:rPr>
@@ -13508,7 +11707,6 @@
         </w:rPr>
         <w:t>zgÉ</w:t>
       </w:r>
-      <w:proofErr w:type="spellEnd"/>
       <w:r>
         <w:rPr>
           <w:rFonts w:ascii="BRH Devanagari" w:hAnsi="BRH Devanagari" w:cs="BRH Devanagari"/>
@@ -13561,6 +11759,54 @@
           <w:u w:val="single"/>
         </w:rPr>
       </w:pPr>
+    </w:p>
+    <w:p>
+      <w:pPr>
+        <w:jc w:val="center"/>
+        <w:rPr>
+          <w:b/>
+          <w:bCs/>
+          <w:sz w:val="32"/>
+          <w:szCs w:val="32"/>
+          <w:u w:val="single"/>
+        </w:rPr>
+      </w:pPr>
+    </w:p>
+    <w:p>
+      <w:pPr>
+        <w:jc w:val="center"/>
+        <w:rPr>
+          <w:b/>
+          <w:bCs/>
+          <w:sz w:val="32"/>
+          <w:szCs w:val="32"/>
+          <w:u w:val="single"/>
+        </w:rPr>
+      </w:pPr>
+    </w:p>
+    <w:p>
+      <w:pPr>
+        <w:jc w:val="center"/>
+        <w:rPr>
+          <w:b/>
+          <w:bCs/>
+          <w:sz w:val="32"/>
+          <w:szCs w:val="32"/>
+          <w:u w:val="single"/>
+        </w:rPr>
+      </w:pPr>
+    </w:p>
+    <w:p>
+      <w:pPr>
+        <w:jc w:val="center"/>
+        <w:rPr>
+          <w:b/>
+          <w:bCs/>
+          <w:sz w:val="32"/>
+          <w:szCs w:val="32"/>
+          <w:u w:val="single"/>
+        </w:rPr>
+      </w:pPr>
       <w:r>
         <w:rPr>
           <w:b/>
@@ -13569,6 +11815,7 @@
           <w:szCs w:val="32"/>
           <w:u w:val="single"/>
         </w:rPr>
+        <w:lastRenderedPageBreak/>
         <w:t xml:space="preserve">TS </w:t>
       </w:r>
       <w:r>
